--- a/Thesis/BachelorThesisStefanWerner.docx
+++ b/Thesis/BachelorThesisStefanWerner.docx
@@ -430,21 +430,7 @@
         <w:rPr>
           <w:szCs w:val="22"/>
         </w:rPr>
-        <w:t xml:space="preserve">Lorem ipsum dolor </w:t>
-      </w:r>
-      <w:proofErr w:type="gramStart"/>
-      <w:r>
-        <w:rPr>
-          <w:szCs w:val="22"/>
-        </w:rPr>
-        <w:t>sit</w:t>
-      </w:r>
-      <w:proofErr w:type="gramEnd"/>
-      <w:r>
-        <w:rPr>
-          <w:szCs w:val="22"/>
-        </w:rPr>
-        <w:t xml:space="preserve"> amet, consectetuer adipiscing elit. Maecenas porttitor congue massa. Fusce posuere, magna sed pulvinar ultricies, purus lectus malesuada libero, sit amet commodo magna eros quis urna.</w:t>
+        <w:t>Lorem ipsum dolor sit amet, consectetuer adipiscing elit. Maecenas porttitor congue massa. Fusce posuere, magna sed pulvinar ultricies, purus lectus malesuada libero, sit amet commodo magna eros quis urna.</w:t>
       </w:r>
     </w:p>
     <w:p>
@@ -700,21 +686,7 @@
         <w:rPr>
           <w:szCs w:val="22"/>
         </w:rPr>
-        <w:t xml:space="preserve">Lorem ipsum dolor </w:t>
-      </w:r>
-      <w:proofErr w:type="gramStart"/>
-      <w:r>
-        <w:rPr>
-          <w:szCs w:val="22"/>
-        </w:rPr>
-        <w:t>sit</w:t>
-      </w:r>
-      <w:proofErr w:type="gramEnd"/>
-      <w:r>
-        <w:rPr>
-          <w:szCs w:val="22"/>
-        </w:rPr>
-        <w:t xml:space="preserve"> amet, consectetuer adipiscing elit. Maecenas porttitor congue massa. Fusce posuere, magna sed pulvinar ultricies, purus lectus malesuada libero, sit amet commodo magna eros quis urna.</w:t>
+        <w:t>Lorem ipsum dolor sit amet, consectetuer adipiscing elit. Maecenas porttitor congue massa. Fusce posuere, magna sed pulvinar ultricies, purus lectus malesuada libero, sit amet commodo magna eros quis urna.</w:t>
       </w:r>
     </w:p>
     <w:p>
@@ -971,21 +943,7 @@
         <w:rPr>
           <w:szCs w:val="22"/>
         </w:rPr>
-        <w:t xml:space="preserve">Lorem ipsum dolor </w:t>
-      </w:r>
-      <w:proofErr w:type="gramStart"/>
-      <w:r>
-        <w:rPr>
-          <w:szCs w:val="22"/>
-        </w:rPr>
-        <w:t>sit</w:t>
-      </w:r>
-      <w:proofErr w:type="gramEnd"/>
-      <w:r>
-        <w:rPr>
-          <w:szCs w:val="22"/>
-        </w:rPr>
-        <w:t xml:space="preserve"> amet, consectetuer adipiscing elit. Maecenas porttitor congue massa. Fusce posuere, magna sed pulvinar ultricies, purus lectus malesuada libero, sit amet commodo magna eros quis urna.</w:t>
+        <w:t>Lorem ipsum dolor sit amet, consectetuer adipiscing elit. Maecenas porttitor congue massa. Fusce posuere, magna sed pulvinar ultricies, purus lectus malesuada libero, sit amet commodo magna eros quis urna.</w:t>
       </w:r>
     </w:p>
     <w:p>
@@ -1075,7 +1033,7 @@
       <w:r>
         <w:fldChar w:fldCharType="separate"/>
       </w:r>
-      <w:hyperlink w:anchor="_Toc226287669" w:history="1">
+      <w:hyperlink w:anchor="_Toc226290870" w:history="1">
         <w:r>
           <w:rPr>
             <w:rStyle w:val="Hyperlink"/>
@@ -1122,7 +1080,7 @@
             <w:noProof/>
             <w:webHidden/>
           </w:rPr>
-          <w:instrText xml:space="preserve"> PAGEREF _Toc226287669 \h </w:instrText>
+          <w:instrText xml:space="preserve"> PAGEREF _Toc226290870 \h </w:instrText>
         </w:r>
         <w:r>
           <w:rPr>
@@ -1142,7 +1100,7 @@
             <w:noProof/>
             <w:webHidden/>
           </w:rPr>
-          <w:t>6</w:t>
+          <w:t>7</w:t>
         </w:r>
         <w:r>
           <w:rPr>
@@ -1171,7 +1129,7 @@
           <w14:ligatures w14:val="standardContextual"/>
         </w:rPr>
       </w:pPr>
-      <w:hyperlink w:anchor="_Toc226287670" w:history="1">
+      <w:hyperlink w:anchor="_Toc226290871" w:history="1">
         <w:r>
           <w:rPr>
             <w:rStyle w:val="Hyperlink"/>
@@ -1218,7 +1176,7 @@
             <w:noProof/>
             <w:webHidden/>
           </w:rPr>
-          <w:instrText xml:space="preserve"> PAGEREF _Toc226287670 \h </w:instrText>
+          <w:instrText xml:space="preserve"> PAGEREF _Toc226290871 \h </w:instrText>
         </w:r>
         <w:r>
           <w:rPr>
@@ -1238,7 +1196,7 @@
             <w:noProof/>
             <w:webHidden/>
           </w:rPr>
-          <w:t>6</w:t>
+          <w:t>7</w:t>
         </w:r>
         <w:r>
           <w:rPr>
@@ -1267,7 +1225,7 @@
           <w14:ligatures w14:val="standardContextual"/>
         </w:rPr>
       </w:pPr>
-      <w:hyperlink w:anchor="_Toc226287671" w:history="1">
+      <w:hyperlink w:anchor="_Toc226290872" w:history="1">
         <w:r>
           <w:rPr>
             <w:rStyle w:val="Hyperlink"/>
@@ -1314,7 +1272,7 @@
             <w:noProof/>
             <w:webHidden/>
           </w:rPr>
-          <w:instrText xml:space="preserve"> PAGEREF _Toc226287671 \h </w:instrText>
+          <w:instrText xml:space="preserve"> PAGEREF _Toc226290872 \h </w:instrText>
         </w:r>
         <w:r>
           <w:rPr>
@@ -1334,7 +1292,7 @@
             <w:noProof/>
             <w:webHidden/>
           </w:rPr>
-          <w:t>6</w:t>
+          <w:t>7</w:t>
         </w:r>
         <w:r>
           <w:rPr>
@@ -1363,7 +1321,7 @@
           <w14:ligatures w14:val="standardContextual"/>
         </w:rPr>
       </w:pPr>
-      <w:hyperlink w:anchor="_Toc226287672" w:history="1">
+      <w:hyperlink w:anchor="_Toc226290873" w:history="1">
         <w:r>
           <w:rPr>
             <w:rStyle w:val="Hyperlink"/>
@@ -1410,7 +1368,7 @@
             <w:noProof/>
             <w:webHidden/>
           </w:rPr>
-          <w:instrText xml:space="preserve"> PAGEREF _Toc226287672 \h </w:instrText>
+          <w:instrText xml:space="preserve"> PAGEREF _Toc226290873 \h </w:instrText>
         </w:r>
         <w:r>
           <w:rPr>
@@ -1430,7 +1388,7 @@
             <w:noProof/>
             <w:webHidden/>
           </w:rPr>
-          <w:t>7</w:t>
+          <w:t>8</w:t>
         </w:r>
         <w:r>
           <w:rPr>
@@ -1459,7 +1417,7 @@
           <w14:ligatures w14:val="standardContextual"/>
         </w:rPr>
       </w:pPr>
-      <w:hyperlink w:anchor="_Toc226287673" w:history="1">
+      <w:hyperlink w:anchor="_Toc226290874" w:history="1">
         <w:r>
           <w:rPr>
             <w:rStyle w:val="Hyperlink"/>
@@ -1506,7 +1464,7 @@
             <w:noProof/>
             <w:webHidden/>
           </w:rPr>
-          <w:instrText xml:space="preserve"> PAGEREF _Toc226287673 \h </w:instrText>
+          <w:instrText xml:space="preserve"> PAGEREF _Toc226290874 \h </w:instrText>
         </w:r>
         <w:r>
           <w:rPr>
@@ -1526,7 +1484,7 @@
             <w:noProof/>
             <w:webHidden/>
           </w:rPr>
-          <w:t>7</w:t>
+          <w:t>8</w:t>
         </w:r>
         <w:r>
           <w:rPr>
@@ -1551,7 +1509,7 @@
           <w14:ligatures w14:val="standardContextual"/>
         </w:rPr>
       </w:pPr>
-      <w:hyperlink w:anchor="_Toc226287674" w:history="1">
+      <w:hyperlink w:anchor="_Toc226290875" w:history="1">
         <w:r>
           <w:rPr>
             <w:rStyle w:val="Hyperlink"/>
@@ -1598,7 +1556,7 @@
             <w:noProof/>
             <w:webHidden/>
           </w:rPr>
-          <w:instrText xml:space="preserve"> PAGEREF _Toc226287674 \h </w:instrText>
+          <w:instrText xml:space="preserve"> PAGEREF _Toc226290875 \h </w:instrText>
         </w:r>
         <w:r>
           <w:rPr>
@@ -1618,7 +1576,7 @@
             <w:noProof/>
             <w:webHidden/>
           </w:rPr>
-          <w:t>7</w:t>
+          <w:t>8</w:t>
         </w:r>
         <w:r>
           <w:rPr>
@@ -1647,7 +1605,7 @@
           <w14:ligatures w14:val="standardContextual"/>
         </w:rPr>
       </w:pPr>
-      <w:hyperlink w:anchor="_Toc226287675" w:history="1">
+      <w:hyperlink w:anchor="_Toc226290876" w:history="1">
         <w:r>
           <w:rPr>
             <w:rStyle w:val="Hyperlink"/>
@@ -1694,7 +1652,7 @@
             <w:noProof/>
             <w:webHidden/>
           </w:rPr>
-          <w:instrText xml:space="preserve"> PAGEREF _Toc226287675 \h </w:instrText>
+          <w:instrText xml:space="preserve"> PAGEREF _Toc226290876 \h </w:instrText>
         </w:r>
         <w:r>
           <w:rPr>
@@ -1714,7 +1672,7 @@
             <w:noProof/>
             <w:webHidden/>
           </w:rPr>
-          <w:t>7</w:t>
+          <w:t>8</w:t>
         </w:r>
         <w:r>
           <w:rPr>
@@ -1743,7 +1701,7 @@
           <w14:ligatures w14:val="standardContextual"/>
         </w:rPr>
       </w:pPr>
-      <w:hyperlink w:anchor="_Toc226287676" w:history="1">
+      <w:hyperlink w:anchor="_Toc226290877" w:history="1">
         <w:r>
           <w:rPr>
             <w:rStyle w:val="Hyperlink"/>
@@ -1790,7 +1748,7 @@
             <w:noProof/>
             <w:webHidden/>
           </w:rPr>
-          <w:instrText xml:space="preserve"> PAGEREF _Toc226287676 \h </w:instrText>
+          <w:instrText xml:space="preserve"> PAGEREF _Toc226290877 \h </w:instrText>
         </w:r>
         <w:r>
           <w:rPr>
@@ -1810,7 +1768,7 @@
             <w:noProof/>
             <w:webHidden/>
           </w:rPr>
-          <w:t>9</w:t>
+          <w:t>10</w:t>
         </w:r>
         <w:r>
           <w:rPr>
@@ -1835,7 +1793,7 @@
           <w14:ligatures w14:val="standardContextual"/>
         </w:rPr>
       </w:pPr>
-      <w:hyperlink w:anchor="_Toc226287677" w:history="1">
+      <w:hyperlink w:anchor="_Toc226290878" w:history="1">
         <w:r>
           <w:rPr>
             <w:rStyle w:val="Hyperlink"/>
@@ -1882,7 +1840,7 @@
             <w:noProof/>
             <w:webHidden/>
           </w:rPr>
-          <w:instrText xml:space="preserve"> PAGEREF _Toc226287677 \h </w:instrText>
+          <w:instrText xml:space="preserve"> PAGEREF _Toc226290878 \h </w:instrText>
         </w:r>
         <w:r>
           <w:rPr>
@@ -1902,7 +1860,7 @@
             <w:noProof/>
             <w:webHidden/>
           </w:rPr>
-          <w:t>9</w:t>
+          <w:t>10</w:t>
         </w:r>
         <w:r>
           <w:rPr>
@@ -1930,7 +1888,7 @@
           <w14:ligatures w14:val="standardContextual"/>
         </w:rPr>
       </w:pPr>
-      <w:hyperlink w:anchor="_Toc226287678" w:history="1">
+      <w:hyperlink w:anchor="_Toc226290879" w:history="1">
         <w:r>
           <w:rPr>
             <w:rStyle w:val="Hyperlink"/>
@@ -1976,7 +1934,7 @@
             <w:noProof/>
             <w:webHidden/>
           </w:rPr>
-          <w:instrText xml:space="preserve"> PAGEREF _Toc226287678 \h </w:instrText>
+          <w:instrText xml:space="preserve"> PAGEREF _Toc226290879 \h </w:instrText>
         </w:r>
         <w:r>
           <w:rPr>
@@ -1996,7 +1954,7 @@
             <w:noProof/>
             <w:webHidden/>
           </w:rPr>
-          <w:t>9</w:t>
+          <w:t>11</w:t>
         </w:r>
         <w:r>
           <w:rPr>
@@ -2025,7 +1983,7 @@
           <w14:ligatures w14:val="standardContextual"/>
         </w:rPr>
       </w:pPr>
-      <w:hyperlink w:anchor="_Toc226287679" w:history="1">
+      <w:hyperlink w:anchor="_Toc226290880" w:history="1">
         <w:r>
           <w:rPr>
             <w:rStyle w:val="Hyperlink"/>
@@ -2072,7 +2030,7 @@
             <w:noProof/>
             <w:webHidden/>
           </w:rPr>
-          <w:instrText xml:space="preserve"> PAGEREF _Toc226287679 \h </w:instrText>
+          <w:instrText xml:space="preserve"> PAGEREF _Toc226290880 \h </w:instrText>
         </w:r>
         <w:r>
           <w:rPr>
@@ -2092,7 +2050,7 @@
             <w:noProof/>
             <w:webHidden/>
           </w:rPr>
-          <w:t>10</w:t>
+          <w:t>11</w:t>
         </w:r>
         <w:r>
           <w:rPr>
@@ -2120,7 +2078,7 @@
           <w14:ligatures w14:val="standardContextual"/>
         </w:rPr>
       </w:pPr>
-      <w:hyperlink w:anchor="_Toc226287680" w:history="1">
+      <w:hyperlink w:anchor="_Toc226290881" w:history="1">
         <w:r>
           <w:rPr>
             <w:rStyle w:val="Hyperlink"/>
@@ -2166,7 +2124,7 @@
             <w:noProof/>
             <w:webHidden/>
           </w:rPr>
-          <w:instrText xml:space="preserve"> PAGEREF _Toc226287680 \h </w:instrText>
+          <w:instrText xml:space="preserve"> PAGEREF _Toc226290881 \h </w:instrText>
         </w:r>
         <w:r>
           <w:rPr>
@@ -2186,7 +2144,7 @@
             <w:noProof/>
             <w:webHidden/>
           </w:rPr>
-          <w:t>10</w:t>
+          <w:t>11</w:t>
         </w:r>
         <w:r>
           <w:rPr>
@@ -2215,7 +2173,7 @@
           <w14:ligatures w14:val="standardContextual"/>
         </w:rPr>
       </w:pPr>
-      <w:hyperlink w:anchor="_Toc226287681" w:history="1">
+      <w:hyperlink w:anchor="_Toc226290882" w:history="1">
         <w:r>
           <w:rPr>
             <w:rStyle w:val="Hyperlink"/>
@@ -2262,7 +2220,7 @@
             <w:noProof/>
             <w:webHidden/>
           </w:rPr>
-          <w:instrText xml:space="preserve"> PAGEREF _Toc226287681 \h </w:instrText>
+          <w:instrText xml:space="preserve"> PAGEREF _Toc226290882 \h </w:instrText>
         </w:r>
         <w:r>
           <w:rPr>
@@ -2282,7 +2240,7 @@
             <w:noProof/>
             <w:webHidden/>
           </w:rPr>
-          <w:t>11</w:t>
+          <w:t>12</w:t>
         </w:r>
         <w:r>
           <w:rPr>
@@ -2307,7 +2265,7 @@
           <w14:ligatures w14:val="standardContextual"/>
         </w:rPr>
       </w:pPr>
-      <w:hyperlink w:anchor="_Toc226287682" w:history="1">
+      <w:hyperlink w:anchor="_Toc226290883" w:history="1">
         <w:r>
           <w:rPr>
             <w:rStyle w:val="Hyperlink"/>
@@ -2354,7 +2312,7 @@
             <w:noProof/>
             <w:webHidden/>
           </w:rPr>
-          <w:instrText xml:space="preserve"> PAGEREF _Toc226287682 \h </w:instrText>
+          <w:instrText xml:space="preserve"> PAGEREF _Toc226290883 \h </w:instrText>
         </w:r>
         <w:r>
           <w:rPr>
@@ -2374,7 +2332,7 @@
             <w:noProof/>
             <w:webHidden/>
           </w:rPr>
-          <w:t>11</w:t>
+          <w:t>13</w:t>
         </w:r>
         <w:r>
           <w:rPr>
@@ -2403,7 +2361,7 @@
           <w14:ligatures w14:val="standardContextual"/>
         </w:rPr>
       </w:pPr>
-      <w:hyperlink w:anchor="_Toc226287683" w:history="1">
+      <w:hyperlink w:anchor="_Toc226290884" w:history="1">
         <w:r>
           <w:rPr>
             <w:rStyle w:val="Hyperlink"/>
@@ -2450,7 +2408,7 @@
             <w:noProof/>
             <w:webHidden/>
           </w:rPr>
-          <w:instrText xml:space="preserve"> PAGEREF _Toc226287683 \h </w:instrText>
+          <w:instrText xml:space="preserve"> PAGEREF _Toc226290884 \h </w:instrText>
         </w:r>
         <w:r>
           <w:rPr>
@@ -2470,7 +2428,7 @@
             <w:noProof/>
             <w:webHidden/>
           </w:rPr>
-          <w:t>13</w:t>
+          <w:t>14</w:t>
         </w:r>
         <w:r>
           <w:rPr>
@@ -2499,7 +2457,7 @@
           <w14:ligatures w14:val="standardContextual"/>
         </w:rPr>
       </w:pPr>
-      <w:hyperlink w:anchor="_Toc226287684" w:history="1">
+      <w:hyperlink w:anchor="_Toc226290885" w:history="1">
         <w:r>
           <w:rPr>
             <w:rStyle w:val="Hyperlink"/>
@@ -2546,7 +2504,7 @@
             <w:noProof/>
             <w:webHidden/>
           </w:rPr>
-          <w:instrText xml:space="preserve"> PAGEREF _Toc226287684 \h </w:instrText>
+          <w:instrText xml:space="preserve"> PAGEREF _Toc226290885 \h </w:instrText>
         </w:r>
         <w:r>
           <w:rPr>
@@ -2566,7 +2524,7 @@
             <w:noProof/>
             <w:webHidden/>
           </w:rPr>
-          <w:t>13</w:t>
+          <w:t>15</w:t>
         </w:r>
         <w:r>
           <w:rPr>
@@ -2595,7 +2553,7 @@
           <w14:ligatures w14:val="standardContextual"/>
         </w:rPr>
       </w:pPr>
-      <w:hyperlink w:anchor="_Toc226287685" w:history="1">
+      <w:hyperlink w:anchor="_Toc226290886" w:history="1">
         <w:r>
           <w:rPr>
             <w:rStyle w:val="Hyperlink"/>
@@ -2642,7 +2600,7 @@
             <w:noProof/>
             <w:webHidden/>
           </w:rPr>
-          <w:instrText xml:space="preserve"> PAGEREF _Toc226287685 \h </w:instrText>
+          <w:instrText xml:space="preserve"> PAGEREF _Toc226290886 \h </w:instrText>
         </w:r>
         <w:r>
           <w:rPr>
@@ -2662,7 +2620,7 @@
             <w:noProof/>
             <w:webHidden/>
           </w:rPr>
-          <w:t>14</w:t>
+          <w:t>16</w:t>
         </w:r>
         <w:r>
           <w:rPr>
@@ -2687,7 +2645,7 @@
           <w14:ligatures w14:val="standardContextual"/>
         </w:rPr>
       </w:pPr>
-      <w:hyperlink w:anchor="_Toc226287686" w:history="1">
+      <w:hyperlink w:anchor="_Toc226290887" w:history="1">
         <w:r>
           <w:rPr>
             <w:rStyle w:val="Hyperlink"/>
@@ -2734,7 +2692,7 @@
             <w:noProof/>
             <w:webHidden/>
           </w:rPr>
-          <w:instrText xml:space="preserve"> PAGEREF _Toc226287686 \h </w:instrText>
+          <w:instrText xml:space="preserve"> PAGEREF _Toc226290887 \h </w:instrText>
         </w:r>
         <w:r>
           <w:rPr>
@@ -2754,7 +2712,7 @@
             <w:noProof/>
             <w:webHidden/>
           </w:rPr>
-          <w:t>15</w:t>
+          <w:t>17</w:t>
         </w:r>
         <w:r>
           <w:rPr>
@@ -2783,7 +2741,7 @@
           <w14:ligatures w14:val="standardContextual"/>
         </w:rPr>
       </w:pPr>
-      <w:hyperlink w:anchor="_Toc226287687" w:history="1">
+      <w:hyperlink w:anchor="_Toc226290888" w:history="1">
         <w:r>
           <w:rPr>
             <w:rStyle w:val="Hyperlink"/>
@@ -2830,7 +2788,7 @@
             <w:noProof/>
             <w:webHidden/>
           </w:rPr>
-          <w:instrText xml:space="preserve"> PAGEREF _Toc226287687 \h </w:instrText>
+          <w:instrText xml:space="preserve"> PAGEREF _Toc226290888 \h </w:instrText>
         </w:r>
         <w:r>
           <w:rPr>
@@ -2850,7 +2808,7 @@
             <w:noProof/>
             <w:webHidden/>
           </w:rPr>
-          <w:t>15</w:t>
+          <w:t>17</w:t>
         </w:r>
         <w:r>
           <w:rPr>
@@ -2879,7 +2837,7 @@
           <w14:ligatures w14:val="standardContextual"/>
         </w:rPr>
       </w:pPr>
-      <w:hyperlink w:anchor="_Toc226287688" w:history="1">
+      <w:hyperlink w:anchor="_Toc226290889" w:history="1">
         <w:r>
           <w:rPr>
             <w:rStyle w:val="Hyperlink"/>
@@ -2926,7 +2884,7 @@
             <w:noProof/>
             <w:webHidden/>
           </w:rPr>
-          <w:instrText xml:space="preserve"> PAGEREF _Toc226287688 \h </w:instrText>
+          <w:instrText xml:space="preserve"> PAGEREF _Toc226290889 \h </w:instrText>
         </w:r>
         <w:r>
           <w:rPr>
@@ -2946,7 +2904,7 @@
             <w:noProof/>
             <w:webHidden/>
           </w:rPr>
-          <w:t>16</w:t>
+          <w:t>18</w:t>
         </w:r>
         <w:r>
           <w:rPr>
@@ -2970,7 +2928,7 @@
           <w14:ligatures w14:val="standardContextual"/>
         </w:rPr>
       </w:pPr>
-      <w:hyperlink w:anchor="_Toc226287689" w:history="1">
+      <w:hyperlink w:anchor="_Toc226290890" w:history="1">
         <w:r>
           <w:rPr>
             <w:rStyle w:val="Hyperlink"/>
@@ -3016,7 +2974,7 @@
             <w:noProof/>
             <w:webHidden/>
           </w:rPr>
-          <w:instrText xml:space="preserve"> PAGEREF _Toc226287689 \h </w:instrText>
+          <w:instrText xml:space="preserve"> PAGEREF _Toc226290890 \h </w:instrText>
         </w:r>
         <w:r>
           <w:rPr>
@@ -3036,7 +2994,7 @@
             <w:noProof/>
             <w:webHidden/>
           </w:rPr>
-          <w:t>17</w:t>
+          <w:t>19</w:t>
         </w:r>
         <w:r>
           <w:rPr>
@@ -3060,7 +3018,7 @@
           <w14:ligatures w14:val="standardContextual"/>
         </w:rPr>
       </w:pPr>
-      <w:hyperlink w:anchor="_Toc226287690" w:history="1">
+      <w:hyperlink w:anchor="_Toc226290891" w:history="1">
         <w:r>
           <w:rPr>
             <w:rStyle w:val="Hyperlink"/>
@@ -3106,7 +3064,7 @@
             <w:noProof/>
             <w:webHidden/>
           </w:rPr>
-          <w:instrText xml:space="preserve"> PAGEREF _Toc226287690 \h </w:instrText>
+          <w:instrText xml:space="preserve"> PAGEREF _Toc226290891 \h </w:instrText>
         </w:r>
         <w:r>
           <w:rPr>
@@ -3126,7 +3084,7 @@
             <w:noProof/>
             <w:webHidden/>
           </w:rPr>
-          <w:t>18</w:t>
+          <w:t>19</w:t>
         </w:r>
         <w:r>
           <w:rPr>
@@ -3150,7 +3108,7 @@
           <w14:ligatures w14:val="standardContextual"/>
         </w:rPr>
       </w:pPr>
-      <w:hyperlink w:anchor="_Toc226287691" w:history="1">
+      <w:hyperlink w:anchor="_Toc226290892" w:history="1">
         <w:r>
           <w:rPr>
             <w:rStyle w:val="Hyperlink"/>
@@ -3196,7 +3154,7 @@
             <w:noProof/>
             <w:webHidden/>
           </w:rPr>
-          <w:instrText xml:space="preserve"> PAGEREF _Toc226287691 \h </w:instrText>
+          <w:instrText xml:space="preserve"> PAGEREF _Toc226290892 \h </w:instrText>
         </w:r>
         <w:r>
           <w:rPr>
@@ -3216,7 +3174,7 @@
             <w:noProof/>
             <w:webHidden/>
           </w:rPr>
-          <w:t>18</w:t>
+          <w:t>20</w:t>
         </w:r>
         <w:r>
           <w:rPr>
@@ -3240,7 +3198,7 @@
           <w14:ligatures w14:val="standardContextual"/>
         </w:rPr>
       </w:pPr>
-      <w:hyperlink w:anchor="_Toc226287692" w:history="1">
+      <w:hyperlink w:anchor="_Toc226290893" w:history="1">
         <w:r>
           <w:rPr>
             <w:rStyle w:val="Hyperlink"/>
@@ -3286,7 +3244,7 @@
             <w:noProof/>
             <w:webHidden/>
           </w:rPr>
-          <w:instrText xml:space="preserve"> PAGEREF _Toc226287692 \h </w:instrText>
+          <w:instrText xml:space="preserve"> PAGEREF _Toc226290893 \h </w:instrText>
         </w:r>
         <w:r>
           <w:rPr>
@@ -3306,7 +3264,7 @@
             <w:noProof/>
             <w:webHidden/>
           </w:rPr>
-          <w:t>19</w:t>
+          <w:t>20</w:t>
         </w:r>
         <w:r>
           <w:rPr>
@@ -3335,7 +3293,7 @@
           <w14:ligatures w14:val="standardContextual"/>
         </w:rPr>
       </w:pPr>
-      <w:hyperlink w:anchor="_Toc226287693" w:history="1">
+      <w:hyperlink w:anchor="_Toc226290894" w:history="1">
         <w:r>
           <w:rPr>
             <w:rStyle w:val="Hyperlink"/>
@@ -3382,7 +3340,7 @@
             <w:noProof/>
             <w:webHidden/>
           </w:rPr>
-          <w:instrText xml:space="preserve"> PAGEREF _Toc226287693 \h </w:instrText>
+          <w:instrText xml:space="preserve"> PAGEREF _Toc226290894 \h </w:instrText>
         </w:r>
         <w:r>
           <w:rPr>
@@ -3402,7 +3360,7 @@
             <w:noProof/>
             <w:webHidden/>
           </w:rPr>
-          <w:t>19</w:t>
+          <w:t>21</w:t>
         </w:r>
         <w:r>
           <w:rPr>
@@ -3430,7 +3388,7 @@
           <w14:ligatures w14:val="standardContextual"/>
         </w:rPr>
       </w:pPr>
-      <w:hyperlink w:anchor="_Toc226287694" w:history="1">
+      <w:hyperlink w:anchor="_Toc226290895" w:history="1">
         <w:r>
           <w:rPr>
             <w:rStyle w:val="Hyperlink"/>
@@ -3476,7 +3434,7 @@
             <w:noProof/>
             <w:webHidden/>
           </w:rPr>
-          <w:instrText xml:space="preserve"> PAGEREF _Toc226287694 \h </w:instrText>
+          <w:instrText xml:space="preserve"> PAGEREF _Toc226290895 \h </w:instrText>
         </w:r>
         <w:r>
           <w:rPr>
@@ -3496,7 +3454,7 @@
             <w:noProof/>
             <w:webHidden/>
           </w:rPr>
-          <w:t>20</w:t>
+          <w:t>21</w:t>
         </w:r>
         <w:r>
           <w:rPr>
@@ -3524,7 +3482,7 @@
           <w14:ligatures w14:val="standardContextual"/>
         </w:rPr>
       </w:pPr>
-      <w:hyperlink w:anchor="_Toc226287695" w:history="1">
+      <w:hyperlink w:anchor="_Toc226290896" w:history="1">
         <w:r>
           <w:rPr>
             <w:rStyle w:val="Hyperlink"/>
@@ -3570,7 +3528,7 @@
             <w:noProof/>
             <w:webHidden/>
           </w:rPr>
-          <w:instrText xml:space="preserve"> PAGEREF _Toc226287695 \h </w:instrText>
+          <w:instrText xml:space="preserve"> PAGEREF _Toc226290896 \h </w:instrText>
         </w:r>
         <w:r>
           <w:rPr>
@@ -3590,7 +3548,189 @@
             <w:noProof/>
             <w:webHidden/>
           </w:rPr>
-          <w:t>20</w:t>
+          <w:t>22</w:t>
+        </w:r>
+        <w:r>
+          <w:rPr>
+            <w:noProof/>
+            <w:webHidden/>
+          </w:rPr>
+          <w:fldChar w:fldCharType="end"/>
+        </w:r>
+      </w:hyperlink>
+    </w:p>
+    <w:p>
+      <w:pPr>
+        <w:pStyle w:val="Verzeichnis4"/>
+        <w:tabs>
+          <w:tab w:val="left" w:pos="1200"/>
+          <w:tab w:val="right" w:leader="dot" w:pos="9060"/>
+        </w:tabs>
+        <w:rPr>
+          <w:rFonts w:asciiTheme="minorHAnsi" w:eastAsiaTheme="minorEastAsia" w:hAnsiTheme="minorHAnsi" w:cstheme="minorBidi"/>
+          <w:noProof/>
+          <w:kern w:val="2"/>
+          <w:sz w:val="24"/>
+          <w:szCs w:val="24"/>
+          <w:lang w:val="de-AT" w:eastAsia="de-AT"/>
+          <w14:ligatures w14:val="standardContextual"/>
+        </w:rPr>
+      </w:pPr>
+      <w:hyperlink w:anchor="_Toc226290897" w:history="1">
+        <w:r>
+          <w:rPr>
+            <w:rStyle w:val="Hyperlink"/>
+            <w:noProof/>
+          </w:rPr>
+          <w:t>5.3.1.3</w:t>
+        </w:r>
+        <w:r>
+          <w:rPr>
+            <w:rFonts w:asciiTheme="minorHAnsi" w:eastAsiaTheme="minorEastAsia" w:hAnsiTheme="minorHAnsi" w:cstheme="minorBidi"/>
+            <w:noProof/>
+            <w:kern w:val="2"/>
+            <w:sz w:val="24"/>
+            <w:szCs w:val="24"/>
+            <w:lang w:val="de-AT" w:eastAsia="de-AT"/>
+            <w14:ligatures w14:val="standardContextual"/>
+          </w:rPr>
+          <w:tab/>
+        </w:r>
+        <w:r>
+          <w:rPr>
+            <w:rStyle w:val="Hyperlink"/>
+            <w:noProof/>
+          </w:rPr>
+          <w:t>Splitting</w:t>
+        </w:r>
+        <w:r>
+          <w:rPr>
+            <w:noProof/>
+            <w:webHidden/>
+          </w:rPr>
+          <w:tab/>
+        </w:r>
+        <w:r>
+          <w:rPr>
+            <w:noProof/>
+            <w:webHidden/>
+          </w:rPr>
+          <w:fldChar w:fldCharType="begin"/>
+        </w:r>
+        <w:r>
+          <w:rPr>
+            <w:noProof/>
+            <w:webHidden/>
+          </w:rPr>
+          <w:instrText xml:space="preserve"> PAGEREF _Toc226290897 \h </w:instrText>
+        </w:r>
+        <w:r>
+          <w:rPr>
+            <w:noProof/>
+            <w:webHidden/>
+          </w:rPr>
+        </w:r>
+        <w:r>
+          <w:rPr>
+            <w:noProof/>
+            <w:webHidden/>
+          </w:rPr>
+          <w:fldChar w:fldCharType="separate"/>
+        </w:r>
+        <w:r>
+          <w:rPr>
+            <w:noProof/>
+            <w:webHidden/>
+          </w:rPr>
+          <w:t>22</w:t>
+        </w:r>
+        <w:r>
+          <w:rPr>
+            <w:noProof/>
+            <w:webHidden/>
+          </w:rPr>
+          <w:fldChar w:fldCharType="end"/>
+        </w:r>
+      </w:hyperlink>
+    </w:p>
+    <w:p>
+      <w:pPr>
+        <w:pStyle w:val="Verzeichnis4"/>
+        <w:tabs>
+          <w:tab w:val="left" w:pos="1200"/>
+          <w:tab w:val="right" w:leader="dot" w:pos="9060"/>
+        </w:tabs>
+        <w:rPr>
+          <w:noProof/>
+        </w:rPr>
+      </w:pPr>
+      <w:hyperlink w:anchor="_Toc226290898" w:history="1">
+        <w:r>
+          <w:rPr>
+            <w:rStyle w:val="Hyperlink"/>
+            <w:noProof/>
+          </w:rPr>
+          <w:t>5.3.1.4</w:t>
+        </w:r>
+        <w:r>
+          <w:rPr>
+            <w:rFonts w:asciiTheme="minorHAnsi" w:eastAsiaTheme="minorEastAsia" w:hAnsiTheme="minorHAnsi" w:cstheme="minorBidi"/>
+            <w:noProof/>
+            <w:kern w:val="2"/>
+            <w:sz w:val="24"/>
+            <w:szCs w:val="24"/>
+            <w:lang w:val="de-AT" w:eastAsia="de-AT"/>
+            <w14:ligatures w14:val="standardContextual"/>
+          </w:rPr>
+          <w:tab/>
+        </w:r>
+        <w:r>
+          <w:rPr>
+            <w:rStyle w:val="Hyperlink"/>
+            <w:noProof/>
+          </w:rPr>
+          <w:t>Reconstruction</w:t>
+        </w:r>
+        <w:r>
+          <w:rPr>
+            <w:noProof/>
+            <w:webHidden/>
+          </w:rPr>
+          <w:tab/>
+        </w:r>
+        <w:r>
+          <w:rPr>
+            <w:noProof/>
+            <w:webHidden/>
+          </w:rPr>
+          <w:fldChar w:fldCharType="begin"/>
+        </w:r>
+        <w:r>
+          <w:rPr>
+            <w:noProof/>
+            <w:webHidden/>
+          </w:rPr>
+          <w:instrText xml:space="preserve"> PAGEREF _Toc226290898 \h </w:instrText>
+        </w:r>
+        <w:r>
+          <w:rPr>
+            <w:noProof/>
+            <w:webHidden/>
+          </w:rPr>
+        </w:r>
+        <w:r>
+          <w:rPr>
+            <w:noProof/>
+            <w:webHidden/>
+          </w:rPr>
+          <w:fldChar w:fldCharType="separate"/>
+        </w:r>
+        <w:r>
+          <w:rPr>
+            <w:noProof/>
+            <w:webHidden/>
+          </w:rPr>
+          <w:t>23</w:t>
         </w:r>
         <w:r>
           <w:rPr>
@@ -3615,7 +3755,7 @@
           <w14:ligatures w14:val="standardContextual"/>
         </w:rPr>
       </w:pPr>
-      <w:hyperlink w:anchor="_Toc226287696" w:history="1">
+      <w:hyperlink w:anchor="_Toc226290899" w:history="1">
         <w:r>
           <w:rPr>
             <w:rStyle w:val="Hyperlink"/>
@@ -3662,7 +3802,7 @@
             <w:noProof/>
             <w:webHidden/>
           </w:rPr>
-          <w:instrText xml:space="preserve"> PAGEREF _Toc226287696 \h </w:instrText>
+          <w:instrText xml:space="preserve"> PAGEREF _Toc226290899 \h </w:instrText>
         </w:r>
         <w:r>
           <w:rPr>
@@ -3682,7 +3822,7 @@
             <w:noProof/>
             <w:webHidden/>
           </w:rPr>
-          <w:t>21</w:t>
+          <w:t>24</w:t>
         </w:r>
         <w:r>
           <w:rPr>
@@ -3707,7 +3847,7 @@
           <w14:ligatures w14:val="standardContextual"/>
         </w:rPr>
       </w:pPr>
-      <w:hyperlink w:anchor="_Toc226287697" w:history="1">
+      <w:hyperlink w:anchor="_Toc226290900" w:history="1">
         <w:r>
           <w:rPr>
             <w:rStyle w:val="Hyperlink"/>
@@ -3754,7 +3894,7 @@
             <w:noProof/>
             <w:webHidden/>
           </w:rPr>
-          <w:instrText xml:space="preserve"> PAGEREF _Toc226287697 \h </w:instrText>
+          <w:instrText xml:space="preserve"> PAGEREF _Toc226290900 \h </w:instrText>
         </w:r>
         <w:r>
           <w:rPr>
@@ -3774,7 +3914,7 @@
             <w:noProof/>
             <w:webHidden/>
           </w:rPr>
-          <w:t>21</w:t>
+          <w:t>24</w:t>
         </w:r>
         <w:r>
           <w:rPr>
@@ -3803,7 +3943,7 @@
           <w14:ligatures w14:val="standardContextual"/>
         </w:rPr>
       </w:pPr>
-      <w:hyperlink w:anchor="_Toc226287698" w:history="1">
+      <w:hyperlink w:anchor="_Toc226290901" w:history="1">
         <w:r>
           <w:rPr>
             <w:rStyle w:val="Hyperlink"/>
@@ -3850,7 +3990,7 @@
             <w:noProof/>
             <w:webHidden/>
           </w:rPr>
-          <w:instrText xml:space="preserve"> PAGEREF _Toc226287698 \h </w:instrText>
+          <w:instrText xml:space="preserve"> PAGEREF _Toc226290901 \h </w:instrText>
         </w:r>
         <w:r>
           <w:rPr>
@@ -3870,7 +4010,7 @@
             <w:noProof/>
             <w:webHidden/>
           </w:rPr>
-          <w:t>21</w:t>
+          <w:t>24</w:t>
         </w:r>
         <w:r>
           <w:rPr>
@@ -3899,7 +4039,7 @@
           <w14:ligatures w14:val="standardContextual"/>
         </w:rPr>
       </w:pPr>
-      <w:hyperlink w:anchor="_Toc226287699" w:history="1">
+      <w:hyperlink w:anchor="_Toc226290902" w:history="1">
         <w:r>
           <w:rPr>
             <w:rStyle w:val="Hyperlink"/>
@@ -3946,7 +4086,7 @@
             <w:noProof/>
             <w:webHidden/>
           </w:rPr>
-          <w:instrText xml:space="preserve"> PAGEREF _Toc226287699 \h </w:instrText>
+          <w:instrText xml:space="preserve"> PAGEREF _Toc226290902 \h </w:instrText>
         </w:r>
         <w:r>
           <w:rPr>
@@ -3966,7 +4106,7 @@
             <w:noProof/>
             <w:webHidden/>
           </w:rPr>
-          <w:t>21</w:t>
+          <w:t>24</w:t>
         </w:r>
         <w:r>
           <w:rPr>
@@ -3990,7 +4130,7 @@
           <w14:ligatures w14:val="standardContextual"/>
         </w:rPr>
       </w:pPr>
-      <w:hyperlink w:anchor="_Toc226287700" w:history="1">
+      <w:hyperlink w:anchor="_Toc226290903" w:history="1">
         <w:r>
           <w:rPr>
             <w:rStyle w:val="Hyperlink"/>
@@ -4038,7 +4178,7 @@
             <w:noProof/>
             <w:webHidden/>
           </w:rPr>
-          <w:instrText xml:space="preserve"> PAGEREF _Toc226287700 \h </w:instrText>
+          <w:instrText xml:space="preserve"> PAGEREF _Toc226290903 \h </w:instrText>
         </w:r>
         <w:r>
           <w:rPr>
@@ -4058,7 +4198,7 @@
             <w:noProof/>
             <w:webHidden/>
           </w:rPr>
-          <w:t>21</w:t>
+          <w:t>25</w:t>
         </w:r>
         <w:r>
           <w:rPr>
@@ -4082,7 +4222,7 @@
           <w14:ligatures w14:val="standardContextual"/>
         </w:rPr>
       </w:pPr>
-      <w:hyperlink w:anchor="_Toc226287701" w:history="1">
+      <w:hyperlink w:anchor="_Toc226290904" w:history="1">
         <w:r>
           <w:rPr>
             <w:rStyle w:val="Hyperlink"/>
@@ -4130,7 +4270,7 @@
             <w:noProof/>
             <w:webHidden/>
           </w:rPr>
-          <w:instrText xml:space="preserve"> PAGEREF _Toc226287701 \h </w:instrText>
+          <w:instrText xml:space="preserve"> PAGEREF _Toc226290904 \h </w:instrText>
         </w:r>
         <w:r>
           <w:rPr>
@@ -4150,7 +4290,7 @@
             <w:noProof/>
             <w:webHidden/>
           </w:rPr>
-          <w:t>22</w:t>
+          <w:t>25</w:t>
         </w:r>
         <w:r>
           <w:rPr>
@@ -4174,7 +4314,7 @@
           <w14:ligatures w14:val="standardContextual"/>
         </w:rPr>
       </w:pPr>
-      <w:hyperlink w:anchor="_Toc226287702" w:history="1">
+      <w:hyperlink w:anchor="_Toc226290905" w:history="1">
         <w:r>
           <w:rPr>
             <w:rStyle w:val="Hyperlink"/>
@@ -4222,7 +4362,7 @@
             <w:noProof/>
             <w:webHidden/>
           </w:rPr>
-          <w:instrText xml:space="preserve"> PAGEREF _Toc226287702 \h </w:instrText>
+          <w:instrText xml:space="preserve"> PAGEREF _Toc226290905 \h </w:instrText>
         </w:r>
         <w:r>
           <w:rPr>
@@ -4242,7 +4382,7 @@
             <w:noProof/>
             <w:webHidden/>
           </w:rPr>
-          <w:t>22</w:t>
+          <w:t>25</w:t>
         </w:r>
         <w:r>
           <w:rPr>
@@ -4271,7 +4411,7 @@
           <w14:ligatures w14:val="standardContextual"/>
         </w:rPr>
       </w:pPr>
-      <w:hyperlink w:anchor="_Toc226287703" w:history="1">
+      <w:hyperlink w:anchor="_Toc226290906" w:history="1">
         <w:r>
           <w:rPr>
             <w:rStyle w:val="Hyperlink"/>
@@ -4318,7 +4458,7 @@
             <w:noProof/>
             <w:webHidden/>
           </w:rPr>
-          <w:instrText xml:space="preserve"> PAGEREF _Toc226287703 \h </w:instrText>
+          <w:instrText xml:space="preserve"> PAGEREF _Toc226290906 \h </w:instrText>
         </w:r>
         <w:r>
           <w:rPr>
@@ -4338,7 +4478,7 @@
             <w:noProof/>
             <w:webHidden/>
           </w:rPr>
-          <w:t>22</w:t>
+          <w:t>25</w:t>
         </w:r>
         <w:r>
           <w:rPr>
@@ -4362,7 +4502,7 @@
           <w14:ligatures w14:val="standardContextual"/>
         </w:rPr>
       </w:pPr>
-      <w:hyperlink w:anchor="_Toc226287704" w:history="1">
+      <w:hyperlink w:anchor="_Toc226290907" w:history="1">
         <w:r>
           <w:rPr>
             <w:rStyle w:val="Hyperlink"/>
@@ -4410,7 +4550,7 @@
             <w:noProof/>
             <w:webHidden/>
           </w:rPr>
-          <w:instrText xml:space="preserve"> PAGEREF _Toc226287704 \h </w:instrText>
+          <w:instrText xml:space="preserve"> PAGEREF _Toc226290907 \h </w:instrText>
         </w:r>
         <w:r>
           <w:rPr>
@@ -4430,7 +4570,7 @@
             <w:noProof/>
             <w:webHidden/>
           </w:rPr>
-          <w:t>22</w:t>
+          <w:t>25</w:t>
         </w:r>
         <w:r>
           <w:rPr>
@@ -4454,7 +4594,7 @@
           <w14:ligatures w14:val="standardContextual"/>
         </w:rPr>
       </w:pPr>
-      <w:hyperlink w:anchor="_Toc226287705" w:history="1">
+      <w:hyperlink w:anchor="_Toc226290908" w:history="1">
         <w:r>
           <w:rPr>
             <w:rStyle w:val="Hyperlink"/>
@@ -4502,7 +4642,7 @@
             <w:noProof/>
             <w:webHidden/>
           </w:rPr>
-          <w:instrText xml:space="preserve"> PAGEREF _Toc226287705 \h </w:instrText>
+          <w:instrText xml:space="preserve"> PAGEREF _Toc226290908 \h </w:instrText>
         </w:r>
         <w:r>
           <w:rPr>
@@ -4522,7 +4662,7 @@
             <w:noProof/>
             <w:webHidden/>
           </w:rPr>
-          <w:t>22</w:t>
+          <w:t>26</w:t>
         </w:r>
         <w:r>
           <w:rPr>
@@ -4546,7 +4686,7 @@
           <w14:ligatures w14:val="standardContextual"/>
         </w:rPr>
       </w:pPr>
-      <w:hyperlink w:anchor="_Toc226287706" w:history="1">
+      <w:hyperlink w:anchor="_Toc226290909" w:history="1">
         <w:r>
           <w:rPr>
             <w:rStyle w:val="Hyperlink"/>
@@ -4594,7 +4734,7 @@
             <w:noProof/>
             <w:webHidden/>
           </w:rPr>
-          <w:instrText xml:space="preserve"> PAGEREF _Toc226287706 \h </w:instrText>
+          <w:instrText xml:space="preserve"> PAGEREF _Toc226290909 \h </w:instrText>
         </w:r>
         <w:r>
           <w:rPr>
@@ -4614,7 +4754,7 @@
             <w:noProof/>
             <w:webHidden/>
           </w:rPr>
-          <w:t>23</w:t>
+          <w:t>26</w:t>
         </w:r>
         <w:r>
           <w:rPr>
@@ -4638,7 +4778,7 @@
           <w14:ligatures w14:val="standardContextual"/>
         </w:rPr>
       </w:pPr>
-      <w:hyperlink w:anchor="_Toc226287707" w:history="1">
+      <w:hyperlink w:anchor="_Toc226290910" w:history="1">
         <w:r>
           <w:rPr>
             <w:rStyle w:val="Hyperlink"/>
@@ -4686,7 +4826,7 @@
             <w:noProof/>
             <w:webHidden/>
           </w:rPr>
-          <w:instrText xml:space="preserve"> PAGEREF _Toc226287707 \h </w:instrText>
+          <w:instrText xml:space="preserve"> PAGEREF _Toc226290910 \h </w:instrText>
         </w:r>
         <w:r>
           <w:rPr>
@@ -4706,7 +4846,7 @@
             <w:noProof/>
             <w:webHidden/>
           </w:rPr>
-          <w:t>23</w:t>
+          <w:t>26</w:t>
         </w:r>
         <w:r>
           <w:rPr>
@@ -4730,7 +4870,7 @@
           <w14:ligatures w14:val="standardContextual"/>
         </w:rPr>
       </w:pPr>
-      <w:hyperlink w:anchor="_Toc226287708" w:history="1">
+      <w:hyperlink w:anchor="_Toc226290911" w:history="1">
         <w:r>
           <w:rPr>
             <w:rStyle w:val="Hyperlink"/>
@@ -4778,7 +4918,7 @@
             <w:noProof/>
             <w:webHidden/>
           </w:rPr>
-          <w:instrText xml:space="preserve"> PAGEREF _Toc226287708 \h </w:instrText>
+          <w:instrText xml:space="preserve"> PAGEREF _Toc226290911 \h </w:instrText>
         </w:r>
         <w:r>
           <w:rPr>
@@ -4798,7 +4938,7 @@
             <w:noProof/>
             <w:webHidden/>
           </w:rPr>
-          <w:t>23</w:t>
+          <w:t>26</w:t>
         </w:r>
         <w:r>
           <w:rPr>
@@ -4827,7 +4967,7 @@
           <w14:ligatures w14:val="standardContextual"/>
         </w:rPr>
       </w:pPr>
-      <w:hyperlink w:anchor="_Toc226287709" w:history="1">
+      <w:hyperlink w:anchor="_Toc226290912" w:history="1">
         <w:r>
           <w:rPr>
             <w:rStyle w:val="Hyperlink"/>
@@ -4874,7 +5014,7 @@
             <w:noProof/>
             <w:webHidden/>
           </w:rPr>
-          <w:instrText xml:space="preserve"> PAGEREF _Toc226287709 \h </w:instrText>
+          <w:instrText xml:space="preserve"> PAGEREF _Toc226290912 \h </w:instrText>
         </w:r>
         <w:r>
           <w:rPr>
@@ -4894,7 +5034,7 @@
             <w:noProof/>
             <w:webHidden/>
           </w:rPr>
-          <w:t>23</w:t>
+          <w:t>27</w:t>
         </w:r>
         <w:r>
           <w:rPr>
@@ -4918,7 +5058,7 @@
           <w14:ligatures w14:val="standardContextual"/>
         </w:rPr>
       </w:pPr>
-      <w:hyperlink w:anchor="_Toc226287710" w:history="1">
+      <w:hyperlink w:anchor="_Toc226290913" w:history="1">
         <w:r>
           <w:rPr>
             <w:rStyle w:val="Hyperlink"/>
@@ -4966,7 +5106,7 @@
             <w:noProof/>
             <w:webHidden/>
           </w:rPr>
-          <w:instrText xml:space="preserve"> PAGEREF _Toc226287710 \h </w:instrText>
+          <w:instrText xml:space="preserve"> PAGEREF _Toc226290913 \h </w:instrText>
         </w:r>
         <w:r>
           <w:rPr>
@@ -4986,7 +5126,7 @@
             <w:noProof/>
             <w:webHidden/>
           </w:rPr>
-          <w:t>23</w:t>
+          <w:t>27</w:t>
         </w:r>
         <w:r>
           <w:rPr>
@@ -5010,7 +5150,7 @@
           <w14:ligatures w14:val="standardContextual"/>
         </w:rPr>
       </w:pPr>
-      <w:hyperlink w:anchor="_Toc226287711" w:history="1">
+      <w:hyperlink w:anchor="_Toc226290914" w:history="1">
         <w:r>
           <w:rPr>
             <w:rStyle w:val="Hyperlink"/>
@@ -5038,7 +5178,7 @@
             <w:noProof/>
             <w:webHidden/>
           </w:rPr>
-          <w:instrText xml:space="preserve"> PAGEREF _Toc226287711 \h </w:instrText>
+          <w:instrText xml:space="preserve"> PAGEREF _Toc226290914 \h </w:instrText>
         </w:r>
         <w:r>
           <w:rPr>
@@ -5058,7 +5198,7 @@
             <w:noProof/>
             <w:webHidden/>
           </w:rPr>
-          <w:t>24</w:t>
+          <w:t>27</w:t>
         </w:r>
         <w:r>
           <w:rPr>
@@ -5082,7 +5222,7 @@
           <w14:ligatures w14:val="standardContextual"/>
         </w:rPr>
       </w:pPr>
-      <w:hyperlink w:anchor="_Toc226287712" w:history="1">
+      <w:hyperlink w:anchor="_Toc226290915" w:history="1">
         <w:r>
           <w:rPr>
             <w:rStyle w:val="Hyperlink"/>
@@ -5130,7 +5270,7 @@
             <w:noProof/>
             <w:webHidden/>
           </w:rPr>
-          <w:instrText xml:space="preserve"> PAGEREF _Toc226287712 \h </w:instrText>
+          <w:instrText xml:space="preserve"> PAGEREF _Toc226290915 \h </w:instrText>
         </w:r>
         <w:r>
           <w:rPr>
@@ -5150,7 +5290,7 @@
             <w:noProof/>
             <w:webHidden/>
           </w:rPr>
-          <w:t>24</w:t>
+          <w:t>27</w:t>
         </w:r>
         <w:r>
           <w:rPr>
@@ -5174,7 +5314,7 @@
           <w14:ligatures w14:val="standardContextual"/>
         </w:rPr>
       </w:pPr>
-      <w:hyperlink w:anchor="_Toc226287713" w:history="1">
+      <w:hyperlink w:anchor="_Toc226290916" w:history="1">
         <w:r>
           <w:rPr>
             <w:rStyle w:val="Hyperlink"/>
@@ -5222,7 +5362,7 @@
             <w:noProof/>
             <w:webHidden/>
           </w:rPr>
-          <w:instrText xml:space="preserve"> PAGEREF _Toc226287713 \h </w:instrText>
+          <w:instrText xml:space="preserve"> PAGEREF _Toc226290916 \h </w:instrText>
         </w:r>
         <w:r>
           <w:rPr>
@@ -5242,7 +5382,7 @@
             <w:noProof/>
             <w:webHidden/>
           </w:rPr>
-          <w:t>24</w:t>
+          <w:t>27</w:t>
         </w:r>
         <w:r>
           <w:rPr>
@@ -5266,7 +5406,7 @@
           <w14:ligatures w14:val="standardContextual"/>
         </w:rPr>
       </w:pPr>
-      <w:hyperlink w:anchor="_Toc226287714" w:history="1">
+      <w:hyperlink w:anchor="_Toc226290917" w:history="1">
         <w:r>
           <w:rPr>
             <w:rStyle w:val="Hyperlink"/>
@@ -5314,7 +5454,7 @@
             <w:noProof/>
             <w:webHidden/>
           </w:rPr>
-          <w:instrText xml:space="preserve"> PAGEREF _Toc226287714 \h </w:instrText>
+          <w:instrText xml:space="preserve"> PAGEREF _Toc226290917 \h </w:instrText>
         </w:r>
         <w:r>
           <w:rPr>
@@ -5334,7 +5474,7 @@
             <w:noProof/>
             <w:webHidden/>
           </w:rPr>
-          <w:t>24</w:t>
+          <w:t>28</w:t>
         </w:r>
         <w:r>
           <w:rPr>
@@ -5358,7 +5498,7 @@
           <w14:ligatures w14:val="standardContextual"/>
         </w:rPr>
       </w:pPr>
-      <w:hyperlink w:anchor="_Toc226287715" w:history="1">
+      <w:hyperlink w:anchor="_Toc226290918" w:history="1">
         <w:r>
           <w:rPr>
             <w:rStyle w:val="Hyperlink"/>
@@ -5406,7 +5546,7 @@
             <w:noProof/>
             <w:webHidden/>
           </w:rPr>
-          <w:instrText xml:space="preserve"> PAGEREF _Toc226287715 \h </w:instrText>
+          <w:instrText xml:space="preserve"> PAGEREF _Toc226290918 \h </w:instrText>
         </w:r>
         <w:r>
           <w:rPr>
@@ -5426,7 +5566,7 @@
             <w:noProof/>
             <w:webHidden/>
           </w:rPr>
-          <w:t>25</w:t>
+          <w:t>28</w:t>
         </w:r>
         <w:r>
           <w:rPr>
@@ -5451,7 +5591,7 @@
           <w14:ligatures w14:val="standardContextual"/>
         </w:rPr>
       </w:pPr>
-      <w:hyperlink w:anchor="_Toc226287716" w:history="1">
+      <w:hyperlink w:anchor="_Toc226290919" w:history="1">
         <w:r>
           <w:rPr>
             <w:rStyle w:val="Hyperlink"/>
@@ -5498,7 +5638,7 @@
             <w:noProof/>
             <w:webHidden/>
           </w:rPr>
-          <w:instrText xml:space="preserve"> PAGEREF _Toc226287716 \h </w:instrText>
+          <w:instrText xml:space="preserve"> PAGEREF _Toc226290919 \h </w:instrText>
         </w:r>
         <w:r>
           <w:rPr>
@@ -5518,7 +5658,7 @@
             <w:noProof/>
             <w:webHidden/>
           </w:rPr>
-          <w:t>25</w:t>
+          <w:t>28</w:t>
         </w:r>
         <w:r>
           <w:rPr>
@@ -5543,7 +5683,7 @@
           <w14:ligatures w14:val="standardContextual"/>
         </w:rPr>
       </w:pPr>
-      <w:hyperlink w:anchor="_Toc226287717" w:history="1">
+      <w:hyperlink w:anchor="_Toc226290920" w:history="1">
         <w:r>
           <w:rPr>
             <w:rStyle w:val="Hyperlink"/>
@@ -5590,7 +5730,7 @@
             <w:noProof/>
             <w:webHidden/>
           </w:rPr>
-          <w:instrText xml:space="preserve"> PAGEREF _Toc226287717 \h </w:instrText>
+          <w:instrText xml:space="preserve"> PAGEREF _Toc226290920 \h </w:instrText>
         </w:r>
         <w:r>
           <w:rPr>
@@ -5610,7 +5750,7 @@
             <w:noProof/>
             <w:webHidden/>
           </w:rPr>
-          <w:t>25</w:t>
+          <w:t>28</w:t>
         </w:r>
         <w:r>
           <w:rPr>
@@ -5635,74 +5775,55 @@
           <w14:ligatures w14:val="standardContextual"/>
         </w:rPr>
       </w:pPr>
-      <w:hyperlink w:anchor="_Toc226287718" w:history="1">
+      <w:hyperlink w:anchor="_Toc226290921" w:history="1">
         <w:r>
           <w:rPr>
             <w:rStyle w:val="Hyperlink"/>
             <w:noProof/>
-          </w:rPr>
-          <w:t>10</w:t>
-        </w:r>
-        <w:r>
-          <w:rPr>
-            <w:rFonts w:asciiTheme="minorHAnsi" w:eastAsiaTheme="minorEastAsia" w:hAnsiTheme="minorHAnsi" w:cstheme="minorBidi"/>
-            <w:bCs w:val="0"/>
-            <w:noProof/>
-            <w:kern w:val="2"/>
-            <w:sz w:val="24"/>
-            <w:szCs w:val="24"/>
-            <w:lang w:val="de-AT" w:eastAsia="de-AT"/>
-            <w14:ligatures w14:val="standardContextual"/>
+            <w:lang w:bidi="en-US"/>
+          </w:rPr>
+          <w:t>Bibliography</w:t>
+        </w:r>
+        <w:r>
+          <w:rPr>
+            <w:noProof/>
+            <w:webHidden/>
           </w:rPr>
           <w:tab/>
         </w:r>
         <w:r>
           <w:rPr>
-            <w:rStyle w:val="Hyperlink"/>
-            <w:noProof/>
-          </w:rPr>
-          <w:t>This is the heading of the second chapter</w:t>
-        </w:r>
-        <w:r>
-          <w:rPr>
             <w:noProof/>
             <w:webHidden/>
           </w:rPr>
-          <w:tab/>
+          <w:fldChar w:fldCharType="begin"/>
         </w:r>
         <w:r>
           <w:rPr>
             <w:noProof/>
             <w:webHidden/>
           </w:rPr>
-          <w:fldChar w:fldCharType="begin"/>
+          <w:instrText xml:space="preserve"> PAGEREF _Toc226290921 \h </w:instrText>
         </w:r>
         <w:r>
           <w:rPr>
             <w:noProof/>
             <w:webHidden/>
           </w:rPr>
-          <w:instrText xml:space="preserve"> PAGEREF _Toc226287718 \h </w:instrText>
         </w:r>
         <w:r>
           <w:rPr>
             <w:noProof/>
             <w:webHidden/>
           </w:rPr>
+          <w:fldChar w:fldCharType="separate"/>
         </w:r>
         <w:r>
           <w:rPr>
             <w:noProof/>
             <w:webHidden/>
           </w:rPr>
-          <w:fldChar w:fldCharType="separate"/>
-        </w:r>
-        <w:r>
-          <w:rPr>
-            <w:noProof/>
-            <w:webHidden/>
-          </w:rPr>
-          <w:t>25</w:t>
+          <w:t>30</w:t>
         </w:r>
         <w:r>
           <w:rPr>
@@ -5727,14 +5848,14 @@
           <w14:ligatures w14:val="standardContextual"/>
         </w:rPr>
       </w:pPr>
-      <w:hyperlink w:anchor="_Toc226287719" w:history="1">
+      <w:hyperlink w:anchor="_Toc226290922" w:history="1">
         <w:r>
           <w:rPr>
             <w:rStyle w:val="Hyperlink"/>
             <w:noProof/>
             <w:lang w:bidi="en-US"/>
           </w:rPr>
-          <w:t>Bibliography</w:t>
+          <w:t>List of Figures</w:t>
         </w:r>
         <w:r>
           <w:rPr>
@@ -5755,7 +5876,7 @@
             <w:noProof/>
             <w:webHidden/>
           </w:rPr>
-          <w:instrText xml:space="preserve"> PAGEREF _Toc226287719 \h </w:instrText>
+          <w:instrText xml:space="preserve"> PAGEREF _Toc226290922 \h </w:instrText>
         </w:r>
         <w:r>
           <w:rPr>
@@ -5775,7 +5896,7 @@
             <w:noProof/>
             <w:webHidden/>
           </w:rPr>
-          <w:t>27</w:t>
+          <w:t>31</w:t>
         </w:r>
         <w:r>
           <w:rPr>
@@ -5800,14 +5921,14 @@
           <w14:ligatures w14:val="standardContextual"/>
         </w:rPr>
       </w:pPr>
-      <w:hyperlink w:anchor="_Toc226287720" w:history="1">
+      <w:hyperlink w:anchor="_Toc226290923" w:history="1">
         <w:r>
           <w:rPr>
             <w:rStyle w:val="Hyperlink"/>
             <w:noProof/>
             <w:lang w:bidi="en-US"/>
           </w:rPr>
-          <w:t>List of Figures</w:t>
+          <w:t>List of Tables</w:t>
         </w:r>
         <w:r>
           <w:rPr>
@@ -5828,7 +5949,7 @@
             <w:noProof/>
             <w:webHidden/>
           </w:rPr>
-          <w:instrText xml:space="preserve"> PAGEREF _Toc226287720 \h </w:instrText>
+          <w:instrText xml:space="preserve"> PAGEREF _Toc226290923 \h </w:instrText>
         </w:r>
         <w:r>
           <w:rPr>
@@ -5848,7 +5969,7 @@
             <w:noProof/>
             <w:webHidden/>
           </w:rPr>
-          <w:t>28</w:t>
+          <w:t>32</w:t>
         </w:r>
         <w:r>
           <w:rPr>
@@ -5873,14 +5994,22 @@
           <w14:ligatures w14:val="standardContextual"/>
         </w:rPr>
       </w:pPr>
-      <w:hyperlink w:anchor="_Toc226287721" w:history="1">
+      <w:hyperlink w:anchor="_Toc226290924" w:history="1">
         <w:r>
           <w:rPr>
             <w:rStyle w:val="Hyperlink"/>
             <w:noProof/>
+            <w:lang w:val="de-DE" w:bidi="en-US"/>
+          </w:rPr>
+          <w:t>Es konnten keine Einträge für ein Abbildungsverzeichnis gefunden werden.</w:t>
+        </w:r>
+        <w:r>
+          <w:rPr>
+            <w:rStyle w:val="Hyperlink"/>
+            <w:noProof/>
             <w:lang w:bidi="en-US"/>
           </w:rPr>
-          <w:t>List of Tables</w:t>
+          <w:t>List of Abbreviations</w:t>
         </w:r>
         <w:r>
           <w:rPr>
@@ -5901,7 +6030,7 @@
             <w:noProof/>
             <w:webHidden/>
           </w:rPr>
-          <w:instrText xml:space="preserve"> PAGEREF _Toc226287721 \h </w:instrText>
+          <w:instrText xml:space="preserve"> PAGEREF _Toc226290924 \h </w:instrText>
         </w:r>
         <w:r>
           <w:rPr>
@@ -5921,7 +6050,7 @@
             <w:noProof/>
             <w:webHidden/>
           </w:rPr>
-          <w:t>29</w:t>
+          <w:t>32</w:t>
         </w:r>
         <w:r>
           <w:rPr>
@@ -5946,22 +6075,14 @@
           <w14:ligatures w14:val="standardContextual"/>
         </w:rPr>
       </w:pPr>
-      <w:hyperlink w:anchor="_Toc226287722" w:history="1">
+      <w:hyperlink w:anchor="_Toc226290925" w:history="1">
         <w:r>
           <w:rPr>
             <w:rStyle w:val="Hyperlink"/>
             <w:noProof/>
-            <w:lang w:val="de-DE" w:bidi="en-US"/>
-          </w:rPr>
-          <w:t>Es konnten keine Einträge für ein Abbildungsverzeichnis gefunden werden.</w:t>
-        </w:r>
-        <w:r>
-          <w:rPr>
-            <w:rStyle w:val="Hyperlink"/>
-            <w:noProof/>
             <w:lang w:bidi="en-US"/>
           </w:rPr>
-          <w:t>List of Abbreviations</w:t>
+          <w:t>Documentation table of AI-based tools</w:t>
         </w:r>
         <w:r>
           <w:rPr>
@@ -5982,7 +6103,7 @@
             <w:noProof/>
             <w:webHidden/>
           </w:rPr>
-          <w:instrText xml:space="preserve"> PAGEREF _Toc226287722 \h </w:instrText>
+          <w:instrText xml:space="preserve"> PAGEREF _Toc226290925 \h </w:instrText>
         </w:r>
         <w:r>
           <w:rPr>
@@ -6002,7 +6123,7 @@
             <w:noProof/>
             <w:webHidden/>
           </w:rPr>
-          <w:t>29</w:t>
+          <w:t>34</w:t>
         </w:r>
         <w:r>
           <w:rPr>
@@ -6027,14 +6148,14 @@
           <w14:ligatures w14:val="standardContextual"/>
         </w:rPr>
       </w:pPr>
-      <w:hyperlink w:anchor="_Toc226287723" w:history="1">
+      <w:hyperlink w:anchor="_Toc226290926" w:history="1">
         <w:r>
           <w:rPr>
             <w:rStyle w:val="Hyperlink"/>
             <w:noProof/>
             <w:lang w:bidi="en-US"/>
           </w:rPr>
-          <w:t>Documentation table of AI-based tools</w:t>
+          <w:t>A: Heading of Appendix A</w:t>
         </w:r>
         <w:r>
           <w:rPr>
@@ -6055,7 +6176,7 @@
             <w:noProof/>
             <w:webHidden/>
           </w:rPr>
-          <w:instrText xml:space="preserve"> PAGEREF _Toc226287723 \h </w:instrText>
+          <w:instrText xml:space="preserve"> PAGEREF _Toc226290926 \h </w:instrText>
         </w:r>
         <w:r>
           <w:rPr>
@@ -6075,7 +6196,7 @@
             <w:noProof/>
             <w:webHidden/>
           </w:rPr>
-          <w:t>31</w:t>
+          <w:t>35</w:t>
         </w:r>
         <w:r>
           <w:rPr>
@@ -6100,14 +6221,14 @@
           <w14:ligatures w14:val="standardContextual"/>
         </w:rPr>
       </w:pPr>
-      <w:hyperlink w:anchor="_Toc226287724" w:history="1">
+      <w:hyperlink w:anchor="_Toc226290927" w:history="1">
         <w:r>
           <w:rPr>
             <w:rStyle w:val="Hyperlink"/>
             <w:noProof/>
             <w:lang w:bidi="en-US"/>
           </w:rPr>
-          <w:t>A: Heading of Appendix A</w:t>
+          <w:t>B: Heading of Appendix B</w:t>
         </w:r>
         <w:r>
           <w:rPr>
@@ -6128,7 +6249,7 @@
             <w:noProof/>
             <w:webHidden/>
           </w:rPr>
-          <w:instrText xml:space="preserve"> PAGEREF _Toc226287724 \h </w:instrText>
+          <w:instrText xml:space="preserve"> PAGEREF _Toc226290927 \h </w:instrText>
         </w:r>
         <w:r>
           <w:rPr>
@@ -6148,80 +6269,7 @@
             <w:noProof/>
             <w:webHidden/>
           </w:rPr>
-          <w:t>32</w:t>
-        </w:r>
-        <w:r>
-          <w:rPr>
-            <w:noProof/>
-            <w:webHidden/>
-          </w:rPr>
-          <w:fldChar w:fldCharType="end"/>
-        </w:r>
-      </w:hyperlink>
-    </w:p>
-    <w:p>
-      <w:pPr>
-        <w:pStyle w:val="Verzeichnis1"/>
-        <w:rPr>
-          <w:rFonts w:asciiTheme="minorHAnsi" w:eastAsiaTheme="minorEastAsia" w:hAnsiTheme="minorHAnsi" w:cstheme="minorBidi"/>
-          <w:bCs w:val="0"/>
-          <w:noProof/>
-          <w:kern w:val="2"/>
-          <w:sz w:val="24"/>
-          <w:szCs w:val="24"/>
-          <w:lang w:val="de-AT" w:eastAsia="de-AT"/>
-          <w14:ligatures w14:val="standardContextual"/>
-        </w:rPr>
-      </w:pPr>
-      <w:hyperlink w:anchor="_Toc226287725" w:history="1">
-        <w:r>
-          <w:rPr>
-            <w:rStyle w:val="Hyperlink"/>
-            <w:noProof/>
-            <w:lang w:bidi="en-US"/>
-          </w:rPr>
-          <w:t>B: Heading of Appendix B</w:t>
-        </w:r>
-        <w:r>
-          <w:rPr>
-            <w:noProof/>
-            <w:webHidden/>
-          </w:rPr>
-          <w:tab/>
-        </w:r>
-        <w:r>
-          <w:rPr>
-            <w:noProof/>
-            <w:webHidden/>
-          </w:rPr>
-          <w:fldChar w:fldCharType="begin"/>
-        </w:r>
-        <w:r>
-          <w:rPr>
-            <w:noProof/>
-            <w:webHidden/>
-          </w:rPr>
-          <w:instrText xml:space="preserve"> PAGEREF _Toc226287725 \h </w:instrText>
-        </w:r>
-        <w:r>
-          <w:rPr>
-            <w:noProof/>
-            <w:webHidden/>
-          </w:rPr>
-        </w:r>
-        <w:r>
-          <w:rPr>
-            <w:noProof/>
-            <w:webHidden/>
-          </w:rPr>
-          <w:fldChar w:fldCharType="separate"/>
-        </w:r>
-        <w:r>
-          <w:rPr>
-            <w:noProof/>
-            <w:webHidden/>
-          </w:rPr>
-          <w:t>33</w:t>
+          <w:t>36</w:t>
         </w:r>
         <w:r>
           <w:rPr>
@@ -6238,6 +6286,7 @@
           <w:rFonts w:cs="Arial"/>
           <w:szCs w:val="22"/>
         </w:rPr>
+        <w:lastRenderedPageBreak/>
         <w:fldChar w:fldCharType="end"/>
       </w:r>
     </w:p>
@@ -6262,14 +6311,14 @@
       <w:pPr>
         <w:pStyle w:val="berschrift1"/>
       </w:pPr>
-      <w:bookmarkStart w:id="10" w:name="_Toc226287669"/>
-      <w:bookmarkStart w:id="11" w:name="_Toc94629483"/>
-      <w:bookmarkStart w:id="12" w:name="_Toc94629666"/>
+      <w:bookmarkStart w:id="10" w:name="_Toc94629483"/>
+      <w:bookmarkStart w:id="11" w:name="_Toc94629666"/>
+      <w:bookmarkStart w:id="12" w:name="_Toc226290870"/>
       <w:r>
         <w:lastRenderedPageBreak/>
         <w:t>Introduction</w:t>
       </w:r>
-      <w:bookmarkEnd w:id="10"/>
+      <w:bookmarkEnd w:id="12"/>
     </w:p>
     <w:p>
       <w:r>
@@ -6279,31 +6328,7 @@
     <w:p/>
     <w:p>
       <w:r>
-        <w:t xml:space="preserve">This thesis focuses on the game 2048 as an example of increasing state space size due to its exponential state growth. Even small versions of the game with a smaller grid can lead to </w:t>
-      </w:r>
-      <w:proofErr w:type="gramStart"/>
-      <w:r>
-        <w:t>a large number of</w:t>
-      </w:r>
-      <w:proofErr w:type="gramEnd"/>
-      <w:r>
-        <w:t xml:space="preserve"> possible states. To address this issue, this thesis introduces </w:t>
-      </w:r>
-      <w:proofErr w:type="gramStart"/>
-      <w:r>
-        <w:t>a</w:t>
-      </w:r>
-      <w:proofErr w:type="gramEnd"/>
-      <w:r>
-        <w:t xml:space="preserve"> abstraction approach based on a parent child concept. The core idea is the reduction of </w:t>
-      </w:r>
-      <w:proofErr w:type="gramStart"/>
-      <w:r>
-        <w:t>saved space</w:t>
-      </w:r>
-      <w:proofErr w:type="gramEnd"/>
-      <w:r>
-        <w:t xml:space="preserve"> by not saving every state but only saving root or in this thesis also called parent states and their corresponding child states. Child states are determined though matrix operations such as rotation doubling and edge detection.</w:t>
+        <w:t>This thesis focuses on the game 2048 as an example of increasing state space size due to its exponential state growth. Even small versions of the game with a smaller grid can lead to a large number of possible states. To address this issue, this thesis introduces a abstraction approach based on a parent child concept. The core idea is the reduction of saved space by not saving every state but only saving root or in this thesis also called parent states and their corresponding child states. Child states are determined though matrix operations such as rotation doubling and edge detection.</w:t>
       </w:r>
     </w:p>
     <w:p>
@@ -6311,7 +6336,7 @@
         <w:pStyle w:val="berschrift2"/>
       </w:pPr>
       <w:bookmarkStart w:id="13" w:name="_Toc226203025"/>
-      <w:bookmarkStart w:id="14" w:name="_Toc226287670"/>
+      <w:bookmarkStart w:id="14" w:name="_Toc226290871"/>
       <w:r>
         <w:t>Motivation</w:t>
       </w:r>
@@ -6320,34 +6345,10 @@
     </w:p>
     <w:p>
       <w:r>
-        <w:t xml:space="preserve">The Q-table is essentially the brain of the agent. It stores the connection between state and action, creating a state-action pair and directly determines the behaviour of the agent during the decision-making process. As previously stated in small </w:t>
-      </w:r>
-      <w:proofErr w:type="gramStart"/>
-      <w:r>
-        <w:t>environments</w:t>
-      </w:r>
-      <w:proofErr w:type="gramEnd"/>
-      <w:r>
-        <w:t xml:space="preserve"> this approach is efficient and easy to implement. But in more complex environments or non-deterministic environments this can easily lead to millions of state-action pairs with very similar states and actions. This becomes particularly problematic with scaling as a larger grid in a game like 2048 increases the state space dramatically.</w:t>
-      </w:r>
-      <w:r>
-        <w:t xml:space="preserve"> A 4 by 4 2048 Q-table can easily exceed 10 million states (~ </w:t>
-      </w:r>
-      <w:proofErr w:type="gramStart"/>
-      <w:r>
-        <w:t>1  GB</w:t>
-      </w:r>
-      <w:proofErr w:type="gramEnd"/>
-      <w:r>
-        <w:t xml:space="preserve">). This approach would reduce the number of </w:t>
-      </w:r>
-      <w:proofErr w:type="gramStart"/>
-      <w:r>
-        <w:t>saved states</w:t>
-      </w:r>
-      <w:proofErr w:type="gramEnd"/>
-      <w:r>
-        <w:t xml:space="preserve"> by half. </w:t>
+        <w:t>The Q-table is essentially the brain of the agent. It stores the connection between state and action, creating a state-action pair and directly determines the behaviour of the agent during the decision-making process. As previously stated in small environments this approach is efficient and easy to implement. But in more complex environments or non-deterministic environments this can easily lead to millions of state-action pairs with very similar states and actions. This becomes particularly problematic with scaling as a larger grid in a game like 2048 increases the state space dramatically.</w:t>
+      </w:r>
+      <w:r>
+        <w:t xml:space="preserve"> A 4 by 4 2048 Q-table can easily exceed 10 million states (~ 1  GB). This approach would reduce the number of saved states by half. </w:t>
       </w:r>
     </w:p>
     <w:p/>
@@ -6361,7 +6362,7 @@
         <w:pStyle w:val="berschrift2"/>
       </w:pPr>
       <w:bookmarkStart w:id="15" w:name="_Toc226203026"/>
-      <w:bookmarkStart w:id="16" w:name="_Toc226287671"/>
+      <w:bookmarkStart w:id="16" w:name="_Toc226290872"/>
       <w:r>
         <w:t>Problem Statement</w:t>
       </w:r>
@@ -6375,22 +6376,9 @@
     </w:p>
     <w:p/>
     <w:p>
-      <w:proofErr w:type="gramStart"/>
       <w:r>
         <w:lastRenderedPageBreak/>
-        <w:t>Traditional</w:t>
-      </w:r>
-      <w:proofErr w:type="gramEnd"/>
-      <w:r>
-        <w:t xml:space="preserve"> in Q-</w:t>
-      </w:r>
-      <w:proofErr w:type="gramStart"/>
-      <w:r>
-        <w:t>learning</w:t>
-      </w:r>
-      <w:proofErr w:type="gramEnd"/>
-      <w:r>
-        <w:t xml:space="preserve"> every state-action pair is stored separately regardless of the similarities between the pairs. This leads to redundant information being stored multiple times, increasing memory usage without adding new knowledge.</w:t>
+        <w:t>Traditional in Q-learning every state-action pair is stored separately regardless of the similarities between the pairs. This leads to redundant information being stored multiple times, increasing memory usage without adding new knowledge.</w:t>
       </w:r>
     </w:p>
     <w:p>
@@ -6414,7 +6402,7 @@
         <w:pStyle w:val="berschrift2"/>
       </w:pPr>
       <w:bookmarkStart w:id="17" w:name="_Toc226203027"/>
-      <w:bookmarkStart w:id="18" w:name="_Toc226287672"/>
+      <w:bookmarkStart w:id="18" w:name="_Toc226290873"/>
       <w:r>
         <w:t>Research Questions</w:t>
       </w:r>
@@ -6454,15 +6442,7 @@
         </w:numPr>
       </w:pPr>
       <w:r>
-        <w:t xml:space="preserve">How does this abstraction approach </w:t>
-      </w:r>
-      <w:proofErr w:type="gramStart"/>
-      <w:r>
-        <w:t>effect</w:t>
-      </w:r>
-      <w:proofErr w:type="gramEnd"/>
-      <w:r>
-        <w:t xml:space="preserve"> the performance of the agent?</w:t>
+        <w:t>How does this abstraction approach effect the performance of the agent?</w:t>
       </w:r>
     </w:p>
     <w:p>
@@ -6498,15 +6478,7 @@
         </w:numPr>
       </w:pPr>
       <w:r>
-        <w:t xml:space="preserve">What are the limitations of this approach and what </w:t>
-      </w:r>
-      <w:proofErr w:type="gramStart"/>
-      <w:r>
-        <w:t>can not</w:t>
-      </w:r>
-      <w:proofErr w:type="gramEnd"/>
-      <w:r>
-        <w:t xml:space="preserve"> be done?</w:t>
+        <w:t>What are the limitations of this approach and what can not be done?</w:t>
       </w:r>
     </w:p>
     <w:p/>
@@ -6515,7 +6487,7 @@
         <w:pStyle w:val="berschrift2"/>
       </w:pPr>
       <w:bookmarkStart w:id="19" w:name="_Toc226203028"/>
-      <w:bookmarkStart w:id="20" w:name="_Toc226287673"/>
+      <w:bookmarkStart w:id="20" w:name="_Toc226290874"/>
       <w:r>
         <w:t>Structure of the Thesis</w:t>
       </w:r>
@@ -6567,18 +6539,18 @@
       <w:pPr>
         <w:pStyle w:val="berschrift1"/>
       </w:pPr>
-      <w:bookmarkStart w:id="21" w:name="_Toc226287674"/>
-      <w:bookmarkStart w:id="22" w:name="_Toc226203029"/>
+      <w:bookmarkStart w:id="21" w:name="_Toc226203029"/>
+      <w:bookmarkStart w:id="22" w:name="_Toc226290875"/>
       <w:r>
         <w:t>Notation</w:t>
       </w:r>
-      <w:bookmarkEnd w:id="21"/>
+      <w:bookmarkEnd w:id="22"/>
     </w:p>
     <w:p>
       <w:pPr>
         <w:pStyle w:val="berschrift2"/>
       </w:pPr>
-      <w:bookmarkStart w:id="23" w:name="_Toc226287675"/>
+      <w:bookmarkStart w:id="23" w:name="_Toc226290876"/>
       <w:r>
         <w:t>Reinforcement Learning Notation</w:t>
       </w:r>
@@ -6586,15 +6558,7 @@
     </w:p>
     <w:p>
       <w:r>
-        <w:t xml:space="preserve">RL often uses a standardized notation. Here, s denotes a state, </w:t>
-      </w:r>
-      <w:proofErr w:type="gramStart"/>
-      <w:r>
-        <w:t>a an</w:t>
-      </w:r>
-      <w:proofErr w:type="gramEnd"/>
-      <w:r>
-        <w:t xml:space="preserve"> action, and r the reward received. The policy </w:t>
+        <w:t xml:space="preserve">RL often uses a standardized notation. Here, s denotes a state, a an action, and r the reward received. The policy </w:t>
       </w:r>
       <m:oMath>
         <m:r>
@@ -8334,7 +8298,7 @@
       <w:pPr>
         <w:pStyle w:val="berschrift2"/>
       </w:pPr>
-      <w:bookmarkStart w:id="24" w:name="_Toc226287676"/>
+      <w:bookmarkStart w:id="24" w:name="_Toc226290877"/>
       <w:r>
         <w:t>Abstraction Notation</w:t>
       </w:r>
@@ -9449,7 +9413,7 @@
       <w:pPr>
         <w:pStyle w:val="berschrift1"/>
       </w:pPr>
-      <w:bookmarkStart w:id="25" w:name="_Toc226287677"/>
+      <w:bookmarkStart w:id="25" w:name="_Toc226290878"/>
       <w:r>
         <w:t>Introduction to 2048</w:t>
       </w:r>
@@ -9457,92 +9421,20 @@
     </w:p>
     <w:p>
       <w:r>
-        <w:t xml:space="preserve">The game 2048 was created by Gabriele Cirulli on </w:t>
-      </w:r>
-      <w:proofErr w:type="gramStart"/>
-      <w:r>
-        <w:t>march</w:t>
-      </w:r>
-      <w:proofErr w:type="gramEnd"/>
-      <w:r>
-        <w:t xml:space="preserve"> 2014. It is a single player, </w:t>
-      </w:r>
-      <w:proofErr w:type="gramStart"/>
-      <w:r>
-        <w:t>grid based</w:t>
-      </w:r>
-      <w:proofErr w:type="gramEnd"/>
-      <w:r>
-        <w:t xml:space="preserve"> puzzle game </w:t>
-      </w:r>
-      <w:proofErr w:type="gramStart"/>
-      <w:r>
-        <w:t>were</w:t>
-      </w:r>
-      <w:proofErr w:type="gramEnd"/>
-      <w:r>
-        <w:t xml:space="preserve"> the aim is to achieve the highest score possible by combining tiles with the same value into tiles of the combined value. It is played on a 4 by 4 matrix where every tile </w:t>
+        <w:t xml:space="preserve">The game 2048 was created by Gabriele Cirulli on march 2014. It is a single player, grid based puzzle game were the aim is to achieve the highest score possible by combining tiles with the same value into tiles of the combined value. It is played on a 4 by 4 matrix where every tile </w:t>
       </w:r>
       <w:r>
         <w:lastRenderedPageBreak/>
-        <w:t xml:space="preserve">starts with the </w:t>
-      </w:r>
-      <w:proofErr w:type="gramStart"/>
-      <w:r>
-        <w:t>value</w:t>
-      </w:r>
-      <w:proofErr w:type="gramEnd"/>
-      <w:r>
-        <w:t xml:space="preserve"> 0. Upon starting the game two random tiles will become tiles of value 2 with a ratio of 9/10 or a tile of value 4 with a chance of 1/10. </w:t>
+        <w:t xml:space="preserve">starts with the value 0. Upon starting the game two random tiles will become tiles of value 2 with a ratio of 9/10 or a tile of value 4 with a chance of 1/10. </w:t>
       </w:r>
     </w:p>
     <w:p/>
     <w:p>
       <w:r>
-        <w:t xml:space="preserve">The player has 4 actions available from the start, up, down, left and right. Upon choosing </w:t>
-      </w:r>
-      <w:proofErr w:type="gramStart"/>
-      <w:r>
-        <w:t>an every</w:t>
-      </w:r>
-      <w:proofErr w:type="gramEnd"/>
-      <w:r>
-        <w:t xml:space="preserve"> </w:t>
-      </w:r>
-      <w:proofErr w:type="gramStart"/>
-      <w:r>
-        <w:t>tile</w:t>
-      </w:r>
-      <w:proofErr w:type="gramEnd"/>
-      <w:r>
-        <w:t xml:space="preserve"> will travel to the furthest possible tile in the given direction. A tile can have the value of 0 and a multiple of 2. For </w:t>
-      </w:r>
-      <w:proofErr w:type="gramStart"/>
-      <w:r>
-        <w:t>example</w:t>
-      </w:r>
-      <w:proofErr w:type="gramEnd"/>
-      <w:r>
-        <w:t xml:space="preserve"> a tile can be 0, 2, 4, 8, 16, 32, etc… A tile will stop when it hits the wall or another tile with a value other than 0 and its own value. For </w:t>
-      </w:r>
-      <w:proofErr w:type="gramStart"/>
-      <w:r>
-        <w:t>example</w:t>
-      </w:r>
-      <w:proofErr w:type="gramEnd"/>
-      <w:r>
-        <w:t xml:space="preserve"> a tile of value 4 will travers past tiles of value 0 but will stop upon reaching a tile of value 2 or larger.</w:t>
-      </w:r>
-      <w:r>
-        <w:t xml:space="preserve"> When the tile of value 4 reaches another tile of value 4 </w:t>
-      </w:r>
-      <w:proofErr w:type="gramStart"/>
-      <w:r>
-        <w:t>both tiles</w:t>
-      </w:r>
-      <w:proofErr w:type="gramEnd"/>
-      <w:r>
-        <w:t xml:space="preserve"> will combine into a tile of value 8. </w:t>
+        <w:t>The player has 4 actions available from the start, up, down, left and right. Upon choosing an every tile will travel to the furthest possible tile in the given direction. A tile can have the value of 0 and a multiple of 2. For example a tile can be 0, 2, 4, 8, 16, 32, etc… A tile will stop when it hits the wall or another tile with a value other than 0 and its own value. For example a tile of value 4 will travers past tiles of value 0 but will stop upon reaching a tile of value 2 or larger.</w:t>
+      </w:r>
+      <w:r>
+        <w:t xml:space="preserve"> When the tile of value 4 reaches another tile of value 4 both tiles will combine into a tile of value 8. </w:t>
       </w:r>
     </w:p>
     <w:p/>
@@ -9550,7 +9442,7 @@
       <w:pPr>
         <w:pStyle w:val="berschrift4"/>
       </w:pPr>
-      <w:bookmarkStart w:id="26" w:name="_Toc226287678"/>
+      <w:bookmarkStart w:id="26" w:name="_Toc226290879"/>
       <w:r>
         <w:t>Example after the player chooses to move right:</w:t>
       </w:r>
@@ -9676,7 +9568,7 @@
       <w:pPr>
         <w:pStyle w:val="berschrift2"/>
       </w:pPr>
-      <w:bookmarkStart w:id="28" w:name="_Toc226287679"/>
+      <w:bookmarkStart w:id="28" w:name="_Toc226290880"/>
       <w:r>
         <w:t>Connection to Reinforcement Learning</w:t>
       </w:r>
@@ -9709,38 +9601,14 @@
         </m:r>
       </m:oMath>
       <w:r>
-        <w:t xml:space="preserve"> from the set of possible actions </w:t>
-      </w:r>
-      <w:proofErr w:type="gramStart"/>
-      <w:r>
-        <w:t>given</w:t>
-      </w:r>
-      <w:proofErr w:type="gramEnd"/>
-      <w:r>
-        <w:t xml:space="preserve"> the state. This interaction naturally forms a Markov Decision Process. A challenge in applying reinforcement learning to 2048 is the vast amount of state space. The number of possible grid configurations grows exponentially due to the different tile values and their positions. As a result, storing every state and every action in a Q-table becomes </w:t>
-      </w:r>
-      <w:proofErr w:type="gramStart"/>
-      <w:r>
-        <w:t>memory expensive</w:t>
-      </w:r>
-      <w:proofErr w:type="gramEnd"/>
-      <w:r>
-        <w:t xml:space="preserve"> very quickly. After running an agent on the game for just one </w:t>
-      </w:r>
-      <w:proofErr w:type="gramStart"/>
-      <w:r>
-        <w:t>hour</w:t>
-      </w:r>
-      <w:proofErr w:type="gramEnd"/>
-      <w:r>
-        <w:t xml:space="preserve"> can produce a Q-table with millions of entries and the size of gigabyte if not terabyte.</w:t>
+        <w:t xml:space="preserve"> from the set of possible actions given the state. This interaction naturally forms a Markov Decision Process. A challenge in applying reinforcement learning to 2048 is the vast amount of state space. The number of possible grid configurations grows exponentially due to the different tile values and their positions. As a result, storing every state and every action in a Q-table becomes memory expensive very quickly. After running an agent on the game for just one hour can produce a Q-table with millions of entries and the size of gigabyte if not terabyte.</w:t>
       </w:r>
     </w:p>
     <w:p>
       <w:pPr>
         <w:pStyle w:val="berschrift4"/>
       </w:pPr>
-      <w:bookmarkStart w:id="29" w:name="_Toc226287680"/>
+      <w:bookmarkStart w:id="29" w:name="_Toc226290881"/>
       <w:r>
         <w:t>State space</w:t>
       </w:r>
@@ -9759,15 +9627,7 @@
         </m:r>
       </m:oMath>
       <w:r>
-        <w:t xml:space="preserve"> of </w:t>
-      </w:r>
-      <w:proofErr w:type="gramStart"/>
-      <w:r>
-        <w:t>the game</w:t>
-      </w:r>
-      <w:proofErr w:type="gramEnd"/>
-      <w:r>
-        <w:t xml:space="preserve"> 2048 consists of all possible formations of the grid world. As the game is played on a grid of size n by n where each tile can have a value between 0 and </w:t>
+        <w:t xml:space="preserve"> of the game 2048 consists of all possible formations of the grid world. As the game is played on a grid of size n by n where each tile can have a value between 0 and </w:t>
       </w:r>
       <m:oMath>
         <m:sSup>
@@ -9918,15 +9778,7 @@
     </w:p>
     <w:p>
       <w:r>
-        <w:t xml:space="preserve">In </w:t>
-      </w:r>
-      <w:proofErr w:type="gramStart"/>
-      <w:r>
-        <w:t>the implementation</w:t>
-      </w:r>
-      <w:proofErr w:type="gramEnd"/>
-      <w:r>
-        <w:t xml:space="preserve"> each state is represented as a flattened matrix:</w:t>
+        <w:t>In the implementation each state is represented as a flattened matrix:</w:t>
       </w:r>
     </w:p>
     <w:p/>
@@ -10158,30 +10010,14 @@
     <w:p/>
     <w:p>
       <w:r>
-        <w:t xml:space="preserve">But a lot of these states </w:t>
-      </w:r>
-      <w:proofErr w:type="gramStart"/>
-      <w:r>
-        <w:t>can not</w:t>
-      </w:r>
-      <w:proofErr w:type="gramEnd"/>
-      <w:r>
-        <w:t xml:space="preserve"> be reached due to the game rules or structural equivalents which </w:t>
-      </w:r>
-      <w:proofErr w:type="gramStart"/>
-      <w:r>
-        <w:t>motivates</w:t>
-      </w:r>
-      <w:proofErr w:type="gramEnd"/>
-      <w:r>
-        <w:t xml:space="preserve"> the abstraction approach discussed in this thesis. </w:t>
+        <w:t xml:space="preserve">But a lot of these states can not be reached due to the game rules or structural equivalents which motivates the abstraction approach discussed in this thesis. </w:t>
       </w:r>
     </w:p>
     <w:p>
       <w:pPr>
         <w:pStyle w:val="berschrift2"/>
       </w:pPr>
-      <w:bookmarkStart w:id="30" w:name="_Toc226287681"/>
+      <w:bookmarkStart w:id="30" w:name="_Toc226290882"/>
       <w:r>
         <w:t>Connection to Q-table Abstraction</w:t>
       </w:r>
@@ -10335,15 +10171,7 @@
     </w:p>
     <w:p>
       <w:r>
-        <w:t xml:space="preserve">This function maps a </w:t>
-      </w:r>
-      <w:proofErr w:type="gramStart"/>
-      <w:r>
-        <w:t>states</w:t>
-      </w:r>
-      <w:proofErr w:type="gramEnd"/>
-      <w:r>
-        <w:t xml:space="preserve"> </w:t>
+        <w:t xml:space="preserve">This function maps a states </w:t>
       </w:r>
       <m:oMath>
         <m:r>
@@ -10461,15 +10289,7 @@
     <w:p/>
     <w:p>
       <w:r>
-        <w:t xml:space="preserve">The game 2048, with its </w:t>
-      </w:r>
-      <w:proofErr w:type="gramStart"/>
-      <w:r>
-        <w:t>grid based</w:t>
-      </w:r>
-      <w:proofErr w:type="gramEnd"/>
-      <w:r>
-        <w:t xml:space="preserve"> environment and the structured use of values that are powers of two, is particularly well suited for this approach. The consistent scaling of tile values </w:t>
+        <w:t xml:space="preserve">The game 2048, with its grid based environment and the structured use of values that are powers of two, is particularly well suited for this approach. The consistent scaling of tile values </w:t>
       </w:r>
       <w:r>
         <w:lastRenderedPageBreak/>
@@ -10487,141 +10307,29 @@
         <w:rPr>
           <w:lang w:eastAsia="en-US" w:bidi="en-US"/>
         </w:rPr>
-        <w:t xml:space="preserve">In this thesis the game will be simulated through 3 different game </w:t>
-      </w:r>
-      <w:proofErr w:type="gramStart"/>
-      <w:r>
-        <w:rPr>
-          <w:lang w:eastAsia="en-US" w:bidi="en-US"/>
-        </w:rPr>
-        <w:t>version</w:t>
-      </w:r>
-      <w:proofErr w:type="gramEnd"/>
-      <w:r>
-        <w:rPr>
-          <w:lang w:eastAsia="en-US" w:bidi="en-US"/>
-        </w:rPr>
-        <w:t xml:space="preserve">. A 2 by 2 tile </w:t>
-      </w:r>
-      <w:proofErr w:type="gramStart"/>
-      <w:r>
-        <w:rPr>
-          <w:lang w:eastAsia="en-US" w:bidi="en-US"/>
-        </w:rPr>
-        <w:t>grid  version</w:t>
-      </w:r>
-      <w:proofErr w:type="gramEnd"/>
-      <w:r>
-        <w:rPr>
-          <w:lang w:eastAsia="en-US" w:bidi="en-US"/>
-        </w:rPr>
-        <w:t xml:space="preserve">, chosen for the purpose of fast testing of ideas and operations. A 3 by 3 version designed to find the effect of scaling operations and the finale 4 by 4 grid version where both ideas will be put together. In this version the goal consists of first reaching the </w:t>
-      </w:r>
-      <w:proofErr w:type="gramStart"/>
-      <w:r>
-        <w:rPr>
-          <w:lang w:eastAsia="en-US" w:bidi="en-US"/>
-        </w:rPr>
-        <w:t>tile</w:t>
-      </w:r>
-      <w:proofErr w:type="gramEnd"/>
-      <w:r>
-        <w:rPr>
-          <w:lang w:eastAsia="en-US" w:bidi="en-US"/>
-        </w:rPr>
-        <w:t xml:space="preserve"> 2048 and secondly seeing how far the agent </w:t>
-      </w:r>
-      <w:proofErr w:type="gramStart"/>
-      <w:r>
-        <w:rPr>
-          <w:lang w:eastAsia="en-US" w:bidi="en-US"/>
-        </w:rPr>
-        <w:t>is able to</w:t>
-      </w:r>
-      <w:proofErr w:type="gramEnd"/>
-      <w:r>
-        <w:rPr>
-          <w:lang w:eastAsia="en-US" w:bidi="en-US"/>
-        </w:rPr>
-        <w:t xml:space="preserve"> go.</w:t>
+        <w:t>In this thesis the game will be simulated through 3 different game version. A 2 by 2 tile grid  version, chosen for the purpose of fast testing of ideas and operations. A 3 by 3 version designed to find the effect of scaling operations and the finale 4 by 4 grid version where both ideas will be put together. In this version the goal consists of first reaching the tile 2048 and secondly seeing how far the agent is able to go.</w:t>
       </w:r>
     </w:p>
     <w:p>
       <w:pPr>
         <w:pStyle w:val="berschrift1"/>
       </w:pPr>
-      <w:bookmarkStart w:id="31" w:name="_Toc226287682"/>
+      <w:bookmarkStart w:id="31" w:name="_Toc226290883"/>
       <w:r>
         <w:t>Introduction to Reinforcement Learning (RL)</w:t>
       </w:r>
-      <w:bookmarkEnd w:id="22"/>
+      <w:bookmarkEnd w:id="21"/>
       <w:bookmarkEnd w:id="31"/>
     </w:p>
     <w:p>
       <w:r>
-        <w:t xml:space="preserve">Machine Learning (ML) is a way for computers to understand data and </w:t>
-      </w:r>
-      <w:proofErr w:type="gramStart"/>
-      <w:r>
-        <w:t>or</w:t>
-      </w:r>
-      <w:proofErr w:type="gramEnd"/>
-      <w:r>
-        <w:t xml:space="preserve"> environment and </w:t>
-      </w:r>
-      <w:proofErr w:type="gramStart"/>
-      <w:r>
-        <w:t>applying</w:t>
-      </w:r>
-      <w:proofErr w:type="gramEnd"/>
-      <w:r>
-        <w:t xml:space="preserve"> specific actions given a certain input. ML divides itself into 3 sub-categories, Supervised learning where developers use labelled data to train A.I. models for predictive tasks. The data usually gets labelled by the developers themselves. The data is split into a training set and a test set and the A.I. is trained. In unsupervised learning the data is unlabelled and the A.I. is forced to find patterns or clusters in the data. The result is harder to validate and the way the A.I. found the answer can be hard for developers to </w:t>
-      </w:r>
-      <w:proofErr w:type="gramStart"/>
-      <w:r>
-        <w:t>understand</w:t>
-      </w:r>
-      <w:proofErr w:type="gramEnd"/>
-      <w:r>
-        <w:t xml:space="preserve"> such as in neural networks. </w:t>
+        <w:t xml:space="preserve">Machine Learning (ML) is a way for computers to understand data and or environment and applying specific actions given a certain input. ML divides itself into 3 sub-categories, Supervised learning where developers use labelled data to train A.I. models for predictive tasks. The data usually gets labelled by the developers themselves. The data is split into a training set and a test set and the A.I. is trained. In unsupervised learning the data is unlabelled and the A.I. is forced to find patterns or clusters in the data. The result is harder to validate and the way the A.I. found the answer can be hard for developers to understand such as in neural networks. </w:t>
       </w:r>
     </w:p>
     <w:p/>
     <w:p>
       <w:r>
-        <w:t>Other than in supervised learning and in unsupervised learning in reinforcement learning (RL)</w:t>
-      </w:r>
-      <w:proofErr w:type="gramStart"/>
-      <w:r>
-        <w:t xml:space="preserve"> the</w:t>
-      </w:r>
-      <w:proofErr w:type="gramEnd"/>
-      <w:r>
-        <w:t xml:space="preserve"> A.I. or in </w:t>
-      </w:r>
-      <w:proofErr w:type="gramStart"/>
-      <w:r>
-        <w:t>RL</w:t>
-      </w:r>
-      <w:proofErr w:type="gramEnd"/>
-      <w:r>
-        <w:t xml:space="preserve"> often called </w:t>
-      </w:r>
-      <w:proofErr w:type="gramStart"/>
-      <w:r>
-        <w:t>agent</w:t>
-      </w:r>
-      <w:proofErr w:type="gramEnd"/>
-      <w:r>
-        <w:t xml:space="preserve"> learns not through data but through an environment, often simplified, through trial and error. Guided only with rewards and </w:t>
-      </w:r>
-      <w:proofErr w:type="gramStart"/>
-      <w:r>
-        <w:t>penalties</w:t>
-      </w:r>
-      <w:proofErr w:type="gramEnd"/>
-      <w:r>
-        <w:t xml:space="preserve"> the agent will find the best way through a maze or get the highest score in a game. It is often used in robotics or autonomous systems such as self-driving cars where agents must adapt over time. In these circumstances the agent chooses the best possible path with help of deep learning to avoid accidents on the road.</w:t>
+        <w:t>Other than in supervised learning and in unsupervised learning in reinforcement learning (RL) the A.I. or in RL often called agent learns not through data but through an environment, often simplified, through trial and error. Guided only with rewards and penalties the agent will find the best way through a maze or get the highest score in a game. It is often used in robotics or autonomous systems such as self-driving cars where agents must adapt over time. In these circumstances the agent chooses the best possible path with help of deep learning to avoid accidents on the road.</w:t>
       </w:r>
     </w:p>
     <w:p/>
@@ -11551,7 +11259,7 @@
       <w:pPr>
         <w:pStyle w:val="berschrift2"/>
       </w:pPr>
-      <w:bookmarkStart w:id="33" w:name="_Toc226287683"/>
+      <w:bookmarkStart w:id="33" w:name="_Toc226290884"/>
       <w:r>
         <w:t>Markov Decision process</w:t>
       </w:r>
@@ -11627,23 +11335,7 @@
         </m:sSub>
       </m:oMath>
       <w:r>
-        <w:t xml:space="preserve">. In the case of </w:t>
-      </w:r>
-      <w:proofErr w:type="gramStart"/>
-      <w:r>
-        <w:t>the game</w:t>
-      </w:r>
-      <w:proofErr w:type="gramEnd"/>
-      <w:r>
-        <w:t xml:space="preserve"> 2048 an action can be any of the 4 cardinal directions up, down, left and right. This action is </w:t>
-      </w:r>
-      <w:proofErr w:type="gramStart"/>
-      <w:r>
-        <w:t>send</w:t>
-      </w:r>
-      <w:proofErr w:type="gramEnd"/>
-      <w:r>
-        <w:t xml:space="preserve"> to the environment and the environment changes based on the action. This leads to the state </w:t>
+        <w:t xml:space="preserve">. In the case of the game 2048 an action can be any of the 4 cardinal directions up, down, left and right. This action is send to the environment and the environment changes based on the action. This leads to the state </w:t>
       </w:r>
       <m:oMath>
         <m:sSub>
@@ -12133,30 +11825,14 @@
         </m:r>
       </m:oMath>
       <w:r>
-        <w:t xml:space="preserve"> is a number </w:t>
-      </w:r>
-      <w:proofErr w:type="gramStart"/>
-      <w:r>
-        <w:t>between of</w:t>
-      </w:r>
-      <w:proofErr w:type="gramEnd"/>
-      <w:r>
-        <w:t xml:space="preserve"> 0 to 1 (starting with 1) and ensures that the agent prioritizes exploration first and </w:t>
-      </w:r>
-      <w:proofErr w:type="gramStart"/>
-      <w:r>
-        <w:t>exploitation later</w:t>
-      </w:r>
-      <w:proofErr w:type="gramEnd"/>
-      <w:r>
-        <w:t>.</w:t>
+        <w:t xml:space="preserve"> is a number between of 0 to 1 (starting with 1) and ensures that the agent prioritizes exploration first and exploitation later.</w:t>
       </w:r>
     </w:p>
     <w:p>
       <w:pPr>
         <w:pStyle w:val="berschrift2"/>
       </w:pPr>
-      <w:bookmarkStart w:id="34" w:name="_Toc226287684"/>
+      <w:bookmarkStart w:id="34" w:name="_Toc226290885"/>
       <w:r>
         <w:t>Q-Learning</w:t>
       </w:r>
@@ -12213,15 +11889,7 @@
         <w:t xml:space="preserve"> </w:t>
       </w:r>
       <w:r>
-        <w:t xml:space="preserve">This function returns the maximum expected sum of rewards that can be achieved by </w:t>
-      </w:r>
-      <w:proofErr w:type="gramStart"/>
-      <w:r>
-        <w:t>taking action</w:t>
-      </w:r>
-      <w:proofErr w:type="gramEnd"/>
-      <w:r>
-        <w:t xml:space="preserve"> </w:t>
+        <w:t xml:space="preserve">This function returns the maximum expected sum of rewards that can be achieved by taking action </w:t>
       </w:r>
       <m:oMath>
         <m:r>
@@ -12274,15 +11942,7 @@
         <w:t xml:space="preserve"> from the environment. The </w:t>
       </w:r>
       <w:r>
-        <w:t xml:space="preserve">agent updates the Q-table and transitions to the next state. In code this loop is done through the </w:t>
-      </w:r>
-      <w:proofErr w:type="gramStart"/>
-      <w:r>
-        <w:t>step(</w:t>
-      </w:r>
-      <w:proofErr w:type="gramEnd"/>
-      <w:r>
-        <w:t>) function. The Q-table is updated iteratively using the following update rule:</w:t>
+        <w:t>agent updates the Q-table and transitions to the next state. In code this loop is done through the step() function. The Q-table is updated iteratively using the following update rule:</w:t>
       </w:r>
     </w:p>
     <w:p/>
@@ -12524,21 +12184,7 @@
         <w:rPr>
           <w:szCs w:val="22"/>
         </w:rPr>
-        <w:t xml:space="preserve">is the discount factor which controls the importance of future rewards. It is a value between 0 and 1 and is updated after every loop. A value of 1 </w:t>
-      </w:r>
-      <w:proofErr w:type="gramStart"/>
-      <w:r>
-        <w:rPr>
-          <w:szCs w:val="22"/>
-        </w:rPr>
-        <w:t>results</w:t>
-      </w:r>
-      <w:proofErr w:type="gramEnd"/>
-      <w:r>
-        <w:rPr>
-          <w:szCs w:val="22"/>
-        </w:rPr>
-        <w:t xml:space="preserve"> in more exploration while a value of 0 results in only exploitation. Exploitation in this case results in the agent only choosing the best action from the Q-table while exploration results in the agent choosing random paths.</w:t>
+        <w:t>is the discount factor which controls the importance of future rewards. It is a value between 0 and 1 and is updated after every loop. A value of 1 results in more exploration while a value of 0 results in only exploitation. Exploitation in this case results in the agent only choosing the best action from the Q-table while exploration results in the agent choosing random paths.</w:t>
       </w:r>
     </w:p>
     <w:p>
@@ -12582,21 +12228,7 @@
         <w:rPr>
           <w:szCs w:val="22"/>
         </w:rPr>
-        <w:t xml:space="preserve">t controls the importance of new values compared to old values. A high learning rate results in new values </w:t>
-      </w:r>
-      <w:proofErr w:type="gramStart"/>
-      <w:r>
-        <w:rPr>
-          <w:szCs w:val="22"/>
-        </w:rPr>
-        <w:t>overriding</w:t>
-      </w:r>
-      <w:proofErr w:type="gramEnd"/>
-      <w:r>
-        <w:rPr>
-          <w:szCs w:val="22"/>
-        </w:rPr>
-        <w:t xml:space="preserve"> old values and a low learning rate leads to old values being </w:t>
+        <w:t xml:space="preserve">t controls the importance of new values compared to old values. A high learning rate results in new values overriding old values and a low learning rate leads to old values being </w:t>
       </w:r>
       <w:r>
         <w:rPr>
@@ -12827,21 +12459,7 @@
           <w:szCs w:val="22"/>
         </w:rPr>
         <w:lastRenderedPageBreak/>
-        <w:t xml:space="preserve">Q-Learning is an off-policy algorithm, it learns the optimal policy independently of the </w:t>
-      </w:r>
-      <w:proofErr w:type="gramStart"/>
-      <w:r>
-        <w:rPr>
-          <w:szCs w:val="22"/>
-        </w:rPr>
-        <w:t>agents</w:t>
-      </w:r>
-      <w:proofErr w:type="gramEnd"/>
-      <w:r>
-        <w:rPr>
-          <w:szCs w:val="22"/>
-        </w:rPr>
-        <w:t xml:space="preserve"> behavior. Depending on the exploration strategies the agent follows different approaches. In an </w:t>
+        <w:t xml:space="preserve">Q-Learning is an off-policy algorithm, it learns the optimal policy independently of the agents behavior. Depending on the exploration strategies the agent follows different approaches. In an </w:t>
       </w:r>
       <m:oMath>
         <m:r>
@@ -12876,28 +12494,14 @@
         <w:rPr>
           <w:szCs w:val="22"/>
         </w:rPr>
-        <w:t xml:space="preserve">In the </w:t>
-      </w:r>
-      <w:proofErr w:type="gramStart"/>
-      <w:r>
-        <w:rPr>
-          <w:szCs w:val="22"/>
-        </w:rPr>
-        <w:t>context of 2048</w:t>
-      </w:r>
-      <w:proofErr w:type="gramEnd"/>
-      <w:r>
-        <w:rPr>
-          <w:szCs w:val="22"/>
-        </w:rPr>
-        <w:t xml:space="preserve"> the agent receives the state as a numpy matrix. It observes the matrix and selects depending on the strategy one of the four possible actions. After each move it receives a reward based on the value of tiles merged by the chosen action. The agent updates the Q-table. By continuously updating the Q-values, the agent learns which actions lead to higher rewards and gradually improves its performance. </w:t>
+        <w:t xml:space="preserve">In the context of 2048 the agent receives the state as a numpy matrix. It observes the matrix and selects depending on the strategy one of the four possible actions. After each move it receives a reward based on the value of tiles merged by the chosen action. The agent updates the Q-table. By continuously updating the Q-values, the agent learns which actions lead to higher rewards and gradually improves its performance. </w:t>
       </w:r>
     </w:p>
     <w:p>
       <w:pPr>
         <w:pStyle w:val="berschrift2"/>
       </w:pPr>
-      <w:bookmarkStart w:id="35" w:name="_Toc226287685"/>
+      <w:bookmarkStart w:id="35" w:name="_Toc226290886"/>
       <w:r>
         <w:t>Q-Table Representation</w:t>
       </w:r>
@@ -12911,23 +12515,7 @@
     <w:p/>
     <w:p>
       <w:r>
-        <w:t xml:space="preserve">In the </w:t>
-      </w:r>
-      <w:proofErr w:type="gramStart"/>
-      <w:r>
-        <w:t>context of 2048</w:t>
-      </w:r>
-      <w:proofErr w:type="gramEnd"/>
-      <w:r>
-        <w:t xml:space="preserve"> a state is </w:t>
-      </w:r>
-      <w:proofErr w:type="gramStart"/>
-      <w:r>
-        <w:t>a flattened</w:t>
-      </w:r>
-      <w:proofErr w:type="gramEnd"/>
-      <w:r>
-        <w:t xml:space="preserve"> 4 by 4 matrix or depending on the environment a 2 by 2 or 3 by 3 matrix. The actions correspond to the possible movements up, down, left and right. </w:t>
+        <w:t xml:space="preserve">In the context of 2048 a state is a flattened 4 by 4 matrix or depending on the environment a 2 by 2 or 3 by 3 matrix. The actions correspond to the possible movements up, down, left and right. </w:t>
       </w:r>
     </w:p>
     <w:p/>
@@ -13029,7 +12617,7 @@
       <w:pPr>
         <w:pStyle w:val="berschrift1"/>
       </w:pPr>
-      <w:bookmarkStart w:id="37" w:name="_Toc226287686"/>
+      <w:bookmarkStart w:id="37" w:name="_Toc226290887"/>
       <w:r>
         <w:lastRenderedPageBreak/>
         <w:t>Parent / Child Theory</w:t>
@@ -13038,15 +12626,7 @@
     </w:p>
     <w:p>
       <w:r>
-        <w:t xml:space="preserve">This thesis introduces a Q-table abstraction based on a parent-child representation of states. In a normal Q-learning setup for the </w:t>
-      </w:r>
-      <w:proofErr w:type="gramStart"/>
-      <w:r>
-        <w:t>game 2048</w:t>
-      </w:r>
-      <w:proofErr w:type="gramEnd"/>
-      <w:r>
-        <w:t xml:space="preserve">, the Q-table grows </w:t>
+        <w:t xml:space="preserve">This thesis introduces a Q-table abstraction based on a parent-child representation of states. In a normal Q-learning setup for the game 2048, the Q-table grows </w:t>
       </w:r>
       <w:r>
         <w:t>exponentially</w:t>
@@ -13063,7 +12643,7 @@
       <w:pPr>
         <w:pStyle w:val="berschrift2"/>
       </w:pPr>
-      <w:bookmarkStart w:id="38" w:name="_Toc226287687"/>
+      <w:bookmarkStart w:id="38" w:name="_Toc226290888"/>
       <w:r>
         <w:t>Mathematical Definition</w:t>
       </w:r>
@@ -13799,7 +13379,7 @@
       <w:pPr>
         <w:pStyle w:val="berschrift2"/>
       </w:pPr>
-      <w:bookmarkStart w:id="39" w:name="_Toc226287688"/>
+      <w:bookmarkStart w:id="39" w:name="_Toc226290889"/>
       <w:r>
         <w:t>Transformation-Based state Equivalence</w:t>
       </w:r>
@@ -13840,15 +13420,7 @@
         </m:r>
       </m:oMath>
       <w:r>
-        <w:t xml:space="preserve"> if there exists at least one sequence of operations such </w:t>
-      </w:r>
-      <w:proofErr w:type="gramStart"/>
-      <w:r>
-        <w:t>that</w:t>
-      </w:r>
-      <w:proofErr w:type="gramEnd"/>
-      <w:r>
-        <w:t>:</w:t>
+        <w:t xml:space="preserve"> if there exists at least one sequence of operations such that:</w:t>
       </w:r>
     </w:p>
     <w:p/>
@@ -14405,36 +13977,15 @@
     </w:p>
     <w:p/>
     <w:p>
-      <w:proofErr w:type="gramStart"/>
-      <w:r>
-        <w:t>In order for</w:t>
-      </w:r>
-      <w:proofErr w:type="gramEnd"/>
-      <w:r>
-        <w:t xml:space="preserve"> this to work the actions must be able to be either transformed or must have the same value if a state is scaled to not lose context for the agent.</w:t>
+      <w:r>
+        <w:t>In order for this to work the actions must be able to be either transformed or must have the same value if a state is scaled to not lose context for the agent.</w:t>
       </w:r>
     </w:p>
     <w:p/>
     <w:p>
       <w:r>
         <w:lastRenderedPageBreak/>
-        <w:t xml:space="preserve">The actions of a state that is transformed must be of the same context for the agent </w:t>
-      </w:r>
-      <w:proofErr w:type="gramStart"/>
-      <w:r>
-        <w:t>to not</w:t>
-      </w:r>
-      <w:proofErr w:type="gramEnd"/>
-      <w:r>
-        <w:t xml:space="preserve"> lose information. If an action with a transformation applied reduces the context of a state for the </w:t>
-      </w:r>
-      <w:proofErr w:type="gramStart"/>
-      <w:r>
-        <w:t>agent</w:t>
-      </w:r>
-      <w:proofErr w:type="gramEnd"/>
-      <w:r>
-        <w:t xml:space="preserve"> the abstraction is </w:t>
+        <w:t xml:space="preserve">The actions of a state that is transformed must be of the same context for the agent to not lose information. If an action with a transformation applied reduces the context of a state for the agent the abstraction is </w:t>
       </w:r>
       <w:r>
         <w:t>a hindrance.</w:t>
@@ -14443,6 +13994,12 @@
     <w:p/>
     <w:p>
       <w:r>
+        <w:t xml:space="preserve">Information is defined as data that the agent uses to play the game. Information can be a state, an action or the hidden relation between states. The agent gets punished for choosing moves that result in high rewards in the early game just to lose in the long game. The agent will therefore sometimes choose actions that appear bad in the short term but add in the long term. This information should not get lost. The direction column in the child Q-table is designed to save the best direction not in the short term but in the long term and will transform the actions of the agent if the actions provided from the parent collide with the best direction of the original state. </w:t>
+      </w:r>
+    </w:p>
+    <w:p/>
+    <w:p>
+      <w:r>
         <w:t>The following transformation operations are considered when deciding between parent and child:</w:t>
       </w:r>
     </w:p>
@@ -14450,7 +14007,7 @@
       <w:pPr>
         <w:pStyle w:val="berschrift3"/>
       </w:pPr>
-      <w:bookmarkStart w:id="40" w:name="_Toc226287689"/>
+      <w:bookmarkStart w:id="40" w:name="_Toc226290890"/>
       <w:r>
         <w:t>Rotation (r)</w:t>
       </w:r>
@@ -14470,15 +14027,7 @@
         <w:t>atrix B are the same if you can rotate A to get to B.</w:t>
       </w:r>
       <w:r>
-        <w:t xml:space="preserve"> This operation exploits the symmetry of </w:t>
-      </w:r>
-      <w:proofErr w:type="gramStart"/>
-      <w:r>
-        <w:t>grid based</w:t>
-      </w:r>
-      <w:proofErr w:type="gramEnd"/>
-      <w:r>
-        <w:t xml:space="preserve"> worlds as the action up can also be rotated to the left, down or right. </w:t>
+        <w:t xml:space="preserve"> This operation exploits the symmetry of grid based worlds as the action up can also be rotated to the left, down or right. </w:t>
       </w:r>
     </w:p>
     <w:p>
@@ -14576,7 +14125,7 @@
       <w:pPr>
         <w:pStyle w:val="berschrift3"/>
       </w:pPr>
-      <w:bookmarkStart w:id="42" w:name="_Toc226287690"/>
+      <w:bookmarkStart w:id="42" w:name="_Toc226290891"/>
       <w:r>
         <w:t>Scaling (doubling) (d)</w:t>
       </w:r>
@@ -14587,7 +14136,11 @@
         <w:t>A state can be scaled by multiplying all tile values by a constant factor. Two states are equivalent if one is a scaled value of the other. M</w:t>
       </w:r>
       <w:r>
-        <w:t>atrix A and matrix B are the same if you can double A to get to B.</w:t>
+        <w:t xml:space="preserve">atrix A and matrix B are the same if you can double </w:t>
+      </w:r>
+      <w:r>
+        <w:lastRenderedPageBreak/>
+        <w:t>A to get to B.</w:t>
       </w:r>
       <w:r>
         <w:t xml:space="preserve"> This is particulary effective in games like 2048 due to the exponential structure of the tile values. </w:t>
@@ -14603,7 +14156,6 @@
         <w:rPr>
           <w:noProof/>
         </w:rPr>
-        <w:lastRenderedPageBreak/>
         <w:drawing>
           <wp:inline distT="0" distB="0" distL="0" distR="0" wp14:anchorId="5EF9B3D9" wp14:editId="15DCEDF6">
             <wp:extent cx="4810125" cy="2019300"/>
@@ -14683,7 +14235,7 @@
       <w:pPr>
         <w:pStyle w:val="berschrift3"/>
       </w:pPr>
-      <w:bookmarkStart w:id="44" w:name="_Toc226287691"/>
+      <w:bookmarkStart w:id="44" w:name="_Toc226290892"/>
       <w:r>
         <w:t>Edge expansion (e)</w:t>
       </w:r>
@@ -14691,15 +14243,7 @@
     </w:p>
     <w:p>
       <w:r>
-        <w:t xml:space="preserve">States can be extended by adding empty or low-value </w:t>
-      </w:r>
-      <w:proofErr w:type="gramStart"/>
-      <w:r>
-        <w:t>tiles  at</w:t>
-      </w:r>
-      <w:proofErr w:type="gramEnd"/>
-      <w:r>
-        <w:t xml:space="preserve"> the borders while preserving the internal structure. This allows smaller patterns to represent larger states. M</w:t>
+        <w:t>States can be extended by adding empty or low-value tiles  at the borders while preserving the internal structure. This allows smaller patterns to represent larger states. M</w:t>
       </w:r>
       <w:r>
         <w:t>atrix A and matrix B are the same if you can add an edge to A to get to B.</w:t>
@@ -14820,7 +14364,7 @@
       <w:pPr>
         <w:pStyle w:val="berschrift3"/>
       </w:pPr>
-      <w:bookmarkStart w:id="46" w:name="_Toc226287692"/>
+      <w:bookmarkStart w:id="46" w:name="_Toc226290893"/>
       <w:r>
         <w:t>Mirroring (m)</w:t>
       </w:r>
@@ -14828,15 +14372,7 @@
     </w:p>
     <w:p>
       <w:r>
-        <w:t xml:space="preserve">A state can be mirrored along horizontal or vertical axes. Two states </w:t>
-      </w:r>
-      <w:proofErr w:type="gramStart"/>
-      <w:r>
-        <w:t>a</w:t>
-      </w:r>
-      <w:proofErr w:type="gramEnd"/>
-      <w:r>
-        <w:t xml:space="preserve"> equivalent if one is a mirrored version of the other. M</w:t>
+        <w:t>A state can be mirrored along horizontal or vertical axes. Two states a equivalent if one is a mirrored version of the other. M</w:t>
       </w:r>
       <w:r>
         <w:t>atrix A and matrix B are the same if you can mirror A to get to B.</w:t>
@@ -14938,7 +14474,7 @@
       <w:pPr>
         <w:pStyle w:val="berschrift2"/>
       </w:pPr>
-      <w:bookmarkStart w:id="48" w:name="_Toc226287693"/>
+      <w:bookmarkStart w:id="48" w:name="_Toc226290894"/>
       <w:r>
         <w:t>Parent-Child Representation</w:t>
       </w:r>
@@ -14946,7 +14482,13 @@
     </w:p>
     <w:p>
       <w:r>
-        <w:t>Using the operations above the original Q-table can be divided into two components. A Q-table filled with parent states:</w:t>
+        <w:t>Using the operations above the original Q-table can be divided into two components. A Q-table filled with parent state</w:t>
+      </w:r>
+      <w:r>
+        <w:t>-action pairs</w:t>
+      </w:r>
+      <w:r>
+        <w:t>:</w:t>
       </w:r>
     </w:p>
     <w:p/>
@@ -15024,15 +14566,7 @@
         <w:t>The index is a key that points to the original parent and the operations are a string of operations applied to the child to get to the parent.</w:t>
       </w:r>
       <w:r>
-        <w:t xml:space="preserve"> The direction property </w:t>
-      </w:r>
-      <w:proofErr w:type="gramStart"/>
-      <w:r>
-        <w:t>insures</w:t>
-      </w:r>
-      <w:proofErr w:type="gramEnd"/>
-      <w:r>
-        <w:t xml:space="preserve"> the agent doesn’t lose context </w:t>
+        <w:t xml:space="preserve"> The direction property insures the agent doesn’t lose context </w:t>
       </w:r>
       <w:r>
         <w:t>of the state.</w:t>
@@ -15072,15 +14606,7 @@
         <w:t xml:space="preserve">This </w:t>
       </w:r>
       <w:r>
-        <w:t xml:space="preserve">idea leads to 2 </w:t>
-      </w:r>
-      <w:proofErr w:type="gramStart"/>
-      <w:r>
-        <w:t>files</w:t>
-      </w:r>
-      <w:proofErr w:type="gramEnd"/>
-      <w:r>
-        <w:t xml:space="preserve"> the parent Q-table and the child Q-table.</w:t>
+        <w:t>idea leads to 2 files the parent Q-table and the child Q-table.</w:t>
       </w:r>
     </w:p>
     <w:p/>
@@ -15088,7 +14614,7 @@
       <w:pPr>
         <w:pStyle w:val="berschrift4"/>
       </w:pPr>
-      <w:bookmarkStart w:id="49" w:name="_Toc226287694"/>
+      <w:bookmarkStart w:id="49" w:name="_Toc226290895"/>
       <w:r>
         <w:t>Parent:</w:t>
       </w:r>
@@ -15198,7 +14724,7 @@
       <w:pPr>
         <w:pStyle w:val="berschrift4"/>
       </w:pPr>
-      <w:bookmarkStart w:id="51" w:name="_Toc226287695"/>
+      <w:bookmarkStart w:id="51" w:name="_Toc226290896"/>
       <w:r>
         <w:t>Child:</w:t>
       </w:r>
@@ -15312,21 +14838,7 @@
         <w:rPr>
           <w:lang w:eastAsia="en-US" w:bidi="en-US"/>
         </w:rPr>
-        <w:t xml:space="preserve">In theory the splitting of parent to child reduces the storage space needed for the Q-table. A normal Q-table often sits at around 5 GB depending on the complexity of the game and the number of possible actions and states. This idea should cut </w:t>
-      </w:r>
-      <w:proofErr w:type="gramStart"/>
-      <w:r>
-        <w:rPr>
-          <w:lang w:eastAsia="en-US" w:bidi="en-US"/>
-        </w:rPr>
-        <w:t>the memory</w:t>
-      </w:r>
-      <w:proofErr w:type="gramEnd"/>
-      <w:r>
-        <w:rPr>
-          <w:lang w:eastAsia="en-US" w:bidi="en-US"/>
-        </w:rPr>
-        <w:t xml:space="preserve"> usage in half. </w:t>
+        <w:t xml:space="preserve">In theory the splitting of parent to child reduces the storage space needed for the Q-table. A normal Q-table often sits at around 5 GB depending on the complexity of the game and the number of possible actions and states. This idea should cut the memory usage in half. </w:t>
       </w:r>
     </w:p>
     <w:p>
@@ -15339,46 +14851,1705 @@
         <w:jc w:val="left"/>
       </w:pPr>
       <w:r>
-        <w:t xml:space="preserve">One issue that could arise from this approach can be the loss of information as not every state abstraction can be </w:t>
-      </w:r>
-      <w:proofErr w:type="gramStart"/>
-      <w:r>
-        <w:t>done</w:t>
-      </w:r>
-      <w:proofErr w:type="gramEnd"/>
-      <w:r>
-        <w:t xml:space="preserve"> to the corresponding actions.</w:t>
-      </w:r>
+        <w:t>One issue that could arise from this approach can be the loss of information as not every state abstraction can be done to the corresponding actions.</w:t>
+      </w:r>
+      <w:r>
+        <w:t xml:space="preserve"> The child inherits the actions of the parent state</w:t>
+      </w:r>
+      <w:r>
+        <w:t>-action pair</w:t>
+      </w:r>
+      <w:r>
+        <w:t xml:space="preserve">. If the actions of the parent state result in loss of information, in this case the wrong direction, the child will transform the actions of the parent to match the best direction saved. </w:t>
+      </w:r>
+    </w:p>
+    <w:p>
+      <w:pPr>
+        <w:jc w:val="left"/>
+      </w:pPr>
+    </w:p>
+    <w:p>
+      <w:pPr>
+        <w:pStyle w:val="berschrift4"/>
+      </w:pPr>
+      <w:bookmarkStart w:id="53" w:name="_Toc226290897"/>
+      <w:r>
+        <w:t>Splitting</w:t>
+      </w:r>
+      <w:bookmarkEnd w:id="53"/>
+    </w:p>
+    <w:p>
+      <w:pPr>
+        <w:jc w:val="left"/>
+      </w:pPr>
+      <w:r>
+        <w:t xml:space="preserve">A parent state-action pair </w:t>
+      </w:r>
+      <w:r>
+        <w:t>consists</w:t>
+      </w:r>
+      <w:r>
+        <w:t xml:space="preserve"> of the parent state and the actions for the given state. </w:t>
+      </w:r>
+    </w:p>
+    <w:p>
+      <w:pPr>
+        <w:jc w:val="left"/>
+      </w:pPr>
+    </w:p>
+    <w:p>
+      <w:pPr>
+        <w:jc w:val="left"/>
+      </w:pPr>
+      <m:oMathPara>
+        <m:oMath>
+          <m:sSub>
+            <m:sSubPr>
+              <m:ctrlPr>
+                <w:rPr>
+                  <w:rFonts w:ascii="Cambria Math" w:hAnsi="Cambria Math"/>
+                  <w:i/>
+                </w:rPr>
+              </m:ctrlPr>
+            </m:sSubPr>
+            <m:e>
+              <m:r>
+                <w:rPr>
+                  <w:rFonts w:ascii="Cambria Math" w:hAnsi="Cambria Math"/>
+                </w:rPr>
+                <m:t>p</m:t>
+              </m:r>
+            </m:e>
+            <m:sub>
+              <m:r>
+                <w:rPr>
+                  <w:rFonts w:ascii="Cambria Math" w:hAnsi="Cambria Math"/>
+                </w:rPr>
+                <m:t>sa</m:t>
+              </m:r>
+            </m:sub>
+          </m:sSub>
+          <m:r>
+            <w:rPr>
+              <w:rFonts w:ascii="Cambria Math" w:hAnsi="Cambria Math"/>
+            </w:rPr>
+            <m:t>=(p,</m:t>
+          </m:r>
+          <m:sSub>
+            <m:sSubPr>
+              <m:ctrlPr>
+                <w:rPr>
+                  <w:rFonts w:ascii="Cambria Math" w:hAnsi="Cambria Math"/>
+                  <w:i/>
+                </w:rPr>
+              </m:ctrlPr>
+            </m:sSubPr>
+            <m:e>
+              <m:r>
+                <w:rPr>
+                  <w:rFonts w:ascii="Cambria Math" w:hAnsi="Cambria Math"/>
+                </w:rPr>
+                <m:t>q</m:t>
+              </m:r>
+            </m:e>
+            <m:sub>
+              <m:r>
+                <w:rPr>
+                  <w:rFonts w:ascii="Cambria Math" w:hAnsi="Cambria Math"/>
+                </w:rPr>
+                <m:t>p</m:t>
+              </m:r>
+            </m:sub>
+          </m:sSub>
+          <m:r>
+            <w:rPr>
+              <w:rFonts w:ascii="Cambria Math" w:hAnsi="Cambria Math"/>
+            </w:rPr>
+            <m:t>)</m:t>
+          </m:r>
+        </m:oMath>
+      </m:oMathPara>
+    </w:p>
+    <w:p>
+      <w:pPr>
+        <w:jc w:val="left"/>
+      </w:pPr>
+      <w:r>
+        <w:t>With:</w:t>
+      </w:r>
+    </w:p>
+    <w:p>
+      <w:pPr>
+        <w:jc w:val="left"/>
+      </w:pPr>
+      <m:oMathPara>
+        <m:oMath>
+          <m:sSub>
+            <m:sSubPr>
+              <m:ctrlPr>
+                <w:rPr>
+                  <w:rFonts w:ascii="Cambria Math" w:hAnsi="Cambria Math"/>
+                  <w:i/>
+                </w:rPr>
+              </m:ctrlPr>
+            </m:sSubPr>
+            <m:e>
+              <m:r>
+                <w:rPr>
+                  <w:rFonts w:ascii="Cambria Math" w:hAnsi="Cambria Math"/>
+                </w:rPr>
+                <m:t>q</m:t>
+              </m:r>
+            </m:e>
+            <m:sub>
+              <m:r>
+                <w:rPr>
+                  <w:rFonts w:ascii="Cambria Math" w:hAnsi="Cambria Math"/>
+                </w:rPr>
+                <m:t>p</m:t>
+              </m:r>
+            </m:sub>
+          </m:sSub>
+          <m:r>
+            <w:rPr>
+              <w:rFonts w:ascii="Cambria Math" w:hAnsi="Cambria Math"/>
+            </w:rPr>
+            <m:t>=(</m:t>
+          </m:r>
+          <m:sSubSup>
+            <m:sSubSupPr>
+              <m:ctrlPr>
+                <w:rPr>
+                  <w:rFonts w:ascii="Cambria Math" w:hAnsi="Cambria Math"/>
+                  <w:i/>
+                </w:rPr>
+              </m:ctrlPr>
+            </m:sSubSupPr>
+            <m:e>
+              <m:r>
+                <w:rPr>
+                  <w:rFonts w:ascii="Cambria Math" w:hAnsi="Cambria Math"/>
+                </w:rPr>
+                <m:t>Q</m:t>
+              </m:r>
+            </m:e>
+            <m:sub>
+              <m:r>
+                <w:rPr>
+                  <w:rFonts w:ascii="Cambria Math" w:hAnsi="Cambria Math"/>
+                </w:rPr>
+                <m:t>p</m:t>
+              </m:r>
+            </m:sub>
+            <m:sup>
+              <m:r>
+                <w:rPr>
+                  <w:rFonts w:ascii="Cambria Math" w:hAnsi="Cambria Math"/>
+                </w:rPr>
+                <m:t>up</m:t>
+              </m:r>
+            </m:sup>
+          </m:sSubSup>
+          <m:r>
+            <w:rPr>
+              <w:rFonts w:ascii="Cambria Math" w:hAnsi="Cambria Math"/>
+            </w:rPr>
+            <m:t>,</m:t>
+          </m:r>
+          <m:sSubSup>
+            <m:sSubSupPr>
+              <m:ctrlPr>
+                <w:rPr>
+                  <w:rFonts w:ascii="Cambria Math" w:hAnsi="Cambria Math"/>
+                  <w:i/>
+                </w:rPr>
+              </m:ctrlPr>
+            </m:sSubSupPr>
+            <m:e>
+              <m:r>
+                <w:rPr>
+                  <w:rFonts w:ascii="Cambria Math" w:hAnsi="Cambria Math"/>
+                </w:rPr>
+                <m:t>Q</m:t>
+              </m:r>
+            </m:e>
+            <m:sub>
+              <m:r>
+                <w:rPr>
+                  <w:rFonts w:ascii="Cambria Math" w:hAnsi="Cambria Math"/>
+                </w:rPr>
+                <m:t>p</m:t>
+              </m:r>
+            </m:sub>
+            <m:sup>
+              <m:r>
+                <w:rPr>
+                  <w:rFonts w:ascii="Cambria Math" w:hAnsi="Cambria Math"/>
+                </w:rPr>
+                <m:t>down</m:t>
+              </m:r>
+            </m:sup>
+          </m:sSubSup>
+          <m:r>
+            <w:rPr>
+              <w:rFonts w:ascii="Cambria Math" w:hAnsi="Cambria Math"/>
+            </w:rPr>
+            <m:t>,</m:t>
+          </m:r>
+          <m:sSubSup>
+            <m:sSubSupPr>
+              <m:ctrlPr>
+                <w:rPr>
+                  <w:rFonts w:ascii="Cambria Math" w:hAnsi="Cambria Math"/>
+                  <w:i/>
+                </w:rPr>
+              </m:ctrlPr>
+            </m:sSubSupPr>
+            <m:e>
+              <m:r>
+                <w:rPr>
+                  <w:rFonts w:ascii="Cambria Math" w:hAnsi="Cambria Math"/>
+                </w:rPr>
+                <m:t>Q</m:t>
+              </m:r>
+            </m:e>
+            <m:sub>
+              <m:r>
+                <w:rPr>
+                  <w:rFonts w:ascii="Cambria Math" w:hAnsi="Cambria Math"/>
+                </w:rPr>
+                <m:t>p</m:t>
+              </m:r>
+            </m:sub>
+            <m:sup>
+              <m:r>
+                <w:rPr>
+                  <w:rFonts w:ascii="Cambria Math" w:hAnsi="Cambria Math"/>
+                </w:rPr>
+                <m:t>left</m:t>
+              </m:r>
+            </m:sup>
+          </m:sSubSup>
+          <m:r>
+            <w:rPr>
+              <w:rFonts w:ascii="Cambria Math" w:hAnsi="Cambria Math"/>
+            </w:rPr>
+            <m:t>,</m:t>
+          </m:r>
+          <m:sSubSup>
+            <m:sSubSupPr>
+              <m:ctrlPr>
+                <w:rPr>
+                  <w:rFonts w:ascii="Cambria Math" w:hAnsi="Cambria Math"/>
+                  <w:i/>
+                </w:rPr>
+              </m:ctrlPr>
+            </m:sSubSupPr>
+            <m:e>
+              <m:r>
+                <w:rPr>
+                  <w:rFonts w:ascii="Cambria Math" w:hAnsi="Cambria Math"/>
+                </w:rPr>
+                <m:t>Q</m:t>
+              </m:r>
+            </m:e>
+            <m:sub>
+              <m:r>
+                <w:rPr>
+                  <w:rFonts w:ascii="Cambria Math" w:hAnsi="Cambria Math"/>
+                </w:rPr>
+                <m:t>p</m:t>
+              </m:r>
+            </m:sub>
+            <m:sup>
+              <m:r>
+                <w:rPr>
+                  <w:rFonts w:ascii="Cambria Math" w:hAnsi="Cambria Math"/>
+                </w:rPr>
+                <m:t>right</m:t>
+              </m:r>
+            </m:sup>
+          </m:sSubSup>
+          <m:r>
+            <w:rPr>
+              <w:rFonts w:ascii="Cambria Math" w:hAnsi="Cambria Math"/>
+            </w:rPr>
+            <m:t xml:space="preserve">) </m:t>
+          </m:r>
+        </m:oMath>
+      </m:oMathPara>
+    </w:p>
+    <w:p>
+      <w:pPr>
+        <w:jc w:val="left"/>
+      </w:pPr>
+    </w:p>
+    <w:p>
+      <w:pPr>
+        <w:jc w:val="left"/>
+      </w:pPr>
+      <m:oMath>
+        <m:sSub>
+          <m:sSubPr>
+            <m:ctrlPr>
+              <w:rPr>
+                <w:rFonts w:ascii="Cambria Math" w:hAnsi="Cambria Math"/>
+                <w:i/>
+              </w:rPr>
+            </m:ctrlPr>
+          </m:sSubPr>
+          <m:e>
+            <m:r>
+              <w:rPr>
+                <w:rFonts w:ascii="Cambria Math" w:hAnsi="Cambria Math"/>
+              </w:rPr>
+              <m:t>q</m:t>
+            </m:r>
+          </m:e>
+          <m:sub>
+            <m:r>
+              <w:rPr>
+                <w:rFonts w:ascii="Cambria Math" w:hAnsi="Cambria Math"/>
+              </w:rPr>
+              <m:t>p</m:t>
+            </m:r>
+          </m:sub>
+        </m:sSub>
+      </m:oMath>
+      <w:r>
+        <w:tab/>
+        <w:t>Q-values for parent state-action pair</w:t>
+      </w:r>
+    </w:p>
+    <w:p>
+      <w:pPr>
+        <w:jc w:val="left"/>
+      </w:pPr>
+      <m:oMath>
+        <m:sSub>
+          <m:sSubPr>
+            <m:ctrlPr>
+              <w:rPr>
+                <w:rFonts w:ascii="Cambria Math" w:hAnsi="Cambria Math"/>
+                <w:i/>
+              </w:rPr>
+            </m:ctrlPr>
+          </m:sSubPr>
+          <m:e>
+            <m:r>
+              <w:rPr>
+                <w:rFonts w:ascii="Cambria Math" w:hAnsi="Cambria Math"/>
+              </w:rPr>
+              <m:t>Q</m:t>
+            </m:r>
+          </m:e>
+          <m:sub>
+            <m:r>
+              <w:rPr>
+                <w:rFonts w:ascii="Cambria Math" w:hAnsi="Cambria Math"/>
+              </w:rPr>
+              <m:t>p</m:t>
+            </m:r>
+          </m:sub>
+        </m:sSub>
+      </m:oMath>
+      <w:r>
+        <w:tab/>
+        <w:t>Q-value for parent</w:t>
+      </w:r>
+    </w:p>
+    <w:p>
+      <w:pPr>
+        <w:jc w:val="left"/>
+      </w:pPr>
+    </w:p>
+    <w:p>
+      <w:pPr>
+        <w:jc w:val="left"/>
+      </w:pPr>
+      <m:oMathPara>
+        <m:oMath>
+          <m:r>
+            <w:rPr>
+              <w:rFonts w:ascii="Cambria Math" w:hAnsi="Cambria Math"/>
+            </w:rPr>
+            <m:t>c=(p,O,</m:t>
+          </m:r>
+          <m:sSub>
+            <m:sSubPr>
+              <m:ctrlPr>
+                <w:rPr>
+                  <w:rFonts w:ascii="Cambria Math" w:hAnsi="Cambria Math"/>
+                  <w:i/>
+                </w:rPr>
+              </m:ctrlPr>
+            </m:sSubPr>
+            <m:e>
+              <m:r>
+                <w:rPr>
+                  <w:rFonts w:ascii="Cambria Math" w:hAnsi="Cambria Math"/>
+                </w:rPr>
+                <m:t>d</m:t>
+              </m:r>
+            </m:e>
+            <m:sub>
+              <m:r>
+                <w:rPr>
+                  <w:rFonts w:ascii="Cambria Math" w:hAnsi="Cambria Math"/>
+                </w:rPr>
+                <m:t>c</m:t>
+              </m:r>
+            </m:sub>
+          </m:sSub>
+          <m:r>
+            <w:rPr>
+              <w:rFonts w:ascii="Cambria Math" w:hAnsi="Cambria Math"/>
+            </w:rPr>
+            <m:t>)</m:t>
+          </m:r>
+        </m:oMath>
+      </m:oMathPara>
+    </w:p>
+    <w:p>
+      <w:pPr>
+        <w:jc w:val="left"/>
+      </w:pPr>
+    </w:p>
+    <w:p>
+      <w:pPr>
+        <w:pStyle w:val="Listenabsatz"/>
+        <w:numPr>
+          <w:ilvl w:val="0"/>
+          <w:numId w:val="48"/>
+        </w:numPr>
+        <w:jc w:val="left"/>
+      </w:pPr>
+      <m:oMath>
+        <m:r>
+          <w:rPr>
+            <w:rFonts w:ascii="Cambria Math" w:hAnsi="Cambria Math"/>
+          </w:rPr>
+          <m:t>p</m:t>
+        </m:r>
+        <m:r>
+          <w:rPr>
+            <w:rFonts w:ascii="Cambria Math" w:hAnsi="Cambria Math"/>
+          </w:rPr>
+          <m:t>∈P</m:t>
+        </m:r>
+      </m:oMath>
+      <w:r>
+        <w:tab/>
+      </w:r>
+      <w:r>
+        <w:tab/>
+        <w:t xml:space="preserve">the parent state for the child </w:t>
+      </w:r>
+    </w:p>
+    <w:p>
+      <w:pPr>
+        <w:pStyle w:val="Listenabsatz"/>
+        <w:numPr>
+          <w:ilvl w:val="0"/>
+          <w:numId w:val="48"/>
+        </w:numPr>
+        <w:jc w:val="left"/>
+      </w:pPr>
+      <m:oMath>
+        <m:r>
+          <w:rPr>
+            <w:rFonts w:ascii="Cambria Math" w:hAnsi="Cambria Math"/>
+          </w:rPr>
+          <m:t>O</m:t>
+        </m:r>
+      </m:oMath>
+      <w:r>
+        <w:t xml:space="preserve"> </w:t>
+      </w:r>
+      <w:r>
+        <w:tab/>
+      </w:r>
+      <w:r>
+        <w:tab/>
+        <w:t>Operational sequence</w:t>
+      </w:r>
+    </w:p>
+    <w:p>
+      <w:pPr>
+        <w:pStyle w:val="Listenabsatz"/>
+        <w:numPr>
+          <w:ilvl w:val="0"/>
+          <w:numId w:val="48"/>
+        </w:numPr>
+        <w:jc w:val="left"/>
+      </w:pPr>
+      <m:oMath>
+        <m:sSub>
+          <m:sSubPr>
+            <m:ctrlPr>
+              <w:rPr>
+                <w:rFonts w:ascii="Cambria Math" w:hAnsi="Cambria Math"/>
+                <w:i/>
+              </w:rPr>
+            </m:ctrlPr>
+          </m:sSubPr>
+          <m:e>
+            <m:r>
+              <w:rPr>
+                <w:rFonts w:ascii="Cambria Math" w:hAnsi="Cambria Math"/>
+              </w:rPr>
+              <m:t>d</m:t>
+            </m:r>
+          </m:e>
+          <m:sub>
+            <m:r>
+              <w:rPr>
+                <w:rFonts w:ascii="Cambria Math" w:hAnsi="Cambria Math"/>
+              </w:rPr>
+              <m:t>c</m:t>
+            </m:r>
+          </m:sub>
+        </m:sSub>
+        <m:r>
+          <w:rPr>
+            <w:rFonts w:ascii="Cambria Math" w:hAnsi="Cambria Math"/>
+          </w:rPr>
+          <m:t>∈A</m:t>
+        </m:r>
+      </m:oMath>
+      <w:r>
+        <w:tab/>
+      </w:r>
+      <w:r>
+        <w:tab/>
+        <w:t>the saved best direction for the child state</w:t>
+      </w:r>
+    </w:p>
+    <w:p>
+      <w:pPr>
+        <w:jc w:val="left"/>
+      </w:pPr>
+    </w:p>
+    <w:p>
+      <w:pPr>
+        <w:jc w:val="left"/>
+      </w:pPr>
+      <w:r>
+        <w:t>Example:</w:t>
+      </w:r>
+    </w:p>
+    <w:p>
+      <w:pPr>
+        <w:jc w:val="left"/>
+      </w:pPr>
+      <m:oMathPara>
+        <m:oMath>
+          <m:sSub>
+            <m:sSubPr>
+              <m:ctrlPr>
+                <w:rPr>
+                  <w:rFonts w:ascii="Cambria Math" w:hAnsi="Cambria Math"/>
+                  <w:i/>
+                </w:rPr>
+              </m:ctrlPr>
+            </m:sSubPr>
+            <m:e>
+              <m:r>
+                <w:rPr>
+                  <w:rFonts w:ascii="Cambria Math" w:hAnsi="Cambria Math"/>
+                </w:rPr>
+                <m:t>p</m:t>
+              </m:r>
+            </m:e>
+            <m:sub>
+              <m:r>
+                <w:rPr>
+                  <w:rFonts w:ascii="Cambria Math" w:hAnsi="Cambria Math"/>
+                </w:rPr>
+                <m:t>sa</m:t>
+              </m:r>
+            </m:sub>
+          </m:sSub>
+          <m:r>
+            <w:rPr>
+              <w:rFonts w:ascii="Cambria Math" w:hAnsi="Cambria Math"/>
+            </w:rPr>
+            <m:t>= (1;0,2,2,0;25.34,12.23,29.123,26.296)</m:t>
+          </m:r>
+        </m:oMath>
+      </m:oMathPara>
+    </w:p>
+    <w:p>
+      <w:pPr>
+        <w:jc w:val="left"/>
+      </w:pPr>
+      <m:oMathPara>
+        <m:oMath>
+          <m:sSub>
+            <m:sSubPr>
+              <m:ctrlPr>
+                <w:rPr>
+                  <w:rFonts w:ascii="Cambria Math" w:hAnsi="Cambria Math"/>
+                  <w:i/>
+                </w:rPr>
+              </m:ctrlPr>
+            </m:sSubPr>
+            <m:e>
+              <m:r>
+                <w:rPr>
+                  <w:rFonts w:ascii="Cambria Math" w:hAnsi="Cambria Math"/>
+                </w:rPr>
+                <m:t>c</m:t>
+              </m:r>
+            </m:e>
+            <m:sub>
+              <m:r>
+                <w:rPr>
+                  <w:rFonts w:ascii="Cambria Math" w:hAnsi="Cambria Math"/>
+                </w:rPr>
+                <m:t>sa</m:t>
+              </m:r>
+            </m:sub>
+          </m:sSub>
+          <m:r>
+            <w:rPr>
+              <w:rFonts w:ascii="Cambria Math" w:hAnsi="Cambria Math"/>
+            </w:rPr>
+            <m:t>=</m:t>
+          </m:r>
+          <m:r>
+            <w:rPr>
+              <w:rFonts w:ascii="Cambria Math" w:hAnsi="Cambria Math"/>
+            </w:rPr>
+            <m:t>(0,4,4,0;</m:t>
+          </m:r>
+          <m:r>
+            <w:rPr>
+              <w:rFonts w:ascii="Cambria Math" w:hAnsi="Cambria Math"/>
+            </w:rPr>
+            <m:t>25.34,</m:t>
+          </m:r>
+          <m:r>
+            <w:rPr>
+              <w:rFonts w:ascii="Cambria Math" w:hAnsi="Cambria Math"/>
+            </w:rPr>
+            <m:t>21</m:t>
+          </m:r>
+          <m:r>
+            <w:rPr>
+              <w:rFonts w:ascii="Cambria Math" w:hAnsi="Cambria Math"/>
+            </w:rPr>
+            <m:t>.</m:t>
+          </m:r>
+          <m:r>
+            <w:rPr>
+              <w:rFonts w:ascii="Cambria Math" w:hAnsi="Cambria Math"/>
+            </w:rPr>
+            <m:t>56</m:t>
+          </m:r>
+          <m:r>
+            <w:rPr>
+              <w:rFonts w:ascii="Cambria Math" w:hAnsi="Cambria Math"/>
+            </w:rPr>
+            <m:t>,2</m:t>
+          </m:r>
+          <m:r>
+            <w:rPr>
+              <w:rFonts w:ascii="Cambria Math" w:hAnsi="Cambria Math"/>
+            </w:rPr>
+            <m:t>5</m:t>
+          </m:r>
+          <m:r>
+            <w:rPr>
+              <w:rFonts w:ascii="Cambria Math" w:hAnsi="Cambria Math"/>
+            </w:rPr>
+            <m:t>.23,2</m:t>
+          </m:r>
+          <m:r>
+            <w:rPr>
+              <w:rFonts w:ascii="Cambria Math" w:hAnsi="Cambria Math"/>
+            </w:rPr>
+            <m:t>2</m:t>
+          </m:r>
+          <m:r>
+            <w:rPr>
+              <w:rFonts w:ascii="Cambria Math" w:hAnsi="Cambria Math"/>
+            </w:rPr>
+            <m:t>.</m:t>
+          </m:r>
+          <m:r>
+            <w:rPr>
+              <w:rFonts w:ascii="Cambria Math" w:hAnsi="Cambria Math"/>
+            </w:rPr>
+            <m:t>8</m:t>
+          </m:r>
+          <m:r>
+            <w:rPr>
+              <w:rFonts w:ascii="Cambria Math" w:hAnsi="Cambria Math"/>
+            </w:rPr>
+            <m:t>96</m:t>
+          </m:r>
+          <m:r>
+            <w:rPr>
+              <w:rFonts w:ascii="Cambria Math" w:hAnsi="Cambria Math"/>
+            </w:rPr>
+            <m:t>;0)</m:t>
+          </m:r>
+        </m:oMath>
+      </m:oMathPara>
+    </w:p>
+    <w:p>
+      <w:pPr>
+        <w:jc w:val="left"/>
+      </w:pPr>
+    </w:p>
+    <w:p>
+      <w:pPr>
+        <w:jc w:val="left"/>
+      </w:pPr>
+      <m:oMathPara>
+        <m:oMath>
+          <m:r>
+            <w:rPr>
+              <w:rFonts w:ascii="Cambria Math" w:hAnsi="Cambria Math"/>
+            </w:rPr>
+            <m:t>c=O</m:t>
+          </m:r>
+          <m:d>
+            <m:dPr>
+              <m:ctrlPr>
+                <w:rPr>
+                  <w:rFonts w:ascii="Cambria Math" w:hAnsi="Cambria Math"/>
+                  <w:i/>
+                </w:rPr>
+              </m:ctrlPr>
+            </m:dPr>
+            <m:e>
+              <m:r>
+                <w:rPr>
+                  <w:rFonts w:ascii="Cambria Math" w:hAnsi="Cambria Math"/>
+                </w:rPr>
+                <m:t>p</m:t>
+              </m:r>
+            </m:e>
+          </m:d>
+          <m:r>
+            <w:rPr>
+              <w:rFonts w:ascii="Cambria Math" w:hAnsi="Cambria Math"/>
+            </w:rPr>
+            <m:t>+direction_</m:t>
+          </m:r>
+          <m:r>
+            <w:rPr>
+              <w:rFonts w:ascii="Cambria Math" w:hAnsi="Cambria Math"/>
+            </w:rPr>
+            <m:t>c</m:t>
+          </m:r>
+        </m:oMath>
+      </m:oMathPara>
+    </w:p>
+    <w:p>
+      <w:pPr>
+        <w:jc w:val="left"/>
+      </w:pPr>
+    </w:p>
+    <w:p>
+      <w:pPr>
+        <w:jc w:val="left"/>
+      </w:pPr>
+      <m:oMathPara>
+        <m:oMath>
+          <m:r>
+            <w:rPr>
+              <w:rFonts w:ascii="Cambria Math" w:hAnsi="Cambria Math"/>
+            </w:rPr>
+            <m:t>c=(1;d;0)</m:t>
+          </m:r>
+        </m:oMath>
+      </m:oMathPara>
+    </w:p>
+    <w:p>
+      <w:pPr>
+        <w:jc w:val="left"/>
+      </w:pPr>
+    </w:p>
+    <w:p>
+      <w:pPr>
+        <w:pStyle w:val="berschrift4"/>
+      </w:pPr>
+      <w:bookmarkStart w:id="54" w:name="_Toc226290898"/>
+      <w:r>
+        <w:t>Reconstruction</w:t>
+      </w:r>
+      <w:bookmarkEnd w:id="54"/>
+    </w:p>
+    <w:p>
+      <w:pPr>
+        <w:jc w:val="left"/>
+      </w:pPr>
+      <w:r>
+        <w:t>The reconstructed state of the child is generated with the operational sequence saved in the child plus the parent state.</w:t>
+      </w:r>
+    </w:p>
+    <w:p>
+      <w:pPr>
+        <w:jc w:val="left"/>
+      </w:pPr>
+    </w:p>
+    <w:p>
+      <w:pPr>
+        <w:jc w:val="left"/>
+      </w:pPr>
+      <m:oMathPara>
+        <m:oMath>
+          <m:r>
+            <w:rPr>
+              <w:rFonts w:ascii="Cambria Math" w:hAnsi="Cambria Math"/>
+            </w:rPr>
+            <m:t>c</m:t>
+          </m:r>
+          <m:r>
+            <w:rPr>
+              <w:rFonts w:ascii="Cambria Math" w:hAnsi="Cambria Math"/>
+            </w:rPr>
+            <m:t>=</m:t>
+          </m:r>
+          <m:r>
+            <w:rPr>
+              <w:rFonts w:ascii="Cambria Math" w:hAnsi="Cambria Math"/>
+            </w:rPr>
+            <m:t>O(p)</m:t>
+          </m:r>
+        </m:oMath>
+      </m:oMathPara>
+    </w:p>
+    <w:p>
+      <w:pPr>
+        <w:jc w:val="left"/>
+      </w:pPr>
+    </w:p>
+    <w:p>
+      <w:pPr>
+        <w:jc w:val="left"/>
+      </w:pPr>
+      <w:r>
+        <w:t>Additionally the transformation must also be applied to the actions of the parent:</w:t>
+      </w:r>
+    </w:p>
+    <w:p>
+      <w:pPr>
+        <w:jc w:val="left"/>
+      </w:pPr>
+    </w:p>
+    <w:p>
+      <w:pPr>
+        <w:jc w:val="left"/>
+      </w:pPr>
+      <m:oMathPara>
+        <m:oMath>
+          <m:sSub>
+            <m:sSubPr>
+              <m:ctrlPr>
+                <w:rPr>
+                  <w:rFonts w:ascii="Cambria Math" w:hAnsi="Cambria Math"/>
+                  <w:i/>
+                </w:rPr>
+              </m:ctrlPr>
+            </m:sSubPr>
+            <m:e>
+              <m:r>
+                <w:rPr>
+                  <w:rFonts w:ascii="Cambria Math" w:hAnsi="Cambria Math"/>
+                </w:rPr>
+                <m:t>T</m:t>
+              </m:r>
+            </m:e>
+            <m:sub>
+              <m:r>
+                <w:rPr>
+                  <w:rFonts w:ascii="Cambria Math" w:hAnsi="Cambria Math"/>
+                </w:rPr>
+                <m:t>O</m:t>
+              </m:r>
+            </m:sub>
+          </m:sSub>
+          <m:r>
+            <w:rPr>
+              <w:rFonts w:ascii="Cambria Math" w:hAnsi="Cambria Math"/>
+            </w:rPr>
+            <m:t>:</m:t>
+          </m:r>
+          <m:sSup>
+            <m:sSupPr>
+              <m:ctrlPr>
+                <w:rPr>
+                  <w:rFonts w:ascii="Cambria Math" w:hAnsi="Cambria Math"/>
+                  <w:i/>
+                </w:rPr>
+              </m:ctrlPr>
+            </m:sSupPr>
+            <m:e>
+              <m:r>
+                <m:rPr>
+                  <m:scr m:val="double-struck"/>
+                </m:rPr>
+                <w:rPr>
+                  <w:rFonts w:ascii="Cambria Math" w:hAnsi="Cambria Math"/>
+                </w:rPr>
+                <m:t>R</m:t>
+              </m:r>
+            </m:e>
+            <m:sup>
+              <m:r>
+                <w:rPr>
+                  <w:rFonts w:ascii="Cambria Math" w:hAnsi="Cambria Math"/>
+                </w:rPr>
+                <m:t>4</m:t>
+              </m:r>
+            </m:sup>
+          </m:sSup>
+          <m:r>
+            <w:rPr>
+              <w:rFonts w:ascii="Cambria Math" w:hAnsi="Cambria Math"/>
+            </w:rPr>
+            <m:t>→</m:t>
+          </m:r>
+          <m:sSup>
+            <m:sSupPr>
+              <m:ctrlPr>
+                <w:rPr>
+                  <w:rFonts w:ascii="Cambria Math" w:hAnsi="Cambria Math"/>
+                  <w:i/>
+                </w:rPr>
+              </m:ctrlPr>
+            </m:sSupPr>
+            <m:e>
+              <m:r>
+                <m:rPr>
+                  <m:scr m:val="double-struck"/>
+                </m:rPr>
+                <w:rPr>
+                  <w:rFonts w:ascii="Cambria Math" w:hAnsi="Cambria Math"/>
+                </w:rPr>
+                <m:t>R</m:t>
+              </m:r>
+            </m:e>
+            <m:sup>
+              <m:r>
+                <w:rPr>
+                  <w:rFonts w:ascii="Cambria Math" w:hAnsi="Cambria Math"/>
+                </w:rPr>
+                <m:t>4</m:t>
+              </m:r>
+            </m:sup>
+          </m:sSup>
+        </m:oMath>
+      </m:oMathPara>
+    </w:p>
+    <w:p>
+      <w:pPr>
+        <w:jc w:val="left"/>
+      </w:pPr>
+    </w:p>
+    <w:p>
+      <w:pPr>
+        <w:jc w:val="left"/>
+      </w:pPr>
+      <m:oMathPara>
+        <m:oMath>
+          <m:sSubSup>
+            <m:sSubSupPr>
+              <m:ctrlPr>
+                <w:rPr>
+                  <w:rFonts w:ascii="Cambria Math" w:hAnsi="Cambria Math"/>
+                  <w:i/>
+                </w:rPr>
+              </m:ctrlPr>
+            </m:sSubSupPr>
+            <m:e>
+              <m:r>
+                <w:rPr>
+                  <w:rFonts w:ascii="Cambria Math" w:hAnsi="Cambria Math"/>
+                </w:rPr>
+                <m:t>q</m:t>
+              </m:r>
+            </m:e>
+            <m:sub>
+              <m:r>
+                <w:rPr>
+                  <w:rFonts w:ascii="Cambria Math" w:hAnsi="Cambria Math"/>
+                </w:rPr>
+                <m:t>c</m:t>
+              </m:r>
+            </m:sub>
+            <m:sup>
+              <m:r>
+                <w:rPr>
+                  <w:rFonts w:ascii="Cambria Math" w:hAnsi="Cambria Math"/>
+                </w:rPr>
+                <m:t>'</m:t>
+              </m:r>
+            </m:sup>
+          </m:sSubSup>
+          <m:r>
+            <w:rPr>
+              <w:rFonts w:ascii="Cambria Math" w:hAnsi="Cambria Math"/>
+            </w:rPr>
+            <m:t>=</m:t>
+          </m:r>
+          <m:sSub>
+            <m:sSubPr>
+              <m:ctrlPr>
+                <w:rPr>
+                  <w:rFonts w:ascii="Cambria Math" w:hAnsi="Cambria Math"/>
+                  <w:i/>
+                </w:rPr>
+              </m:ctrlPr>
+            </m:sSubPr>
+            <m:e>
+              <m:r>
+                <w:rPr>
+                  <w:rFonts w:ascii="Cambria Math" w:hAnsi="Cambria Math"/>
+                </w:rPr>
+                <m:t>T</m:t>
+              </m:r>
+            </m:e>
+            <m:sub>
+              <m:r>
+                <w:rPr>
+                  <w:rFonts w:ascii="Cambria Math" w:hAnsi="Cambria Math"/>
+                </w:rPr>
+                <m:t>O</m:t>
+              </m:r>
+            </m:sub>
+          </m:sSub>
+          <m:r>
+            <w:rPr>
+              <w:rFonts w:ascii="Cambria Math" w:hAnsi="Cambria Math"/>
+            </w:rPr>
+            <m:t>(</m:t>
+          </m:r>
+          <m:sSub>
+            <m:sSubPr>
+              <m:ctrlPr>
+                <w:rPr>
+                  <w:rFonts w:ascii="Cambria Math" w:hAnsi="Cambria Math"/>
+                  <w:i/>
+                </w:rPr>
+              </m:ctrlPr>
+            </m:sSubPr>
+            <m:e>
+              <m:r>
+                <w:rPr>
+                  <w:rFonts w:ascii="Cambria Math" w:hAnsi="Cambria Math"/>
+                </w:rPr>
+                <m:t>q</m:t>
+              </m:r>
+            </m:e>
+            <m:sub>
+              <m:r>
+                <w:rPr>
+                  <w:rFonts w:ascii="Cambria Math" w:hAnsi="Cambria Math"/>
+                </w:rPr>
+                <m:t>p</m:t>
+              </m:r>
+            </m:sub>
+          </m:sSub>
+          <m:r>
+            <w:rPr>
+              <w:rFonts w:ascii="Cambria Math" w:hAnsi="Cambria Math"/>
+            </w:rPr>
+            <m:t>)</m:t>
+          </m:r>
+        </m:oMath>
+      </m:oMathPara>
+    </w:p>
+    <w:p>
+      <w:pPr>
+        <w:jc w:val="left"/>
+      </w:pPr>
+    </w:p>
+    <w:p>
+      <w:pPr>
+        <w:jc w:val="left"/>
+      </w:pPr>
+      <m:oMath>
+        <m:sSubSup>
+          <m:sSubSupPr>
+            <m:ctrlPr>
+              <w:rPr>
+                <w:rFonts w:ascii="Cambria Math" w:hAnsi="Cambria Math"/>
+                <w:i/>
+              </w:rPr>
+            </m:ctrlPr>
+          </m:sSubSupPr>
+          <m:e>
+            <m:r>
+              <w:rPr>
+                <w:rFonts w:ascii="Cambria Math" w:hAnsi="Cambria Math"/>
+              </w:rPr>
+              <m:t>q</m:t>
+            </m:r>
+          </m:e>
+          <m:sub>
+            <m:r>
+              <w:rPr>
+                <w:rFonts w:ascii="Cambria Math" w:hAnsi="Cambria Math"/>
+              </w:rPr>
+              <m:t>c</m:t>
+            </m:r>
+          </m:sub>
+          <m:sup>
+            <m:r>
+              <w:rPr>
+                <w:rFonts w:ascii="Cambria Math" w:hAnsi="Cambria Math"/>
+              </w:rPr>
+              <m:t>'</m:t>
+            </m:r>
+          </m:sup>
+        </m:sSubSup>
+      </m:oMath>
+      <w:r>
+        <w:t xml:space="preserve"> </w:t>
+      </w:r>
+      <w:r>
+        <w:tab/>
+        <w:t>the reconstructed actions from the parent state-action pair to the child</w:t>
+      </w:r>
+    </w:p>
+    <w:p>
+      <w:pPr>
+        <w:jc w:val="left"/>
+      </w:pPr>
+    </w:p>
+    <w:p>
+      <w:pPr>
+        <w:jc w:val="left"/>
+      </w:pPr>
+      <w:r>
+        <w:t>If the best direction of the child and the best direction of the parent is not the same the actions will be transformed to fit the best direction.</w:t>
+      </w:r>
+    </w:p>
+    <w:p>
+      <w:pPr>
+        <w:jc w:val="left"/>
+      </w:pPr>
+    </w:p>
+    <w:p>
+      <w:pPr>
+        <w:jc w:val="left"/>
+      </w:pPr>
+      <m:oMathPara>
+        <m:oMath>
+          <m:sSub>
+            <m:sSubPr>
+              <m:ctrlPr>
+                <w:rPr>
+                  <w:rFonts w:ascii="Cambria Math" w:hAnsi="Cambria Math"/>
+                  <w:i/>
+                </w:rPr>
+              </m:ctrlPr>
+            </m:sSubPr>
+            <m:e>
+              <m:acc>
+                <m:accPr>
+                  <m:ctrlPr>
+                    <w:rPr>
+                      <w:rFonts w:ascii="Cambria Math" w:hAnsi="Cambria Math"/>
+                      <w:i/>
+                    </w:rPr>
+                  </m:ctrlPr>
+                </m:accPr>
+                <m:e>
+                  <m:r>
+                    <w:rPr>
+                      <w:rFonts w:ascii="Cambria Math" w:hAnsi="Cambria Math"/>
+                    </w:rPr>
+                    <m:t>d</m:t>
+                  </m:r>
+                </m:e>
+              </m:acc>
+            </m:e>
+            <m:sub>
+              <m:r>
+                <w:rPr>
+                  <w:rFonts w:ascii="Cambria Math" w:hAnsi="Cambria Math"/>
+                </w:rPr>
+                <m:t>c</m:t>
+              </m:r>
+            </m:sub>
+          </m:sSub>
+          <m:r>
+            <w:rPr>
+              <w:rFonts w:ascii="Cambria Math" w:hAnsi="Cambria Math"/>
+            </w:rPr>
+            <m:t>=arg</m:t>
+          </m:r>
+          <m:func>
+            <m:funcPr>
+              <m:ctrlPr>
+                <w:rPr>
+                  <w:rFonts w:ascii="Cambria Math" w:hAnsi="Cambria Math"/>
+                  <w:i/>
+                </w:rPr>
+              </m:ctrlPr>
+            </m:funcPr>
+            <m:fName>
+              <m:limLow>
+                <m:limLowPr>
+                  <m:ctrlPr>
+                    <w:rPr>
+                      <w:rFonts w:ascii="Cambria Math" w:hAnsi="Cambria Math"/>
+                      <w:i/>
+                    </w:rPr>
+                  </m:ctrlPr>
+                </m:limLowPr>
+                <m:e>
+                  <m:r>
+                    <m:rPr>
+                      <m:sty m:val="p"/>
+                    </m:rPr>
+                    <w:rPr>
+                      <w:rFonts w:ascii="Cambria Math" w:hAnsi="Cambria Math"/>
+                    </w:rPr>
+                    <m:t>max</m:t>
+                  </m:r>
+                </m:e>
+                <m:lim>
+                  <m:r>
+                    <w:rPr>
+                      <w:rFonts w:ascii="Cambria Math" w:hAnsi="Cambria Math"/>
+                    </w:rPr>
+                    <m:t>a∈A</m:t>
+                  </m:r>
+                </m:lim>
+              </m:limLow>
+            </m:fName>
+            <m:e>
+              <m:sSubSup>
+                <m:sSubSupPr>
+                  <m:ctrlPr>
+                    <w:rPr>
+                      <w:rFonts w:ascii="Cambria Math" w:hAnsi="Cambria Math"/>
+                      <w:i/>
+                    </w:rPr>
+                  </m:ctrlPr>
+                </m:sSubSupPr>
+                <m:e>
+                  <m:r>
+                    <w:rPr>
+                      <w:rFonts w:ascii="Cambria Math" w:hAnsi="Cambria Math"/>
+                    </w:rPr>
+                    <m:t>q</m:t>
+                  </m:r>
+                </m:e>
+                <m:sub>
+                  <m:r>
+                    <w:rPr>
+                      <w:rFonts w:ascii="Cambria Math" w:hAnsi="Cambria Math"/>
+                    </w:rPr>
+                    <m:t>c</m:t>
+                  </m:r>
+                </m:sub>
+                <m:sup>
+                  <m:r>
+                    <w:rPr>
+                      <w:rFonts w:ascii="Cambria Math" w:hAnsi="Cambria Math"/>
+                    </w:rPr>
+                    <m:t>'</m:t>
+                  </m:r>
+                </m:sup>
+              </m:sSubSup>
+            </m:e>
+          </m:func>
+          <m:r>
+            <w:rPr>
+              <w:rFonts w:ascii="Cambria Math" w:hAnsi="Cambria Math"/>
+            </w:rPr>
+            <m:t>(a)</m:t>
+          </m:r>
+        </m:oMath>
+      </m:oMathPara>
+    </w:p>
+    <w:p>
+      <w:pPr>
+        <w:jc w:val="left"/>
+      </w:pPr>
+    </w:p>
+    <w:p>
+      <w:pPr>
+        <w:jc w:val="left"/>
+      </w:pPr>
+      <w:r>
+        <w:t>If the best direction of the child and the best direction of the parent is the same the actions of the parent are applied to the child.</w:t>
+      </w:r>
+    </w:p>
+    <w:p>
+      <w:pPr>
+        <w:jc w:val="left"/>
+      </w:pPr>
+    </w:p>
+    <w:p>
+      <w:pPr>
+        <w:jc w:val="left"/>
+      </w:pPr>
+      <m:oMathPara>
+        <m:oMath>
+          <m:sSub>
+            <m:sSubPr>
+              <m:ctrlPr>
+                <w:rPr>
+                  <w:rFonts w:ascii="Cambria Math" w:hAnsi="Cambria Math"/>
+                  <w:i/>
+                </w:rPr>
+              </m:ctrlPr>
+            </m:sSubPr>
+            <m:e>
+              <m:acc>
+                <m:accPr>
+                  <m:ctrlPr>
+                    <w:rPr>
+                      <w:rFonts w:ascii="Cambria Math" w:hAnsi="Cambria Math"/>
+                      <w:i/>
+                    </w:rPr>
+                  </m:ctrlPr>
+                </m:accPr>
+                <m:e>
+                  <m:r>
+                    <w:rPr>
+                      <w:rFonts w:ascii="Cambria Math" w:hAnsi="Cambria Math"/>
+                    </w:rPr>
+                    <m:t>d</m:t>
+                  </m:r>
+                </m:e>
+              </m:acc>
+            </m:e>
+            <m:sub>
+              <m:r>
+                <w:rPr>
+                  <w:rFonts w:ascii="Cambria Math" w:hAnsi="Cambria Math"/>
+                </w:rPr>
+                <m:t>c</m:t>
+              </m:r>
+            </m:sub>
+          </m:sSub>
+          <m:r>
+            <w:rPr>
+              <w:rFonts w:ascii="Cambria Math" w:hAnsi="Cambria Math"/>
+            </w:rPr>
+            <m:t>=</m:t>
+          </m:r>
+          <m:sSub>
+            <m:sSubPr>
+              <m:ctrlPr>
+                <w:rPr>
+                  <w:rFonts w:ascii="Cambria Math" w:hAnsi="Cambria Math"/>
+                  <w:i/>
+                </w:rPr>
+              </m:ctrlPr>
+            </m:sSubPr>
+            <m:e>
+              <m:r>
+                <w:rPr>
+                  <w:rFonts w:ascii="Cambria Math" w:hAnsi="Cambria Math"/>
+                </w:rPr>
+                <m:t>d</m:t>
+              </m:r>
+            </m:e>
+            <m:sub>
+              <m:r>
+                <w:rPr>
+                  <w:rFonts w:ascii="Cambria Math" w:hAnsi="Cambria Math"/>
+                </w:rPr>
+                <m:t>c</m:t>
+              </m:r>
+            </m:sub>
+          </m:sSub>
+        </m:oMath>
+      </m:oMathPara>
+    </w:p>
+    <w:p>
+      <w:pPr>
+        <w:jc w:val="left"/>
+      </w:pPr>
+      <m:oMathPara>
+        <m:oMath>
+          <m:sSub>
+            <m:sSubPr>
+              <m:ctrlPr>
+                <w:rPr>
+                  <w:rFonts w:ascii="Cambria Math" w:hAnsi="Cambria Math"/>
+                  <w:i/>
+                </w:rPr>
+              </m:ctrlPr>
+            </m:sSubPr>
+            <m:e>
+              <m:r>
+                <w:rPr>
+                  <w:rFonts w:ascii="Cambria Math" w:hAnsi="Cambria Math"/>
+                </w:rPr>
+                <m:t>q</m:t>
+              </m:r>
+            </m:e>
+            <m:sub>
+              <m:r>
+                <w:rPr>
+                  <w:rFonts w:ascii="Cambria Math" w:hAnsi="Cambria Math"/>
+                </w:rPr>
+                <m:t>c</m:t>
+              </m:r>
+            </m:sub>
+          </m:sSub>
+          <m:r>
+            <w:rPr>
+              <w:rFonts w:ascii="Cambria Math" w:hAnsi="Cambria Math"/>
+            </w:rPr>
+            <m:t>=</m:t>
+          </m:r>
+          <m:sSubSup>
+            <m:sSubSupPr>
+              <m:ctrlPr>
+                <w:rPr>
+                  <w:rFonts w:ascii="Cambria Math" w:hAnsi="Cambria Math"/>
+                  <w:i/>
+                </w:rPr>
+              </m:ctrlPr>
+            </m:sSubSupPr>
+            <m:e>
+              <m:r>
+                <w:rPr>
+                  <w:rFonts w:ascii="Cambria Math" w:hAnsi="Cambria Math"/>
+                </w:rPr>
+                <m:t>q</m:t>
+              </m:r>
+            </m:e>
+            <m:sub>
+              <m:r>
+                <w:rPr>
+                  <w:rFonts w:ascii="Cambria Math" w:hAnsi="Cambria Math"/>
+                </w:rPr>
+                <m:t>c</m:t>
+              </m:r>
+            </m:sub>
+            <m:sup>
+              <m:r>
+                <w:rPr>
+                  <w:rFonts w:ascii="Cambria Math" w:hAnsi="Cambria Math"/>
+                </w:rPr>
+                <m:t>'</m:t>
+              </m:r>
+            </m:sup>
+          </m:sSubSup>
+        </m:oMath>
+      </m:oMathPara>
+    </w:p>
+    <w:p>
+      <w:pPr>
+        <w:jc w:val="left"/>
+      </w:pPr>
+    </w:p>
+    <w:p>
+      <w:pPr>
+        <w:jc w:val="left"/>
+      </w:pPr>
+      <w:r>
+        <w:t>Example:</w:t>
+      </w:r>
+    </w:p>
+    <w:p>
+      <w:pPr>
+        <w:jc w:val="left"/>
+      </w:pPr>
+      <m:oMathPara>
+        <m:oMath>
+          <m:r>
+            <w:rPr>
+              <w:rFonts w:ascii="Cambria Math" w:hAnsi="Cambria Math"/>
+            </w:rPr>
+            <m:t>s=O(c)</m:t>
+          </m:r>
+        </m:oMath>
+      </m:oMathPara>
+    </w:p>
+    <w:p>
+      <w:pPr>
+        <w:jc w:val="left"/>
+      </w:pPr>
+      <m:oMathPara>
+        <m:oMath>
+          <m:r>
+            <w:rPr>
+              <w:rFonts w:ascii="Cambria Math" w:hAnsi="Cambria Math"/>
+            </w:rPr>
+            <m:t>s=(</m:t>
+          </m:r>
+          <m:r>
+            <w:rPr>
+              <w:rFonts w:ascii="Cambria Math" w:hAnsi="Cambria Math"/>
+            </w:rPr>
+            <m:t>0,4,4,0;0;25.34,12.23,29.123,26.296;0</m:t>
+          </m:r>
+          <m:r>
+            <w:rPr>
+              <w:rFonts w:ascii="Cambria Math" w:hAnsi="Cambria Math"/>
+            </w:rPr>
+            <m:t>)</m:t>
+          </m:r>
+        </m:oMath>
+      </m:oMathPara>
+    </w:p>
+    <w:p>
+      <w:pPr>
+        <w:jc w:val="left"/>
+      </w:pPr>
+    </w:p>
+    <w:p>
+      <w:pPr>
+        <w:jc w:val="left"/>
+      </w:pPr>
+      <w:r>
+        <w:t xml:space="preserve">If </w:t>
+      </w:r>
+      <m:oMath>
+        <m:r>
+          <w:rPr>
+            <w:rFonts w:ascii="Cambria Math" w:hAnsi="Cambria Math"/>
+          </w:rPr>
+          <m:t>bestDirection ≠direction_s</m:t>
+        </m:r>
+      </m:oMath>
+      <w:r>
+        <w:t>:</w:t>
+      </w:r>
+    </w:p>
+    <w:p>
+      <w:pPr>
+        <w:jc w:val="left"/>
+      </w:pPr>
+    </w:p>
+    <w:p>
+      <w:pPr>
+        <w:jc w:val="left"/>
+      </w:pPr>
+      <m:oMathPara>
+        <m:oMath>
+          <m:r>
+            <w:rPr>
+              <w:rFonts w:ascii="Cambria Math" w:hAnsi="Cambria Math"/>
+            </w:rPr>
+            <m:t>apply best direction (s)</m:t>
+          </m:r>
+        </m:oMath>
+      </m:oMathPara>
+    </w:p>
+    <w:p>
+      <w:pPr>
+        <w:jc w:val="left"/>
+      </w:pPr>
+      <m:oMathPara>
+        <m:oMath>
+          <m:r>
+            <w:rPr>
+              <w:rFonts w:ascii="Cambria Math" w:hAnsi="Cambria Math"/>
+            </w:rPr>
+            <m:t>s</m:t>
+          </m:r>
+          <m:r>
+            <w:rPr>
+              <w:rFonts w:ascii="Cambria Math" w:hAnsi="Cambria Math"/>
+            </w:rPr>
+            <m:t>=(0,4,4,0;0;25.34,12.23,2</m:t>
+          </m:r>
+          <m:r>
+            <w:rPr>
+              <w:rFonts w:ascii="Cambria Math" w:hAnsi="Cambria Math"/>
+            </w:rPr>
+            <m:t>5</m:t>
+          </m:r>
+          <m:r>
+            <w:rPr>
+              <w:rFonts w:ascii="Cambria Math" w:hAnsi="Cambria Math"/>
+            </w:rPr>
+            <m:t>.</m:t>
+          </m:r>
+          <m:r>
+            <w:rPr>
+              <w:rFonts w:ascii="Cambria Math" w:hAnsi="Cambria Math"/>
+            </w:rPr>
+            <m:t>33</m:t>
+          </m:r>
+          <m:r>
+            <w:rPr>
+              <w:rFonts w:ascii="Cambria Math" w:hAnsi="Cambria Math"/>
+            </w:rPr>
+            <m:t>,2</m:t>
+          </m:r>
+          <m:r>
+            <w:rPr>
+              <w:rFonts w:ascii="Cambria Math" w:hAnsi="Cambria Math"/>
+            </w:rPr>
+            <m:t>5</m:t>
+          </m:r>
+          <m:r>
+            <w:rPr>
+              <w:rFonts w:ascii="Cambria Math" w:hAnsi="Cambria Math"/>
+            </w:rPr>
+            <m:t>.</m:t>
+          </m:r>
+          <m:r>
+            <w:rPr>
+              <w:rFonts w:ascii="Cambria Math" w:hAnsi="Cambria Math"/>
+            </w:rPr>
+            <m:t>34</m:t>
+          </m:r>
+          <m:r>
+            <w:rPr>
+              <w:rFonts w:ascii="Cambria Math" w:hAnsi="Cambria Math"/>
+            </w:rPr>
+            <m:t>;0)</m:t>
+          </m:r>
+        </m:oMath>
+      </m:oMathPara>
+    </w:p>
+    <w:p>
+      <w:pPr>
+        <w:jc w:val="left"/>
+      </w:pPr>
     </w:p>
     <w:p>
       <w:pPr>
         <w:pStyle w:val="berschrift1"/>
       </w:pPr>
-      <w:bookmarkStart w:id="53" w:name="_Toc226287696"/>
+      <w:bookmarkStart w:id="55" w:name="_Toc226290899"/>
       <w:r>
         <w:t>Environment</w:t>
       </w:r>
-      <w:bookmarkEnd w:id="53"/>
+      <w:bookmarkEnd w:id="55"/>
+    </w:p>
+    <w:p>
+      <w:r>
+        <w:t>The environment is the game 2048.</w:t>
+      </w:r>
     </w:p>
     <w:p>
       <w:pPr>
         <w:pStyle w:val="berschrift1"/>
       </w:pPr>
-      <w:bookmarkStart w:id="54" w:name="_Toc226287697"/>
+      <w:bookmarkStart w:id="56" w:name="_Toc226290900"/>
       <w:r>
         <w:t>Python Implementation</w:t>
       </w:r>
-      <w:bookmarkEnd w:id="54"/>
+      <w:bookmarkEnd w:id="56"/>
     </w:p>
     <w:p>
       <w:pPr>
         <w:pStyle w:val="berschrift2"/>
       </w:pPr>
-      <w:bookmarkStart w:id="55" w:name="_Toc226287698"/>
+      <w:bookmarkStart w:id="57" w:name="_Toc226290901"/>
       <w:r>
         <w:t>Main</w:t>
       </w:r>
-      <w:bookmarkEnd w:id="55"/>
+      <w:bookmarkEnd w:id="57"/>
     </w:p>
     <w:p>
       <w:pPr>
@@ -15406,21 +16577,20 @@
         <w:rPr>
           <w:color w:val="EE0000"/>
         </w:rPr>
-        <w:t xml:space="preserve">The training mode initializes the environment and the </w:t>
-      </w:r>
-      <w:proofErr w:type="gramStart"/>
-      <w:r>
+        <w:t>The training mode initializes the environment and the agent, and performs reinforcement learning over a specified number of episodes. During this phase, the agent interacts with the environment, updates its Q-values, and periodically stores the learned Q-table.</w:t>
+      </w:r>
+    </w:p>
+    <w:p>
+      <w:pPr>
         <w:rPr>
           <w:color w:val="EE0000"/>
         </w:rPr>
-        <w:t>agent, and</w:t>
-      </w:r>
-      <w:proofErr w:type="gramEnd"/>
+      </w:pPr>
       <w:r>
         <w:rPr>
           <w:color w:val="EE0000"/>
         </w:rPr>
-        <w:t xml:space="preserve"> performs reinforcement learning over a specified number of episodes. During this phase, the agent interacts with the environment, updates its Q-values, and periodically stores the learned Q-table.</w:t>
+        <w:t>The play mode is used for evaluation. In this mode, the previously stored Q-tables are loaded and reconstructed into a single table. The agent then selects actions greedily based on the learned values.</w:t>
       </w:r>
     </w:p>
     <w:p>
@@ -15433,20 +16603,6 @@
         <w:rPr>
           <w:color w:val="EE0000"/>
         </w:rPr>
-        <w:lastRenderedPageBreak/>
-        <w:t>The play mode is used for evaluation. In this mode, the previously stored Q-tables are loaded and reconstructed into a single table. The agent then selects actions greedily based on the learned values.</w:t>
-      </w:r>
-    </w:p>
-    <w:p>
-      <w:pPr>
-        <w:rPr>
-          <w:color w:val="EE0000"/>
-        </w:rPr>
-      </w:pPr>
-      <w:r>
-        <w:rPr>
-          <w:color w:val="EE0000"/>
-        </w:rPr>
         <w:t>Additionally, an operation mode is available to analyze transformation operations applied to states, which is particularly useful for debugging and validating the abstraction process.</w:t>
       </w:r>
     </w:p>
@@ -15454,11 +16610,11 @@
       <w:pPr>
         <w:pStyle w:val="berschrift2"/>
       </w:pPr>
-      <w:bookmarkStart w:id="56" w:name="_Toc226287699"/>
+      <w:bookmarkStart w:id="58" w:name="_Toc226290902"/>
       <w:r>
         <w:t>Environment</w:t>
       </w:r>
-      <w:bookmarkEnd w:id="56"/>
+      <w:bookmarkEnd w:id="58"/>
     </w:p>
     <w:p>
       <w:pPr>
@@ -15487,58 +16643,57 @@
           <w:color w:val="EE0000"/>
           <w:lang w:eastAsia="de-AT"/>
         </w:rPr>
-        <w:t>The environment maintains a square grid of configurable size (e.g.</w:t>
-      </w:r>
-      <w:proofErr w:type="gramStart"/>
-      <w:r>
+        <w:lastRenderedPageBreak/>
+        <w:t>The environment maintains a square grid of configurable size (e.g., 2×2, 3×3, or 4×4). At the beginning of each episode, the grid is initialized with zeros and two tiles are spawned at random positions.</w:t>
+      </w:r>
+    </w:p>
+    <w:p>
+      <w:pPr>
+        <w:pStyle w:val="berschrift3"/>
         <w:rPr>
           <w:color w:val="EE0000"/>
           <w:lang w:eastAsia="de-AT"/>
         </w:rPr>
-        <w:t>, 2×</w:t>
-      </w:r>
-      <w:proofErr w:type="gramEnd"/>
+      </w:pPr>
+      <w:bookmarkStart w:id="59" w:name="_Toc226290903"/>
       <w:r>
         <w:rPr>
           <w:color w:val="EE0000"/>
           <w:lang w:eastAsia="de-AT"/>
         </w:rPr>
-        <w:t xml:space="preserve">2, 3×3, or 4×4). At the beginning of each episode, the grid is initialized with </w:t>
-      </w:r>
-      <w:proofErr w:type="gramStart"/>
-      <w:r>
+        <w:t>Core Interaction</w:t>
+      </w:r>
+      <w:bookmarkEnd w:id="59"/>
+    </w:p>
+    <w:p>
+      <w:pPr>
         <w:rPr>
           <w:color w:val="EE0000"/>
           <w:lang w:eastAsia="de-AT"/>
         </w:rPr>
-        <w:t>zeros</w:t>
-      </w:r>
-      <w:proofErr w:type="gramEnd"/>
+      </w:pPr>
       <w:r>
         <w:rPr>
           <w:color w:val="EE0000"/>
           <w:lang w:eastAsia="de-AT"/>
         </w:rPr>
-        <w:t xml:space="preserve"> and two tiles are spawned at random positions.</w:t>
-      </w:r>
-    </w:p>
-    <w:p>
-      <w:pPr>
-        <w:pStyle w:val="berschrift3"/>
+        <w:t>The central function of the environment is the step function:</w:t>
+      </w:r>
+    </w:p>
+    <w:p>
+      <w:pPr>
         <w:rPr>
           <w:color w:val="EE0000"/>
           <w:lang w:eastAsia="de-AT"/>
         </w:rPr>
       </w:pPr>
-      <w:bookmarkStart w:id="57" w:name="_Toc226287700"/>
       <w:r>
         <w:rPr>
           <w:color w:val="EE0000"/>
           <w:lang w:eastAsia="de-AT"/>
         </w:rPr>
-        <w:t>Core Interaction</w:t>
-      </w:r>
-      <w:bookmarkEnd w:id="57"/>
+        <w:t xml:space="preserve">It receives an action (up, down, left, right) </w:t>
+      </w:r>
     </w:p>
     <w:p>
       <w:pPr>
@@ -15552,7 +16707,7 @@
           <w:color w:val="EE0000"/>
           <w:lang w:eastAsia="de-AT"/>
         </w:rPr>
-        <w:t>The central function of the environment is the step function:</w:t>
+        <w:t xml:space="preserve">Applies the corresponding transformation to the grid </w:t>
       </w:r>
     </w:p>
     <w:p>
@@ -15567,7 +16722,7 @@
           <w:color w:val="EE0000"/>
           <w:lang w:eastAsia="de-AT"/>
         </w:rPr>
-        <w:t xml:space="preserve">It receives an action (up, down, left, right) </w:t>
+        <w:t xml:space="preserve">Calculates the reward based on merged tiles </w:t>
       </w:r>
     </w:p>
     <w:p>
@@ -15582,7 +16737,7 @@
           <w:color w:val="EE0000"/>
           <w:lang w:eastAsia="de-AT"/>
         </w:rPr>
-        <w:t xml:space="preserve">Applies the corresponding transformation to the grid </w:t>
+        <w:t xml:space="preserve">Spawns a new tile if the move was valid </w:t>
       </w:r>
     </w:p>
     <w:p>
@@ -15597,7 +16752,7 @@
           <w:color w:val="EE0000"/>
           <w:lang w:eastAsia="de-AT"/>
         </w:rPr>
-        <w:t xml:space="preserve">Calculates the reward based on merged tiles </w:t>
+        <w:t xml:space="preserve">Returns the next state, reward, terminal condition, and additional information </w:t>
       </w:r>
     </w:p>
     <w:p>
@@ -15607,209 +16762,223 @@
           <w:lang w:eastAsia="de-AT"/>
         </w:rPr>
       </w:pPr>
-      <w:proofErr w:type="gramStart"/>
       <w:r>
         <w:rPr>
           <w:color w:val="EE0000"/>
           <w:lang w:eastAsia="de-AT"/>
         </w:rPr>
-        <w:t>Spawns</w:t>
-      </w:r>
-      <w:proofErr w:type="gramEnd"/>
-      <w:r>
+        <w:t>As shown in the implementation , the environment ensures that only valid actions are executed and tracks whether a move has changed the grid.</w:t>
+      </w:r>
+    </w:p>
+    <w:p>
+      <w:pPr>
+        <w:pStyle w:val="berschrift3"/>
         <w:rPr>
           <w:color w:val="EE0000"/>
           <w:lang w:eastAsia="de-AT"/>
         </w:rPr>
-        <w:t xml:space="preserve"> a new tile if the move was valid </w:t>
-      </w:r>
-    </w:p>
-    <w:p>
-      <w:pPr>
+      </w:pPr>
+      <w:bookmarkStart w:id="60" w:name="_Toc226290904"/>
+      <w:r>
         <w:rPr>
           <w:color w:val="EE0000"/>
           <w:lang w:eastAsia="de-AT"/>
         </w:rPr>
-      </w:pPr>
-      <w:r>
+        <w:t>Reward Function</w:t>
+      </w:r>
+      <w:bookmarkEnd w:id="60"/>
+    </w:p>
+    <w:p>
+      <w:pPr>
         <w:rPr>
           <w:color w:val="EE0000"/>
           <w:lang w:eastAsia="de-AT"/>
         </w:rPr>
-        <w:t xml:space="preserve">Returns the next state, reward, terminal condition, and additional information </w:t>
-      </w:r>
-    </w:p>
-    <w:p>
-      <w:pPr>
+      </w:pPr>
+      <w:r>
         <w:rPr>
           <w:color w:val="EE0000"/>
           <w:lang w:eastAsia="de-AT"/>
         </w:rPr>
-      </w:pPr>
-      <w:r>
+        <w:t>The reward is primarily based on the value of merged tiles. Additionally, a small penalty is applied to discourage ineffective moves, and a bonus term proportional to the number of empty tiles is added:</w:t>
+      </w:r>
+    </w:p>
+    <w:p>
+      <w:pPr>
         <w:rPr>
           <w:color w:val="EE0000"/>
           <w:lang w:eastAsia="de-AT"/>
         </w:rPr>
-        <w:t xml:space="preserve">As shown in the </w:t>
-      </w:r>
-      <w:proofErr w:type="gramStart"/>
+      </w:pPr>
       <w:r>
         <w:rPr>
           <w:color w:val="EE0000"/>
           <w:lang w:eastAsia="de-AT"/>
         </w:rPr>
-        <w:t>implementation ,</w:t>
-      </w:r>
-      <w:proofErr w:type="gramEnd"/>
-      <w:r>
+        <w:t xml:space="preserve">Merge reward → encourages combining tiles </w:t>
+      </w:r>
+    </w:p>
+    <w:p>
+      <w:pPr>
         <w:rPr>
           <w:color w:val="EE0000"/>
           <w:lang w:eastAsia="de-AT"/>
         </w:rPr>
-        <w:t xml:space="preserve"> the environment ensures that only valid actions are executed and tracks whether a move has changed the grid.</w:t>
-      </w:r>
-    </w:p>
-    <w:p>
-      <w:pPr>
-        <w:pStyle w:val="berschrift3"/>
+      </w:pPr>
+      <w:r>
         <w:rPr>
           <w:color w:val="EE0000"/>
           <w:lang w:eastAsia="de-AT"/>
         </w:rPr>
-      </w:pPr>
-      <w:bookmarkStart w:id="58" w:name="_Toc226287701"/>
-      <w:r>
+        <w:t xml:space="preserve">Small penalty → discourages useless moves </w:t>
+      </w:r>
+    </w:p>
+    <w:p>
+      <w:pPr>
         <w:rPr>
           <w:color w:val="EE0000"/>
           <w:lang w:eastAsia="de-AT"/>
         </w:rPr>
-        <w:t>Reward Function</w:t>
-      </w:r>
-      <w:bookmarkEnd w:id="58"/>
-    </w:p>
-    <w:p>
-      <w:pPr>
+      </w:pPr>
+      <w:r>
         <w:rPr>
           <w:color w:val="EE0000"/>
           <w:lang w:eastAsia="de-AT"/>
         </w:rPr>
-      </w:pPr>
-      <w:r>
+        <w:t xml:space="preserve">Empty tile bonus → promotes open board states </w:t>
+      </w:r>
+    </w:p>
+    <w:p>
+      <w:pPr>
         <w:rPr>
           <w:color w:val="EE0000"/>
           <w:lang w:eastAsia="de-AT"/>
         </w:rPr>
-        <w:t>The reward is primarily based on the value of merged tiles. Additionally, a small penalty is applied to discourage ineffective moves, and a bonus term proportional to the number of empty tiles is added:</w:t>
-      </w:r>
-    </w:p>
-    <w:p>
-      <w:pPr>
+      </w:pPr>
+      <w:r>
         <w:rPr>
           <w:color w:val="EE0000"/>
           <w:lang w:eastAsia="de-AT"/>
         </w:rPr>
-      </w:pPr>
-      <w:r>
+        <w:t>This reward shaping improves learning stability.</w:t>
+      </w:r>
+    </w:p>
+    <w:p>
+      <w:pPr>
+        <w:pStyle w:val="berschrift3"/>
         <w:rPr>
           <w:color w:val="EE0000"/>
           <w:lang w:eastAsia="de-AT"/>
         </w:rPr>
-        <w:t xml:space="preserve">Merge reward → encourages combining tiles </w:t>
-      </w:r>
-    </w:p>
-    <w:p>
-      <w:pPr>
+      </w:pPr>
+      <w:bookmarkStart w:id="61" w:name="_Toc226290905"/>
+      <w:r>
         <w:rPr>
           <w:color w:val="EE0000"/>
           <w:lang w:eastAsia="de-AT"/>
         </w:rPr>
-      </w:pPr>
-      <w:r>
+        <w:t>Game Mechanics</w:t>
+      </w:r>
+      <w:bookmarkEnd w:id="61"/>
+    </w:p>
+    <w:p>
+      <w:pPr>
         <w:rPr>
           <w:color w:val="EE0000"/>
           <w:lang w:eastAsia="de-AT"/>
         </w:rPr>
-        <w:t xml:space="preserve">Small penalty → discourages useless moves </w:t>
-      </w:r>
-    </w:p>
-    <w:p>
-      <w:pPr>
+      </w:pPr>
+      <w:r>
         <w:rPr>
           <w:color w:val="EE0000"/>
           <w:lang w:eastAsia="de-AT"/>
         </w:rPr>
-      </w:pPr>
-      <w:r>
+        <w:t>The environment implements all essential game mechanics:</w:t>
+      </w:r>
+    </w:p>
+    <w:p>
+      <w:pPr>
         <w:rPr>
           <w:color w:val="EE0000"/>
           <w:lang w:eastAsia="de-AT"/>
         </w:rPr>
-        <w:t xml:space="preserve">Empty tile bonus → promotes open board states </w:t>
-      </w:r>
-    </w:p>
-    <w:p>
-      <w:pPr>
+      </w:pPr>
+      <w:r>
         <w:rPr>
           <w:color w:val="EE0000"/>
           <w:lang w:eastAsia="de-AT"/>
         </w:rPr>
-      </w:pPr>
-      <w:r>
+        <w:t xml:space="preserve">Tile merging (left/right/up/down) </w:t>
+      </w:r>
+    </w:p>
+    <w:p>
+      <w:pPr>
         <w:rPr>
           <w:color w:val="EE0000"/>
           <w:lang w:eastAsia="de-AT"/>
         </w:rPr>
-        <w:t>This reward shaping improves learning stability.</w:t>
-      </w:r>
-    </w:p>
-    <w:p>
-      <w:pPr>
-        <w:pStyle w:val="berschrift3"/>
+      </w:pPr>
+      <w:r>
         <w:rPr>
           <w:color w:val="EE0000"/>
           <w:lang w:eastAsia="de-AT"/>
         </w:rPr>
-      </w:pPr>
-      <w:bookmarkStart w:id="59" w:name="_Toc226287702"/>
-      <w:r>
+        <w:t xml:space="preserve">Random tile spawning (90% probability for 2, 10% for 4) </w:t>
+      </w:r>
+    </w:p>
+    <w:p>
+      <w:pPr>
         <w:rPr>
           <w:color w:val="EE0000"/>
           <w:lang w:eastAsia="de-AT"/>
         </w:rPr>
-        <w:t>Game Mechanics</w:t>
-      </w:r>
-      <w:bookmarkEnd w:id="59"/>
-    </w:p>
-    <w:p>
-      <w:pPr>
+      </w:pPr>
+      <w:r>
         <w:rPr>
           <w:color w:val="EE0000"/>
           <w:lang w:eastAsia="de-AT"/>
         </w:rPr>
-      </w:pPr>
-      <w:r>
+        <w:t xml:space="preserve">Detection of available actions </w:t>
+      </w:r>
+    </w:p>
+    <w:p>
+      <w:pPr>
         <w:rPr>
           <w:color w:val="EE0000"/>
           <w:lang w:eastAsia="de-AT"/>
         </w:rPr>
-        <w:t>The environment implements all essential game mechanics:</w:t>
-      </w:r>
-    </w:p>
-    <w:p>
-      <w:pPr>
+      </w:pPr>
+      <w:r>
         <w:rPr>
           <w:color w:val="EE0000"/>
           <w:lang w:eastAsia="de-AT"/>
         </w:rPr>
+        <w:t xml:space="preserve">Terminal condition (no moves possible) </w:t>
+      </w:r>
+    </w:p>
+    <w:p>
+      <w:pPr>
+        <w:rPr>
+          <w:lang w:eastAsia="de-AT"/>
+        </w:rPr>
       </w:pPr>
       <w:r>
         <w:rPr>
           <w:color w:val="EE0000"/>
           <w:lang w:eastAsia="de-AT"/>
         </w:rPr>
-        <w:t xml:space="preserve">Tile merging (left/right/up/down) </w:t>
-      </w:r>
+        <w:t>The game ends when no empty tiles remain and no further merges are possible.</w:t>
+      </w:r>
+    </w:p>
+    <w:p>
+      <w:pPr>
+        <w:pStyle w:val="berschrift2"/>
+      </w:pPr>
+      <w:bookmarkStart w:id="62" w:name="_Toc226290906"/>
+      <w:r>
+        <w:t>Agent</w:t>
+      </w:r>
+      <w:bookmarkEnd w:id="62"/>
     </w:p>
     <w:p>
       <w:pPr>
@@ -15823,24 +16992,26 @@
           <w:color w:val="EE0000"/>
           <w:lang w:eastAsia="de-AT"/>
         </w:rPr>
-        <w:t xml:space="preserve">Random tile spawning (90% probability for 2, 10% for 4) </w:t>
-      </w:r>
-    </w:p>
-    <w:p>
-      <w:pPr>
+        <w:t>The agent implements a value-based reinforcement learning approach using a Q-table. It learns a mapping from states to action values.</w:t>
+      </w:r>
+    </w:p>
+    <w:p>
+      <w:pPr>
+        <w:pStyle w:val="berschrift3"/>
         <w:rPr>
           <w:color w:val="EE0000"/>
           <w:lang w:eastAsia="de-AT"/>
         </w:rPr>
       </w:pPr>
+      <w:bookmarkStart w:id="63" w:name="_Toc226290907"/>
       <w:r>
         <w:rPr>
           <w:color w:val="EE0000"/>
           <w:lang w:eastAsia="de-AT"/>
         </w:rPr>
-        <w:lastRenderedPageBreak/>
-        <w:t xml:space="preserve">Detection of available actions </w:t>
-      </w:r>
+        <w:t>Q-Table Representation</w:t>
+      </w:r>
+      <w:bookmarkEnd w:id="63"/>
     </w:p>
     <w:p>
       <w:pPr>
@@ -15854,96 +17025,80 @@
           <w:color w:val="EE0000"/>
           <w:lang w:eastAsia="de-AT"/>
         </w:rPr>
-        <w:t xml:space="preserve">Terminal condition (no moves possible) </w:t>
-      </w:r>
-    </w:p>
-    <w:p>
-      <w:pPr>
-        <w:rPr>
-          <w:lang w:eastAsia="de-AT"/>
-        </w:rPr>
-      </w:pPr>
-      <w:r>
+        <w:t>The Q-table is implemented as a dictionary:</w:t>
+      </w:r>
+    </w:p>
+    <w:p>
+      <w:pPr>
         <w:rPr>
           <w:color w:val="EE0000"/>
           <w:lang w:eastAsia="de-AT"/>
         </w:rPr>
-        <w:t xml:space="preserve">The game ends when no empty tiles remain and no further </w:t>
-      </w:r>
-      <w:proofErr w:type="gramStart"/>
+      </w:pPr>
       <w:r>
         <w:rPr>
           <w:color w:val="EE0000"/>
           <w:lang w:eastAsia="de-AT"/>
         </w:rPr>
-        <w:t>merges</w:t>
-      </w:r>
-      <w:proofErr w:type="gramEnd"/>
-      <w:r>
+        <w:lastRenderedPageBreak/>
+        <w:t xml:space="preserve">Key: flattened grid state (tuple) </w:t>
+      </w:r>
+    </w:p>
+    <w:p>
+      <w:pPr>
         <w:rPr>
           <w:color w:val="EE0000"/>
           <w:lang w:eastAsia="de-AT"/>
         </w:rPr>
-        <w:t xml:space="preserve"> are possible.</w:t>
-      </w:r>
-    </w:p>
-    <w:p>
-      <w:pPr>
-        <w:pStyle w:val="berschrift2"/>
-      </w:pPr>
-      <w:bookmarkStart w:id="60" w:name="_Toc226287703"/>
-      <w:r>
-        <w:t>Agent</w:t>
-      </w:r>
-      <w:bookmarkEnd w:id="60"/>
-    </w:p>
-    <w:p>
-      <w:pPr>
+      </w:pPr>
+      <w:r>
         <w:rPr>
           <w:color w:val="EE0000"/>
           <w:lang w:eastAsia="de-AT"/>
         </w:rPr>
-      </w:pPr>
-      <w:r>
+        <w:t xml:space="preserve">Value: list of action values [up, down, left, right] </w:t>
+      </w:r>
+    </w:p>
+    <w:p>
+      <w:pPr>
         <w:rPr>
           <w:color w:val="EE0000"/>
           <w:lang w:eastAsia="de-AT"/>
         </w:rPr>
-        <w:t>The agent implements a value-based reinforcement learning approach using a Q-table. It learns a mapping from states to action values.</w:t>
-      </w:r>
-    </w:p>
-    <w:p>
-      <w:pPr>
-        <w:pStyle w:val="berschrift3"/>
+      </w:pPr>
+      <w:r>
         <w:rPr>
           <w:color w:val="EE0000"/>
           <w:lang w:eastAsia="de-AT"/>
         </w:rPr>
-      </w:pPr>
-      <w:bookmarkStart w:id="61" w:name="_Toc226287704"/>
-      <w:r>
+        <w:t>This allows efficient lookup and storage of learned values .</w:t>
+      </w:r>
+    </w:p>
+    <w:p>
+      <w:pPr>
         <w:rPr>
           <w:color w:val="EE0000"/>
           <w:lang w:eastAsia="de-AT"/>
         </w:rPr>
-        <w:t>Q-Table Representation</w:t>
-      </w:r>
-      <w:bookmarkEnd w:id="61"/>
-    </w:p>
-    <w:p>
-      <w:pPr>
+      </w:pPr>
+    </w:p>
+    <w:p>
+      <w:pPr>
+        <w:pStyle w:val="berschrift3"/>
         <w:rPr>
           <w:color w:val="EE0000"/>
           <w:lang w:eastAsia="de-AT"/>
         </w:rPr>
       </w:pPr>
+      <w:bookmarkStart w:id="64" w:name="_Toc226290908"/>
       <w:r>
         <w:rPr>
           <w:color w:val="EE0000"/>
           <w:lang w:eastAsia="de-AT"/>
         </w:rPr>
-        <w:t>The Q-table is implemented as a dictionary:</w:t>
-      </w:r>
+        <w:t>Action Selection</w:t>
+      </w:r>
+      <w:bookmarkEnd w:id="64"/>
     </w:p>
     <w:p>
       <w:pPr>
@@ -15957,7 +17112,7 @@
           <w:color w:val="EE0000"/>
           <w:lang w:eastAsia="de-AT"/>
         </w:rPr>
-        <w:t xml:space="preserve">Key: flattened grid state (tuple) </w:t>
+        <w:t>The agent uses an ε-greedy strategy:</w:t>
       </w:r>
     </w:p>
     <w:p>
@@ -15972,7 +17127,7 @@
           <w:color w:val="EE0000"/>
           <w:lang w:eastAsia="de-AT"/>
         </w:rPr>
-        <w:t xml:space="preserve">Value: list of action values [up, down, left, right] </w:t>
+        <w:t xml:space="preserve">With probability ε → random action (exploration) </w:t>
       </w:r>
     </w:p>
     <w:p>
@@ -15987,145 +17142,49 @@
           <w:color w:val="EE0000"/>
           <w:lang w:eastAsia="de-AT"/>
         </w:rPr>
-        <w:t xml:space="preserve">This allows efficient lookup and storage of learned </w:t>
-      </w:r>
-      <w:proofErr w:type="gramStart"/>
-      <w:r>
+        <w:t xml:space="preserve">Otherwise → best known action (exploitation) </w:t>
+      </w:r>
+    </w:p>
+    <w:p>
+      <w:pPr>
         <w:rPr>
           <w:color w:val="EE0000"/>
           <w:lang w:eastAsia="de-AT"/>
         </w:rPr>
-        <w:t>values .</w:t>
-      </w:r>
-      <w:proofErr w:type="gramEnd"/>
-    </w:p>
-    <w:p>
-      <w:pPr>
+      </w:pPr>
+      <w:r>
         <w:rPr>
           <w:color w:val="EE0000"/>
           <w:lang w:eastAsia="de-AT"/>
         </w:rPr>
-      </w:pPr>
-    </w:p>
-    <w:p>
-      <w:pPr>
-        <w:pStyle w:val="berschrift3"/>
+        <w:t>Only valid actions are considered, ensuring compatibility with the environment.</w:t>
+      </w:r>
+    </w:p>
+    <w:p>
+      <w:pPr>
         <w:rPr>
           <w:color w:val="EE0000"/>
           <w:lang w:eastAsia="de-AT"/>
         </w:rPr>
       </w:pPr>
-      <w:bookmarkStart w:id="62" w:name="_Toc226287705"/>
-      <w:r>
+    </w:p>
+    <w:p>
+      <w:pPr>
+        <w:pStyle w:val="berschrift3"/>
         <w:rPr>
           <w:color w:val="EE0000"/>
           <w:lang w:eastAsia="de-AT"/>
         </w:rPr>
-        <w:t>Action Selection</w:t>
-      </w:r>
-      <w:bookmarkEnd w:id="62"/>
-    </w:p>
-    <w:p>
-      <w:pPr>
+      </w:pPr>
+      <w:bookmarkStart w:id="65" w:name="_Toc226290909"/>
+      <w:r>
         <w:rPr>
           <w:color w:val="EE0000"/>
           <w:lang w:eastAsia="de-AT"/>
         </w:rPr>
-      </w:pPr>
-      <w:r>
-        <w:rPr>
-          <w:color w:val="EE0000"/>
-          <w:lang w:eastAsia="de-AT"/>
-        </w:rPr>
-        <w:t xml:space="preserve">The agent uses </w:t>
-      </w:r>
-      <w:proofErr w:type="gramStart"/>
-      <w:r>
-        <w:rPr>
-          <w:color w:val="EE0000"/>
-          <w:lang w:eastAsia="de-AT"/>
-        </w:rPr>
-        <w:t>an ε-</w:t>
-      </w:r>
-      <w:proofErr w:type="gramEnd"/>
-      <w:r>
-        <w:rPr>
-          <w:color w:val="EE0000"/>
-          <w:lang w:eastAsia="de-AT"/>
-        </w:rPr>
-        <w:t>greedy strategy:</w:t>
-      </w:r>
-    </w:p>
-    <w:p>
-      <w:pPr>
-        <w:rPr>
-          <w:color w:val="EE0000"/>
-          <w:lang w:eastAsia="de-AT"/>
-        </w:rPr>
-      </w:pPr>
-      <w:r>
-        <w:rPr>
-          <w:color w:val="EE0000"/>
-          <w:lang w:eastAsia="de-AT"/>
-        </w:rPr>
-        <w:t xml:space="preserve">With probability ε → random action (exploration) </w:t>
-      </w:r>
-    </w:p>
-    <w:p>
-      <w:pPr>
-        <w:rPr>
-          <w:color w:val="EE0000"/>
-          <w:lang w:eastAsia="de-AT"/>
-        </w:rPr>
-      </w:pPr>
-      <w:r>
-        <w:rPr>
-          <w:color w:val="EE0000"/>
-          <w:lang w:eastAsia="de-AT"/>
-        </w:rPr>
-        <w:t xml:space="preserve">Otherwise → best known action (exploitation) </w:t>
-      </w:r>
-    </w:p>
-    <w:p>
-      <w:pPr>
-        <w:rPr>
-          <w:color w:val="EE0000"/>
-          <w:lang w:eastAsia="de-AT"/>
-        </w:rPr>
-      </w:pPr>
-      <w:r>
-        <w:rPr>
-          <w:color w:val="EE0000"/>
-          <w:lang w:eastAsia="de-AT"/>
-        </w:rPr>
-        <w:t>Only valid actions are considered, ensuring compatibility with the environment.</w:t>
-      </w:r>
-    </w:p>
-    <w:p>
-      <w:pPr>
-        <w:rPr>
-          <w:color w:val="EE0000"/>
-          <w:lang w:eastAsia="de-AT"/>
-        </w:rPr>
-      </w:pPr>
-    </w:p>
-    <w:p>
-      <w:pPr>
-        <w:pStyle w:val="berschrift3"/>
-        <w:rPr>
-          <w:color w:val="EE0000"/>
-          <w:lang w:eastAsia="de-AT"/>
-        </w:rPr>
-      </w:pPr>
-      <w:bookmarkStart w:id="63" w:name="_Toc226287706"/>
-      <w:r>
-        <w:rPr>
-          <w:color w:val="EE0000"/>
-          <w:lang w:eastAsia="de-AT"/>
-        </w:rPr>
         <w:t>Learning Process</w:t>
       </w:r>
-      <w:bookmarkEnd w:id="63"/>
+      <w:bookmarkEnd w:id="65"/>
     </w:p>
     <w:p>
       <w:pPr>
@@ -16301,7 +17360,7 @@
           <w:lang w:eastAsia="de-AT"/>
         </w:rPr>
       </w:pPr>
-      <w:bookmarkStart w:id="64" w:name="_Toc226287707"/>
+      <w:bookmarkStart w:id="66" w:name="_Toc226290910"/>
       <w:r>
         <w:rPr>
           <w:color w:val="EE0000"/>
@@ -16311,7 +17370,7 @@
         </w:rPr>
         <w:t>Training Loop</w:t>
       </w:r>
-      <w:bookmarkEnd w:id="64"/>
+      <w:bookmarkEnd w:id="66"/>
     </w:p>
     <w:p>
       <w:pPr>
@@ -16370,23 +17429,22 @@
           <w:color w:val="EE0000"/>
           <w:lang w:eastAsia="de-AT"/>
         </w:rPr>
-        <w:t xml:space="preserve">The environment </w:t>
-      </w:r>
-      <w:proofErr w:type="gramStart"/>
-      <w:r>
+        <w:t xml:space="preserve">The environment returns next state and reward </w:t>
+      </w:r>
+    </w:p>
+    <w:p>
+      <w:pPr>
         <w:rPr>
           <w:color w:val="EE0000"/>
           <w:lang w:eastAsia="de-AT"/>
         </w:rPr>
-        <w:t>returns</w:t>
-      </w:r>
-      <w:proofErr w:type="gramEnd"/>
+      </w:pPr>
       <w:r>
         <w:rPr>
           <w:color w:val="EE0000"/>
           <w:lang w:eastAsia="de-AT"/>
         </w:rPr>
-        <w:t xml:space="preserve"> next state and reward </w:t>
+        <w:t xml:space="preserve">The agent updates the Q-table </w:t>
       </w:r>
     </w:p>
     <w:p>
@@ -16401,7 +17459,7 @@
           <w:color w:val="EE0000"/>
           <w:lang w:eastAsia="de-AT"/>
         </w:rPr>
-        <w:t xml:space="preserve">The agent updates the Q-table </w:t>
+        <w:t xml:space="preserve">The exploration rate ε decays over time </w:t>
       </w:r>
     </w:p>
     <w:p>
@@ -16416,7 +17474,7 @@
           <w:color w:val="EE0000"/>
           <w:lang w:eastAsia="de-AT"/>
         </w:rPr>
-        <w:t xml:space="preserve">The exploration rate ε decays over time </w:t>
+        <w:t>The learned Q-table is periodically stored as a CSV file.</w:t>
       </w:r>
     </w:p>
     <w:p>
@@ -16426,39 +17484,24 @@
           <w:lang w:eastAsia="de-AT"/>
         </w:rPr>
       </w:pPr>
-      <w:r>
+    </w:p>
+    <w:p>
+      <w:pPr>
+        <w:pStyle w:val="berschrift3"/>
         <w:rPr>
           <w:color w:val="EE0000"/>
           <w:lang w:eastAsia="de-AT"/>
         </w:rPr>
-        <w:t>The learned Q-table is periodically stored as a CSV file.</w:t>
-      </w:r>
-    </w:p>
-    <w:p>
-      <w:pPr>
+      </w:pPr>
+      <w:bookmarkStart w:id="67" w:name="_Toc226290911"/>
+      <w:r>
         <w:rPr>
           <w:color w:val="EE0000"/>
           <w:lang w:eastAsia="de-AT"/>
         </w:rPr>
-      </w:pPr>
-    </w:p>
-    <w:p>
-      <w:pPr>
-        <w:pStyle w:val="berschrift3"/>
-        <w:rPr>
-          <w:color w:val="EE0000"/>
-          <w:lang w:eastAsia="de-AT"/>
-        </w:rPr>
-      </w:pPr>
-      <w:bookmarkStart w:id="65" w:name="_Toc226287708"/>
-      <w:r>
-        <w:rPr>
-          <w:color w:val="EE0000"/>
-          <w:lang w:eastAsia="de-AT"/>
-        </w:rPr>
         <w:t>Q-Table Storage</w:t>
       </w:r>
-      <w:bookmarkEnd w:id="65"/>
+      <w:bookmarkEnd w:id="67"/>
     </w:p>
     <w:p>
       <w:pPr>
@@ -16496,23 +17539,7 @@
           <w:color w:val="EE0000"/>
           <w:lang w:eastAsia="de-AT"/>
         </w:rPr>
-        <w:t xml:space="preserve">: stores all </w:t>
-      </w:r>
-      <w:proofErr w:type="gramStart"/>
-      <w:r>
-        <w:rPr>
-          <w:color w:val="EE0000"/>
-          <w:lang w:eastAsia="de-AT"/>
-        </w:rPr>
-        <w:t>states</w:t>
-      </w:r>
-      <w:proofErr w:type="gramEnd"/>
-      <w:r>
-        <w:rPr>
-          <w:color w:val="EE0000"/>
-          <w:lang w:eastAsia="de-AT"/>
-        </w:rPr>
-        <w:t xml:space="preserve"> directly </w:t>
+        <w:t xml:space="preserve">: stores all states directly </w:t>
       </w:r>
     </w:p>
     <w:p>
@@ -16577,9 +17604,96 @@
           <w:color w:val="EE0000"/>
           <w:lang w:eastAsia="de-AT"/>
         </w:rPr>
-        <w:t>Reconstructed Q-</w:t>
-      </w:r>
-      <w:proofErr w:type="gramStart"/>
+        <w:t>Reconstructed Q-table</w:t>
+      </w:r>
+      <w:r>
+        <w:rPr>
+          <w:color w:val="EE0000"/>
+          <w:lang w:eastAsia="de-AT"/>
+        </w:rPr>
+        <w:t xml:space="preserve">: rebuilt from parent-child relationships </w:t>
+      </w:r>
+    </w:p>
+    <w:p>
+      <w:pPr>
+        <w:rPr>
+          <w:color w:val="EE0000"/>
+          <w:lang w:eastAsia="de-AT"/>
+        </w:rPr>
+      </w:pPr>
+      <w:r>
+        <w:rPr>
+          <w:color w:val="EE0000"/>
+          <w:lang w:eastAsia="de-AT"/>
+        </w:rPr>
+        <w:t>This structure enables efficient storage and evaluation of the abstraction approach.</w:t>
+      </w:r>
+    </w:p>
+    <w:p/>
+    <w:p>
+      <w:pPr>
+        <w:pStyle w:val="berschrift2"/>
+      </w:pPr>
+      <w:bookmarkStart w:id="68" w:name="_Toc226290912"/>
+      <w:r>
+        <w:lastRenderedPageBreak/>
+        <w:t>Operations</w:t>
+      </w:r>
+      <w:bookmarkEnd w:id="68"/>
+    </w:p>
+    <w:p>
+      <w:pPr>
+        <w:rPr>
+          <w:color w:val="EE0000"/>
+          <w:lang w:eastAsia="de-AT"/>
+        </w:rPr>
+      </w:pPr>
+      <w:r>
+        <w:rPr>
+          <w:color w:val="EE0000"/>
+          <w:lang w:eastAsia="de-AT"/>
+        </w:rPr>
+        <w:t>The core contribution of this thesis is the abstraction of states using transformation operations. These operations exploit structural similarities between states.</w:t>
+      </w:r>
+    </w:p>
+    <w:p>
+      <w:pPr>
+        <w:pStyle w:val="berschrift3"/>
+        <w:rPr>
+          <w:lang w:eastAsia="de-AT"/>
+        </w:rPr>
+      </w:pPr>
+      <w:bookmarkStart w:id="69" w:name="_Toc226290913"/>
+      <w:r>
+        <w:rPr>
+          <w:lang w:eastAsia="de-AT"/>
+        </w:rPr>
+        <w:t>Transformation Operations</w:t>
+      </w:r>
+      <w:bookmarkEnd w:id="69"/>
+    </w:p>
+    <w:p>
+      <w:pPr>
+        <w:rPr>
+          <w:color w:val="EE0000"/>
+          <w:lang w:eastAsia="de-AT"/>
+        </w:rPr>
+      </w:pPr>
+      <w:r>
+        <w:rPr>
+          <w:color w:val="EE0000"/>
+          <w:lang w:eastAsia="de-AT"/>
+        </w:rPr>
+        <w:t>The implementation includes the following operations :</w:t>
+      </w:r>
+    </w:p>
+    <w:p>
+      <w:pPr>
+        <w:rPr>
+          <w:color w:val="EE0000"/>
+          <w:lang w:eastAsia="de-AT"/>
+        </w:rPr>
+      </w:pPr>
       <w:r>
         <w:rPr>
           <w:b/>
@@ -16587,120 +17701,15 @@
           <w:color w:val="EE0000"/>
           <w:lang w:eastAsia="de-AT"/>
         </w:rPr>
-        <w:t>table</w:t>
+        <w:t>Rotation (r)</w:t>
       </w:r>
       <w:r>
         <w:rPr>
           <w:color w:val="EE0000"/>
           <w:lang w:eastAsia="de-AT"/>
         </w:rPr>
-        <w:t>:</w:t>
-      </w:r>
-      <w:proofErr w:type="gramEnd"/>
-      <w:r>
-        <w:rPr>
-          <w:color w:val="EE0000"/>
-          <w:lang w:eastAsia="de-AT"/>
-        </w:rPr>
-        <w:t xml:space="preserve"> </w:t>
-      </w:r>
-      <w:proofErr w:type="gramStart"/>
-      <w:r>
-        <w:rPr>
-          <w:color w:val="EE0000"/>
-          <w:lang w:eastAsia="de-AT"/>
-        </w:rPr>
-        <w:t>rebuilt</w:t>
-      </w:r>
-      <w:proofErr w:type="gramEnd"/>
-      <w:r>
-        <w:rPr>
-          <w:color w:val="EE0000"/>
-          <w:lang w:eastAsia="de-AT"/>
-        </w:rPr>
-        <w:t xml:space="preserve"> from parent-child relationships </w:t>
-      </w:r>
-    </w:p>
-    <w:p>
-      <w:pPr>
-        <w:rPr>
-          <w:color w:val="EE0000"/>
-          <w:lang w:eastAsia="de-AT"/>
-        </w:rPr>
-      </w:pPr>
-      <w:r>
-        <w:rPr>
-          <w:color w:val="EE0000"/>
-          <w:lang w:eastAsia="de-AT"/>
-        </w:rPr>
-        <w:t>This structure enables efficient storage and evaluation of the abstraction approach.</w:t>
-      </w:r>
-    </w:p>
-    <w:p/>
-    <w:p>
-      <w:pPr>
-        <w:pStyle w:val="berschrift2"/>
-      </w:pPr>
-      <w:bookmarkStart w:id="66" w:name="_Toc226287709"/>
-      <w:r>
-        <w:t>Operations</w:t>
-      </w:r>
-      <w:bookmarkEnd w:id="66"/>
-    </w:p>
-    <w:p>
-      <w:pPr>
-        <w:rPr>
-          <w:color w:val="EE0000"/>
-          <w:lang w:eastAsia="de-AT"/>
-        </w:rPr>
-      </w:pPr>
-      <w:r>
-        <w:rPr>
-          <w:color w:val="EE0000"/>
-          <w:lang w:eastAsia="de-AT"/>
-        </w:rPr>
-        <w:t>The core contribution of this thesis is the abstraction of states using transformation operations. These operations exploit structural similarities between states.</w:t>
-      </w:r>
-    </w:p>
-    <w:p>
-      <w:pPr>
-        <w:pStyle w:val="berschrift3"/>
-        <w:rPr>
-          <w:lang w:eastAsia="de-AT"/>
-        </w:rPr>
-      </w:pPr>
-      <w:bookmarkStart w:id="67" w:name="_Toc226287710"/>
-      <w:r>
-        <w:rPr>
-          <w:lang w:eastAsia="de-AT"/>
-        </w:rPr>
-        <w:t>Transformation Operations</w:t>
-      </w:r>
-      <w:bookmarkEnd w:id="67"/>
-    </w:p>
-    <w:p>
-      <w:pPr>
-        <w:rPr>
-          <w:color w:val="EE0000"/>
-          <w:lang w:eastAsia="de-AT"/>
-        </w:rPr>
-      </w:pPr>
-      <w:r>
-        <w:rPr>
-          <w:color w:val="EE0000"/>
-          <w:lang w:eastAsia="de-AT"/>
-        </w:rPr>
-        <w:t xml:space="preserve">The implementation includes the following </w:t>
-      </w:r>
-      <w:proofErr w:type="gramStart"/>
-      <w:r>
-        <w:rPr>
-          <w:color w:val="EE0000"/>
-          <w:lang w:eastAsia="de-AT"/>
-        </w:rPr>
-        <w:t>operations :</w:t>
-      </w:r>
-      <w:proofErr w:type="gramEnd"/>
+        <w:t xml:space="preserve">: rotates the grid by 90° </w:t>
+      </w:r>
     </w:p>
     <w:p>
       <w:pPr>
@@ -16716,14 +17725,378 @@
           <w:color w:val="EE0000"/>
           <w:lang w:eastAsia="de-AT"/>
         </w:rPr>
-        <w:t>Rotation (r)</w:t>
+        <w:t>Doubling (d)</w:t>
       </w:r>
       <w:r>
         <w:rPr>
           <w:color w:val="EE0000"/>
           <w:lang w:eastAsia="de-AT"/>
         </w:rPr>
-        <w:t xml:space="preserve">: rotates the grid by 90° </w:t>
+        <w:t xml:space="preserve">: scales all tile values by a factor of 2 </w:t>
+      </w:r>
+    </w:p>
+    <w:p>
+      <w:pPr>
+        <w:rPr>
+          <w:color w:val="EE0000"/>
+          <w:lang w:eastAsia="de-AT"/>
+        </w:rPr>
+      </w:pPr>
+      <w:r>
+        <w:rPr>
+          <w:color w:val="EE0000"/>
+          <w:lang w:eastAsia="de-AT"/>
+        </w:rPr>
+        <w:t>These operations allow the transformation of one state into another structurally equivalent state.</w:t>
+      </w:r>
+    </w:p>
+    <w:p>
+      <w:pPr>
+        <w:pStyle w:val="berschrift3"/>
+        <w:rPr>
+          <w:lang w:eastAsia="de-AT"/>
+        </w:rPr>
+      </w:pPr>
+      <w:bookmarkStart w:id="70" w:name="_Toc226290914"/>
+      <w:bookmarkEnd w:id="70"/>
+    </w:p>
+    <w:p>
+      <w:pPr>
+        <w:pStyle w:val="berschrift3"/>
+        <w:rPr>
+          <w:sz w:val="27"/>
+          <w:szCs w:val="27"/>
+          <w:lang w:eastAsia="de-AT"/>
+        </w:rPr>
+      </w:pPr>
+      <w:bookmarkStart w:id="71" w:name="_Toc226290915"/>
+      <w:r>
+        <w:rPr>
+          <w:sz w:val="27"/>
+          <w:szCs w:val="27"/>
+          <w:lang w:eastAsia="de-AT"/>
+        </w:rPr>
+        <w:t>Action Transformation</w:t>
+      </w:r>
+      <w:bookmarkEnd w:id="71"/>
+    </w:p>
+    <w:p>
+      <w:pPr>
+        <w:rPr>
+          <w:color w:val="EE0000"/>
+          <w:lang w:eastAsia="de-AT"/>
+        </w:rPr>
+      </w:pPr>
+      <w:r>
+        <w:rPr>
+          <w:color w:val="EE0000"/>
+          <w:lang w:eastAsia="de-AT"/>
+        </w:rPr>
+        <w:t>When a state is transformed, the corresponding actions must also be transformed. For example, after a rotation:</w:t>
+      </w:r>
+    </w:p>
+    <w:p>
+      <w:pPr>
+        <w:rPr>
+          <w:color w:val="EE0000"/>
+          <w:lang w:eastAsia="de-AT"/>
+        </w:rPr>
+      </w:pPr>
+      <w:r>
+        <w:rPr>
+          <w:color w:val="EE0000"/>
+          <w:lang w:eastAsia="de-AT"/>
+        </w:rPr>
+        <w:t xml:space="preserve">up → left </w:t>
+      </w:r>
+    </w:p>
+    <w:p>
+      <w:pPr>
+        <w:rPr>
+          <w:color w:val="EE0000"/>
+          <w:lang w:eastAsia="de-AT"/>
+        </w:rPr>
+      </w:pPr>
+      <w:r>
+        <w:rPr>
+          <w:color w:val="EE0000"/>
+          <w:lang w:eastAsia="de-AT"/>
+        </w:rPr>
+        <w:t xml:space="preserve">left → down </w:t>
+      </w:r>
+    </w:p>
+    <w:p>
+      <w:pPr>
+        <w:rPr>
+          <w:color w:val="EE0000"/>
+          <w:lang w:eastAsia="de-AT"/>
+        </w:rPr>
+      </w:pPr>
+      <w:r>
+        <w:rPr>
+          <w:color w:val="EE0000"/>
+          <w:lang w:eastAsia="de-AT"/>
+        </w:rPr>
+        <w:t xml:space="preserve">down → right </w:t>
+      </w:r>
+    </w:p>
+    <w:p>
+      <w:pPr>
+        <w:rPr>
+          <w:color w:val="EE0000"/>
+          <w:lang w:eastAsia="de-AT"/>
+        </w:rPr>
+      </w:pPr>
+      <w:r>
+        <w:rPr>
+          <w:color w:val="EE0000"/>
+          <w:lang w:eastAsia="de-AT"/>
+        </w:rPr>
+        <w:t xml:space="preserve">right → up </w:t>
+      </w:r>
+    </w:p>
+    <w:p>
+      <w:pPr>
+        <w:rPr>
+          <w:color w:val="EE0000"/>
+          <w:lang w:eastAsia="de-AT"/>
+        </w:rPr>
+      </w:pPr>
+      <w:r>
+        <w:rPr>
+          <w:color w:val="EE0000"/>
+          <w:lang w:eastAsia="de-AT"/>
+        </w:rPr>
+        <w:t>This ensures that the learned policy remains consistent across transformed states.</w:t>
+      </w:r>
+    </w:p>
+    <w:p>
+      <w:pPr>
+        <w:rPr>
+          <w:color w:val="EE0000"/>
+          <w:lang w:eastAsia="de-AT"/>
+        </w:rPr>
+      </w:pPr>
+    </w:p>
+    <w:p>
+      <w:pPr>
+        <w:pStyle w:val="berschrift3"/>
+        <w:rPr>
+          <w:lang w:eastAsia="de-AT"/>
+        </w:rPr>
+      </w:pPr>
+      <w:bookmarkStart w:id="72" w:name="_Toc226290916"/>
+      <w:r>
+        <w:rPr>
+          <w:lang w:eastAsia="de-AT"/>
+        </w:rPr>
+        <w:t>PreCalculator and State Expansion</w:t>
+      </w:r>
+      <w:bookmarkEnd w:id="72"/>
+    </w:p>
+    <w:p>
+      <w:pPr>
+        <w:rPr>
+          <w:color w:val="EE0000"/>
+          <w:lang w:eastAsia="de-AT"/>
+        </w:rPr>
+      </w:pPr>
+      <w:r>
+        <w:rPr>
+          <w:color w:val="EE0000"/>
+          <w:lang w:eastAsia="de-AT"/>
+        </w:rPr>
+        <w:t>The PreCalculator explores all reachable states from a given parent state using a breadth-first search approach.</w:t>
+      </w:r>
+    </w:p>
+    <w:p>
+      <w:pPr>
+        <w:rPr>
+          <w:color w:val="EE0000"/>
+          <w:lang w:eastAsia="de-AT"/>
+        </w:rPr>
+      </w:pPr>
+      <w:r>
+        <w:rPr>
+          <w:color w:val="EE0000"/>
+          <w:lang w:eastAsia="de-AT"/>
+        </w:rPr>
+        <w:t>For each parent state, it generates:</w:t>
+      </w:r>
+    </w:p>
+    <w:p>
+      <w:pPr>
+        <w:rPr>
+          <w:color w:val="EE0000"/>
+          <w:lang w:eastAsia="de-AT"/>
+        </w:rPr>
+      </w:pPr>
+      <w:r>
+        <w:rPr>
+          <w:color w:val="EE0000"/>
+          <w:lang w:eastAsia="de-AT"/>
+        </w:rPr>
+        <w:t xml:space="preserve">All reachable child states </w:t>
+      </w:r>
+    </w:p>
+    <w:p>
+      <w:pPr>
+        <w:rPr>
+          <w:color w:val="EE0000"/>
+          <w:lang w:eastAsia="de-AT"/>
+        </w:rPr>
+      </w:pPr>
+      <w:r>
+        <w:rPr>
+          <w:color w:val="EE0000"/>
+          <w:lang w:eastAsia="de-AT"/>
+        </w:rPr>
+        <w:t xml:space="preserve">The sequence of operations required </w:t>
+      </w:r>
+    </w:p>
+    <w:p>
+      <w:pPr>
+        <w:rPr>
+          <w:color w:val="EE0000"/>
+          <w:lang w:eastAsia="de-AT"/>
+        </w:rPr>
+      </w:pPr>
+      <w:r>
+        <w:rPr>
+          <w:color w:val="EE0000"/>
+          <w:lang w:eastAsia="de-AT"/>
+        </w:rPr>
+        <w:t xml:space="preserve">The transformed action values </w:t>
+      </w:r>
+    </w:p>
+    <w:p>
+      <w:pPr>
+        <w:rPr>
+          <w:color w:val="EE0000"/>
+          <w:lang w:eastAsia="de-AT"/>
+        </w:rPr>
+      </w:pPr>
+      <w:r>
+        <w:rPr>
+          <w:color w:val="EE0000"/>
+          <w:lang w:eastAsia="de-AT"/>
+        </w:rPr>
+        <w:t>Each result contains:</w:t>
+      </w:r>
+    </w:p>
+    <w:p>
+      <w:pPr>
+        <w:rPr>
+          <w:color w:val="EE0000"/>
+          <w:lang w:eastAsia="de-AT"/>
+        </w:rPr>
+      </w:pPr>
+      <w:r>
+        <w:rPr>
+          <w:color w:val="EE0000"/>
+          <w:lang w:eastAsia="de-AT"/>
+        </w:rPr>
+        <w:t xml:space="preserve">State </w:t>
+      </w:r>
+    </w:p>
+    <w:p>
+      <w:pPr>
+        <w:rPr>
+          <w:color w:val="EE0000"/>
+          <w:lang w:eastAsia="de-AT"/>
+        </w:rPr>
+      </w:pPr>
+      <w:r>
+        <w:rPr>
+          <w:color w:val="EE0000"/>
+          <w:lang w:eastAsia="de-AT"/>
+        </w:rPr>
+        <w:t xml:space="preserve">Action values </w:t>
+      </w:r>
+    </w:p>
+    <w:p>
+      <w:pPr>
+        <w:rPr>
+          <w:color w:val="EE0000"/>
+          <w:lang w:eastAsia="de-AT"/>
+        </w:rPr>
+      </w:pPr>
+      <w:r>
+        <w:rPr>
+          <w:color w:val="EE0000"/>
+          <w:lang w:eastAsia="de-AT"/>
+        </w:rPr>
+        <w:t xml:space="preserve">Depth </w:t>
+      </w:r>
+    </w:p>
+    <w:p>
+      <w:pPr>
+        <w:rPr>
+          <w:color w:val="EE0000"/>
+          <w:lang w:eastAsia="de-AT"/>
+        </w:rPr>
+      </w:pPr>
+      <w:r>
+        <w:rPr>
+          <w:color w:val="EE0000"/>
+          <w:lang w:eastAsia="de-AT"/>
+        </w:rPr>
+        <w:t xml:space="preserve">Operation path </w:t>
+      </w:r>
+    </w:p>
+    <w:p>
+      <w:pPr>
+        <w:rPr>
+          <w:color w:val="EE0000"/>
+          <w:lang w:eastAsia="de-AT"/>
+        </w:rPr>
+      </w:pPr>
+      <w:r>
+        <w:rPr>
+          <w:color w:val="EE0000"/>
+          <w:lang w:eastAsia="de-AT"/>
+        </w:rPr>
+        <w:t>This allows the construction of a mapping between parent and child states.</w:t>
+      </w:r>
+    </w:p>
+    <w:p>
+      <w:pPr>
+        <w:rPr>
+          <w:color w:val="EE0000"/>
+          <w:lang w:eastAsia="de-AT"/>
+        </w:rPr>
+      </w:pPr>
+    </w:p>
+    <w:p>
+      <w:pPr>
+        <w:pStyle w:val="berschrift3"/>
+        <w:rPr>
+          <w:lang w:eastAsia="de-AT"/>
+        </w:rPr>
+      </w:pPr>
+      <w:bookmarkStart w:id="73" w:name="_Toc226290917"/>
+      <w:r>
+        <w:rPr>
+          <w:lang w:eastAsia="de-AT"/>
+        </w:rPr>
+        <w:lastRenderedPageBreak/>
+        <w:t>Parent-Child Abstraction</w:t>
+      </w:r>
+      <w:bookmarkEnd w:id="73"/>
+    </w:p>
+    <w:p>
+      <w:pPr>
+        <w:rPr>
+          <w:color w:val="EE0000"/>
+          <w:lang w:eastAsia="de-AT"/>
+        </w:rPr>
+      </w:pPr>
+      <w:r>
+        <w:rPr>
+          <w:color w:val="EE0000"/>
+          <w:lang w:eastAsia="de-AT"/>
+        </w:rPr>
+        <w:t>The Q-table is divided into:</w:t>
       </w:r>
     </w:p>
     <w:p>
@@ -16740,378 +18113,14 @@
           <w:color w:val="EE0000"/>
           <w:lang w:eastAsia="de-AT"/>
         </w:rPr>
-        <w:t>Doubling (d)</w:t>
+        <w:t>Parent states</w:t>
       </w:r>
       <w:r>
         <w:rPr>
           <w:color w:val="EE0000"/>
           <w:lang w:eastAsia="de-AT"/>
         </w:rPr>
-        <w:t xml:space="preserve">: scales all tile values by a factor of 2 </w:t>
-      </w:r>
-    </w:p>
-    <w:p>
-      <w:pPr>
-        <w:rPr>
-          <w:color w:val="EE0000"/>
-          <w:lang w:eastAsia="de-AT"/>
-        </w:rPr>
-      </w:pPr>
-      <w:r>
-        <w:rPr>
-          <w:color w:val="EE0000"/>
-          <w:lang w:eastAsia="de-AT"/>
-        </w:rPr>
-        <w:t>These operations allow the transformation of one state into another structurally equivalent state.</w:t>
-      </w:r>
-    </w:p>
-    <w:p>
-      <w:pPr>
-        <w:pStyle w:val="berschrift3"/>
-        <w:rPr>
-          <w:lang w:eastAsia="de-AT"/>
-        </w:rPr>
-      </w:pPr>
-      <w:bookmarkStart w:id="68" w:name="_Toc226287711"/>
-      <w:bookmarkEnd w:id="68"/>
-    </w:p>
-    <w:p>
-      <w:pPr>
-        <w:pStyle w:val="berschrift3"/>
-        <w:rPr>
-          <w:sz w:val="27"/>
-          <w:szCs w:val="27"/>
-          <w:lang w:eastAsia="de-AT"/>
-        </w:rPr>
-      </w:pPr>
-      <w:bookmarkStart w:id="69" w:name="_Toc226287712"/>
-      <w:r>
-        <w:rPr>
-          <w:sz w:val="27"/>
-          <w:szCs w:val="27"/>
-          <w:lang w:eastAsia="de-AT"/>
-        </w:rPr>
-        <w:t>Action Transformation</w:t>
-      </w:r>
-      <w:bookmarkEnd w:id="69"/>
-    </w:p>
-    <w:p>
-      <w:pPr>
-        <w:rPr>
-          <w:color w:val="EE0000"/>
-          <w:lang w:eastAsia="de-AT"/>
-        </w:rPr>
-      </w:pPr>
-      <w:r>
-        <w:rPr>
-          <w:color w:val="EE0000"/>
-          <w:lang w:eastAsia="de-AT"/>
-        </w:rPr>
-        <w:t>When a state is transformed, the corresponding actions must also be transformed. For example, after a rotation:</w:t>
-      </w:r>
-    </w:p>
-    <w:p>
-      <w:pPr>
-        <w:rPr>
-          <w:color w:val="EE0000"/>
-          <w:lang w:eastAsia="de-AT"/>
-        </w:rPr>
-      </w:pPr>
-      <w:r>
-        <w:rPr>
-          <w:color w:val="EE0000"/>
-          <w:lang w:eastAsia="de-AT"/>
-        </w:rPr>
-        <w:t xml:space="preserve">up → left </w:t>
-      </w:r>
-    </w:p>
-    <w:p>
-      <w:pPr>
-        <w:rPr>
-          <w:color w:val="EE0000"/>
-          <w:lang w:eastAsia="de-AT"/>
-        </w:rPr>
-      </w:pPr>
-      <w:r>
-        <w:rPr>
-          <w:color w:val="EE0000"/>
-          <w:lang w:eastAsia="de-AT"/>
-        </w:rPr>
-        <w:t xml:space="preserve">left → down </w:t>
-      </w:r>
-    </w:p>
-    <w:p>
-      <w:pPr>
-        <w:rPr>
-          <w:color w:val="EE0000"/>
-          <w:lang w:eastAsia="de-AT"/>
-        </w:rPr>
-      </w:pPr>
-      <w:r>
-        <w:rPr>
-          <w:color w:val="EE0000"/>
-          <w:lang w:eastAsia="de-AT"/>
-        </w:rPr>
-        <w:t xml:space="preserve">down → right </w:t>
-      </w:r>
-    </w:p>
-    <w:p>
-      <w:pPr>
-        <w:rPr>
-          <w:color w:val="EE0000"/>
-          <w:lang w:eastAsia="de-AT"/>
-        </w:rPr>
-      </w:pPr>
-      <w:r>
-        <w:rPr>
-          <w:color w:val="EE0000"/>
-          <w:lang w:eastAsia="de-AT"/>
-        </w:rPr>
-        <w:t xml:space="preserve">right → up </w:t>
-      </w:r>
-    </w:p>
-    <w:p>
-      <w:pPr>
-        <w:rPr>
-          <w:color w:val="EE0000"/>
-          <w:lang w:eastAsia="de-AT"/>
-        </w:rPr>
-      </w:pPr>
-      <w:r>
-        <w:rPr>
-          <w:color w:val="EE0000"/>
-          <w:lang w:eastAsia="de-AT"/>
-        </w:rPr>
-        <w:t>This ensures that the learned policy remains consistent across transformed states.</w:t>
-      </w:r>
-    </w:p>
-    <w:p>
-      <w:pPr>
-        <w:rPr>
-          <w:color w:val="EE0000"/>
-          <w:lang w:eastAsia="de-AT"/>
-        </w:rPr>
-      </w:pPr>
-    </w:p>
-    <w:p>
-      <w:pPr>
-        <w:pStyle w:val="berschrift3"/>
-        <w:rPr>
-          <w:lang w:eastAsia="de-AT"/>
-        </w:rPr>
-      </w:pPr>
-      <w:bookmarkStart w:id="70" w:name="_Toc226287713"/>
-      <w:r>
-        <w:rPr>
-          <w:lang w:eastAsia="de-AT"/>
-        </w:rPr>
-        <w:t>PreCalculator and State Expansion</w:t>
-      </w:r>
-      <w:bookmarkEnd w:id="70"/>
-    </w:p>
-    <w:p>
-      <w:pPr>
-        <w:rPr>
-          <w:color w:val="EE0000"/>
-          <w:lang w:eastAsia="de-AT"/>
-        </w:rPr>
-      </w:pPr>
-      <w:r>
-        <w:rPr>
-          <w:color w:val="EE0000"/>
-          <w:lang w:eastAsia="de-AT"/>
-        </w:rPr>
-        <w:t>The PreCalculator explores all reachable states from a given parent state using a breadth-first search approach.</w:t>
-      </w:r>
-    </w:p>
-    <w:p>
-      <w:pPr>
-        <w:rPr>
-          <w:color w:val="EE0000"/>
-          <w:lang w:eastAsia="de-AT"/>
-        </w:rPr>
-      </w:pPr>
-      <w:r>
-        <w:rPr>
-          <w:color w:val="EE0000"/>
-          <w:lang w:eastAsia="de-AT"/>
-        </w:rPr>
-        <w:lastRenderedPageBreak/>
-        <w:t>For each parent state, it generates:</w:t>
-      </w:r>
-    </w:p>
-    <w:p>
-      <w:pPr>
-        <w:rPr>
-          <w:color w:val="EE0000"/>
-          <w:lang w:eastAsia="de-AT"/>
-        </w:rPr>
-      </w:pPr>
-      <w:r>
-        <w:rPr>
-          <w:color w:val="EE0000"/>
-          <w:lang w:eastAsia="de-AT"/>
-        </w:rPr>
-        <w:t xml:space="preserve">All reachable child states </w:t>
-      </w:r>
-    </w:p>
-    <w:p>
-      <w:pPr>
-        <w:rPr>
-          <w:color w:val="EE0000"/>
-          <w:lang w:eastAsia="de-AT"/>
-        </w:rPr>
-      </w:pPr>
-      <w:r>
-        <w:rPr>
-          <w:color w:val="EE0000"/>
-          <w:lang w:eastAsia="de-AT"/>
-        </w:rPr>
-        <w:t xml:space="preserve">The sequence of operations required </w:t>
-      </w:r>
-    </w:p>
-    <w:p>
-      <w:pPr>
-        <w:rPr>
-          <w:color w:val="EE0000"/>
-          <w:lang w:eastAsia="de-AT"/>
-        </w:rPr>
-      </w:pPr>
-      <w:r>
-        <w:rPr>
-          <w:color w:val="EE0000"/>
-          <w:lang w:eastAsia="de-AT"/>
-        </w:rPr>
-        <w:t xml:space="preserve">The transformed action values </w:t>
-      </w:r>
-    </w:p>
-    <w:p>
-      <w:pPr>
-        <w:rPr>
-          <w:color w:val="EE0000"/>
-          <w:lang w:eastAsia="de-AT"/>
-        </w:rPr>
-      </w:pPr>
-      <w:r>
-        <w:rPr>
-          <w:color w:val="EE0000"/>
-          <w:lang w:eastAsia="de-AT"/>
-        </w:rPr>
-        <w:t>Each result contains:</w:t>
-      </w:r>
-    </w:p>
-    <w:p>
-      <w:pPr>
-        <w:rPr>
-          <w:color w:val="EE0000"/>
-          <w:lang w:eastAsia="de-AT"/>
-        </w:rPr>
-      </w:pPr>
-      <w:r>
-        <w:rPr>
-          <w:color w:val="EE0000"/>
-          <w:lang w:eastAsia="de-AT"/>
-        </w:rPr>
-        <w:t xml:space="preserve">State </w:t>
-      </w:r>
-    </w:p>
-    <w:p>
-      <w:pPr>
-        <w:rPr>
-          <w:color w:val="EE0000"/>
-          <w:lang w:eastAsia="de-AT"/>
-        </w:rPr>
-      </w:pPr>
-      <w:r>
-        <w:rPr>
-          <w:color w:val="EE0000"/>
-          <w:lang w:eastAsia="de-AT"/>
-        </w:rPr>
-        <w:t xml:space="preserve">Action values </w:t>
-      </w:r>
-    </w:p>
-    <w:p>
-      <w:pPr>
-        <w:rPr>
-          <w:color w:val="EE0000"/>
-          <w:lang w:eastAsia="de-AT"/>
-        </w:rPr>
-      </w:pPr>
-      <w:r>
-        <w:rPr>
-          <w:color w:val="EE0000"/>
-          <w:lang w:eastAsia="de-AT"/>
-        </w:rPr>
-        <w:t xml:space="preserve">Depth </w:t>
-      </w:r>
-    </w:p>
-    <w:p>
-      <w:pPr>
-        <w:rPr>
-          <w:color w:val="EE0000"/>
-          <w:lang w:eastAsia="de-AT"/>
-        </w:rPr>
-      </w:pPr>
-      <w:r>
-        <w:rPr>
-          <w:color w:val="EE0000"/>
-          <w:lang w:eastAsia="de-AT"/>
-        </w:rPr>
-        <w:t xml:space="preserve">Operation path </w:t>
-      </w:r>
-    </w:p>
-    <w:p>
-      <w:pPr>
-        <w:rPr>
-          <w:color w:val="EE0000"/>
-          <w:lang w:eastAsia="de-AT"/>
-        </w:rPr>
-      </w:pPr>
-      <w:r>
-        <w:rPr>
-          <w:color w:val="EE0000"/>
-          <w:lang w:eastAsia="de-AT"/>
-        </w:rPr>
-        <w:t>This allows the construction of a mapping between parent and child states.</w:t>
-      </w:r>
-    </w:p>
-    <w:p>
-      <w:pPr>
-        <w:rPr>
-          <w:color w:val="EE0000"/>
-          <w:lang w:eastAsia="de-AT"/>
-        </w:rPr>
-      </w:pPr>
-    </w:p>
-    <w:p>
-      <w:pPr>
-        <w:pStyle w:val="berschrift3"/>
-        <w:rPr>
-          <w:lang w:eastAsia="de-AT"/>
-        </w:rPr>
-      </w:pPr>
-      <w:bookmarkStart w:id="71" w:name="_Toc226287714"/>
-      <w:r>
-        <w:rPr>
-          <w:lang w:eastAsia="de-AT"/>
-        </w:rPr>
-        <w:t>Parent-Child Abstraction</w:t>
-      </w:r>
-      <w:bookmarkEnd w:id="71"/>
-    </w:p>
-    <w:p>
-      <w:pPr>
-        <w:rPr>
-          <w:color w:val="EE0000"/>
-          <w:lang w:eastAsia="de-AT"/>
-        </w:rPr>
-      </w:pPr>
-      <w:r>
-        <w:rPr>
-          <w:color w:val="EE0000"/>
-          <w:lang w:eastAsia="de-AT"/>
-        </w:rPr>
-        <w:t>The Q-table is divided into:</w:t>
+        <w:t xml:space="preserve">: explicitly stored states </w:t>
       </w:r>
     </w:p>
     <w:p>
@@ -17128,14 +18137,14 @@
           <w:color w:val="EE0000"/>
           <w:lang w:eastAsia="de-AT"/>
         </w:rPr>
-        <w:t>Parent states</w:t>
+        <w:t>Child states</w:t>
       </w:r>
       <w:r>
         <w:rPr>
           <w:color w:val="EE0000"/>
           <w:lang w:eastAsia="de-AT"/>
         </w:rPr>
-        <w:t xml:space="preserve">: explicitly stored states </w:t>
+        <w:t xml:space="preserve">: derived via transformation operations </w:t>
       </w:r>
     </w:p>
     <w:p>
@@ -17147,20 +18156,35 @@
       </w:pPr>
       <w:r>
         <w:rPr>
-          <w:b/>
-          <w:bCs/>
           <w:color w:val="EE0000"/>
           <w:lang w:eastAsia="de-AT"/>
         </w:rPr>
-        <w:t>Child states</w:t>
-      </w:r>
-      <w:r>
+        <w:t>If a state can be generated from an existing parent, it is stored as a child instead of a new parent. This significantly reduces storage requirements.</w:t>
+      </w:r>
+    </w:p>
+    <w:p>
+      <w:pPr>
         <w:rPr>
           <w:color w:val="EE0000"/>
           <w:lang w:eastAsia="de-AT"/>
         </w:rPr>
-        <w:t xml:space="preserve">: derived via transformation operations </w:t>
-      </w:r>
+      </w:pPr>
+    </w:p>
+    <w:p>
+      <w:pPr>
+        <w:pStyle w:val="berschrift3"/>
+        <w:rPr>
+          <w:lang w:eastAsia="de-AT"/>
+        </w:rPr>
+      </w:pPr>
+      <w:bookmarkStart w:id="74" w:name="_Toc226290918"/>
+      <w:r>
+        <w:rPr>
+          <w:lang w:eastAsia="de-AT"/>
+        </w:rPr>
+        <w:t>Reconstruction</w:t>
+      </w:r>
+      <w:bookmarkEnd w:id="74"/>
     </w:p>
     <w:p>
       <w:pPr>
@@ -17174,7 +18198,7 @@
           <w:color w:val="EE0000"/>
           <w:lang w:eastAsia="de-AT"/>
         </w:rPr>
-        <w:t>If a state can be generated from an existing parent, it is stored as a child instead of a new parent. This significantly reduces storage requirements.</w:t>
+        <w:t>To evaluate the abstraction, a full Q-table is reconstructed:</w:t>
       </w:r>
     </w:p>
     <w:p>
@@ -17184,95 +18208,56 @@
           <w:lang w:eastAsia="de-AT"/>
         </w:rPr>
       </w:pPr>
-    </w:p>
-    <w:p>
-      <w:pPr>
-        <w:pStyle w:val="berschrift3"/>
-        <w:rPr>
-          <w:lang w:eastAsia="de-AT"/>
-        </w:rPr>
-      </w:pPr>
-      <w:bookmarkStart w:id="72" w:name="_Toc226287715"/>
-      <w:r>
-        <w:rPr>
-          <w:lang w:eastAsia="de-AT"/>
-        </w:rPr>
-        <w:t>Reconstruction</w:t>
-      </w:r>
-      <w:bookmarkEnd w:id="72"/>
-    </w:p>
-    <w:p>
-      <w:pPr>
+      <w:r>
         <w:rPr>
           <w:color w:val="EE0000"/>
           <w:lang w:eastAsia="de-AT"/>
         </w:rPr>
-      </w:pPr>
-      <w:r>
+        <w:t xml:space="preserve">Parent states are copied directly </w:t>
+      </w:r>
+    </w:p>
+    <w:p>
+      <w:pPr>
         <w:rPr>
           <w:color w:val="EE0000"/>
           <w:lang w:eastAsia="de-AT"/>
         </w:rPr>
-        <w:t>To evaluate the abstraction, a full Q-table is reconstructed:</w:t>
-      </w:r>
-    </w:p>
-    <w:p>
-      <w:pPr>
+      </w:pPr>
+      <w:r>
         <w:rPr>
           <w:color w:val="EE0000"/>
           <w:lang w:eastAsia="de-AT"/>
         </w:rPr>
-      </w:pPr>
-      <w:r>
+        <w:t xml:space="preserve">Child states are generated using stored operations </w:t>
+      </w:r>
+    </w:p>
+    <w:p>
+      <w:pPr>
         <w:rPr>
           <w:color w:val="EE0000"/>
           <w:lang w:eastAsia="de-AT"/>
         </w:rPr>
-        <w:t xml:space="preserve">Parent states are copied directly </w:t>
-      </w:r>
-    </w:p>
-    <w:p>
-      <w:pPr>
+      </w:pPr>
+      <w:r>
         <w:rPr>
           <w:color w:val="EE0000"/>
           <w:lang w:eastAsia="de-AT"/>
         </w:rPr>
-      </w:pPr>
-      <w:r>
+        <w:t xml:space="preserve">Action values are transformed accordingly </w:t>
+      </w:r>
+    </w:p>
+    <w:p>
+      <w:pPr>
         <w:rPr>
           <w:color w:val="EE0000"/>
           <w:lang w:eastAsia="de-AT"/>
         </w:rPr>
-        <w:t xml:space="preserve">Child states are generated using stored operations </w:t>
-      </w:r>
-    </w:p>
-    <w:p>
-      <w:pPr>
+      </w:pPr>
+      <w:r>
         <w:rPr>
           <w:color w:val="EE0000"/>
           <w:lang w:eastAsia="de-AT"/>
         </w:rPr>
-      </w:pPr>
-      <w:r>
-        <w:rPr>
-          <w:color w:val="EE0000"/>
-          <w:lang w:eastAsia="de-AT"/>
-        </w:rPr>
-        <w:t xml:space="preserve">Action values are transformed accordingly </w:t>
-      </w:r>
-    </w:p>
-    <w:p>
-      <w:pPr>
-        <w:rPr>
-          <w:color w:val="EE0000"/>
-          <w:lang w:eastAsia="de-AT"/>
-        </w:rPr>
-      </w:pPr>
-      <w:r>
-        <w:rPr>
-          <w:color w:val="EE0000"/>
-          <w:lang w:eastAsia="de-AT"/>
-        </w:rPr>
         <w:t>If the reconstructed best action differs from the stored one, the action values are minimally adjusted to preserve the original policy.</w:t>
       </w:r>
     </w:p>
@@ -17281,15 +18266,15 @@
       <w:pPr>
         <w:pStyle w:val="berschrift1"/>
       </w:pPr>
-      <w:bookmarkStart w:id="73" w:name="_Toc226287716"/>
+      <w:bookmarkStart w:id="75" w:name="_Toc226290919"/>
       <w:r>
         <w:t>Concept</w:t>
       </w:r>
-      <w:bookmarkEnd w:id="73"/>
+      <w:bookmarkEnd w:id="75"/>
     </w:p>
     <w:p/>
+    <w:bookmarkEnd w:id="10"/>
     <w:bookmarkEnd w:id="11"/>
-    <w:bookmarkEnd w:id="12"/>
     <w:p>
       <w:pPr>
         <w:pStyle w:val="berschrift1"/>
@@ -17297,11 +18282,11 @@
       <w:r>
         <w:t xml:space="preserve"> </w:t>
       </w:r>
-      <w:bookmarkStart w:id="74" w:name="_Toc226287717"/>
+      <w:bookmarkStart w:id="76" w:name="_Toc226290920"/>
       <w:r>
         <w:t>Experiment and Results</w:t>
       </w:r>
-      <w:bookmarkEnd w:id="74"/>
+      <w:bookmarkEnd w:id="76"/>
     </w:p>
     <w:p/>
     <w:p>
@@ -17310,38 +18295,14 @@
           <w:szCs w:val="22"/>
         </w:rPr>
       </w:pPr>
-      <w:bookmarkStart w:id="75" w:name="_Toc94629486"/>
-      <w:bookmarkStart w:id="76" w:name="_Toc94629669"/>
-    </w:p>
-    <w:p>
-      <w:pPr>
-        <w:pStyle w:val="berschrift1"/>
-      </w:pPr>
-      <w:bookmarkStart w:id="77" w:name="_Toc226287718"/>
-      <w:r>
-        <w:lastRenderedPageBreak/>
-        <w:t>This is the heading of the second chapter</w:t>
-      </w:r>
-      <w:bookmarkEnd w:id="75"/>
-      <w:bookmarkEnd w:id="76"/>
-      <w:bookmarkEnd w:id="77"/>
-    </w:p>
-    <w:p>
-      <w:proofErr w:type="gramStart"/>
-      <w:r>
-        <w:t>Cross-references</w:t>
-      </w:r>
-      <w:proofErr w:type="gramEnd"/>
-      <w:r>
-        <w:t xml:space="preserve"> should be generated automatically </w:t>
-      </w:r>
-      <w:proofErr w:type="gramStart"/>
-      <w:r>
-        <w:t>in order to</w:t>
-      </w:r>
-      <w:proofErr w:type="gramEnd"/>
-      <w:r>
-        <w:t xml:space="preserve"> make updating easy. This example shows a cross-reference to </w:t>
+      <w:bookmarkStart w:id="77" w:name="_Toc94629486"/>
+      <w:bookmarkStart w:id="78" w:name="_Toc94629669"/>
+    </w:p>
+    <w:bookmarkEnd w:id="77"/>
+    <w:bookmarkEnd w:id="78"/>
+    <w:p>
+      <w:r>
+        <w:t xml:space="preserve">Cross-references should be generated automatically in order to make updating easy. This example shows a cross-reference to </w:t>
       </w:r>
       <w:r>
         <w:fldChar w:fldCharType="begin"/>
@@ -17434,8 +18395,8 @@
           <w:lang w:val="en-US"/>
         </w:rPr>
       </w:pPr>
-      <w:bookmarkStart w:id="78" w:name="_Ref129710389"/>
-      <w:bookmarkStart w:id="79" w:name="_Toc226280158"/>
+      <w:bookmarkStart w:id="79" w:name="_Ref129710389"/>
+      <w:bookmarkStart w:id="80" w:name="_Toc226280158"/>
       <w:r>
         <w:rPr>
           <w:lang w:val="en-US"/>
@@ -17473,7 +18434,7 @@
         </w:rPr>
         <w:fldChar w:fldCharType="end"/>
       </w:r>
-      <w:bookmarkEnd w:id="78"/>
+      <w:bookmarkEnd w:id="79"/>
       <w:r>
         <w:rPr>
           <w:lang w:val="en-US"/>
@@ -17492,7 +18453,7 @@
         </w:rPr>
         <w:t>.</w:t>
       </w:r>
-      <w:bookmarkEnd w:id="79"/>
+      <w:bookmarkEnd w:id="80"/>
     </w:p>
     <w:p>
       <w:r>
@@ -17619,8 +18580,8 @@
                 <w:b/>
               </w:rPr>
             </w:pPr>
-            <w:bookmarkStart w:id="80" w:name="_Ref210875665"/>
-            <w:bookmarkStart w:id="81" w:name="_Ref210875652"/>
+            <w:bookmarkStart w:id="81" w:name="_Ref210875665"/>
+            <w:bookmarkStart w:id="82" w:name="_Ref210875652"/>
             <w:r>
               <w:rPr>
                 <w:b/>
@@ -17755,8 +18716,8 @@
           </w:p>
         </w:tc>
       </w:tr>
-      <w:bookmarkEnd w:id="80"/>
       <w:bookmarkEnd w:id="81"/>
+      <w:bookmarkEnd w:id="82"/>
     </w:tbl>
     <w:p/>
     <w:p>
@@ -17964,8 +18925,8 @@
                 <w:lang w:val="en-US"/>
               </w:rPr>
             </w:pPr>
-            <w:bookmarkStart w:id="82" w:name="_Ref210955552"/>
-            <w:bookmarkStart w:id="83" w:name="_Ref211054459"/>
+            <w:bookmarkStart w:id="83" w:name="_Ref210955552"/>
+            <w:bookmarkStart w:id="84" w:name="_Ref211054459"/>
             <w:r>
               <w:rPr>
                 <w:lang w:val="en-US"/>
@@ -18002,18 +18963,18 @@
               </w:rPr>
               <w:fldChar w:fldCharType="end"/>
             </w:r>
-            <w:bookmarkStart w:id="84" w:name="_Ref211054544"/>
-            <w:bookmarkStart w:id="85" w:name="_Ref211054451"/>
-            <w:bookmarkEnd w:id="82"/>
+            <w:bookmarkStart w:id="85" w:name="_Ref211054544"/>
+            <w:bookmarkStart w:id="86" w:name="_Ref211054451"/>
+            <w:bookmarkEnd w:id="83"/>
             <w:r>
               <w:rPr>
                 <w:lang w:val="en-US"/>
               </w:rPr>
               <w:t>)</w:t>
             </w:r>
-            <w:bookmarkEnd w:id="83"/>
             <w:bookmarkEnd w:id="84"/>
             <w:bookmarkEnd w:id="85"/>
+            <w:bookmarkEnd w:id="86"/>
           </w:p>
         </w:tc>
       </w:tr>
@@ -18088,8 +19049,8 @@
         </w:rPr>
         <w:br w:type="page" w:clear="all"/>
       </w:r>
-      <w:bookmarkStart w:id="86" w:name="_Toc94629489"/>
-      <w:bookmarkStart w:id="87" w:name="_Toc226287719"/>
+      <w:bookmarkStart w:id="87" w:name="_Toc94629489"/>
+      <w:bookmarkStart w:id="88" w:name="_Toc226290921"/>
       <w:r>
         <w:rPr>
           <w:lang w:val="en-US"/>
@@ -18097,8 +19058,8 @@
         <w:lastRenderedPageBreak/>
         <w:t>Bibliography</w:t>
       </w:r>
-      <w:bookmarkEnd w:id="86"/>
       <w:bookmarkEnd w:id="87"/>
+      <w:bookmarkEnd w:id="88"/>
     </w:p>
     <w:p>
       <w:pPr>
@@ -18251,8 +19212,8 @@
       <w:r>
         <w:br w:type="page" w:clear="all"/>
       </w:r>
-      <w:bookmarkStart w:id="88" w:name="_Toc94629490"/>
-      <w:bookmarkStart w:id="89" w:name="_Toc226287720"/>
+      <w:bookmarkStart w:id="89" w:name="_Toc94629490"/>
+      <w:bookmarkStart w:id="90" w:name="_Toc226290922"/>
       <w:r>
         <w:rPr>
           <w:lang w:val="en-US"/>
@@ -18260,8 +19221,8 @@
         <w:lastRenderedPageBreak/>
         <w:t>List of Figures</w:t>
       </w:r>
-      <w:bookmarkEnd w:id="88"/>
       <w:bookmarkEnd w:id="89"/>
+      <w:bookmarkEnd w:id="90"/>
     </w:p>
     <w:p>
       <w:pPr>
@@ -19041,14 +20002,14 @@
       <w:r>
         <w:br w:type="page" w:clear="all"/>
       </w:r>
-      <w:bookmarkStart w:id="90" w:name="_Toc94629491"/>
-      <w:bookmarkStart w:id="91" w:name="_Toc226287721"/>
+      <w:bookmarkStart w:id="91" w:name="_Toc94629491"/>
+      <w:bookmarkStart w:id="92" w:name="_Toc226290923"/>
       <w:r>
         <w:lastRenderedPageBreak/>
         <w:t>List of Tables</w:t>
       </w:r>
-      <w:bookmarkEnd w:id="90"/>
       <w:bookmarkEnd w:id="91"/>
+      <w:bookmarkEnd w:id="92"/>
     </w:p>
     <w:p>
       <w:pPr>
@@ -19076,7 +20037,7 @@
         </w:rPr>
         <w:fldChar w:fldCharType="separate"/>
       </w:r>
-      <w:bookmarkStart w:id="92" w:name="_Toc226287722"/>
+      <w:bookmarkStart w:id="93" w:name="_Toc226290924"/>
       <w:r>
         <w:rPr>
           <w:bCs/>
@@ -19096,7 +20057,7 @@
       <w:r>
         <w:br w:type="page" w:clear="all"/>
       </w:r>
-      <w:bookmarkStart w:id="93" w:name="_Toc94629492"/>
+      <w:bookmarkStart w:id="94" w:name="_Toc94629492"/>
       <w:r>
         <w:rPr>
           <w:lang w:val="en-US"/>
@@ -19104,8 +20065,8 @@
         <w:lastRenderedPageBreak/>
         <w:t>List of Abbreviations</w:t>
       </w:r>
-      <w:bookmarkEnd w:id="92"/>
       <w:bookmarkEnd w:id="93"/>
+      <w:bookmarkEnd w:id="94"/>
     </w:p>
     <w:tbl>
       <w:tblPr>
@@ -19292,10 +20253,10 @@
           <w:lang w:val="en-US"/>
         </w:rPr>
       </w:pPr>
-      <w:bookmarkStart w:id="94" w:name="_Toc179447972"/>
-      <w:bookmarkStart w:id="95" w:name="_Toc179448536"/>
-      <w:bookmarkStart w:id="96" w:name="_Toc179459013"/>
-      <w:bookmarkStart w:id="97" w:name="_Toc226287723"/>
+      <w:bookmarkStart w:id="95" w:name="_Toc179447972"/>
+      <w:bookmarkStart w:id="96" w:name="_Toc179448536"/>
+      <w:bookmarkStart w:id="97" w:name="_Toc179459013"/>
+      <w:bookmarkStart w:id="98" w:name="_Toc226290925"/>
       <w:r>
         <w:rPr>
           <w:lang w:val="en-US"/>
@@ -19303,16 +20264,16 @@
         <w:lastRenderedPageBreak/>
         <w:t xml:space="preserve">Documentation table </w:t>
       </w:r>
-      <w:bookmarkEnd w:id="94"/>
       <w:bookmarkEnd w:id="95"/>
+      <w:bookmarkEnd w:id="96"/>
       <w:r>
         <w:rPr>
           <w:lang w:val="en-US"/>
         </w:rPr>
         <w:t>of AI-based tools</w:t>
       </w:r>
-      <w:bookmarkEnd w:id="96"/>
       <w:bookmarkEnd w:id="97"/>
+      <w:bookmarkEnd w:id="98"/>
     </w:p>
     <w:tbl>
       <w:tblPr>
@@ -19525,8 +20486,8 @@
         </w:rPr>
         <w:br w:type="page" w:clear="all"/>
       </w:r>
-      <w:bookmarkStart w:id="98" w:name="_Toc94629493"/>
-      <w:bookmarkStart w:id="99" w:name="_Toc226287724"/>
+      <w:bookmarkStart w:id="99" w:name="_Toc94629493"/>
+      <w:bookmarkStart w:id="100" w:name="_Toc226290926"/>
       <w:r>
         <w:rPr>
           <w:lang w:val="en-US"/>
@@ -19534,8 +20495,8 @@
         <w:lastRenderedPageBreak/>
         <w:t>A: Heading of Appendix A</w:t>
       </w:r>
-      <w:bookmarkEnd w:id="98"/>
       <w:bookmarkEnd w:id="99"/>
+      <w:bookmarkEnd w:id="100"/>
     </w:p>
     <w:p>
       <w:pPr>
@@ -19550,8 +20511,8 @@
         </w:rPr>
         <w:br w:type="page" w:clear="all"/>
       </w:r>
-      <w:bookmarkStart w:id="100" w:name="_Toc94629494"/>
-      <w:bookmarkStart w:id="101" w:name="_Toc226287725"/>
+      <w:bookmarkStart w:id="101" w:name="_Toc94629494"/>
+      <w:bookmarkStart w:id="102" w:name="_Toc226290927"/>
       <w:r>
         <w:rPr>
           <w:lang w:val="en-US"/>
@@ -19559,8 +20520,8 @@
         <w:lastRenderedPageBreak/>
         <w:t>B: Heading of Appendix B</w:t>
       </w:r>
-      <w:bookmarkEnd w:id="100"/>
       <w:bookmarkEnd w:id="101"/>
+      <w:bookmarkEnd w:id="102"/>
     </w:p>
     <w:sectPr>
       <w:pgSz w:w="11906" w:h="16838"/>
@@ -39428,6 +40389,7 @@
   </w:compat>
   <w:rsids>
     <w:rsidRoot w:val="00CB09C3"/>
+    <w:rsid w:val="00033B92"/>
     <w:rsid w:val="0005758D"/>
     <w:rsid w:val="00190F0B"/>
     <w:rsid w:val="00195C57"/>
@@ -39436,6 +40398,7 @@
     <w:rsid w:val="002A32C4"/>
     <w:rsid w:val="002D57ED"/>
     <w:rsid w:val="002E48DD"/>
+    <w:rsid w:val="004239F2"/>
     <w:rsid w:val="00555A51"/>
     <w:rsid w:val="0069248E"/>
     <w:rsid w:val="00775426"/>
@@ -39444,6 +40407,7 @@
     <w:rsid w:val="008D6FD6"/>
     <w:rsid w:val="00AA26DC"/>
     <w:rsid w:val="00B16928"/>
+    <w:rsid w:val="00BC60DB"/>
     <w:rsid w:val="00C05AFA"/>
     <w:rsid w:val="00C325CA"/>
     <w:rsid w:val="00CB09C3"/>
@@ -51466,7 +52430,7 @@
     <w:basedOn w:val="Absatz-Standardschriftart"/>
     <w:uiPriority w:val="99"/>
     <w:semiHidden/>
-    <w:rsid w:val="00190F0B"/>
+    <w:rsid w:val="004239F2"/>
     <w:rPr>
       <w:color w:val="808080"/>
     </w:rPr>

--- a/Thesis/BachelorThesisStefanWerner.docx
+++ b/Thesis/BachelorThesisStefanWerner.docx
@@ -550,7 +550,7 @@
           <w:b w:val="0"/>
           <w:sz w:val="22"/>
           <w:szCs w:val="22"/>
-          <w:lang w:val="de-AT" w:eastAsia="de-DE" w:bidi="ar-SA"/>
+          <w:lang w:val="en-US" w:eastAsia="de-DE" w:bidi="ar-SA"/>
         </w:rPr>
       </w:pPr>
       <w:bookmarkStart w:id="6" w:name="_Toc94629479"/>
@@ -649,21 +649,12 @@
                                 <w:szCs w:val="22"/>
                               </w:rPr>
                             </w:pPr>
-                            <w:proofErr w:type="spellStart"/>
                             <w:r>
                               <w:rPr>
                                 <w:b/>
                                 <w:szCs w:val="22"/>
                               </w:rPr>
-                              <w:t>Schlagwörter</w:t>
-                            </w:r>
-                            <w:proofErr w:type="spellEnd"/>
-                            <w:r>
-                              <w:rPr>
-                                <w:b/>
-                                <w:szCs w:val="22"/>
-                              </w:rPr>
-                              <w:t xml:space="preserve">: </w:t>
+                              <w:t xml:space="preserve">Schlagwörter: </w:t>
                             </w:r>
                             <w:r>
                               <w:rPr>
@@ -675,35 +666,7 @@
                               <w:rPr>
                                 <w:szCs w:val="22"/>
                               </w:rPr>
-                              <w:t xml:space="preserve">, </w:t>
-                            </w:r>
-                            <w:proofErr w:type="spellStart"/>
-                            <w:r>
-                              <w:rPr>
-                                <w:szCs w:val="22"/>
-                              </w:rPr>
-                              <w:t>Abstraktion</w:t>
-                            </w:r>
-                            <w:proofErr w:type="spellEnd"/>
-                            <w:r>
-                              <w:rPr>
-                                <w:szCs w:val="22"/>
-                              </w:rPr>
-                              <w:t xml:space="preserve">, Machine Learning, State </w:t>
-                            </w:r>
-                            <w:proofErr w:type="spellStart"/>
-                            <w:r>
-                              <w:rPr>
-                                <w:szCs w:val="22"/>
-                              </w:rPr>
-                              <w:t>Abstraktion</w:t>
-                            </w:r>
-                            <w:proofErr w:type="spellEnd"/>
-                            <w:r>
-                              <w:rPr>
-                                <w:szCs w:val="22"/>
-                              </w:rPr>
-                              <w:t>, Matrix</w:t>
+                              <w:t>, Abstraktion, Machine Learning, State Abstraktion, Matrix</w:t>
                             </w:r>
                           </w:p>
                           <w:p>
@@ -745,21 +708,12 @@
                           <w:szCs w:val="22"/>
                         </w:rPr>
                       </w:pPr>
-                      <w:proofErr w:type="spellStart"/>
                       <w:r>
                         <w:rPr>
                           <w:b/>
                           <w:szCs w:val="22"/>
                         </w:rPr>
-                        <w:t>Schlagwörter</w:t>
-                      </w:r>
-                      <w:proofErr w:type="spellEnd"/>
-                      <w:r>
-                        <w:rPr>
-                          <w:b/>
-                          <w:szCs w:val="22"/>
-                        </w:rPr>
-                        <w:t xml:space="preserve">: </w:t>
+                        <w:t xml:space="preserve">Schlagwörter: </w:t>
                       </w:r>
                       <w:r>
                         <w:rPr>
@@ -771,35 +725,7 @@
                         <w:rPr>
                           <w:szCs w:val="22"/>
                         </w:rPr>
-                        <w:t xml:space="preserve">, </w:t>
-                      </w:r>
-                      <w:proofErr w:type="spellStart"/>
-                      <w:r>
-                        <w:rPr>
-                          <w:szCs w:val="22"/>
-                        </w:rPr>
-                        <w:t>Abstraktion</w:t>
-                      </w:r>
-                      <w:proofErr w:type="spellEnd"/>
-                      <w:r>
-                        <w:rPr>
-                          <w:szCs w:val="22"/>
-                        </w:rPr>
-                        <w:t xml:space="preserve">, Machine Learning, State </w:t>
-                      </w:r>
-                      <w:proofErr w:type="spellStart"/>
-                      <w:r>
-                        <w:rPr>
-                          <w:szCs w:val="22"/>
-                        </w:rPr>
-                        <w:t>Abstraktion</w:t>
-                      </w:r>
-                      <w:proofErr w:type="spellEnd"/>
-                      <w:r>
-                        <w:rPr>
-                          <w:szCs w:val="22"/>
-                        </w:rPr>
-                        <w:t>, Matrix</w:t>
+                        <w:t>, Abstraktion, Machine Learning, State Abstraktion, Matrix</w:t>
                       </w:r>
                     </w:p>
                     <w:p>
@@ -827,7 +753,7 @@
       <w:bookmarkStart w:id="7" w:name="_Toc94629480"/>
       <w:r>
         <w:rPr>
-          <w:lang w:val="de-AT"/>
+          <w:lang w:val="en-US"/>
         </w:rPr>
         <w:lastRenderedPageBreak/>
         <w:t>Abstract</w:t>
@@ -931,31 +857,7 @@
                                   <w:rPr>
                                     <w:szCs w:val="22"/>
                                   </w:rPr>
-                                  <w:t>, Abstra</w:t>
-                                </w:r>
-                                <w:r>
-                                  <w:rPr>
-                                    <w:szCs w:val="22"/>
-                                  </w:rPr>
-                                  <w:t>c</w:t>
-                                </w:r>
-                                <w:r>
-                                  <w:rPr>
-                                    <w:szCs w:val="22"/>
-                                  </w:rPr>
-                                  <w:t>tion, Machine Learning, State Abstra</w:t>
-                                </w:r>
-                                <w:r>
-                                  <w:rPr>
-                                    <w:szCs w:val="22"/>
-                                  </w:rPr>
-                                  <w:t>c</w:t>
-                                </w:r>
-                                <w:r>
-                                  <w:rPr>
-                                    <w:szCs w:val="22"/>
-                                  </w:rPr>
-                                  <w:t>tion, Matrix</w:t>
+                                  <w:t>, Abstraction, Machine Learning, State Abstraction, Matrix</w:t>
                                 </w:r>
                               </w:sdtContent>
                             </w:sdt>
@@ -1018,31 +920,7 @@
                             <w:rPr>
                               <w:szCs w:val="22"/>
                             </w:rPr>
-                            <w:t>, Abstra</w:t>
-                          </w:r>
-                          <w:r>
-                            <w:rPr>
-                              <w:szCs w:val="22"/>
-                            </w:rPr>
-                            <w:t>c</w:t>
-                          </w:r>
-                          <w:r>
-                            <w:rPr>
-                              <w:szCs w:val="22"/>
-                            </w:rPr>
-                            <w:t>tion, Machine Learning, State Abstra</w:t>
-                          </w:r>
-                          <w:r>
-                            <w:rPr>
-                              <w:szCs w:val="22"/>
-                            </w:rPr>
-                            <w:t>c</w:t>
-                          </w:r>
-                          <w:r>
-                            <w:rPr>
-                              <w:szCs w:val="22"/>
-                            </w:rPr>
-                            <w:t>tion, Matrix</w:t>
+                            <w:t>, Abstraction, Machine Learning, State Abstraction, Matrix</w:t>
                           </w:r>
                         </w:sdtContent>
                       </w:sdt>
@@ -18635,7 +18513,113 @@
     </w:p>
     <w:p>
       <w:r>
-        <w:t>The environment is the game 2048.</w:t>
+        <w:t xml:space="preserve">The environment </w:t>
+      </w:r>
+      <w:r>
+        <w:t xml:space="preserve">in this thesis is the game 2048. The environment consists of 3 versions. A 2 by 2 grid version a 3 by 3 version and the normal 4 by 4 version. As previously </w:t>
+      </w:r>
+      <w:proofErr w:type="gramStart"/>
+      <w:r>
+        <w:t>mentioned</w:t>
+      </w:r>
+      <w:proofErr w:type="gramEnd"/>
+      <w:r>
+        <w:t xml:space="preserve"> the environments </w:t>
+      </w:r>
+      <w:proofErr w:type="gramStart"/>
+      <w:r>
+        <w:t>where</w:t>
+      </w:r>
+      <w:proofErr w:type="gramEnd"/>
+      <w:r>
+        <w:t xml:space="preserve"> chosen to test different results and conditions. The total amount of states found in the 2 by 2 grid is 476. This was found after 10 hours of continuous running of the program. The total state space of the 3 by 3 version and the 4 by 4 version </w:t>
+      </w:r>
+      <w:proofErr w:type="gramStart"/>
+      <w:r>
+        <w:t>has</w:t>
+      </w:r>
+      <w:proofErr w:type="gramEnd"/>
+      <w:r>
+        <w:t xml:space="preserve"> not yet been reached and takes up </w:t>
+      </w:r>
+      <w:proofErr w:type="gramStart"/>
+      <w:r>
+        <w:t>to</w:t>
+      </w:r>
+      <w:proofErr w:type="gramEnd"/>
+      <w:r>
+        <w:t xml:space="preserve"> much storage space for this thesis. The current state space is 295.330 for the 3 by 3 version and 2.554.721 for the 4 by 4 version. </w:t>
+      </w:r>
+    </w:p>
+    <w:p/>
+    <w:p>
+      <w:r>
+        <w:t xml:space="preserve">The idea behind the different </w:t>
+      </w:r>
+      <w:proofErr w:type="gramStart"/>
+      <w:r>
+        <w:t>environment</w:t>
+      </w:r>
+      <w:proofErr w:type="gramEnd"/>
+      <w:r>
+        <w:t xml:space="preserve"> versions is to make it easier to test code and find anomalies or issues. The choice of 2048 as the environment makes this particularly suitable for this thesis.</w:t>
+      </w:r>
+      <w:r>
+        <w:t xml:space="preserve"> The idea is to split the total number of states into </w:t>
+      </w:r>
+      <w:proofErr w:type="gramStart"/>
+      <w:r>
+        <w:t>child</w:t>
+      </w:r>
+      <w:proofErr w:type="gramEnd"/>
+      <w:r>
+        <w:t xml:space="preserve"> and parent states but as this would take a lot of </w:t>
+      </w:r>
+      <w:proofErr w:type="gramStart"/>
+      <w:r>
+        <w:t>compute</w:t>
+      </w:r>
+      <w:proofErr w:type="gramEnd"/>
+      <w:r>
+        <w:t xml:space="preserve"> power and RAM the states are counted in batches. The batch size determines the number of states compared with each other. A batch count of 10.000 would compare 10.000 states with each other to determine similarities. A problem arises though if the states are not sorted though. </w:t>
+      </w:r>
+      <w:proofErr w:type="gramStart"/>
+      <w:r>
+        <w:t>Therefore</w:t>
+      </w:r>
+      <w:proofErr w:type="gramEnd"/>
+      <w:r>
+        <w:t xml:space="preserve"> before the splitting of parent and child states can </w:t>
+      </w:r>
+      <w:proofErr w:type="spellStart"/>
+      <w:r>
+        <w:t>occure</w:t>
+      </w:r>
+      <w:proofErr w:type="spellEnd"/>
+      <w:r>
+        <w:t xml:space="preserve"> the list of states is sorted from smallest total value to highest total value where a state with a lot of zeros has a smaller value than a state with no zero. After the list is sorted the batch processing can occur. </w:t>
+      </w:r>
+    </w:p>
+    <w:p/>
+    <w:p>
+      <w:r>
+        <w:t xml:space="preserve">The size of the processed children and parents can be found in the child or parent Q-table. For the 2 by 2 </w:t>
+      </w:r>
+      <w:proofErr w:type="gramStart"/>
+      <w:r>
+        <w:t>version</w:t>
+      </w:r>
+      <w:proofErr w:type="gramEnd"/>
+      <w:r>
+        <w:t xml:space="preserve"> of the environment the total number of child states is 120 and the total number of </w:t>
+      </w:r>
+      <w:proofErr w:type="gramStart"/>
+      <w:r>
+        <w:t>parent</w:t>
+      </w:r>
+      <w:proofErr w:type="gramEnd"/>
+      <w:r>
+        <w:t xml:space="preserve"> states the total number is 357.</w:t>
       </w:r>
     </w:p>
     <w:p>
@@ -18644,6 +18628,7 @@
       </w:pPr>
       <w:bookmarkStart w:id="56" w:name="_Toc226290900"/>
       <w:r>
+        <w:lastRenderedPageBreak/>
         <w:t>Python Implementation</w:t>
       </w:r>
       <w:bookmarkEnd w:id="56"/>
@@ -18659,97 +18644,827 @@
       <w:bookmarkEnd w:id="57"/>
     </w:p>
     <w:p>
-      <w:pPr>
-        <w:rPr>
-          <w:rFonts w:ascii="Times New Roman" w:hAnsi="Times New Roman"/>
-          <w:color w:val="EE0000"/>
-          <w:sz w:val="24"/>
+      <w:r>
+        <w:t xml:space="preserve">The main module is the entry point </w:t>
+      </w:r>
+      <w:r>
+        <w:t xml:space="preserve">of the application. It coordinates the interaction between the </w:t>
+      </w:r>
+      <w:proofErr w:type="gramStart"/>
+      <w:r>
+        <w:t>agent</w:t>
+      </w:r>
+      <w:proofErr w:type="gramEnd"/>
+      <w:r>
+        <w:t xml:space="preserve"> the environment and the play function. The user can determine what kind of agent they want and what size the environment should have. Later after the agent trained the user can call the play module to play with the provided child and parent Q-</w:t>
+      </w:r>
+      <w:proofErr w:type="spellStart"/>
+      <w:r>
+        <w:t>tabels</w:t>
+      </w:r>
+      <w:proofErr w:type="spellEnd"/>
+      <w:r>
+        <w:t>. The play mode also provides evaluation.</w:t>
+      </w:r>
+    </w:p>
+    <w:p>
+      <w:pPr>
+        <w:pStyle w:val="berschrift2"/>
+      </w:pPr>
+      <w:bookmarkStart w:id="58" w:name="_Toc226290902"/>
+      <w:r>
+        <w:t>Environment</w:t>
+      </w:r>
+      <w:bookmarkEnd w:id="58"/>
+    </w:p>
+    <w:p>
+      <w:r>
+        <w:t>The environment is the game logic of the game 2048. It represents an interface for the agent to interact with the game. It is implemented as a class that manages the grid, applies actions and returns rewards for each chosen action.</w:t>
+      </w:r>
+    </w:p>
+    <w:p>
+      <w:r>
+        <w:t>The environment contains the grid on which the game is played. The user can determine the grid size by using the “–grid” or “-g” flag when running the train module in the main.py script.</w:t>
+      </w:r>
+    </w:p>
+    <w:p>
+      <w:r>
+        <w:t xml:space="preserve">The Grid is initialized with </w:t>
+      </w:r>
+      <w:proofErr w:type="gramStart"/>
+      <w:r>
+        <w:t>zeros</w:t>
+      </w:r>
+      <w:proofErr w:type="gramEnd"/>
+      <w:r>
+        <w:t xml:space="preserve"> and two tiles are spawned at the beginning of the game followed with 1 tile after every legal action.</w:t>
+      </w:r>
+    </w:p>
+    <w:p>
+      <w:pPr>
+        <w:pStyle w:val="berschrift3"/>
+        <w:rPr>
+          <w:color w:val="000000" w:themeColor="text1"/>
           <w:lang w:eastAsia="de-AT"/>
         </w:rPr>
       </w:pPr>
-      <w:r>
-        <w:rPr>
-          <w:color w:val="EE0000"/>
-        </w:rPr>
-        <w:t>The main module serves as the entry point of the application and coordinates the interaction between all components. It allows the execution of different modes, including training, evaluation, and operation analysis.</w:t>
-      </w:r>
-    </w:p>
-    <w:p>
-      <w:pPr>
-        <w:rPr>
-          <w:color w:val="EE0000"/>
-        </w:rPr>
-      </w:pPr>
-      <w:r>
-        <w:rPr>
-          <w:color w:val="EE0000"/>
-        </w:rPr>
-        <w:t xml:space="preserve">The training mode initializes the environment and the </w:t>
+      <w:bookmarkStart w:id="59" w:name="_Toc226290903"/>
+      <w:r>
+        <w:rPr>
+          <w:color w:val="000000" w:themeColor="text1"/>
+          <w:lang w:eastAsia="de-AT"/>
+        </w:rPr>
+        <w:t>Core Interaction</w:t>
+      </w:r>
+      <w:bookmarkEnd w:id="59"/>
+    </w:p>
+    <w:p>
+      <w:pPr>
+        <w:rPr>
+          <w:lang w:eastAsia="de-AT"/>
+        </w:rPr>
+      </w:pPr>
+      <w:r>
+        <w:rPr>
+          <w:lang w:eastAsia="de-AT"/>
+        </w:rPr>
+        <w:t xml:space="preserve">The main function of the environment is to give the agent the next state the reward and a terminal condition. This is done via the </w:t>
       </w:r>
       <w:proofErr w:type="gramStart"/>
       <w:r>
         <w:rPr>
-          <w:color w:val="EE0000"/>
-        </w:rPr>
-        <w:t>agent, and</w:t>
+          <w:lang w:eastAsia="de-AT"/>
+        </w:rPr>
+        <w:t>step(</w:t>
       </w:r>
       <w:proofErr w:type="gramEnd"/>
       <w:r>
         <w:rPr>
-          <w:color w:val="EE0000"/>
-        </w:rPr>
-        <w:t xml:space="preserve"> performs reinforcement learning over a specified number of episodes. During this phase, the agent interacts with the environment, updates its Q-values, and periodically stores the learned Q-table.</w:t>
-      </w:r>
-    </w:p>
-    <w:p>
-      <w:pPr>
-        <w:rPr>
-          <w:color w:val="EE0000"/>
-        </w:rPr>
-      </w:pPr>
-      <w:r>
-        <w:rPr>
-          <w:color w:val="EE0000"/>
-        </w:rPr>
-        <w:t>The play mode is used for evaluation. In this mode, the previously stored Q-tables are loaded and reconstructed into a single table. The agent then selects actions greedily based on the learned values.</w:t>
-      </w:r>
-    </w:p>
-    <w:p>
-      <w:pPr>
-        <w:rPr>
-          <w:color w:val="EE0000"/>
-        </w:rPr>
-      </w:pPr>
-      <w:r>
-        <w:rPr>
-          <w:color w:val="EE0000"/>
-        </w:rPr>
-        <w:t>Additionally, an operation mode is available to analyze transformation operations applied to states, which is particularly useful for debugging and validating the abstraction process.</w:t>
-      </w:r>
+          <w:lang w:eastAsia="de-AT"/>
+        </w:rPr>
+        <w:t xml:space="preserve">) function. It receives as an argument from the agent </w:t>
+      </w:r>
+      <w:proofErr w:type="spellStart"/>
+      <w:proofErr w:type="gramStart"/>
+      <w:r>
+        <w:rPr>
+          <w:lang w:eastAsia="de-AT"/>
+        </w:rPr>
+        <w:t>a</w:t>
+      </w:r>
+      <w:proofErr w:type="spellEnd"/>
+      <w:proofErr w:type="gramEnd"/>
+      <w:r>
+        <w:rPr>
+          <w:lang w:eastAsia="de-AT"/>
+        </w:rPr>
+        <w:t xml:space="preserve"> action </w:t>
+      </w:r>
+      <m:oMath>
+        <m:r>
+          <w:rPr>
+            <w:rFonts w:ascii="Cambria Math" w:hAnsi="Cambria Math"/>
+            <w:lang w:eastAsia="de-AT"/>
+          </w:rPr>
+          <m:t>a</m:t>
+        </m:r>
+      </m:oMath>
+      <w:r>
+        <w:rPr>
+          <w:lang w:eastAsia="de-AT"/>
+        </w:rPr>
+        <w:t xml:space="preserve">. This can be up, down, left and right. </w:t>
+      </w:r>
+    </w:p>
+    <w:p>
+      <w:pPr>
+        <w:rPr>
+          <w:lang w:eastAsia="de-AT"/>
+        </w:rPr>
+      </w:pPr>
+      <w:r>
+        <w:rPr>
+          <w:lang w:eastAsia="de-AT"/>
+        </w:rPr>
+        <w:t xml:space="preserve">It merges the tiles in the corresponding direction and calculates the reward based on the merged tiles. </w:t>
+      </w:r>
+      <w:r>
+        <w:rPr>
+          <w:lang w:eastAsia="de-AT"/>
+        </w:rPr>
+        <w:t xml:space="preserve">The legal actions are determined via the function </w:t>
+      </w:r>
+      <w:proofErr w:type="spellStart"/>
+      <w:r>
+        <w:rPr>
+          <w:lang w:eastAsia="de-AT"/>
+        </w:rPr>
+        <w:t>find_available_</w:t>
+      </w:r>
+      <w:proofErr w:type="gramStart"/>
+      <w:r>
+        <w:rPr>
+          <w:lang w:eastAsia="de-AT"/>
+        </w:rPr>
+        <w:t>actions</w:t>
+      </w:r>
+      <w:proofErr w:type="spellEnd"/>
+      <w:r>
+        <w:rPr>
+          <w:lang w:eastAsia="de-AT"/>
+        </w:rPr>
+        <w:t>(</w:t>
+      </w:r>
+      <w:proofErr w:type="gramEnd"/>
+      <w:r>
+        <w:rPr>
+          <w:lang w:eastAsia="de-AT"/>
+        </w:rPr>
+        <w:t>) which checks all tiles to see if a given direction is allowed or not.</w:t>
+      </w:r>
+    </w:p>
+    <w:p>
+      <w:pPr>
+        <w:rPr>
+          <w:lang w:eastAsia="de-AT"/>
+        </w:rPr>
+      </w:pPr>
+      <w:r>
+        <w:rPr>
+          <w:lang w:eastAsia="de-AT"/>
+        </w:rPr>
+        <w:t xml:space="preserve">If a move was valid the </w:t>
+      </w:r>
+      <w:proofErr w:type="gramStart"/>
+      <w:r>
+        <w:rPr>
+          <w:lang w:eastAsia="de-AT"/>
+        </w:rPr>
+        <w:t>step(</w:t>
+      </w:r>
+      <w:proofErr w:type="gramEnd"/>
+      <w:r>
+        <w:rPr>
+          <w:lang w:eastAsia="de-AT"/>
+        </w:rPr>
+        <w:t xml:space="preserve">) function creates a new random tile at a random position and returns the state to the agent together with the reward gained from the chosen action. </w:t>
+      </w:r>
+    </w:p>
+    <w:p>
+      <w:pPr>
+        <w:pStyle w:val="berschrift3"/>
+        <w:rPr>
+          <w:color w:val="000000" w:themeColor="text1"/>
+          <w:lang w:eastAsia="de-AT"/>
+        </w:rPr>
+      </w:pPr>
+      <w:bookmarkStart w:id="60" w:name="_Toc226290904"/>
+      <w:r>
+        <w:rPr>
+          <w:color w:val="000000" w:themeColor="text1"/>
+          <w:lang w:eastAsia="de-AT"/>
+        </w:rPr>
+        <w:t>Reward Function</w:t>
+      </w:r>
+      <w:bookmarkEnd w:id="60"/>
+    </w:p>
+    <w:p>
+      <w:pPr>
+        <w:rPr>
+          <w:lang w:eastAsia="de-AT"/>
+        </w:rPr>
+      </w:pPr>
+      <w:r>
+        <w:rPr>
+          <w:lang w:eastAsia="de-AT"/>
+        </w:rPr>
+        <w:t xml:space="preserve">The reward is based on the value of all merged tiles. If a move was deemed ineffective or bad a penalty is applied. </w:t>
+      </w:r>
+    </w:p>
+    <w:p>
+      <w:pPr>
+        <w:rPr>
+          <w:lang w:eastAsia="de-AT"/>
+        </w:rPr>
+      </w:pPr>
+      <w:r>
+        <w:rPr>
+          <w:lang w:eastAsia="de-AT"/>
+        </w:rPr>
+        <w:t>This reward is calculated though following function:</w:t>
+      </w:r>
+    </w:p>
+    <w:p>
+      <w:pPr>
+        <w:rPr>
+          <w:lang w:eastAsia="de-AT"/>
+        </w:rPr>
+      </w:pPr>
+    </w:p>
+    <w:p>
+      <w:pPr>
+        <w:rPr>
+          <w:lang w:eastAsia="de-AT"/>
+        </w:rPr>
+      </w:pPr>
+      <m:oMathPara>
+        <m:oMath>
+          <m:sSub>
+            <m:sSubPr>
+              <m:ctrlPr>
+                <w:rPr>
+                  <w:rFonts w:ascii="Cambria Math" w:hAnsi="Cambria Math"/>
+                  <w:i/>
+                  <w:lang w:eastAsia="de-AT"/>
+                </w:rPr>
+              </m:ctrlPr>
+            </m:sSubPr>
+            <m:e>
+              <m:r>
+                <w:rPr>
+                  <w:rFonts w:ascii="Cambria Math" w:hAnsi="Cambria Math"/>
+                  <w:lang w:eastAsia="de-AT"/>
+                </w:rPr>
+                <m:t>r</m:t>
+              </m:r>
+            </m:e>
+            <m:sub>
+              <m:r>
+                <w:rPr>
+                  <w:rFonts w:ascii="Cambria Math" w:hAnsi="Cambria Math"/>
+                  <w:lang w:eastAsia="de-AT"/>
+                </w:rPr>
+                <m:t>t</m:t>
+              </m:r>
+            </m:sub>
+          </m:sSub>
+          <m:r>
+            <w:rPr>
+              <w:rFonts w:ascii="Cambria Math" w:hAnsi="Cambria Math"/>
+              <w:lang w:eastAsia="de-AT"/>
+            </w:rPr>
+            <m:t>=value of tiles merged in row or column-1+0.1*the number of new empty tiles</m:t>
+          </m:r>
+        </m:oMath>
+      </m:oMathPara>
+    </w:p>
+    <w:p>
+      <w:pPr>
+        <w:rPr>
+          <w:lang w:eastAsia="de-AT"/>
+        </w:rPr>
+      </w:pPr>
+    </w:p>
+    <w:p>
+      <w:pPr>
+        <w:rPr>
+          <w:lang w:eastAsia="de-AT"/>
+        </w:rPr>
+      </w:pPr>
+      <w:r>
+        <w:rPr>
+          <w:lang w:eastAsia="de-AT"/>
+        </w:rPr>
+        <w:t xml:space="preserve">The new empty tiles are counted as a bonus as this encourages open board states which makes it easier for the parent </w:t>
+      </w:r>
+      <w:proofErr w:type="gramStart"/>
+      <w:r>
+        <w:rPr>
+          <w:lang w:eastAsia="de-AT"/>
+        </w:rPr>
+        <w:t>child splitting</w:t>
+      </w:r>
+      <w:proofErr w:type="gramEnd"/>
+      <w:r>
+        <w:rPr>
+          <w:lang w:eastAsia="de-AT"/>
+        </w:rPr>
+        <w:t xml:space="preserve"> to </w:t>
+      </w:r>
+      <w:proofErr w:type="gramStart"/>
+      <w:r>
+        <w:rPr>
+          <w:lang w:eastAsia="de-AT"/>
+        </w:rPr>
+        <w:t>occur</w:t>
+      </w:r>
+      <w:proofErr w:type="gramEnd"/>
+      <w:r>
+        <w:rPr>
+          <w:lang w:eastAsia="de-AT"/>
+        </w:rPr>
+        <w:t xml:space="preserve">. </w:t>
+      </w:r>
+    </w:p>
+    <w:p>
+      <w:pPr>
+        <w:rPr>
+          <w:lang w:eastAsia="de-AT"/>
+        </w:rPr>
+      </w:pPr>
     </w:p>
     <w:p>
       <w:pPr>
         <w:pStyle w:val="berschrift2"/>
       </w:pPr>
-      <w:bookmarkStart w:id="58" w:name="_Toc226290902"/>
-      <w:r>
-        <w:t>Environment</w:t>
-      </w:r>
-      <w:bookmarkEnd w:id="58"/>
-    </w:p>
-    <w:p>
-      <w:pPr>
+      <w:bookmarkStart w:id="61" w:name="_Toc226290906"/>
+      <w:r>
+        <w:t>Agent</w:t>
+      </w:r>
+      <w:bookmarkEnd w:id="61"/>
+    </w:p>
+    <w:p>
+      <w:r>
+        <w:t>The agent implements a value-based reinforcement learning approach. It uses a Q-table and learns a mapping from state to action values like a normal value-based reinforcement learning model. The difference is that the state action pairs are not saved as a singular Q-table but saved as a parent and child state Q-table.</w:t>
+      </w:r>
+      <w:r>
+        <w:t xml:space="preserve"> The learning process itself is still the classical idea of storing and updating values for states on a singular Q-table.</w:t>
+      </w:r>
+    </w:p>
+    <w:p/>
+    <w:p>
+      <w:r>
+        <w:t xml:space="preserve">In each step, the agent observes the current </w:t>
+      </w:r>
+      <w:r>
+        <w:t>grid finds</w:t>
+      </w:r>
+      <w:r>
+        <w:t xml:space="preserve"> </w:t>
+      </w:r>
+      <w:r>
+        <w:t>a</w:t>
+      </w:r>
+      <w:r>
+        <w:t xml:space="preserve"> set of valid actions, selects one of these actions according to its exploration strategy, and updates its stored action values based on the reward returned by the environment.</w:t>
+      </w:r>
+      <w:r>
+        <w:t xml:space="preserve"> After a certain </w:t>
+      </w:r>
+      <w:proofErr w:type="gramStart"/>
+      <w:r>
+        <w:t>amount</w:t>
+      </w:r>
+      <w:proofErr w:type="gramEnd"/>
+      <w:r>
+        <w:t xml:space="preserve"> of states determined by a user chosen batch size the singular Q-table is split into child and parent state. To determine if a </w:t>
+      </w:r>
+      <w:proofErr w:type="gramStart"/>
+      <w:r>
+        <w:t>child</w:t>
+      </w:r>
+      <w:proofErr w:type="gramEnd"/>
+      <w:r>
+        <w:t xml:space="preserve"> state is a child of a </w:t>
+      </w:r>
+      <w:proofErr w:type="gramStart"/>
+      <w:r>
+        <w:t>parent</w:t>
+      </w:r>
+      <w:proofErr w:type="gramEnd"/>
+      <w:r>
+        <w:t xml:space="preserve"> </w:t>
+      </w:r>
+      <w:proofErr w:type="gramStart"/>
+      <w:r>
+        <w:t>state</w:t>
+      </w:r>
+      <w:proofErr w:type="gramEnd"/>
+      <w:r>
+        <w:t xml:space="preserve"> the agent looks through every state and compares them with each other. </w:t>
+      </w:r>
+      <w:r>
+        <w:t>If two states are equivalent under the allowed matrix operations, one state can be stored explicitly as a parent while the other is represented as a child together with the transformation path and the saved best direction.</w:t>
+      </w:r>
+    </w:p>
+    <w:p/>
+    <w:p>
+      <w:r>
+        <w:t xml:space="preserve">The agent therefore has two roles. It acts as the learning component of the reinforcement learning loop and manages the abstraction pipeline. It provides the functionality to </w:t>
+      </w:r>
+      <w:proofErr w:type="gramStart"/>
+      <w:r>
+        <w:t>load  and</w:t>
+      </w:r>
+      <w:proofErr w:type="gramEnd"/>
+      <w:r>
+        <w:t xml:space="preserve"> save the child and parent Q-tables divide the Q-table used for the learning path of the agent and reconstructs the children and parent states to a singular reconstructed Q-table for continued training.</w:t>
+      </w:r>
+    </w:p>
+    <w:p>
+      <w:pPr>
+        <w:pStyle w:val="berschrift3"/>
+        <w:rPr>
+          <w:color w:val="000000" w:themeColor="text1"/>
+          <w:lang w:eastAsia="de-AT"/>
+        </w:rPr>
+      </w:pPr>
+      <w:bookmarkStart w:id="62" w:name="_Toc226290907"/>
+      <w:r>
+        <w:rPr>
+          <w:color w:val="000000" w:themeColor="text1"/>
+          <w:lang w:eastAsia="de-AT"/>
+        </w:rPr>
+        <w:t>Q-Table Representation</w:t>
+      </w:r>
+      <w:bookmarkEnd w:id="62"/>
+    </w:p>
+    <w:p>
+      <w:pPr>
+        <w:rPr>
+          <w:lang w:eastAsia="de-AT"/>
+        </w:rPr>
+      </w:pPr>
+      <w:r>
+        <w:rPr>
+          <w:lang w:eastAsia="de-AT"/>
+        </w:rPr>
+        <w:t xml:space="preserve">The Q-table is implemented as a normal dictionary to save time. The lookup time of a python dictionary is </w:t>
+      </w:r>
+      <w:proofErr w:type="gramStart"/>
+      <w:r>
+        <w:rPr>
+          <w:lang w:eastAsia="de-AT"/>
+        </w:rPr>
+        <w:t>O(</w:t>
+      </w:r>
+      <w:proofErr w:type="gramEnd"/>
+      <w:r>
+        <w:rPr>
+          <w:lang w:eastAsia="de-AT"/>
+        </w:rPr>
+        <w:t>1) which helps in the finding of children.</w:t>
+      </w:r>
+      <w:r>
+        <w:rPr>
+          <w:lang w:eastAsia="de-AT"/>
+        </w:rPr>
+        <w:t xml:space="preserve"> Since every step requires the agent to read and write action value pairs for a given state the fast lookup is essential for </w:t>
+      </w:r>
+      <w:proofErr w:type="gramStart"/>
+      <w:r>
+        <w:rPr>
+          <w:lang w:eastAsia="de-AT"/>
+        </w:rPr>
+        <w:t>the training</w:t>
+      </w:r>
+      <w:proofErr w:type="gramEnd"/>
+      <w:r>
+        <w:rPr>
+          <w:lang w:eastAsia="de-AT"/>
+        </w:rPr>
+        <w:t xml:space="preserve"> efficiency.</w:t>
+      </w:r>
+      <w:r>
+        <w:rPr>
+          <w:lang w:eastAsia="de-AT"/>
+        </w:rPr>
+        <w:t xml:space="preserve"> The states are saved as a flattened tuple and used as the key for the lookup.</w:t>
+      </w:r>
+    </w:p>
+    <w:p>
+      <w:pPr>
+        <w:rPr>
+          <w:lang w:eastAsia="de-AT"/>
+        </w:rPr>
+      </w:pPr>
+    </w:p>
+    <w:p>
+      <w:pPr>
+        <w:rPr>
+          <w:lang w:eastAsia="de-AT"/>
+        </w:rPr>
+      </w:pPr>
+      <m:oMathPara>
+        <m:oMath>
+          <m:d>
+            <m:dPr>
+              <m:begChr m:val="["/>
+              <m:endChr m:val="]"/>
+              <m:ctrlPr>
+                <w:rPr>
+                  <w:rFonts w:ascii="Cambria Math" w:hAnsi="Cambria Math"/>
+                  <w:i/>
+                  <w:lang w:eastAsia="de-AT"/>
+                </w:rPr>
+              </m:ctrlPr>
+            </m:dPr>
+            <m:e>
+              <m:f>
+                <m:fPr>
+                  <m:type m:val="noBar"/>
+                  <m:ctrlPr>
+                    <w:rPr>
+                      <w:rFonts w:ascii="Cambria Math" w:hAnsi="Cambria Math"/>
+                      <w:i/>
+                      <w:lang w:eastAsia="de-AT"/>
+                    </w:rPr>
+                  </m:ctrlPr>
+                </m:fPr>
+                <m:num>
+                  <m:r>
+                    <w:rPr>
+                      <w:rFonts w:ascii="Cambria Math" w:hAnsi="Cambria Math"/>
+                      <w:lang w:eastAsia="de-AT"/>
+                    </w:rPr>
+                    <m:t xml:space="preserve"> 0 2</m:t>
+                  </m:r>
+                </m:num>
+                <m:den>
+                  <m:r>
+                    <w:rPr>
+                      <w:rFonts w:ascii="Cambria Math" w:hAnsi="Cambria Math"/>
+                      <w:lang w:eastAsia="de-AT"/>
+                    </w:rPr>
+                    <m:t xml:space="preserve"> 2 4</m:t>
+                  </m:r>
+                </m:den>
+              </m:f>
+              <m:r>
+                <w:rPr>
+                  <w:rFonts w:ascii="Cambria Math" w:hAnsi="Cambria Math"/>
+                  <w:lang w:eastAsia="de-AT"/>
+                </w:rPr>
+                <m:t xml:space="preserve"> </m:t>
+              </m:r>
+            </m:e>
+          </m:d>
+        </m:oMath>
+      </m:oMathPara>
+    </w:p>
+    <w:p>
+      <w:pPr>
+        <w:rPr>
+          <w:lang w:eastAsia="de-AT"/>
+        </w:rPr>
+      </w:pPr>
+      <w:proofErr w:type="gramStart"/>
+      <w:r>
+        <w:rPr>
+          <w:lang w:eastAsia="de-AT"/>
+        </w:rPr>
+        <w:t>Is</w:t>
+      </w:r>
+      <w:proofErr w:type="gramEnd"/>
+      <w:r>
+        <w:rPr>
+          <w:lang w:eastAsia="de-AT"/>
+        </w:rPr>
+        <w:t xml:space="preserve"> transformed into the tuple:</w:t>
+      </w:r>
+    </w:p>
+    <w:p>
+      <w:pPr>
+        <w:rPr>
+          <w:lang w:eastAsia="de-AT"/>
+        </w:rPr>
+      </w:pPr>
+    </w:p>
+    <w:p>
+      <w:pPr>
+        <w:rPr>
+          <w:lang w:eastAsia="de-AT"/>
+        </w:rPr>
+      </w:pPr>
+      <m:oMathPara>
+        <m:oMath>
+          <m:r>
+            <w:rPr>
+              <w:rFonts w:ascii="Cambria Math" w:hAnsi="Cambria Math"/>
+              <w:lang w:eastAsia="de-AT"/>
+            </w:rPr>
+            <m:t>(0, 2, 2, 4)</m:t>
+          </m:r>
+        </m:oMath>
+      </m:oMathPara>
+    </w:p>
+    <w:p>
+      <w:pPr>
+        <w:rPr>
+          <w:lang w:eastAsia="de-AT"/>
+        </w:rPr>
+      </w:pPr>
+    </w:p>
+    <w:p>
+      <w:pPr>
+        <w:rPr>
+          <w:lang w:eastAsia="de-AT"/>
+        </w:rPr>
+      </w:pPr>
+      <w:r>
+        <w:rPr>
+          <w:lang w:eastAsia="de-AT"/>
+        </w:rPr>
+        <w:t xml:space="preserve">The reason the states are saved as </w:t>
+      </w:r>
+      <w:proofErr w:type="gramStart"/>
+      <w:r>
+        <w:rPr>
+          <w:lang w:eastAsia="de-AT"/>
+        </w:rPr>
+        <w:t>tuple</w:t>
+      </w:r>
+      <w:proofErr w:type="gramEnd"/>
+      <w:r>
+        <w:rPr>
+          <w:lang w:eastAsia="de-AT"/>
+        </w:rPr>
+        <w:t xml:space="preserve"> is so they can be directly used as keys in python and tuples reduce the number of storage space needed.</w:t>
+      </w:r>
+    </w:p>
+    <w:p>
+      <w:pPr>
+        <w:rPr>
+          <w:lang w:eastAsia="de-AT"/>
+        </w:rPr>
+      </w:pPr>
+    </w:p>
+    <w:p>
+      <w:pPr>
+        <w:rPr>
+          <w:lang w:eastAsia="de-AT"/>
+        </w:rPr>
+      </w:pPr>
+      <w:r>
+        <w:rPr>
+          <w:lang w:eastAsia="de-AT"/>
+        </w:rPr>
+        <w:lastRenderedPageBreak/>
+        <w:t xml:space="preserve">The value is the list of actions for that state. </w:t>
+      </w:r>
+      <w:r>
+        <w:rPr>
+          <w:lang w:eastAsia="de-AT"/>
+        </w:rPr>
+        <w:t xml:space="preserve">If a state is encountered for the first time during the training a new directory entry will be created automatically. The action values would be initialized as 0 in this case. After every loop the action values will get updated by the learning rule as the agent trains. </w:t>
+      </w:r>
+    </w:p>
+    <w:p>
+      <w:pPr>
+        <w:rPr>
+          <w:lang w:eastAsia="de-AT"/>
+        </w:rPr>
+      </w:pPr>
+    </w:p>
+    <w:p>
+      <w:pPr>
+        <w:rPr>
+          <w:lang w:eastAsia="de-AT"/>
+        </w:rPr>
+      </w:pPr>
+      <w:r>
+        <w:rPr>
+          <w:lang w:eastAsia="de-AT"/>
+        </w:rPr>
+        <w:t xml:space="preserve">In </w:t>
+      </w:r>
+      <w:proofErr w:type="gramStart"/>
+      <w:r>
+        <w:rPr>
+          <w:lang w:eastAsia="de-AT"/>
+        </w:rPr>
+        <w:t>addition</w:t>
+      </w:r>
+      <w:proofErr w:type="gramEnd"/>
+      <w:r>
+        <w:rPr>
+          <w:lang w:eastAsia="de-AT"/>
+        </w:rPr>
+        <w:t xml:space="preserve"> the agent also works with 2 additional Q-</w:t>
+      </w:r>
+      <w:proofErr w:type="gramStart"/>
+      <w:r>
+        <w:rPr>
+          <w:lang w:eastAsia="de-AT"/>
+        </w:rPr>
+        <w:t>tables</w:t>
+      </w:r>
+      <w:proofErr w:type="gramEnd"/>
+      <w:r>
+        <w:rPr>
+          <w:lang w:eastAsia="de-AT"/>
+        </w:rPr>
+        <w:t xml:space="preserve"> the parent Q-</w:t>
+      </w:r>
+      <w:proofErr w:type="gramStart"/>
+      <w:r>
+        <w:rPr>
+          <w:lang w:eastAsia="de-AT"/>
+        </w:rPr>
+        <w:t>table</w:t>
+      </w:r>
+      <w:proofErr w:type="gramEnd"/>
+      <w:r>
+        <w:rPr>
+          <w:lang w:eastAsia="de-AT"/>
+        </w:rPr>
+        <w:t xml:space="preserve"> which is a smaller version of the original Q-</w:t>
+      </w:r>
+      <w:proofErr w:type="gramStart"/>
+      <w:r>
+        <w:rPr>
+          <w:lang w:eastAsia="de-AT"/>
+        </w:rPr>
+        <w:t>table</w:t>
+      </w:r>
+      <w:proofErr w:type="gramEnd"/>
+      <w:r>
+        <w:rPr>
+          <w:lang w:eastAsia="de-AT"/>
+        </w:rPr>
+        <w:t xml:space="preserve"> and a child Q-table which only saves the connection to the parent. </w:t>
+      </w:r>
+    </w:p>
+    <w:p>
+      <w:pPr>
+        <w:pStyle w:val="berschrift3"/>
         <w:rPr>
           <w:color w:val="EE0000"/>
           <w:lang w:eastAsia="de-AT"/>
         </w:rPr>
       </w:pPr>
+      <w:bookmarkStart w:id="63" w:name="_Toc226290908"/>
       <w:r>
         <w:rPr>
           <w:color w:val="EE0000"/>
           <w:lang w:eastAsia="de-AT"/>
         </w:rPr>
-        <w:t>The environment models the game logic of 2048 and represents the interface between the agent and the game mechanics. It is implemented as a class that manages the grid, applies actions, and computes rewards.</w:t>
+        <w:t>Action Selection</w:t>
+      </w:r>
+      <w:bookmarkEnd w:id="63"/>
+    </w:p>
+    <w:p>
+      <w:pPr>
+        <w:rPr>
+          <w:lang w:eastAsia="de-AT"/>
+        </w:rPr>
+      </w:pPr>
+      <w:r>
+        <w:rPr>
+          <w:lang w:eastAsia="de-AT"/>
+        </w:rPr>
+        <w:t>The agent uses a simple</w:t>
+      </w:r>
+      <w:r>
+        <w:rPr>
+          <w:color w:val="000000" w:themeColor="text1"/>
+          <w:lang w:eastAsia="de-AT"/>
+        </w:rPr>
+        <w:t xml:space="preserve"> </w:t>
+      </w:r>
+      <w:r>
+        <w:rPr>
+          <w:color w:val="000000" w:themeColor="text1"/>
+          <w:lang w:eastAsia="de-AT"/>
+        </w:rPr>
+        <w:t>ε</w:t>
+      </w:r>
+      <w:r>
+        <w:rPr>
+          <w:color w:val="000000" w:themeColor="text1"/>
+          <w:lang w:eastAsia="de-AT"/>
+        </w:rPr>
+        <w:t xml:space="preserve">-greedy strategy: </w:t>
       </w:r>
     </w:p>
     <w:p>
@@ -18764,8 +19479,7 @@
           <w:color w:val="EE0000"/>
           <w:lang w:eastAsia="de-AT"/>
         </w:rPr>
-        <w:lastRenderedPageBreak/>
-        <w:t>The environment maintains a square grid of configurable size (e.g.</w:t>
+        <w:t xml:space="preserve">The agent uses </w:t>
       </w:r>
       <w:proofErr w:type="gramStart"/>
       <w:r>
@@ -18773,7 +19487,7 @@
           <w:color w:val="EE0000"/>
           <w:lang w:eastAsia="de-AT"/>
         </w:rPr>
-        <w:t>, 2×</w:t>
+        <w:t>an ε-</w:t>
       </w:r>
       <w:proofErr w:type="gramEnd"/>
       <w:r>
@@ -18781,42 +19495,38 @@
           <w:color w:val="EE0000"/>
           <w:lang w:eastAsia="de-AT"/>
         </w:rPr>
-        <w:t xml:space="preserve">2, 3×3, or 4×4). At the beginning of each episode, the grid is initialized with </w:t>
-      </w:r>
-      <w:proofErr w:type="gramStart"/>
-      <w:r>
+        <w:t>greedy strategy:</w:t>
+      </w:r>
+    </w:p>
+    <w:p>
+      <w:pPr>
         <w:rPr>
           <w:color w:val="EE0000"/>
           <w:lang w:eastAsia="de-AT"/>
         </w:rPr>
-        <w:t>zeros</w:t>
-      </w:r>
-      <w:proofErr w:type="gramEnd"/>
+      </w:pPr>
       <w:r>
         <w:rPr>
           <w:color w:val="EE0000"/>
           <w:lang w:eastAsia="de-AT"/>
         </w:rPr>
-        <w:t xml:space="preserve"> and two tiles are spawned at random positions.</w:t>
-      </w:r>
-    </w:p>
-    <w:p>
-      <w:pPr>
-        <w:pStyle w:val="berschrift3"/>
+        <w:t xml:space="preserve">With probability ε → random action (exploration) </w:t>
+      </w:r>
+    </w:p>
+    <w:p>
+      <w:pPr>
         <w:rPr>
           <w:color w:val="EE0000"/>
           <w:lang w:eastAsia="de-AT"/>
         </w:rPr>
       </w:pPr>
-      <w:bookmarkStart w:id="59" w:name="_Toc226290903"/>
       <w:r>
         <w:rPr>
           <w:color w:val="EE0000"/>
           <w:lang w:eastAsia="de-AT"/>
         </w:rPr>
-        <w:t>Core Interaction</w:t>
-      </w:r>
-      <w:bookmarkEnd w:id="59"/>
+        <w:t xml:space="preserve">Otherwise → best known action (exploitation) </w:t>
+      </w:r>
     </w:p>
     <w:p>
       <w:pPr>
@@ -18830,7 +19540,7 @@
           <w:color w:val="EE0000"/>
           <w:lang w:eastAsia="de-AT"/>
         </w:rPr>
-        <w:t>The central function of the environment is the step function:</w:t>
+        <w:t>Only valid actions are considered, ensuring compatibility with the environment.</w:t>
       </w:r>
     </w:p>
     <w:p>
@@ -18840,570 +19550,24 @@
           <w:lang w:eastAsia="de-AT"/>
         </w:rPr>
       </w:pPr>
-      <w:r>
+    </w:p>
+    <w:p>
+      <w:pPr>
+        <w:pStyle w:val="berschrift3"/>
         <w:rPr>
           <w:color w:val="EE0000"/>
           <w:lang w:eastAsia="de-AT"/>
         </w:rPr>
-        <w:t xml:space="preserve">It receives an action (up, down, left, right) </w:t>
-      </w:r>
-    </w:p>
-    <w:p>
-      <w:pPr>
+      </w:pPr>
+      <w:bookmarkStart w:id="64" w:name="_Toc226290909"/>
+      <w:r>
         <w:rPr>
           <w:color w:val="EE0000"/>
           <w:lang w:eastAsia="de-AT"/>
         </w:rPr>
-      </w:pPr>
-      <w:r>
-        <w:rPr>
-          <w:color w:val="EE0000"/>
-          <w:lang w:eastAsia="de-AT"/>
-        </w:rPr>
-        <w:t xml:space="preserve">Applies the corresponding transformation to the grid </w:t>
-      </w:r>
-    </w:p>
-    <w:p>
-      <w:pPr>
-        <w:rPr>
-          <w:color w:val="EE0000"/>
-          <w:lang w:eastAsia="de-AT"/>
-        </w:rPr>
-      </w:pPr>
-      <w:r>
-        <w:rPr>
-          <w:color w:val="EE0000"/>
-          <w:lang w:eastAsia="de-AT"/>
-        </w:rPr>
-        <w:t xml:space="preserve">Calculates the reward based on merged tiles </w:t>
-      </w:r>
-    </w:p>
-    <w:p>
-      <w:pPr>
-        <w:rPr>
-          <w:color w:val="EE0000"/>
-          <w:lang w:eastAsia="de-AT"/>
-        </w:rPr>
-      </w:pPr>
-      <w:proofErr w:type="gramStart"/>
-      <w:r>
-        <w:rPr>
-          <w:color w:val="EE0000"/>
-          <w:lang w:eastAsia="de-AT"/>
-        </w:rPr>
-        <w:t>Spawns</w:t>
-      </w:r>
-      <w:proofErr w:type="gramEnd"/>
-      <w:r>
-        <w:rPr>
-          <w:color w:val="EE0000"/>
-          <w:lang w:eastAsia="de-AT"/>
-        </w:rPr>
-        <w:t xml:space="preserve"> a new tile if the move was valid </w:t>
-      </w:r>
-    </w:p>
-    <w:p>
-      <w:pPr>
-        <w:rPr>
-          <w:color w:val="EE0000"/>
-          <w:lang w:eastAsia="de-AT"/>
-        </w:rPr>
-      </w:pPr>
-      <w:r>
-        <w:rPr>
-          <w:color w:val="EE0000"/>
-          <w:lang w:eastAsia="de-AT"/>
-        </w:rPr>
-        <w:t xml:space="preserve">Returns the next state, reward, terminal condition, and additional information </w:t>
-      </w:r>
-    </w:p>
-    <w:p>
-      <w:pPr>
-        <w:rPr>
-          <w:color w:val="EE0000"/>
-          <w:lang w:eastAsia="de-AT"/>
-        </w:rPr>
-      </w:pPr>
-      <w:r>
-        <w:rPr>
-          <w:color w:val="EE0000"/>
-          <w:lang w:eastAsia="de-AT"/>
-        </w:rPr>
-        <w:t xml:space="preserve">As shown in the </w:t>
-      </w:r>
-      <w:proofErr w:type="gramStart"/>
-      <w:r>
-        <w:rPr>
-          <w:color w:val="EE0000"/>
-          <w:lang w:eastAsia="de-AT"/>
-        </w:rPr>
-        <w:t>implementation ,</w:t>
-      </w:r>
-      <w:proofErr w:type="gramEnd"/>
-      <w:r>
-        <w:rPr>
-          <w:color w:val="EE0000"/>
-          <w:lang w:eastAsia="de-AT"/>
-        </w:rPr>
-        <w:t xml:space="preserve"> the environment ensures that only valid actions are executed and tracks whether a move has changed the grid.</w:t>
-      </w:r>
-    </w:p>
-    <w:p>
-      <w:pPr>
-        <w:pStyle w:val="berschrift3"/>
-        <w:rPr>
-          <w:color w:val="EE0000"/>
-          <w:lang w:eastAsia="de-AT"/>
-        </w:rPr>
-      </w:pPr>
-      <w:bookmarkStart w:id="60" w:name="_Toc226290904"/>
-      <w:r>
-        <w:rPr>
-          <w:color w:val="EE0000"/>
-          <w:lang w:eastAsia="de-AT"/>
-        </w:rPr>
-        <w:t>Reward Function</w:t>
-      </w:r>
-      <w:bookmarkEnd w:id="60"/>
-    </w:p>
-    <w:p>
-      <w:pPr>
-        <w:rPr>
-          <w:color w:val="EE0000"/>
-          <w:lang w:eastAsia="de-AT"/>
-        </w:rPr>
-      </w:pPr>
-      <w:r>
-        <w:rPr>
-          <w:color w:val="EE0000"/>
-          <w:lang w:eastAsia="de-AT"/>
-        </w:rPr>
-        <w:t>The reward is primarily based on the value of merged tiles. Additionally, a small penalty is applied to discourage ineffective moves, and a bonus term proportional to the number of empty tiles is added:</w:t>
-      </w:r>
-    </w:p>
-    <w:p>
-      <w:pPr>
-        <w:rPr>
-          <w:color w:val="EE0000"/>
-          <w:lang w:eastAsia="de-AT"/>
-        </w:rPr>
-      </w:pPr>
-      <w:r>
-        <w:rPr>
-          <w:color w:val="EE0000"/>
-          <w:lang w:eastAsia="de-AT"/>
-        </w:rPr>
-        <w:t xml:space="preserve">Merge reward → encourages combining tiles </w:t>
-      </w:r>
-    </w:p>
-    <w:p>
-      <w:pPr>
-        <w:rPr>
-          <w:color w:val="EE0000"/>
-          <w:lang w:eastAsia="de-AT"/>
-        </w:rPr>
-      </w:pPr>
-      <w:r>
-        <w:rPr>
-          <w:color w:val="EE0000"/>
-          <w:lang w:eastAsia="de-AT"/>
-        </w:rPr>
-        <w:t xml:space="preserve">Small penalty → discourages useless moves </w:t>
-      </w:r>
-    </w:p>
-    <w:p>
-      <w:pPr>
-        <w:rPr>
-          <w:color w:val="EE0000"/>
-          <w:lang w:eastAsia="de-AT"/>
-        </w:rPr>
-      </w:pPr>
-      <w:r>
-        <w:rPr>
-          <w:color w:val="EE0000"/>
-          <w:lang w:eastAsia="de-AT"/>
-        </w:rPr>
-        <w:t xml:space="preserve">Empty tile bonus → promotes open board states </w:t>
-      </w:r>
-    </w:p>
-    <w:p>
-      <w:pPr>
-        <w:rPr>
-          <w:color w:val="EE0000"/>
-          <w:lang w:eastAsia="de-AT"/>
-        </w:rPr>
-      </w:pPr>
-      <w:r>
-        <w:rPr>
-          <w:color w:val="EE0000"/>
-          <w:lang w:eastAsia="de-AT"/>
-        </w:rPr>
-        <w:t>This reward shaping improves learning stability.</w:t>
-      </w:r>
-    </w:p>
-    <w:p>
-      <w:pPr>
-        <w:pStyle w:val="berschrift3"/>
-        <w:rPr>
-          <w:color w:val="EE0000"/>
-          <w:lang w:eastAsia="de-AT"/>
-        </w:rPr>
-      </w:pPr>
-      <w:bookmarkStart w:id="61" w:name="_Toc226290905"/>
-      <w:r>
-        <w:rPr>
-          <w:color w:val="EE0000"/>
-          <w:lang w:eastAsia="de-AT"/>
-        </w:rPr>
-        <w:t>Game Mechanics</w:t>
-      </w:r>
-      <w:bookmarkEnd w:id="61"/>
-    </w:p>
-    <w:p>
-      <w:pPr>
-        <w:rPr>
-          <w:color w:val="EE0000"/>
-          <w:lang w:eastAsia="de-AT"/>
-        </w:rPr>
-      </w:pPr>
-      <w:r>
-        <w:rPr>
-          <w:color w:val="EE0000"/>
-          <w:lang w:eastAsia="de-AT"/>
-        </w:rPr>
-        <w:t>The environment implements all essential game mechanics:</w:t>
-      </w:r>
-    </w:p>
-    <w:p>
-      <w:pPr>
-        <w:rPr>
-          <w:color w:val="EE0000"/>
-          <w:lang w:eastAsia="de-AT"/>
-        </w:rPr>
-      </w:pPr>
-      <w:r>
-        <w:rPr>
-          <w:color w:val="EE0000"/>
-          <w:lang w:eastAsia="de-AT"/>
-        </w:rPr>
-        <w:t xml:space="preserve">Tile merging (left/right/up/down) </w:t>
-      </w:r>
-    </w:p>
-    <w:p>
-      <w:pPr>
-        <w:rPr>
-          <w:color w:val="EE0000"/>
-          <w:lang w:eastAsia="de-AT"/>
-        </w:rPr>
-      </w:pPr>
-      <w:r>
-        <w:rPr>
-          <w:color w:val="EE0000"/>
-          <w:lang w:eastAsia="de-AT"/>
-        </w:rPr>
-        <w:t xml:space="preserve">Random tile spawning (90% probability for 2, 10% for 4) </w:t>
-      </w:r>
-    </w:p>
-    <w:p>
-      <w:pPr>
-        <w:rPr>
-          <w:color w:val="EE0000"/>
-          <w:lang w:eastAsia="de-AT"/>
-        </w:rPr>
-      </w:pPr>
-      <w:r>
-        <w:rPr>
-          <w:color w:val="EE0000"/>
-          <w:lang w:eastAsia="de-AT"/>
-        </w:rPr>
-        <w:t xml:space="preserve">Detection of available actions </w:t>
-      </w:r>
-    </w:p>
-    <w:p>
-      <w:pPr>
-        <w:rPr>
-          <w:color w:val="EE0000"/>
-          <w:lang w:eastAsia="de-AT"/>
-        </w:rPr>
-      </w:pPr>
-      <w:r>
-        <w:rPr>
-          <w:color w:val="EE0000"/>
-          <w:lang w:eastAsia="de-AT"/>
-        </w:rPr>
-        <w:t xml:space="preserve">Terminal condition (no moves possible) </w:t>
-      </w:r>
-    </w:p>
-    <w:p>
-      <w:pPr>
-        <w:rPr>
-          <w:lang w:eastAsia="de-AT"/>
-        </w:rPr>
-      </w:pPr>
-      <w:r>
-        <w:rPr>
-          <w:color w:val="EE0000"/>
-          <w:lang w:eastAsia="de-AT"/>
-        </w:rPr>
-        <w:t xml:space="preserve">The game ends when no empty tiles remain and no further </w:t>
-      </w:r>
-      <w:proofErr w:type="gramStart"/>
-      <w:r>
-        <w:rPr>
-          <w:color w:val="EE0000"/>
-          <w:lang w:eastAsia="de-AT"/>
-        </w:rPr>
-        <w:t>merges</w:t>
-      </w:r>
-      <w:proofErr w:type="gramEnd"/>
-      <w:r>
-        <w:rPr>
-          <w:color w:val="EE0000"/>
-          <w:lang w:eastAsia="de-AT"/>
-        </w:rPr>
-        <w:t xml:space="preserve"> are possible.</w:t>
-      </w:r>
-    </w:p>
-    <w:p>
-      <w:pPr>
-        <w:pStyle w:val="berschrift2"/>
-      </w:pPr>
-      <w:bookmarkStart w:id="62" w:name="_Toc226290906"/>
-      <w:r>
-        <w:t>Agent</w:t>
-      </w:r>
-      <w:bookmarkEnd w:id="62"/>
-    </w:p>
-    <w:p>
-      <w:pPr>
-        <w:rPr>
-          <w:color w:val="EE0000"/>
-          <w:lang w:eastAsia="de-AT"/>
-        </w:rPr>
-      </w:pPr>
-      <w:r>
-        <w:rPr>
-          <w:color w:val="EE0000"/>
-          <w:lang w:eastAsia="de-AT"/>
-        </w:rPr>
-        <w:t>The agent implements a value-based reinforcement learning approach using a Q-table. It learns a mapping from states to action values.</w:t>
-      </w:r>
-    </w:p>
-    <w:p>
-      <w:pPr>
-        <w:pStyle w:val="berschrift3"/>
-        <w:rPr>
-          <w:color w:val="EE0000"/>
-          <w:lang w:eastAsia="de-AT"/>
-        </w:rPr>
-      </w:pPr>
-      <w:bookmarkStart w:id="63" w:name="_Toc226290907"/>
-      <w:r>
-        <w:rPr>
-          <w:color w:val="EE0000"/>
-          <w:lang w:eastAsia="de-AT"/>
-        </w:rPr>
-        <w:t>Q-Table Representation</w:t>
-      </w:r>
-      <w:bookmarkEnd w:id="63"/>
-    </w:p>
-    <w:p>
-      <w:pPr>
-        <w:rPr>
-          <w:color w:val="EE0000"/>
-          <w:lang w:eastAsia="de-AT"/>
-        </w:rPr>
-      </w:pPr>
-      <w:r>
-        <w:rPr>
-          <w:color w:val="EE0000"/>
-          <w:lang w:eastAsia="de-AT"/>
-        </w:rPr>
-        <w:t>The Q-table is implemented as a dictionary:</w:t>
-      </w:r>
-    </w:p>
-    <w:p>
-      <w:pPr>
-        <w:rPr>
-          <w:color w:val="EE0000"/>
-          <w:lang w:eastAsia="de-AT"/>
-        </w:rPr>
-      </w:pPr>
-      <w:r>
-        <w:rPr>
-          <w:color w:val="EE0000"/>
-          <w:lang w:eastAsia="de-AT"/>
-        </w:rPr>
-        <w:lastRenderedPageBreak/>
-        <w:t xml:space="preserve">Key: flattened grid state (tuple) </w:t>
-      </w:r>
-    </w:p>
-    <w:p>
-      <w:pPr>
-        <w:rPr>
-          <w:color w:val="EE0000"/>
-          <w:lang w:eastAsia="de-AT"/>
-        </w:rPr>
-      </w:pPr>
-      <w:r>
-        <w:rPr>
-          <w:color w:val="EE0000"/>
-          <w:lang w:eastAsia="de-AT"/>
-        </w:rPr>
-        <w:t xml:space="preserve">Value: list of action values [up, down, left, right] </w:t>
-      </w:r>
-    </w:p>
-    <w:p>
-      <w:pPr>
-        <w:rPr>
-          <w:color w:val="EE0000"/>
-          <w:lang w:eastAsia="de-AT"/>
-        </w:rPr>
-      </w:pPr>
-      <w:r>
-        <w:rPr>
-          <w:color w:val="EE0000"/>
-          <w:lang w:eastAsia="de-AT"/>
-        </w:rPr>
-        <w:t xml:space="preserve">This allows efficient lookup and storage of learned </w:t>
-      </w:r>
-      <w:proofErr w:type="gramStart"/>
-      <w:r>
-        <w:rPr>
-          <w:color w:val="EE0000"/>
-          <w:lang w:eastAsia="de-AT"/>
-        </w:rPr>
-        <w:t>values .</w:t>
-      </w:r>
-      <w:proofErr w:type="gramEnd"/>
-    </w:p>
-    <w:p>
-      <w:pPr>
-        <w:rPr>
-          <w:color w:val="EE0000"/>
-          <w:lang w:eastAsia="de-AT"/>
-        </w:rPr>
-      </w:pPr>
-    </w:p>
-    <w:p>
-      <w:pPr>
-        <w:pStyle w:val="berschrift3"/>
-        <w:rPr>
-          <w:color w:val="EE0000"/>
-          <w:lang w:eastAsia="de-AT"/>
-        </w:rPr>
-      </w:pPr>
-      <w:bookmarkStart w:id="64" w:name="_Toc226290908"/>
-      <w:r>
-        <w:rPr>
-          <w:color w:val="EE0000"/>
-          <w:lang w:eastAsia="de-AT"/>
-        </w:rPr>
-        <w:t>Action Selection</w:t>
+        <w:t>Learning Process</w:t>
       </w:r>
       <w:bookmarkEnd w:id="64"/>
-    </w:p>
-    <w:p>
-      <w:pPr>
-        <w:rPr>
-          <w:color w:val="EE0000"/>
-          <w:lang w:eastAsia="de-AT"/>
-        </w:rPr>
-      </w:pPr>
-      <w:r>
-        <w:rPr>
-          <w:color w:val="EE0000"/>
-          <w:lang w:eastAsia="de-AT"/>
-        </w:rPr>
-        <w:t xml:space="preserve">The agent uses </w:t>
-      </w:r>
-      <w:proofErr w:type="gramStart"/>
-      <w:r>
-        <w:rPr>
-          <w:color w:val="EE0000"/>
-          <w:lang w:eastAsia="de-AT"/>
-        </w:rPr>
-        <w:t>an ε-</w:t>
-      </w:r>
-      <w:proofErr w:type="gramEnd"/>
-      <w:r>
-        <w:rPr>
-          <w:color w:val="EE0000"/>
-          <w:lang w:eastAsia="de-AT"/>
-        </w:rPr>
-        <w:t>greedy strategy:</w:t>
-      </w:r>
-    </w:p>
-    <w:p>
-      <w:pPr>
-        <w:rPr>
-          <w:color w:val="EE0000"/>
-          <w:lang w:eastAsia="de-AT"/>
-        </w:rPr>
-      </w:pPr>
-      <w:r>
-        <w:rPr>
-          <w:color w:val="EE0000"/>
-          <w:lang w:eastAsia="de-AT"/>
-        </w:rPr>
-        <w:t xml:space="preserve">With probability ε → random action (exploration) </w:t>
-      </w:r>
-    </w:p>
-    <w:p>
-      <w:pPr>
-        <w:rPr>
-          <w:color w:val="EE0000"/>
-          <w:lang w:eastAsia="de-AT"/>
-        </w:rPr>
-      </w:pPr>
-      <w:r>
-        <w:rPr>
-          <w:color w:val="EE0000"/>
-          <w:lang w:eastAsia="de-AT"/>
-        </w:rPr>
-        <w:t xml:space="preserve">Otherwise → best known action (exploitation) </w:t>
-      </w:r>
-    </w:p>
-    <w:p>
-      <w:pPr>
-        <w:rPr>
-          <w:color w:val="EE0000"/>
-          <w:lang w:eastAsia="de-AT"/>
-        </w:rPr>
-      </w:pPr>
-      <w:r>
-        <w:rPr>
-          <w:color w:val="EE0000"/>
-          <w:lang w:eastAsia="de-AT"/>
-        </w:rPr>
-        <w:t>Only valid actions are considered, ensuring compatibility with the environment.</w:t>
-      </w:r>
-    </w:p>
-    <w:p>
-      <w:pPr>
-        <w:rPr>
-          <w:color w:val="EE0000"/>
-          <w:lang w:eastAsia="de-AT"/>
-        </w:rPr>
-      </w:pPr>
-    </w:p>
-    <w:p>
-      <w:pPr>
-        <w:pStyle w:val="berschrift3"/>
-        <w:rPr>
-          <w:color w:val="EE0000"/>
-          <w:lang w:eastAsia="de-AT"/>
-        </w:rPr>
-      </w:pPr>
-      <w:bookmarkStart w:id="65" w:name="_Toc226290909"/>
-      <w:r>
-        <w:rPr>
-          <w:color w:val="EE0000"/>
-          <w:lang w:eastAsia="de-AT"/>
-        </w:rPr>
-        <w:t>Learning Process</w:t>
-      </w:r>
-      <w:bookmarkEnd w:id="65"/>
     </w:p>
     <w:p>
       <w:pPr>
@@ -19579,7 +19743,7 @@
           <w:lang w:eastAsia="de-AT"/>
         </w:rPr>
       </w:pPr>
-      <w:bookmarkStart w:id="66" w:name="_Toc226290910"/>
+      <w:bookmarkStart w:id="65" w:name="_Toc226290910"/>
       <w:r>
         <w:rPr>
           <w:color w:val="EE0000"/>
@@ -19589,7 +19753,7 @@
         </w:rPr>
         <w:t>Training Loop</w:t>
       </w:r>
-      <w:bookmarkEnd w:id="66"/>
+      <w:bookmarkEnd w:id="65"/>
     </w:p>
     <w:p>
       <w:pPr>
@@ -19728,7 +19892,7 @@
           <w:lang w:eastAsia="de-AT"/>
         </w:rPr>
       </w:pPr>
-      <w:bookmarkStart w:id="67" w:name="_Toc226290911"/>
+      <w:bookmarkStart w:id="66" w:name="_Toc226290911"/>
       <w:r>
         <w:rPr>
           <w:color w:val="EE0000"/>
@@ -19736,7 +19900,7 @@
         </w:rPr>
         <w:t>Q-Table Storage</w:t>
       </w:r>
-      <w:bookmarkEnd w:id="67"/>
+      <w:bookmarkEnd w:id="66"/>
     </w:p>
     <w:p>
       <w:pPr>
@@ -19831,6 +19995,7 @@
           <w:color w:val="EE0000"/>
           <w:lang w:eastAsia="de-AT"/>
         </w:rPr>
+        <w:lastRenderedPageBreak/>
         <w:t>Child Q-table</w:t>
       </w:r>
       <w:r>
@@ -19919,12 +20084,11 @@
       <w:pPr>
         <w:pStyle w:val="berschrift2"/>
       </w:pPr>
-      <w:bookmarkStart w:id="68" w:name="_Toc226290912"/>
-      <w:r>
-        <w:lastRenderedPageBreak/>
+      <w:bookmarkStart w:id="67" w:name="_Toc226290912"/>
+      <w:r>
         <w:t>Operations</w:t>
       </w:r>
-      <w:bookmarkEnd w:id="68"/>
+      <w:bookmarkEnd w:id="67"/>
     </w:p>
     <w:p>
       <w:pPr>
@@ -19948,14 +20112,14 @@
           <w:lang w:eastAsia="de-AT"/>
         </w:rPr>
       </w:pPr>
-      <w:bookmarkStart w:id="69" w:name="_Toc226290913"/>
+      <w:bookmarkStart w:id="68" w:name="_Toc226290913"/>
       <w:r>
         <w:rPr>
           <w:lang w:eastAsia="de-AT"/>
         </w:rPr>
         <w:t>Transformation Operations</w:t>
       </w:r>
-      <w:bookmarkEnd w:id="69"/>
+      <w:bookmarkEnd w:id="68"/>
     </w:p>
     <w:p>
       <w:pPr>
@@ -20051,8 +20215,8 @@
           <w:lang w:eastAsia="de-AT"/>
         </w:rPr>
       </w:pPr>
-      <w:bookmarkStart w:id="70" w:name="_Toc226290914"/>
-      <w:bookmarkEnd w:id="70"/>
+      <w:bookmarkStart w:id="69" w:name="_Toc226290914"/>
+      <w:bookmarkEnd w:id="69"/>
     </w:p>
     <w:p>
       <w:pPr>
@@ -20063,7 +20227,7 @@
           <w:lang w:eastAsia="de-AT"/>
         </w:rPr>
       </w:pPr>
-      <w:bookmarkStart w:id="71" w:name="_Toc226290915"/>
+      <w:bookmarkStart w:id="70" w:name="_Toc226290915"/>
       <w:r>
         <w:rPr>
           <w:sz w:val="27"/>
@@ -20072,7 +20236,7 @@
         </w:rPr>
         <w:t>Action Transformation</w:t>
       </w:r>
-      <w:bookmarkEnd w:id="71"/>
+      <w:bookmarkEnd w:id="70"/>
     </w:p>
     <w:p>
       <w:pPr>
@@ -20179,7 +20343,7 @@
           <w:lang w:eastAsia="de-AT"/>
         </w:rPr>
       </w:pPr>
-      <w:bookmarkStart w:id="72" w:name="_Toc226290916"/>
+      <w:bookmarkStart w:id="71" w:name="_Toc226290916"/>
       <w:proofErr w:type="spellStart"/>
       <w:r>
         <w:rPr>
@@ -20194,7 +20358,7 @@
         </w:rPr>
         <w:t xml:space="preserve"> and State Expansion</w:t>
       </w:r>
-      <w:bookmarkEnd w:id="72"/>
+      <w:bookmarkEnd w:id="71"/>
     </w:p>
     <w:p>
       <w:pPr>
@@ -20329,6 +20493,7 @@
           <w:color w:val="EE0000"/>
           <w:lang w:eastAsia="de-AT"/>
         </w:rPr>
+        <w:lastRenderedPageBreak/>
         <w:t xml:space="preserve">Action values </w:t>
       </w:r>
     </w:p>
@@ -20392,15 +20557,14 @@
           <w:lang w:eastAsia="de-AT"/>
         </w:rPr>
       </w:pPr>
-      <w:bookmarkStart w:id="73" w:name="_Toc226290917"/>
+      <w:bookmarkStart w:id="72" w:name="_Toc226290917"/>
       <w:r>
         <w:rPr>
           <w:lang w:eastAsia="de-AT"/>
         </w:rPr>
-        <w:lastRenderedPageBreak/>
         <w:t>Parent-Child Abstraction</w:t>
       </w:r>
-      <w:bookmarkEnd w:id="73"/>
+      <w:bookmarkEnd w:id="72"/>
     </w:p>
     <w:p>
       <w:pPr>
@@ -20495,14 +20659,14 @@
           <w:lang w:eastAsia="de-AT"/>
         </w:rPr>
       </w:pPr>
-      <w:bookmarkStart w:id="74" w:name="_Toc226290918"/>
+      <w:bookmarkStart w:id="73" w:name="_Toc226290918"/>
       <w:r>
         <w:rPr>
           <w:lang w:eastAsia="de-AT"/>
         </w:rPr>
         <w:t>Reconstruction</w:t>
       </w:r>
-      <w:bookmarkEnd w:id="74"/>
+      <w:bookmarkEnd w:id="73"/>
     </w:p>
     <w:p>
       <w:pPr>
@@ -20584,11 +20748,11 @@
       <w:pPr>
         <w:pStyle w:val="berschrift1"/>
       </w:pPr>
-      <w:bookmarkStart w:id="75" w:name="_Toc226290919"/>
+      <w:bookmarkStart w:id="74" w:name="_Toc226290919"/>
       <w:r>
         <w:t>Concept</w:t>
       </w:r>
-      <w:bookmarkEnd w:id="75"/>
+      <w:bookmarkEnd w:id="74"/>
     </w:p>
     <w:p/>
     <w:bookmarkEnd w:id="11"/>
@@ -20600,11 +20764,11 @@
       <w:r>
         <w:t xml:space="preserve"> </w:t>
       </w:r>
-      <w:bookmarkStart w:id="76" w:name="_Toc226290920"/>
+      <w:bookmarkStart w:id="75" w:name="_Toc226290920"/>
       <w:r>
         <w:t>Experiment and Results</w:t>
       </w:r>
-      <w:bookmarkEnd w:id="76"/>
+      <w:bookmarkEnd w:id="75"/>
     </w:p>
     <w:p/>
     <w:p>
@@ -20613,11 +20777,11 @@
           <w:szCs w:val="22"/>
         </w:rPr>
       </w:pPr>
-      <w:bookmarkStart w:id="77" w:name="_Toc94629486"/>
-      <w:bookmarkStart w:id="78" w:name="_Toc94629669"/>
-    </w:p>
+      <w:bookmarkStart w:id="76" w:name="_Toc94629486"/>
+      <w:bookmarkStart w:id="77" w:name="_Toc94629669"/>
+    </w:p>
+    <w:bookmarkEnd w:id="76"/>
     <w:bookmarkEnd w:id="77"/>
-    <w:bookmarkEnd w:id="78"/>
     <w:p>
       <w:proofErr w:type="gramStart"/>
       <w:r>
@@ -20726,8 +20890,8 @@
           <w:lang w:val="en-US"/>
         </w:rPr>
       </w:pPr>
-      <w:bookmarkStart w:id="79" w:name="_Ref129710389"/>
-      <w:bookmarkStart w:id="80" w:name="_Toc226280158"/>
+      <w:bookmarkStart w:id="78" w:name="_Ref129710389"/>
+      <w:bookmarkStart w:id="79" w:name="_Toc226280158"/>
       <w:r>
         <w:rPr>
           <w:lang w:val="en-US"/>
@@ -20765,26 +20929,26 @@
         </w:rPr>
         <w:fldChar w:fldCharType="end"/>
       </w:r>
+      <w:bookmarkEnd w:id="78"/>
+      <w:r>
+        <w:rPr>
+          <w:lang w:val="en-US"/>
+        </w:rPr>
+        <w:t>: Example of name and year printed on spine</w:t>
+      </w:r>
+      <w:r>
+        <w:rPr>
+          <w:lang w:val="en-US"/>
+        </w:rPr>
+        <w:t xml:space="preserve"> (Source)</w:t>
+      </w:r>
+      <w:r>
+        <w:rPr>
+          <w:lang w:val="en-US"/>
+        </w:rPr>
+        <w:t>.</w:t>
+      </w:r>
       <w:bookmarkEnd w:id="79"/>
-      <w:r>
-        <w:rPr>
-          <w:lang w:val="en-US"/>
-        </w:rPr>
-        <w:t>: Example of name and year printed on spine</w:t>
-      </w:r>
-      <w:r>
-        <w:rPr>
-          <w:lang w:val="en-US"/>
-        </w:rPr>
-        <w:t xml:space="preserve"> (Source)</w:t>
-      </w:r>
-      <w:r>
-        <w:rPr>
-          <w:lang w:val="en-US"/>
-        </w:rPr>
-        <w:t>.</w:t>
-      </w:r>
-      <w:bookmarkEnd w:id="80"/>
     </w:p>
     <w:p>
       <w:r>
@@ -20919,8 +21083,8 @@
                 <w:b/>
               </w:rPr>
             </w:pPr>
-            <w:bookmarkStart w:id="81" w:name="_Ref210875665"/>
-            <w:bookmarkStart w:id="82" w:name="_Ref210875652"/>
+            <w:bookmarkStart w:id="80" w:name="_Ref210875665"/>
+            <w:bookmarkStart w:id="81" w:name="_Ref210875652"/>
             <w:r>
               <w:rPr>
                 <w:b/>
@@ -21055,8 +21219,8 @@
           </w:p>
         </w:tc>
       </w:tr>
+      <w:bookmarkEnd w:id="80"/>
       <w:bookmarkEnd w:id="81"/>
-      <w:bookmarkEnd w:id="82"/>
     </w:tbl>
     <w:p/>
     <w:p>
@@ -21264,8 +21428,8 @@
                 <w:lang w:val="en-US"/>
               </w:rPr>
             </w:pPr>
-            <w:bookmarkStart w:id="83" w:name="_Ref210955552"/>
-            <w:bookmarkStart w:id="84" w:name="_Ref211054459"/>
+            <w:bookmarkStart w:id="82" w:name="_Ref210955552"/>
+            <w:bookmarkStart w:id="83" w:name="_Ref211054459"/>
             <w:r>
               <w:rPr>
                 <w:lang w:val="en-US"/>
@@ -21302,18 +21466,18 @@
               </w:rPr>
               <w:fldChar w:fldCharType="end"/>
             </w:r>
-            <w:bookmarkStart w:id="85" w:name="_Ref211054544"/>
-            <w:bookmarkStart w:id="86" w:name="_Ref211054451"/>
-            <w:bookmarkEnd w:id="83"/>
+            <w:bookmarkStart w:id="84" w:name="_Ref211054544"/>
+            <w:bookmarkStart w:id="85" w:name="_Ref211054451"/>
+            <w:bookmarkEnd w:id="82"/>
             <w:r>
               <w:rPr>
                 <w:lang w:val="en-US"/>
               </w:rPr>
               <w:t>)</w:t>
             </w:r>
+            <w:bookmarkEnd w:id="83"/>
             <w:bookmarkEnd w:id="84"/>
             <w:bookmarkEnd w:id="85"/>
-            <w:bookmarkEnd w:id="86"/>
           </w:p>
         </w:tc>
       </w:tr>
@@ -21394,8 +21558,8 @@
         </w:rPr>
         <w:br w:type="page" w:clear="all"/>
       </w:r>
-      <w:bookmarkStart w:id="87" w:name="_Toc94629489"/>
-      <w:bookmarkStart w:id="88" w:name="_Toc226290921"/>
+      <w:bookmarkStart w:id="86" w:name="_Toc94629489"/>
+      <w:bookmarkStart w:id="87" w:name="_Toc226290921"/>
       <w:r>
         <w:rPr>
           <w:lang w:val="en-US"/>
@@ -21403,8 +21567,8 @@
         <w:lastRenderedPageBreak/>
         <w:t>Bibliography</w:t>
       </w:r>
+      <w:bookmarkEnd w:id="86"/>
       <w:bookmarkEnd w:id="87"/>
-      <w:bookmarkEnd w:id="88"/>
     </w:p>
     <w:p>
       <w:pPr>
@@ -22020,8 +22184,8 @@
         </w:rPr>
         <w:br w:type="page" w:clear="all"/>
       </w:r>
-      <w:bookmarkStart w:id="89" w:name="_Toc94629490"/>
-      <w:bookmarkStart w:id="90" w:name="_Toc226290922"/>
+      <w:bookmarkStart w:id="88" w:name="_Toc94629490"/>
+      <w:bookmarkStart w:id="89" w:name="_Toc226290922"/>
       <w:r>
         <w:rPr>
           <w:lang w:val="en-US"/>
@@ -22029,8 +22193,8 @@
         <w:lastRenderedPageBreak/>
         <w:t>List of Figures</w:t>
       </w:r>
+      <w:bookmarkEnd w:id="88"/>
       <w:bookmarkEnd w:id="89"/>
-      <w:bookmarkEnd w:id="90"/>
     </w:p>
     <w:p>
       <w:pPr>
@@ -22810,8 +22974,8 @@
       <w:r>
         <w:br w:type="page" w:clear="all"/>
       </w:r>
-      <w:bookmarkStart w:id="91" w:name="_Toc94629491"/>
-      <w:bookmarkStart w:id="92" w:name="_Toc226290923"/>
+      <w:bookmarkStart w:id="90" w:name="_Toc94629491"/>
+      <w:bookmarkStart w:id="91" w:name="_Toc226290923"/>
       <w:r>
         <w:lastRenderedPageBreak/>
         <w:t xml:space="preserve">List </w:t>
@@ -22824,8 +22988,8 @@
       <w:r>
         <w:t xml:space="preserve"> Tables</w:t>
       </w:r>
+      <w:bookmarkEnd w:id="90"/>
       <w:bookmarkEnd w:id="91"/>
-      <w:bookmarkEnd w:id="92"/>
     </w:p>
     <w:p>
       <w:pPr>
@@ -22853,7 +23017,7 @@
         </w:rPr>
         <w:fldChar w:fldCharType="separate"/>
       </w:r>
-      <w:bookmarkStart w:id="93" w:name="_Toc226290924"/>
+      <w:bookmarkStart w:id="92" w:name="_Toc226290924"/>
       <w:r>
         <w:rPr>
           <w:bCs/>
@@ -22873,7 +23037,7 @@
       <w:r>
         <w:br w:type="page" w:clear="all"/>
       </w:r>
-      <w:bookmarkStart w:id="94" w:name="_Toc94629492"/>
+      <w:bookmarkStart w:id="93" w:name="_Toc94629492"/>
       <w:r>
         <w:rPr>
           <w:lang w:val="en-US"/>
@@ -22881,8 +23045,8 @@
         <w:lastRenderedPageBreak/>
         <w:t>List of Abbreviations</w:t>
       </w:r>
+      <w:bookmarkEnd w:id="92"/>
       <w:bookmarkEnd w:id="93"/>
-      <w:bookmarkEnd w:id="94"/>
     </w:p>
     <w:tbl>
       <w:tblPr>
@@ -23069,10 +23233,10 @@
           <w:lang w:val="en-US"/>
         </w:rPr>
       </w:pPr>
-      <w:bookmarkStart w:id="95" w:name="_Toc179447972"/>
-      <w:bookmarkStart w:id="96" w:name="_Toc179448536"/>
-      <w:bookmarkStart w:id="97" w:name="_Toc179459013"/>
-      <w:bookmarkStart w:id="98" w:name="_Toc226290925"/>
+      <w:bookmarkStart w:id="94" w:name="_Toc179447972"/>
+      <w:bookmarkStart w:id="95" w:name="_Toc179448536"/>
+      <w:bookmarkStart w:id="96" w:name="_Toc179459013"/>
+      <w:bookmarkStart w:id="97" w:name="_Toc226290925"/>
       <w:r>
         <w:rPr>
           <w:lang w:val="en-US"/>
@@ -23080,16 +23244,16 @@
         <w:lastRenderedPageBreak/>
         <w:t xml:space="preserve">Documentation table </w:t>
       </w:r>
+      <w:bookmarkEnd w:id="94"/>
       <w:bookmarkEnd w:id="95"/>
+      <w:r>
+        <w:rPr>
+          <w:lang w:val="en-US"/>
+        </w:rPr>
+        <w:t>of AI-based tools</w:t>
+      </w:r>
       <w:bookmarkEnd w:id="96"/>
-      <w:r>
-        <w:rPr>
-          <w:lang w:val="en-US"/>
-        </w:rPr>
-        <w:t>of AI-based tools</w:t>
-      </w:r>
       <w:bookmarkEnd w:id="97"/>
-      <w:bookmarkEnd w:id="98"/>
     </w:p>
     <w:tbl>
       <w:tblPr>
@@ -23311,8 +23475,8 @@
         </w:rPr>
         <w:br w:type="page" w:clear="all"/>
       </w:r>
-      <w:bookmarkStart w:id="99" w:name="_Toc94629493"/>
-      <w:bookmarkStart w:id="100" w:name="_Toc226290926"/>
+      <w:bookmarkStart w:id="98" w:name="_Toc94629493"/>
+      <w:bookmarkStart w:id="99" w:name="_Toc226290926"/>
       <w:r>
         <w:rPr>
           <w:lang w:val="en-US"/>
@@ -23320,8 +23484,8 @@
         <w:lastRenderedPageBreak/>
         <w:t>A: Heading of Appendix A</w:t>
       </w:r>
+      <w:bookmarkEnd w:id="98"/>
       <w:bookmarkEnd w:id="99"/>
-      <w:bookmarkEnd w:id="100"/>
     </w:p>
     <w:p>
       <w:pPr>
@@ -23336,8 +23500,8 @@
         </w:rPr>
         <w:br w:type="page" w:clear="all"/>
       </w:r>
-      <w:bookmarkStart w:id="101" w:name="_Toc94629494"/>
-      <w:bookmarkStart w:id="102" w:name="_Toc226290927"/>
+      <w:bookmarkStart w:id="100" w:name="_Toc94629494"/>
+      <w:bookmarkStart w:id="101" w:name="_Toc226290927"/>
       <w:r>
         <w:rPr>
           <w:lang w:val="en-US"/>
@@ -23345,8 +23509,8 @@
         <w:lastRenderedPageBreak/>
         <w:t>B: Heading of Appendix B</w:t>
       </w:r>
+      <w:bookmarkEnd w:id="100"/>
       <w:bookmarkEnd w:id="101"/>
-      <w:bookmarkEnd w:id="102"/>
     </w:p>
     <w:sectPr>
       <w:pgSz w:w="11906" w:h="16838"/>
@@ -25438,7 +25602,6 @@
   <w:style w:type="character" w:default="1" w:styleId="Absatz-Standardschriftart">
     <w:name w:val="Default Paragraph Font"/>
     <w:uiPriority w:val="1"/>
-    <w:semiHidden/>
     <w:unhideWhenUsed/>
   </w:style>
   <w:style w:type="table" w:default="1" w:styleId="NormaleTabelle">
@@ -37132,6 +37295,7 @@
     <w:rsid w:val="002E48DD"/>
     <w:rsid w:val="00346AA0"/>
     <w:rsid w:val="004239F2"/>
+    <w:rsid w:val="00491EE0"/>
     <w:rsid w:val="00555A51"/>
     <w:rsid w:val="005D5378"/>
     <w:rsid w:val="0069248E"/>
@@ -37139,9 +37303,13 @@
     <w:rsid w:val="007F0858"/>
     <w:rsid w:val="00885498"/>
     <w:rsid w:val="008D6FD6"/>
+    <w:rsid w:val="009A15FE"/>
+    <w:rsid w:val="00A758E3"/>
     <w:rsid w:val="00AA26DC"/>
     <w:rsid w:val="00AE40E4"/>
+    <w:rsid w:val="00B01071"/>
     <w:rsid w:val="00B16928"/>
+    <w:rsid w:val="00B70760"/>
     <w:rsid w:val="00B95B84"/>
     <w:rsid w:val="00BC60DB"/>
     <w:rsid w:val="00C05AFA"/>
@@ -37150,6 +37318,7 @@
     <w:rsid w:val="00D65839"/>
     <w:rsid w:val="00E26F40"/>
     <w:rsid w:val="00F943DF"/>
+    <w:rsid w:val="00FD384C"/>
   </w:rsids>
   <m:mathPr>
     <m:mathFont m:val="Cambria Math"/>
@@ -49166,7 +49335,7 @@
     <w:basedOn w:val="Absatz-Standardschriftart"/>
     <w:uiPriority w:val="99"/>
     <w:semiHidden/>
-    <w:rsid w:val="004239F2"/>
+    <w:rsid w:val="00A758E3"/>
     <w:rPr>
       <w:color w:val="808080"/>
     </w:rPr>

--- a/Thesis/BachelorThesisStefanWerner.docx
+++ b/Thesis/BachelorThesisStefanWerner.docx
@@ -42,21 +42,7 @@
         <w:rPr>
           <w:color w:val="auto"/>
         </w:rPr>
-        <w:t xml:space="preserve">Thesis submitted in fulfillment of the requirements for the degree of Bachelor of Science in Engineering at the University of Applied Sciences </w:t>
-      </w:r>
-      <w:proofErr w:type="spellStart"/>
-      <w:r>
-        <w:rPr>
-          <w:color w:val="auto"/>
-        </w:rPr>
-        <w:t>Technikum</w:t>
-      </w:r>
-      <w:proofErr w:type="spellEnd"/>
-      <w:r>
-        <w:rPr>
-          <w:color w:val="auto"/>
-        </w:rPr>
-        <w:t xml:space="preserve"> Wien - Degree Program XXXXX</w:t>
+        <w:t>Thesis submitted in fulfillment of the requirements for the degree of Bachelor of Science in Engineering at the University of Applied Sciences Technikum Wien - Degree Program XXXXX</w:t>
       </w:r>
     </w:p>
     <w:p>
@@ -260,102 +246,32 @@
           <w:szCs w:val="22"/>
           <w:lang w:eastAsia="en-US"/>
         </w:rPr>
-        <w:t xml:space="preserve">“As author and creator of this work to hand, I confirm with my signature knowledge of the relevant copyright regulations governed by higher education acts (see </w:t>
-      </w:r>
-      <w:proofErr w:type="spellStart"/>
-      <w:r>
+        <w:t>“As author and creator of this work to hand, I confirm with my signature knowledge of the relevant copyright regulations governed by higher education acts (see Urheberrechtsgesetz/ Austrian copyright law as amended as well as the Statute on Studies Act Provisions / Examination Regulations of the UAS Technikum Wien as amended).</w:t>
+      </w:r>
+    </w:p>
+    <w:p>
+      <w:pPr>
+        <w:spacing w:after="200" w:line="276" w:lineRule="auto"/>
         <w:rPr>
           <w:rFonts w:cs="Arial"/>
           <w:szCs w:val="22"/>
           <w:lang w:eastAsia="en-US"/>
         </w:rPr>
-        <w:t>Urheberrechtsgesetz</w:t>
-      </w:r>
-      <w:proofErr w:type="spellEnd"/>
+      </w:pPr>
+      <w:r>
+        <w:rPr>
+          <w:rFonts w:eastAsia="Calibri" w:cs="Arial"/>
+          <w:color w:val="000000"/>
+        </w:rPr>
+        <w:t>I hereby declare that I completed the present work independently and according to the rules currently applicable at the UAS Technikum Wien and that any ideas, whether written by others or by myself, have been fully sourced and referenced</w:t>
+      </w:r>
       <w:r>
         <w:rPr>
           <w:rFonts w:cs="Arial"/>
           <w:szCs w:val="22"/>
           <w:lang w:eastAsia="en-US"/>
         </w:rPr>
-        <w:t xml:space="preserve">/ Austrian copyright law as amended as well as the Statute on Studies Act Provisions / Examination Regulations of the UAS </w:t>
-      </w:r>
-      <w:proofErr w:type="spellStart"/>
-      <w:r>
-        <w:rPr>
-          <w:rFonts w:cs="Arial"/>
-          <w:szCs w:val="22"/>
-          <w:lang w:eastAsia="en-US"/>
-        </w:rPr>
-        <w:t>Technikum</w:t>
-      </w:r>
-      <w:proofErr w:type="spellEnd"/>
-      <w:r>
-        <w:rPr>
-          <w:rFonts w:cs="Arial"/>
-          <w:szCs w:val="22"/>
-          <w:lang w:eastAsia="en-US"/>
-        </w:rPr>
-        <w:t xml:space="preserve"> Wien as amended).</w:t>
-      </w:r>
-    </w:p>
-    <w:p>
-      <w:pPr>
-        <w:spacing w:after="200" w:line="276" w:lineRule="auto"/>
-        <w:rPr>
-          <w:rFonts w:cs="Arial"/>
-          <w:szCs w:val="22"/>
-          <w:lang w:eastAsia="en-US"/>
-        </w:rPr>
-      </w:pPr>
-      <w:r>
-        <w:rPr>
-          <w:rFonts w:eastAsia="Calibri" w:cs="Arial"/>
-          <w:color w:val="000000"/>
-        </w:rPr>
-        <w:t xml:space="preserve">I hereby declare that I completed the present work independently and according to the rules currently applicable at the UAS </w:t>
-      </w:r>
-      <w:proofErr w:type="spellStart"/>
-      <w:r>
-        <w:rPr>
-          <w:rFonts w:eastAsia="Calibri" w:cs="Arial"/>
-          <w:color w:val="000000"/>
-        </w:rPr>
-        <w:t>Technikum</w:t>
-      </w:r>
-      <w:proofErr w:type="spellEnd"/>
-      <w:r>
-        <w:rPr>
-          <w:rFonts w:eastAsia="Calibri" w:cs="Arial"/>
-          <w:color w:val="000000"/>
-        </w:rPr>
-        <w:t xml:space="preserve"> Wien and that any ideas, whether written by others or by myself, have been fully sourced and referenced</w:t>
-      </w:r>
-      <w:r>
-        <w:rPr>
-          <w:rFonts w:cs="Arial"/>
-          <w:szCs w:val="22"/>
-          <w:lang w:eastAsia="en-US"/>
-        </w:rPr>
-        <w:t xml:space="preserve">. I am aware of any consequences I may face on the part of the degree program director if there should be evidence of missing autonomy and independence or evidence of any intent to fraudulently achieve a pass mark for this work (see Statute on Studies Act Provisions / Examination Regulations of the UAS </w:t>
-      </w:r>
-      <w:proofErr w:type="spellStart"/>
-      <w:r>
-        <w:rPr>
-          <w:rFonts w:cs="Arial"/>
-          <w:szCs w:val="22"/>
-          <w:lang w:eastAsia="en-US"/>
-        </w:rPr>
-        <w:t>Technikum</w:t>
-      </w:r>
-      <w:proofErr w:type="spellEnd"/>
-      <w:r>
-        <w:rPr>
-          <w:rFonts w:cs="Arial"/>
-          <w:szCs w:val="22"/>
-          <w:lang w:eastAsia="en-US"/>
-        </w:rPr>
-        <w:t xml:space="preserve"> Wien as amended).</w:t>
+        <w:t>. I am aware of any consequences I may face on the part of the degree program director if there should be evidence of missing autonomy and independence or evidence of any intent to fraudulently achieve a pass mark for this work (see Statute on Studies Act Provisions / Examination Regulations of the UAS Technikum Wien as amended).</w:t>
       </w:r>
     </w:p>
     <w:p>
@@ -532,7 +448,6 @@
         </w:rPr>
       </w:pPr>
       <w:bookmarkStart w:id="5" w:name="_Toc94629478"/>
-      <w:proofErr w:type="spellStart"/>
       <w:r>
         <w:rPr>
           <w:lang w:val="en-US"/>
@@ -541,7 +456,6 @@
         <w:t>Kurzfassung</w:t>
       </w:r>
       <w:bookmarkEnd w:id="5"/>
-      <w:proofErr w:type="spellEnd"/>
     </w:p>
     <w:p>
       <w:pPr>
@@ -958,572 +872,46 @@
         <w:rPr>
           <w:szCs w:val="22"/>
         </w:rPr>
-        <w:t xml:space="preserve">Lorem ipsum dolor </w:t>
-      </w:r>
-      <w:proofErr w:type="gramStart"/>
-      <w:r>
+        <w:t>Lorem ipsum dolor sit amet, consectetuer adipiscing elit. Maecenas porttitor congue massa. Fusce posuere, magna sed pulvinar ultricies, purus lectus malesuada libero, sit amet commodo magna eros quis urna.</w:t>
+      </w:r>
+    </w:p>
+    <w:p>
+      <w:pPr>
         <w:rPr>
           <w:szCs w:val="22"/>
         </w:rPr>
-        <w:t>sit</w:t>
-      </w:r>
-      <w:proofErr w:type="gramEnd"/>
+      </w:pPr>
       <w:r>
         <w:rPr>
           <w:szCs w:val="22"/>
         </w:rPr>
-        <w:t xml:space="preserve"> </w:t>
-      </w:r>
-      <w:proofErr w:type="spellStart"/>
-      <w:r>
+        <w:t>Nunc viverra imperdiet enim. Fusce est. Vivamus a tellus.</w:t>
+      </w:r>
+    </w:p>
+    <w:p>
+      <w:pPr>
         <w:rPr>
           <w:szCs w:val="22"/>
         </w:rPr>
-        <w:t>amet</w:t>
-      </w:r>
-      <w:proofErr w:type="spellEnd"/>
+      </w:pPr>
       <w:r>
         <w:rPr>
           <w:szCs w:val="22"/>
         </w:rPr>
-        <w:t xml:space="preserve">, </w:t>
-      </w:r>
-      <w:proofErr w:type="spellStart"/>
-      <w:r>
+        <w:t>Pellentesque habitant morbi tristique senectus et netus et malesuada fames ac turpis egestas. Proin pharetra nonummy pede. Mauris et orci.</w:t>
+      </w:r>
+    </w:p>
+    <w:p>
+      <w:pPr>
         <w:rPr>
           <w:szCs w:val="22"/>
         </w:rPr>
-        <w:t>consectetuer</w:t>
-      </w:r>
-      <w:proofErr w:type="spellEnd"/>
+      </w:pPr>
       <w:r>
         <w:rPr>
           <w:szCs w:val="22"/>
         </w:rPr>
-        <w:t xml:space="preserve"> </w:t>
-      </w:r>
-      <w:proofErr w:type="spellStart"/>
-      <w:r>
-        <w:rPr>
-          <w:szCs w:val="22"/>
-        </w:rPr>
-        <w:t>adipiscing</w:t>
-      </w:r>
-      <w:proofErr w:type="spellEnd"/>
-      <w:r>
-        <w:rPr>
-          <w:szCs w:val="22"/>
-        </w:rPr>
-        <w:t xml:space="preserve"> </w:t>
-      </w:r>
-      <w:proofErr w:type="spellStart"/>
-      <w:r>
-        <w:rPr>
-          <w:szCs w:val="22"/>
-        </w:rPr>
-        <w:t>elit</w:t>
-      </w:r>
-      <w:proofErr w:type="spellEnd"/>
-      <w:r>
-        <w:rPr>
-          <w:szCs w:val="22"/>
-        </w:rPr>
-        <w:t xml:space="preserve">. Maecenas </w:t>
-      </w:r>
-      <w:proofErr w:type="spellStart"/>
-      <w:r>
-        <w:rPr>
-          <w:szCs w:val="22"/>
-        </w:rPr>
-        <w:t>porttitor</w:t>
-      </w:r>
-      <w:proofErr w:type="spellEnd"/>
-      <w:r>
-        <w:rPr>
-          <w:szCs w:val="22"/>
-        </w:rPr>
-        <w:t xml:space="preserve"> </w:t>
-      </w:r>
-      <w:proofErr w:type="spellStart"/>
-      <w:r>
-        <w:rPr>
-          <w:szCs w:val="22"/>
-        </w:rPr>
-        <w:t>congue</w:t>
-      </w:r>
-      <w:proofErr w:type="spellEnd"/>
-      <w:r>
-        <w:rPr>
-          <w:szCs w:val="22"/>
-        </w:rPr>
-        <w:t xml:space="preserve"> </w:t>
-      </w:r>
-      <w:proofErr w:type="spellStart"/>
-      <w:r>
-        <w:rPr>
-          <w:szCs w:val="22"/>
-        </w:rPr>
-        <w:t>massa</w:t>
-      </w:r>
-      <w:proofErr w:type="spellEnd"/>
-      <w:r>
-        <w:rPr>
-          <w:szCs w:val="22"/>
-        </w:rPr>
-        <w:t xml:space="preserve">. </w:t>
-      </w:r>
-      <w:proofErr w:type="spellStart"/>
-      <w:r>
-        <w:rPr>
-          <w:szCs w:val="22"/>
-        </w:rPr>
-        <w:t>Fusce</w:t>
-      </w:r>
-      <w:proofErr w:type="spellEnd"/>
-      <w:r>
-        <w:rPr>
-          <w:szCs w:val="22"/>
-        </w:rPr>
-        <w:t xml:space="preserve"> </w:t>
-      </w:r>
-      <w:proofErr w:type="spellStart"/>
-      <w:r>
-        <w:rPr>
-          <w:szCs w:val="22"/>
-        </w:rPr>
-        <w:t>posuere</w:t>
-      </w:r>
-      <w:proofErr w:type="spellEnd"/>
-      <w:r>
-        <w:rPr>
-          <w:szCs w:val="22"/>
-        </w:rPr>
-        <w:t xml:space="preserve">, magna sed pulvinar </w:t>
-      </w:r>
-      <w:proofErr w:type="spellStart"/>
-      <w:r>
-        <w:rPr>
-          <w:szCs w:val="22"/>
-        </w:rPr>
-        <w:t>ultricies</w:t>
-      </w:r>
-      <w:proofErr w:type="spellEnd"/>
-      <w:r>
-        <w:rPr>
-          <w:szCs w:val="22"/>
-        </w:rPr>
-        <w:t xml:space="preserve">, </w:t>
-      </w:r>
-      <w:proofErr w:type="spellStart"/>
-      <w:r>
-        <w:rPr>
-          <w:szCs w:val="22"/>
-        </w:rPr>
-        <w:t>purus</w:t>
-      </w:r>
-      <w:proofErr w:type="spellEnd"/>
-      <w:r>
-        <w:rPr>
-          <w:szCs w:val="22"/>
-        </w:rPr>
-        <w:t xml:space="preserve"> </w:t>
-      </w:r>
-      <w:proofErr w:type="spellStart"/>
-      <w:r>
-        <w:rPr>
-          <w:szCs w:val="22"/>
-        </w:rPr>
-        <w:t>lectus</w:t>
-      </w:r>
-      <w:proofErr w:type="spellEnd"/>
-      <w:r>
-        <w:rPr>
-          <w:szCs w:val="22"/>
-        </w:rPr>
-        <w:t xml:space="preserve"> </w:t>
-      </w:r>
-      <w:proofErr w:type="spellStart"/>
-      <w:r>
-        <w:rPr>
-          <w:szCs w:val="22"/>
-        </w:rPr>
-        <w:t>malesuada</w:t>
-      </w:r>
-      <w:proofErr w:type="spellEnd"/>
-      <w:r>
-        <w:rPr>
-          <w:szCs w:val="22"/>
-        </w:rPr>
-        <w:t xml:space="preserve"> libero, sit </w:t>
-      </w:r>
-      <w:proofErr w:type="spellStart"/>
-      <w:r>
-        <w:rPr>
-          <w:szCs w:val="22"/>
-        </w:rPr>
-        <w:t>amet</w:t>
-      </w:r>
-      <w:proofErr w:type="spellEnd"/>
-      <w:r>
-        <w:rPr>
-          <w:szCs w:val="22"/>
-        </w:rPr>
-        <w:t xml:space="preserve"> </w:t>
-      </w:r>
-      <w:proofErr w:type="spellStart"/>
-      <w:r>
-        <w:rPr>
-          <w:szCs w:val="22"/>
-        </w:rPr>
-        <w:t>commodo</w:t>
-      </w:r>
-      <w:proofErr w:type="spellEnd"/>
-      <w:r>
-        <w:rPr>
-          <w:szCs w:val="22"/>
-        </w:rPr>
-        <w:t xml:space="preserve"> magna eros quis </w:t>
-      </w:r>
-      <w:proofErr w:type="spellStart"/>
-      <w:r>
-        <w:rPr>
-          <w:szCs w:val="22"/>
-        </w:rPr>
-        <w:t>urna</w:t>
-      </w:r>
-      <w:proofErr w:type="spellEnd"/>
-      <w:r>
-        <w:rPr>
-          <w:szCs w:val="22"/>
-        </w:rPr>
-        <w:t>.</w:t>
-      </w:r>
-    </w:p>
-    <w:p>
-      <w:pPr>
-        <w:rPr>
-          <w:szCs w:val="22"/>
-        </w:rPr>
-      </w:pPr>
-      <w:r>
-        <w:rPr>
-          <w:szCs w:val="22"/>
-        </w:rPr>
-        <w:t xml:space="preserve">Nunc </w:t>
-      </w:r>
-      <w:proofErr w:type="spellStart"/>
-      <w:r>
-        <w:rPr>
-          <w:szCs w:val="22"/>
-        </w:rPr>
-        <w:t>viverra</w:t>
-      </w:r>
-      <w:proofErr w:type="spellEnd"/>
-      <w:r>
-        <w:rPr>
-          <w:szCs w:val="22"/>
-        </w:rPr>
-        <w:t xml:space="preserve"> </w:t>
-      </w:r>
-      <w:proofErr w:type="spellStart"/>
-      <w:r>
-        <w:rPr>
-          <w:szCs w:val="22"/>
-        </w:rPr>
-        <w:t>imperdiet</w:t>
-      </w:r>
-      <w:proofErr w:type="spellEnd"/>
-      <w:r>
-        <w:rPr>
-          <w:szCs w:val="22"/>
-        </w:rPr>
-        <w:t xml:space="preserve"> </w:t>
-      </w:r>
-      <w:proofErr w:type="spellStart"/>
-      <w:r>
-        <w:rPr>
-          <w:szCs w:val="22"/>
-        </w:rPr>
-        <w:t>enim</w:t>
-      </w:r>
-      <w:proofErr w:type="spellEnd"/>
-      <w:r>
-        <w:rPr>
-          <w:szCs w:val="22"/>
-        </w:rPr>
-        <w:t xml:space="preserve">. </w:t>
-      </w:r>
-      <w:proofErr w:type="spellStart"/>
-      <w:r>
-        <w:rPr>
-          <w:szCs w:val="22"/>
-        </w:rPr>
-        <w:t>Fusce</w:t>
-      </w:r>
-      <w:proofErr w:type="spellEnd"/>
-      <w:r>
-        <w:rPr>
-          <w:szCs w:val="22"/>
-        </w:rPr>
-        <w:t xml:space="preserve"> est. </w:t>
-      </w:r>
-      <w:proofErr w:type="spellStart"/>
-      <w:r>
-        <w:rPr>
-          <w:szCs w:val="22"/>
-        </w:rPr>
-        <w:t>Vivamus</w:t>
-      </w:r>
-      <w:proofErr w:type="spellEnd"/>
-      <w:r>
-        <w:rPr>
-          <w:szCs w:val="22"/>
-        </w:rPr>
-        <w:t xml:space="preserve"> a </w:t>
-      </w:r>
-      <w:proofErr w:type="spellStart"/>
-      <w:r>
-        <w:rPr>
-          <w:szCs w:val="22"/>
-        </w:rPr>
-        <w:t>tellus</w:t>
-      </w:r>
-      <w:proofErr w:type="spellEnd"/>
-      <w:r>
-        <w:rPr>
-          <w:szCs w:val="22"/>
-        </w:rPr>
-        <w:t>.</w:t>
-      </w:r>
-    </w:p>
-    <w:p>
-      <w:pPr>
-        <w:rPr>
-          <w:szCs w:val="22"/>
-        </w:rPr>
-      </w:pPr>
-      <w:proofErr w:type="spellStart"/>
-      <w:r>
-        <w:rPr>
-          <w:szCs w:val="22"/>
-        </w:rPr>
-        <w:t>Pellentesque</w:t>
-      </w:r>
-      <w:proofErr w:type="spellEnd"/>
-      <w:r>
-        <w:rPr>
-          <w:szCs w:val="22"/>
-        </w:rPr>
-        <w:t xml:space="preserve"> habitant </w:t>
-      </w:r>
-      <w:proofErr w:type="spellStart"/>
-      <w:r>
-        <w:rPr>
-          <w:szCs w:val="22"/>
-        </w:rPr>
-        <w:t>morbi</w:t>
-      </w:r>
-      <w:proofErr w:type="spellEnd"/>
-      <w:r>
-        <w:rPr>
-          <w:szCs w:val="22"/>
-        </w:rPr>
-        <w:t xml:space="preserve"> </w:t>
-      </w:r>
-      <w:proofErr w:type="spellStart"/>
-      <w:r>
-        <w:rPr>
-          <w:szCs w:val="22"/>
-        </w:rPr>
-        <w:t>tristique</w:t>
-      </w:r>
-      <w:proofErr w:type="spellEnd"/>
-      <w:r>
-        <w:rPr>
-          <w:szCs w:val="22"/>
-        </w:rPr>
-        <w:t xml:space="preserve"> </w:t>
-      </w:r>
-      <w:proofErr w:type="spellStart"/>
-      <w:r>
-        <w:rPr>
-          <w:szCs w:val="22"/>
-        </w:rPr>
-        <w:t>senectus</w:t>
-      </w:r>
-      <w:proofErr w:type="spellEnd"/>
-      <w:r>
-        <w:rPr>
-          <w:szCs w:val="22"/>
-        </w:rPr>
-        <w:t xml:space="preserve"> et </w:t>
-      </w:r>
-      <w:proofErr w:type="spellStart"/>
-      <w:r>
-        <w:rPr>
-          <w:szCs w:val="22"/>
-        </w:rPr>
-        <w:t>netus</w:t>
-      </w:r>
-      <w:proofErr w:type="spellEnd"/>
-      <w:r>
-        <w:rPr>
-          <w:szCs w:val="22"/>
-        </w:rPr>
-        <w:t xml:space="preserve"> et </w:t>
-      </w:r>
-      <w:proofErr w:type="spellStart"/>
-      <w:r>
-        <w:rPr>
-          <w:szCs w:val="22"/>
-        </w:rPr>
-        <w:t>malesuada</w:t>
-      </w:r>
-      <w:proofErr w:type="spellEnd"/>
-      <w:r>
-        <w:rPr>
-          <w:szCs w:val="22"/>
-        </w:rPr>
-        <w:t xml:space="preserve"> fames ac </w:t>
-      </w:r>
-      <w:proofErr w:type="spellStart"/>
-      <w:r>
-        <w:rPr>
-          <w:szCs w:val="22"/>
-        </w:rPr>
-        <w:t>turpis</w:t>
-      </w:r>
-      <w:proofErr w:type="spellEnd"/>
-      <w:r>
-        <w:rPr>
-          <w:szCs w:val="22"/>
-        </w:rPr>
-        <w:t xml:space="preserve"> </w:t>
-      </w:r>
-      <w:proofErr w:type="spellStart"/>
-      <w:r>
-        <w:rPr>
-          <w:szCs w:val="22"/>
-        </w:rPr>
-        <w:t>egestas</w:t>
-      </w:r>
-      <w:proofErr w:type="spellEnd"/>
-      <w:r>
-        <w:rPr>
-          <w:szCs w:val="22"/>
-        </w:rPr>
-        <w:t xml:space="preserve">. Proin pharetra </w:t>
-      </w:r>
-      <w:proofErr w:type="spellStart"/>
-      <w:r>
-        <w:rPr>
-          <w:szCs w:val="22"/>
-        </w:rPr>
-        <w:t>nonummy</w:t>
-      </w:r>
-      <w:proofErr w:type="spellEnd"/>
-      <w:r>
-        <w:rPr>
-          <w:szCs w:val="22"/>
-        </w:rPr>
-        <w:t xml:space="preserve"> </w:t>
-      </w:r>
-      <w:proofErr w:type="spellStart"/>
-      <w:r>
-        <w:rPr>
-          <w:szCs w:val="22"/>
-        </w:rPr>
-        <w:t>pede</w:t>
-      </w:r>
-      <w:proofErr w:type="spellEnd"/>
-      <w:r>
-        <w:rPr>
-          <w:szCs w:val="22"/>
-        </w:rPr>
-        <w:t xml:space="preserve">. Mauris et </w:t>
-      </w:r>
-      <w:proofErr w:type="spellStart"/>
-      <w:r>
-        <w:rPr>
-          <w:szCs w:val="22"/>
-        </w:rPr>
-        <w:t>orci</w:t>
-      </w:r>
-      <w:proofErr w:type="spellEnd"/>
-      <w:r>
-        <w:rPr>
-          <w:szCs w:val="22"/>
-        </w:rPr>
-        <w:t>.</w:t>
-      </w:r>
-    </w:p>
-    <w:p>
-      <w:pPr>
-        <w:rPr>
-          <w:szCs w:val="22"/>
-        </w:rPr>
-      </w:pPr>
-      <w:r>
-        <w:rPr>
-          <w:szCs w:val="22"/>
-        </w:rPr>
-        <w:t xml:space="preserve">Aenean nec lorem. In </w:t>
-      </w:r>
-      <w:proofErr w:type="spellStart"/>
-      <w:r>
-        <w:rPr>
-          <w:szCs w:val="22"/>
-        </w:rPr>
-        <w:t>porttitor</w:t>
-      </w:r>
-      <w:proofErr w:type="spellEnd"/>
-      <w:r>
-        <w:rPr>
-          <w:szCs w:val="22"/>
-        </w:rPr>
-        <w:t xml:space="preserve">. Donec </w:t>
-      </w:r>
-      <w:proofErr w:type="spellStart"/>
-      <w:r>
-        <w:rPr>
-          <w:szCs w:val="22"/>
-        </w:rPr>
-        <w:t>laoreet</w:t>
-      </w:r>
-      <w:proofErr w:type="spellEnd"/>
-      <w:r>
-        <w:rPr>
-          <w:szCs w:val="22"/>
-        </w:rPr>
-        <w:t xml:space="preserve"> </w:t>
-      </w:r>
-      <w:proofErr w:type="spellStart"/>
-      <w:r>
-        <w:rPr>
-          <w:szCs w:val="22"/>
-        </w:rPr>
-        <w:t>nonummy</w:t>
-      </w:r>
-      <w:proofErr w:type="spellEnd"/>
-      <w:r>
-        <w:rPr>
-          <w:szCs w:val="22"/>
-        </w:rPr>
-        <w:t xml:space="preserve"> </w:t>
-      </w:r>
-      <w:proofErr w:type="spellStart"/>
-      <w:r>
-        <w:rPr>
-          <w:szCs w:val="22"/>
-        </w:rPr>
-        <w:t>augue</w:t>
-      </w:r>
-      <w:proofErr w:type="spellEnd"/>
-      <w:r>
-        <w:rPr>
-          <w:szCs w:val="22"/>
-        </w:rPr>
-        <w:t>.</w:t>
+        <w:t>Aenean nec lorem. In porttitor. Donec laoreet nonummy augue.</w:t>
       </w:r>
     </w:p>
     <w:p>
@@ -6921,16 +6309,11 @@
         </w:sdtContent>
       </w:sdt>
       <w:r>
-        <w:t>. One of the most fundamental methods or learning structures for RL is called Q-</w:t>
-      </w:r>
-      <w:proofErr w:type="spellStart"/>
-      <w:r>
-        <w:t>learning</w:t>
+        <w:t>. One of the most fundamental methods or learning structures for RL is called Q-learning</w:t>
       </w:r>
       <w:r>
         <w:t>t</w:t>
       </w:r>
-      <w:proofErr w:type="spellEnd"/>
       <w:sdt>
         <w:sdtPr>
           <w:id w:val="1199661927"/>
@@ -6993,15 +6376,7 @@
     <w:p/>
     <w:p>
       <w:r>
-        <w:t xml:space="preserve">This thesis focuses on </w:t>
-      </w:r>
-      <w:proofErr w:type="gramStart"/>
-      <w:r>
-        <w:t>the game</w:t>
-      </w:r>
-      <w:proofErr w:type="gramEnd"/>
-      <w:r>
-        <w:t xml:space="preserve"> 2048 as an example of increasing state space size due to its exponential state growth</w:t>
+        <w:t>This thesis focuses on the game 2048 as an example of increasing state space size due to its exponential state growth</w:t>
       </w:r>
       <w:sdt>
         <w:sdtPr>
@@ -7030,25 +6405,7 @@
         </w:sdtContent>
       </w:sdt>
       <w:r>
-        <w:t xml:space="preserve">. Even small versions of the game with a smaller grid can lead to </w:t>
-      </w:r>
-      <w:proofErr w:type="gramStart"/>
-      <w:r>
-        <w:t>a large number of</w:t>
-      </w:r>
-      <w:proofErr w:type="gramEnd"/>
-      <w:r>
-        <w:t xml:space="preserve"> possible states. To address this issue, this thesis introduces </w:t>
-      </w:r>
-      <w:proofErr w:type="spellStart"/>
-      <w:proofErr w:type="gramStart"/>
-      <w:r>
-        <w:t>a</w:t>
-      </w:r>
-      <w:proofErr w:type="spellEnd"/>
-      <w:proofErr w:type="gramEnd"/>
-      <w:r>
-        <w:t xml:space="preserve"> abstraction approach based on a parent child concept</w:t>
+        <w:t>. Even small versions of the game with a smaller grid can lead to a large number of possible states. To address this issue, this thesis introduces a abstraction approach based on a parent child concept</w:t>
       </w:r>
       <w:sdt>
         <w:sdtPr>
@@ -7077,15 +6434,7 @@
         </w:sdtContent>
       </w:sdt>
       <w:r>
-        <w:t xml:space="preserve">. The core idea is the reduction of </w:t>
-      </w:r>
-      <w:proofErr w:type="gramStart"/>
-      <w:r>
-        <w:t>saved space</w:t>
-      </w:r>
-      <w:proofErr w:type="gramEnd"/>
-      <w:r>
-        <w:t xml:space="preserve"> by not saving every state but only saving root or in this thesis also called parent states and their corresponding child states. Child states are determined though matrix operations such as rotation doubling and edge detection.</w:t>
+        <w:t>. The core idea is the reduction of saved space by not saving every state but only saving root or in this thesis also called parent states and their corresponding child states. Child states are determined though matrix operations such as rotation doubling and edge detection.</w:t>
       </w:r>
       <w:r>
         <w:t xml:space="preserve"> </w:t>
@@ -7169,23 +6518,7 @@
     </w:p>
     <w:p>
       <w:r>
-        <w:t xml:space="preserve">The Q-table is essentially the brain of the agent. It stores the connection between state and action, creating a state-action pair and directly determines the </w:t>
-      </w:r>
-      <w:proofErr w:type="spellStart"/>
-      <w:r>
-        <w:t>behaviour</w:t>
-      </w:r>
-      <w:proofErr w:type="spellEnd"/>
-      <w:r>
-        <w:t xml:space="preserve"> of the agent during the decision-making process. As previously stated in small </w:t>
-      </w:r>
-      <w:proofErr w:type="gramStart"/>
-      <w:r>
-        <w:t>environments</w:t>
-      </w:r>
-      <w:proofErr w:type="gramEnd"/>
-      <w:r>
-        <w:t xml:space="preserve"> this approach is efficient and easy to implement. But in more complex environments or non-deterministic environments this can easily lead to millions of state-action pairs with very similar states and actions. This becomes particularly problematic with scaling as a larger grid in a game like 2048 increases the state space dramatically</w:t>
+        <w:t>The Q-table is essentially the brain of the agent. It stores the connection between state and action, creating a state-action pair and directly determines the behaviour of the agent during the decision-making process. As previously stated in small environments this approach is efficient and easy to implement. But in more complex environments or non-deterministic environments this can easily lead to millions of state-action pairs with very similar states and actions. This becomes particularly problematic with scaling as a larger grid in a game like 2048 increases the state space dramatically</w:t>
       </w:r>
       <w:sdt>
         <w:sdtPr>
@@ -7217,23 +6550,7 @@
         <w:t>.</w:t>
       </w:r>
       <w:r>
-        <w:t xml:space="preserve"> A 4 by 4 2048 Q-table can easily exceed 10 million states (~ </w:t>
-      </w:r>
-      <w:proofErr w:type="gramStart"/>
-      <w:r>
-        <w:t>1  GB</w:t>
-      </w:r>
-      <w:proofErr w:type="gramEnd"/>
-      <w:r>
-        <w:t xml:space="preserve">). This approach would reduce the number of </w:t>
-      </w:r>
-      <w:proofErr w:type="gramStart"/>
-      <w:r>
-        <w:t>saved states</w:t>
-      </w:r>
-      <w:proofErr w:type="gramEnd"/>
-      <w:r>
-        <w:t xml:space="preserve"> by half</w:t>
+        <w:t xml:space="preserve"> A 4 by 4 2048 Q-table can easily exceed 10 million states (~ 1  GB). This approach would reduce the number of saved states by half</w:t>
       </w:r>
       <w:sdt>
         <w:sdtPr>
@@ -7397,22 +6714,9 @@
     </w:p>
     <w:p/>
     <w:p>
-      <w:proofErr w:type="gramStart"/>
       <w:r>
         <w:lastRenderedPageBreak/>
-        <w:t>Traditional</w:t>
-      </w:r>
-      <w:proofErr w:type="gramEnd"/>
-      <w:r>
-        <w:t xml:space="preserve"> in Q-</w:t>
-      </w:r>
-      <w:proofErr w:type="gramStart"/>
-      <w:r>
-        <w:t>learning</w:t>
-      </w:r>
-      <w:proofErr w:type="gramEnd"/>
-      <w:r>
-        <w:t xml:space="preserve"> every state-action pair is stored separately regardless of the similarities between the pairs. This leads to redundant information being stored multiple times, increasing memory usage without adding new knowledge.</w:t>
+        <w:t>Traditional in Q-learning every state-action pair is stored separately regardless of the similarities between the pairs. This leads to redundant information being stored multiple times, increasing memory usage without adding new knowledge.</w:t>
       </w:r>
     </w:p>
     <w:p>
@@ -7476,15 +6780,7 @@
         </w:numPr>
       </w:pPr>
       <w:r>
-        <w:t xml:space="preserve">How does this abstraction approach </w:t>
-      </w:r>
-      <w:proofErr w:type="gramStart"/>
-      <w:r>
-        <w:t>effect</w:t>
-      </w:r>
-      <w:proofErr w:type="gramEnd"/>
-      <w:r>
-        <w:t xml:space="preserve"> the performance of the agent?</w:t>
+        <w:t>How does this abstraction approach effect the performance of the agent?</w:t>
       </w:r>
     </w:p>
     <w:p>
@@ -7520,17 +6816,7 @@
         </w:numPr>
       </w:pPr>
       <w:r>
-        <w:t xml:space="preserve">What are the limitations of this approach and what </w:t>
-      </w:r>
-      <w:proofErr w:type="spellStart"/>
-      <w:proofErr w:type="gramStart"/>
-      <w:r>
-        <w:t>can not</w:t>
-      </w:r>
-      <w:proofErr w:type="spellEnd"/>
-      <w:proofErr w:type="gramEnd"/>
-      <w:r>
-        <w:t xml:space="preserve"> be done?</w:t>
+        <w:t>What are the limitations of this approach and what can not be done?</w:t>
       </w:r>
     </w:p>
     <w:p/>
@@ -7610,15 +6896,7 @@
     </w:p>
     <w:p>
       <w:r>
-        <w:t xml:space="preserve">RL often uses a standardized notation. Here, s denotes a state, </w:t>
-      </w:r>
-      <w:proofErr w:type="gramStart"/>
-      <w:r>
-        <w:t>a an</w:t>
-      </w:r>
-      <w:proofErr w:type="gramEnd"/>
-      <w:r>
-        <w:t xml:space="preserve"> action, and r the reward received. The policy </w:t>
+        <w:t xml:space="preserve">RL often uses a standardized notation. Here, s denotes a state, a an action, and r the reward received. The policy </w:t>
       </w:r>
       <m:oMath>
         <m:r>
@@ -10537,100 +9815,20 @@
     </w:p>
     <w:p>
       <w:r>
-        <w:t xml:space="preserve">The game 2048 was created by Gabriele Cirulli on </w:t>
-      </w:r>
-      <w:proofErr w:type="gramStart"/>
-      <w:r>
-        <w:t>march</w:t>
-      </w:r>
-      <w:proofErr w:type="gramEnd"/>
-      <w:r>
-        <w:t xml:space="preserve"> 2014. It is a single player, </w:t>
-      </w:r>
-      <w:proofErr w:type="gramStart"/>
-      <w:r>
-        <w:t>grid based</w:t>
-      </w:r>
-      <w:proofErr w:type="gramEnd"/>
-      <w:r>
-        <w:t xml:space="preserve"> puzzle game </w:t>
-      </w:r>
-      <w:proofErr w:type="gramStart"/>
-      <w:r>
-        <w:t>were</w:t>
-      </w:r>
-      <w:proofErr w:type="gramEnd"/>
-      <w:r>
-        <w:t xml:space="preserve"> the aim is to achieve the highest score possible by combining tiles with the same value into tiles of the combined value. It is played on a 4 by 4 matrix where every tile </w:t>
+        <w:t xml:space="preserve">The game 2048 was created by Gabriele Cirulli on march 2014. It is a single player, grid based puzzle game were the aim is to achieve the highest score possible by combining tiles with the same value into tiles of the combined value. It is played on a 4 by 4 matrix where every tile </w:t>
       </w:r>
       <w:r>
         <w:lastRenderedPageBreak/>
-        <w:t xml:space="preserve">starts with the </w:t>
-      </w:r>
-      <w:proofErr w:type="gramStart"/>
-      <w:r>
-        <w:t>value</w:t>
-      </w:r>
-      <w:proofErr w:type="gramEnd"/>
-      <w:r>
-        <w:t xml:space="preserve"> 0. Upon starting the game two random tiles will become tiles of value 2 with a ratio of 9/10 or a tile of value 4 with a chance of 1/10. </w:t>
+        <w:t xml:space="preserve">starts with the value 0. Upon starting the game two random tiles will become tiles of value 2 with a ratio of 9/10 or a tile of value 4 with a chance of 1/10. </w:t>
       </w:r>
     </w:p>
     <w:p/>
     <w:p>
       <w:r>
-        <w:t xml:space="preserve">The player has 4 actions available from the start, up, down, left and right. Upon choosing </w:t>
-      </w:r>
-      <w:proofErr w:type="gramStart"/>
-      <w:r>
-        <w:t>an every</w:t>
-      </w:r>
-      <w:proofErr w:type="gramEnd"/>
-      <w:r>
-        <w:t xml:space="preserve"> </w:t>
-      </w:r>
-      <w:proofErr w:type="gramStart"/>
-      <w:r>
-        <w:t>tile</w:t>
-      </w:r>
-      <w:proofErr w:type="gramEnd"/>
-      <w:r>
-        <w:t xml:space="preserve"> will travel to the furthest possible tile in the given direction. A tile can have the value of 0 and a multiple of 2. For </w:t>
-      </w:r>
-      <w:proofErr w:type="gramStart"/>
-      <w:r>
-        <w:t>example</w:t>
-      </w:r>
-      <w:proofErr w:type="gramEnd"/>
-      <w:r>
-        <w:t xml:space="preserve"> a tile can be 0, 2, 4, 8, 16, 32, </w:t>
-      </w:r>
-      <w:proofErr w:type="spellStart"/>
-      <w:r>
-        <w:t>etc</w:t>
-      </w:r>
-      <w:proofErr w:type="spellEnd"/>
-      <w:r>
-        <w:t xml:space="preserve">… A tile will stop when it hits the wall or another tile with a value other than 0 and its own value. For </w:t>
-      </w:r>
-      <w:proofErr w:type="gramStart"/>
-      <w:r>
-        <w:t>example</w:t>
-      </w:r>
-      <w:proofErr w:type="gramEnd"/>
-      <w:r>
-        <w:t xml:space="preserve"> a tile of value 4 will travers past tiles of value 0 but will stop upon reaching a tile of value 2 or larger.</w:t>
-      </w:r>
-      <w:r>
-        <w:t xml:space="preserve"> When the tile of value 4 reaches another tile of value 4 </w:t>
-      </w:r>
-      <w:proofErr w:type="gramStart"/>
-      <w:r>
-        <w:t>both tiles</w:t>
-      </w:r>
-      <w:proofErr w:type="gramEnd"/>
-      <w:r>
-        <w:t xml:space="preserve"> will combine into a tile of value 8. </w:t>
+        <w:t>The player has 4 actions available from the start, up, down, left and right. Upon choosing an every tile will travel to the furthest possible tile in the given direction. A tile can have the value of 0 and a multiple of 2. For example a tile can be 0, 2, 4, 8, 16, 32, etc… A tile will stop when it hits the wall or another tile with a value other than 0 and its own value. For example a tile of value 4 will travers past tiles of value 0 but will stop upon reaching a tile of value 2 or larger.</w:t>
+      </w:r>
+      <w:r>
+        <w:t xml:space="preserve"> When the tile of value 4 reaches another tile of value 4 both tiles will combine into a tile of value 8. </w:t>
       </w:r>
     </w:p>
     <w:p/>
@@ -10968,23 +10166,7 @@
         </w:sdtContent>
       </w:sdt>
       <w:r>
-        <w:t xml:space="preserve">. As a result, storing every state and every action in a Q-table becomes </w:t>
-      </w:r>
-      <w:proofErr w:type="gramStart"/>
-      <w:r>
-        <w:t>memory expensive</w:t>
-      </w:r>
-      <w:proofErr w:type="gramEnd"/>
-      <w:r>
-        <w:t xml:space="preserve"> very quickly. After running an agent on the game for just one </w:t>
-      </w:r>
-      <w:proofErr w:type="gramStart"/>
-      <w:r>
-        <w:t>hour</w:t>
-      </w:r>
-      <w:proofErr w:type="gramEnd"/>
-      <w:r>
-        <w:t xml:space="preserve"> can produce a Q-table with millions of entries and the size of gigabyte if not terabyte</w:t>
+        <w:t>. As a result, storing every state and every action in a Q-table becomes memory expensive very quickly. After running an agent on the game for just one hour can produce a Q-table with millions of entries and the size of gigabyte if not terabyte</w:t>
       </w:r>
       <w:sdt>
         <w:sdtPr>
@@ -11040,15 +10222,7 @@
         </m:r>
       </m:oMath>
       <w:r>
-        <w:t xml:space="preserve"> of </w:t>
-      </w:r>
-      <w:proofErr w:type="gramStart"/>
-      <w:r>
-        <w:t>the game</w:t>
-      </w:r>
-      <w:proofErr w:type="gramEnd"/>
-      <w:r>
-        <w:t xml:space="preserve"> 2048 consists of all possible formations of the grid world</w:t>
+        <w:t xml:space="preserve"> of the game 2048 consists of all possible formations of the grid world</w:t>
       </w:r>
       <w:r>
         <w:t xml:space="preserve"> </w:t>
@@ -11231,15 +10405,7 @@
     </w:p>
     <w:p>
       <w:r>
-        <w:t xml:space="preserve">In </w:t>
-      </w:r>
-      <w:proofErr w:type="gramStart"/>
-      <w:r>
-        <w:t>the implementation</w:t>
-      </w:r>
-      <w:proofErr w:type="gramEnd"/>
-      <w:r>
-        <w:t xml:space="preserve"> each state is represented as a flattened matrix:</w:t>
+        <w:t>In the implementation each state is represented as a flattened matrix:</w:t>
       </w:r>
     </w:p>
     <w:p/>
@@ -11471,25 +10637,7 @@
     <w:p/>
     <w:p>
       <w:r>
-        <w:t xml:space="preserve">But a lot of these states </w:t>
-      </w:r>
-      <w:proofErr w:type="spellStart"/>
-      <w:proofErr w:type="gramStart"/>
-      <w:r>
-        <w:t>can not</w:t>
-      </w:r>
-      <w:proofErr w:type="spellEnd"/>
-      <w:proofErr w:type="gramEnd"/>
-      <w:r>
-        <w:t xml:space="preserve"> be reached due to the game rules or structural equivalents which </w:t>
-      </w:r>
-      <w:proofErr w:type="gramStart"/>
-      <w:r>
-        <w:t>motivates</w:t>
-      </w:r>
-      <w:proofErr w:type="gramEnd"/>
-      <w:r>
-        <w:t xml:space="preserve"> the abstraction approach discussed in this thesis. </w:t>
+        <w:t xml:space="preserve">But a lot of these states can not be reached due to the game rules or structural equivalents which motivates the abstraction approach discussed in this thesis. </w:t>
       </w:r>
     </w:p>
     <w:p>
@@ -11818,15 +10966,7 @@
     </w:p>
     <w:p>
       <w:r>
-        <w:t xml:space="preserve">This function maps a </w:t>
-      </w:r>
-      <w:proofErr w:type="gramStart"/>
-      <w:r>
-        <w:t>states</w:t>
-      </w:r>
-      <w:proofErr w:type="gramEnd"/>
-      <w:r>
-        <w:t xml:space="preserve"> </w:t>
+        <w:t xml:space="preserve">This function maps a states </w:t>
       </w:r>
       <m:oMath>
         <m:r>
@@ -11943,22 +11083,9 @@
     </w:p>
     <w:p/>
     <w:p>
-      <w:proofErr w:type="gramStart"/>
       <w:r>
         <w:lastRenderedPageBreak/>
-        <w:t>The game</w:t>
-      </w:r>
-      <w:proofErr w:type="gramEnd"/>
-      <w:r>
-        <w:t xml:space="preserve"> 2048, with its </w:t>
-      </w:r>
-      <w:proofErr w:type="gramStart"/>
-      <w:r>
-        <w:t>grid based</w:t>
-      </w:r>
-      <w:proofErr w:type="gramEnd"/>
-      <w:r>
-        <w:t xml:space="preserve"> environment and the structured use of values that are powers of two, is particularly well suited for this approach</w:t>
+        <w:t>The game 2048, with its grid based environment and the structured use of values that are powers of two, is particularly well suited for this approach</w:t>
       </w:r>
       <w:sdt>
         <w:sdtPr>
@@ -12056,63 +11183,7 @@
         <w:rPr>
           <w:lang w:eastAsia="en-US" w:bidi="en-US"/>
         </w:rPr>
-        <w:t xml:space="preserve">In this thesis the game will be simulated through 3 different game </w:t>
-      </w:r>
-      <w:proofErr w:type="gramStart"/>
-      <w:r>
-        <w:rPr>
-          <w:lang w:eastAsia="en-US" w:bidi="en-US"/>
-        </w:rPr>
-        <w:t>version</w:t>
-      </w:r>
-      <w:proofErr w:type="gramEnd"/>
-      <w:r>
-        <w:rPr>
-          <w:lang w:eastAsia="en-US" w:bidi="en-US"/>
-        </w:rPr>
-        <w:t xml:space="preserve">. A 2 by 2 tile </w:t>
-      </w:r>
-      <w:proofErr w:type="gramStart"/>
-      <w:r>
-        <w:rPr>
-          <w:lang w:eastAsia="en-US" w:bidi="en-US"/>
-        </w:rPr>
-        <w:t>grid  version</w:t>
-      </w:r>
-      <w:proofErr w:type="gramEnd"/>
-      <w:r>
-        <w:rPr>
-          <w:lang w:eastAsia="en-US" w:bidi="en-US"/>
-        </w:rPr>
-        <w:t xml:space="preserve">, chosen for the purpose of fast testing of ideas and operations. A 3 by 3 version designed to find the effect of scaling operations and the finale 4 by 4 grid version where both ideas will be put together. In this version the goal consists of first reaching the </w:t>
-      </w:r>
-      <w:proofErr w:type="gramStart"/>
-      <w:r>
-        <w:rPr>
-          <w:lang w:eastAsia="en-US" w:bidi="en-US"/>
-        </w:rPr>
-        <w:t>tile</w:t>
-      </w:r>
-      <w:proofErr w:type="gramEnd"/>
-      <w:r>
-        <w:rPr>
-          <w:lang w:eastAsia="en-US" w:bidi="en-US"/>
-        </w:rPr>
-        <w:t xml:space="preserve"> 2048 and secondly seeing how far the agent </w:t>
-      </w:r>
-      <w:proofErr w:type="gramStart"/>
-      <w:r>
-        <w:rPr>
-          <w:lang w:eastAsia="en-US" w:bidi="en-US"/>
-        </w:rPr>
-        <w:t>is able to</w:t>
-      </w:r>
-      <w:proofErr w:type="gramEnd"/>
-      <w:r>
-        <w:rPr>
-          <w:lang w:eastAsia="en-US" w:bidi="en-US"/>
-        </w:rPr>
-        <w:t xml:space="preserve"> go.</w:t>
+        <w:t>In this thesis the game will be simulated through 3 different game version. A 2 by 2 tile grid  version, chosen for the purpose of fast testing of ideas and operations. A 3 by 3 version designed to find the effect of scaling operations and the finale 4 by 4 grid version where both ideas will be put together. In this version the goal consists of first reaching the tile 2048 and secondly seeing how far the agent is able to go.</w:t>
       </w:r>
     </w:p>
     <w:p>
@@ -12128,77 +11199,13 @@
     </w:p>
     <w:p>
       <w:r>
-        <w:t xml:space="preserve">Machine Learning (ML) is a way for computers to understand data and </w:t>
-      </w:r>
-      <w:proofErr w:type="gramStart"/>
-      <w:r>
-        <w:t>or</w:t>
-      </w:r>
-      <w:proofErr w:type="gramEnd"/>
-      <w:r>
-        <w:t xml:space="preserve"> environment and </w:t>
-      </w:r>
-      <w:proofErr w:type="gramStart"/>
-      <w:r>
-        <w:t>applying</w:t>
-      </w:r>
-      <w:proofErr w:type="gramEnd"/>
-      <w:r>
-        <w:t xml:space="preserve"> specific actions given a certain input. ML divides itself into 3 sub-categories, Supervised learning where developers use labelled data to train A.I. models for predictive tasks. The data usually gets labelled by the developers themselves. The data is split into a training set and a test set and the A.I. is trained. In unsupervised learning the data is </w:t>
-      </w:r>
-      <w:proofErr w:type="spellStart"/>
-      <w:r>
-        <w:t>unlabelled</w:t>
-      </w:r>
-      <w:proofErr w:type="spellEnd"/>
-      <w:r>
-        <w:t xml:space="preserve"> and the A.I. is forced to find patterns or clusters in the data. The result is harder to validate and the way the A.I. found the answer can be hard for developers to </w:t>
-      </w:r>
-      <w:proofErr w:type="gramStart"/>
-      <w:r>
-        <w:t>understand</w:t>
-      </w:r>
-      <w:proofErr w:type="gramEnd"/>
-      <w:r>
-        <w:t xml:space="preserve"> such as in neural networks. </w:t>
+        <w:t xml:space="preserve">Machine Learning (ML) is a way for computers to understand data and or environment and applying specific actions given a certain input. ML divides itself into 3 sub-categories, Supervised learning where developers use labelled data to train A.I. models for predictive tasks. The data usually gets labelled by the developers themselves. The data is split into a training set and a test set and the A.I. is trained. In unsupervised learning the data is unlabelled and the A.I. is forced to find patterns or clusters in the data. The result is harder to validate and the way the A.I. found the answer can be hard for developers to understand such as in neural networks. </w:t>
       </w:r>
     </w:p>
     <w:p/>
     <w:p>
       <w:r>
-        <w:t>Other than in supervised learning and in unsupervised learning in reinforcement learning (RL)</w:t>
-      </w:r>
-      <w:proofErr w:type="gramStart"/>
-      <w:r>
-        <w:t xml:space="preserve"> the</w:t>
-      </w:r>
-      <w:proofErr w:type="gramEnd"/>
-      <w:r>
-        <w:t xml:space="preserve"> A.I. or in </w:t>
-      </w:r>
-      <w:proofErr w:type="gramStart"/>
-      <w:r>
-        <w:t>RL</w:t>
-      </w:r>
-      <w:proofErr w:type="gramEnd"/>
-      <w:r>
-        <w:t xml:space="preserve"> often called </w:t>
-      </w:r>
-      <w:proofErr w:type="gramStart"/>
-      <w:r>
-        <w:t>agent</w:t>
-      </w:r>
-      <w:proofErr w:type="gramEnd"/>
-      <w:r>
-        <w:t xml:space="preserve"> learns not through data but through an environment, often simplified, through trial and error. Guided only with rewards and </w:t>
-      </w:r>
-      <w:proofErr w:type="gramStart"/>
-      <w:r>
-        <w:t>penalties</w:t>
-      </w:r>
-      <w:proofErr w:type="gramEnd"/>
-      <w:r>
-        <w:t xml:space="preserve"> the agent will find the best way through a maze or get the highest score in a game. It is often used in robotics or autonomous systems such as self-driving cars where agents must adapt over time. In these circumstances the agent chooses the best possible path with help of deep learning to avoid accidents on the road.</w:t>
+        <w:t>Other than in supervised learning and in unsupervised learning in reinforcement learning (RL) the A.I. or in RL often called agent learns not through data but through an environment, often simplified, through trial and error. Guided only with rewards and penalties the agent will find the best way through a maze or get the highest score in a game. It is often used in robotics or autonomous systems such as self-driving cars where agents must adapt over time. In these circumstances the agent chooses the best possible path with help of deep learning to avoid accidents on the road.</w:t>
       </w:r>
     </w:p>
     <w:p/>
@@ -13204,23 +12211,7 @@
         </m:sSub>
       </m:oMath>
       <w:r>
-        <w:t xml:space="preserve">. In the case of </w:t>
-      </w:r>
-      <w:proofErr w:type="gramStart"/>
-      <w:r>
-        <w:t>the game</w:t>
-      </w:r>
-      <w:proofErr w:type="gramEnd"/>
-      <w:r>
-        <w:t xml:space="preserve"> 2048 an action can be any of the 4 cardinal directions up, down, left and right. This action is </w:t>
-      </w:r>
-      <w:proofErr w:type="gramStart"/>
-      <w:r>
-        <w:t>send</w:t>
-      </w:r>
-      <w:proofErr w:type="gramEnd"/>
-      <w:r>
-        <w:t xml:space="preserve"> to the environment and the environment changes based on the action. This leads to the state </w:t>
+        <w:t xml:space="preserve">. In the case of the game 2048 an action can be any of the 4 cardinal directions up, down, left and right. This action is send to the environment and the environment changes based on the action. This leads to the state </w:t>
       </w:r>
       <m:oMath>
         <m:sSub>
@@ -13710,23 +12701,7 @@
         </m:r>
       </m:oMath>
       <w:r>
-        <w:t xml:space="preserve"> is a number </w:t>
-      </w:r>
-      <w:proofErr w:type="gramStart"/>
-      <w:r>
-        <w:t>between of</w:t>
-      </w:r>
-      <w:proofErr w:type="gramEnd"/>
-      <w:r>
-        <w:t xml:space="preserve"> 0 to 1 (starting with 1) and ensures that the agent prioritizes exploration first and </w:t>
-      </w:r>
-      <w:proofErr w:type="gramStart"/>
-      <w:r>
-        <w:t>exploitation later</w:t>
-      </w:r>
-      <w:proofErr w:type="gramEnd"/>
-      <w:r>
-        <w:t>.</w:t>
+        <w:t xml:space="preserve"> is a number between of 0 to 1 (starting with 1) and ensures that the agent prioritizes exploration first and exploitation later.</w:t>
       </w:r>
     </w:p>
     <w:p>
@@ -13790,15 +12765,7 @@
         <w:t xml:space="preserve"> </w:t>
       </w:r>
       <w:r>
-        <w:t xml:space="preserve">This function returns the maximum expected sum of rewards that can be achieved by </w:t>
-      </w:r>
-      <w:proofErr w:type="gramStart"/>
-      <w:r>
-        <w:t>taking action</w:t>
-      </w:r>
-      <w:proofErr w:type="gramEnd"/>
-      <w:r>
-        <w:t xml:space="preserve"> </w:t>
+        <w:t xml:space="preserve">This function returns the maximum expected sum of rewards that can be achieved by taking action </w:t>
       </w:r>
       <m:oMath>
         <m:r>
@@ -13851,15 +12818,7 @@
         <w:t xml:space="preserve"> from the environment. The </w:t>
       </w:r>
       <w:r>
-        <w:t xml:space="preserve">agent updates the Q-table and transitions to the next state. In code this loop is done through the </w:t>
-      </w:r>
-      <w:proofErr w:type="gramStart"/>
-      <w:r>
-        <w:t>step(</w:t>
-      </w:r>
-      <w:proofErr w:type="gramEnd"/>
-      <w:r>
-        <w:t>) function. The Q-table is updated iteratively using the following update rule:</w:t>
+        <w:t>agent updates the Q-table and transitions to the next state. In code this loop is done through the step() function. The Q-table is updated iteratively using the following update rule:</w:t>
       </w:r>
     </w:p>
     <w:p/>
@@ -13973,7 +12932,7 @@
                         <w:rPr>
                           <w:rFonts w:ascii="Cambria Math" w:hAnsi="Cambria Math"/>
                         </w:rPr>
-                        <m:t>#</m:t>
+                        <m:t>'</m:t>
                       </m:r>
                     </m:sup>
                   </m:sSup>
@@ -14101,21 +13060,7 @@
         <w:rPr>
           <w:szCs w:val="22"/>
         </w:rPr>
-        <w:t xml:space="preserve">is the discount factor which controls the importance of future rewards. It is a value between 0 and 1 and is updated after every loop. A value of 1 </w:t>
-      </w:r>
-      <w:proofErr w:type="gramStart"/>
-      <w:r>
-        <w:rPr>
-          <w:szCs w:val="22"/>
-        </w:rPr>
-        <w:t>results</w:t>
-      </w:r>
-      <w:proofErr w:type="gramEnd"/>
-      <w:r>
-        <w:rPr>
-          <w:szCs w:val="22"/>
-        </w:rPr>
-        <w:t xml:space="preserve"> in more exploration while a value of 0 results in only exploitation. Exploitation in this case results in the agent only choosing the best action from the Q-table while exploration results in the agent choosing random paths.</w:t>
+        <w:t>is the discount factor which controls the importance of future rewards. It is a value between 0 and 1 and is updated after every loop. A value of 1 results in more exploration while a value of 0 results in only exploitation. Exploitation in this case results in the agent only choosing the best action from the Q-table while exploration results in the agent choosing random paths.</w:t>
       </w:r>
     </w:p>
     <w:p>
@@ -14159,21 +13104,7 @@
         <w:rPr>
           <w:szCs w:val="22"/>
         </w:rPr>
-        <w:t xml:space="preserve">t controls the importance of new values compared to old values. A high learning rate results in new values </w:t>
-      </w:r>
-      <w:proofErr w:type="gramStart"/>
-      <w:r>
-        <w:rPr>
-          <w:szCs w:val="22"/>
-        </w:rPr>
-        <w:t>overriding</w:t>
-      </w:r>
-      <w:proofErr w:type="gramEnd"/>
-      <w:r>
-        <w:rPr>
-          <w:szCs w:val="22"/>
-        </w:rPr>
-        <w:t xml:space="preserve"> old values and a low learning rate leads to old values being </w:t>
+        <w:t xml:space="preserve">t controls the importance of new values compared to old values. A high learning rate results in new values overriding old values and a low learning rate leads to old values being </w:t>
       </w:r>
       <w:r>
         <w:rPr>
@@ -14404,21 +13335,7 @@
           <w:szCs w:val="22"/>
         </w:rPr>
         <w:lastRenderedPageBreak/>
-        <w:t xml:space="preserve">Q-Learning is an off-policy algorithm, it learns the optimal policy independently of the </w:t>
-      </w:r>
-      <w:proofErr w:type="gramStart"/>
-      <w:r>
-        <w:rPr>
-          <w:szCs w:val="22"/>
-        </w:rPr>
-        <w:t>agents</w:t>
-      </w:r>
-      <w:proofErr w:type="gramEnd"/>
-      <w:r>
-        <w:rPr>
-          <w:szCs w:val="22"/>
-        </w:rPr>
-        <w:t xml:space="preserve"> behavior. Depending on the exploration strategies the agent follows different approaches. In an </w:t>
+        <w:t xml:space="preserve">Q-Learning is an off-policy algorithm, it learns the optimal policy independently of the agents behavior. Depending on the exploration strategies the agent follows different approaches. In an </w:t>
       </w:r>
       <m:oMath>
         <m:r>
@@ -14453,35 +13370,7 @@
         <w:rPr>
           <w:szCs w:val="22"/>
         </w:rPr>
-        <w:t xml:space="preserve">In the </w:t>
-      </w:r>
-      <w:proofErr w:type="gramStart"/>
-      <w:r>
-        <w:rPr>
-          <w:szCs w:val="22"/>
-        </w:rPr>
-        <w:t>context of 2048</w:t>
-      </w:r>
-      <w:proofErr w:type="gramEnd"/>
-      <w:r>
-        <w:rPr>
-          <w:szCs w:val="22"/>
-        </w:rPr>
-        <w:t xml:space="preserve"> the agent receives the state as a </w:t>
-      </w:r>
-      <w:proofErr w:type="spellStart"/>
-      <w:r>
-        <w:rPr>
-          <w:szCs w:val="22"/>
-        </w:rPr>
-        <w:t>numpy</w:t>
-      </w:r>
-      <w:proofErr w:type="spellEnd"/>
-      <w:r>
-        <w:rPr>
-          <w:szCs w:val="22"/>
-        </w:rPr>
-        <w:t xml:space="preserve"> matrix. It observes the matrix and selects depending on the strategy one of the four possible actions. After each move it receives a reward based on the value of tiles merged by the chosen action. The agent updates the Q-table. By continuously updating the Q-values, the agent learns which actions lead to higher rewards and gradually improves its performance. </w:t>
+        <w:t xml:space="preserve">In the context of 2048 the agent receives the state as a numpy matrix. It observes the matrix and selects depending on the strategy one of the four possible actions. After each move it receives a reward based on the value of tiles merged by the chosen action. The agent updates the Q-table. By continuously updating the Q-values, the agent learns which actions lead to higher rewards and gradually improves its performance. </w:t>
       </w:r>
     </w:p>
     <w:p>
@@ -14502,23 +13391,7 @@
     <w:p/>
     <w:p>
       <w:r>
-        <w:t xml:space="preserve">In the </w:t>
-      </w:r>
-      <w:proofErr w:type="gramStart"/>
-      <w:r>
-        <w:t>context of 2048</w:t>
-      </w:r>
-      <w:proofErr w:type="gramEnd"/>
-      <w:r>
-        <w:t xml:space="preserve"> a state is </w:t>
-      </w:r>
-      <w:proofErr w:type="gramStart"/>
-      <w:r>
-        <w:t>a flattened</w:t>
-      </w:r>
-      <w:proofErr w:type="gramEnd"/>
-      <w:r>
-        <w:t xml:space="preserve"> 4 by 4 matrix or depending on the environment a 2 by 2 or 3 by 3 matrix. The actions correspond to the possible movements up, down, left and right. </w:t>
+        <w:t xml:space="preserve">In the context of 2048 a state is a flattened 4 by 4 matrix or depending on the environment a 2 by 2 or 3 by 3 matrix. The actions correspond to the possible movements up, down, left and right. </w:t>
       </w:r>
     </w:p>
     <w:p/>
@@ -14596,31 +13469,31 @@
       <w:r>
         <w:t xml:space="preserve">Figure </w:t>
       </w:r>
-      <w:fldSimple w:instr=" SEQ Figure \* ARABIC ">
-        <w:r>
-          <w:rPr>
-            <w:noProof/>
-          </w:rPr>
-          <w:t>3</w:t>
-        </w:r>
-      </w:fldSimple>
-      <w:r>
-        <w:t>: normal Q-</w:t>
-      </w:r>
-      <w:proofErr w:type="spellStart"/>
-      <w:r>
-        <w:t>table</w:t>
-      </w:r>
-      <w:proofErr w:type="spellEnd"/>
-      <w:r>
-        <w:t xml:space="preserve"> </w:t>
-      </w:r>
-      <w:proofErr w:type="spellStart"/>
-      <w:r>
-        <w:t>representation</w:t>
+      <w:r>
+        <w:fldChar w:fldCharType="begin"/>
+      </w:r>
+      <w:r>
+        <w:instrText xml:space="preserve"> SEQ Figure \* ARABIC </w:instrText>
+      </w:r>
+      <w:r>
+        <w:fldChar w:fldCharType="separate"/>
+      </w:r>
+      <w:r>
+        <w:rPr>
+          <w:noProof/>
+        </w:rPr>
+        <w:t>3</w:t>
+      </w:r>
+      <w:r>
+        <w:rPr>
+          <w:noProof/>
+        </w:rPr>
+        <w:fldChar w:fldCharType="end"/>
+      </w:r>
+      <w:r>
+        <w:t>: normal Q-table representation</w:t>
       </w:r>
       <w:bookmarkEnd w:id="36"/>
-      <w:proofErr w:type="spellEnd"/>
     </w:p>
     <w:p>
       <w:pPr>
@@ -14642,15 +13515,7 @@
     </w:p>
     <w:p>
       <w:r>
-        <w:t xml:space="preserve">This thesis introduces a Q-table abstraction based on a parent-child representation of states. In a normal Q-learning setup for the </w:t>
-      </w:r>
-      <w:proofErr w:type="gramStart"/>
-      <w:r>
-        <w:t>game 2048</w:t>
-      </w:r>
-      <w:proofErr w:type="gramEnd"/>
-      <w:r>
-        <w:t xml:space="preserve">, the Q-table grows </w:t>
+        <w:t xml:space="preserve">This thesis introduces a Q-table abstraction based on a parent-child representation of states. In a normal Q-learning setup for the game 2048, the Q-table grows </w:t>
       </w:r>
       <w:r>
         <w:t>exponentially</w:t>
@@ -15444,15 +14309,7 @@
         </m:r>
       </m:oMath>
       <w:r>
-        <w:t xml:space="preserve"> if there exists at least one sequence of operations such </w:t>
-      </w:r>
-      <w:proofErr w:type="gramStart"/>
-      <w:r>
-        <w:t>that</w:t>
-      </w:r>
-      <w:proofErr w:type="gramEnd"/>
-      <w:r>
-        <w:t>:</w:t>
+        <w:t xml:space="preserve"> if there exists at least one sequence of operations such that:</w:t>
       </w:r>
     </w:p>
     <w:p/>
@@ -16009,36 +14866,15 @@
     </w:p>
     <w:p/>
     <w:p>
-      <w:proofErr w:type="gramStart"/>
-      <w:r>
-        <w:t>In order for</w:t>
-      </w:r>
-      <w:proofErr w:type="gramEnd"/>
-      <w:r>
-        <w:t xml:space="preserve"> this to work the actions must be able to be either transformed or must have the same value if a state is scaled to not lose context for the agent.</w:t>
+      <w:r>
+        <w:t>In order for this to work the actions must be able to be either transformed or must have the same value if a state is scaled to not lose context for the agent.</w:t>
       </w:r>
     </w:p>
     <w:p/>
     <w:p>
       <w:r>
         <w:lastRenderedPageBreak/>
-        <w:t xml:space="preserve">The actions of a state that is transformed must be of the same context for the agent </w:t>
-      </w:r>
-      <w:proofErr w:type="gramStart"/>
-      <w:r>
-        <w:t>to not</w:t>
-      </w:r>
-      <w:proofErr w:type="gramEnd"/>
-      <w:r>
-        <w:t xml:space="preserve"> lose information. If an action with a transformation applied reduces the context of a state for the </w:t>
-      </w:r>
-      <w:proofErr w:type="gramStart"/>
-      <w:r>
-        <w:t>agent</w:t>
-      </w:r>
-      <w:proofErr w:type="gramEnd"/>
-      <w:r>
-        <w:t xml:space="preserve"> the abstraction is </w:t>
+        <w:t xml:space="preserve">The actions of a state that is transformed must be of the same context for the agent to not lose information. If an action with a transformation applied reduces the context of a state for the agent the abstraction is </w:t>
       </w:r>
       <w:r>
         <w:t>a hindrance.</w:t>
@@ -16080,15 +14916,7 @@
         <w:t>atrix B are the same if you can rotate A to get to B.</w:t>
       </w:r>
       <w:r>
-        <w:t xml:space="preserve"> This operation exploits the symmetry of </w:t>
-      </w:r>
-      <w:proofErr w:type="gramStart"/>
-      <w:r>
-        <w:t>grid based</w:t>
-      </w:r>
-      <w:proofErr w:type="gramEnd"/>
-      <w:r>
-        <w:t xml:space="preserve"> worlds as the action up can also be rotated to the left, down or right. </w:t>
+        <w:t xml:space="preserve"> This operation exploits the symmetry of grid based worlds as the action up can also be rotated to the left, down or right. </w:t>
       </w:r>
     </w:p>
     <w:p>
@@ -16163,14 +14991,27 @@
       <w:r>
         <w:t xml:space="preserve">Figure </w:t>
       </w:r>
-      <w:fldSimple w:instr=" SEQ Figure \* ARABIC ">
-        <w:r>
-          <w:rPr>
-            <w:noProof/>
-          </w:rPr>
-          <w:t>4</w:t>
-        </w:r>
-      </w:fldSimple>
+      <w:r>
+        <w:fldChar w:fldCharType="begin"/>
+      </w:r>
+      <w:r>
+        <w:instrText xml:space="preserve"> SEQ Figure \* ARABIC </w:instrText>
+      </w:r>
+      <w:r>
+        <w:fldChar w:fldCharType="separate"/>
+      </w:r>
+      <w:r>
+        <w:rPr>
+          <w:noProof/>
+        </w:rPr>
+        <w:t>4</w:t>
+      </w:r>
+      <w:r>
+        <w:rPr>
+          <w:noProof/>
+        </w:rPr>
+        <w:fldChar w:fldCharType="end"/>
+      </w:r>
       <w:r>
         <w:t>: Transformation-Based Rotation</w:t>
       </w:r>
@@ -16204,15 +15045,7 @@
         <w:t>A to get to B.</w:t>
       </w:r>
       <w:r>
-        <w:t xml:space="preserve"> This is </w:t>
-      </w:r>
-      <w:proofErr w:type="spellStart"/>
-      <w:r>
-        <w:t>particulary</w:t>
-      </w:r>
-      <w:proofErr w:type="spellEnd"/>
-      <w:r>
-        <w:t xml:space="preserve"> effective in games like 2048 due to the exponential structure of the tile values. </w:t>
+        <w:t xml:space="preserve"> This is particulary effective in games like 2048 due to the exponential structure of the tile values. </w:t>
       </w:r>
     </w:p>
     <w:p>
@@ -16287,23 +15120,31 @@
       <w:r>
         <w:t xml:space="preserve">Figure </w:t>
       </w:r>
-      <w:fldSimple w:instr=" SEQ Figure \* ARABIC ">
-        <w:r>
-          <w:rPr>
-            <w:noProof/>
-          </w:rPr>
-          <w:t>5</w:t>
-        </w:r>
-      </w:fldSimple>
-      <w:r>
-        <w:t xml:space="preserve">: Transformation-Based </w:t>
-      </w:r>
-      <w:proofErr w:type="spellStart"/>
-      <w:r>
-        <w:t>Scaling</w:t>
+      <w:r>
+        <w:fldChar w:fldCharType="begin"/>
+      </w:r>
+      <w:r>
+        <w:instrText xml:space="preserve"> SEQ Figure \* ARABIC </w:instrText>
+      </w:r>
+      <w:r>
+        <w:fldChar w:fldCharType="separate"/>
+      </w:r>
+      <w:r>
+        <w:rPr>
+          <w:noProof/>
+        </w:rPr>
+        <w:t>5</w:t>
+      </w:r>
+      <w:r>
+        <w:rPr>
+          <w:noProof/>
+        </w:rPr>
+        <w:fldChar w:fldCharType="end"/>
+      </w:r>
+      <w:r>
+        <w:t>: Transformation-Based Scaling</w:t>
       </w:r>
       <w:bookmarkEnd w:id="43"/>
-      <w:proofErr w:type="spellEnd"/>
     </w:p>
     <w:p>
       <w:pPr>
@@ -16317,15 +15158,7 @@
     </w:p>
     <w:p>
       <w:r>
-        <w:t xml:space="preserve">States can be extended by adding empty or low-value </w:t>
-      </w:r>
-      <w:proofErr w:type="gramStart"/>
-      <w:r>
-        <w:t>tiles  at</w:t>
-      </w:r>
-      <w:proofErr w:type="gramEnd"/>
-      <w:r>
-        <w:t xml:space="preserve"> the borders while preserving the internal structure. This allows smaller patterns to represent larger states. M</w:t>
+        <w:t>States can be extended by adding empty or low-value tiles  at the borders while preserving the internal structure. This allows smaller patterns to represent larger states. M</w:t>
       </w:r>
       <w:r>
         <w:t>atrix A and matrix B are the same if you can add an edge to A to get to B.</w:t>
@@ -16454,17 +15287,7 @@
     </w:p>
     <w:p>
       <w:r>
-        <w:t xml:space="preserve">A state can be mirrored along horizontal or vertical axes. Two states </w:t>
-      </w:r>
-      <w:proofErr w:type="spellStart"/>
-      <w:proofErr w:type="gramStart"/>
-      <w:r>
-        <w:t>a</w:t>
-      </w:r>
-      <w:proofErr w:type="spellEnd"/>
-      <w:proofErr w:type="gramEnd"/>
-      <w:r>
-        <w:t xml:space="preserve"> equivalent if one is a mirrored version of the other. M</w:t>
+        <w:t>A state can be mirrored along horizontal or vertical axes. Two states a equivalent if one is a mirrored version of the other. M</w:t>
       </w:r>
       <w:r>
         <w:t>atrix A and matrix B are the same if you can mirror A to get to B.</w:t>
@@ -16543,23 +15366,31 @@
       <w:r>
         <w:t xml:space="preserve">Figure </w:t>
       </w:r>
-      <w:fldSimple w:instr=" SEQ Figure \* ARABIC ">
-        <w:r>
-          <w:rPr>
-            <w:noProof/>
-          </w:rPr>
-          <w:t>7</w:t>
-        </w:r>
-      </w:fldSimple>
-      <w:r>
-        <w:t xml:space="preserve">: Transformation-Based </w:t>
-      </w:r>
-      <w:proofErr w:type="spellStart"/>
-      <w:r>
-        <w:t>Mirroring</w:t>
+      <w:r>
+        <w:fldChar w:fldCharType="begin"/>
+      </w:r>
+      <w:r>
+        <w:instrText xml:space="preserve"> SEQ Figure \* ARABIC </w:instrText>
+      </w:r>
+      <w:r>
+        <w:fldChar w:fldCharType="separate"/>
+      </w:r>
+      <w:r>
+        <w:rPr>
+          <w:noProof/>
+        </w:rPr>
+        <w:t>7</w:t>
+      </w:r>
+      <w:r>
+        <w:rPr>
+          <w:noProof/>
+        </w:rPr>
+        <w:fldChar w:fldCharType="end"/>
+      </w:r>
+      <w:r>
+        <w:t>: Transformation-Based Mirroring</w:t>
       </w:r>
       <w:bookmarkEnd w:id="47"/>
-      <w:proofErr w:type="spellEnd"/>
     </w:p>
     <w:p>
       <w:pPr>
@@ -16663,15 +15494,7 @@
         <w:t>The index is a key that points to the original parent and the operations are a string of operations applied to the child to get to the parent.</w:t>
       </w:r>
       <w:r>
-        <w:t xml:space="preserve"> The direction property </w:t>
-      </w:r>
-      <w:proofErr w:type="gramStart"/>
-      <w:r>
-        <w:t>insures</w:t>
-      </w:r>
-      <w:proofErr w:type="gramEnd"/>
-      <w:r>
-        <w:t xml:space="preserve"> the agent doesn’t lose context </w:t>
+        <w:t xml:space="preserve"> The direction property insures the agent doesn’t lose context </w:t>
       </w:r>
       <w:r>
         <w:t>of the state.</w:t>
@@ -16711,15 +15534,7 @@
         <w:t xml:space="preserve">This </w:t>
       </w:r>
       <w:r>
-        <w:t xml:space="preserve">idea leads to 2 </w:t>
-      </w:r>
-      <w:proofErr w:type="gramStart"/>
-      <w:r>
-        <w:t>files</w:t>
-      </w:r>
-      <w:proofErr w:type="gramEnd"/>
-      <w:r>
-        <w:t xml:space="preserve"> the parent Q-table and the child Q-table.</w:t>
+        <w:t>idea leads to 2 files the parent Q-table and the child Q-table.</w:t>
       </w:r>
     </w:p>
     <w:p/>
@@ -16951,21 +15766,7 @@
         <w:rPr>
           <w:lang w:eastAsia="en-US" w:bidi="en-US"/>
         </w:rPr>
-        <w:t xml:space="preserve">In theory the splitting of parent to child reduces the storage space needed for the Q-table. A normal Q-table often sits at around 5 GB depending on the complexity of the game and the number of possible actions and states. This idea should cut </w:t>
-      </w:r>
-      <w:proofErr w:type="gramStart"/>
-      <w:r>
-        <w:rPr>
-          <w:lang w:eastAsia="en-US" w:bidi="en-US"/>
-        </w:rPr>
-        <w:t>the memory</w:t>
-      </w:r>
-      <w:proofErr w:type="gramEnd"/>
-      <w:r>
-        <w:rPr>
-          <w:lang w:eastAsia="en-US" w:bidi="en-US"/>
-        </w:rPr>
-        <w:t xml:space="preserve"> usage in half. </w:t>
+        <w:t xml:space="preserve">In theory the splitting of parent to child reduces the storage space needed for the Q-table. A normal Q-table often sits at around 5 GB depending on the complexity of the game and the number of possible actions and states. This idea should cut the memory usage in half. </w:t>
       </w:r>
     </w:p>
     <w:p>
@@ -16978,15 +15779,7 @@
         <w:jc w:val="left"/>
       </w:pPr>
       <w:r>
-        <w:t xml:space="preserve">One issue that could arise from this approach can be the loss of information as not every state abstraction can be </w:t>
-      </w:r>
-      <w:proofErr w:type="gramStart"/>
-      <w:r>
-        <w:t>done</w:t>
-      </w:r>
-      <w:proofErr w:type="gramEnd"/>
-      <w:r>
-        <w:t xml:space="preserve"> to the corresponding actions.</w:t>
+        <w:t>One issue that could arise from this approach can be the loss of information as not every state abstraction can be done to the corresponding actions.</w:t>
       </w:r>
       <w:r>
         <w:t xml:space="preserve"> The child inherits the actions of the parent state</w:t>
@@ -17390,13 +16183,8 @@
       </m:oMath>
       <w:r>
         <w:tab/>
-        <w:t xml:space="preserve">Q-value for </w:t>
-      </w:r>
-      <w:proofErr w:type="gramStart"/>
-      <w:r>
-        <w:t>parent</w:t>
-      </w:r>
-      <w:proofErr w:type="gramEnd"/>
+        <w:t>Q-value for parent</w:t>
+      </w:r>
     </w:p>
     <w:p>
       <w:pPr>
@@ -17556,15 +16344,7 @@
       </w:r>
       <w:r>
         <w:tab/>
-        <w:t xml:space="preserve">the saved best direction for the </w:t>
-      </w:r>
-      <w:proofErr w:type="gramStart"/>
-      <w:r>
-        <w:t>child</w:t>
-      </w:r>
-      <w:proofErr w:type="gramEnd"/>
-      <w:r>
-        <w:t xml:space="preserve"> state</w:t>
+        <w:t>the saved best direction for the child state</w:t>
       </w:r>
     </w:p>
     <w:p>
@@ -17778,13 +16558,8 @@
       <w:pPr>
         <w:jc w:val="left"/>
       </w:pPr>
-      <w:proofErr w:type="gramStart"/>
-      <w:r>
-        <w:t>Additionally</w:t>
-      </w:r>
-      <w:proofErr w:type="gramEnd"/>
-      <w:r>
-        <w:t xml:space="preserve"> the transformation must also be applied to the actions of the parent:</w:t>
+      <w:r>
+        <w:t>Additionally the transformation must also be applied to the actions of the parent:</w:t>
       </w:r>
     </w:p>
     <w:p>
@@ -18516,110 +17291,22 @@
         <w:t xml:space="preserve">The environment </w:t>
       </w:r>
       <w:r>
-        <w:t xml:space="preserve">in this thesis is the game 2048. The environment consists of 3 versions. A 2 by 2 grid version a 3 by 3 version and the normal 4 by 4 version. As previously </w:t>
-      </w:r>
-      <w:proofErr w:type="gramStart"/>
-      <w:r>
-        <w:t>mentioned</w:t>
-      </w:r>
-      <w:proofErr w:type="gramEnd"/>
-      <w:r>
-        <w:t xml:space="preserve"> the environments </w:t>
-      </w:r>
-      <w:proofErr w:type="gramStart"/>
-      <w:r>
-        <w:t>where</w:t>
-      </w:r>
-      <w:proofErr w:type="gramEnd"/>
-      <w:r>
-        <w:t xml:space="preserve"> chosen to test different results and conditions. The total amount of states found in the 2 by 2 grid is 476. This was found after 10 hours of continuous running of the program. The total state space of the 3 by 3 version and the 4 by 4 version </w:t>
-      </w:r>
-      <w:proofErr w:type="gramStart"/>
-      <w:r>
-        <w:t>has</w:t>
-      </w:r>
-      <w:proofErr w:type="gramEnd"/>
-      <w:r>
-        <w:t xml:space="preserve"> not yet been reached and takes up </w:t>
-      </w:r>
-      <w:proofErr w:type="gramStart"/>
-      <w:r>
-        <w:t>to</w:t>
-      </w:r>
-      <w:proofErr w:type="gramEnd"/>
-      <w:r>
-        <w:t xml:space="preserve"> much storage space for this thesis. The current state space is 295.330 for the 3 by 3 version and 2.554.721 for the 4 by 4 version. </w:t>
+        <w:t xml:space="preserve">in this thesis is the game 2048. The environment consists of 3 versions. A 2 by 2 grid version a 3 by 3 version and the normal 4 by 4 version. As previously mentioned the environments where chosen to test different results and conditions. The total amount of states found in the 2 by 2 grid is 476. This was found after 10 hours of continuous running of the program. The total state space of the 3 by 3 version and the 4 by 4 version has not yet been reached and takes up to much storage space for this thesis. The current state space is 295.330 for the 3 by 3 version and 2.554.721 for the 4 by 4 version. </w:t>
       </w:r>
     </w:p>
     <w:p/>
     <w:p>
       <w:r>
-        <w:t xml:space="preserve">The idea behind the different </w:t>
-      </w:r>
-      <w:proofErr w:type="gramStart"/>
-      <w:r>
-        <w:t>environment</w:t>
-      </w:r>
-      <w:proofErr w:type="gramEnd"/>
-      <w:r>
-        <w:t xml:space="preserve"> versions is to make it easier to test code and find anomalies or issues. The choice of 2048 as the environment makes this particularly suitable for this thesis.</w:t>
-      </w:r>
-      <w:r>
-        <w:t xml:space="preserve"> The idea is to split the total number of states into </w:t>
-      </w:r>
-      <w:proofErr w:type="gramStart"/>
-      <w:r>
-        <w:t>child</w:t>
-      </w:r>
-      <w:proofErr w:type="gramEnd"/>
-      <w:r>
-        <w:t xml:space="preserve"> and parent states but as this would take a lot of </w:t>
-      </w:r>
-      <w:proofErr w:type="gramStart"/>
-      <w:r>
-        <w:t>compute</w:t>
-      </w:r>
-      <w:proofErr w:type="gramEnd"/>
-      <w:r>
-        <w:t xml:space="preserve"> power and RAM the states are counted in batches. The batch size determines the number of states compared with each other. A batch count of 10.000 would compare 10.000 states with each other to determine similarities. A problem arises though if the states are not sorted though. </w:t>
-      </w:r>
-      <w:proofErr w:type="gramStart"/>
-      <w:r>
-        <w:t>Therefore</w:t>
-      </w:r>
-      <w:proofErr w:type="gramEnd"/>
-      <w:r>
-        <w:t xml:space="preserve"> before the splitting of parent and child states can </w:t>
-      </w:r>
-      <w:proofErr w:type="spellStart"/>
-      <w:r>
-        <w:t>occure</w:t>
-      </w:r>
-      <w:proofErr w:type="spellEnd"/>
-      <w:r>
-        <w:t xml:space="preserve"> the list of states is sorted from smallest total value to highest total value where a state with a lot of zeros has a smaller value than a state with no zero. After the list is sorted the batch processing can occur. </w:t>
+        <w:t>The idea behind the different environment versions is to make it easier to test code and find anomalies or issues. The choice of 2048 as the environment makes this particularly suitable for this thesis.</w:t>
+      </w:r>
+      <w:r>
+        <w:t xml:space="preserve"> The idea is to split the total number of states into child and parent states but as this would take a lot of compute power and RAM the states are counted in batches. The batch size determines the number of states compared with each other. A batch count of 10.000 would compare 10.000 states with each other to determine similarities. A problem arises though if the states are not sorted though. Therefore before the splitting of parent and child states can occure the list of states is sorted from smallest total value to highest total value where a state with a lot of zeros has a smaller value than a state with no zero. After the list is sorted the batch processing can occur. </w:t>
       </w:r>
     </w:p>
     <w:p/>
     <w:p>
       <w:r>
-        <w:t xml:space="preserve">The size of the processed children and parents can be found in the child or parent Q-table. For the 2 by 2 </w:t>
-      </w:r>
-      <w:proofErr w:type="gramStart"/>
-      <w:r>
-        <w:t>version</w:t>
-      </w:r>
-      <w:proofErr w:type="gramEnd"/>
-      <w:r>
-        <w:t xml:space="preserve"> of the environment the total number of child states is 120 and the total number of </w:t>
-      </w:r>
-      <w:proofErr w:type="gramStart"/>
-      <w:r>
-        <w:t>parent</w:t>
-      </w:r>
-      <w:proofErr w:type="gramEnd"/>
-      <w:r>
-        <w:t xml:space="preserve"> states the total number is 357.</w:t>
+        <w:t>The size of the processed children and parents can be found in the child or parent Q-table. For the 2 by 2 version of the environment the total number of child states is 120 and the total number of parent states the total number is 357.</w:t>
       </w:r>
     </w:p>
     <w:p>
@@ -18648,23 +17335,7 @@
         <w:t xml:space="preserve">The main module is the entry point </w:t>
       </w:r>
       <w:r>
-        <w:t xml:space="preserve">of the application. It coordinates the interaction between the </w:t>
-      </w:r>
-      <w:proofErr w:type="gramStart"/>
-      <w:r>
-        <w:t>agent</w:t>
-      </w:r>
-      <w:proofErr w:type="gramEnd"/>
-      <w:r>
-        <w:t xml:space="preserve"> the environment and the play function. The user can determine what kind of agent they want and what size the environment should have. Later after the agent trained the user can call the play module to play with the provided child and parent Q-</w:t>
-      </w:r>
-      <w:proofErr w:type="spellStart"/>
-      <w:r>
-        <w:t>tabels</w:t>
-      </w:r>
-      <w:proofErr w:type="spellEnd"/>
-      <w:r>
-        <w:t>. The play mode also provides evaluation.</w:t>
+        <w:t>of the application. It coordinates the interaction between the agent the environment and the play function. The user can determine what kind of agent they want and what size the environment should have. Later after the agent trained the user can call the play module to play with the provided child and parent Q-tabels. The play mode also provides evaluation.</w:t>
       </w:r>
     </w:p>
     <w:p>
@@ -18689,15 +17360,7 @@
     </w:p>
     <w:p>
       <w:r>
-        <w:t xml:space="preserve">The Grid is initialized with </w:t>
-      </w:r>
-      <w:proofErr w:type="gramStart"/>
-      <w:r>
-        <w:t>zeros</w:t>
-      </w:r>
-      <w:proofErr w:type="gramEnd"/>
-      <w:r>
-        <w:t xml:space="preserve"> and two tiles are spawned at the beginning of the game followed with 1 tile after every legal action.</w:t>
+        <w:t>The Grid is initialized with zeros and two tiles are spawned at the beginning of the game followed with 1 tile after every legal action.</w:t>
       </w:r>
     </w:p>
     <w:p>
@@ -18728,37 +17391,7 @@
         <w:rPr>
           <w:lang w:eastAsia="de-AT"/>
         </w:rPr>
-        <w:t xml:space="preserve">The main function of the environment is to give the agent the next state the reward and a terminal condition. This is done via the </w:t>
-      </w:r>
-      <w:proofErr w:type="gramStart"/>
-      <w:r>
-        <w:rPr>
-          <w:lang w:eastAsia="de-AT"/>
-        </w:rPr>
-        <w:t>step(</w:t>
-      </w:r>
-      <w:proofErr w:type="gramEnd"/>
-      <w:r>
-        <w:rPr>
-          <w:lang w:eastAsia="de-AT"/>
-        </w:rPr>
-        <w:t xml:space="preserve">) function. It receives as an argument from the agent </w:t>
-      </w:r>
-      <w:proofErr w:type="spellStart"/>
-      <w:proofErr w:type="gramStart"/>
-      <w:r>
-        <w:rPr>
-          <w:lang w:eastAsia="de-AT"/>
-        </w:rPr>
-        <w:t>a</w:t>
-      </w:r>
-      <w:proofErr w:type="spellEnd"/>
-      <w:proofErr w:type="gramEnd"/>
-      <w:r>
-        <w:rPr>
-          <w:lang w:eastAsia="de-AT"/>
-        </w:rPr>
-        <w:t xml:space="preserve"> action </w:t>
+        <w:t xml:space="preserve">The main function of the environment is to give the agent the next state the reward and a terminal condition. This is done via the step() function. It receives as an argument from the agent a action </w:t>
       </w:r>
       <m:oMath>
         <m:r>
@@ -18792,62 +17425,20 @@
         <w:rPr>
           <w:lang w:eastAsia="de-AT"/>
         </w:rPr>
-        <w:t xml:space="preserve">The legal actions are determined via the function </w:t>
-      </w:r>
-      <w:proofErr w:type="spellStart"/>
-      <w:r>
+        <w:t>The legal actions are determined via the function find_available_actions() which checks all tiles to see if a given direction is allowed or not.</w:t>
+      </w:r>
+    </w:p>
+    <w:p>
+      <w:pPr>
         <w:rPr>
           <w:lang w:eastAsia="de-AT"/>
         </w:rPr>
-        <w:t>find_available_</w:t>
-      </w:r>
-      <w:proofErr w:type="gramStart"/>
+      </w:pPr>
       <w:r>
         <w:rPr>
           <w:lang w:eastAsia="de-AT"/>
         </w:rPr>
-        <w:t>actions</w:t>
-      </w:r>
-      <w:proofErr w:type="spellEnd"/>
-      <w:r>
-        <w:rPr>
-          <w:lang w:eastAsia="de-AT"/>
-        </w:rPr>
-        <w:t>(</w:t>
-      </w:r>
-      <w:proofErr w:type="gramEnd"/>
-      <w:r>
-        <w:rPr>
-          <w:lang w:eastAsia="de-AT"/>
-        </w:rPr>
-        <w:t>) which checks all tiles to see if a given direction is allowed or not.</w:t>
-      </w:r>
-    </w:p>
-    <w:p>
-      <w:pPr>
-        <w:rPr>
-          <w:lang w:eastAsia="de-AT"/>
-        </w:rPr>
-      </w:pPr>
-      <w:r>
-        <w:rPr>
-          <w:lang w:eastAsia="de-AT"/>
-        </w:rPr>
-        <w:t xml:space="preserve">If a move was valid the </w:t>
-      </w:r>
-      <w:proofErr w:type="gramStart"/>
-      <w:r>
-        <w:rPr>
-          <w:lang w:eastAsia="de-AT"/>
-        </w:rPr>
-        <w:t>step(</w:t>
-      </w:r>
-      <w:proofErr w:type="gramEnd"/>
-      <w:r>
-        <w:rPr>
-          <w:lang w:eastAsia="de-AT"/>
-        </w:rPr>
-        <w:t xml:space="preserve">) function creates a new random tile at a random position and returns the state to the agent together with the reward gained from the chosen action. </w:t>
+        <w:t xml:space="preserve">If a move was valid the step() function creates a new random tile at a random position and returns the state to the agent together with the reward gained from the chosen action. </w:t>
       </w:r>
     </w:p>
     <w:p>
@@ -18965,42 +17556,14 @@
         <w:rPr>
           <w:lang w:eastAsia="de-AT"/>
         </w:rPr>
-        <w:t xml:space="preserve">The new empty tiles are counted as a bonus as this encourages open board states which makes it easier for the parent </w:t>
-      </w:r>
-      <w:proofErr w:type="gramStart"/>
-      <w:r>
+        <w:t xml:space="preserve">The new empty tiles are counted as a bonus as this encourages open board states which makes it easier for the parent child splitting to occur. </w:t>
+      </w:r>
+    </w:p>
+    <w:p>
+      <w:pPr>
         <w:rPr>
           <w:lang w:eastAsia="de-AT"/>
         </w:rPr>
-        <w:t>child splitting</w:t>
-      </w:r>
-      <w:proofErr w:type="gramEnd"/>
-      <w:r>
-        <w:rPr>
-          <w:lang w:eastAsia="de-AT"/>
-        </w:rPr>
-        <w:t xml:space="preserve"> to </w:t>
-      </w:r>
-      <w:proofErr w:type="gramStart"/>
-      <w:r>
-        <w:rPr>
-          <w:lang w:eastAsia="de-AT"/>
-        </w:rPr>
-        <w:t>occur</w:t>
-      </w:r>
-      <w:proofErr w:type="gramEnd"/>
-      <w:r>
-        <w:rPr>
-          <w:lang w:eastAsia="de-AT"/>
-        </w:rPr>
-        <w:t xml:space="preserve">. </w:t>
-      </w:r>
-    </w:p>
-    <w:p>
-      <w:pPr>
-        <w:rPr>
-          <w:lang w:eastAsia="de-AT"/>
-        </w:rPr>
       </w:pPr>
     </w:p>
     <w:p>
@@ -19039,39 +17602,7 @@
         <w:t xml:space="preserve"> set of valid actions, selects one of these actions according to its exploration strategy, and updates its stored action values based on the reward returned by the environment.</w:t>
       </w:r>
       <w:r>
-        <w:t xml:space="preserve"> After a certain </w:t>
-      </w:r>
-      <w:proofErr w:type="gramStart"/>
-      <w:r>
-        <w:t>amount</w:t>
-      </w:r>
-      <w:proofErr w:type="gramEnd"/>
-      <w:r>
-        <w:t xml:space="preserve"> of states determined by a user chosen batch size the singular Q-table is split into child and parent state. To determine if a </w:t>
-      </w:r>
-      <w:proofErr w:type="gramStart"/>
-      <w:r>
-        <w:t>child</w:t>
-      </w:r>
-      <w:proofErr w:type="gramEnd"/>
-      <w:r>
-        <w:t xml:space="preserve"> state is a child of a </w:t>
-      </w:r>
-      <w:proofErr w:type="gramStart"/>
-      <w:r>
-        <w:t>parent</w:t>
-      </w:r>
-      <w:proofErr w:type="gramEnd"/>
-      <w:r>
-        <w:t xml:space="preserve"> </w:t>
-      </w:r>
-      <w:proofErr w:type="gramStart"/>
-      <w:r>
-        <w:t>state</w:t>
-      </w:r>
-      <w:proofErr w:type="gramEnd"/>
-      <w:r>
-        <w:t xml:space="preserve"> the agent looks through every state and compares them with each other. </w:t>
+        <w:t xml:space="preserve"> After a certain amount of states determined by a user chosen batch size the singular Q-table is split into child and parent state. To determine if a child state is a child of a parent state the agent looks through every state and compares them with each other. </w:t>
       </w:r>
       <w:r>
         <w:t>If two states are equivalent under the allowed matrix operations, one state can be stored explicitly as a parent while the other is represented as a child together with the transformation path and the saved best direction.</w:t>
@@ -19080,15 +17611,7 @@
     <w:p/>
     <w:p>
       <w:r>
-        <w:t xml:space="preserve">The agent therefore has two roles. It acts as the learning component of the reinforcement learning loop and manages the abstraction pipeline. It provides the functionality to </w:t>
-      </w:r>
-      <w:proofErr w:type="gramStart"/>
-      <w:r>
-        <w:t>load  and</w:t>
-      </w:r>
-      <w:proofErr w:type="gramEnd"/>
-      <w:r>
-        <w:t xml:space="preserve"> save the child and parent Q-tables divide the Q-table used for the learning path of the agent and reconstructs the children and parent states to a singular reconstructed Q-table for continued training.</w:t>
+        <w:t>The agent therefore has two roles. It acts as the learning component of the reinforcement learning loop and manages the abstraction pipeline. It provides the functionality to load  and save the child and parent Q-tables divide the Q-table used for the learning path of the agent and reconstructs the children and parent states to a singular reconstructed Q-table for continued training.</w:t>
       </w:r>
     </w:p>
     <w:p>
@@ -19119,41 +17642,13 @@
         <w:rPr>
           <w:lang w:eastAsia="de-AT"/>
         </w:rPr>
-        <w:t xml:space="preserve">The Q-table is implemented as a normal dictionary to save time. The lookup time of a python dictionary is </w:t>
-      </w:r>
-      <w:proofErr w:type="gramStart"/>
+        <w:t>The Q-table is implemented as a normal dictionary to save time. The lookup time of a python dictionary is O(1) which helps in the finding of children.</w:t>
+      </w:r>
       <w:r>
         <w:rPr>
           <w:lang w:eastAsia="de-AT"/>
         </w:rPr>
-        <w:t>O(</w:t>
-      </w:r>
-      <w:proofErr w:type="gramEnd"/>
-      <w:r>
-        <w:rPr>
-          <w:lang w:eastAsia="de-AT"/>
-        </w:rPr>
-        <w:t>1) which helps in the finding of children.</w:t>
-      </w:r>
-      <w:r>
-        <w:rPr>
-          <w:lang w:eastAsia="de-AT"/>
-        </w:rPr>
-        <w:t xml:space="preserve"> Since every step requires the agent to read and write action value pairs for a given state the fast lookup is essential for </w:t>
-      </w:r>
-      <w:proofErr w:type="gramStart"/>
-      <w:r>
-        <w:rPr>
-          <w:lang w:eastAsia="de-AT"/>
-        </w:rPr>
-        <w:t>the training</w:t>
-      </w:r>
-      <w:proofErr w:type="gramEnd"/>
-      <w:r>
-        <w:rPr>
-          <w:lang w:eastAsia="de-AT"/>
-        </w:rPr>
-        <w:t xml:space="preserve"> efficiency.</w:t>
+        <w:t xml:space="preserve"> Since every step requires the agent to read and write action value pairs for a given state the fast lookup is essential for the training efficiency.</w:t>
       </w:r>
       <w:r>
         <w:rPr>
@@ -19238,19 +17733,11 @@
           <w:lang w:eastAsia="de-AT"/>
         </w:rPr>
       </w:pPr>
-      <w:proofErr w:type="gramStart"/>
       <w:r>
         <w:rPr>
           <w:lang w:eastAsia="de-AT"/>
         </w:rPr>
-        <w:t>Is</w:t>
-      </w:r>
-      <w:proofErr w:type="gramEnd"/>
-      <w:r>
-        <w:rPr>
-          <w:lang w:eastAsia="de-AT"/>
-        </w:rPr>
-        <w:t xml:space="preserve"> transformed into the tuple:</w:t>
+        <w:t>Is transformed into the tuple:</w:t>
       </w:r>
     </w:p>
     <w:p>
@@ -19295,21 +17782,7 @@
         <w:rPr>
           <w:lang w:eastAsia="de-AT"/>
         </w:rPr>
-        <w:t xml:space="preserve">The reason the states are saved as </w:t>
-      </w:r>
-      <w:proofErr w:type="gramStart"/>
-      <w:r>
-        <w:rPr>
-          <w:lang w:eastAsia="de-AT"/>
-        </w:rPr>
-        <w:t>tuple</w:t>
-      </w:r>
-      <w:proofErr w:type="gramEnd"/>
-      <w:r>
-        <w:rPr>
-          <w:lang w:eastAsia="de-AT"/>
-        </w:rPr>
-        <w:t xml:space="preserve"> is so they can be directly used as keys in python and tuples reduce the number of storage space needed.</w:t>
+        <w:t>The reason the states are saved as tuple is so they can be directly used as keys in python and tuples reduce the number of storage space needed.</w:t>
       </w:r>
     </w:p>
     <w:p>
@@ -19356,238 +17829,366 @@
         <w:rPr>
           <w:lang w:eastAsia="de-AT"/>
         </w:rPr>
-        <w:t xml:space="preserve">In </w:t>
-      </w:r>
-      <w:proofErr w:type="gramStart"/>
+        <w:t>In addition the agent also works with 2 additional Q-tables the parent Q-table which is a smaller version of the original Q-table and a child Q-table which only saves the connection to the parent</w:t>
+      </w:r>
       <w:r>
         <w:rPr>
           <w:lang w:eastAsia="de-AT"/>
         </w:rPr>
-        <w:t>addition</w:t>
-      </w:r>
-      <w:proofErr w:type="gramEnd"/>
+        <w:t xml:space="preserve"> the best direction and the operations to be applied to the parent</w:t>
+      </w:r>
       <w:r>
         <w:rPr>
           <w:lang w:eastAsia="de-AT"/>
         </w:rPr>
-        <w:t xml:space="preserve"> the agent also works with 2 additional Q-</w:t>
-      </w:r>
-      <w:proofErr w:type="gramStart"/>
-      <w:r>
+        <w:t xml:space="preserve">. </w:t>
+      </w:r>
+    </w:p>
+    <w:p>
+      <w:pPr>
+        <w:pStyle w:val="berschrift3"/>
         <w:rPr>
           <w:lang w:eastAsia="de-AT"/>
         </w:rPr>
-        <w:t>tables</w:t>
-      </w:r>
-      <w:proofErr w:type="gramEnd"/>
+      </w:pPr>
+      <w:bookmarkStart w:id="63" w:name="_Toc226290908"/>
       <w:r>
         <w:rPr>
           <w:lang w:eastAsia="de-AT"/>
         </w:rPr>
-        <w:t xml:space="preserve"> the parent Q-</w:t>
-      </w:r>
-      <w:proofErr w:type="gramStart"/>
-      <w:r>
-        <w:rPr>
+        <w:t>Action Selection</w:t>
+      </w:r>
+      <w:bookmarkEnd w:id="63"/>
+    </w:p>
+    <w:p>
+      <w:pPr>
+        <w:rPr>
+          <w:color w:val="000000" w:themeColor="text1"/>
           <w:lang w:eastAsia="de-AT"/>
         </w:rPr>
-        <w:t>table</w:t>
-      </w:r>
-      <w:proofErr w:type="gramEnd"/>
+      </w:pPr>
       <w:r>
         <w:rPr>
           <w:lang w:eastAsia="de-AT"/>
         </w:rPr>
-        <w:t xml:space="preserve"> which is a smaller version of the original Q-</w:t>
-      </w:r>
-      <w:proofErr w:type="gramStart"/>
-      <w:r>
-        <w:rPr>
+        <w:t>The agent uses a simple</w:t>
+      </w:r>
+      <w:r>
+        <w:rPr>
+          <w:color w:val="000000" w:themeColor="text1"/>
           <w:lang w:eastAsia="de-AT"/>
         </w:rPr>
-        <w:t>table</w:t>
-      </w:r>
-      <w:proofErr w:type="gramEnd"/>
-      <w:r>
-        <w:rPr>
+        <w:t xml:space="preserve"> ε</w:t>
+      </w:r>
+      <w:r>
+        <w:rPr>
+          <w:color w:val="000000" w:themeColor="text1"/>
           <w:lang w:eastAsia="de-AT"/>
         </w:rPr>
-        <w:t xml:space="preserve"> and a child Q-table which only saves the connection to the parent. </w:t>
-      </w:r>
-    </w:p>
-    <w:p>
-      <w:pPr>
-        <w:pStyle w:val="berschrift3"/>
+        <w:t>-greedy strategy</w:t>
+      </w:r>
+      <w:r>
+        <w:rPr>
+          <w:color w:val="000000" w:themeColor="text1"/>
+          <w:lang w:eastAsia="de-AT"/>
+        </w:rPr>
+        <w:t>. This strategy is the most common strategy in value-based learning models. It balances exploration and exploitation. Exploration is as the name suggests the ability of the agent to choose new paths and find new states and exploitation is when the agent recalls previous states in his Q-table and chooses the best action from memory.</w:t>
+      </w:r>
+    </w:p>
+    <w:p>
+      <w:pPr>
+        <w:rPr>
+          <w:color w:val="000000" w:themeColor="text1"/>
+          <w:lang w:eastAsia="de-AT"/>
+        </w:rPr>
+      </w:pPr>
+      <w:r>
+        <w:rPr>
+          <w:color w:val="000000" w:themeColor="text1"/>
+          <w:lang w:eastAsia="de-AT"/>
+        </w:rPr>
+        <w:t>Action selection is limited by the number of allowed actions provided by the environment. Through find_available_actions() the agent is limited to only possible actions which reduces decision wasting time and ensures compatibility between the learning process and the game.</w:t>
+      </w:r>
+    </w:p>
+    <w:p>
+      <w:pPr>
+        <w:rPr>
+          <w:color w:val="000000" w:themeColor="text1"/>
+          <w:lang w:eastAsia="de-AT"/>
+        </w:rPr>
+      </w:pPr>
+      <w:r>
+        <w:rPr>
+          <w:color w:val="000000" w:themeColor="text1"/>
+          <w:lang w:eastAsia="de-AT"/>
+        </w:rPr>
+        <w:t xml:space="preserve">The agent decides between exploitation and exploration by choosing a random number between 0 and 1 and then comparing it to </w:t>
+      </w:r>
+      <m:oMath>
+        <m:r>
+          <w:rPr>
+            <w:rFonts w:ascii="Cambria Math" w:hAnsi="Cambria Math"/>
+            <w:color w:val="000000" w:themeColor="text1"/>
+            <w:lang w:eastAsia="de-AT"/>
+          </w:rPr>
+          <m:t>ε</m:t>
+        </m:r>
+      </m:oMath>
+      <w:r>
+        <w:rPr>
+          <w:color w:val="000000" w:themeColor="text1"/>
+          <w:lang w:eastAsia="de-AT"/>
+        </w:rPr>
+        <w:t xml:space="preserve">. If the random number is greater or equal </w:t>
+      </w:r>
+      <w:r>
+        <w:rPr>
+          <w:color w:val="000000" w:themeColor="text1"/>
+          <w:lang w:eastAsia="de-AT"/>
+        </w:rPr>
+        <w:t xml:space="preserve">to </w:t>
+      </w:r>
+      <m:oMath>
+        <m:r>
+          <w:rPr>
+            <w:rFonts w:ascii="Cambria Math" w:hAnsi="Cambria Math"/>
+            <w:color w:val="000000" w:themeColor="text1"/>
+            <w:lang w:eastAsia="de-AT"/>
+          </w:rPr>
+          <m:t>ε</m:t>
+        </m:r>
+      </m:oMath>
+      <w:r>
+        <w:rPr>
+          <w:color w:val="000000" w:themeColor="text1"/>
+          <w:lang w:eastAsia="de-AT"/>
+        </w:rPr>
+        <w:t xml:space="preserve"> the agent performs exploitation if not the agent performs exploration. </w:t>
+      </w:r>
+    </w:p>
+    <w:p>
+      <w:pPr>
+        <w:rPr>
+          <w:color w:val="000000" w:themeColor="text1"/>
+          <w:lang w:eastAsia="de-AT"/>
+        </w:rPr>
+      </w:pPr>
+      <w:r>
+        <w:rPr>
+          <w:color w:val="000000" w:themeColor="text1"/>
+          <w:lang w:eastAsia="de-AT"/>
+        </w:rPr>
+        <w:t xml:space="preserve">If the agent is in exploitation mode the agent searches through the Q-table until finding the matching </w:t>
+      </w:r>
+      <w:r>
+        <w:rPr>
+          <w:color w:val="000000" w:themeColor="text1"/>
+          <w:lang w:eastAsia="de-AT"/>
+        </w:rPr>
+        <w:t>states and compares their action-values. It chooses the highest value and performs the action. If the state is not yet stored it falls back to a random action-value.</w:t>
+      </w:r>
+    </w:p>
+    <w:p>
+      <w:pPr>
+        <w:rPr>
+          <w:color w:val="000000" w:themeColor="text1"/>
+          <w:lang w:eastAsia="de-AT"/>
+        </w:rPr>
+      </w:pPr>
+    </w:p>
+    <w:p>
+      <w:pPr>
+        <w:rPr>
+          <w:color w:val="000000" w:themeColor="text1"/>
+          <w:lang w:eastAsia="de-AT"/>
+        </w:rPr>
+      </w:pPr>
+      <w:r>
+        <w:rPr>
+          <w:color w:val="000000" w:themeColor="text1"/>
+          <w:lang w:eastAsia="de-AT"/>
+        </w:rPr>
+        <w:t>This procedure can be summarized as the following:</w:t>
+      </w:r>
+    </w:p>
+    <w:p>
+      <w:pPr>
+        <w:pStyle w:val="Listenabsatz"/>
+        <w:numPr>
+          <w:ilvl w:val="0"/>
+          <w:numId w:val="8"/>
+        </w:numPr>
+        <w:rPr>
+          <w:lang w:eastAsia="de-AT"/>
+        </w:rPr>
+      </w:pPr>
+      <w:r>
+        <w:rPr>
+          <w:lang w:eastAsia="de-AT"/>
+        </w:rPr>
+        <w:t xml:space="preserve">with probability </w:t>
+      </w:r>
+      <m:oMath>
+        <m:r>
+          <w:rPr>
+            <w:rFonts w:ascii="Cambria Math" w:hAnsi="Cambria Math"/>
+            <w:color w:val="000000" w:themeColor="text1"/>
+            <w:lang w:eastAsia="de-AT"/>
+          </w:rPr>
+          <m:t>ε</m:t>
+        </m:r>
+      </m:oMath>
+      <w:r>
+        <w:rPr>
+          <w:lang w:eastAsia="de-AT"/>
+        </w:rPr>
+        <w:t xml:space="preserve">, choose a random valid action </w:t>
+      </w:r>
+    </w:p>
+    <w:p>
+      <w:pPr>
+        <w:pStyle w:val="Listenabsatz"/>
+        <w:numPr>
+          <w:ilvl w:val="0"/>
+          <w:numId w:val="8"/>
+        </w:numPr>
+        <w:rPr>
+          <w:lang w:eastAsia="de-AT"/>
+        </w:rPr>
+      </w:pPr>
+      <w:r>
+        <w:rPr>
+          <w:lang w:eastAsia="de-AT"/>
+        </w:rPr>
+        <w:t xml:space="preserve">with probability </w:t>
+      </w:r>
+      <m:oMath>
+        <m:r>
+          <w:rPr>
+            <w:rFonts w:ascii="Cambria Math" w:hAnsi="Cambria Math"/>
+            <w:lang w:eastAsia="de-AT"/>
+          </w:rPr>
+          <m:t>1-</m:t>
+        </m:r>
+        <m:r>
+          <w:rPr>
+            <w:rFonts w:ascii="Cambria Math" w:hAnsi="Cambria Math"/>
+            <w:color w:val="000000" w:themeColor="text1"/>
+            <w:lang w:eastAsia="de-AT"/>
+          </w:rPr>
+          <m:t>ε</m:t>
+        </m:r>
+      </m:oMath>
+      <w:r>
+        <w:rPr>
+          <w:lang w:eastAsia="de-AT"/>
+        </w:rPr>
+        <w:t xml:space="preserve">, choose the valid action with the highest Q-value </w:t>
+      </w:r>
+    </w:p>
+    <w:p>
+      <w:pPr>
+        <w:pStyle w:val="Listenabsatz"/>
+        <w:numPr>
+          <w:ilvl w:val="0"/>
+          <w:numId w:val="8"/>
+        </w:numPr>
+        <w:rPr>
+          <w:lang w:eastAsia="de-AT"/>
+        </w:rPr>
+      </w:pPr>
+      <w:r>
+        <w:rPr>
+          <w:lang w:eastAsia="de-AT"/>
+        </w:rPr>
+        <w:t xml:space="preserve">if the state is unknown, choose a random valid action </w:t>
+      </w:r>
+    </w:p>
+    <w:p>
+      <w:pPr>
+        <w:pStyle w:val="Listenabsatz"/>
+        <w:numPr>
+          <w:ilvl w:val="0"/>
+          <w:numId w:val="8"/>
+        </w:numPr>
+        <w:rPr>
+          <w:lang w:eastAsia="de-AT"/>
+        </w:rPr>
+      </w:pPr>
+      <w:r>
+        <w:rPr>
+          <w:lang w:eastAsia="de-AT"/>
+        </w:rPr>
+        <w:t>if several valid actions share the same maximum value, choose randomly among them</w:t>
+      </w:r>
+    </w:p>
+    <w:p>
+      <w:pPr>
         <w:rPr>
           <w:color w:val="EE0000"/>
           <w:lang w:eastAsia="de-AT"/>
         </w:rPr>
       </w:pPr>
-      <w:bookmarkStart w:id="63" w:name="_Toc226290908"/>
-      <w:r>
-        <w:rPr>
-          <w:color w:val="EE0000"/>
+    </w:p>
+    <w:p>
+      <w:pPr>
+        <w:pStyle w:val="berschrift3"/>
+        <w:rPr>
           <w:lang w:eastAsia="de-AT"/>
         </w:rPr>
-        <w:t>Action Selection</w:t>
-      </w:r>
-      <w:bookmarkEnd w:id="63"/>
-    </w:p>
-    <w:p>
-      <w:pPr>
+      </w:pPr>
+      <w:bookmarkStart w:id="64" w:name="_Toc226290909"/>
+      <w:r>
         <w:rPr>
           <w:lang w:eastAsia="de-AT"/>
         </w:rPr>
-      </w:pPr>
-      <w:r>
+        <w:t>Learning Process</w:t>
+      </w:r>
+      <w:bookmarkEnd w:id="64"/>
+    </w:p>
+    <w:p>
+      <w:pPr>
         <w:rPr>
           <w:lang w:eastAsia="de-AT"/>
         </w:rPr>
-        <w:t>The agent uses a simple</w:t>
-      </w:r>
-      <w:r>
-        <w:rPr>
-          <w:color w:val="000000" w:themeColor="text1"/>
+      </w:pPr>
+      <w:r>
+        <w:rPr>
           <w:lang w:eastAsia="de-AT"/>
         </w:rPr>
-        <w:t xml:space="preserve"> </w:t>
-      </w:r>
-      <w:r>
-        <w:rPr>
-          <w:color w:val="000000" w:themeColor="text1"/>
+        <w:t xml:space="preserve">The learning process of the agent is based on the standard Q-learning principle. After each loop with the environment the agent updates the Q-values of the selected action in the state. </w:t>
+      </w:r>
+    </w:p>
+    <w:p>
+      <w:pPr>
+        <w:rPr>
           <w:lang w:eastAsia="de-AT"/>
         </w:rPr>
-        <w:t>ε</w:t>
-      </w:r>
-      <w:r>
-        <w:rPr>
-          <w:color w:val="000000" w:themeColor="text1"/>
+      </w:pPr>
+    </w:p>
+    <w:p>
+      <w:pPr>
+        <w:rPr>
           <w:lang w:eastAsia="de-AT"/>
         </w:rPr>
-        <w:t xml:space="preserve">-greedy strategy: </w:t>
-      </w:r>
-    </w:p>
-    <w:p>
-      <w:pPr>
-        <w:rPr>
-          <w:color w:val="EE0000"/>
+      </w:pPr>
+      <w:r>
+        <w:rPr>
           <w:lang w:eastAsia="de-AT"/>
         </w:rPr>
-      </w:pPr>
-      <w:r>
-        <w:rPr>
-          <w:color w:val="EE0000"/>
+        <w:t>The Q-values are updated using the Q-learning update rule:</w:t>
+      </w:r>
+    </w:p>
+    <w:p>
+      <w:pPr>
+        <w:rPr>
           <w:lang w:eastAsia="de-AT"/>
         </w:rPr>
-        <w:t xml:space="preserve">The agent uses </w:t>
-      </w:r>
-      <w:proofErr w:type="gramStart"/>
-      <w:r>
-        <w:rPr>
-          <w:color w:val="EE0000"/>
-          <w:lang w:eastAsia="de-AT"/>
-        </w:rPr>
-        <w:t>an ε-</w:t>
-      </w:r>
-      <w:proofErr w:type="gramEnd"/>
-      <w:r>
-        <w:rPr>
-          <w:color w:val="EE0000"/>
-          <w:lang w:eastAsia="de-AT"/>
-        </w:rPr>
-        <w:t>greedy strategy:</w:t>
-      </w:r>
-    </w:p>
-    <w:p>
-      <w:pPr>
-        <w:rPr>
-          <w:color w:val="EE0000"/>
-          <w:lang w:eastAsia="de-AT"/>
-        </w:rPr>
-      </w:pPr>
-      <w:r>
-        <w:rPr>
-          <w:color w:val="EE0000"/>
-          <w:lang w:eastAsia="de-AT"/>
-        </w:rPr>
-        <w:t xml:space="preserve">With probability ε → random action (exploration) </w:t>
-      </w:r>
-    </w:p>
-    <w:p>
-      <w:pPr>
-        <w:rPr>
-          <w:color w:val="EE0000"/>
-          <w:lang w:eastAsia="de-AT"/>
-        </w:rPr>
-      </w:pPr>
-      <w:r>
-        <w:rPr>
-          <w:color w:val="EE0000"/>
-          <w:lang w:eastAsia="de-AT"/>
-        </w:rPr>
-        <w:t xml:space="preserve">Otherwise → best known action (exploitation) </w:t>
-      </w:r>
-    </w:p>
-    <w:p>
-      <w:pPr>
-        <w:rPr>
-          <w:color w:val="EE0000"/>
-          <w:lang w:eastAsia="de-AT"/>
-        </w:rPr>
-      </w:pPr>
-      <w:r>
-        <w:rPr>
-          <w:color w:val="EE0000"/>
-          <w:lang w:eastAsia="de-AT"/>
-        </w:rPr>
-        <w:t>Only valid actions are considered, ensuring compatibility with the environment.</w:t>
-      </w:r>
-    </w:p>
-    <w:p>
-      <w:pPr>
-        <w:rPr>
-          <w:color w:val="EE0000"/>
-          <w:lang w:eastAsia="de-AT"/>
-        </w:rPr>
-      </w:pPr>
-    </w:p>
-    <w:p>
-      <w:pPr>
-        <w:pStyle w:val="berschrift3"/>
-        <w:rPr>
-          <w:color w:val="EE0000"/>
-          <w:lang w:eastAsia="de-AT"/>
-        </w:rPr>
-      </w:pPr>
-      <w:bookmarkStart w:id="64" w:name="_Toc226290909"/>
-      <w:r>
-        <w:rPr>
-          <w:color w:val="EE0000"/>
-          <w:lang w:eastAsia="de-AT"/>
-        </w:rPr>
-        <w:t>Learning Process</w:t>
-      </w:r>
-      <w:bookmarkEnd w:id="64"/>
-    </w:p>
-    <w:p>
-      <w:pPr>
-        <w:rPr>
-          <w:color w:val="EE0000"/>
-          <w:lang w:eastAsia="de-AT"/>
-        </w:rPr>
-      </w:pPr>
-      <w:r>
-        <w:rPr>
-          <w:color w:val="EE0000"/>
-          <w:lang w:eastAsia="de-AT"/>
-        </w:rPr>
-        <w:t>The Q-values are updated using the Q-learning update rule:</w:t>
-      </w:r>
-    </w:p>
-    <w:p>
-      <w:pPr>
-        <w:rPr>
-          <w:color w:val="EE0000"/>
+      </w:pPr>
+    </w:p>
+    <w:p>
+      <w:pPr>
+        <w:rPr>
           <w:lang w:eastAsia="de-AT"/>
         </w:rPr>
       </w:pPr>
@@ -19596,114 +18197,203 @@
           <m:r>
             <w:rPr>
               <w:rFonts w:ascii="Cambria Math" w:hAnsi="Cambria Math"/>
-              <w:color w:val="EE0000"/>
-              <w:lang w:eastAsia="de-AT"/>
             </w:rPr>
-            <m:t>Q(s,a)←(1-α)Q(s,a)+α(r+</m:t>
+            <w:lastRenderedPageBreak/>
+            <m:t>Q</m:t>
           </m:r>
-          <m:r>
-            <m:rPr>
-              <m:sty m:val="p"/>
-            </m:rPr>
-            <w:rPr>
-              <w:rFonts w:ascii="Cambria Math" w:hAnsi="Cambria Math"/>
-              <w:color w:val="EE0000"/>
-              <w:lang w:eastAsia="de-AT"/>
-            </w:rPr>
-            <m:t>max</m:t>
-          </m:r>
-          <m:r>
-            <w:rPr>
-              <w:rFonts w:ascii="Cambria Math" w:hAnsi="Cambria Math"/>
-              <w:color w:val="EE0000"/>
-              <w:lang w:eastAsia="de-AT"/>
-            </w:rPr>
-            <m:t>⁡Q(</m:t>
-          </m:r>
-          <m:sSup>
-            <m:sSupPr>
+          <m:d>
+            <m:dPr>
               <m:ctrlPr>
                 <w:rPr>
                   <w:rFonts w:ascii="Cambria Math" w:hAnsi="Cambria Math"/>
-                  <w:color w:val="EE0000"/>
-                  <w:lang w:eastAsia="de-AT"/>
+                  <w:i/>
                 </w:rPr>
               </m:ctrlPr>
-            </m:sSupPr>
+            </m:dPr>
             <m:e>
               <m:r>
                 <w:rPr>
                   <w:rFonts w:ascii="Cambria Math" w:hAnsi="Cambria Math"/>
-                  <w:color w:val="EE0000"/>
-                  <w:lang w:eastAsia="de-AT"/>
                 </w:rPr>
-                <m:t>s</m:t>
+                <m:t>s,a</m:t>
               </m:r>
             </m:e>
-            <m:sup>
-              <m:r>
-                <m:rPr>
-                  <m:sty m:val="p"/>
-                </m:rPr>
-                <w:rPr>
-                  <w:rFonts w:ascii="Cambria Math" w:hAnsi="Cambria Math"/>
-                  <w:color w:val="EE0000"/>
-                  <w:lang w:eastAsia="de-AT"/>
-                </w:rPr>
-                <m:t>'</m:t>
-              </m:r>
-            </m:sup>
-          </m:sSup>
+          </m:d>
           <m:r>
             <w:rPr>
               <w:rFonts w:ascii="Cambria Math" w:hAnsi="Cambria Math"/>
-              <w:color w:val="EE0000"/>
-              <w:lang w:eastAsia="de-AT"/>
             </w:rPr>
-            <m:t>,</m:t>
+            <m:t>←Q</m:t>
           </m:r>
-          <m:sSup>
-            <m:sSupPr>
+          <m:d>
+            <m:dPr>
               <m:ctrlPr>
                 <w:rPr>
                   <w:rFonts w:ascii="Cambria Math" w:hAnsi="Cambria Math"/>
-                  <w:color w:val="EE0000"/>
-                  <w:lang w:eastAsia="de-AT"/>
+                  <w:i/>
                 </w:rPr>
               </m:ctrlPr>
-            </m:sSupPr>
+            </m:dPr>
             <m:e>
               <m:r>
                 <w:rPr>
                   <w:rFonts w:ascii="Cambria Math" w:hAnsi="Cambria Math"/>
-                  <w:color w:val="EE0000"/>
-                  <w:lang w:eastAsia="de-AT"/>
                 </w:rPr>
-                <m:t>a</m:t>
+                <m:t>s,a</m:t>
               </m:r>
             </m:e>
-            <m:sup>
-              <m:r>
-                <m:rPr>
-                  <m:sty m:val="p"/>
-                </m:rPr>
-                <w:rPr>
-                  <w:rFonts w:ascii="Cambria Math" w:hAnsi="Cambria Math"/>
-                  <w:color w:val="EE0000"/>
-                  <w:lang w:eastAsia="de-AT"/>
-                </w:rPr>
-                <m:t>'</m:t>
-              </m:r>
-            </m:sup>
-          </m:sSup>
+          </m:d>
           <m:r>
             <w:rPr>
               <w:rFonts w:ascii="Cambria Math" w:hAnsi="Cambria Math"/>
-              <w:color w:val="EE0000"/>
-              <w:lang w:eastAsia="de-AT"/>
             </w:rPr>
-            <m:t>))</m:t>
+            <m:t>+α(r+γ</m:t>
           </m:r>
+          <m:func>
+            <m:funcPr>
+              <m:ctrlPr>
+                <w:rPr>
+                  <w:rFonts w:ascii="Cambria Math" w:hAnsi="Cambria Math"/>
+                  <w:i/>
+                </w:rPr>
+              </m:ctrlPr>
+            </m:funcPr>
+            <m:fName>
+              <m:limLow>
+                <m:limLowPr>
+                  <m:ctrlPr>
+                    <w:rPr>
+                      <w:rFonts w:ascii="Cambria Math" w:hAnsi="Cambria Math"/>
+                      <w:i/>
+                    </w:rPr>
+                  </m:ctrlPr>
+                </m:limLowPr>
+                <m:e>
+                  <m:r>
+                    <m:rPr>
+                      <m:sty m:val="p"/>
+                    </m:rPr>
+                    <w:rPr>
+                      <w:rFonts w:ascii="Cambria Math" w:hAnsi="Cambria Math"/>
+                    </w:rPr>
+                    <m:t>max</m:t>
+                  </m:r>
+                </m:e>
+                <m:lim>
+                  <m:sSup>
+                    <m:sSupPr>
+                      <m:ctrlPr>
+                        <w:rPr>
+                          <w:rFonts w:ascii="Cambria Math" w:hAnsi="Cambria Math"/>
+                          <w:i/>
+                        </w:rPr>
+                      </m:ctrlPr>
+                    </m:sSupPr>
+                    <m:e>
+                      <m:r>
+                        <w:rPr>
+                          <w:rFonts w:ascii="Cambria Math" w:hAnsi="Cambria Math"/>
+                        </w:rPr>
+                        <m:t>a</m:t>
+                      </m:r>
+                    </m:e>
+                    <m:sup>
+                      <m:r>
+                        <w:rPr>
+                          <w:rFonts w:ascii="Cambria Math" w:hAnsi="Cambria Math"/>
+                        </w:rPr>
+                        <m:t>'</m:t>
+                      </m:r>
+                    </m:sup>
+                  </m:sSup>
+                </m:lim>
+              </m:limLow>
+            </m:fName>
+            <m:e>
+              <m:r>
+                <w:rPr>
+                  <w:rFonts w:ascii="Cambria Math" w:hAnsi="Cambria Math"/>
+                </w:rPr>
+                <m:t>Q</m:t>
+              </m:r>
+              <m:d>
+                <m:dPr>
+                  <m:ctrlPr>
+                    <w:rPr>
+                      <w:rFonts w:ascii="Cambria Math" w:hAnsi="Cambria Math"/>
+                      <w:i/>
+                    </w:rPr>
+                  </m:ctrlPr>
+                </m:dPr>
+                <m:e>
+                  <m:sSup>
+                    <m:sSupPr>
+                      <m:ctrlPr>
+                        <w:rPr>
+                          <w:rFonts w:ascii="Cambria Math" w:hAnsi="Cambria Math"/>
+                          <w:i/>
+                        </w:rPr>
+                      </m:ctrlPr>
+                    </m:sSupPr>
+                    <m:e>
+                      <m:r>
+                        <w:rPr>
+                          <w:rFonts w:ascii="Cambria Math" w:hAnsi="Cambria Math"/>
+                        </w:rPr>
+                        <m:t>s</m:t>
+                      </m:r>
+                    </m:e>
+                    <m:sup>
+                      <m:r>
+                        <w:rPr>
+                          <w:rFonts w:ascii="Cambria Math" w:hAnsi="Cambria Math"/>
+                        </w:rPr>
+                        <m:t>'</m:t>
+                      </m:r>
+                    </m:sup>
+                  </m:sSup>
+                  <m:r>
+                    <w:rPr>
+                      <w:rFonts w:ascii="Cambria Math" w:hAnsi="Cambria Math"/>
+                    </w:rPr>
+                    <m:t>,</m:t>
+                  </m:r>
+                  <m:sSup>
+                    <m:sSupPr>
+                      <m:ctrlPr>
+                        <w:rPr>
+                          <w:rFonts w:ascii="Cambria Math" w:hAnsi="Cambria Math"/>
+                          <w:i/>
+                        </w:rPr>
+                      </m:ctrlPr>
+                    </m:sSupPr>
+                    <m:e>
+                      <m:r>
+                        <w:rPr>
+                          <w:rFonts w:ascii="Cambria Math" w:hAnsi="Cambria Math"/>
+                        </w:rPr>
+                        <m:t>a</m:t>
+                      </m:r>
+                    </m:e>
+                    <m:sup>
+                      <m:r>
+                        <w:rPr>
+                          <w:rFonts w:ascii="Cambria Math" w:hAnsi="Cambria Math"/>
+                        </w:rPr>
+                        <m:t>'</m:t>
+                      </m:r>
+                    </m:sup>
+                  </m:sSup>
+                </m:e>
+              </m:d>
+              <m:r>
+                <w:rPr>
+                  <w:rFonts w:ascii="Cambria Math" w:hAnsi="Cambria Math"/>
+                </w:rPr>
+                <m:t>-Q(s,a)</m:t>
+              </m:r>
+            </m:e>
+          </m:func>
           <m:r>
             <m:rPr>
               <m:sty m:val="p"/>
@@ -19717,6 +18407,212 @@
           </m:r>
         </m:oMath>
       </m:oMathPara>
+      <w:r>
+        <w:rPr>
+          <w:lang w:eastAsia="de-AT"/>
+        </w:rPr>
+        <w:t>But in the agent no explicit discount factor is used so the actual Q-learning update rule is:</w:t>
+      </w:r>
+    </w:p>
+    <w:p>
+      <w:pPr>
+        <w:rPr>
+          <w:lang w:eastAsia="de-AT"/>
+        </w:rPr>
+      </w:pPr>
+    </w:p>
+    <w:p>
+      <w:pPr>
+        <w:rPr>
+          <w:lang w:eastAsia="de-AT"/>
+        </w:rPr>
+      </w:pPr>
+      <m:oMathPara>
+        <m:oMath>
+          <m:r>
+            <w:rPr>
+              <w:rFonts w:ascii="Cambria Math" w:hAnsi="Cambria Math"/>
+              <w:lang w:eastAsia="de-AT"/>
+            </w:rPr>
+            <m:t>Q(s,a)←(1-α)Q(s,a)+α(r+</m:t>
+          </m:r>
+          <m:func>
+            <m:funcPr>
+              <m:ctrlPr>
+                <w:rPr>
+                  <w:rFonts w:ascii="Cambria Math" w:hAnsi="Cambria Math"/>
+                  <w:i/>
+                  <w:lang w:eastAsia="de-AT"/>
+                </w:rPr>
+              </m:ctrlPr>
+            </m:funcPr>
+            <m:fName>
+              <m:limLow>
+                <m:limLowPr>
+                  <m:ctrlPr>
+                    <w:rPr>
+                      <w:rFonts w:ascii="Cambria Math" w:hAnsi="Cambria Math"/>
+                      <w:i/>
+                      <w:lang w:eastAsia="de-AT"/>
+                    </w:rPr>
+                  </m:ctrlPr>
+                </m:limLowPr>
+                <m:e>
+                  <m:r>
+                    <m:rPr>
+                      <m:sty m:val="p"/>
+                    </m:rPr>
+                    <w:rPr>
+                      <w:rFonts w:ascii="Cambria Math" w:hAnsi="Cambria Math"/>
+                      <w:lang w:eastAsia="de-AT"/>
+                    </w:rPr>
+                    <m:t>max</m:t>
+                  </m:r>
+                </m:e>
+                <m:lim>
+                  <m:sSup>
+                    <m:sSupPr>
+                      <m:ctrlPr>
+                        <w:rPr>
+                          <w:rFonts w:ascii="Cambria Math" w:hAnsi="Cambria Math"/>
+                          <w:i/>
+                          <w:lang w:eastAsia="de-AT"/>
+                        </w:rPr>
+                      </m:ctrlPr>
+                    </m:sSupPr>
+                    <m:e>
+                      <m:r>
+                        <w:rPr>
+                          <w:rFonts w:ascii="Cambria Math" w:hAnsi="Cambria Math"/>
+                          <w:lang w:eastAsia="de-AT"/>
+                        </w:rPr>
+                        <m:t>a</m:t>
+                      </m:r>
+                    </m:e>
+                    <m:sup>
+                      <m:r>
+                        <w:rPr>
+                          <w:rFonts w:ascii="Cambria Math" w:hAnsi="Cambria Math"/>
+                          <w:lang w:eastAsia="de-AT"/>
+                        </w:rPr>
+                        <m:t>'</m:t>
+                      </m:r>
+                    </m:sup>
+                  </m:sSup>
+                </m:lim>
+              </m:limLow>
+            </m:fName>
+            <m:e>
+              <m:r>
+                <w:rPr>
+                  <w:rFonts w:ascii="Cambria Math" w:hAnsi="Cambria Math"/>
+                  <w:lang w:eastAsia="de-AT"/>
+                </w:rPr>
+                <m:t>Q(</m:t>
+              </m:r>
+              <m:sSup>
+                <m:sSupPr>
+                  <m:ctrlPr>
+                    <w:rPr>
+                      <w:rFonts w:ascii="Cambria Math" w:hAnsi="Cambria Math"/>
+                      <w:i/>
+                      <w:lang w:eastAsia="de-AT"/>
+                    </w:rPr>
+                  </m:ctrlPr>
+                </m:sSupPr>
+                <m:e>
+                  <m:r>
+                    <w:rPr>
+                      <w:rFonts w:ascii="Cambria Math" w:hAnsi="Cambria Math"/>
+                      <w:lang w:eastAsia="de-AT"/>
+                    </w:rPr>
+                    <m:t>s</m:t>
+                  </m:r>
+                </m:e>
+                <m:sup>
+                  <m:r>
+                    <w:rPr>
+                      <w:rFonts w:ascii="Cambria Math" w:hAnsi="Cambria Math"/>
+                      <w:lang w:eastAsia="de-AT"/>
+                    </w:rPr>
+                    <m:t>'</m:t>
+                  </m:r>
+                </m:sup>
+              </m:sSup>
+              <m:r>
+                <w:rPr>
+                  <w:rFonts w:ascii="Cambria Math" w:hAnsi="Cambria Math"/>
+                  <w:lang w:eastAsia="de-AT"/>
+                </w:rPr>
+                <m:t>,</m:t>
+              </m:r>
+              <m:sSup>
+                <m:sSupPr>
+                  <m:ctrlPr>
+                    <w:rPr>
+                      <w:rFonts w:ascii="Cambria Math" w:hAnsi="Cambria Math"/>
+                      <w:i/>
+                      <w:lang w:eastAsia="de-AT"/>
+                    </w:rPr>
+                  </m:ctrlPr>
+                </m:sSupPr>
+                <m:e>
+                  <m:r>
+                    <w:rPr>
+                      <w:rFonts w:ascii="Cambria Math" w:hAnsi="Cambria Math"/>
+                      <w:lang w:eastAsia="de-AT"/>
+                    </w:rPr>
+                    <m:t>a</m:t>
+                  </m:r>
+                </m:e>
+                <m:sup>
+                  <m:r>
+                    <w:rPr>
+                      <w:rFonts w:ascii="Cambria Math" w:hAnsi="Cambria Math"/>
+                      <w:lang w:eastAsia="de-AT"/>
+                    </w:rPr>
+                    <m:t>'</m:t>
+                  </m:r>
+                </m:sup>
+              </m:sSup>
+              <m:r>
+                <w:rPr>
+                  <w:rFonts w:ascii="Cambria Math" w:hAnsi="Cambria Math"/>
+                  <w:lang w:eastAsia="de-AT"/>
+                </w:rPr>
+                <m:t>)</m:t>
+              </m:r>
+            </m:e>
+          </m:func>
+          <m:r>
+            <w:rPr>
+              <w:rFonts w:ascii="Cambria Math" w:hAnsi="Cambria Math"/>
+              <w:lang w:eastAsia="de-AT"/>
+            </w:rPr>
+            <m:t>)</m:t>
+          </m:r>
+        </m:oMath>
+      </m:oMathPara>
+    </w:p>
+    <w:p>
+      <w:pPr>
+        <w:rPr>
+          <w:lang w:eastAsia="de-AT"/>
+        </w:rPr>
+      </w:pPr>
+    </w:p>
+    <w:p>
+      <w:pPr>
+        <w:rPr>
+          <w:lang w:eastAsia="de-AT"/>
+        </w:rPr>
+      </w:pPr>
+      <w:r>
+        <w:rPr>
+          <w:lang w:eastAsia="de-AT"/>
+        </w:rPr>
+        <w:t>This means that the value of the next state is added without additional discounting. As result the future rewards are treated the same as immediate rewards. Before the update is done the program ensures that both states, the current and the next state exist in the Q-table. If not the agent initializes the action-values as 0.0.</w:t>
+      </w:r>
     </w:p>
     <w:p>
       <w:pPr>
@@ -19725,13 +18621,6 @@
           <w:lang w:eastAsia="de-AT"/>
         </w:rPr>
       </w:pPr>
-      <w:r>
-        <w:rPr>
-          <w:color w:val="EE0000"/>
-          <w:lang w:eastAsia="de-AT"/>
-        </w:rPr>
-        <w:t>Notably, no discount factor is used in this implementation, meaning that future rewards are treated equally to immediate rewards.</w:t>
-      </w:r>
     </w:p>
     <w:p>
       <w:pPr>
@@ -19758,6 +18647,45 @@
     <w:p>
       <w:pPr>
         <w:rPr>
+          <w:lang w:eastAsia="de-AT"/>
+        </w:rPr>
+      </w:pPr>
+      <w:r>
+        <w:rPr>
+          <w:lang w:eastAsia="de-AT"/>
+        </w:rPr>
+        <w:t xml:space="preserve">The training loop defines the repeated interaction between the agent and the environment over a predefined number of episodes chosen by the user. </w:t>
+      </w:r>
+      <w:r>
+        <w:rPr>
+          <w:lang w:eastAsia="de-AT"/>
+        </w:rPr>
+        <w:t xml:space="preserve">It is used to gradually improve the agents Q-values. </w:t>
+      </w:r>
+    </w:p>
+    <w:p>
+      <w:pPr>
+        <w:rPr>
+          <w:lang w:eastAsia="de-AT"/>
+        </w:rPr>
+      </w:pPr>
+    </w:p>
+    <w:p>
+      <w:pPr>
+        <w:rPr>
+          <w:lang w:eastAsia="de-AT"/>
+        </w:rPr>
+      </w:pPr>
+      <w:r>
+        <w:rPr>
+          <w:lang w:eastAsia="de-AT"/>
+        </w:rPr>
+        <w:t>At the beginning of each new episode the agent resets the environment with reset()</w:t>
+      </w:r>
+    </w:p>
+    <w:p>
+      <w:pPr>
+        <w:rPr>
           <w:color w:val="EE0000"/>
           <w:lang w:eastAsia="de-AT"/>
         </w:rPr>
@@ -19812,23 +18740,7 @@
           <w:color w:val="EE0000"/>
           <w:lang w:eastAsia="de-AT"/>
         </w:rPr>
-        <w:t xml:space="preserve">The environment </w:t>
-      </w:r>
-      <w:proofErr w:type="gramStart"/>
-      <w:r>
-        <w:rPr>
-          <w:color w:val="EE0000"/>
-          <w:lang w:eastAsia="de-AT"/>
-        </w:rPr>
-        <w:t>returns</w:t>
-      </w:r>
-      <w:proofErr w:type="gramEnd"/>
-      <w:r>
-        <w:rPr>
-          <w:color w:val="EE0000"/>
-          <w:lang w:eastAsia="de-AT"/>
-        </w:rPr>
-        <w:t xml:space="preserve"> next state and reward </w:t>
+        <w:t xml:space="preserve">The environment returns next state and reward </w:t>
       </w:r>
     </w:p>
     <w:p>
@@ -19938,23 +18850,7 @@
           <w:color w:val="EE0000"/>
           <w:lang w:eastAsia="de-AT"/>
         </w:rPr>
-        <w:t xml:space="preserve">: stores all </w:t>
-      </w:r>
-      <w:proofErr w:type="gramStart"/>
-      <w:r>
-        <w:rPr>
-          <w:color w:val="EE0000"/>
-          <w:lang w:eastAsia="de-AT"/>
-        </w:rPr>
-        <w:t>states</w:t>
-      </w:r>
-      <w:proofErr w:type="gramEnd"/>
-      <w:r>
-        <w:rPr>
-          <w:color w:val="EE0000"/>
-          <w:lang w:eastAsia="de-AT"/>
-        </w:rPr>
-        <w:t xml:space="preserve"> directly </w:t>
+        <w:t xml:space="preserve">: stores all states directly </w:t>
       </w:r>
     </w:p>
     <w:p>
@@ -19995,7 +18891,6 @@
           <w:color w:val="EE0000"/>
           <w:lang w:eastAsia="de-AT"/>
         </w:rPr>
-        <w:lastRenderedPageBreak/>
         <w:t>Child Q-table</w:t>
       </w:r>
       <w:r>
@@ -20020,9 +18915,96 @@
           <w:color w:val="EE0000"/>
           <w:lang w:eastAsia="de-AT"/>
         </w:rPr>
-        <w:t>Reconstructed Q-</w:t>
-      </w:r>
-      <w:proofErr w:type="gramStart"/>
+        <w:t>Reconstructed Q-table</w:t>
+      </w:r>
+      <w:r>
+        <w:rPr>
+          <w:color w:val="EE0000"/>
+          <w:lang w:eastAsia="de-AT"/>
+        </w:rPr>
+        <w:t xml:space="preserve">: rebuilt from parent-child relationships </w:t>
+      </w:r>
+    </w:p>
+    <w:p>
+      <w:pPr>
+        <w:rPr>
+          <w:color w:val="EE0000"/>
+          <w:lang w:eastAsia="de-AT"/>
+        </w:rPr>
+      </w:pPr>
+      <w:r>
+        <w:rPr>
+          <w:color w:val="EE0000"/>
+          <w:lang w:eastAsia="de-AT"/>
+        </w:rPr>
+        <w:t>This structure enables efficient storage and evaluation of the abstraction approach.</w:t>
+      </w:r>
+    </w:p>
+    <w:p/>
+    <w:p>
+      <w:pPr>
+        <w:pStyle w:val="berschrift2"/>
+      </w:pPr>
+      <w:bookmarkStart w:id="67" w:name="_Toc226290912"/>
+      <w:r>
+        <w:t>Operations</w:t>
+      </w:r>
+      <w:bookmarkEnd w:id="67"/>
+    </w:p>
+    <w:p>
+      <w:pPr>
+        <w:rPr>
+          <w:color w:val="EE0000"/>
+          <w:lang w:eastAsia="de-AT"/>
+        </w:rPr>
+      </w:pPr>
+      <w:r>
+        <w:rPr>
+          <w:color w:val="EE0000"/>
+          <w:lang w:eastAsia="de-AT"/>
+        </w:rPr>
+        <w:t>The core contribution of this thesis is the abstraction of states using transformation operations. These operations exploit structural similarities between states.</w:t>
+      </w:r>
+    </w:p>
+    <w:p>
+      <w:pPr>
+        <w:pStyle w:val="berschrift3"/>
+        <w:rPr>
+          <w:lang w:eastAsia="de-AT"/>
+        </w:rPr>
+      </w:pPr>
+      <w:bookmarkStart w:id="68" w:name="_Toc226290913"/>
+      <w:r>
+        <w:rPr>
+          <w:lang w:eastAsia="de-AT"/>
+        </w:rPr>
+        <w:lastRenderedPageBreak/>
+        <w:t>Transformation Operations</w:t>
+      </w:r>
+      <w:bookmarkEnd w:id="68"/>
+    </w:p>
+    <w:p>
+      <w:pPr>
+        <w:rPr>
+          <w:color w:val="EE0000"/>
+          <w:lang w:eastAsia="de-AT"/>
+        </w:rPr>
+      </w:pPr>
+      <w:r>
+        <w:rPr>
+          <w:color w:val="EE0000"/>
+          <w:lang w:eastAsia="de-AT"/>
+        </w:rPr>
+        <w:t>The implementation includes the following operations :</w:t>
+      </w:r>
+    </w:p>
+    <w:p>
+      <w:pPr>
+        <w:rPr>
+          <w:color w:val="EE0000"/>
+          <w:lang w:eastAsia="de-AT"/>
+        </w:rPr>
+      </w:pPr>
       <w:r>
         <w:rPr>
           <w:b/>
@@ -20030,120 +19012,15 @@
           <w:color w:val="EE0000"/>
           <w:lang w:eastAsia="de-AT"/>
         </w:rPr>
-        <w:t>table</w:t>
+        <w:t>Rotation (r)</w:t>
       </w:r>
       <w:r>
         <w:rPr>
           <w:color w:val="EE0000"/>
           <w:lang w:eastAsia="de-AT"/>
         </w:rPr>
-        <w:t>:</w:t>
-      </w:r>
-      <w:proofErr w:type="gramEnd"/>
-      <w:r>
-        <w:rPr>
-          <w:color w:val="EE0000"/>
-          <w:lang w:eastAsia="de-AT"/>
-        </w:rPr>
-        <w:t xml:space="preserve"> </w:t>
-      </w:r>
-      <w:proofErr w:type="gramStart"/>
-      <w:r>
-        <w:rPr>
-          <w:color w:val="EE0000"/>
-          <w:lang w:eastAsia="de-AT"/>
-        </w:rPr>
-        <w:t>rebuilt</w:t>
-      </w:r>
-      <w:proofErr w:type="gramEnd"/>
-      <w:r>
-        <w:rPr>
-          <w:color w:val="EE0000"/>
-          <w:lang w:eastAsia="de-AT"/>
-        </w:rPr>
-        <w:t xml:space="preserve"> from parent-child relationships </w:t>
-      </w:r>
-    </w:p>
-    <w:p>
-      <w:pPr>
-        <w:rPr>
-          <w:color w:val="EE0000"/>
-          <w:lang w:eastAsia="de-AT"/>
-        </w:rPr>
-      </w:pPr>
-      <w:r>
-        <w:rPr>
-          <w:color w:val="EE0000"/>
-          <w:lang w:eastAsia="de-AT"/>
-        </w:rPr>
-        <w:t>This structure enables efficient storage and evaluation of the abstraction approach.</w:t>
-      </w:r>
-    </w:p>
-    <w:p/>
-    <w:p>
-      <w:pPr>
-        <w:pStyle w:val="berschrift2"/>
-      </w:pPr>
-      <w:bookmarkStart w:id="67" w:name="_Toc226290912"/>
-      <w:r>
-        <w:t>Operations</w:t>
-      </w:r>
-      <w:bookmarkEnd w:id="67"/>
-    </w:p>
-    <w:p>
-      <w:pPr>
-        <w:rPr>
-          <w:color w:val="EE0000"/>
-          <w:lang w:eastAsia="de-AT"/>
-        </w:rPr>
-      </w:pPr>
-      <w:r>
-        <w:rPr>
-          <w:color w:val="EE0000"/>
-          <w:lang w:eastAsia="de-AT"/>
-        </w:rPr>
-        <w:t>The core contribution of this thesis is the abstraction of states using transformation operations. These operations exploit structural similarities between states.</w:t>
-      </w:r>
-    </w:p>
-    <w:p>
-      <w:pPr>
-        <w:pStyle w:val="berschrift3"/>
-        <w:rPr>
-          <w:lang w:eastAsia="de-AT"/>
-        </w:rPr>
-      </w:pPr>
-      <w:bookmarkStart w:id="68" w:name="_Toc226290913"/>
-      <w:r>
-        <w:rPr>
-          <w:lang w:eastAsia="de-AT"/>
-        </w:rPr>
-        <w:t>Transformation Operations</w:t>
-      </w:r>
-      <w:bookmarkEnd w:id="68"/>
-    </w:p>
-    <w:p>
-      <w:pPr>
-        <w:rPr>
-          <w:color w:val="EE0000"/>
-          <w:lang w:eastAsia="de-AT"/>
-        </w:rPr>
-      </w:pPr>
-      <w:r>
-        <w:rPr>
-          <w:color w:val="EE0000"/>
-          <w:lang w:eastAsia="de-AT"/>
-        </w:rPr>
-        <w:t xml:space="preserve">The implementation includes the following </w:t>
-      </w:r>
-      <w:proofErr w:type="gramStart"/>
-      <w:r>
-        <w:rPr>
-          <w:color w:val="EE0000"/>
-          <w:lang w:eastAsia="de-AT"/>
-        </w:rPr>
-        <w:t>operations :</w:t>
-      </w:r>
-      <w:proofErr w:type="gramEnd"/>
+        <w:t xml:space="preserve">: rotates the grid by 90° </w:t>
+      </w:r>
     </w:p>
     <w:p>
       <w:pPr>
@@ -20159,14 +19036,377 @@
           <w:color w:val="EE0000"/>
           <w:lang w:eastAsia="de-AT"/>
         </w:rPr>
-        <w:t>Rotation (r)</w:t>
+        <w:t>Doubling (d)</w:t>
       </w:r>
       <w:r>
         <w:rPr>
           <w:color w:val="EE0000"/>
           <w:lang w:eastAsia="de-AT"/>
         </w:rPr>
-        <w:t xml:space="preserve">: rotates the grid by 90° </w:t>
+        <w:t xml:space="preserve">: scales all tile values by a factor of 2 </w:t>
+      </w:r>
+    </w:p>
+    <w:p>
+      <w:pPr>
+        <w:rPr>
+          <w:color w:val="EE0000"/>
+          <w:lang w:eastAsia="de-AT"/>
+        </w:rPr>
+      </w:pPr>
+      <w:r>
+        <w:rPr>
+          <w:color w:val="EE0000"/>
+          <w:lang w:eastAsia="de-AT"/>
+        </w:rPr>
+        <w:t>These operations allow the transformation of one state into another structurally equivalent state.</w:t>
+      </w:r>
+    </w:p>
+    <w:p>
+      <w:pPr>
+        <w:pStyle w:val="berschrift3"/>
+        <w:rPr>
+          <w:lang w:eastAsia="de-AT"/>
+        </w:rPr>
+      </w:pPr>
+      <w:bookmarkStart w:id="69" w:name="_Toc226290914"/>
+      <w:bookmarkEnd w:id="69"/>
+    </w:p>
+    <w:p>
+      <w:pPr>
+        <w:pStyle w:val="berschrift3"/>
+        <w:rPr>
+          <w:sz w:val="27"/>
+          <w:szCs w:val="27"/>
+          <w:lang w:eastAsia="de-AT"/>
+        </w:rPr>
+      </w:pPr>
+      <w:bookmarkStart w:id="70" w:name="_Toc226290915"/>
+      <w:r>
+        <w:rPr>
+          <w:sz w:val="27"/>
+          <w:szCs w:val="27"/>
+          <w:lang w:eastAsia="de-AT"/>
+        </w:rPr>
+        <w:t>Action Transformation</w:t>
+      </w:r>
+      <w:bookmarkEnd w:id="70"/>
+    </w:p>
+    <w:p>
+      <w:pPr>
+        <w:rPr>
+          <w:color w:val="EE0000"/>
+          <w:lang w:eastAsia="de-AT"/>
+        </w:rPr>
+      </w:pPr>
+      <w:r>
+        <w:rPr>
+          <w:color w:val="EE0000"/>
+          <w:lang w:eastAsia="de-AT"/>
+        </w:rPr>
+        <w:t>When a state is transformed, the corresponding actions must also be transformed. For example, after a rotation:</w:t>
+      </w:r>
+    </w:p>
+    <w:p>
+      <w:pPr>
+        <w:rPr>
+          <w:color w:val="EE0000"/>
+          <w:lang w:eastAsia="de-AT"/>
+        </w:rPr>
+      </w:pPr>
+      <w:r>
+        <w:rPr>
+          <w:color w:val="EE0000"/>
+          <w:lang w:eastAsia="de-AT"/>
+        </w:rPr>
+        <w:t xml:space="preserve">up → left </w:t>
+      </w:r>
+    </w:p>
+    <w:p>
+      <w:pPr>
+        <w:rPr>
+          <w:color w:val="EE0000"/>
+          <w:lang w:eastAsia="de-AT"/>
+        </w:rPr>
+      </w:pPr>
+      <w:r>
+        <w:rPr>
+          <w:color w:val="EE0000"/>
+          <w:lang w:eastAsia="de-AT"/>
+        </w:rPr>
+        <w:t xml:space="preserve">left → down </w:t>
+      </w:r>
+    </w:p>
+    <w:p>
+      <w:pPr>
+        <w:rPr>
+          <w:color w:val="EE0000"/>
+          <w:lang w:eastAsia="de-AT"/>
+        </w:rPr>
+      </w:pPr>
+      <w:r>
+        <w:rPr>
+          <w:color w:val="EE0000"/>
+          <w:lang w:eastAsia="de-AT"/>
+        </w:rPr>
+        <w:t xml:space="preserve">down → right </w:t>
+      </w:r>
+    </w:p>
+    <w:p>
+      <w:pPr>
+        <w:rPr>
+          <w:color w:val="EE0000"/>
+          <w:lang w:eastAsia="de-AT"/>
+        </w:rPr>
+      </w:pPr>
+      <w:r>
+        <w:rPr>
+          <w:color w:val="EE0000"/>
+          <w:lang w:eastAsia="de-AT"/>
+        </w:rPr>
+        <w:t xml:space="preserve">right → up </w:t>
+      </w:r>
+    </w:p>
+    <w:p>
+      <w:pPr>
+        <w:rPr>
+          <w:color w:val="EE0000"/>
+          <w:lang w:eastAsia="de-AT"/>
+        </w:rPr>
+      </w:pPr>
+      <w:r>
+        <w:rPr>
+          <w:color w:val="EE0000"/>
+          <w:lang w:eastAsia="de-AT"/>
+        </w:rPr>
+        <w:t>This ensures that the learned policy remains consistent across transformed states.</w:t>
+      </w:r>
+    </w:p>
+    <w:p>
+      <w:pPr>
+        <w:rPr>
+          <w:color w:val="EE0000"/>
+          <w:lang w:eastAsia="de-AT"/>
+        </w:rPr>
+      </w:pPr>
+    </w:p>
+    <w:p>
+      <w:pPr>
+        <w:pStyle w:val="berschrift3"/>
+        <w:rPr>
+          <w:lang w:eastAsia="de-AT"/>
+        </w:rPr>
+      </w:pPr>
+      <w:bookmarkStart w:id="71" w:name="_Toc226290916"/>
+      <w:r>
+        <w:rPr>
+          <w:lang w:eastAsia="de-AT"/>
+        </w:rPr>
+        <w:t>PreCalculator and State Expansion</w:t>
+      </w:r>
+      <w:bookmarkEnd w:id="71"/>
+    </w:p>
+    <w:p>
+      <w:pPr>
+        <w:rPr>
+          <w:color w:val="EE0000"/>
+          <w:lang w:eastAsia="de-AT"/>
+        </w:rPr>
+      </w:pPr>
+      <w:r>
+        <w:rPr>
+          <w:color w:val="EE0000"/>
+          <w:lang w:eastAsia="de-AT"/>
+        </w:rPr>
+        <w:t>The PreCalculator explores all reachable states from a given parent state using a breadth-first search approach.</w:t>
+      </w:r>
+    </w:p>
+    <w:p>
+      <w:pPr>
+        <w:rPr>
+          <w:color w:val="EE0000"/>
+          <w:lang w:eastAsia="de-AT"/>
+        </w:rPr>
+      </w:pPr>
+      <w:r>
+        <w:rPr>
+          <w:color w:val="EE0000"/>
+          <w:lang w:eastAsia="de-AT"/>
+        </w:rPr>
+        <w:t>For each parent state, it generates:</w:t>
+      </w:r>
+    </w:p>
+    <w:p>
+      <w:pPr>
+        <w:rPr>
+          <w:color w:val="EE0000"/>
+          <w:lang w:eastAsia="de-AT"/>
+        </w:rPr>
+      </w:pPr>
+      <w:r>
+        <w:rPr>
+          <w:color w:val="EE0000"/>
+          <w:lang w:eastAsia="de-AT"/>
+        </w:rPr>
+        <w:t xml:space="preserve">All reachable child states </w:t>
+      </w:r>
+    </w:p>
+    <w:p>
+      <w:pPr>
+        <w:rPr>
+          <w:color w:val="EE0000"/>
+          <w:lang w:eastAsia="de-AT"/>
+        </w:rPr>
+      </w:pPr>
+      <w:r>
+        <w:rPr>
+          <w:color w:val="EE0000"/>
+          <w:lang w:eastAsia="de-AT"/>
+        </w:rPr>
+        <w:t xml:space="preserve">The sequence of operations required </w:t>
+      </w:r>
+    </w:p>
+    <w:p>
+      <w:pPr>
+        <w:rPr>
+          <w:color w:val="EE0000"/>
+          <w:lang w:eastAsia="de-AT"/>
+        </w:rPr>
+      </w:pPr>
+      <w:r>
+        <w:rPr>
+          <w:color w:val="EE0000"/>
+          <w:lang w:eastAsia="de-AT"/>
+        </w:rPr>
+        <w:t xml:space="preserve">The transformed action values </w:t>
+      </w:r>
+    </w:p>
+    <w:p>
+      <w:pPr>
+        <w:rPr>
+          <w:color w:val="EE0000"/>
+          <w:lang w:eastAsia="de-AT"/>
+        </w:rPr>
+      </w:pPr>
+      <w:r>
+        <w:rPr>
+          <w:color w:val="EE0000"/>
+          <w:lang w:eastAsia="de-AT"/>
+        </w:rPr>
+        <w:t>Each result contains:</w:t>
+      </w:r>
+    </w:p>
+    <w:p>
+      <w:pPr>
+        <w:rPr>
+          <w:color w:val="EE0000"/>
+          <w:lang w:eastAsia="de-AT"/>
+        </w:rPr>
+      </w:pPr>
+      <w:r>
+        <w:rPr>
+          <w:color w:val="EE0000"/>
+          <w:lang w:eastAsia="de-AT"/>
+        </w:rPr>
+        <w:t xml:space="preserve">State </w:t>
+      </w:r>
+    </w:p>
+    <w:p>
+      <w:pPr>
+        <w:rPr>
+          <w:color w:val="EE0000"/>
+          <w:lang w:eastAsia="de-AT"/>
+        </w:rPr>
+      </w:pPr>
+      <w:r>
+        <w:rPr>
+          <w:color w:val="EE0000"/>
+          <w:lang w:eastAsia="de-AT"/>
+        </w:rPr>
+        <w:t xml:space="preserve">Action values </w:t>
+      </w:r>
+    </w:p>
+    <w:p>
+      <w:pPr>
+        <w:rPr>
+          <w:color w:val="EE0000"/>
+          <w:lang w:eastAsia="de-AT"/>
+        </w:rPr>
+      </w:pPr>
+      <w:r>
+        <w:rPr>
+          <w:color w:val="EE0000"/>
+          <w:lang w:eastAsia="de-AT"/>
+        </w:rPr>
+        <w:t xml:space="preserve">Depth </w:t>
+      </w:r>
+    </w:p>
+    <w:p>
+      <w:pPr>
+        <w:rPr>
+          <w:color w:val="EE0000"/>
+          <w:lang w:eastAsia="de-AT"/>
+        </w:rPr>
+      </w:pPr>
+      <w:r>
+        <w:rPr>
+          <w:color w:val="EE0000"/>
+          <w:lang w:eastAsia="de-AT"/>
+        </w:rPr>
+        <w:t xml:space="preserve">Operation path </w:t>
+      </w:r>
+    </w:p>
+    <w:p>
+      <w:pPr>
+        <w:rPr>
+          <w:color w:val="EE0000"/>
+          <w:lang w:eastAsia="de-AT"/>
+        </w:rPr>
+      </w:pPr>
+      <w:r>
+        <w:rPr>
+          <w:color w:val="EE0000"/>
+          <w:lang w:eastAsia="de-AT"/>
+        </w:rPr>
+        <w:t>This allows the construction of a mapping between parent and child states.</w:t>
+      </w:r>
+    </w:p>
+    <w:p>
+      <w:pPr>
+        <w:rPr>
+          <w:color w:val="EE0000"/>
+          <w:lang w:eastAsia="de-AT"/>
+        </w:rPr>
+      </w:pPr>
+    </w:p>
+    <w:p>
+      <w:pPr>
+        <w:pStyle w:val="berschrift3"/>
+        <w:rPr>
+          <w:lang w:eastAsia="de-AT"/>
+        </w:rPr>
+      </w:pPr>
+      <w:bookmarkStart w:id="72" w:name="_Toc226290917"/>
+      <w:r>
+        <w:rPr>
+          <w:lang w:eastAsia="de-AT"/>
+        </w:rPr>
+        <w:t>Parent-Child Abstraction</w:t>
+      </w:r>
+      <w:bookmarkEnd w:id="72"/>
+    </w:p>
+    <w:p>
+      <w:pPr>
+        <w:rPr>
+          <w:color w:val="EE0000"/>
+          <w:lang w:eastAsia="de-AT"/>
+        </w:rPr>
+      </w:pPr>
+      <w:r>
+        <w:rPr>
+          <w:color w:val="EE0000"/>
+          <w:lang w:eastAsia="de-AT"/>
+        </w:rPr>
+        <w:t>The Q-table is divided into:</w:t>
       </w:r>
     </w:p>
     <w:p>
@@ -20183,402 +19423,14 @@
           <w:color w:val="EE0000"/>
           <w:lang w:eastAsia="de-AT"/>
         </w:rPr>
-        <w:t>Doubling (d)</w:t>
+        <w:t>Parent states</w:t>
       </w:r>
       <w:r>
         <w:rPr>
           <w:color w:val="EE0000"/>
           <w:lang w:eastAsia="de-AT"/>
         </w:rPr>
-        <w:t xml:space="preserve">: scales all tile values by a factor of 2 </w:t>
-      </w:r>
-    </w:p>
-    <w:p>
-      <w:pPr>
-        <w:rPr>
-          <w:color w:val="EE0000"/>
-          <w:lang w:eastAsia="de-AT"/>
-        </w:rPr>
-      </w:pPr>
-      <w:r>
-        <w:rPr>
-          <w:color w:val="EE0000"/>
-          <w:lang w:eastAsia="de-AT"/>
-        </w:rPr>
-        <w:t>These operations allow the transformation of one state into another structurally equivalent state.</w:t>
-      </w:r>
-    </w:p>
-    <w:p>
-      <w:pPr>
-        <w:pStyle w:val="berschrift3"/>
-        <w:rPr>
-          <w:lang w:eastAsia="de-AT"/>
-        </w:rPr>
-      </w:pPr>
-      <w:bookmarkStart w:id="69" w:name="_Toc226290914"/>
-      <w:bookmarkEnd w:id="69"/>
-    </w:p>
-    <w:p>
-      <w:pPr>
-        <w:pStyle w:val="berschrift3"/>
-        <w:rPr>
-          <w:sz w:val="27"/>
-          <w:szCs w:val="27"/>
-          <w:lang w:eastAsia="de-AT"/>
-        </w:rPr>
-      </w:pPr>
-      <w:bookmarkStart w:id="70" w:name="_Toc226290915"/>
-      <w:r>
-        <w:rPr>
-          <w:sz w:val="27"/>
-          <w:szCs w:val="27"/>
-          <w:lang w:eastAsia="de-AT"/>
-        </w:rPr>
-        <w:t>Action Transformation</w:t>
-      </w:r>
-      <w:bookmarkEnd w:id="70"/>
-    </w:p>
-    <w:p>
-      <w:pPr>
-        <w:rPr>
-          <w:color w:val="EE0000"/>
-          <w:lang w:eastAsia="de-AT"/>
-        </w:rPr>
-      </w:pPr>
-      <w:r>
-        <w:rPr>
-          <w:color w:val="EE0000"/>
-          <w:lang w:eastAsia="de-AT"/>
-        </w:rPr>
-        <w:t>When a state is transformed, the corresponding actions must also be transformed. For example, after a rotation:</w:t>
-      </w:r>
-    </w:p>
-    <w:p>
-      <w:pPr>
-        <w:rPr>
-          <w:color w:val="EE0000"/>
-          <w:lang w:eastAsia="de-AT"/>
-        </w:rPr>
-      </w:pPr>
-      <w:r>
-        <w:rPr>
-          <w:color w:val="EE0000"/>
-          <w:lang w:eastAsia="de-AT"/>
-        </w:rPr>
-        <w:t xml:space="preserve">up → left </w:t>
-      </w:r>
-    </w:p>
-    <w:p>
-      <w:pPr>
-        <w:rPr>
-          <w:color w:val="EE0000"/>
-          <w:lang w:eastAsia="de-AT"/>
-        </w:rPr>
-      </w:pPr>
-      <w:r>
-        <w:rPr>
-          <w:color w:val="EE0000"/>
-          <w:lang w:eastAsia="de-AT"/>
-        </w:rPr>
-        <w:t xml:space="preserve">left → down </w:t>
-      </w:r>
-    </w:p>
-    <w:p>
-      <w:pPr>
-        <w:rPr>
-          <w:color w:val="EE0000"/>
-          <w:lang w:eastAsia="de-AT"/>
-        </w:rPr>
-      </w:pPr>
-      <w:r>
-        <w:rPr>
-          <w:color w:val="EE0000"/>
-          <w:lang w:eastAsia="de-AT"/>
-        </w:rPr>
-        <w:t xml:space="preserve">down → right </w:t>
-      </w:r>
-    </w:p>
-    <w:p>
-      <w:pPr>
-        <w:rPr>
-          <w:color w:val="EE0000"/>
-          <w:lang w:eastAsia="de-AT"/>
-        </w:rPr>
-      </w:pPr>
-      <w:r>
-        <w:rPr>
-          <w:color w:val="EE0000"/>
-          <w:lang w:eastAsia="de-AT"/>
-        </w:rPr>
-        <w:t xml:space="preserve">right → up </w:t>
-      </w:r>
-    </w:p>
-    <w:p>
-      <w:pPr>
-        <w:rPr>
-          <w:color w:val="EE0000"/>
-          <w:lang w:eastAsia="de-AT"/>
-        </w:rPr>
-      </w:pPr>
-      <w:r>
-        <w:rPr>
-          <w:color w:val="EE0000"/>
-          <w:lang w:eastAsia="de-AT"/>
-        </w:rPr>
-        <w:t>This ensures that the learned policy remains consistent across transformed states.</w:t>
-      </w:r>
-    </w:p>
-    <w:p>
-      <w:pPr>
-        <w:rPr>
-          <w:color w:val="EE0000"/>
-          <w:lang w:eastAsia="de-AT"/>
-        </w:rPr>
-      </w:pPr>
-    </w:p>
-    <w:p>
-      <w:pPr>
-        <w:pStyle w:val="berschrift3"/>
-        <w:rPr>
-          <w:lang w:eastAsia="de-AT"/>
-        </w:rPr>
-      </w:pPr>
-      <w:bookmarkStart w:id="71" w:name="_Toc226290916"/>
-      <w:proofErr w:type="spellStart"/>
-      <w:r>
-        <w:rPr>
-          <w:lang w:eastAsia="de-AT"/>
-        </w:rPr>
-        <w:t>PreCalculator</w:t>
-      </w:r>
-      <w:proofErr w:type="spellEnd"/>
-      <w:r>
-        <w:rPr>
-          <w:lang w:eastAsia="de-AT"/>
-        </w:rPr>
-        <w:t xml:space="preserve"> and State Expansion</w:t>
-      </w:r>
-      <w:bookmarkEnd w:id="71"/>
-    </w:p>
-    <w:p>
-      <w:pPr>
-        <w:rPr>
-          <w:color w:val="EE0000"/>
-          <w:lang w:eastAsia="de-AT"/>
-        </w:rPr>
-      </w:pPr>
-      <w:r>
-        <w:rPr>
-          <w:color w:val="EE0000"/>
-          <w:lang w:eastAsia="de-AT"/>
-        </w:rPr>
-        <w:t xml:space="preserve">The </w:t>
-      </w:r>
-      <w:proofErr w:type="spellStart"/>
-      <w:r>
-        <w:rPr>
-          <w:color w:val="EE0000"/>
-          <w:lang w:eastAsia="de-AT"/>
-        </w:rPr>
-        <w:t>PreCalculator</w:t>
-      </w:r>
-      <w:proofErr w:type="spellEnd"/>
-      <w:r>
-        <w:rPr>
-          <w:color w:val="EE0000"/>
-          <w:lang w:eastAsia="de-AT"/>
-        </w:rPr>
-        <w:t xml:space="preserve"> explores all reachable states from a given parent state using a breadth-first search approach.</w:t>
-      </w:r>
-    </w:p>
-    <w:p>
-      <w:pPr>
-        <w:rPr>
-          <w:color w:val="EE0000"/>
-          <w:lang w:eastAsia="de-AT"/>
-        </w:rPr>
-      </w:pPr>
-      <w:r>
-        <w:rPr>
-          <w:color w:val="EE0000"/>
-          <w:lang w:eastAsia="de-AT"/>
-        </w:rPr>
-        <w:t>For each parent state, it generates:</w:t>
-      </w:r>
-    </w:p>
-    <w:p>
-      <w:pPr>
-        <w:rPr>
-          <w:color w:val="EE0000"/>
-          <w:lang w:eastAsia="de-AT"/>
-        </w:rPr>
-      </w:pPr>
-      <w:r>
-        <w:rPr>
-          <w:color w:val="EE0000"/>
-          <w:lang w:eastAsia="de-AT"/>
-        </w:rPr>
-        <w:t xml:space="preserve">All reachable child states </w:t>
-      </w:r>
-    </w:p>
-    <w:p>
-      <w:pPr>
-        <w:rPr>
-          <w:color w:val="EE0000"/>
-          <w:lang w:eastAsia="de-AT"/>
-        </w:rPr>
-      </w:pPr>
-      <w:r>
-        <w:rPr>
-          <w:color w:val="EE0000"/>
-          <w:lang w:eastAsia="de-AT"/>
-        </w:rPr>
-        <w:t xml:space="preserve">The sequence of operations required </w:t>
-      </w:r>
-    </w:p>
-    <w:p>
-      <w:pPr>
-        <w:rPr>
-          <w:color w:val="EE0000"/>
-          <w:lang w:eastAsia="de-AT"/>
-        </w:rPr>
-      </w:pPr>
-      <w:r>
-        <w:rPr>
-          <w:color w:val="EE0000"/>
-          <w:lang w:eastAsia="de-AT"/>
-        </w:rPr>
-        <w:t xml:space="preserve">The transformed action values </w:t>
-      </w:r>
-    </w:p>
-    <w:p>
-      <w:pPr>
-        <w:rPr>
-          <w:color w:val="EE0000"/>
-          <w:lang w:eastAsia="de-AT"/>
-        </w:rPr>
-      </w:pPr>
-      <w:r>
-        <w:rPr>
-          <w:color w:val="EE0000"/>
-          <w:lang w:eastAsia="de-AT"/>
-        </w:rPr>
-        <w:t>Each result contains:</w:t>
-      </w:r>
-    </w:p>
-    <w:p>
-      <w:pPr>
-        <w:rPr>
-          <w:color w:val="EE0000"/>
-          <w:lang w:eastAsia="de-AT"/>
-        </w:rPr>
-      </w:pPr>
-      <w:r>
-        <w:rPr>
-          <w:color w:val="EE0000"/>
-          <w:lang w:eastAsia="de-AT"/>
-        </w:rPr>
-        <w:t xml:space="preserve">State </w:t>
-      </w:r>
-    </w:p>
-    <w:p>
-      <w:pPr>
-        <w:rPr>
-          <w:color w:val="EE0000"/>
-          <w:lang w:eastAsia="de-AT"/>
-        </w:rPr>
-      </w:pPr>
-      <w:r>
-        <w:rPr>
-          <w:color w:val="EE0000"/>
-          <w:lang w:eastAsia="de-AT"/>
-        </w:rPr>
-        <w:lastRenderedPageBreak/>
-        <w:t xml:space="preserve">Action values </w:t>
-      </w:r>
-    </w:p>
-    <w:p>
-      <w:pPr>
-        <w:rPr>
-          <w:color w:val="EE0000"/>
-          <w:lang w:eastAsia="de-AT"/>
-        </w:rPr>
-      </w:pPr>
-      <w:r>
-        <w:rPr>
-          <w:color w:val="EE0000"/>
-          <w:lang w:eastAsia="de-AT"/>
-        </w:rPr>
-        <w:t xml:space="preserve">Depth </w:t>
-      </w:r>
-    </w:p>
-    <w:p>
-      <w:pPr>
-        <w:rPr>
-          <w:color w:val="EE0000"/>
-          <w:lang w:eastAsia="de-AT"/>
-        </w:rPr>
-      </w:pPr>
-      <w:r>
-        <w:rPr>
-          <w:color w:val="EE0000"/>
-          <w:lang w:eastAsia="de-AT"/>
-        </w:rPr>
-        <w:t xml:space="preserve">Operation path </w:t>
-      </w:r>
-    </w:p>
-    <w:p>
-      <w:pPr>
-        <w:rPr>
-          <w:color w:val="EE0000"/>
-          <w:lang w:eastAsia="de-AT"/>
-        </w:rPr>
-      </w:pPr>
-      <w:r>
-        <w:rPr>
-          <w:color w:val="EE0000"/>
-          <w:lang w:eastAsia="de-AT"/>
-        </w:rPr>
-        <w:t>This allows the construction of a mapping between parent and child states.</w:t>
-      </w:r>
-    </w:p>
-    <w:p>
-      <w:pPr>
-        <w:rPr>
-          <w:color w:val="EE0000"/>
-          <w:lang w:eastAsia="de-AT"/>
-        </w:rPr>
-      </w:pPr>
-    </w:p>
-    <w:p>
-      <w:pPr>
-        <w:pStyle w:val="berschrift3"/>
-        <w:rPr>
-          <w:lang w:eastAsia="de-AT"/>
-        </w:rPr>
-      </w:pPr>
-      <w:bookmarkStart w:id="72" w:name="_Toc226290917"/>
-      <w:r>
-        <w:rPr>
-          <w:lang w:eastAsia="de-AT"/>
-        </w:rPr>
-        <w:t>Parent-Child Abstraction</w:t>
-      </w:r>
-      <w:bookmarkEnd w:id="72"/>
-    </w:p>
-    <w:p>
-      <w:pPr>
-        <w:rPr>
-          <w:color w:val="EE0000"/>
-          <w:lang w:eastAsia="de-AT"/>
-        </w:rPr>
-      </w:pPr>
-      <w:r>
-        <w:rPr>
-          <w:color w:val="EE0000"/>
-          <w:lang w:eastAsia="de-AT"/>
-        </w:rPr>
-        <w:t>The Q-table is divided into:</w:t>
+        <w:t xml:space="preserve">: explicitly stored states </w:t>
       </w:r>
     </w:p>
     <w:p>
@@ -20595,30 +19447,7 @@
           <w:color w:val="EE0000"/>
           <w:lang w:eastAsia="de-AT"/>
         </w:rPr>
-        <w:t>Parent states</w:t>
-      </w:r>
-      <w:r>
-        <w:rPr>
-          <w:color w:val="EE0000"/>
-          <w:lang w:eastAsia="de-AT"/>
-        </w:rPr>
-        <w:t xml:space="preserve">: explicitly stored states </w:t>
-      </w:r>
-    </w:p>
-    <w:p>
-      <w:pPr>
-        <w:rPr>
-          <w:color w:val="EE0000"/>
-          <w:lang w:eastAsia="de-AT"/>
-        </w:rPr>
-      </w:pPr>
-      <w:r>
-        <w:rPr>
-          <w:b/>
-          <w:bCs/>
-          <w:color w:val="EE0000"/>
-          <w:lang w:eastAsia="de-AT"/>
-        </w:rPr>
+        <w:lastRenderedPageBreak/>
         <w:t>Child states</w:t>
       </w:r>
       <w:r>
@@ -20783,21 +19612,8 @@
     <w:bookmarkEnd w:id="76"/>
     <w:bookmarkEnd w:id="77"/>
     <w:p>
-      <w:proofErr w:type="gramStart"/>
-      <w:r>
-        <w:t>Cross-references</w:t>
-      </w:r>
-      <w:proofErr w:type="gramEnd"/>
-      <w:r>
-        <w:t xml:space="preserve"> should be generated automatically </w:t>
-      </w:r>
-      <w:proofErr w:type="gramStart"/>
-      <w:r>
-        <w:t>in order to</w:t>
-      </w:r>
-      <w:proofErr w:type="gramEnd"/>
-      <w:r>
-        <w:t xml:space="preserve"> make updating easy. This example shows a cross-reference to </w:t>
+      <w:r>
+        <w:t xml:space="preserve">Cross-references should be generated automatically in order to make updating easy. This example shows a cross-reference to </w:t>
       </w:r>
       <w:r>
         <w:fldChar w:fldCharType="begin"/>
@@ -20990,19 +19806,11 @@
           <w:lang w:val="en-US"/>
         </w:rPr>
       </w:pPr>
-      <w:proofErr w:type="spellStart"/>
       <w:r>
         <w:rPr>
           <w:lang w:val="en-US"/>
         </w:rPr>
-        <w:t>Tabelle</w:t>
-      </w:r>
-      <w:proofErr w:type="spellEnd"/>
-      <w:r>
-        <w:rPr>
-          <w:lang w:val="en-US"/>
-        </w:rPr>
-        <w:t xml:space="preserve"> </w:t>
+        <w:t xml:space="preserve">Tabelle </w:t>
       </w:r>
       <w:r>
         <w:rPr>
@@ -21274,6 +20082,7 @@
                   <w:rPr>
                     <w:rFonts w:ascii="Cambria Math" w:hAnsi="Cambria Math"/>
                   </w:rPr>
+                  <w:lastRenderedPageBreak/>
                   <m:t>x</m:t>
                 </m:r>
                 <m:r>
@@ -22978,15 +21787,7 @@
       <w:bookmarkStart w:id="91" w:name="_Toc226290923"/>
       <w:r>
         <w:lastRenderedPageBreak/>
-        <w:t xml:space="preserve">List </w:t>
-      </w:r>
-      <w:proofErr w:type="spellStart"/>
-      <w:r>
-        <w:t>of</w:t>
-      </w:r>
-      <w:proofErr w:type="spellEnd"/>
-      <w:r>
-        <w:t xml:space="preserve"> Tables</w:t>
+        <w:t>List of Tables</w:t>
       </w:r>
       <w:bookmarkEnd w:id="90"/>
       <w:bookmarkEnd w:id="91"/>
@@ -23353,21 +22154,12 @@
                 <w:bCs/>
               </w:rPr>
             </w:pPr>
-            <w:proofErr w:type="spellStart"/>
             <w:r>
               <w:rPr>
                 <w:b/>
                 <w:bCs/>
               </w:rPr>
-              <w:t>DeepL</w:t>
-            </w:r>
-            <w:proofErr w:type="spellEnd"/>
-            <w:r>
-              <w:rPr>
-                <w:b/>
-                <w:bCs/>
-              </w:rPr>
-              <w:t xml:space="preserve"> Translate</w:t>
+              <w:t>DeepL Translate</w:t>
             </w:r>
           </w:p>
         </w:tc>
@@ -24164,6 +22956,92 @@
     </w:lvl>
   </w:abstractNum>
   <w:abstractNum w:abstractNumId="1" w15:restartNumberingAfterBreak="0">
+    <w:nsid w:val="09B17EE1"/>
+    <w:multiLevelType w:val="hybridMultilevel"/>
+    <w:tmpl w:val="7BD64996"/>
+    <w:lvl w:ilvl="0" w:tplc="0407000F">
+      <w:start w:val="1"/>
+      <w:numFmt w:val="decimal"/>
+      <w:lvlText w:val="%1."/>
+      <w:lvlJc w:val="left"/>
+      <w:pPr>
+        <w:ind w:left="720" w:hanging="360"/>
+      </w:pPr>
+    </w:lvl>
+    <w:lvl w:ilvl="1" w:tplc="04070019" w:tentative="1">
+      <w:start w:val="1"/>
+      <w:numFmt w:val="lowerLetter"/>
+      <w:lvlText w:val="%2."/>
+      <w:lvlJc w:val="left"/>
+      <w:pPr>
+        <w:ind w:left="1440" w:hanging="360"/>
+      </w:pPr>
+    </w:lvl>
+    <w:lvl w:ilvl="2" w:tplc="0407001B" w:tentative="1">
+      <w:start w:val="1"/>
+      <w:numFmt w:val="lowerRoman"/>
+      <w:lvlText w:val="%3."/>
+      <w:lvlJc w:val="right"/>
+      <w:pPr>
+        <w:ind w:left="2160" w:hanging="180"/>
+      </w:pPr>
+    </w:lvl>
+    <w:lvl w:ilvl="3" w:tplc="0407000F" w:tentative="1">
+      <w:start w:val="1"/>
+      <w:numFmt w:val="decimal"/>
+      <w:lvlText w:val="%4."/>
+      <w:lvlJc w:val="left"/>
+      <w:pPr>
+        <w:ind w:left="2880" w:hanging="360"/>
+      </w:pPr>
+    </w:lvl>
+    <w:lvl w:ilvl="4" w:tplc="04070019" w:tentative="1">
+      <w:start w:val="1"/>
+      <w:numFmt w:val="lowerLetter"/>
+      <w:lvlText w:val="%5."/>
+      <w:lvlJc w:val="left"/>
+      <w:pPr>
+        <w:ind w:left="3600" w:hanging="360"/>
+      </w:pPr>
+    </w:lvl>
+    <w:lvl w:ilvl="5" w:tplc="0407001B" w:tentative="1">
+      <w:start w:val="1"/>
+      <w:numFmt w:val="lowerRoman"/>
+      <w:lvlText w:val="%6."/>
+      <w:lvlJc w:val="right"/>
+      <w:pPr>
+        <w:ind w:left="4320" w:hanging="180"/>
+      </w:pPr>
+    </w:lvl>
+    <w:lvl w:ilvl="6" w:tplc="0407000F" w:tentative="1">
+      <w:start w:val="1"/>
+      <w:numFmt w:val="decimal"/>
+      <w:lvlText w:val="%7."/>
+      <w:lvlJc w:val="left"/>
+      <w:pPr>
+        <w:ind w:left="5040" w:hanging="360"/>
+      </w:pPr>
+    </w:lvl>
+    <w:lvl w:ilvl="7" w:tplc="04070019" w:tentative="1">
+      <w:start w:val="1"/>
+      <w:numFmt w:val="lowerLetter"/>
+      <w:lvlText w:val="%8."/>
+      <w:lvlJc w:val="left"/>
+      <w:pPr>
+        <w:ind w:left="5760" w:hanging="360"/>
+      </w:pPr>
+    </w:lvl>
+    <w:lvl w:ilvl="8" w:tplc="0407001B" w:tentative="1">
+      <w:start w:val="1"/>
+      <w:numFmt w:val="lowerRoman"/>
+      <w:lvlText w:val="%9."/>
+      <w:lvlJc w:val="right"/>
+      <w:pPr>
+        <w:ind w:left="6480" w:hanging="180"/>
+      </w:pPr>
+    </w:lvl>
+  </w:abstractNum>
+  <w:abstractNum w:abstractNumId="2" w15:restartNumberingAfterBreak="0">
     <w:nsid w:val="0E633085"/>
     <w:multiLevelType w:val="hybridMultilevel"/>
     <w:tmpl w:val="2C10BE1C"/>
@@ -24324,7 +23202,7 @@
       </w:rPr>
     </w:lvl>
   </w:abstractNum>
-  <w:abstractNum w:abstractNumId="2" w15:restartNumberingAfterBreak="0">
+  <w:abstractNum w:abstractNumId="3" w15:restartNumberingAfterBreak="0">
     <w:nsid w:val="38AB32F4"/>
     <w:multiLevelType w:val="hybridMultilevel"/>
     <w:tmpl w:val="31E8DD62"/>
@@ -24437,7 +23315,7 @@
       </w:rPr>
     </w:lvl>
   </w:abstractNum>
-  <w:abstractNum w:abstractNumId="3" w15:restartNumberingAfterBreak="0">
+  <w:abstractNum w:abstractNumId="4" w15:restartNumberingAfterBreak="0">
     <w:nsid w:val="3E8A0763"/>
     <w:multiLevelType w:val="hybridMultilevel"/>
     <w:tmpl w:val="1794D48A"/>
@@ -24588,7 +23466,7 @@
       </w:rPr>
     </w:lvl>
   </w:abstractNum>
-  <w:abstractNum w:abstractNumId="4" w15:restartNumberingAfterBreak="0">
+  <w:abstractNum w:abstractNumId="5" w15:restartNumberingAfterBreak="0">
     <w:nsid w:val="3EB96FF6"/>
     <w:multiLevelType w:val="hybridMultilevel"/>
     <w:tmpl w:val="EBC0DCFE"/>
@@ -24677,7 +23555,7 @@
       </w:pPr>
     </w:lvl>
   </w:abstractNum>
-  <w:abstractNum w:abstractNumId="5" w15:restartNumberingAfterBreak="0">
+  <w:abstractNum w:abstractNumId="6" w15:restartNumberingAfterBreak="0">
     <w:nsid w:val="4783416F"/>
     <w:multiLevelType w:val="hybridMultilevel"/>
     <w:tmpl w:val="E1A40384"/>
@@ -24828,7 +23706,7 @@
       </w:rPr>
     </w:lvl>
   </w:abstractNum>
-  <w:abstractNum w:abstractNumId="6" w15:restartNumberingAfterBreak="0">
+  <w:abstractNum w:abstractNumId="7" w15:restartNumberingAfterBreak="0">
     <w:nsid w:val="6C0710F7"/>
     <w:multiLevelType w:val="multilevel"/>
     <w:tmpl w:val="302093E6"/>
@@ -24979,25 +23857,28 @@
     </w:lvl>
   </w:abstractNum>
   <w:num w:numId="1" w16cid:durableId="1533421957">
+    <w:abstractNumId w:val="7"/>
+  </w:num>
+  <w:num w:numId="2" w16cid:durableId="471096848">
     <w:abstractNumId w:val="6"/>
   </w:num>
-  <w:num w:numId="2" w16cid:durableId="471096848">
+  <w:num w:numId="3" w16cid:durableId="1114666802">
+    <w:abstractNumId w:val="2"/>
+  </w:num>
+  <w:num w:numId="4" w16cid:durableId="541946711">
+    <w:abstractNumId w:val="4"/>
+  </w:num>
+  <w:num w:numId="5" w16cid:durableId="447815207">
     <w:abstractNumId w:val="5"/>
   </w:num>
-  <w:num w:numId="3" w16cid:durableId="1114666802">
-    <w:abstractNumId w:val="1"/>
-  </w:num>
-  <w:num w:numId="4" w16cid:durableId="541946711">
+  <w:num w:numId="6" w16cid:durableId="812218005">
     <w:abstractNumId w:val="3"/>
-  </w:num>
-  <w:num w:numId="5" w16cid:durableId="447815207">
-    <w:abstractNumId w:val="4"/>
-  </w:num>
-  <w:num w:numId="6" w16cid:durableId="812218005">
-    <w:abstractNumId w:val="2"/>
   </w:num>
   <w:num w:numId="7" w16cid:durableId="1107970688">
     <w:abstractNumId w:val="0"/>
+  </w:num>
+  <w:num w:numId="8" w16cid:durableId="1871530889">
+    <w:abstractNumId w:val="1"/>
   </w:num>
   <w:numIdMacAtCleanup w:val="7"/>
 </w:numbering>
@@ -37286,6 +36167,7 @@
     <w:rsid w:val="00190F0B"/>
     <w:rsid w:val="00195C57"/>
     <w:rsid w:val="001D0FBE"/>
+    <w:rsid w:val="001D20F3"/>
     <w:rsid w:val="001D4A0B"/>
     <w:rsid w:val="00214087"/>
     <w:rsid w:val="002179B4"/>
@@ -37296,10 +36178,12 @@
     <w:rsid w:val="00346AA0"/>
     <w:rsid w:val="004239F2"/>
     <w:rsid w:val="00491EE0"/>
+    <w:rsid w:val="00517E02"/>
     <w:rsid w:val="00555A51"/>
     <w:rsid w:val="005D5378"/>
     <w:rsid w:val="0069248E"/>
     <w:rsid w:val="00775426"/>
+    <w:rsid w:val="007F0432"/>
     <w:rsid w:val="007F0858"/>
     <w:rsid w:val="00885498"/>
     <w:rsid w:val="008D6FD6"/>
@@ -49335,7 +48219,7 @@
     <w:basedOn w:val="Absatz-Standardschriftart"/>
     <w:uiPriority w:val="99"/>
     <w:semiHidden/>
-    <w:rsid w:val="00A758E3"/>
+    <w:rsid w:val="001D20F3"/>
     <w:rPr>
       <w:color w:val="808080"/>
     </w:rPr>
@@ -49571,32 +48455,7 @@
 </a:theme>
 </file>
 
-<file path=customXml/item1.xml>��< ? x m l   v e r s i o n = " 1 . 0 "   e n c o d i n g = " u t f - 1 6 " ? > < D o c u m e n t S e t t i n g s   x m l n s : x s i = " h t t p : / / w w w . w 3 . o r g / 2 0 0 1 / X M L S c h e m a - i n s t a n c e "   x m l n s : x s d = " h t t p : / / w w w . w 3 . o r g / 2 0 0 1 / X M L S c h e m a "   x m l n s = " h t t p : / / w w w . z h a w . c h / A c c e s s i b i l i t y A d d I n " > - 
-     < C h e c k H e a d i n g H i e r a r c h y > t r u e < / C h e c k H e a d i n g H i e r a r c h y > - 
-     < C h e c k R e a d i n g O r d e r > f a l s e < / C h e c k R e a d i n g O r d e r > - 
-     < C h e c k T a b l e H e a d e r > t r u e < / C h e c k T a b l e H e a d e r > - 
-     < C h e c k D o c T i t l e > t r u e < / C h e c k D o c T i t l e > - 
-     < C h e c k L a n g u a g e S e t t i n g > t r u e < / C h e c k L a n g u a g e S e t t i n g > - 
-     < C h e c k A l t T e x t > t r u e < / C h e c k A l t T e x t > - 
-     < C h e c k T e x t S i z e > f a l s e < / C h e c k T e x t S i z e > - 
-     < C h e c k S c r e e n T i p > t r u e < / C h e c k S c r e e n T i p > - 
-     < S h o w S h a p e N a m e C o l u m n > f a l s e < / S h o w S h a p e N a m e C o l u m n > - 
-     < S h o w I s s u e D e s c r i p t i o n > t r u e < / S h o w I s s u e D e s c r i p t i o n > - 
- < / D o c u m e n t S e t t i n g s > 
-</file>
-
-<file path=customXml/item2.xml><?xml version="1.0" encoding="utf-8"?>
+<file path=customXml/item1.xml><?xml version="1.0" encoding="utf-8"?>
 <b:Sources xmlns:b="http://schemas.openxmlformats.org/officeDocument/2006/bibliography" xmlns="http://schemas.openxmlformats.org/officeDocument/2006/bibliography" SelectedStyle="\IEEE2006OfficeOnline.xsl" StyleName="IEEE" Version="2006">
   <b:Source>
     <b:Tag>Sut15</b:Tag>
@@ -49950,19 +48809,44 @@
 </b:Sources>
 </file>
 
+<file path=customXml/item2.xml>��< ? x m l   v e r s i o n = " 1 . 0 "   e n c o d i n g = " u t f - 1 6 " ? > < D o c u m e n t S e t t i n g s   x m l n s : x s i = " h t t p : / / w w w . w 3 . o r g / 2 0 0 1 / X M L S c h e m a - i n s t a n c e "   x m l n s : x s d = " h t t p : / / w w w . w 3 . o r g / 2 0 0 1 / X M L S c h e m a "   x m l n s = " h t t p : / / w w w . z h a w . c h / A c c e s s i b i l i t y A d d I n " > + 
+     < C h e c k H e a d i n g H i e r a r c h y > t r u e < / C h e c k H e a d i n g H i e r a r c h y > + 
+     < C h e c k R e a d i n g O r d e r > f a l s e < / C h e c k R e a d i n g O r d e r > + 
+     < C h e c k T a b l e H e a d e r > t r u e < / C h e c k T a b l e H e a d e r > + 
+     < C h e c k D o c T i t l e > t r u e < / C h e c k D o c T i t l e > + 
+     < C h e c k L a n g u a g e S e t t i n g > t r u e < / C h e c k L a n g u a g e S e t t i n g > + 
+     < C h e c k A l t T e x t > t r u e < / C h e c k A l t T e x t > + 
+     < C h e c k T e x t S i z e > f a l s e < / C h e c k T e x t S i z e > + 
+     < C h e c k S c r e e n T i p > t r u e < / C h e c k S c r e e n T i p > + 
+     < S h o w S h a p e N a m e C o l u m n > f a l s e < / S h o w S h a p e N a m e C o l u m n > + 
+     < S h o w I s s u e D e s c r i p t i o n > t r u e < / S h o w I s s u e D e s c r i p t i o n > + 
+ < / D o c u m e n t S e t t i n g s > 
+</file>
+
 <file path=customXml/itemProps1.xml><?xml version="1.0" encoding="utf-8"?>
+<ds:datastoreItem xmlns:ds="http://schemas.openxmlformats.org/officeDocument/2006/customXml" ds:itemID="{11836ECC-BDFF-4E3E-A170-F111FEBF9756}">
+  <ds:schemaRefs>
+    <ds:schemaRef ds:uri="http://schemas.openxmlformats.org/officeDocument/2006/bibliography"/>
+  </ds:schemaRefs>
+</ds:datastoreItem>
+</file>
+
+<file path=customXml/itemProps2.xml><?xml version="1.0" encoding="utf-8"?>
 <ds:datastoreItem xmlns:ds="http://schemas.openxmlformats.org/officeDocument/2006/customXml" ds:itemID="{0832B0A6-AD23-4FBF-B613-D35800E8617E}">
   <ds:schemaRefs>
     <ds:schemaRef ds:uri="http://www.w3.org/2001/XMLSchema"/>
     <ds:schemaRef ds:uri="http://www.zhaw.ch/AccessibilityAddIn"/>
   </ds:schemaRefs>
 </ds:datastoreItem>
-</file>
-
-<file path=customXml/itemProps2.xml><?xml version="1.0" encoding="utf-8"?>
-<ds:datastoreItem xmlns:ds="http://schemas.openxmlformats.org/officeDocument/2006/customXml" ds:itemID="{11836ECC-BDFF-4E3E-A170-F111FEBF9756}">
-  <ds:schemaRefs>
-    <ds:schemaRef ds:uri="http://schemas.openxmlformats.org/officeDocument/2006/bibliography"/>
-  </ds:schemaRefs>
-</ds:datastoreItem>
 </file>
--- a/Thesis/BachelorThesisStefanWerner.docx
+++ b/Thesis/BachelorThesisStefanWerner.docx
@@ -962,7 +962,7 @@
       <w:r>
         <w:fldChar w:fldCharType="separate"/>
       </w:r>
-      <w:hyperlink w:anchor="_Toc226290870" w:history="1">
+      <w:hyperlink w:anchor="_Toc227931164" w:history="1">
         <w:r>
           <w:rPr>
             <w:rStyle w:val="Hyperlink"/>
@@ -1009,7 +1009,7 @@
             <w:noProof/>
             <w:webHidden/>
           </w:rPr>
-          <w:instrText xml:space="preserve"> PAGEREF _Toc226290870 \h </w:instrText>
+          <w:instrText xml:space="preserve"> PAGEREF _Toc227931164 \h </w:instrText>
         </w:r>
         <w:r>
           <w:rPr>
@@ -1029,7 +1029,7 @@
             <w:noProof/>
             <w:webHidden/>
           </w:rPr>
-          <w:t>7</w:t>
+          <w:t>6</w:t>
         </w:r>
         <w:r>
           <w:rPr>
@@ -1058,7 +1058,7 @@
           <w14:ligatures w14:val="standardContextual"/>
         </w:rPr>
       </w:pPr>
-      <w:hyperlink w:anchor="_Toc226290871" w:history="1">
+      <w:hyperlink w:anchor="_Toc227931165" w:history="1">
         <w:r>
           <w:rPr>
             <w:rStyle w:val="Hyperlink"/>
@@ -1105,7 +1105,7 @@
             <w:noProof/>
             <w:webHidden/>
           </w:rPr>
-          <w:instrText xml:space="preserve"> PAGEREF _Toc226290871 \h </w:instrText>
+          <w:instrText xml:space="preserve"> PAGEREF _Toc227931165 \h </w:instrText>
         </w:r>
         <w:r>
           <w:rPr>
@@ -1125,7 +1125,7 @@
             <w:noProof/>
             <w:webHidden/>
           </w:rPr>
-          <w:t>7</w:t>
+          <w:t>6</w:t>
         </w:r>
         <w:r>
           <w:rPr>
@@ -1154,7 +1154,7 @@
           <w14:ligatures w14:val="standardContextual"/>
         </w:rPr>
       </w:pPr>
-      <w:hyperlink w:anchor="_Toc226290872" w:history="1">
+      <w:hyperlink w:anchor="_Toc227931166" w:history="1">
         <w:r>
           <w:rPr>
             <w:rStyle w:val="Hyperlink"/>
@@ -1201,7 +1201,7 @@
             <w:noProof/>
             <w:webHidden/>
           </w:rPr>
-          <w:instrText xml:space="preserve"> PAGEREF _Toc226290872 \h </w:instrText>
+          <w:instrText xml:space="preserve"> PAGEREF _Toc227931166 \h </w:instrText>
         </w:r>
         <w:r>
           <w:rPr>
@@ -1221,7 +1221,7 @@
             <w:noProof/>
             <w:webHidden/>
           </w:rPr>
-          <w:t>7</w:t>
+          <w:t>6</w:t>
         </w:r>
         <w:r>
           <w:rPr>
@@ -1250,7 +1250,7 @@
           <w14:ligatures w14:val="standardContextual"/>
         </w:rPr>
       </w:pPr>
-      <w:hyperlink w:anchor="_Toc226290873" w:history="1">
+      <w:hyperlink w:anchor="_Toc227931167" w:history="1">
         <w:r>
           <w:rPr>
             <w:rStyle w:val="Hyperlink"/>
@@ -1297,7 +1297,7 @@
             <w:noProof/>
             <w:webHidden/>
           </w:rPr>
-          <w:instrText xml:space="preserve"> PAGEREF _Toc226290873 \h </w:instrText>
+          <w:instrText xml:space="preserve"> PAGEREF _Toc227931167 \h </w:instrText>
         </w:r>
         <w:r>
           <w:rPr>
@@ -1317,7 +1317,7 @@
             <w:noProof/>
             <w:webHidden/>
           </w:rPr>
-          <w:t>8</w:t>
+          <w:t>7</w:t>
         </w:r>
         <w:r>
           <w:rPr>
@@ -1346,7 +1346,7 @@
           <w14:ligatures w14:val="standardContextual"/>
         </w:rPr>
       </w:pPr>
-      <w:hyperlink w:anchor="_Toc226290874" w:history="1">
+      <w:hyperlink w:anchor="_Toc227931168" w:history="1">
         <w:r>
           <w:rPr>
             <w:rStyle w:val="Hyperlink"/>
@@ -1393,7 +1393,7 @@
             <w:noProof/>
             <w:webHidden/>
           </w:rPr>
-          <w:instrText xml:space="preserve"> PAGEREF _Toc226290874 \h </w:instrText>
+          <w:instrText xml:space="preserve"> PAGEREF _Toc227931168 \h </w:instrText>
         </w:r>
         <w:r>
           <w:rPr>
@@ -1413,7 +1413,7 @@
             <w:noProof/>
             <w:webHidden/>
           </w:rPr>
-          <w:t>8</w:t>
+          <w:t>7</w:t>
         </w:r>
         <w:r>
           <w:rPr>
@@ -1438,7 +1438,7 @@
           <w14:ligatures w14:val="standardContextual"/>
         </w:rPr>
       </w:pPr>
-      <w:hyperlink w:anchor="_Toc226290875" w:history="1">
+      <w:hyperlink w:anchor="_Toc227931169" w:history="1">
         <w:r>
           <w:rPr>
             <w:rStyle w:val="Hyperlink"/>
@@ -1485,7 +1485,7 @@
             <w:noProof/>
             <w:webHidden/>
           </w:rPr>
-          <w:instrText xml:space="preserve"> PAGEREF _Toc226290875 \h </w:instrText>
+          <w:instrText xml:space="preserve"> PAGEREF _Toc227931169 \h </w:instrText>
         </w:r>
         <w:r>
           <w:rPr>
@@ -1505,7 +1505,7 @@
             <w:noProof/>
             <w:webHidden/>
           </w:rPr>
-          <w:t>8</w:t>
+          <w:t>7</w:t>
         </w:r>
         <w:r>
           <w:rPr>
@@ -1534,7 +1534,7 @@
           <w14:ligatures w14:val="standardContextual"/>
         </w:rPr>
       </w:pPr>
-      <w:hyperlink w:anchor="_Toc226290876" w:history="1">
+      <w:hyperlink w:anchor="_Toc227931170" w:history="1">
         <w:r>
           <w:rPr>
             <w:rStyle w:val="Hyperlink"/>
@@ -1581,7 +1581,7 @@
             <w:noProof/>
             <w:webHidden/>
           </w:rPr>
-          <w:instrText xml:space="preserve"> PAGEREF _Toc226290876 \h </w:instrText>
+          <w:instrText xml:space="preserve"> PAGEREF _Toc227931170 \h </w:instrText>
         </w:r>
         <w:r>
           <w:rPr>
@@ -1601,7 +1601,7 @@
             <w:noProof/>
             <w:webHidden/>
           </w:rPr>
-          <w:t>8</w:t>
+          <w:t>7</w:t>
         </w:r>
         <w:r>
           <w:rPr>
@@ -1630,7 +1630,7 @@
           <w14:ligatures w14:val="standardContextual"/>
         </w:rPr>
       </w:pPr>
-      <w:hyperlink w:anchor="_Toc226290877" w:history="1">
+      <w:hyperlink w:anchor="_Toc227931171" w:history="1">
         <w:r>
           <w:rPr>
             <w:rStyle w:val="Hyperlink"/>
@@ -1677,7 +1677,7 @@
             <w:noProof/>
             <w:webHidden/>
           </w:rPr>
-          <w:instrText xml:space="preserve"> PAGEREF _Toc226290877 \h </w:instrText>
+          <w:instrText xml:space="preserve"> PAGEREF _Toc227931171 \h </w:instrText>
         </w:r>
         <w:r>
           <w:rPr>
@@ -1697,7 +1697,7 @@
             <w:noProof/>
             <w:webHidden/>
           </w:rPr>
-          <w:t>10</w:t>
+          <w:t>9</w:t>
         </w:r>
         <w:r>
           <w:rPr>
@@ -1722,7 +1722,7 @@
           <w14:ligatures w14:val="standardContextual"/>
         </w:rPr>
       </w:pPr>
-      <w:hyperlink w:anchor="_Toc226290878" w:history="1">
+      <w:hyperlink w:anchor="_Toc227931172" w:history="1">
         <w:r>
           <w:rPr>
             <w:rStyle w:val="Hyperlink"/>
@@ -1769,7 +1769,7 @@
             <w:noProof/>
             <w:webHidden/>
           </w:rPr>
-          <w:instrText xml:space="preserve"> PAGEREF _Toc226290878 \h </w:instrText>
+          <w:instrText xml:space="preserve"> PAGEREF _Toc227931172 \h </w:instrText>
         </w:r>
         <w:r>
           <w:rPr>
@@ -1789,7 +1789,7 @@
             <w:noProof/>
             <w:webHidden/>
           </w:rPr>
-          <w:t>10</w:t>
+          <w:t>9</w:t>
         </w:r>
         <w:r>
           <w:rPr>
@@ -1817,7 +1817,7 @@
           <w14:ligatures w14:val="standardContextual"/>
         </w:rPr>
       </w:pPr>
-      <w:hyperlink w:anchor="_Toc226290879" w:history="1">
+      <w:hyperlink w:anchor="_Toc227931173" w:history="1">
         <w:r>
           <w:rPr>
             <w:rStyle w:val="Hyperlink"/>
@@ -1863,7 +1863,7 @@
             <w:noProof/>
             <w:webHidden/>
           </w:rPr>
-          <w:instrText xml:space="preserve"> PAGEREF _Toc226290879 \h </w:instrText>
+          <w:instrText xml:space="preserve"> PAGEREF _Toc227931173 \h </w:instrText>
         </w:r>
         <w:r>
           <w:rPr>
@@ -1883,7 +1883,7 @@
             <w:noProof/>
             <w:webHidden/>
           </w:rPr>
-          <w:t>11</w:t>
+          <w:t>10</w:t>
         </w:r>
         <w:r>
           <w:rPr>
@@ -1912,7 +1912,7 @@
           <w14:ligatures w14:val="standardContextual"/>
         </w:rPr>
       </w:pPr>
-      <w:hyperlink w:anchor="_Toc226290880" w:history="1">
+      <w:hyperlink w:anchor="_Toc227931174" w:history="1">
         <w:r>
           <w:rPr>
             <w:rStyle w:val="Hyperlink"/>
@@ -1959,7 +1959,7 @@
             <w:noProof/>
             <w:webHidden/>
           </w:rPr>
-          <w:instrText xml:space="preserve"> PAGEREF _Toc226290880 \h </w:instrText>
+          <w:instrText xml:space="preserve"> PAGEREF _Toc227931174 \h </w:instrText>
         </w:r>
         <w:r>
           <w:rPr>
@@ -1979,7 +1979,7 @@
             <w:noProof/>
             <w:webHidden/>
           </w:rPr>
-          <w:t>11</w:t>
+          <w:t>10</w:t>
         </w:r>
         <w:r>
           <w:rPr>
@@ -2007,7 +2007,7 @@
           <w14:ligatures w14:val="standardContextual"/>
         </w:rPr>
       </w:pPr>
-      <w:hyperlink w:anchor="_Toc226290881" w:history="1">
+      <w:hyperlink w:anchor="_Toc227931175" w:history="1">
         <w:r>
           <w:rPr>
             <w:rStyle w:val="Hyperlink"/>
@@ -2053,7 +2053,7 @@
             <w:noProof/>
             <w:webHidden/>
           </w:rPr>
-          <w:instrText xml:space="preserve"> PAGEREF _Toc226290881 \h </w:instrText>
+          <w:instrText xml:space="preserve"> PAGEREF _Toc227931175 \h </w:instrText>
         </w:r>
         <w:r>
           <w:rPr>
@@ -2073,7 +2073,7 @@
             <w:noProof/>
             <w:webHidden/>
           </w:rPr>
-          <w:t>11</w:t>
+          <w:t>10</w:t>
         </w:r>
         <w:r>
           <w:rPr>
@@ -2102,7 +2102,7 @@
           <w14:ligatures w14:val="standardContextual"/>
         </w:rPr>
       </w:pPr>
-      <w:hyperlink w:anchor="_Toc226290882" w:history="1">
+      <w:hyperlink w:anchor="_Toc227931176" w:history="1">
         <w:r>
           <w:rPr>
             <w:rStyle w:val="Hyperlink"/>
@@ -2149,7 +2149,7 @@
             <w:noProof/>
             <w:webHidden/>
           </w:rPr>
-          <w:instrText xml:space="preserve"> PAGEREF _Toc226290882 \h </w:instrText>
+          <w:instrText xml:space="preserve"> PAGEREF _Toc227931176 \h </w:instrText>
         </w:r>
         <w:r>
           <w:rPr>
@@ -2169,7 +2169,7 @@
             <w:noProof/>
             <w:webHidden/>
           </w:rPr>
-          <w:t>12</w:t>
+          <w:t>11</w:t>
         </w:r>
         <w:r>
           <w:rPr>
@@ -2194,7 +2194,7 @@
           <w14:ligatures w14:val="standardContextual"/>
         </w:rPr>
       </w:pPr>
-      <w:hyperlink w:anchor="_Toc226290883" w:history="1">
+      <w:hyperlink w:anchor="_Toc227931177" w:history="1">
         <w:r>
           <w:rPr>
             <w:rStyle w:val="Hyperlink"/>
@@ -2241,7 +2241,7 @@
             <w:noProof/>
             <w:webHidden/>
           </w:rPr>
-          <w:instrText xml:space="preserve"> PAGEREF _Toc226290883 \h </w:instrText>
+          <w:instrText xml:space="preserve"> PAGEREF _Toc227931177 \h </w:instrText>
         </w:r>
         <w:r>
           <w:rPr>
@@ -2261,7 +2261,7 @@
             <w:noProof/>
             <w:webHidden/>
           </w:rPr>
-          <w:t>13</w:t>
+          <w:t>12</w:t>
         </w:r>
         <w:r>
           <w:rPr>
@@ -2290,7 +2290,7 @@
           <w14:ligatures w14:val="standardContextual"/>
         </w:rPr>
       </w:pPr>
-      <w:hyperlink w:anchor="_Toc226290884" w:history="1">
+      <w:hyperlink w:anchor="_Toc227931178" w:history="1">
         <w:r>
           <w:rPr>
             <w:rStyle w:val="Hyperlink"/>
@@ -2337,7 +2337,7 @@
             <w:noProof/>
             <w:webHidden/>
           </w:rPr>
-          <w:instrText xml:space="preserve"> PAGEREF _Toc226290884 \h </w:instrText>
+          <w:instrText xml:space="preserve"> PAGEREF _Toc227931178 \h </w:instrText>
         </w:r>
         <w:r>
           <w:rPr>
@@ -2357,7 +2357,7 @@
             <w:noProof/>
             <w:webHidden/>
           </w:rPr>
-          <w:t>14</w:t>
+          <w:t>13</w:t>
         </w:r>
         <w:r>
           <w:rPr>
@@ -2386,7 +2386,7 @@
           <w14:ligatures w14:val="standardContextual"/>
         </w:rPr>
       </w:pPr>
-      <w:hyperlink w:anchor="_Toc226290885" w:history="1">
+      <w:hyperlink w:anchor="_Toc227931179" w:history="1">
         <w:r>
           <w:rPr>
             <w:rStyle w:val="Hyperlink"/>
@@ -2433,7 +2433,7 @@
             <w:noProof/>
             <w:webHidden/>
           </w:rPr>
-          <w:instrText xml:space="preserve"> PAGEREF _Toc226290885 \h </w:instrText>
+          <w:instrText xml:space="preserve"> PAGEREF _Toc227931179 \h </w:instrText>
         </w:r>
         <w:r>
           <w:rPr>
@@ -2453,7 +2453,7 @@
             <w:noProof/>
             <w:webHidden/>
           </w:rPr>
-          <w:t>15</w:t>
+          <w:t>14</w:t>
         </w:r>
         <w:r>
           <w:rPr>
@@ -2482,7 +2482,7 @@
           <w14:ligatures w14:val="standardContextual"/>
         </w:rPr>
       </w:pPr>
-      <w:hyperlink w:anchor="_Toc226290886" w:history="1">
+      <w:hyperlink w:anchor="_Toc227931180" w:history="1">
         <w:r>
           <w:rPr>
             <w:rStyle w:val="Hyperlink"/>
@@ -2529,7 +2529,7 @@
             <w:noProof/>
             <w:webHidden/>
           </w:rPr>
-          <w:instrText xml:space="preserve"> PAGEREF _Toc226290886 \h </w:instrText>
+          <w:instrText xml:space="preserve"> PAGEREF _Toc227931180 \h </w:instrText>
         </w:r>
         <w:r>
           <w:rPr>
@@ -2549,7 +2549,7 @@
             <w:noProof/>
             <w:webHidden/>
           </w:rPr>
-          <w:t>16</w:t>
+          <w:t>15</w:t>
         </w:r>
         <w:r>
           <w:rPr>
@@ -2574,7 +2574,7 @@
           <w14:ligatures w14:val="standardContextual"/>
         </w:rPr>
       </w:pPr>
-      <w:hyperlink w:anchor="_Toc226290887" w:history="1">
+      <w:hyperlink w:anchor="_Toc227931181" w:history="1">
         <w:r>
           <w:rPr>
             <w:rStyle w:val="Hyperlink"/>
@@ -2621,7 +2621,7 @@
             <w:noProof/>
             <w:webHidden/>
           </w:rPr>
-          <w:instrText xml:space="preserve"> PAGEREF _Toc226290887 \h </w:instrText>
+          <w:instrText xml:space="preserve"> PAGEREF _Toc227931181 \h </w:instrText>
         </w:r>
         <w:r>
           <w:rPr>
@@ -2641,7 +2641,7 @@
             <w:noProof/>
             <w:webHidden/>
           </w:rPr>
-          <w:t>17</w:t>
+          <w:t>16</w:t>
         </w:r>
         <w:r>
           <w:rPr>
@@ -2670,7 +2670,7 @@
           <w14:ligatures w14:val="standardContextual"/>
         </w:rPr>
       </w:pPr>
-      <w:hyperlink w:anchor="_Toc226290888" w:history="1">
+      <w:hyperlink w:anchor="_Toc227931182" w:history="1">
         <w:r>
           <w:rPr>
             <w:rStyle w:val="Hyperlink"/>
@@ -2717,7 +2717,7 @@
             <w:noProof/>
             <w:webHidden/>
           </w:rPr>
-          <w:instrText xml:space="preserve"> PAGEREF _Toc226290888 \h </w:instrText>
+          <w:instrText xml:space="preserve"> PAGEREF _Toc227931182 \h </w:instrText>
         </w:r>
         <w:r>
           <w:rPr>
@@ -2737,7 +2737,7 @@
             <w:noProof/>
             <w:webHidden/>
           </w:rPr>
-          <w:t>17</w:t>
+          <w:t>16</w:t>
         </w:r>
         <w:r>
           <w:rPr>
@@ -2766,7 +2766,7 @@
           <w14:ligatures w14:val="standardContextual"/>
         </w:rPr>
       </w:pPr>
-      <w:hyperlink w:anchor="_Toc226290889" w:history="1">
+      <w:hyperlink w:anchor="_Toc227931183" w:history="1">
         <w:r>
           <w:rPr>
             <w:rStyle w:val="Hyperlink"/>
@@ -2813,7 +2813,7 @@
             <w:noProof/>
             <w:webHidden/>
           </w:rPr>
-          <w:instrText xml:space="preserve"> PAGEREF _Toc226290889 \h </w:instrText>
+          <w:instrText xml:space="preserve"> PAGEREF _Toc227931183 \h </w:instrText>
         </w:r>
         <w:r>
           <w:rPr>
@@ -2833,7 +2833,7 @@
             <w:noProof/>
             <w:webHidden/>
           </w:rPr>
-          <w:t>18</w:t>
+          <w:t>17</w:t>
         </w:r>
         <w:r>
           <w:rPr>
@@ -2857,7 +2857,7 @@
           <w14:ligatures w14:val="standardContextual"/>
         </w:rPr>
       </w:pPr>
-      <w:hyperlink w:anchor="_Toc226290890" w:history="1">
+      <w:hyperlink w:anchor="_Toc227931184" w:history="1">
         <w:r>
           <w:rPr>
             <w:rStyle w:val="Hyperlink"/>
@@ -2903,7 +2903,7 @@
             <w:noProof/>
             <w:webHidden/>
           </w:rPr>
-          <w:instrText xml:space="preserve"> PAGEREF _Toc226290890 \h </w:instrText>
+          <w:instrText xml:space="preserve"> PAGEREF _Toc227931184 \h </w:instrText>
         </w:r>
         <w:r>
           <w:rPr>
@@ -2923,7 +2923,7 @@
             <w:noProof/>
             <w:webHidden/>
           </w:rPr>
-          <w:t>19</w:t>
+          <w:t>18</w:t>
         </w:r>
         <w:r>
           <w:rPr>
@@ -2947,7 +2947,7 @@
           <w14:ligatures w14:val="standardContextual"/>
         </w:rPr>
       </w:pPr>
-      <w:hyperlink w:anchor="_Toc226290891" w:history="1">
+      <w:hyperlink w:anchor="_Toc227931185" w:history="1">
         <w:r>
           <w:rPr>
             <w:rStyle w:val="Hyperlink"/>
@@ -2993,7 +2993,7 @@
             <w:noProof/>
             <w:webHidden/>
           </w:rPr>
-          <w:instrText xml:space="preserve"> PAGEREF _Toc226290891 \h </w:instrText>
+          <w:instrText xml:space="preserve"> PAGEREF _Toc227931185 \h </w:instrText>
         </w:r>
         <w:r>
           <w:rPr>
@@ -3013,7 +3013,7 @@
             <w:noProof/>
             <w:webHidden/>
           </w:rPr>
-          <w:t>19</w:t>
+          <w:t>18</w:t>
         </w:r>
         <w:r>
           <w:rPr>
@@ -3037,7 +3037,7 @@
           <w14:ligatures w14:val="standardContextual"/>
         </w:rPr>
       </w:pPr>
-      <w:hyperlink w:anchor="_Toc226290892" w:history="1">
+      <w:hyperlink w:anchor="_Toc227931186" w:history="1">
         <w:r>
           <w:rPr>
             <w:rStyle w:val="Hyperlink"/>
@@ -3083,7 +3083,7 @@
             <w:noProof/>
             <w:webHidden/>
           </w:rPr>
-          <w:instrText xml:space="preserve"> PAGEREF _Toc226290892 \h </w:instrText>
+          <w:instrText xml:space="preserve"> PAGEREF _Toc227931186 \h </w:instrText>
         </w:r>
         <w:r>
           <w:rPr>
@@ -3103,7 +3103,7 @@
             <w:noProof/>
             <w:webHidden/>
           </w:rPr>
-          <w:t>20</w:t>
+          <w:t>19</w:t>
         </w:r>
         <w:r>
           <w:rPr>
@@ -3127,7 +3127,7 @@
           <w14:ligatures w14:val="standardContextual"/>
         </w:rPr>
       </w:pPr>
-      <w:hyperlink w:anchor="_Toc226290893" w:history="1">
+      <w:hyperlink w:anchor="_Toc227931187" w:history="1">
         <w:r>
           <w:rPr>
             <w:rStyle w:val="Hyperlink"/>
@@ -3173,7 +3173,7 @@
             <w:noProof/>
             <w:webHidden/>
           </w:rPr>
-          <w:instrText xml:space="preserve"> PAGEREF _Toc226290893 \h </w:instrText>
+          <w:instrText xml:space="preserve"> PAGEREF _Toc227931187 \h </w:instrText>
         </w:r>
         <w:r>
           <w:rPr>
@@ -3193,7 +3193,7 @@
             <w:noProof/>
             <w:webHidden/>
           </w:rPr>
-          <w:t>20</w:t>
+          <w:t>19</w:t>
         </w:r>
         <w:r>
           <w:rPr>
@@ -3222,7 +3222,7 @@
           <w14:ligatures w14:val="standardContextual"/>
         </w:rPr>
       </w:pPr>
-      <w:hyperlink w:anchor="_Toc226290894" w:history="1">
+      <w:hyperlink w:anchor="_Toc227931188" w:history="1">
         <w:r>
           <w:rPr>
             <w:rStyle w:val="Hyperlink"/>
@@ -3269,7 +3269,7 @@
             <w:noProof/>
             <w:webHidden/>
           </w:rPr>
-          <w:instrText xml:space="preserve"> PAGEREF _Toc226290894 \h </w:instrText>
+          <w:instrText xml:space="preserve"> PAGEREF _Toc227931188 \h </w:instrText>
         </w:r>
         <w:r>
           <w:rPr>
@@ -3289,7 +3289,7 @@
             <w:noProof/>
             <w:webHidden/>
           </w:rPr>
-          <w:t>21</w:t>
+          <w:t>20</w:t>
         </w:r>
         <w:r>
           <w:rPr>
@@ -3317,7 +3317,7 @@
           <w14:ligatures w14:val="standardContextual"/>
         </w:rPr>
       </w:pPr>
-      <w:hyperlink w:anchor="_Toc226290895" w:history="1">
+      <w:hyperlink w:anchor="_Toc227931189" w:history="1">
         <w:r>
           <w:rPr>
             <w:rStyle w:val="Hyperlink"/>
@@ -3363,7 +3363,7 @@
             <w:noProof/>
             <w:webHidden/>
           </w:rPr>
-          <w:instrText xml:space="preserve"> PAGEREF _Toc226290895 \h </w:instrText>
+          <w:instrText xml:space="preserve"> PAGEREF _Toc227931189 \h </w:instrText>
         </w:r>
         <w:r>
           <w:rPr>
@@ -3383,7 +3383,7 @@
             <w:noProof/>
             <w:webHidden/>
           </w:rPr>
-          <w:t>21</w:t>
+          <w:t>20</w:t>
         </w:r>
         <w:r>
           <w:rPr>
@@ -3411,7 +3411,7 @@
           <w14:ligatures w14:val="standardContextual"/>
         </w:rPr>
       </w:pPr>
-      <w:hyperlink w:anchor="_Toc226290896" w:history="1">
+      <w:hyperlink w:anchor="_Toc227931190" w:history="1">
         <w:r>
           <w:rPr>
             <w:rStyle w:val="Hyperlink"/>
@@ -3457,7 +3457,7 @@
             <w:noProof/>
             <w:webHidden/>
           </w:rPr>
-          <w:instrText xml:space="preserve"> PAGEREF _Toc226290896 \h </w:instrText>
+          <w:instrText xml:space="preserve"> PAGEREF _Toc227931190 \h </w:instrText>
         </w:r>
         <w:r>
           <w:rPr>
@@ -3477,7 +3477,7 @@
             <w:noProof/>
             <w:webHidden/>
           </w:rPr>
-          <w:t>22</w:t>
+          <w:t>21</w:t>
         </w:r>
         <w:r>
           <w:rPr>
@@ -3505,7 +3505,7 @@
           <w14:ligatures w14:val="standardContextual"/>
         </w:rPr>
       </w:pPr>
-      <w:hyperlink w:anchor="_Toc226290897" w:history="1">
+      <w:hyperlink w:anchor="_Toc227931191" w:history="1">
         <w:r>
           <w:rPr>
             <w:rStyle w:val="Hyperlink"/>
@@ -3551,7 +3551,7 @@
             <w:noProof/>
             <w:webHidden/>
           </w:rPr>
-          <w:instrText xml:space="preserve"> PAGEREF _Toc226290897 \h </w:instrText>
+          <w:instrText xml:space="preserve"> PAGEREF _Toc227931191 \h </w:instrText>
         </w:r>
         <w:r>
           <w:rPr>
@@ -3571,7 +3571,7 @@
             <w:noProof/>
             <w:webHidden/>
           </w:rPr>
-          <w:t>22</w:t>
+          <w:t>21</w:t>
         </w:r>
         <w:r>
           <w:rPr>
@@ -3590,10 +3590,16 @@
           <w:tab w:val="right" w:leader="dot" w:pos="9060"/>
         </w:tabs>
         <w:rPr>
+          <w:rFonts w:asciiTheme="minorHAnsi" w:eastAsiaTheme="minorEastAsia" w:hAnsiTheme="minorHAnsi" w:cstheme="minorBidi"/>
           <w:noProof/>
-        </w:rPr>
-      </w:pPr>
-      <w:hyperlink w:anchor="_Toc226290898" w:history="1">
+          <w:kern w:val="2"/>
+          <w:sz w:val="24"/>
+          <w:szCs w:val="24"/>
+          <w:lang w:val="de-AT" w:eastAsia="de-AT"/>
+          <w14:ligatures w14:val="standardContextual"/>
+        </w:rPr>
+      </w:pPr>
+      <w:hyperlink w:anchor="_Toc227931192" w:history="1">
         <w:r>
           <w:rPr>
             <w:rStyle w:val="Hyperlink"/>
@@ -3639,7 +3645,7 @@
             <w:noProof/>
             <w:webHidden/>
           </w:rPr>
-          <w:instrText xml:space="preserve"> PAGEREF _Toc226290898 \h </w:instrText>
+          <w:instrText xml:space="preserve"> PAGEREF _Toc227931192 \h </w:instrText>
         </w:r>
         <w:r>
           <w:rPr>
@@ -3659,7 +3665,7 @@
             <w:noProof/>
             <w:webHidden/>
           </w:rPr>
-          <w:t>23</w:t>
+          <w:t>22</w:t>
         </w:r>
         <w:r>
           <w:rPr>
@@ -3684,7 +3690,7 @@
           <w14:ligatures w14:val="standardContextual"/>
         </w:rPr>
       </w:pPr>
-      <w:hyperlink w:anchor="_Toc226290899" w:history="1">
+      <w:hyperlink w:anchor="_Toc227931193" w:history="1">
         <w:r>
           <w:rPr>
             <w:rStyle w:val="Hyperlink"/>
@@ -3731,7 +3737,7 @@
             <w:noProof/>
             <w:webHidden/>
           </w:rPr>
-          <w:instrText xml:space="preserve"> PAGEREF _Toc226290899 \h </w:instrText>
+          <w:instrText xml:space="preserve"> PAGEREF _Toc227931193 \h </w:instrText>
         </w:r>
         <w:r>
           <w:rPr>
@@ -3751,7 +3757,7 @@
             <w:noProof/>
             <w:webHidden/>
           </w:rPr>
-          <w:t>24</w:t>
+          <w:t>23</w:t>
         </w:r>
         <w:r>
           <w:rPr>
@@ -3776,7 +3782,7 @@
           <w14:ligatures w14:val="standardContextual"/>
         </w:rPr>
       </w:pPr>
-      <w:hyperlink w:anchor="_Toc226290900" w:history="1">
+      <w:hyperlink w:anchor="_Toc227931194" w:history="1">
         <w:r>
           <w:rPr>
             <w:rStyle w:val="Hyperlink"/>
@@ -3823,7 +3829,7 @@
             <w:noProof/>
             <w:webHidden/>
           </w:rPr>
-          <w:instrText xml:space="preserve"> PAGEREF _Toc226290900 \h </w:instrText>
+          <w:instrText xml:space="preserve"> PAGEREF _Toc227931194 \h </w:instrText>
         </w:r>
         <w:r>
           <w:rPr>
@@ -3872,7 +3878,7 @@
           <w14:ligatures w14:val="standardContextual"/>
         </w:rPr>
       </w:pPr>
-      <w:hyperlink w:anchor="_Toc226290901" w:history="1">
+      <w:hyperlink w:anchor="_Toc227931195" w:history="1">
         <w:r>
           <w:rPr>
             <w:rStyle w:val="Hyperlink"/>
@@ -3919,7 +3925,7 @@
             <w:noProof/>
             <w:webHidden/>
           </w:rPr>
-          <w:instrText xml:space="preserve"> PAGEREF _Toc226290901 \h </w:instrText>
+          <w:instrText xml:space="preserve"> PAGEREF _Toc227931195 \h </w:instrText>
         </w:r>
         <w:r>
           <w:rPr>
@@ -3968,7 +3974,7 @@
           <w14:ligatures w14:val="standardContextual"/>
         </w:rPr>
       </w:pPr>
-      <w:hyperlink w:anchor="_Toc226290902" w:history="1">
+      <w:hyperlink w:anchor="_Toc227931196" w:history="1">
         <w:r>
           <w:rPr>
             <w:rStyle w:val="Hyperlink"/>
@@ -4015,7 +4021,7 @@
             <w:noProof/>
             <w:webHidden/>
           </w:rPr>
-          <w:instrText xml:space="preserve"> PAGEREF _Toc226290902 \h </w:instrText>
+          <w:instrText xml:space="preserve"> PAGEREF _Toc227931196 \h </w:instrText>
         </w:r>
         <w:r>
           <w:rPr>
@@ -4059,7 +4065,7 @@
           <w14:ligatures w14:val="standardContextual"/>
         </w:rPr>
       </w:pPr>
-      <w:hyperlink w:anchor="_Toc226290903" w:history="1">
+      <w:hyperlink w:anchor="_Toc227931197" w:history="1">
         <w:r>
           <w:rPr>
             <w:rStyle w:val="Hyperlink"/>
@@ -4107,7 +4113,7 @@
             <w:noProof/>
             <w:webHidden/>
           </w:rPr>
-          <w:instrText xml:space="preserve"> PAGEREF _Toc226290903 \h </w:instrText>
+          <w:instrText xml:space="preserve"> PAGEREF _Toc227931197 \h </w:instrText>
         </w:r>
         <w:r>
           <w:rPr>
@@ -4127,7 +4133,7 @@
             <w:noProof/>
             <w:webHidden/>
           </w:rPr>
-          <w:t>25</w:t>
+          <w:t>24</w:t>
         </w:r>
         <w:r>
           <w:rPr>
@@ -4151,7 +4157,7 @@
           <w14:ligatures w14:val="standardContextual"/>
         </w:rPr>
       </w:pPr>
-      <w:hyperlink w:anchor="_Toc226290904" w:history="1">
+      <w:hyperlink w:anchor="_Toc227931198" w:history="1">
         <w:r>
           <w:rPr>
             <w:rStyle w:val="Hyperlink"/>
@@ -4199,7 +4205,7 @@
             <w:noProof/>
             <w:webHidden/>
           </w:rPr>
-          <w:instrText xml:space="preserve"> PAGEREF _Toc226290904 \h </w:instrText>
+          <w:instrText xml:space="preserve"> PAGEREF _Toc227931198 \h </w:instrText>
         </w:r>
         <w:r>
           <w:rPr>
@@ -4219,99 +4225,7 @@
             <w:noProof/>
             <w:webHidden/>
           </w:rPr>
-          <w:t>25</w:t>
-        </w:r>
-        <w:r>
-          <w:rPr>
-            <w:noProof/>
-            <w:webHidden/>
-          </w:rPr>
-          <w:fldChar w:fldCharType="end"/>
-        </w:r>
-      </w:hyperlink>
-    </w:p>
-    <w:p>
-      <w:pPr>
-        <w:pStyle w:val="Verzeichnis3"/>
-        <w:rPr>
-          <w:rFonts w:asciiTheme="minorHAnsi" w:eastAsiaTheme="minorEastAsia" w:hAnsiTheme="minorHAnsi" w:cstheme="minorBidi"/>
-          <w:noProof/>
-          <w:kern w:val="2"/>
-          <w:sz w:val="24"/>
-          <w:szCs w:val="24"/>
-          <w:lang w:val="de-AT" w:eastAsia="de-AT"/>
-          <w14:ligatures w14:val="standardContextual"/>
-        </w:rPr>
-      </w:pPr>
-      <w:hyperlink w:anchor="_Toc226290905" w:history="1">
-        <w:r>
-          <w:rPr>
-            <w:rStyle w:val="Hyperlink"/>
-            <w:noProof/>
-            <w:lang w:eastAsia="de-AT"/>
-          </w:rPr>
-          <w:t>7.2.3</w:t>
-        </w:r>
-        <w:r>
-          <w:rPr>
-            <w:rFonts w:asciiTheme="minorHAnsi" w:eastAsiaTheme="minorEastAsia" w:hAnsiTheme="minorHAnsi" w:cstheme="minorBidi"/>
-            <w:noProof/>
-            <w:kern w:val="2"/>
-            <w:sz w:val="24"/>
-            <w:szCs w:val="24"/>
-            <w:lang w:val="de-AT" w:eastAsia="de-AT"/>
-            <w14:ligatures w14:val="standardContextual"/>
-          </w:rPr>
-          <w:tab/>
-        </w:r>
-        <w:r>
-          <w:rPr>
-            <w:rStyle w:val="Hyperlink"/>
-            <w:noProof/>
-            <w:lang w:eastAsia="de-AT"/>
-          </w:rPr>
-          <w:t>Game Mechanics</w:t>
-        </w:r>
-        <w:r>
-          <w:rPr>
-            <w:noProof/>
-            <w:webHidden/>
-          </w:rPr>
-          <w:tab/>
-        </w:r>
-        <w:r>
-          <w:rPr>
-            <w:noProof/>
-            <w:webHidden/>
-          </w:rPr>
-          <w:fldChar w:fldCharType="begin"/>
-        </w:r>
-        <w:r>
-          <w:rPr>
-            <w:noProof/>
-            <w:webHidden/>
-          </w:rPr>
-          <w:instrText xml:space="preserve"> PAGEREF _Toc226290905 \h </w:instrText>
-        </w:r>
-        <w:r>
-          <w:rPr>
-            <w:noProof/>
-            <w:webHidden/>
-          </w:rPr>
-        </w:r>
-        <w:r>
-          <w:rPr>
-            <w:noProof/>
-            <w:webHidden/>
-          </w:rPr>
-          <w:fldChar w:fldCharType="separate"/>
-        </w:r>
-        <w:r>
-          <w:rPr>
-            <w:noProof/>
-            <w:webHidden/>
-          </w:rPr>
-          <w:t>25</w:t>
+          <w:t>24</w:t>
         </w:r>
         <w:r>
           <w:rPr>
@@ -4340,7 +4254,7 @@
           <w14:ligatures w14:val="standardContextual"/>
         </w:rPr>
       </w:pPr>
-      <w:hyperlink w:anchor="_Toc226290906" w:history="1">
+      <w:hyperlink w:anchor="_Toc227931199" w:history="1">
         <w:r>
           <w:rPr>
             <w:rStyle w:val="Hyperlink"/>
@@ -4387,7 +4301,7 @@
             <w:noProof/>
             <w:webHidden/>
           </w:rPr>
-          <w:instrText xml:space="preserve"> PAGEREF _Toc226290906 \h </w:instrText>
+          <w:instrText xml:space="preserve"> PAGEREF _Toc227931199 \h </w:instrText>
         </w:r>
         <w:r>
           <w:rPr>
@@ -4431,7 +4345,7 @@
           <w14:ligatures w14:val="standardContextual"/>
         </w:rPr>
       </w:pPr>
-      <w:hyperlink w:anchor="_Toc226290907" w:history="1">
+      <w:hyperlink w:anchor="_Toc227931200" w:history="1">
         <w:r>
           <w:rPr>
             <w:rStyle w:val="Hyperlink"/>
@@ -4479,7 +4393,7 @@
             <w:noProof/>
             <w:webHidden/>
           </w:rPr>
-          <w:instrText xml:space="preserve"> PAGEREF _Toc226290907 \h </w:instrText>
+          <w:instrText xml:space="preserve"> PAGEREF _Toc227931200 \h </w:instrText>
         </w:r>
         <w:r>
           <w:rPr>
@@ -4523,7 +4437,7 @@
           <w14:ligatures w14:val="standardContextual"/>
         </w:rPr>
       </w:pPr>
-      <w:hyperlink w:anchor="_Toc226290908" w:history="1">
+      <w:hyperlink w:anchor="_Toc227931201" w:history="1">
         <w:r>
           <w:rPr>
             <w:rStyle w:val="Hyperlink"/>
@@ -4571,7 +4485,7 @@
             <w:noProof/>
             <w:webHidden/>
           </w:rPr>
-          <w:instrText xml:space="preserve"> PAGEREF _Toc226290908 \h </w:instrText>
+          <w:instrText xml:space="preserve"> PAGEREF _Toc227931201 \h </w:instrText>
         </w:r>
         <w:r>
           <w:rPr>
@@ -4615,7 +4529,7 @@
           <w14:ligatures w14:val="standardContextual"/>
         </w:rPr>
       </w:pPr>
-      <w:hyperlink w:anchor="_Toc226290909" w:history="1">
+      <w:hyperlink w:anchor="_Toc227931202" w:history="1">
         <w:r>
           <w:rPr>
             <w:rStyle w:val="Hyperlink"/>
@@ -4663,7 +4577,7 @@
             <w:noProof/>
             <w:webHidden/>
           </w:rPr>
-          <w:instrText xml:space="preserve"> PAGEREF _Toc226290909 \h </w:instrText>
+          <w:instrText xml:space="preserve"> PAGEREF _Toc227931202 \h </w:instrText>
         </w:r>
         <w:r>
           <w:rPr>
@@ -4707,7 +4621,7 @@
           <w14:ligatures w14:val="standardContextual"/>
         </w:rPr>
       </w:pPr>
-      <w:hyperlink w:anchor="_Toc226290910" w:history="1">
+      <w:hyperlink w:anchor="_Toc227931203" w:history="1">
         <w:r>
           <w:rPr>
             <w:rStyle w:val="Hyperlink"/>
@@ -4755,7 +4669,7 @@
             <w:noProof/>
             <w:webHidden/>
           </w:rPr>
-          <w:instrText xml:space="preserve"> PAGEREF _Toc226290910 \h </w:instrText>
+          <w:instrText xml:space="preserve"> PAGEREF _Toc227931203 \h </w:instrText>
         </w:r>
         <w:r>
           <w:rPr>
@@ -4775,7 +4689,7 @@
             <w:noProof/>
             <w:webHidden/>
           </w:rPr>
-          <w:t>26</w:t>
+          <w:t>27</w:t>
         </w:r>
         <w:r>
           <w:rPr>
@@ -4799,7 +4713,7 @@
           <w14:ligatures w14:val="standardContextual"/>
         </w:rPr>
       </w:pPr>
-      <w:hyperlink w:anchor="_Toc226290911" w:history="1">
+      <w:hyperlink w:anchor="_Toc227931204" w:history="1">
         <w:r>
           <w:rPr>
             <w:rStyle w:val="Hyperlink"/>
@@ -4847,7 +4761,7 @@
             <w:noProof/>
             <w:webHidden/>
           </w:rPr>
-          <w:instrText xml:space="preserve"> PAGEREF _Toc226290911 \h </w:instrText>
+          <w:instrText xml:space="preserve"> PAGEREF _Toc227931204 \h </w:instrText>
         </w:r>
         <w:r>
           <w:rPr>
@@ -4867,7 +4781,7 @@
             <w:noProof/>
             <w:webHidden/>
           </w:rPr>
-          <w:t>26</w:t>
+          <w:t>27</w:t>
         </w:r>
         <w:r>
           <w:rPr>
@@ -4896,7 +4810,7 @@
           <w14:ligatures w14:val="standardContextual"/>
         </w:rPr>
       </w:pPr>
-      <w:hyperlink w:anchor="_Toc226290912" w:history="1">
+      <w:hyperlink w:anchor="_Toc227931205" w:history="1">
         <w:r>
           <w:rPr>
             <w:rStyle w:val="Hyperlink"/>
@@ -4943,7 +4857,7 @@
             <w:noProof/>
             <w:webHidden/>
           </w:rPr>
-          <w:instrText xml:space="preserve"> PAGEREF _Toc226290912 \h </w:instrText>
+          <w:instrText xml:space="preserve"> PAGEREF _Toc227931205 \h </w:instrText>
         </w:r>
         <w:r>
           <w:rPr>
@@ -4987,7 +4901,7 @@
           <w14:ligatures w14:val="standardContextual"/>
         </w:rPr>
       </w:pPr>
-      <w:hyperlink w:anchor="_Toc226290913" w:history="1">
+      <w:hyperlink w:anchor="_Toc227931206" w:history="1">
         <w:r>
           <w:rPr>
             <w:rStyle w:val="Hyperlink"/>
@@ -5035,7 +4949,7 @@
             <w:noProof/>
             <w:webHidden/>
           </w:rPr>
-          <w:instrText xml:space="preserve"> PAGEREF _Toc226290913 \h </w:instrText>
+          <w:instrText xml:space="preserve"> PAGEREF _Toc227931206 \h </w:instrText>
         </w:r>
         <w:r>
           <w:rPr>
@@ -5055,7 +4969,7 @@
             <w:noProof/>
             <w:webHidden/>
           </w:rPr>
-          <w:t>27</w:t>
+          <w:t>28</w:t>
         </w:r>
         <w:r>
           <w:rPr>
@@ -5079,7 +4993,7 @@
           <w14:ligatures w14:val="standardContextual"/>
         </w:rPr>
       </w:pPr>
-      <w:hyperlink w:anchor="_Toc226290914" w:history="1">
+      <w:hyperlink w:anchor="_Toc227931207" w:history="1">
         <w:r>
           <w:rPr>
             <w:rStyle w:val="Hyperlink"/>
@@ -5107,7 +5021,7 @@
             <w:noProof/>
             <w:webHidden/>
           </w:rPr>
-          <w:instrText xml:space="preserve"> PAGEREF _Toc226290914 \h </w:instrText>
+          <w:instrText xml:space="preserve"> PAGEREF _Toc227931207 \h </w:instrText>
         </w:r>
         <w:r>
           <w:rPr>
@@ -5127,7 +5041,7 @@
             <w:noProof/>
             <w:webHidden/>
           </w:rPr>
-          <w:t>27</w:t>
+          <w:t>28</w:t>
         </w:r>
         <w:r>
           <w:rPr>
@@ -5151,7 +5065,7 @@
           <w14:ligatures w14:val="standardContextual"/>
         </w:rPr>
       </w:pPr>
-      <w:hyperlink w:anchor="_Toc226290915" w:history="1">
+      <w:hyperlink w:anchor="_Toc227931208" w:history="1">
         <w:r>
           <w:rPr>
             <w:rStyle w:val="Hyperlink"/>
@@ -5199,7 +5113,7 @@
             <w:noProof/>
             <w:webHidden/>
           </w:rPr>
-          <w:instrText xml:space="preserve"> PAGEREF _Toc226290915 \h </w:instrText>
+          <w:instrText xml:space="preserve"> PAGEREF _Toc227931208 \h </w:instrText>
         </w:r>
         <w:r>
           <w:rPr>
@@ -5219,7 +5133,7 @@
             <w:noProof/>
             <w:webHidden/>
           </w:rPr>
-          <w:t>27</w:t>
+          <w:t>28</w:t>
         </w:r>
         <w:r>
           <w:rPr>
@@ -5243,7 +5157,7 @@
           <w14:ligatures w14:val="standardContextual"/>
         </w:rPr>
       </w:pPr>
-      <w:hyperlink w:anchor="_Toc226290916" w:history="1">
+      <w:hyperlink w:anchor="_Toc227931209" w:history="1">
         <w:r>
           <w:rPr>
             <w:rStyle w:val="Hyperlink"/>
@@ -5291,7 +5205,7 @@
             <w:noProof/>
             <w:webHidden/>
           </w:rPr>
-          <w:instrText xml:space="preserve"> PAGEREF _Toc226290916 \h </w:instrText>
+          <w:instrText xml:space="preserve"> PAGEREF _Toc227931209 \h </w:instrText>
         </w:r>
         <w:r>
           <w:rPr>
@@ -5311,7 +5225,7 @@
             <w:noProof/>
             <w:webHidden/>
           </w:rPr>
-          <w:t>27</w:t>
+          <w:t>28</w:t>
         </w:r>
         <w:r>
           <w:rPr>
@@ -5335,7 +5249,7 @@
           <w14:ligatures w14:val="standardContextual"/>
         </w:rPr>
       </w:pPr>
-      <w:hyperlink w:anchor="_Toc226290917" w:history="1">
+      <w:hyperlink w:anchor="_Toc227931210" w:history="1">
         <w:r>
           <w:rPr>
             <w:rStyle w:val="Hyperlink"/>
@@ -5383,7 +5297,7 @@
             <w:noProof/>
             <w:webHidden/>
           </w:rPr>
-          <w:instrText xml:space="preserve"> PAGEREF _Toc226290917 \h </w:instrText>
+          <w:instrText xml:space="preserve"> PAGEREF _Toc227931210 \h </w:instrText>
         </w:r>
         <w:r>
           <w:rPr>
@@ -5427,7 +5341,7 @@
           <w14:ligatures w14:val="standardContextual"/>
         </w:rPr>
       </w:pPr>
-      <w:hyperlink w:anchor="_Toc226290918" w:history="1">
+      <w:hyperlink w:anchor="_Toc227931211" w:history="1">
         <w:r>
           <w:rPr>
             <w:rStyle w:val="Hyperlink"/>
@@ -5475,7 +5389,7 @@
             <w:noProof/>
             <w:webHidden/>
           </w:rPr>
-          <w:instrText xml:space="preserve"> PAGEREF _Toc226290918 \h </w:instrText>
+          <w:instrText xml:space="preserve"> PAGEREF _Toc227931211 \h </w:instrText>
         </w:r>
         <w:r>
           <w:rPr>
@@ -5495,7 +5409,7 @@
             <w:noProof/>
             <w:webHidden/>
           </w:rPr>
-          <w:t>28</w:t>
+          <w:t>29</w:t>
         </w:r>
         <w:r>
           <w:rPr>
@@ -5520,7 +5434,7 @@
           <w14:ligatures w14:val="standardContextual"/>
         </w:rPr>
       </w:pPr>
-      <w:hyperlink w:anchor="_Toc226290919" w:history="1">
+      <w:hyperlink w:anchor="_Toc227931212" w:history="1">
         <w:r>
           <w:rPr>
             <w:rStyle w:val="Hyperlink"/>
@@ -5567,7 +5481,7 @@
             <w:noProof/>
             <w:webHidden/>
           </w:rPr>
-          <w:instrText xml:space="preserve"> PAGEREF _Toc226290919 \h </w:instrText>
+          <w:instrText xml:space="preserve"> PAGEREF _Toc227931212 \h </w:instrText>
         </w:r>
         <w:r>
           <w:rPr>
@@ -5587,7 +5501,7 @@
             <w:noProof/>
             <w:webHidden/>
           </w:rPr>
-          <w:t>28</w:t>
+          <w:t>29</w:t>
         </w:r>
         <w:r>
           <w:rPr>
@@ -5612,7 +5526,7 @@
           <w14:ligatures w14:val="standardContextual"/>
         </w:rPr>
       </w:pPr>
-      <w:hyperlink w:anchor="_Toc226290920" w:history="1">
+      <w:hyperlink w:anchor="_Toc227931213" w:history="1">
         <w:r>
           <w:rPr>
             <w:rStyle w:val="Hyperlink"/>
@@ -5659,7 +5573,7 @@
             <w:noProof/>
             <w:webHidden/>
           </w:rPr>
-          <w:instrText xml:space="preserve"> PAGEREF _Toc226290920 \h </w:instrText>
+          <w:instrText xml:space="preserve"> PAGEREF _Toc227931213 \h </w:instrText>
         </w:r>
         <w:r>
           <w:rPr>
@@ -5679,7 +5593,7 @@
             <w:noProof/>
             <w:webHidden/>
           </w:rPr>
-          <w:t>28</w:t>
+          <w:t>29</w:t>
         </w:r>
         <w:r>
           <w:rPr>
@@ -5704,7 +5618,7 @@
           <w14:ligatures w14:val="standardContextual"/>
         </w:rPr>
       </w:pPr>
-      <w:hyperlink w:anchor="_Toc226290921" w:history="1">
+      <w:hyperlink w:anchor="_Toc227931214" w:history="1">
         <w:r>
           <w:rPr>
             <w:rStyle w:val="Hyperlink"/>
@@ -5732,7 +5646,7 @@
             <w:noProof/>
             <w:webHidden/>
           </w:rPr>
-          <w:instrText xml:space="preserve"> PAGEREF _Toc226290921 \h </w:instrText>
+          <w:instrText xml:space="preserve"> PAGEREF _Toc227931214 \h </w:instrText>
         </w:r>
         <w:r>
           <w:rPr>
@@ -5752,7 +5666,7 @@
             <w:noProof/>
             <w:webHidden/>
           </w:rPr>
-          <w:t>30</w:t>
+          <w:t>31</w:t>
         </w:r>
         <w:r>
           <w:rPr>
@@ -5777,7 +5691,7 @@
           <w14:ligatures w14:val="standardContextual"/>
         </w:rPr>
       </w:pPr>
-      <w:hyperlink w:anchor="_Toc226290922" w:history="1">
+      <w:hyperlink w:anchor="_Toc227931215" w:history="1">
         <w:r>
           <w:rPr>
             <w:rStyle w:val="Hyperlink"/>
@@ -5805,7 +5719,7 @@
             <w:noProof/>
             <w:webHidden/>
           </w:rPr>
-          <w:instrText xml:space="preserve"> PAGEREF _Toc226290922 \h </w:instrText>
+          <w:instrText xml:space="preserve"> PAGEREF _Toc227931215 \h </w:instrText>
         </w:r>
         <w:r>
           <w:rPr>
@@ -5825,7 +5739,7 @@
             <w:noProof/>
             <w:webHidden/>
           </w:rPr>
-          <w:t>31</w:t>
+          <w:t>32</w:t>
         </w:r>
         <w:r>
           <w:rPr>
@@ -5850,7 +5764,7 @@
           <w14:ligatures w14:val="standardContextual"/>
         </w:rPr>
       </w:pPr>
-      <w:hyperlink w:anchor="_Toc226290923" w:history="1">
+      <w:hyperlink w:anchor="_Toc227931216" w:history="1">
         <w:r>
           <w:rPr>
             <w:rStyle w:val="Hyperlink"/>
@@ -5878,7 +5792,7 @@
             <w:noProof/>
             <w:webHidden/>
           </w:rPr>
-          <w:instrText xml:space="preserve"> PAGEREF _Toc226290923 \h </w:instrText>
+          <w:instrText xml:space="preserve"> PAGEREF _Toc227931216 \h </w:instrText>
         </w:r>
         <w:r>
           <w:rPr>
@@ -5898,7 +5812,7 @@
             <w:noProof/>
             <w:webHidden/>
           </w:rPr>
-          <w:t>32</w:t>
+          <w:t>33</w:t>
         </w:r>
         <w:r>
           <w:rPr>
@@ -5923,7 +5837,7 @@
           <w14:ligatures w14:val="standardContextual"/>
         </w:rPr>
       </w:pPr>
-      <w:hyperlink w:anchor="_Toc226290924" w:history="1">
+      <w:hyperlink w:anchor="_Toc227931217" w:history="1">
         <w:r>
           <w:rPr>
             <w:rStyle w:val="Hyperlink"/>
@@ -5959,7 +5873,7 @@
             <w:noProof/>
             <w:webHidden/>
           </w:rPr>
-          <w:instrText xml:space="preserve"> PAGEREF _Toc226290924 \h </w:instrText>
+          <w:instrText xml:space="preserve"> PAGEREF _Toc227931217 \h </w:instrText>
         </w:r>
         <w:r>
           <w:rPr>
@@ -5979,7 +5893,7 @@
             <w:noProof/>
             <w:webHidden/>
           </w:rPr>
-          <w:t>32</w:t>
+          <w:t>33</w:t>
         </w:r>
         <w:r>
           <w:rPr>
@@ -6004,7 +5918,7 @@
           <w14:ligatures w14:val="standardContextual"/>
         </w:rPr>
       </w:pPr>
-      <w:hyperlink w:anchor="_Toc226290925" w:history="1">
+      <w:hyperlink w:anchor="_Toc227931218" w:history="1">
         <w:r>
           <w:rPr>
             <w:rStyle w:val="Hyperlink"/>
@@ -6032,7 +5946,7 @@
             <w:noProof/>
             <w:webHidden/>
           </w:rPr>
-          <w:instrText xml:space="preserve"> PAGEREF _Toc226290925 \h </w:instrText>
+          <w:instrText xml:space="preserve"> PAGEREF _Toc227931218 \h </w:instrText>
         </w:r>
         <w:r>
           <w:rPr>
@@ -6052,7 +5966,7 @@
             <w:noProof/>
             <w:webHidden/>
           </w:rPr>
-          <w:t>34</w:t>
+          <w:t>35</w:t>
         </w:r>
         <w:r>
           <w:rPr>
@@ -6077,7 +5991,7 @@
           <w14:ligatures w14:val="standardContextual"/>
         </w:rPr>
       </w:pPr>
-      <w:hyperlink w:anchor="_Toc226290926" w:history="1">
+      <w:hyperlink w:anchor="_Toc227931219" w:history="1">
         <w:r>
           <w:rPr>
             <w:rStyle w:val="Hyperlink"/>
@@ -6105,7 +6019,7 @@
             <w:noProof/>
             <w:webHidden/>
           </w:rPr>
-          <w:instrText xml:space="preserve"> PAGEREF _Toc226290926 \h </w:instrText>
+          <w:instrText xml:space="preserve"> PAGEREF _Toc227931219 \h </w:instrText>
         </w:r>
         <w:r>
           <w:rPr>
@@ -6125,7 +6039,7 @@
             <w:noProof/>
             <w:webHidden/>
           </w:rPr>
-          <w:t>35</w:t>
+          <w:t>36</w:t>
         </w:r>
         <w:r>
           <w:rPr>
@@ -6150,7 +6064,7 @@
           <w14:ligatures w14:val="standardContextual"/>
         </w:rPr>
       </w:pPr>
-      <w:hyperlink w:anchor="_Toc226290927" w:history="1">
+      <w:hyperlink w:anchor="_Toc227931220" w:history="1">
         <w:r>
           <w:rPr>
             <w:rStyle w:val="Hyperlink"/>
@@ -6178,7 +6092,7 @@
             <w:noProof/>
             <w:webHidden/>
           </w:rPr>
-          <w:instrText xml:space="preserve"> PAGEREF _Toc226290927 \h </w:instrText>
+          <w:instrText xml:space="preserve"> PAGEREF _Toc227931220 \h </w:instrText>
         </w:r>
         <w:r>
           <w:rPr>
@@ -6198,7 +6112,7 @@
             <w:noProof/>
             <w:webHidden/>
           </w:rPr>
-          <w:t>36</w:t>
+          <w:t>37</w:t>
         </w:r>
         <w:r>
           <w:rPr>
@@ -6215,7 +6129,6 @@
           <w:rFonts w:cs="Arial"/>
           <w:szCs w:val="22"/>
         </w:rPr>
-        <w:lastRenderedPageBreak/>
         <w:fldChar w:fldCharType="end"/>
       </w:r>
     </w:p>
@@ -6240,14 +6153,14 @@
       <w:pPr>
         <w:pStyle w:val="berschrift1"/>
       </w:pPr>
-      <w:bookmarkStart w:id="10" w:name="_Toc226290870"/>
-      <w:bookmarkStart w:id="11" w:name="_Toc94629483"/>
-      <w:bookmarkStart w:id="12" w:name="_Toc94629666"/>
+      <w:bookmarkStart w:id="10" w:name="_Toc94629483"/>
+      <w:bookmarkStart w:id="11" w:name="_Toc94629666"/>
+      <w:bookmarkStart w:id="12" w:name="_Toc227931164"/>
       <w:r>
         <w:lastRenderedPageBreak/>
         <w:t>Introduction</w:t>
       </w:r>
-      <w:bookmarkEnd w:id="10"/>
+      <w:bookmarkEnd w:id="12"/>
     </w:p>
     <w:p>
       <w:r>
@@ -6509,7 +6422,7 @@
         <w:pStyle w:val="berschrift2"/>
       </w:pPr>
       <w:bookmarkStart w:id="13" w:name="_Toc226203025"/>
-      <w:bookmarkStart w:id="14" w:name="_Toc226290871"/>
+      <w:bookmarkStart w:id="14" w:name="_Toc227931165"/>
       <w:r>
         <w:t>Motivation</w:t>
       </w:r>
@@ -6700,7 +6613,7 @@
         <w:pStyle w:val="berschrift2"/>
       </w:pPr>
       <w:bookmarkStart w:id="15" w:name="_Toc226203026"/>
-      <w:bookmarkStart w:id="16" w:name="_Toc226290872"/>
+      <w:bookmarkStart w:id="16" w:name="_Toc227931166"/>
       <w:r>
         <w:t>Problem Statement</w:t>
       </w:r>
@@ -6740,7 +6653,7 @@
         <w:pStyle w:val="berschrift2"/>
       </w:pPr>
       <w:bookmarkStart w:id="17" w:name="_Toc226203027"/>
-      <w:bookmarkStart w:id="18" w:name="_Toc226290873"/>
+      <w:bookmarkStart w:id="18" w:name="_Toc227931167"/>
       <w:r>
         <w:t>Research Questions</w:t>
       </w:r>
@@ -6825,7 +6738,7 @@
         <w:pStyle w:val="berschrift2"/>
       </w:pPr>
       <w:bookmarkStart w:id="19" w:name="_Toc226203028"/>
-      <w:bookmarkStart w:id="20" w:name="_Toc226290874"/>
+      <w:bookmarkStart w:id="20" w:name="_Toc227931168"/>
       <w:r>
         <w:t>Structure of the Thesis</w:t>
       </w:r>
@@ -6877,18 +6790,18 @@
       <w:pPr>
         <w:pStyle w:val="berschrift1"/>
       </w:pPr>
-      <w:bookmarkStart w:id="21" w:name="_Toc226290875"/>
-      <w:bookmarkStart w:id="22" w:name="_Toc226203029"/>
+      <w:bookmarkStart w:id="21" w:name="_Toc226203029"/>
+      <w:bookmarkStart w:id="22" w:name="_Toc227931169"/>
       <w:r>
         <w:t>Notation</w:t>
       </w:r>
-      <w:bookmarkEnd w:id="21"/>
+      <w:bookmarkEnd w:id="22"/>
     </w:p>
     <w:p>
       <w:pPr>
         <w:pStyle w:val="berschrift2"/>
       </w:pPr>
-      <w:bookmarkStart w:id="23" w:name="_Toc226290876"/>
+      <w:bookmarkStart w:id="23" w:name="_Toc227931170"/>
       <w:r>
         <w:t>Reinforcement Learning Notation</w:t>
       </w:r>
@@ -8692,7 +8605,7 @@
       <w:pPr>
         <w:pStyle w:val="berschrift2"/>
       </w:pPr>
-      <w:bookmarkStart w:id="24" w:name="_Toc226290877"/>
+      <w:bookmarkStart w:id="24" w:name="_Toc227931171"/>
       <w:r>
         <w:t>Abstraction Notation</w:t>
       </w:r>
@@ -9807,7 +9720,7 @@
       <w:pPr>
         <w:pStyle w:val="berschrift1"/>
       </w:pPr>
-      <w:bookmarkStart w:id="25" w:name="_Toc226290878"/>
+      <w:bookmarkStart w:id="25" w:name="_Toc227931172"/>
       <w:r>
         <w:t>Introduction to 2048</w:t>
       </w:r>
@@ -9836,7 +9749,7 @@
       <w:pPr>
         <w:pStyle w:val="berschrift4"/>
       </w:pPr>
-      <w:bookmarkStart w:id="26" w:name="_Toc226290879"/>
+      <w:bookmarkStart w:id="26" w:name="_Toc227931173"/>
       <w:r>
         <w:t>Example after the player chooses to move right:</w:t>
       </w:r>
@@ -9910,7 +9823,7 @@
           <w:lang w:val="en-US"/>
         </w:rPr>
       </w:pPr>
-      <w:bookmarkStart w:id="27" w:name="_Toc226280149"/>
+      <w:bookmarkStart w:id="27" w:name="_Toc227932502"/>
       <w:r>
         <w:rPr>
           <w:lang w:val="en-US"/>
@@ -9962,7 +9875,7 @@
       <w:pPr>
         <w:pStyle w:val="berschrift2"/>
       </w:pPr>
-      <w:bookmarkStart w:id="28" w:name="_Toc226290880"/>
+      <w:bookmarkStart w:id="28" w:name="_Toc227931174"/>
       <w:r>
         <w:t>Connection to Reinforcement Learning</w:t>
       </w:r>
@@ -10202,7 +10115,7 @@
       <w:pPr>
         <w:pStyle w:val="berschrift4"/>
       </w:pPr>
-      <w:bookmarkStart w:id="29" w:name="_Toc226290881"/>
+      <w:bookmarkStart w:id="29" w:name="_Toc227931175"/>
       <w:r>
         <w:t>State space</w:t>
       </w:r>
@@ -10644,7 +10557,7 @@
       <w:pPr>
         <w:pStyle w:val="berschrift2"/>
       </w:pPr>
-      <w:bookmarkStart w:id="30" w:name="_Toc226290882"/>
+      <w:bookmarkStart w:id="30" w:name="_Toc227931176"/>
       <w:r>
         <w:t>Connection to Q-table Abstraction</w:t>
       </w:r>
@@ -11190,11 +11103,11 @@
       <w:pPr>
         <w:pStyle w:val="berschrift1"/>
       </w:pPr>
-      <w:bookmarkStart w:id="31" w:name="_Toc226290883"/>
+      <w:bookmarkStart w:id="31" w:name="_Toc227931177"/>
       <w:r>
         <w:t>Introduction to Reinforcement Learning (RL)</w:t>
       </w:r>
-      <w:bookmarkEnd w:id="22"/>
+      <w:bookmarkEnd w:id="21"/>
       <w:bookmarkEnd w:id="31"/>
     </w:p>
     <w:p>
@@ -12079,7 +11992,7 @@
           <w:lang w:val="en-US"/>
         </w:rPr>
       </w:pPr>
-      <w:bookmarkStart w:id="32" w:name="_Toc226280150"/>
+      <w:bookmarkStart w:id="32" w:name="_Toc227932503"/>
       <w:r>
         <w:rPr>
           <w:lang w:val="en-US"/>
@@ -12135,7 +12048,7 @@
       <w:pPr>
         <w:pStyle w:val="berschrift2"/>
       </w:pPr>
-      <w:bookmarkStart w:id="33" w:name="_Toc226290884"/>
+      <w:bookmarkStart w:id="33" w:name="_Toc227931178"/>
       <w:r>
         <w:t>Markov Decision process</w:t>
       </w:r>
@@ -12708,7 +12621,7 @@
       <w:pPr>
         <w:pStyle w:val="berschrift2"/>
       </w:pPr>
-      <w:bookmarkStart w:id="34" w:name="_Toc226290885"/>
+      <w:bookmarkStart w:id="34" w:name="_Toc227931179"/>
       <w:r>
         <w:t>Q-Learning</w:t>
       </w:r>
@@ -13377,7 +13290,7 @@
       <w:pPr>
         <w:pStyle w:val="berschrift2"/>
       </w:pPr>
-      <w:bookmarkStart w:id="35" w:name="_Toc226290886"/>
+      <w:bookmarkStart w:id="35" w:name="_Toc227931180"/>
       <w:r>
         <w:t>Q-Table Representation</w:t>
       </w:r>
@@ -13465,31 +13378,18 @@
         <w:pStyle w:val="Beschriftung"/>
         <w:jc w:val="center"/>
       </w:pPr>
-      <w:bookmarkStart w:id="36" w:name="_Toc226280151"/>
+      <w:bookmarkStart w:id="36" w:name="_Toc227932504"/>
       <w:r>
         <w:t xml:space="preserve">Figure </w:t>
       </w:r>
-      <w:r>
-        <w:fldChar w:fldCharType="begin"/>
-      </w:r>
-      <w:r>
-        <w:instrText xml:space="preserve"> SEQ Figure \* ARABIC </w:instrText>
-      </w:r>
-      <w:r>
-        <w:fldChar w:fldCharType="separate"/>
-      </w:r>
-      <w:r>
-        <w:rPr>
-          <w:noProof/>
-        </w:rPr>
-        <w:t>3</w:t>
-      </w:r>
-      <w:r>
-        <w:rPr>
-          <w:noProof/>
-        </w:rPr>
-        <w:fldChar w:fldCharType="end"/>
-      </w:r>
+      <w:fldSimple w:instr=" SEQ Figure \* ARABIC ">
+        <w:r>
+          <w:rPr>
+            <w:noProof/>
+          </w:rPr>
+          <w:t>3</w:t>
+        </w:r>
+      </w:fldSimple>
       <w:r>
         <w:t>: normal Q-table representation</w:t>
       </w:r>
@@ -13506,7 +13406,7 @@
       <w:pPr>
         <w:pStyle w:val="berschrift1"/>
       </w:pPr>
-      <w:bookmarkStart w:id="37" w:name="_Toc226290887"/>
+      <w:bookmarkStart w:id="37" w:name="_Toc227931181"/>
       <w:r>
         <w:lastRenderedPageBreak/>
         <w:t>Parent / Child Theory</w:t>
@@ -13532,7 +13432,7 @@
       <w:pPr>
         <w:pStyle w:val="berschrift2"/>
       </w:pPr>
-      <w:bookmarkStart w:id="38" w:name="_Toc226290888"/>
+      <w:bookmarkStart w:id="38" w:name="_Toc227931182"/>
       <w:r>
         <w:t>Mathematical Definition</w:t>
       </w:r>
@@ -14268,7 +14168,7 @@
       <w:pPr>
         <w:pStyle w:val="berschrift2"/>
       </w:pPr>
-      <w:bookmarkStart w:id="39" w:name="_Toc226290889"/>
+      <w:bookmarkStart w:id="39" w:name="_Toc227931183"/>
       <w:r>
         <w:t>Transformation-Based state Equivalence</w:t>
       </w:r>
@@ -14896,7 +14796,7 @@
       <w:pPr>
         <w:pStyle w:val="berschrift3"/>
       </w:pPr>
-      <w:bookmarkStart w:id="40" w:name="_Toc226290890"/>
+      <w:bookmarkStart w:id="40" w:name="_Toc227931184"/>
       <w:r>
         <w:t>Rotation (r)</w:t>
       </w:r>
@@ -14987,31 +14887,18 @@
           <w:lang w:val="en-US"/>
         </w:rPr>
       </w:pPr>
-      <w:bookmarkStart w:id="41" w:name="_Toc226280152"/>
+      <w:bookmarkStart w:id="41" w:name="_Toc227932505"/>
       <w:r>
         <w:t xml:space="preserve">Figure </w:t>
       </w:r>
-      <w:r>
-        <w:fldChar w:fldCharType="begin"/>
-      </w:r>
-      <w:r>
-        <w:instrText xml:space="preserve"> SEQ Figure \* ARABIC </w:instrText>
-      </w:r>
-      <w:r>
-        <w:fldChar w:fldCharType="separate"/>
-      </w:r>
-      <w:r>
-        <w:rPr>
-          <w:noProof/>
-        </w:rPr>
-        <w:t>4</w:t>
-      </w:r>
-      <w:r>
-        <w:rPr>
-          <w:noProof/>
-        </w:rPr>
-        <w:fldChar w:fldCharType="end"/>
-      </w:r>
+      <w:fldSimple w:instr=" SEQ Figure \* ARABIC ">
+        <w:r>
+          <w:rPr>
+            <w:noProof/>
+          </w:rPr>
+          <w:t>4</w:t>
+        </w:r>
+      </w:fldSimple>
       <w:r>
         <w:t>: Transformation-Based Rotation</w:t>
       </w:r>
@@ -15027,7 +14914,7 @@
       <w:pPr>
         <w:pStyle w:val="berschrift3"/>
       </w:pPr>
-      <w:bookmarkStart w:id="42" w:name="_Toc226290891"/>
+      <w:bookmarkStart w:id="42" w:name="_Toc227931185"/>
       <w:r>
         <w:t>Scaling (doubling) (d)</w:t>
       </w:r>
@@ -15116,31 +15003,18 @@
           <w:lang w:val="en-US"/>
         </w:rPr>
       </w:pPr>
-      <w:bookmarkStart w:id="43" w:name="_Toc226280153"/>
+      <w:bookmarkStart w:id="43" w:name="_Toc227932506"/>
       <w:r>
         <w:t xml:space="preserve">Figure </w:t>
       </w:r>
-      <w:r>
-        <w:fldChar w:fldCharType="begin"/>
-      </w:r>
-      <w:r>
-        <w:instrText xml:space="preserve"> SEQ Figure \* ARABIC </w:instrText>
-      </w:r>
-      <w:r>
-        <w:fldChar w:fldCharType="separate"/>
-      </w:r>
-      <w:r>
-        <w:rPr>
-          <w:noProof/>
-        </w:rPr>
-        <w:t>5</w:t>
-      </w:r>
-      <w:r>
-        <w:rPr>
-          <w:noProof/>
-        </w:rPr>
-        <w:fldChar w:fldCharType="end"/>
-      </w:r>
+      <w:fldSimple w:instr=" SEQ Figure \* ARABIC ">
+        <w:r>
+          <w:rPr>
+            <w:noProof/>
+          </w:rPr>
+          <w:t>5</w:t>
+        </w:r>
+      </w:fldSimple>
       <w:r>
         <w:t>: Transformation-Based Scaling</w:t>
       </w:r>
@@ -15150,7 +15024,7 @@
       <w:pPr>
         <w:pStyle w:val="berschrift3"/>
       </w:pPr>
-      <w:bookmarkStart w:id="44" w:name="_Toc226290892"/>
+      <w:bookmarkStart w:id="44" w:name="_Toc227931186"/>
       <w:r>
         <w:t>Edge expansion (e)</w:t>
       </w:r>
@@ -15232,7 +15106,7 @@
           <w:lang w:val="en-US"/>
         </w:rPr>
       </w:pPr>
-      <w:bookmarkStart w:id="45" w:name="_Toc226280154"/>
+      <w:bookmarkStart w:id="45" w:name="_Toc227932507"/>
       <w:r>
         <w:rPr>
           <w:lang w:val="en-US"/>
@@ -15279,7 +15153,7 @@
       <w:pPr>
         <w:pStyle w:val="berschrift3"/>
       </w:pPr>
-      <w:bookmarkStart w:id="46" w:name="_Toc226290893"/>
+      <w:bookmarkStart w:id="46" w:name="_Toc227931187"/>
       <w:r>
         <w:t>Mirroring (m)</w:t>
       </w:r>
@@ -15362,31 +15236,18 @@
           <w:lang w:val="en-US"/>
         </w:rPr>
       </w:pPr>
-      <w:bookmarkStart w:id="47" w:name="_Toc226280155"/>
+      <w:bookmarkStart w:id="47" w:name="_Toc227932508"/>
       <w:r>
         <w:t xml:space="preserve">Figure </w:t>
       </w:r>
-      <w:r>
-        <w:fldChar w:fldCharType="begin"/>
-      </w:r>
-      <w:r>
-        <w:instrText xml:space="preserve"> SEQ Figure \* ARABIC </w:instrText>
-      </w:r>
-      <w:r>
-        <w:fldChar w:fldCharType="separate"/>
-      </w:r>
-      <w:r>
-        <w:rPr>
-          <w:noProof/>
-        </w:rPr>
-        <w:t>7</w:t>
-      </w:r>
-      <w:r>
-        <w:rPr>
-          <w:noProof/>
-        </w:rPr>
-        <w:fldChar w:fldCharType="end"/>
-      </w:r>
+      <w:fldSimple w:instr=" SEQ Figure \* ARABIC ">
+        <w:r>
+          <w:rPr>
+            <w:noProof/>
+          </w:rPr>
+          <w:t>7</w:t>
+        </w:r>
+      </w:fldSimple>
       <w:r>
         <w:t>: Transformation-Based Mirroring</w:t>
       </w:r>
@@ -15402,7 +15263,7 @@
       <w:pPr>
         <w:pStyle w:val="berschrift2"/>
       </w:pPr>
-      <w:bookmarkStart w:id="48" w:name="_Toc226290894"/>
+      <w:bookmarkStart w:id="48" w:name="_Toc227931188"/>
       <w:r>
         <w:t>Parent-Child Representation</w:t>
       </w:r>
@@ -15542,7 +15403,7 @@
       <w:pPr>
         <w:pStyle w:val="berschrift4"/>
       </w:pPr>
-      <w:bookmarkStart w:id="49" w:name="_Toc226290895"/>
+      <w:bookmarkStart w:id="49" w:name="_Toc227931189"/>
       <w:r>
         <w:t>Parent:</w:t>
       </w:r>
@@ -15606,7 +15467,7 @@
           <w:lang w:val="en-US"/>
         </w:rPr>
       </w:pPr>
-      <w:bookmarkStart w:id="50" w:name="_Toc226280156"/>
+      <w:bookmarkStart w:id="50" w:name="_Toc227932509"/>
       <w:r>
         <w:rPr>
           <w:lang w:val="en-US"/>
@@ -15652,7 +15513,7 @@
       <w:pPr>
         <w:pStyle w:val="berschrift4"/>
       </w:pPr>
-      <w:bookmarkStart w:id="51" w:name="_Toc226290896"/>
+      <w:bookmarkStart w:id="51" w:name="_Toc227931190"/>
       <w:r>
         <w:t>Child:</w:t>
       </w:r>
@@ -15712,7 +15573,7 @@
           <w:lang w:val="en-US"/>
         </w:rPr>
       </w:pPr>
-      <w:bookmarkStart w:id="52" w:name="_Toc226280157"/>
+      <w:bookmarkStart w:id="52" w:name="_Toc227932510"/>
       <w:r>
         <w:rPr>
           <w:lang w:val="en-US"/>
@@ -15800,7 +15661,7 @@
       <w:pPr>
         <w:pStyle w:val="berschrift4"/>
       </w:pPr>
-      <w:bookmarkStart w:id="53" w:name="_Toc226290897"/>
+      <w:bookmarkStart w:id="53" w:name="_Toc227931191"/>
       <w:r>
         <w:t>Splitting</w:t>
       </w:r>
@@ -16515,7 +16376,7 @@
       <w:pPr>
         <w:pStyle w:val="berschrift4"/>
       </w:pPr>
-      <w:bookmarkStart w:id="54" w:name="_Toc226290898"/>
+      <w:bookmarkStart w:id="54" w:name="_Toc227931192"/>
       <w:r>
         <w:t>Reconstruction</w:t>
       </w:r>
@@ -17280,7 +17141,7 @@
       <w:pPr>
         <w:pStyle w:val="berschrift1"/>
       </w:pPr>
-      <w:bookmarkStart w:id="55" w:name="_Toc226290899"/>
+      <w:bookmarkStart w:id="55" w:name="_Toc227931193"/>
       <w:r>
         <w:t>Environment</w:t>
       </w:r>
@@ -17313,7 +17174,7 @@
       <w:pPr>
         <w:pStyle w:val="berschrift1"/>
       </w:pPr>
-      <w:bookmarkStart w:id="56" w:name="_Toc226290900"/>
+      <w:bookmarkStart w:id="56" w:name="_Toc227931194"/>
       <w:r>
         <w:lastRenderedPageBreak/>
         <w:t>Python Implementation</w:t>
@@ -17324,7 +17185,7 @@
       <w:pPr>
         <w:pStyle w:val="berschrift2"/>
       </w:pPr>
-      <w:bookmarkStart w:id="57" w:name="_Toc226290901"/>
+      <w:bookmarkStart w:id="57" w:name="_Toc227931195"/>
       <w:r>
         <w:t>Main</w:t>
       </w:r>
@@ -17342,7 +17203,7 @@
       <w:pPr>
         <w:pStyle w:val="berschrift2"/>
       </w:pPr>
-      <w:bookmarkStart w:id="58" w:name="_Toc226290902"/>
+      <w:bookmarkStart w:id="58" w:name="_Toc227931196"/>
       <w:r>
         <w:t>Environment</w:t>
       </w:r>
@@ -17371,7 +17232,7 @@
           <w:lang w:eastAsia="de-AT"/>
         </w:rPr>
       </w:pPr>
-      <w:bookmarkStart w:id="59" w:name="_Toc226290903"/>
+      <w:bookmarkStart w:id="59" w:name="_Toc227931197"/>
       <w:r>
         <w:rPr>
           <w:color w:val="000000" w:themeColor="text1"/>
@@ -17449,7 +17310,7 @@
           <w:lang w:eastAsia="de-AT"/>
         </w:rPr>
       </w:pPr>
-      <w:bookmarkStart w:id="60" w:name="_Toc226290904"/>
+      <w:bookmarkStart w:id="60" w:name="_Toc227931198"/>
       <w:r>
         <w:rPr>
           <w:color w:val="000000" w:themeColor="text1"/>
@@ -17570,7 +17431,7 @@
       <w:pPr>
         <w:pStyle w:val="berschrift2"/>
       </w:pPr>
-      <w:bookmarkStart w:id="61" w:name="_Toc226290906"/>
+      <w:bookmarkStart w:id="61" w:name="_Toc227931199"/>
       <w:r>
         <w:t>Agent</w:t>
       </w:r>
@@ -17622,7 +17483,7 @@
           <w:lang w:eastAsia="de-AT"/>
         </w:rPr>
       </w:pPr>
-      <w:bookmarkStart w:id="62" w:name="_Toc226290907"/>
+      <w:bookmarkStart w:id="62" w:name="_Toc227931200"/>
       <w:r>
         <w:rPr>
           <w:color w:val="000000" w:themeColor="text1"/>
@@ -17851,7 +17712,7 @@
           <w:lang w:eastAsia="de-AT"/>
         </w:rPr>
       </w:pPr>
-      <w:bookmarkStart w:id="63" w:name="_Toc226290908"/>
+      <w:bookmarkStart w:id="63" w:name="_Toc227931201"/>
       <w:r>
         <w:rPr>
           <w:lang w:eastAsia="de-AT"/>
@@ -17939,14 +17800,7 @@
           <w:color w:val="000000" w:themeColor="text1"/>
           <w:lang w:eastAsia="de-AT"/>
         </w:rPr>
-        <w:t xml:space="preserve">. If the random number is greater or equal </w:t>
-      </w:r>
-      <w:r>
-        <w:rPr>
-          <w:color w:val="000000" w:themeColor="text1"/>
-          <w:lang w:eastAsia="de-AT"/>
-        </w:rPr>
-        <w:t xml:space="preserve">to </w:t>
+        <w:t xml:space="preserve">. If the random number is greater or equal to </w:t>
       </w:r>
       <m:oMath>
         <m:r>
@@ -18137,7 +17991,7 @@
           <w:lang w:eastAsia="de-AT"/>
         </w:rPr>
       </w:pPr>
-      <w:bookmarkStart w:id="64" w:name="_Toc226290909"/>
+      <w:bookmarkStart w:id="64" w:name="_Toc227931202"/>
       <w:r>
         <w:rPr>
           <w:lang w:eastAsia="de-AT"/>
@@ -18626,16 +18480,14 @@
       <w:pPr>
         <w:pStyle w:val="berschrift3"/>
         <w:rPr>
-          <w:color w:val="EE0000"/>
           <w:sz w:val="27"/>
           <w:szCs w:val="27"/>
           <w:lang w:eastAsia="de-AT"/>
         </w:rPr>
       </w:pPr>
-      <w:bookmarkStart w:id="65" w:name="_Toc226290910"/>
-      <w:r>
-        <w:rPr>
-          <w:color w:val="EE0000"/>
+      <w:bookmarkStart w:id="65" w:name="_Toc227931203"/>
+      <w:r>
+        <w:rPr>
           <w:sz w:val="27"/>
           <w:szCs w:val="27"/>
           <w:lang w:eastAsia="de-AT"/>
@@ -18680,7 +18532,81 @@
         <w:rPr>
           <w:lang w:eastAsia="de-AT"/>
         </w:rPr>
-        <w:t>At the beginning of each new episode the agent resets the environment with reset()</w:t>
+        <w:t xml:space="preserve">At the beginning of each new episode the agent resets the environment with </w:t>
+      </w:r>
+      <w:r>
+        <w:rPr>
+          <w:lang w:eastAsia="de-AT"/>
+        </w:rPr>
+        <w:t xml:space="preserve">the environment function </w:t>
+      </w:r>
+      <w:r>
+        <w:rPr>
+          <w:lang w:eastAsia="de-AT"/>
+        </w:rPr>
+        <w:t>reset()</w:t>
+      </w:r>
+      <w:r>
+        <w:rPr>
+          <w:lang w:eastAsia="de-AT"/>
+        </w:rPr>
+        <w:t xml:space="preserve"> and a new initial state is returned. The agent then interacts with the environment via actions until the episode ends. For each step the environment sends the agent all possible actions. The agent then selects an action via the previously described action selection utilizing the </w:t>
+      </w:r>
+      <m:oMath>
+        <m:r>
+          <w:rPr>
+            <w:rFonts w:ascii="Cambria Math" w:hAnsi="Cambria Math"/>
+            <w:lang w:eastAsia="de-AT"/>
+          </w:rPr>
+          <m:t>ε</m:t>
+        </m:r>
+      </m:oMath>
+      <w:r>
+        <w:rPr>
+          <w:lang w:eastAsia="de-AT"/>
+        </w:rPr>
+        <w:t xml:space="preserve"> – greedy strategy. The agent interacts with the environment via the step() function in which it provides the selected action and the environment returns the next state and the reward given that action.</w:t>
+      </w:r>
+    </w:p>
+    <w:p>
+      <w:pPr>
+        <w:rPr>
+          <w:lang w:eastAsia="de-AT"/>
+        </w:rPr>
+      </w:pPr>
+    </w:p>
+    <w:p>
+      <w:pPr>
+        <w:rPr>
+          <w:lang w:eastAsia="de-AT"/>
+        </w:rPr>
+      </w:pPr>
+      <w:r>
+        <w:rPr>
+          <w:lang w:eastAsia="de-AT"/>
+        </w:rPr>
+        <w:t xml:space="preserve">The agent then updates its Q-table via the previously discussed learning process. After a from the user decided amount of episodes the Q-table can be saved periodically to ensure no data loss during outages. The exploration rate </w:t>
+      </w:r>
+      <m:oMath>
+        <m:r>
+          <w:rPr>
+            <w:rFonts w:ascii="Cambria Math" w:hAnsi="Cambria Math"/>
+            <w:lang w:eastAsia="de-AT"/>
+          </w:rPr>
+          <m:t>ε</m:t>
+        </m:r>
+      </m:oMath>
+      <w:r>
+        <w:rPr>
+          <w:lang w:eastAsia="de-AT"/>
+        </w:rPr>
+        <w:t xml:space="preserve"> is reduced and the next episode starts. In this thesis the Q-table is separated into parent and child Q-tables at the end of every episode but in theory it can be done at any point. To save RAM space </w:t>
+      </w:r>
+      <w:r>
+        <w:rPr>
+          <w:lang w:eastAsia="de-AT"/>
+        </w:rPr>
+        <w:t>and CPU usage the Q-table can be separated into batches on which the program then runs the separation.</w:t>
       </w:r>
     </w:p>
     <w:p>
@@ -18690,143 +18616,153 @@
           <w:lang w:eastAsia="de-AT"/>
         </w:rPr>
       </w:pPr>
-      <w:r>
+    </w:p>
+    <w:p>
+      <w:pPr>
+        <w:pStyle w:val="berschrift3"/>
+        <w:rPr>
+          <w:lang w:eastAsia="de-AT"/>
+        </w:rPr>
+      </w:pPr>
+      <w:bookmarkStart w:id="66" w:name="_Toc227931204"/>
+      <w:r>
+        <w:rPr>
+          <w:lang w:eastAsia="de-AT"/>
+        </w:rPr>
+        <w:t>Q-Table Storage</w:t>
+      </w:r>
+      <w:bookmarkEnd w:id="66"/>
+    </w:p>
+    <w:p>
+      <w:pPr>
+        <w:rPr>
+          <w:lang w:eastAsia="de-AT"/>
+        </w:rPr>
+      </w:pPr>
+      <w:r>
+        <w:rPr>
+          <w:lang w:eastAsia="de-AT"/>
+        </w:rPr>
+        <w:t>This thesis supports the idea of splitting the existing Q-table into two to save storage space and make transfer of data easier for bigger projects. In a normal RL context the Q-table is a singular model file most often a python pickle file or a csv file in which the Q-table is saved as a state-action pair. As previously mentioned in the context of the game 2048 this would be a tuple for the state and a list filled with the weight of each possible actions.</w:t>
+      </w:r>
+    </w:p>
+    <w:p>
+      <w:pPr>
+        <w:rPr>
+          <w:lang w:eastAsia="de-AT"/>
+        </w:rPr>
+      </w:pPr>
+    </w:p>
+    <w:p>
+      <w:pPr>
+        <w:rPr>
+          <w:lang w:eastAsia="de-AT"/>
+        </w:rPr>
+      </w:pPr>
+      <w:r>
+        <w:rPr>
+          <w:lang w:eastAsia="de-AT"/>
+        </w:rPr>
+        <w:lastRenderedPageBreak/>
+        <w:t>The idea of this thesis is as already mentioned the concept of saving this large singular Q-table as a combination of two Q-tables. The parent Q-table is a representation of all states. It consists of root states, actions and the index of the state. A root state is simply the state from which the children states can be build from. In theory this cuts the total numbers of states saved in half has most states should be children of root states.</w:t>
+      </w:r>
+    </w:p>
+    <w:p>
+      <w:pPr>
+        <w:rPr>
+          <w:lang w:eastAsia="de-AT"/>
+        </w:rPr>
+      </w:pPr>
+    </w:p>
+    <w:p>
+      <w:pPr>
+        <w:rPr>
+          <w:lang w:eastAsia="de-AT"/>
+        </w:rPr>
+      </w:pPr>
+      <w:r>
+        <w:rPr>
+          <w:lang w:eastAsia="de-AT"/>
+        </w:rPr>
+        <w:t>The child Q-table stores the transformation mappings that need to be applied to the parent in order to achieve the original Q-table. It consists of parent id</w:t>
+      </w:r>
+      <w:r>
+        <w:rPr>
+          <w:lang w:eastAsia="de-AT"/>
+        </w:rPr>
+        <w:t>, operations and best direction.</w:t>
+      </w:r>
+    </w:p>
+    <w:p>
+      <w:pPr>
+        <w:rPr>
+          <w:lang w:eastAsia="de-AT"/>
+        </w:rPr>
+      </w:pPr>
+    </w:p>
+    <w:p>
+      <w:pPr>
+        <w:rPr>
+          <w:lang w:eastAsia="de-AT"/>
+        </w:rPr>
+      </w:pPr>
+      <w:r>
+        <w:rPr>
+          <w:lang w:eastAsia="de-AT"/>
+        </w:rPr>
+        <w:t xml:space="preserve">The last </w:t>
+      </w:r>
+      <w:r>
+        <w:rPr>
+          <w:lang w:eastAsia="de-AT"/>
+        </w:rPr>
+        <w:t xml:space="preserve">table in this program is the testing table or reconstructed table. Was the name already implies it is the original Q-table reconstructed from the parent and child table. In theory the reconstructed Q-table and the original Q-table should be the same. This can only happen if the loss of information is not large enough to cause problems. </w:t>
+      </w:r>
+    </w:p>
+    <w:p>
+      <w:pPr>
+        <w:pStyle w:val="berschrift2"/>
+      </w:pPr>
+      <w:bookmarkStart w:id="67" w:name="_Toc227931205"/>
+      <w:r>
+        <w:t>Operations</w:t>
+      </w:r>
+      <w:bookmarkEnd w:id="67"/>
+    </w:p>
+    <w:p>
+      <w:r>
+        <w:t>The core contribution of this thesis is the abstraction of states using transformation operations. These operations exploit structural similarities between states such as scaling of values or rotation of states.</w:t>
+      </w:r>
+    </w:p>
+    <w:p>
+      <w:pPr>
+        <w:pStyle w:val="berschrift3"/>
+        <w:rPr>
+          <w:lang w:eastAsia="de-AT"/>
+        </w:rPr>
+      </w:pPr>
+      <w:bookmarkStart w:id="68" w:name="_Toc227931206"/>
+      <w:r>
+        <w:rPr>
+          <w:lang w:eastAsia="de-AT"/>
+        </w:rPr>
+        <w:t>Transformation Operations</w:t>
+      </w:r>
+      <w:bookmarkEnd w:id="68"/>
+    </w:p>
+    <w:p>
+      <w:pPr>
         <w:rPr>
           <w:color w:val="EE0000"/>
           <w:lang w:eastAsia="de-AT"/>
         </w:rPr>
-        <w:t>During training:</w:t>
-      </w:r>
-    </w:p>
-    <w:p>
-      <w:pPr>
+      </w:pPr>
+      <w:r>
         <w:rPr>
           <w:color w:val="EE0000"/>
           <w:lang w:eastAsia="de-AT"/>
         </w:rPr>
-      </w:pPr>
-      <w:r>
-        <w:rPr>
-          <w:color w:val="EE0000"/>
-          <w:lang w:eastAsia="de-AT"/>
-        </w:rPr>
-        <w:t xml:space="preserve">The environment is reset </w:t>
-      </w:r>
-    </w:p>
-    <w:p>
-      <w:pPr>
-        <w:rPr>
-          <w:color w:val="EE0000"/>
-          <w:lang w:eastAsia="de-AT"/>
-        </w:rPr>
-      </w:pPr>
-      <w:r>
-        <w:rPr>
-          <w:color w:val="EE0000"/>
-          <w:lang w:eastAsia="de-AT"/>
-        </w:rPr>
-        <w:t xml:space="preserve">The agent selects actions </w:t>
-      </w:r>
-    </w:p>
-    <w:p>
-      <w:pPr>
-        <w:rPr>
-          <w:color w:val="EE0000"/>
-          <w:lang w:eastAsia="de-AT"/>
-        </w:rPr>
-      </w:pPr>
-      <w:r>
-        <w:rPr>
-          <w:color w:val="EE0000"/>
-          <w:lang w:eastAsia="de-AT"/>
-        </w:rPr>
-        <w:t xml:space="preserve">The environment returns next state and reward </w:t>
-      </w:r>
-    </w:p>
-    <w:p>
-      <w:pPr>
-        <w:rPr>
-          <w:color w:val="EE0000"/>
-          <w:lang w:eastAsia="de-AT"/>
-        </w:rPr>
-      </w:pPr>
-      <w:r>
-        <w:rPr>
-          <w:color w:val="EE0000"/>
-          <w:lang w:eastAsia="de-AT"/>
-        </w:rPr>
-        <w:t xml:space="preserve">The agent updates the Q-table </w:t>
-      </w:r>
-    </w:p>
-    <w:p>
-      <w:pPr>
-        <w:rPr>
-          <w:color w:val="EE0000"/>
-          <w:lang w:eastAsia="de-AT"/>
-        </w:rPr>
-      </w:pPr>
-      <w:r>
-        <w:rPr>
-          <w:color w:val="EE0000"/>
-          <w:lang w:eastAsia="de-AT"/>
-        </w:rPr>
-        <w:t xml:space="preserve">The exploration rate ε decays over time </w:t>
-      </w:r>
-    </w:p>
-    <w:p>
-      <w:pPr>
-        <w:rPr>
-          <w:color w:val="EE0000"/>
-          <w:lang w:eastAsia="de-AT"/>
-        </w:rPr>
-      </w:pPr>
-      <w:r>
-        <w:rPr>
-          <w:color w:val="EE0000"/>
-          <w:lang w:eastAsia="de-AT"/>
-        </w:rPr>
-        <w:t>The learned Q-table is periodically stored as a CSV file.</w:t>
-      </w:r>
-    </w:p>
-    <w:p>
-      <w:pPr>
-        <w:rPr>
-          <w:color w:val="EE0000"/>
-          <w:lang w:eastAsia="de-AT"/>
-        </w:rPr>
-      </w:pPr>
-    </w:p>
-    <w:p>
-      <w:pPr>
-        <w:pStyle w:val="berschrift3"/>
-        <w:rPr>
-          <w:color w:val="EE0000"/>
-          <w:lang w:eastAsia="de-AT"/>
-        </w:rPr>
-      </w:pPr>
-      <w:bookmarkStart w:id="66" w:name="_Toc226290911"/>
-      <w:r>
-        <w:rPr>
-          <w:color w:val="EE0000"/>
-          <w:lang w:eastAsia="de-AT"/>
-        </w:rPr>
-        <w:t>Q-Table Storage</w:t>
-      </w:r>
-      <w:bookmarkEnd w:id="66"/>
-    </w:p>
-    <w:p>
-      <w:pPr>
-        <w:rPr>
-          <w:color w:val="EE0000"/>
-          <w:lang w:eastAsia="de-AT"/>
-        </w:rPr>
-      </w:pPr>
-      <w:r>
-        <w:rPr>
-          <w:color w:val="EE0000"/>
-          <w:lang w:eastAsia="de-AT"/>
-        </w:rPr>
-        <w:t>The implementation supports multiple storage formats:</w:t>
+        <w:t>The implementation includes the following operations :</w:t>
       </w:r>
     </w:p>
     <w:p>
@@ -18843,14 +18779,14 @@
           <w:color w:val="EE0000"/>
           <w:lang w:eastAsia="de-AT"/>
         </w:rPr>
-        <w:t>Single Q-table</w:t>
+        <w:t>Rotation (r)</w:t>
       </w:r>
       <w:r>
         <w:rPr>
           <w:color w:val="EE0000"/>
           <w:lang w:eastAsia="de-AT"/>
         </w:rPr>
-        <w:t xml:space="preserve">: stores all states directly </w:t>
+        <w:t xml:space="preserve">: rotates the grid by 90° </w:t>
       </w:r>
     </w:p>
     <w:p>
@@ -18867,14 +18803,370 @@
           <w:color w:val="EE0000"/>
           <w:lang w:eastAsia="de-AT"/>
         </w:rPr>
-        <w:t>Parent Q-table</w:t>
+        <w:t>Doubling (d)</w:t>
       </w:r>
       <w:r>
         <w:rPr>
           <w:color w:val="EE0000"/>
           <w:lang w:eastAsia="de-AT"/>
         </w:rPr>
-        <w:t xml:space="preserve">: stores representative states </w:t>
+        <w:t xml:space="preserve">: scales all tile values by a factor of 2 </w:t>
+      </w:r>
+    </w:p>
+    <w:p>
+      <w:pPr>
+        <w:rPr>
+          <w:color w:val="EE0000"/>
+          <w:lang w:eastAsia="de-AT"/>
+        </w:rPr>
+      </w:pPr>
+      <w:r>
+        <w:rPr>
+          <w:color w:val="EE0000"/>
+          <w:lang w:eastAsia="de-AT"/>
+        </w:rPr>
+        <w:t>These operations allow the transformation of one state into another structurally equivalent state.</w:t>
+      </w:r>
+      <w:bookmarkStart w:id="69" w:name="_Toc227931207"/>
+      <w:bookmarkEnd w:id="69"/>
+    </w:p>
+    <w:p>
+      <w:pPr>
+        <w:pStyle w:val="berschrift3"/>
+        <w:rPr>
+          <w:sz w:val="27"/>
+          <w:szCs w:val="27"/>
+          <w:lang w:eastAsia="de-AT"/>
+        </w:rPr>
+      </w:pPr>
+      <w:bookmarkStart w:id="70" w:name="_Toc227931208"/>
+      <w:r>
+        <w:rPr>
+          <w:sz w:val="27"/>
+          <w:szCs w:val="27"/>
+          <w:lang w:eastAsia="de-AT"/>
+        </w:rPr>
+        <w:t>Action Transformation</w:t>
+      </w:r>
+      <w:bookmarkEnd w:id="70"/>
+    </w:p>
+    <w:p>
+      <w:pPr>
+        <w:rPr>
+          <w:color w:val="EE0000"/>
+          <w:lang w:eastAsia="de-AT"/>
+        </w:rPr>
+      </w:pPr>
+      <w:r>
+        <w:rPr>
+          <w:color w:val="EE0000"/>
+          <w:lang w:eastAsia="de-AT"/>
+        </w:rPr>
+        <w:t>When a state is transformed, the corresponding actions must also be transformed. For example, after a rotation:</w:t>
+      </w:r>
+    </w:p>
+    <w:p>
+      <w:pPr>
+        <w:rPr>
+          <w:color w:val="EE0000"/>
+          <w:lang w:eastAsia="de-AT"/>
+        </w:rPr>
+      </w:pPr>
+      <w:r>
+        <w:rPr>
+          <w:color w:val="EE0000"/>
+          <w:lang w:eastAsia="de-AT"/>
+        </w:rPr>
+        <w:t xml:space="preserve">up → left </w:t>
+      </w:r>
+    </w:p>
+    <w:p>
+      <w:pPr>
+        <w:rPr>
+          <w:color w:val="EE0000"/>
+          <w:lang w:eastAsia="de-AT"/>
+        </w:rPr>
+      </w:pPr>
+      <w:r>
+        <w:rPr>
+          <w:color w:val="EE0000"/>
+          <w:lang w:eastAsia="de-AT"/>
+        </w:rPr>
+        <w:t xml:space="preserve">left → down </w:t>
+      </w:r>
+    </w:p>
+    <w:p>
+      <w:pPr>
+        <w:rPr>
+          <w:color w:val="EE0000"/>
+          <w:lang w:eastAsia="de-AT"/>
+        </w:rPr>
+      </w:pPr>
+      <w:r>
+        <w:rPr>
+          <w:color w:val="EE0000"/>
+          <w:lang w:eastAsia="de-AT"/>
+        </w:rPr>
+        <w:t xml:space="preserve">down → right </w:t>
+      </w:r>
+    </w:p>
+    <w:p>
+      <w:pPr>
+        <w:rPr>
+          <w:color w:val="EE0000"/>
+          <w:lang w:eastAsia="de-AT"/>
+        </w:rPr>
+      </w:pPr>
+      <w:r>
+        <w:rPr>
+          <w:color w:val="EE0000"/>
+          <w:lang w:eastAsia="de-AT"/>
+        </w:rPr>
+        <w:t xml:space="preserve">right → up </w:t>
+      </w:r>
+    </w:p>
+    <w:p>
+      <w:pPr>
+        <w:rPr>
+          <w:color w:val="EE0000"/>
+          <w:lang w:eastAsia="de-AT"/>
+        </w:rPr>
+      </w:pPr>
+      <w:r>
+        <w:rPr>
+          <w:color w:val="EE0000"/>
+          <w:lang w:eastAsia="de-AT"/>
+        </w:rPr>
+        <w:t>This ensures that the learned policy remains consistent across transformed states.</w:t>
+      </w:r>
+    </w:p>
+    <w:p>
+      <w:pPr>
+        <w:rPr>
+          <w:color w:val="EE0000"/>
+          <w:lang w:eastAsia="de-AT"/>
+        </w:rPr>
+      </w:pPr>
+    </w:p>
+    <w:p>
+      <w:pPr>
+        <w:pStyle w:val="berschrift3"/>
+        <w:rPr>
+          <w:lang w:eastAsia="de-AT"/>
+        </w:rPr>
+      </w:pPr>
+      <w:bookmarkStart w:id="71" w:name="_Toc227931209"/>
+      <w:r>
+        <w:rPr>
+          <w:lang w:eastAsia="de-AT"/>
+        </w:rPr>
+        <w:lastRenderedPageBreak/>
+        <w:t>PreCalculator and State Expansion</w:t>
+      </w:r>
+      <w:bookmarkEnd w:id="71"/>
+    </w:p>
+    <w:p>
+      <w:pPr>
+        <w:rPr>
+          <w:color w:val="EE0000"/>
+          <w:lang w:eastAsia="de-AT"/>
+        </w:rPr>
+      </w:pPr>
+      <w:r>
+        <w:rPr>
+          <w:color w:val="EE0000"/>
+          <w:lang w:eastAsia="de-AT"/>
+        </w:rPr>
+        <w:t>The PreCalculator explores all reachable states from a given parent state using a breadth-first search approach.</w:t>
+      </w:r>
+    </w:p>
+    <w:p>
+      <w:pPr>
+        <w:rPr>
+          <w:color w:val="EE0000"/>
+          <w:lang w:eastAsia="de-AT"/>
+        </w:rPr>
+      </w:pPr>
+      <w:r>
+        <w:rPr>
+          <w:color w:val="EE0000"/>
+          <w:lang w:eastAsia="de-AT"/>
+        </w:rPr>
+        <w:t>For each parent state, it generates:</w:t>
+      </w:r>
+    </w:p>
+    <w:p>
+      <w:pPr>
+        <w:rPr>
+          <w:color w:val="EE0000"/>
+          <w:lang w:eastAsia="de-AT"/>
+        </w:rPr>
+      </w:pPr>
+      <w:r>
+        <w:rPr>
+          <w:color w:val="EE0000"/>
+          <w:lang w:eastAsia="de-AT"/>
+        </w:rPr>
+        <w:t xml:space="preserve">All reachable child states </w:t>
+      </w:r>
+    </w:p>
+    <w:p>
+      <w:pPr>
+        <w:rPr>
+          <w:color w:val="EE0000"/>
+          <w:lang w:eastAsia="de-AT"/>
+        </w:rPr>
+      </w:pPr>
+      <w:r>
+        <w:rPr>
+          <w:color w:val="EE0000"/>
+          <w:lang w:eastAsia="de-AT"/>
+        </w:rPr>
+        <w:t xml:space="preserve">The sequence of operations required </w:t>
+      </w:r>
+    </w:p>
+    <w:p>
+      <w:pPr>
+        <w:rPr>
+          <w:color w:val="EE0000"/>
+          <w:lang w:eastAsia="de-AT"/>
+        </w:rPr>
+      </w:pPr>
+      <w:r>
+        <w:rPr>
+          <w:color w:val="EE0000"/>
+          <w:lang w:eastAsia="de-AT"/>
+        </w:rPr>
+        <w:t xml:space="preserve">The transformed action values </w:t>
+      </w:r>
+    </w:p>
+    <w:p>
+      <w:pPr>
+        <w:rPr>
+          <w:color w:val="EE0000"/>
+          <w:lang w:eastAsia="de-AT"/>
+        </w:rPr>
+      </w:pPr>
+      <w:r>
+        <w:rPr>
+          <w:color w:val="EE0000"/>
+          <w:lang w:eastAsia="de-AT"/>
+        </w:rPr>
+        <w:t>Each result contains:</w:t>
+      </w:r>
+    </w:p>
+    <w:p>
+      <w:pPr>
+        <w:rPr>
+          <w:color w:val="EE0000"/>
+          <w:lang w:eastAsia="de-AT"/>
+        </w:rPr>
+      </w:pPr>
+      <w:r>
+        <w:rPr>
+          <w:color w:val="EE0000"/>
+          <w:lang w:eastAsia="de-AT"/>
+        </w:rPr>
+        <w:t xml:space="preserve">State </w:t>
+      </w:r>
+    </w:p>
+    <w:p>
+      <w:pPr>
+        <w:rPr>
+          <w:color w:val="EE0000"/>
+          <w:lang w:eastAsia="de-AT"/>
+        </w:rPr>
+      </w:pPr>
+      <w:r>
+        <w:rPr>
+          <w:color w:val="EE0000"/>
+          <w:lang w:eastAsia="de-AT"/>
+        </w:rPr>
+        <w:t xml:space="preserve">Action values </w:t>
+      </w:r>
+    </w:p>
+    <w:p>
+      <w:pPr>
+        <w:rPr>
+          <w:color w:val="EE0000"/>
+          <w:lang w:eastAsia="de-AT"/>
+        </w:rPr>
+      </w:pPr>
+      <w:r>
+        <w:rPr>
+          <w:color w:val="EE0000"/>
+          <w:lang w:eastAsia="de-AT"/>
+        </w:rPr>
+        <w:t xml:space="preserve">Depth </w:t>
+      </w:r>
+    </w:p>
+    <w:p>
+      <w:pPr>
+        <w:rPr>
+          <w:color w:val="EE0000"/>
+          <w:lang w:eastAsia="de-AT"/>
+        </w:rPr>
+      </w:pPr>
+      <w:r>
+        <w:rPr>
+          <w:color w:val="EE0000"/>
+          <w:lang w:eastAsia="de-AT"/>
+        </w:rPr>
+        <w:t xml:space="preserve">Operation path </w:t>
+      </w:r>
+    </w:p>
+    <w:p>
+      <w:pPr>
+        <w:rPr>
+          <w:color w:val="EE0000"/>
+          <w:lang w:eastAsia="de-AT"/>
+        </w:rPr>
+      </w:pPr>
+      <w:r>
+        <w:rPr>
+          <w:color w:val="EE0000"/>
+          <w:lang w:eastAsia="de-AT"/>
+        </w:rPr>
+        <w:t>This allows the construction of a mapping between parent and child states.</w:t>
+      </w:r>
+    </w:p>
+    <w:p>
+      <w:pPr>
+        <w:rPr>
+          <w:color w:val="EE0000"/>
+          <w:lang w:eastAsia="de-AT"/>
+        </w:rPr>
+      </w:pPr>
+    </w:p>
+    <w:p>
+      <w:pPr>
+        <w:pStyle w:val="berschrift3"/>
+        <w:rPr>
+          <w:lang w:eastAsia="de-AT"/>
+        </w:rPr>
+      </w:pPr>
+      <w:bookmarkStart w:id="72" w:name="_Toc227931210"/>
+      <w:r>
+        <w:rPr>
+          <w:lang w:eastAsia="de-AT"/>
+        </w:rPr>
+        <w:t>Parent-Child Abstraction</w:t>
+      </w:r>
+      <w:bookmarkEnd w:id="72"/>
+    </w:p>
+    <w:p>
+      <w:pPr>
+        <w:rPr>
+          <w:color w:val="EE0000"/>
+          <w:lang w:eastAsia="de-AT"/>
+        </w:rPr>
+      </w:pPr>
+      <w:r>
+        <w:rPr>
+          <w:color w:val="EE0000"/>
+          <w:lang w:eastAsia="de-AT"/>
+        </w:rPr>
+        <w:t>The Q-table is divided into:</w:t>
       </w:r>
     </w:p>
     <w:p>
@@ -18891,14 +19183,14 @@
           <w:color w:val="EE0000"/>
           <w:lang w:eastAsia="de-AT"/>
         </w:rPr>
-        <w:t>Child Q-table</w:t>
+        <w:t>Parent states</w:t>
       </w:r>
       <w:r>
         <w:rPr>
           <w:color w:val="EE0000"/>
           <w:lang w:eastAsia="de-AT"/>
         </w:rPr>
-        <w:t xml:space="preserve">: stores transformation mappings </w:t>
+        <w:t xml:space="preserve">: explicitly stored states </w:t>
       </w:r>
     </w:p>
     <w:p>
@@ -18915,14 +19207,14 @@
           <w:color w:val="EE0000"/>
           <w:lang w:eastAsia="de-AT"/>
         </w:rPr>
-        <w:t>Reconstructed Q-table</w:t>
+        <w:t>Child states</w:t>
       </w:r>
       <w:r>
         <w:rPr>
           <w:color w:val="EE0000"/>
           <w:lang w:eastAsia="de-AT"/>
         </w:rPr>
-        <w:t xml:space="preserve">: rebuilt from parent-child relationships </w:t>
+        <w:t xml:space="preserve">: derived via transformation operations </w:t>
       </w:r>
     </w:p>
     <w:p>
@@ -18937,19 +19229,8 @@
           <w:color w:val="EE0000"/>
           <w:lang w:eastAsia="de-AT"/>
         </w:rPr>
-        <w:t>This structure enables efficient storage and evaluation of the abstraction approach.</w:t>
-      </w:r>
-    </w:p>
-    <w:p/>
-    <w:p>
-      <w:pPr>
-        <w:pStyle w:val="berschrift2"/>
-      </w:pPr>
-      <w:bookmarkStart w:id="67" w:name="_Toc226290912"/>
-      <w:r>
-        <w:t>Operations</w:t>
-      </w:r>
-      <w:bookmarkEnd w:id="67"/>
+        <w:t>If a state can be generated from an existing parent, it is stored as a child instead of a new parent. This significantly reduces storage requirements.</w:t>
+      </w:r>
     </w:p>
     <w:p>
       <w:pPr>
@@ -18958,68 +19239,66 @@
           <w:lang w:eastAsia="de-AT"/>
         </w:rPr>
       </w:pPr>
-      <w:r>
+    </w:p>
+    <w:p>
+      <w:pPr>
+        <w:pStyle w:val="berschrift3"/>
+        <w:rPr>
+          <w:lang w:eastAsia="de-AT"/>
+        </w:rPr>
+      </w:pPr>
+      <w:bookmarkStart w:id="73" w:name="_Toc227931211"/>
+      <w:r>
+        <w:rPr>
+          <w:lang w:eastAsia="de-AT"/>
+        </w:rPr>
+        <w:t>Reconstruction</w:t>
+      </w:r>
+      <w:bookmarkEnd w:id="73"/>
+    </w:p>
+    <w:p>
+      <w:pPr>
         <w:rPr>
           <w:color w:val="EE0000"/>
           <w:lang w:eastAsia="de-AT"/>
         </w:rPr>
-        <w:t>The core contribution of this thesis is the abstraction of states using transformation operations. These operations exploit structural similarities between states.</w:t>
-      </w:r>
-    </w:p>
-    <w:p>
-      <w:pPr>
-        <w:pStyle w:val="berschrift3"/>
-        <w:rPr>
-          <w:lang w:eastAsia="de-AT"/>
-        </w:rPr>
-      </w:pPr>
-      <w:bookmarkStart w:id="68" w:name="_Toc226290913"/>
-      <w:r>
-        <w:rPr>
-          <w:lang w:eastAsia="de-AT"/>
-        </w:rPr>
-        <w:lastRenderedPageBreak/>
-        <w:t>Transformation Operations</w:t>
-      </w:r>
-      <w:bookmarkEnd w:id="68"/>
-    </w:p>
-    <w:p>
-      <w:pPr>
+      </w:pPr>
+      <w:r>
         <w:rPr>
           <w:color w:val="EE0000"/>
           <w:lang w:eastAsia="de-AT"/>
         </w:rPr>
-      </w:pPr>
-      <w:r>
+        <w:t>To evaluate the abstraction, a full Q-table is reconstructed:</w:t>
+      </w:r>
+    </w:p>
+    <w:p>
+      <w:pPr>
         <w:rPr>
           <w:color w:val="EE0000"/>
           <w:lang w:eastAsia="de-AT"/>
         </w:rPr>
-        <w:t>The implementation includes the following operations :</w:t>
-      </w:r>
-    </w:p>
-    <w:p>
-      <w:pPr>
+      </w:pPr>
+      <w:r>
         <w:rPr>
           <w:color w:val="EE0000"/>
           <w:lang w:eastAsia="de-AT"/>
         </w:rPr>
-      </w:pPr>
-      <w:r>
-        <w:rPr>
-          <w:b/>
-          <w:bCs/>
+        <w:t xml:space="preserve">Parent states are copied directly </w:t>
+      </w:r>
+    </w:p>
+    <w:p>
+      <w:pPr>
+        <w:rPr>
           <w:color w:val="EE0000"/>
           <w:lang w:eastAsia="de-AT"/>
         </w:rPr>
-        <w:t>Rotation (r)</w:t>
-      </w:r>
+      </w:pPr>
       <w:r>
         <w:rPr>
           <w:color w:val="EE0000"/>
           <w:lang w:eastAsia="de-AT"/>
         </w:rPr>
-        <w:t xml:space="preserve">: rotates the grid by 90° </w:t>
+        <w:t xml:space="preserve">Child states are generated using stored operations </w:t>
       </w:r>
     </w:p>
     <w:p>
@@ -19031,569 +19310,50 @@
       </w:pPr>
       <w:r>
         <w:rPr>
-          <w:b/>
-          <w:bCs/>
           <w:color w:val="EE0000"/>
           <w:lang w:eastAsia="de-AT"/>
         </w:rPr>
-        <w:t>Doubling (d)</w:t>
-      </w:r>
-      <w:r>
+        <w:t xml:space="preserve">Action values are transformed accordingly </w:t>
+      </w:r>
+    </w:p>
+    <w:p>
+      <w:pPr>
         <w:rPr>
           <w:color w:val="EE0000"/>
           <w:lang w:eastAsia="de-AT"/>
         </w:rPr>
-        <w:t xml:space="preserve">: scales all tile values by a factor of 2 </w:t>
-      </w:r>
-    </w:p>
-    <w:p>
-      <w:pPr>
+      </w:pPr>
+      <w:r>
         <w:rPr>
           <w:color w:val="EE0000"/>
           <w:lang w:eastAsia="de-AT"/>
         </w:rPr>
-      </w:pPr>
-      <w:r>
-        <w:rPr>
-          <w:color w:val="EE0000"/>
-          <w:lang w:eastAsia="de-AT"/>
-        </w:rPr>
-        <w:t>These operations allow the transformation of one state into another structurally equivalent state.</w:t>
-      </w:r>
-    </w:p>
-    <w:p>
-      <w:pPr>
-        <w:pStyle w:val="berschrift3"/>
-        <w:rPr>
-          <w:lang w:eastAsia="de-AT"/>
-        </w:rPr>
-      </w:pPr>
-      <w:bookmarkStart w:id="69" w:name="_Toc226290914"/>
-      <w:bookmarkEnd w:id="69"/>
-    </w:p>
-    <w:p>
-      <w:pPr>
-        <w:pStyle w:val="berschrift3"/>
-        <w:rPr>
-          <w:sz w:val="27"/>
-          <w:szCs w:val="27"/>
-          <w:lang w:eastAsia="de-AT"/>
-        </w:rPr>
-      </w:pPr>
-      <w:bookmarkStart w:id="70" w:name="_Toc226290915"/>
-      <w:r>
-        <w:rPr>
-          <w:sz w:val="27"/>
-          <w:szCs w:val="27"/>
-          <w:lang w:eastAsia="de-AT"/>
-        </w:rPr>
-        <w:t>Action Transformation</w:t>
-      </w:r>
-      <w:bookmarkEnd w:id="70"/>
-    </w:p>
-    <w:p>
-      <w:pPr>
-        <w:rPr>
-          <w:color w:val="EE0000"/>
-          <w:lang w:eastAsia="de-AT"/>
-        </w:rPr>
-      </w:pPr>
-      <w:r>
-        <w:rPr>
-          <w:color w:val="EE0000"/>
-          <w:lang w:eastAsia="de-AT"/>
-        </w:rPr>
-        <w:t>When a state is transformed, the corresponding actions must also be transformed. For example, after a rotation:</w:t>
-      </w:r>
-    </w:p>
-    <w:p>
-      <w:pPr>
-        <w:rPr>
-          <w:color w:val="EE0000"/>
-          <w:lang w:eastAsia="de-AT"/>
-        </w:rPr>
-      </w:pPr>
-      <w:r>
-        <w:rPr>
-          <w:color w:val="EE0000"/>
-          <w:lang w:eastAsia="de-AT"/>
-        </w:rPr>
-        <w:t xml:space="preserve">up → left </w:t>
-      </w:r>
-    </w:p>
-    <w:p>
-      <w:pPr>
-        <w:rPr>
-          <w:color w:val="EE0000"/>
-          <w:lang w:eastAsia="de-AT"/>
-        </w:rPr>
-      </w:pPr>
-      <w:r>
-        <w:rPr>
-          <w:color w:val="EE0000"/>
-          <w:lang w:eastAsia="de-AT"/>
-        </w:rPr>
-        <w:t xml:space="preserve">left → down </w:t>
-      </w:r>
-    </w:p>
-    <w:p>
-      <w:pPr>
-        <w:rPr>
-          <w:color w:val="EE0000"/>
-          <w:lang w:eastAsia="de-AT"/>
-        </w:rPr>
-      </w:pPr>
-      <w:r>
-        <w:rPr>
-          <w:color w:val="EE0000"/>
-          <w:lang w:eastAsia="de-AT"/>
-        </w:rPr>
-        <w:t xml:space="preserve">down → right </w:t>
-      </w:r>
-    </w:p>
-    <w:p>
-      <w:pPr>
-        <w:rPr>
-          <w:color w:val="EE0000"/>
-          <w:lang w:eastAsia="de-AT"/>
-        </w:rPr>
-      </w:pPr>
-      <w:r>
-        <w:rPr>
-          <w:color w:val="EE0000"/>
-          <w:lang w:eastAsia="de-AT"/>
-        </w:rPr>
-        <w:t xml:space="preserve">right → up </w:t>
-      </w:r>
-    </w:p>
-    <w:p>
-      <w:pPr>
-        <w:rPr>
-          <w:color w:val="EE0000"/>
-          <w:lang w:eastAsia="de-AT"/>
-        </w:rPr>
-      </w:pPr>
-      <w:r>
-        <w:rPr>
-          <w:color w:val="EE0000"/>
-          <w:lang w:eastAsia="de-AT"/>
-        </w:rPr>
-        <w:t>This ensures that the learned policy remains consistent across transformed states.</w:t>
-      </w:r>
-    </w:p>
-    <w:p>
-      <w:pPr>
-        <w:rPr>
-          <w:color w:val="EE0000"/>
-          <w:lang w:eastAsia="de-AT"/>
-        </w:rPr>
-      </w:pPr>
-    </w:p>
-    <w:p>
-      <w:pPr>
-        <w:pStyle w:val="berschrift3"/>
-        <w:rPr>
-          <w:lang w:eastAsia="de-AT"/>
-        </w:rPr>
-      </w:pPr>
-      <w:bookmarkStart w:id="71" w:name="_Toc226290916"/>
-      <w:r>
-        <w:rPr>
-          <w:lang w:eastAsia="de-AT"/>
-        </w:rPr>
-        <w:t>PreCalculator and State Expansion</w:t>
-      </w:r>
-      <w:bookmarkEnd w:id="71"/>
-    </w:p>
-    <w:p>
-      <w:pPr>
-        <w:rPr>
-          <w:color w:val="EE0000"/>
-          <w:lang w:eastAsia="de-AT"/>
-        </w:rPr>
-      </w:pPr>
-      <w:r>
-        <w:rPr>
-          <w:color w:val="EE0000"/>
-          <w:lang w:eastAsia="de-AT"/>
-        </w:rPr>
-        <w:t>The PreCalculator explores all reachable states from a given parent state using a breadth-first search approach.</w:t>
-      </w:r>
-    </w:p>
-    <w:p>
-      <w:pPr>
-        <w:rPr>
-          <w:color w:val="EE0000"/>
-          <w:lang w:eastAsia="de-AT"/>
-        </w:rPr>
-      </w:pPr>
-      <w:r>
-        <w:rPr>
-          <w:color w:val="EE0000"/>
-          <w:lang w:eastAsia="de-AT"/>
-        </w:rPr>
-        <w:t>For each parent state, it generates:</w:t>
-      </w:r>
-    </w:p>
-    <w:p>
-      <w:pPr>
-        <w:rPr>
-          <w:color w:val="EE0000"/>
-          <w:lang w:eastAsia="de-AT"/>
-        </w:rPr>
-      </w:pPr>
-      <w:r>
-        <w:rPr>
-          <w:color w:val="EE0000"/>
-          <w:lang w:eastAsia="de-AT"/>
-        </w:rPr>
-        <w:t xml:space="preserve">All reachable child states </w:t>
-      </w:r>
-    </w:p>
-    <w:p>
-      <w:pPr>
-        <w:rPr>
-          <w:color w:val="EE0000"/>
-          <w:lang w:eastAsia="de-AT"/>
-        </w:rPr>
-      </w:pPr>
-      <w:r>
-        <w:rPr>
-          <w:color w:val="EE0000"/>
-          <w:lang w:eastAsia="de-AT"/>
-        </w:rPr>
-        <w:t xml:space="preserve">The sequence of operations required </w:t>
-      </w:r>
-    </w:p>
-    <w:p>
-      <w:pPr>
-        <w:rPr>
-          <w:color w:val="EE0000"/>
-          <w:lang w:eastAsia="de-AT"/>
-        </w:rPr>
-      </w:pPr>
-      <w:r>
-        <w:rPr>
-          <w:color w:val="EE0000"/>
-          <w:lang w:eastAsia="de-AT"/>
-        </w:rPr>
-        <w:t xml:space="preserve">The transformed action values </w:t>
-      </w:r>
-    </w:p>
-    <w:p>
-      <w:pPr>
-        <w:rPr>
-          <w:color w:val="EE0000"/>
-          <w:lang w:eastAsia="de-AT"/>
-        </w:rPr>
-      </w:pPr>
-      <w:r>
-        <w:rPr>
-          <w:color w:val="EE0000"/>
-          <w:lang w:eastAsia="de-AT"/>
-        </w:rPr>
-        <w:t>Each result contains:</w:t>
-      </w:r>
-    </w:p>
-    <w:p>
-      <w:pPr>
-        <w:rPr>
-          <w:color w:val="EE0000"/>
-          <w:lang w:eastAsia="de-AT"/>
-        </w:rPr>
-      </w:pPr>
-      <w:r>
-        <w:rPr>
-          <w:color w:val="EE0000"/>
-          <w:lang w:eastAsia="de-AT"/>
-        </w:rPr>
-        <w:t xml:space="preserve">State </w:t>
-      </w:r>
-    </w:p>
-    <w:p>
-      <w:pPr>
-        <w:rPr>
-          <w:color w:val="EE0000"/>
-          <w:lang w:eastAsia="de-AT"/>
-        </w:rPr>
-      </w:pPr>
-      <w:r>
-        <w:rPr>
-          <w:color w:val="EE0000"/>
-          <w:lang w:eastAsia="de-AT"/>
-        </w:rPr>
-        <w:t xml:space="preserve">Action values </w:t>
-      </w:r>
-    </w:p>
-    <w:p>
-      <w:pPr>
-        <w:rPr>
-          <w:color w:val="EE0000"/>
-          <w:lang w:eastAsia="de-AT"/>
-        </w:rPr>
-      </w:pPr>
-      <w:r>
-        <w:rPr>
-          <w:color w:val="EE0000"/>
-          <w:lang w:eastAsia="de-AT"/>
-        </w:rPr>
-        <w:t xml:space="preserve">Depth </w:t>
-      </w:r>
-    </w:p>
-    <w:p>
-      <w:pPr>
-        <w:rPr>
-          <w:color w:val="EE0000"/>
-          <w:lang w:eastAsia="de-AT"/>
-        </w:rPr>
-      </w:pPr>
-      <w:r>
-        <w:rPr>
-          <w:color w:val="EE0000"/>
-          <w:lang w:eastAsia="de-AT"/>
-        </w:rPr>
-        <w:t xml:space="preserve">Operation path </w:t>
-      </w:r>
-    </w:p>
-    <w:p>
-      <w:pPr>
-        <w:rPr>
-          <w:color w:val="EE0000"/>
-          <w:lang w:eastAsia="de-AT"/>
-        </w:rPr>
-      </w:pPr>
-      <w:r>
-        <w:rPr>
-          <w:color w:val="EE0000"/>
-          <w:lang w:eastAsia="de-AT"/>
-        </w:rPr>
-        <w:t>This allows the construction of a mapping between parent and child states.</w:t>
-      </w:r>
-    </w:p>
-    <w:p>
-      <w:pPr>
-        <w:rPr>
-          <w:color w:val="EE0000"/>
-          <w:lang w:eastAsia="de-AT"/>
-        </w:rPr>
-      </w:pPr>
-    </w:p>
-    <w:p>
-      <w:pPr>
-        <w:pStyle w:val="berschrift3"/>
-        <w:rPr>
-          <w:lang w:eastAsia="de-AT"/>
-        </w:rPr>
-      </w:pPr>
-      <w:bookmarkStart w:id="72" w:name="_Toc226290917"/>
-      <w:r>
-        <w:rPr>
-          <w:lang w:eastAsia="de-AT"/>
-        </w:rPr>
-        <w:t>Parent-Child Abstraction</w:t>
-      </w:r>
-      <w:bookmarkEnd w:id="72"/>
-    </w:p>
-    <w:p>
-      <w:pPr>
-        <w:rPr>
-          <w:color w:val="EE0000"/>
-          <w:lang w:eastAsia="de-AT"/>
-        </w:rPr>
-      </w:pPr>
-      <w:r>
-        <w:rPr>
-          <w:color w:val="EE0000"/>
-          <w:lang w:eastAsia="de-AT"/>
-        </w:rPr>
-        <w:t>The Q-table is divided into:</w:t>
-      </w:r>
-    </w:p>
-    <w:p>
-      <w:pPr>
-        <w:rPr>
-          <w:color w:val="EE0000"/>
-          <w:lang w:eastAsia="de-AT"/>
-        </w:rPr>
-      </w:pPr>
-      <w:r>
-        <w:rPr>
-          <w:b/>
-          <w:bCs/>
-          <w:color w:val="EE0000"/>
-          <w:lang w:eastAsia="de-AT"/>
-        </w:rPr>
-        <w:t>Parent states</w:t>
-      </w:r>
-      <w:r>
-        <w:rPr>
-          <w:color w:val="EE0000"/>
-          <w:lang w:eastAsia="de-AT"/>
-        </w:rPr>
-        <w:t xml:space="preserve">: explicitly stored states </w:t>
-      </w:r>
-    </w:p>
-    <w:p>
-      <w:pPr>
-        <w:rPr>
-          <w:color w:val="EE0000"/>
-          <w:lang w:eastAsia="de-AT"/>
-        </w:rPr>
-      </w:pPr>
-      <w:r>
-        <w:rPr>
-          <w:b/>
-          <w:bCs/>
-          <w:color w:val="EE0000"/>
-          <w:lang w:eastAsia="de-AT"/>
-        </w:rPr>
+        <w:t>If the reconstructed best action differs from the stored one, the action values are minimally adjusted to preserve the original policy.</w:t>
+      </w:r>
+    </w:p>
+    <w:p/>
+    <w:p>
+      <w:pPr>
+        <w:pStyle w:val="berschrift1"/>
+      </w:pPr>
+      <w:bookmarkStart w:id="74" w:name="_Toc227931212"/>
+      <w:r>
+        <w:t>Concept</w:t>
+      </w:r>
+      <w:bookmarkEnd w:id="74"/>
+    </w:p>
+    <w:p/>
+    <w:bookmarkEnd w:id="10"/>
+    <w:bookmarkEnd w:id="11"/>
+    <w:p>
+      <w:pPr>
+        <w:pStyle w:val="berschrift1"/>
+      </w:pPr>
+      <w:r>
         <w:lastRenderedPageBreak/>
-        <w:t>Child states</w:t>
-      </w:r>
-      <w:r>
-        <w:rPr>
-          <w:color w:val="EE0000"/>
-          <w:lang w:eastAsia="de-AT"/>
-        </w:rPr>
-        <w:t xml:space="preserve">: derived via transformation operations </w:t>
-      </w:r>
-    </w:p>
-    <w:p>
-      <w:pPr>
-        <w:rPr>
-          <w:color w:val="EE0000"/>
-          <w:lang w:eastAsia="de-AT"/>
-        </w:rPr>
-      </w:pPr>
-      <w:r>
-        <w:rPr>
-          <w:color w:val="EE0000"/>
-          <w:lang w:eastAsia="de-AT"/>
-        </w:rPr>
-        <w:t>If a state can be generated from an existing parent, it is stored as a child instead of a new parent. This significantly reduces storage requirements.</w:t>
-      </w:r>
-    </w:p>
-    <w:p>
-      <w:pPr>
-        <w:rPr>
-          <w:color w:val="EE0000"/>
-          <w:lang w:eastAsia="de-AT"/>
-        </w:rPr>
-      </w:pPr>
-    </w:p>
-    <w:p>
-      <w:pPr>
-        <w:pStyle w:val="berschrift3"/>
-        <w:rPr>
-          <w:lang w:eastAsia="de-AT"/>
-        </w:rPr>
-      </w:pPr>
-      <w:bookmarkStart w:id="73" w:name="_Toc226290918"/>
-      <w:r>
-        <w:rPr>
-          <w:lang w:eastAsia="de-AT"/>
-        </w:rPr>
-        <w:t>Reconstruction</w:t>
-      </w:r>
-      <w:bookmarkEnd w:id="73"/>
-    </w:p>
-    <w:p>
-      <w:pPr>
-        <w:rPr>
-          <w:color w:val="EE0000"/>
-          <w:lang w:eastAsia="de-AT"/>
-        </w:rPr>
-      </w:pPr>
-      <w:r>
-        <w:rPr>
-          <w:color w:val="EE0000"/>
-          <w:lang w:eastAsia="de-AT"/>
-        </w:rPr>
-        <w:t>To evaluate the abstraction, a full Q-table is reconstructed:</w:t>
-      </w:r>
-    </w:p>
-    <w:p>
-      <w:pPr>
-        <w:rPr>
-          <w:color w:val="EE0000"/>
-          <w:lang w:eastAsia="de-AT"/>
-        </w:rPr>
-      </w:pPr>
-      <w:r>
-        <w:rPr>
-          <w:color w:val="EE0000"/>
-          <w:lang w:eastAsia="de-AT"/>
-        </w:rPr>
-        <w:t xml:space="preserve">Parent states are copied directly </w:t>
-      </w:r>
-    </w:p>
-    <w:p>
-      <w:pPr>
-        <w:rPr>
-          <w:color w:val="EE0000"/>
-          <w:lang w:eastAsia="de-AT"/>
-        </w:rPr>
-      </w:pPr>
-      <w:r>
-        <w:rPr>
-          <w:color w:val="EE0000"/>
-          <w:lang w:eastAsia="de-AT"/>
-        </w:rPr>
-        <w:t xml:space="preserve">Child states are generated using stored operations </w:t>
-      </w:r>
-    </w:p>
-    <w:p>
-      <w:pPr>
-        <w:rPr>
-          <w:color w:val="EE0000"/>
-          <w:lang w:eastAsia="de-AT"/>
-        </w:rPr>
-      </w:pPr>
-      <w:r>
-        <w:rPr>
-          <w:color w:val="EE0000"/>
-          <w:lang w:eastAsia="de-AT"/>
-        </w:rPr>
-        <w:t xml:space="preserve">Action values are transformed accordingly </w:t>
-      </w:r>
-    </w:p>
-    <w:p>
-      <w:pPr>
-        <w:rPr>
-          <w:color w:val="EE0000"/>
-          <w:lang w:eastAsia="de-AT"/>
-        </w:rPr>
-      </w:pPr>
-      <w:r>
-        <w:rPr>
-          <w:color w:val="EE0000"/>
-          <w:lang w:eastAsia="de-AT"/>
-        </w:rPr>
-        <w:t>If the reconstructed best action differs from the stored one, the action values are minimally adjusted to preserve the original policy.</w:t>
-      </w:r>
-    </w:p>
-    <w:p/>
-    <w:p>
-      <w:pPr>
-        <w:pStyle w:val="berschrift1"/>
-      </w:pPr>
-      <w:bookmarkStart w:id="74" w:name="_Toc226290919"/>
-      <w:r>
-        <w:t>Concept</w:t>
-      </w:r>
-      <w:bookmarkEnd w:id="74"/>
-    </w:p>
-    <w:p/>
-    <w:bookmarkEnd w:id="11"/>
-    <w:bookmarkEnd w:id="12"/>
-    <w:p>
-      <w:pPr>
-        <w:pStyle w:val="berschrift1"/>
-      </w:pPr>
-      <w:r>
         <w:t xml:space="preserve"> </w:t>
       </w:r>
-      <w:bookmarkStart w:id="75" w:name="_Toc226290920"/>
+      <w:bookmarkStart w:id="75" w:name="_Toc227931213"/>
       <w:r>
         <w:t>Experiment and Results</w:t>
       </w:r>
@@ -19707,7 +19467,7 @@
         </w:rPr>
       </w:pPr>
       <w:bookmarkStart w:id="78" w:name="_Ref129710389"/>
-      <w:bookmarkStart w:id="79" w:name="_Toc226280158"/>
+      <w:bookmarkStart w:id="79" w:name="_Toc227932511"/>
       <w:r>
         <w:rPr>
           <w:lang w:val="en-US"/>
@@ -20082,7 +19842,6 @@
                   <w:rPr>
                     <w:rFonts w:ascii="Cambria Math" w:hAnsi="Cambria Math"/>
                   </w:rPr>
-                  <w:lastRenderedPageBreak/>
                   <m:t>x</m:t>
                 </m:r>
                 <m:r>
@@ -20368,7 +20127,7 @@
         <w:br w:type="page" w:clear="all"/>
       </w:r>
       <w:bookmarkStart w:id="86" w:name="_Toc94629489"/>
-      <w:bookmarkStart w:id="87" w:name="_Toc226290921"/>
+      <w:bookmarkStart w:id="87" w:name="_Toc227931214"/>
       <w:r>
         <w:rPr>
           <w:lang w:val="en-US"/>
@@ -20994,7 +20753,7 @@
         <w:br w:type="page" w:clear="all"/>
       </w:r>
       <w:bookmarkStart w:id="88" w:name="_Toc94629490"/>
-      <w:bookmarkStart w:id="89" w:name="_Toc226290922"/>
+      <w:bookmarkStart w:id="89" w:name="_Toc227931215"/>
       <w:r>
         <w:rPr>
           <w:lang w:val="en-US"/>
@@ -21039,7 +20798,7 @@
         </w:rPr>
         <w:fldChar w:fldCharType="separate"/>
       </w:r>
-      <w:hyperlink w:anchor="_Toc226280149" w:history="1">
+      <w:hyperlink w:anchor="_Toc227932502" w:history="1">
         <w:r>
           <w:rPr>
             <w:rStyle w:val="Hyperlink"/>
@@ -21067,7 +20826,7 @@
             <w:noProof/>
             <w:webHidden/>
           </w:rPr>
-          <w:instrText xml:space="preserve"> PAGEREF _Toc226280149 \h </w:instrText>
+          <w:instrText xml:space="preserve"> PAGEREF _Toc227932502 \h </w:instrText>
         </w:r>
         <w:r>
           <w:rPr>
@@ -21087,7 +20846,7 @@
             <w:noProof/>
             <w:webHidden/>
           </w:rPr>
-          <w:t>11</w:t>
+          <w:t>10</w:t>
         </w:r>
         <w:r>
           <w:rPr>
@@ -21114,7 +20873,7 @@
           <w14:ligatures w14:val="standardContextual"/>
         </w:rPr>
       </w:pPr>
-      <w:hyperlink w:anchor="_Toc226280150" w:history="1">
+      <w:hyperlink w:anchor="_Toc227932503" w:history="1">
         <w:r>
           <w:rPr>
             <w:rStyle w:val="Hyperlink"/>
@@ -21142,7 +20901,7 @@
             <w:noProof/>
             <w:webHidden/>
           </w:rPr>
-          <w:instrText xml:space="preserve"> PAGEREF _Toc226280150 \h </w:instrText>
+          <w:instrText xml:space="preserve"> PAGEREF _Toc227932503 \h </w:instrText>
         </w:r>
         <w:r>
           <w:rPr>
@@ -21189,7 +20948,7 @@
           <w14:ligatures w14:val="standardContextual"/>
         </w:rPr>
       </w:pPr>
-      <w:hyperlink w:anchor="_Toc226280151" w:history="1">
+      <w:hyperlink w:anchor="_Toc227932504" w:history="1">
         <w:r>
           <w:rPr>
             <w:rStyle w:val="Hyperlink"/>
@@ -21216,7 +20975,7 @@
             <w:noProof/>
             <w:webHidden/>
           </w:rPr>
-          <w:instrText xml:space="preserve"> PAGEREF _Toc226280151 \h </w:instrText>
+          <w:instrText xml:space="preserve"> PAGEREF _Toc227932504 \h </w:instrText>
         </w:r>
         <w:r>
           <w:rPr>
@@ -21236,7 +20995,7 @@
             <w:noProof/>
             <w:webHidden/>
           </w:rPr>
-          <w:t>14</w:t>
+          <w:t>15</w:t>
         </w:r>
         <w:r>
           <w:rPr>
@@ -21263,7 +21022,7 @@
           <w14:ligatures w14:val="standardContextual"/>
         </w:rPr>
       </w:pPr>
-      <w:hyperlink w:anchor="_Toc226280152" w:history="1">
+      <w:hyperlink w:anchor="_Toc227932505" w:history="1">
         <w:r>
           <w:rPr>
             <w:rStyle w:val="Hyperlink"/>
@@ -21290,7 +21049,7 @@
             <w:noProof/>
             <w:webHidden/>
           </w:rPr>
-          <w:instrText xml:space="preserve"> PAGEREF _Toc226280152 \h </w:instrText>
+          <w:instrText xml:space="preserve"> PAGEREF _Toc227932505 \h </w:instrText>
         </w:r>
         <w:r>
           <w:rPr>
@@ -21310,7 +21069,7 @@
             <w:noProof/>
             <w:webHidden/>
           </w:rPr>
-          <w:t>16</w:t>
+          <w:t>18</w:t>
         </w:r>
         <w:r>
           <w:rPr>
@@ -21337,7 +21096,7 @@
           <w14:ligatures w14:val="standardContextual"/>
         </w:rPr>
       </w:pPr>
-      <w:hyperlink w:anchor="_Toc226280153" w:history="1">
+      <w:hyperlink w:anchor="_Toc227932506" w:history="1">
         <w:r>
           <w:rPr>
             <w:rStyle w:val="Hyperlink"/>
@@ -21364,7 +21123,7 @@
             <w:noProof/>
             <w:webHidden/>
           </w:rPr>
-          <w:instrText xml:space="preserve"> PAGEREF _Toc226280153 \h </w:instrText>
+          <w:instrText xml:space="preserve"> PAGEREF _Toc227932506 \h </w:instrText>
         </w:r>
         <w:r>
           <w:rPr>
@@ -21384,7 +21143,7 @@
             <w:noProof/>
             <w:webHidden/>
           </w:rPr>
-          <w:t>16</w:t>
+          <w:t>19</w:t>
         </w:r>
         <w:r>
           <w:rPr>
@@ -21411,7 +21170,7 @@
           <w14:ligatures w14:val="standardContextual"/>
         </w:rPr>
       </w:pPr>
-      <w:hyperlink w:anchor="_Toc226280154" w:history="1">
+      <w:hyperlink w:anchor="_Toc227932507" w:history="1">
         <w:r>
           <w:rPr>
             <w:rStyle w:val="Hyperlink"/>
@@ -21439,7 +21198,7 @@
             <w:noProof/>
             <w:webHidden/>
           </w:rPr>
-          <w:instrText xml:space="preserve"> PAGEREF _Toc226280154 \h </w:instrText>
+          <w:instrText xml:space="preserve"> PAGEREF _Toc227932507 \h </w:instrText>
         </w:r>
         <w:r>
           <w:rPr>
@@ -21459,7 +21218,7 @@
             <w:noProof/>
             <w:webHidden/>
           </w:rPr>
-          <w:t>17</w:t>
+          <w:t>19</w:t>
         </w:r>
         <w:r>
           <w:rPr>
@@ -21486,7 +21245,7 @@
           <w14:ligatures w14:val="standardContextual"/>
         </w:rPr>
       </w:pPr>
-      <w:hyperlink w:anchor="_Toc226280155" w:history="1">
+      <w:hyperlink w:anchor="_Toc227932508" w:history="1">
         <w:r>
           <w:rPr>
             <w:rStyle w:val="Hyperlink"/>
@@ -21513,7 +21272,7 @@
             <w:noProof/>
             <w:webHidden/>
           </w:rPr>
-          <w:instrText xml:space="preserve"> PAGEREF _Toc226280155 \h </w:instrText>
+          <w:instrText xml:space="preserve"> PAGEREF _Toc227932508 \h </w:instrText>
         </w:r>
         <w:r>
           <w:rPr>
@@ -21533,7 +21292,7 @@
             <w:noProof/>
             <w:webHidden/>
           </w:rPr>
-          <w:t>17</w:t>
+          <w:t>20</w:t>
         </w:r>
         <w:r>
           <w:rPr>
@@ -21560,7 +21319,7 @@
           <w14:ligatures w14:val="standardContextual"/>
         </w:rPr>
       </w:pPr>
-      <w:hyperlink w:anchor="_Toc226280156" w:history="1">
+      <w:hyperlink w:anchor="_Toc227932509" w:history="1">
         <w:r>
           <w:rPr>
             <w:rStyle w:val="Hyperlink"/>
@@ -21588,7 +21347,7 @@
             <w:noProof/>
             <w:webHidden/>
           </w:rPr>
-          <w:instrText xml:space="preserve"> PAGEREF _Toc226280156 \h </w:instrText>
+          <w:instrText xml:space="preserve"> PAGEREF _Toc227932509 \h </w:instrText>
         </w:r>
         <w:r>
           <w:rPr>
@@ -21608,7 +21367,7 @@
             <w:noProof/>
             <w:webHidden/>
           </w:rPr>
-          <w:t>18</w:t>
+          <w:t>21</w:t>
         </w:r>
         <w:r>
           <w:rPr>
@@ -21635,7 +21394,7 @@
           <w14:ligatures w14:val="standardContextual"/>
         </w:rPr>
       </w:pPr>
-      <w:hyperlink w:anchor="_Toc226280157" w:history="1">
+      <w:hyperlink w:anchor="_Toc227932510" w:history="1">
         <w:r>
           <w:rPr>
             <w:rStyle w:val="Hyperlink"/>
@@ -21663,7 +21422,7 @@
             <w:noProof/>
             <w:webHidden/>
           </w:rPr>
-          <w:instrText xml:space="preserve"> PAGEREF _Toc226280157 \h </w:instrText>
+          <w:instrText xml:space="preserve"> PAGEREF _Toc227932510 \h </w:instrText>
         </w:r>
         <w:r>
           <w:rPr>
@@ -21683,7 +21442,7 @@
             <w:noProof/>
             <w:webHidden/>
           </w:rPr>
-          <w:t>19</w:t>
+          <w:t>21</w:t>
         </w:r>
         <w:r>
           <w:rPr>
@@ -21710,7 +21469,7 @@
           <w14:ligatures w14:val="standardContextual"/>
         </w:rPr>
       </w:pPr>
-      <w:hyperlink w:anchor="_Toc226280158" w:history="1">
+      <w:hyperlink w:anchor="_Toc227932511" w:history="1">
         <w:r>
           <w:rPr>
             <w:rStyle w:val="Hyperlink"/>
@@ -21738,7 +21497,7 @@
             <w:noProof/>
             <w:webHidden/>
           </w:rPr>
-          <w:instrText xml:space="preserve"> PAGEREF _Toc226280158 \h </w:instrText>
+          <w:instrText xml:space="preserve"> PAGEREF _Toc227932511 \h </w:instrText>
         </w:r>
         <w:r>
           <w:rPr>
@@ -21758,7 +21517,7 @@
             <w:noProof/>
             <w:webHidden/>
           </w:rPr>
-          <w:t>24</w:t>
+          <w:t>30</w:t>
         </w:r>
         <w:r>
           <w:rPr>
@@ -21784,7 +21543,7 @@
         <w:br w:type="page" w:clear="all"/>
       </w:r>
       <w:bookmarkStart w:id="90" w:name="_Toc94629491"/>
-      <w:bookmarkStart w:id="91" w:name="_Toc226290923"/>
+      <w:bookmarkStart w:id="91" w:name="_Toc227931216"/>
       <w:r>
         <w:lastRenderedPageBreak/>
         <w:t>List of Tables</w:t>
@@ -21818,7 +21577,7 @@
         </w:rPr>
         <w:fldChar w:fldCharType="separate"/>
       </w:r>
-      <w:bookmarkStart w:id="92" w:name="_Toc226290924"/>
+      <w:bookmarkStart w:id="92" w:name="_Toc227931217"/>
       <w:r>
         <w:rPr>
           <w:bCs/>
@@ -22037,7 +21796,7 @@
       <w:bookmarkStart w:id="94" w:name="_Toc179447972"/>
       <w:bookmarkStart w:id="95" w:name="_Toc179448536"/>
       <w:bookmarkStart w:id="96" w:name="_Toc179459013"/>
-      <w:bookmarkStart w:id="97" w:name="_Toc226290925"/>
+      <w:bookmarkStart w:id="97" w:name="_Toc227931218"/>
       <w:r>
         <w:rPr>
           <w:lang w:val="en-US"/>
@@ -22268,7 +22027,7 @@
         <w:br w:type="page" w:clear="all"/>
       </w:r>
       <w:bookmarkStart w:id="98" w:name="_Toc94629493"/>
-      <w:bookmarkStart w:id="99" w:name="_Toc226290926"/>
+      <w:bookmarkStart w:id="99" w:name="_Toc227931219"/>
       <w:r>
         <w:rPr>
           <w:lang w:val="en-US"/>
@@ -22293,7 +22052,7 @@
         <w:br w:type="page" w:clear="all"/>
       </w:r>
       <w:bookmarkStart w:id="100" w:name="_Toc94629494"/>
-      <w:bookmarkStart w:id="101" w:name="_Toc226290927"/>
+      <w:bookmarkStart w:id="101" w:name="_Toc227931220"/>
       <w:r>
         <w:rPr>
           <w:lang w:val="en-US"/>
@@ -24483,6 +24242,7 @@
   <w:style w:type="character" w:default="1" w:styleId="Absatz-Standardschriftart">
     <w:name w:val="Default Paragraph Font"/>
     <w:uiPriority w:val="1"/>
+    <w:semiHidden/>
     <w:unhideWhenUsed/>
   </w:style>
   <w:style w:type="table" w:default="1" w:styleId="NormaleTabelle">
@@ -36164,6 +35924,7 @@
     <w:rsid w:val="000321E3"/>
     <w:rsid w:val="00033B92"/>
     <w:rsid w:val="0005758D"/>
+    <w:rsid w:val="000C35EA"/>
     <w:rsid w:val="00190F0B"/>
     <w:rsid w:val="00195C57"/>
     <w:rsid w:val="001D0FBE"/>
@@ -36196,11 +35957,13 @@
     <w:rsid w:val="00B70760"/>
     <w:rsid w:val="00B95B84"/>
     <w:rsid w:val="00BC60DB"/>
+    <w:rsid w:val="00BE29D7"/>
     <w:rsid w:val="00C05AFA"/>
     <w:rsid w:val="00C325CA"/>
     <w:rsid w:val="00CB09C3"/>
     <w:rsid w:val="00D65839"/>
     <w:rsid w:val="00E26F40"/>
+    <w:rsid w:val="00F5189A"/>
     <w:rsid w:val="00F943DF"/>
     <w:rsid w:val="00FD384C"/>
   </w:rsids>
@@ -48219,7 +47982,7 @@
     <w:basedOn w:val="Absatz-Standardschriftart"/>
     <w:uiPriority w:val="99"/>
     <w:semiHidden/>
-    <w:rsid w:val="001D20F3"/>
+    <w:rsid w:val="000C35EA"/>
     <w:rPr>
       <w:color w:val="808080"/>
     </w:rPr>
@@ -48455,7 +48218,32 @@
 </a:theme>
 </file>
 
-<file path=customXml/item1.xml><?xml version="1.0" encoding="utf-8"?>
+<file path=customXml/item1.xml>��< ? x m l   v e r s i o n = " 1 . 0 "   e n c o d i n g = " u t f - 1 6 " ? > < D o c u m e n t S e t t i n g s   x m l n s : x s i = " h t t p : / / w w w . w 3 . o r g / 2 0 0 1 / X M L S c h e m a - i n s t a n c e "   x m l n s : x s d = " h t t p : / / w w w . w 3 . o r g / 2 0 0 1 / X M L S c h e m a "   x m l n s = " h t t p : / / w w w . z h a w . c h / A c c e s s i b i l i t y A d d I n " > + 
+     < C h e c k H e a d i n g H i e r a r c h y > t r u e < / C h e c k H e a d i n g H i e r a r c h y > + 
+     < C h e c k R e a d i n g O r d e r > f a l s e < / C h e c k R e a d i n g O r d e r > + 
+     < C h e c k T a b l e H e a d e r > t r u e < / C h e c k T a b l e H e a d e r > + 
+     < C h e c k D o c T i t l e > t r u e < / C h e c k D o c T i t l e > + 
+     < C h e c k L a n g u a g e S e t t i n g > t r u e < / C h e c k L a n g u a g e S e t t i n g > + 
+     < C h e c k A l t T e x t > t r u e < / C h e c k A l t T e x t > + 
+     < C h e c k T e x t S i z e > f a l s e < / C h e c k T e x t S i z e > + 
+     < C h e c k S c r e e n T i p > t r u e < / C h e c k S c r e e n T i p > + 
+     < S h o w S h a p e N a m e C o l u m n > f a l s e < / S h o w S h a p e N a m e C o l u m n > + 
+     < S h o w I s s u e D e s c r i p t i o n > t r u e < / S h o w I s s u e D e s c r i p t i o n > + 
+ < / D o c u m e n t S e t t i n g s > 
+</file>
+
+<file path=customXml/item2.xml><?xml version="1.0" encoding="utf-8"?>
 <b:Sources xmlns:b="http://schemas.openxmlformats.org/officeDocument/2006/bibliography" xmlns="http://schemas.openxmlformats.org/officeDocument/2006/bibliography" SelectedStyle="\IEEE2006OfficeOnline.xsl" StyleName="IEEE" Version="2006">
   <b:Source>
     <b:Tag>Sut15</b:Tag>
@@ -48809,44 +48597,19 @@
 </b:Sources>
 </file>
 
-<file path=customXml/item2.xml>��< ? x m l   v e r s i o n = " 1 . 0 "   e n c o d i n g = " u t f - 1 6 " ? > < D o c u m e n t S e t t i n g s   x m l n s : x s i = " h t t p : / / w w w . w 3 . o r g / 2 0 0 1 / X M L S c h e m a - i n s t a n c e "   x m l n s : x s d = " h t t p : / / w w w . w 3 . o r g / 2 0 0 1 / X M L S c h e m a "   x m l n s = " h t t p : / / w w w . z h a w . c h / A c c e s s i b i l i t y A d d I n " > - 
-     < C h e c k H e a d i n g H i e r a r c h y > t r u e < / C h e c k H e a d i n g H i e r a r c h y > - 
-     < C h e c k R e a d i n g O r d e r > f a l s e < / C h e c k R e a d i n g O r d e r > - 
-     < C h e c k T a b l e H e a d e r > t r u e < / C h e c k T a b l e H e a d e r > - 
-     < C h e c k D o c T i t l e > t r u e < / C h e c k D o c T i t l e > - 
-     < C h e c k L a n g u a g e S e t t i n g > t r u e < / C h e c k L a n g u a g e S e t t i n g > - 
-     < C h e c k A l t T e x t > t r u e < / C h e c k A l t T e x t > - 
-     < C h e c k T e x t S i z e > f a l s e < / C h e c k T e x t S i z e > - 
-     < C h e c k S c r e e n T i p > t r u e < / C h e c k S c r e e n T i p > - 
-     < S h o w S h a p e N a m e C o l u m n > f a l s e < / S h o w S h a p e N a m e C o l u m n > - 
-     < S h o w I s s u e D e s c r i p t i o n > t r u e < / S h o w I s s u e D e s c r i p t i o n > - 
- < / D o c u m e n t S e t t i n g s > 
-</file>
-
 <file path=customXml/itemProps1.xml><?xml version="1.0" encoding="utf-8"?>
-<ds:datastoreItem xmlns:ds="http://schemas.openxmlformats.org/officeDocument/2006/customXml" ds:itemID="{11836ECC-BDFF-4E3E-A170-F111FEBF9756}">
-  <ds:schemaRefs>
-    <ds:schemaRef ds:uri="http://schemas.openxmlformats.org/officeDocument/2006/bibliography"/>
-  </ds:schemaRefs>
-</ds:datastoreItem>
-</file>
-
-<file path=customXml/itemProps2.xml><?xml version="1.0" encoding="utf-8"?>
 <ds:datastoreItem xmlns:ds="http://schemas.openxmlformats.org/officeDocument/2006/customXml" ds:itemID="{0832B0A6-AD23-4FBF-B613-D35800E8617E}">
   <ds:schemaRefs>
     <ds:schemaRef ds:uri="http://www.w3.org/2001/XMLSchema"/>
     <ds:schemaRef ds:uri="http://www.zhaw.ch/AccessibilityAddIn"/>
   </ds:schemaRefs>
 </ds:datastoreItem>
+</file>
+
+<file path=customXml/itemProps2.xml><?xml version="1.0" encoding="utf-8"?>
+<ds:datastoreItem xmlns:ds="http://schemas.openxmlformats.org/officeDocument/2006/customXml" ds:itemID="{11836ECC-BDFF-4E3E-A170-F111FEBF9756}">
+  <ds:schemaRefs>
+    <ds:schemaRef ds:uri="http://schemas.openxmlformats.org/officeDocument/2006/bibliography"/>
+  </ds:schemaRefs>
+</ds:datastoreItem>
 </file>
--- a/Thesis/BachelorThesisStefanWerner.docx
+++ b/Thesis/BachelorThesisStefanWerner.docx
@@ -42,7 +42,21 @@
         <w:rPr>
           <w:color w:val="auto"/>
         </w:rPr>
-        <w:t>Thesis submitted in fulfillment of the requirements for the degree of Bachelor of Science in Engineering at the University of Applied Sciences Technikum Wien - Degree Program XXXXX</w:t>
+        <w:t xml:space="preserve">Thesis submitted in fulfillment of the requirements for the degree of Bachelor of Science in Engineering at the University of Applied Sciences </w:t>
+      </w:r>
+      <w:proofErr w:type="spellStart"/>
+      <w:r>
+        <w:rPr>
+          <w:color w:val="auto"/>
+        </w:rPr>
+        <w:t>Technikum</w:t>
+      </w:r>
+      <w:proofErr w:type="spellEnd"/>
+      <w:r>
+        <w:rPr>
+          <w:color w:val="auto"/>
+        </w:rPr>
+        <w:t xml:space="preserve"> Wien - Degree Program XXXXX</w:t>
       </w:r>
     </w:p>
     <w:p>
@@ -246,32 +260,102 @@
           <w:szCs w:val="22"/>
           <w:lang w:eastAsia="en-US"/>
         </w:rPr>
-        <w:t>“As author and creator of this work to hand, I confirm with my signature knowledge of the relevant copyright regulations governed by higher education acts (see Urheberrechtsgesetz/ Austrian copyright law as amended as well as the Statute on Studies Act Provisions / Examination Regulations of the UAS Technikum Wien as amended).</w:t>
-      </w:r>
-    </w:p>
-    <w:p>
-      <w:pPr>
-        <w:spacing w:after="200" w:line="276" w:lineRule="auto"/>
+        <w:t xml:space="preserve">“As author and creator of this work to hand, I confirm with my signature knowledge of the relevant copyright regulations governed by higher education acts (see </w:t>
+      </w:r>
+      <w:proofErr w:type="spellStart"/>
+      <w:r>
         <w:rPr>
           <w:rFonts w:cs="Arial"/>
           <w:szCs w:val="22"/>
           <w:lang w:eastAsia="en-US"/>
         </w:rPr>
-      </w:pPr>
-      <w:r>
-        <w:rPr>
-          <w:rFonts w:eastAsia="Calibri" w:cs="Arial"/>
-          <w:color w:val="000000"/>
-        </w:rPr>
-        <w:t>I hereby declare that I completed the present work independently and according to the rules currently applicable at the UAS Technikum Wien and that any ideas, whether written by others or by myself, have been fully sourced and referenced</w:t>
-      </w:r>
+        <w:t>Urheberrechtsgesetz</w:t>
+      </w:r>
+      <w:proofErr w:type="spellEnd"/>
       <w:r>
         <w:rPr>
           <w:rFonts w:cs="Arial"/>
           <w:szCs w:val="22"/>
           <w:lang w:eastAsia="en-US"/>
         </w:rPr>
-        <w:t>. I am aware of any consequences I may face on the part of the degree program director if there should be evidence of missing autonomy and independence or evidence of any intent to fraudulently achieve a pass mark for this work (see Statute on Studies Act Provisions / Examination Regulations of the UAS Technikum Wien as amended).</w:t>
+        <w:t xml:space="preserve">/ Austrian copyright law as amended as well as the Statute on Studies Act Provisions / Examination Regulations of the UAS </w:t>
+      </w:r>
+      <w:proofErr w:type="spellStart"/>
+      <w:r>
+        <w:rPr>
+          <w:rFonts w:cs="Arial"/>
+          <w:szCs w:val="22"/>
+          <w:lang w:eastAsia="en-US"/>
+        </w:rPr>
+        <w:t>Technikum</w:t>
+      </w:r>
+      <w:proofErr w:type="spellEnd"/>
+      <w:r>
+        <w:rPr>
+          <w:rFonts w:cs="Arial"/>
+          <w:szCs w:val="22"/>
+          <w:lang w:eastAsia="en-US"/>
+        </w:rPr>
+        <w:t xml:space="preserve"> Wien as amended).</w:t>
+      </w:r>
+    </w:p>
+    <w:p>
+      <w:pPr>
+        <w:spacing w:after="200" w:line="276" w:lineRule="auto"/>
+        <w:rPr>
+          <w:rFonts w:cs="Arial"/>
+          <w:szCs w:val="22"/>
+          <w:lang w:eastAsia="en-US"/>
+        </w:rPr>
+      </w:pPr>
+      <w:r>
+        <w:rPr>
+          <w:rFonts w:eastAsia="Calibri" w:cs="Arial"/>
+          <w:color w:val="000000"/>
+        </w:rPr>
+        <w:t xml:space="preserve">I hereby declare that I completed the present work independently and according to the rules currently applicable at the UAS </w:t>
+      </w:r>
+      <w:proofErr w:type="spellStart"/>
+      <w:r>
+        <w:rPr>
+          <w:rFonts w:eastAsia="Calibri" w:cs="Arial"/>
+          <w:color w:val="000000"/>
+        </w:rPr>
+        <w:t>Technikum</w:t>
+      </w:r>
+      <w:proofErr w:type="spellEnd"/>
+      <w:r>
+        <w:rPr>
+          <w:rFonts w:eastAsia="Calibri" w:cs="Arial"/>
+          <w:color w:val="000000"/>
+        </w:rPr>
+        <w:t xml:space="preserve"> Wien and that any ideas, whether written by others or by myself, have been fully sourced and referenced</w:t>
+      </w:r>
+      <w:r>
+        <w:rPr>
+          <w:rFonts w:cs="Arial"/>
+          <w:szCs w:val="22"/>
+          <w:lang w:eastAsia="en-US"/>
+        </w:rPr>
+        <w:t xml:space="preserve">. I am aware of any consequences I may face on the part of the degree program director if there should be evidence of missing autonomy and independence or evidence of any intent to fraudulently achieve a pass mark for this work (see Statute on Studies Act Provisions / Examination Regulations of the UAS </w:t>
+      </w:r>
+      <w:proofErr w:type="spellStart"/>
+      <w:r>
+        <w:rPr>
+          <w:rFonts w:cs="Arial"/>
+          <w:szCs w:val="22"/>
+          <w:lang w:eastAsia="en-US"/>
+        </w:rPr>
+        <w:t>Technikum</w:t>
+      </w:r>
+      <w:proofErr w:type="spellEnd"/>
+      <w:r>
+        <w:rPr>
+          <w:rFonts w:cs="Arial"/>
+          <w:szCs w:val="22"/>
+          <w:lang w:eastAsia="en-US"/>
+        </w:rPr>
+        <w:t xml:space="preserve"> Wien as amended).</w:t>
       </w:r>
     </w:p>
     <w:p>
@@ -448,6 +532,7 @@
         </w:rPr>
       </w:pPr>
       <w:bookmarkStart w:id="5" w:name="_Toc94629478"/>
+      <w:proofErr w:type="spellStart"/>
       <w:r>
         <w:rPr>
           <w:lang w:val="en-US"/>
@@ -456,6 +541,7 @@
         <w:t>Kurzfassung</w:t>
       </w:r>
       <w:bookmarkEnd w:id="5"/>
+      <w:proofErr w:type="spellEnd"/>
     </w:p>
     <w:p>
       <w:pPr>
@@ -872,46 +958,572 @@
         <w:rPr>
           <w:szCs w:val="22"/>
         </w:rPr>
-        <w:t>Lorem ipsum dolor sit amet, consectetuer adipiscing elit. Maecenas porttitor congue massa. Fusce posuere, magna sed pulvinar ultricies, purus lectus malesuada libero, sit amet commodo magna eros quis urna.</w:t>
-      </w:r>
-    </w:p>
-    <w:p>
-      <w:pPr>
+        <w:t xml:space="preserve">Lorem ipsum dolor </w:t>
+      </w:r>
+      <w:proofErr w:type="gramStart"/>
+      <w:r>
         <w:rPr>
           <w:szCs w:val="22"/>
         </w:rPr>
-      </w:pPr>
+        <w:t>sit</w:t>
+      </w:r>
+      <w:proofErr w:type="gramEnd"/>
       <w:r>
         <w:rPr>
           <w:szCs w:val="22"/>
         </w:rPr>
-        <w:t>Nunc viverra imperdiet enim. Fusce est. Vivamus a tellus.</w:t>
-      </w:r>
-    </w:p>
-    <w:p>
-      <w:pPr>
+        <w:t xml:space="preserve"> </w:t>
+      </w:r>
+      <w:proofErr w:type="spellStart"/>
+      <w:r>
         <w:rPr>
           <w:szCs w:val="22"/>
         </w:rPr>
-      </w:pPr>
+        <w:t>amet</w:t>
+      </w:r>
+      <w:proofErr w:type="spellEnd"/>
       <w:r>
         <w:rPr>
           <w:szCs w:val="22"/>
         </w:rPr>
-        <w:t>Pellentesque habitant morbi tristique senectus et netus et malesuada fames ac turpis egestas. Proin pharetra nonummy pede. Mauris et orci.</w:t>
-      </w:r>
-    </w:p>
-    <w:p>
-      <w:pPr>
+        <w:t xml:space="preserve">, </w:t>
+      </w:r>
+      <w:proofErr w:type="spellStart"/>
+      <w:r>
         <w:rPr>
           <w:szCs w:val="22"/>
         </w:rPr>
-      </w:pPr>
+        <w:t>consectetuer</w:t>
+      </w:r>
+      <w:proofErr w:type="spellEnd"/>
       <w:r>
         <w:rPr>
           <w:szCs w:val="22"/>
         </w:rPr>
-        <w:t>Aenean nec lorem. In porttitor. Donec laoreet nonummy augue.</w:t>
+        <w:t xml:space="preserve"> </w:t>
+      </w:r>
+      <w:proofErr w:type="spellStart"/>
+      <w:r>
+        <w:rPr>
+          <w:szCs w:val="22"/>
+        </w:rPr>
+        <w:t>adipiscing</w:t>
+      </w:r>
+      <w:proofErr w:type="spellEnd"/>
+      <w:r>
+        <w:rPr>
+          <w:szCs w:val="22"/>
+        </w:rPr>
+        <w:t xml:space="preserve"> </w:t>
+      </w:r>
+      <w:proofErr w:type="spellStart"/>
+      <w:r>
+        <w:rPr>
+          <w:szCs w:val="22"/>
+        </w:rPr>
+        <w:t>elit</w:t>
+      </w:r>
+      <w:proofErr w:type="spellEnd"/>
+      <w:r>
+        <w:rPr>
+          <w:szCs w:val="22"/>
+        </w:rPr>
+        <w:t xml:space="preserve">. Maecenas </w:t>
+      </w:r>
+      <w:proofErr w:type="spellStart"/>
+      <w:r>
+        <w:rPr>
+          <w:szCs w:val="22"/>
+        </w:rPr>
+        <w:t>porttitor</w:t>
+      </w:r>
+      <w:proofErr w:type="spellEnd"/>
+      <w:r>
+        <w:rPr>
+          <w:szCs w:val="22"/>
+        </w:rPr>
+        <w:t xml:space="preserve"> </w:t>
+      </w:r>
+      <w:proofErr w:type="spellStart"/>
+      <w:r>
+        <w:rPr>
+          <w:szCs w:val="22"/>
+        </w:rPr>
+        <w:t>congue</w:t>
+      </w:r>
+      <w:proofErr w:type="spellEnd"/>
+      <w:r>
+        <w:rPr>
+          <w:szCs w:val="22"/>
+        </w:rPr>
+        <w:t xml:space="preserve"> </w:t>
+      </w:r>
+      <w:proofErr w:type="spellStart"/>
+      <w:r>
+        <w:rPr>
+          <w:szCs w:val="22"/>
+        </w:rPr>
+        <w:t>massa</w:t>
+      </w:r>
+      <w:proofErr w:type="spellEnd"/>
+      <w:r>
+        <w:rPr>
+          <w:szCs w:val="22"/>
+        </w:rPr>
+        <w:t xml:space="preserve">. </w:t>
+      </w:r>
+      <w:proofErr w:type="spellStart"/>
+      <w:r>
+        <w:rPr>
+          <w:szCs w:val="22"/>
+        </w:rPr>
+        <w:t>Fusce</w:t>
+      </w:r>
+      <w:proofErr w:type="spellEnd"/>
+      <w:r>
+        <w:rPr>
+          <w:szCs w:val="22"/>
+        </w:rPr>
+        <w:t xml:space="preserve"> </w:t>
+      </w:r>
+      <w:proofErr w:type="spellStart"/>
+      <w:r>
+        <w:rPr>
+          <w:szCs w:val="22"/>
+        </w:rPr>
+        <w:t>posuere</w:t>
+      </w:r>
+      <w:proofErr w:type="spellEnd"/>
+      <w:r>
+        <w:rPr>
+          <w:szCs w:val="22"/>
+        </w:rPr>
+        <w:t xml:space="preserve">, magna sed pulvinar </w:t>
+      </w:r>
+      <w:proofErr w:type="spellStart"/>
+      <w:r>
+        <w:rPr>
+          <w:szCs w:val="22"/>
+        </w:rPr>
+        <w:t>ultricies</w:t>
+      </w:r>
+      <w:proofErr w:type="spellEnd"/>
+      <w:r>
+        <w:rPr>
+          <w:szCs w:val="22"/>
+        </w:rPr>
+        <w:t xml:space="preserve">, </w:t>
+      </w:r>
+      <w:proofErr w:type="spellStart"/>
+      <w:r>
+        <w:rPr>
+          <w:szCs w:val="22"/>
+        </w:rPr>
+        <w:t>purus</w:t>
+      </w:r>
+      <w:proofErr w:type="spellEnd"/>
+      <w:r>
+        <w:rPr>
+          <w:szCs w:val="22"/>
+        </w:rPr>
+        <w:t xml:space="preserve"> </w:t>
+      </w:r>
+      <w:proofErr w:type="spellStart"/>
+      <w:r>
+        <w:rPr>
+          <w:szCs w:val="22"/>
+        </w:rPr>
+        <w:t>lectus</w:t>
+      </w:r>
+      <w:proofErr w:type="spellEnd"/>
+      <w:r>
+        <w:rPr>
+          <w:szCs w:val="22"/>
+        </w:rPr>
+        <w:t xml:space="preserve"> </w:t>
+      </w:r>
+      <w:proofErr w:type="spellStart"/>
+      <w:r>
+        <w:rPr>
+          <w:szCs w:val="22"/>
+        </w:rPr>
+        <w:t>malesuada</w:t>
+      </w:r>
+      <w:proofErr w:type="spellEnd"/>
+      <w:r>
+        <w:rPr>
+          <w:szCs w:val="22"/>
+        </w:rPr>
+        <w:t xml:space="preserve"> libero, sit </w:t>
+      </w:r>
+      <w:proofErr w:type="spellStart"/>
+      <w:r>
+        <w:rPr>
+          <w:szCs w:val="22"/>
+        </w:rPr>
+        <w:t>amet</w:t>
+      </w:r>
+      <w:proofErr w:type="spellEnd"/>
+      <w:r>
+        <w:rPr>
+          <w:szCs w:val="22"/>
+        </w:rPr>
+        <w:t xml:space="preserve"> </w:t>
+      </w:r>
+      <w:proofErr w:type="spellStart"/>
+      <w:r>
+        <w:rPr>
+          <w:szCs w:val="22"/>
+        </w:rPr>
+        <w:t>commodo</w:t>
+      </w:r>
+      <w:proofErr w:type="spellEnd"/>
+      <w:r>
+        <w:rPr>
+          <w:szCs w:val="22"/>
+        </w:rPr>
+        <w:t xml:space="preserve"> magna eros quis </w:t>
+      </w:r>
+      <w:proofErr w:type="spellStart"/>
+      <w:r>
+        <w:rPr>
+          <w:szCs w:val="22"/>
+        </w:rPr>
+        <w:t>urna</w:t>
+      </w:r>
+      <w:proofErr w:type="spellEnd"/>
+      <w:r>
+        <w:rPr>
+          <w:szCs w:val="22"/>
+        </w:rPr>
+        <w:t>.</w:t>
+      </w:r>
+    </w:p>
+    <w:p>
+      <w:pPr>
+        <w:rPr>
+          <w:szCs w:val="22"/>
+        </w:rPr>
+      </w:pPr>
+      <w:r>
+        <w:rPr>
+          <w:szCs w:val="22"/>
+        </w:rPr>
+        <w:t xml:space="preserve">Nunc </w:t>
+      </w:r>
+      <w:proofErr w:type="spellStart"/>
+      <w:r>
+        <w:rPr>
+          <w:szCs w:val="22"/>
+        </w:rPr>
+        <w:t>viverra</w:t>
+      </w:r>
+      <w:proofErr w:type="spellEnd"/>
+      <w:r>
+        <w:rPr>
+          <w:szCs w:val="22"/>
+        </w:rPr>
+        <w:t xml:space="preserve"> </w:t>
+      </w:r>
+      <w:proofErr w:type="spellStart"/>
+      <w:r>
+        <w:rPr>
+          <w:szCs w:val="22"/>
+        </w:rPr>
+        <w:t>imperdiet</w:t>
+      </w:r>
+      <w:proofErr w:type="spellEnd"/>
+      <w:r>
+        <w:rPr>
+          <w:szCs w:val="22"/>
+        </w:rPr>
+        <w:t xml:space="preserve"> </w:t>
+      </w:r>
+      <w:proofErr w:type="spellStart"/>
+      <w:r>
+        <w:rPr>
+          <w:szCs w:val="22"/>
+        </w:rPr>
+        <w:t>enim</w:t>
+      </w:r>
+      <w:proofErr w:type="spellEnd"/>
+      <w:r>
+        <w:rPr>
+          <w:szCs w:val="22"/>
+        </w:rPr>
+        <w:t xml:space="preserve">. </w:t>
+      </w:r>
+      <w:proofErr w:type="spellStart"/>
+      <w:r>
+        <w:rPr>
+          <w:szCs w:val="22"/>
+        </w:rPr>
+        <w:t>Fusce</w:t>
+      </w:r>
+      <w:proofErr w:type="spellEnd"/>
+      <w:r>
+        <w:rPr>
+          <w:szCs w:val="22"/>
+        </w:rPr>
+        <w:t xml:space="preserve"> est. </w:t>
+      </w:r>
+      <w:proofErr w:type="spellStart"/>
+      <w:r>
+        <w:rPr>
+          <w:szCs w:val="22"/>
+        </w:rPr>
+        <w:t>Vivamus</w:t>
+      </w:r>
+      <w:proofErr w:type="spellEnd"/>
+      <w:r>
+        <w:rPr>
+          <w:szCs w:val="22"/>
+        </w:rPr>
+        <w:t xml:space="preserve"> a </w:t>
+      </w:r>
+      <w:proofErr w:type="spellStart"/>
+      <w:r>
+        <w:rPr>
+          <w:szCs w:val="22"/>
+        </w:rPr>
+        <w:t>tellus</w:t>
+      </w:r>
+      <w:proofErr w:type="spellEnd"/>
+      <w:r>
+        <w:rPr>
+          <w:szCs w:val="22"/>
+        </w:rPr>
+        <w:t>.</w:t>
+      </w:r>
+    </w:p>
+    <w:p>
+      <w:pPr>
+        <w:rPr>
+          <w:szCs w:val="22"/>
+        </w:rPr>
+      </w:pPr>
+      <w:proofErr w:type="spellStart"/>
+      <w:r>
+        <w:rPr>
+          <w:szCs w:val="22"/>
+        </w:rPr>
+        <w:t>Pellentesque</w:t>
+      </w:r>
+      <w:proofErr w:type="spellEnd"/>
+      <w:r>
+        <w:rPr>
+          <w:szCs w:val="22"/>
+        </w:rPr>
+        <w:t xml:space="preserve"> habitant </w:t>
+      </w:r>
+      <w:proofErr w:type="spellStart"/>
+      <w:r>
+        <w:rPr>
+          <w:szCs w:val="22"/>
+        </w:rPr>
+        <w:t>morbi</w:t>
+      </w:r>
+      <w:proofErr w:type="spellEnd"/>
+      <w:r>
+        <w:rPr>
+          <w:szCs w:val="22"/>
+        </w:rPr>
+        <w:t xml:space="preserve"> </w:t>
+      </w:r>
+      <w:proofErr w:type="spellStart"/>
+      <w:r>
+        <w:rPr>
+          <w:szCs w:val="22"/>
+        </w:rPr>
+        <w:t>tristique</w:t>
+      </w:r>
+      <w:proofErr w:type="spellEnd"/>
+      <w:r>
+        <w:rPr>
+          <w:szCs w:val="22"/>
+        </w:rPr>
+        <w:t xml:space="preserve"> </w:t>
+      </w:r>
+      <w:proofErr w:type="spellStart"/>
+      <w:r>
+        <w:rPr>
+          <w:szCs w:val="22"/>
+        </w:rPr>
+        <w:t>senectus</w:t>
+      </w:r>
+      <w:proofErr w:type="spellEnd"/>
+      <w:r>
+        <w:rPr>
+          <w:szCs w:val="22"/>
+        </w:rPr>
+        <w:t xml:space="preserve"> et </w:t>
+      </w:r>
+      <w:proofErr w:type="spellStart"/>
+      <w:r>
+        <w:rPr>
+          <w:szCs w:val="22"/>
+        </w:rPr>
+        <w:t>netus</w:t>
+      </w:r>
+      <w:proofErr w:type="spellEnd"/>
+      <w:r>
+        <w:rPr>
+          <w:szCs w:val="22"/>
+        </w:rPr>
+        <w:t xml:space="preserve"> et </w:t>
+      </w:r>
+      <w:proofErr w:type="spellStart"/>
+      <w:r>
+        <w:rPr>
+          <w:szCs w:val="22"/>
+        </w:rPr>
+        <w:t>malesuada</w:t>
+      </w:r>
+      <w:proofErr w:type="spellEnd"/>
+      <w:r>
+        <w:rPr>
+          <w:szCs w:val="22"/>
+        </w:rPr>
+        <w:t xml:space="preserve"> fames ac </w:t>
+      </w:r>
+      <w:proofErr w:type="spellStart"/>
+      <w:r>
+        <w:rPr>
+          <w:szCs w:val="22"/>
+        </w:rPr>
+        <w:t>turpis</w:t>
+      </w:r>
+      <w:proofErr w:type="spellEnd"/>
+      <w:r>
+        <w:rPr>
+          <w:szCs w:val="22"/>
+        </w:rPr>
+        <w:t xml:space="preserve"> </w:t>
+      </w:r>
+      <w:proofErr w:type="spellStart"/>
+      <w:r>
+        <w:rPr>
+          <w:szCs w:val="22"/>
+        </w:rPr>
+        <w:t>egestas</w:t>
+      </w:r>
+      <w:proofErr w:type="spellEnd"/>
+      <w:r>
+        <w:rPr>
+          <w:szCs w:val="22"/>
+        </w:rPr>
+        <w:t xml:space="preserve">. Proin pharetra </w:t>
+      </w:r>
+      <w:proofErr w:type="spellStart"/>
+      <w:r>
+        <w:rPr>
+          <w:szCs w:val="22"/>
+        </w:rPr>
+        <w:t>nonummy</w:t>
+      </w:r>
+      <w:proofErr w:type="spellEnd"/>
+      <w:r>
+        <w:rPr>
+          <w:szCs w:val="22"/>
+        </w:rPr>
+        <w:t xml:space="preserve"> </w:t>
+      </w:r>
+      <w:proofErr w:type="spellStart"/>
+      <w:r>
+        <w:rPr>
+          <w:szCs w:val="22"/>
+        </w:rPr>
+        <w:t>pede</w:t>
+      </w:r>
+      <w:proofErr w:type="spellEnd"/>
+      <w:r>
+        <w:rPr>
+          <w:szCs w:val="22"/>
+        </w:rPr>
+        <w:t xml:space="preserve">. Mauris et </w:t>
+      </w:r>
+      <w:proofErr w:type="spellStart"/>
+      <w:r>
+        <w:rPr>
+          <w:szCs w:val="22"/>
+        </w:rPr>
+        <w:t>orci</w:t>
+      </w:r>
+      <w:proofErr w:type="spellEnd"/>
+      <w:r>
+        <w:rPr>
+          <w:szCs w:val="22"/>
+        </w:rPr>
+        <w:t>.</w:t>
+      </w:r>
+    </w:p>
+    <w:p>
+      <w:pPr>
+        <w:rPr>
+          <w:szCs w:val="22"/>
+        </w:rPr>
+      </w:pPr>
+      <w:r>
+        <w:rPr>
+          <w:szCs w:val="22"/>
+        </w:rPr>
+        <w:t xml:space="preserve">Aenean nec lorem. In </w:t>
+      </w:r>
+      <w:proofErr w:type="spellStart"/>
+      <w:r>
+        <w:rPr>
+          <w:szCs w:val="22"/>
+        </w:rPr>
+        <w:t>porttitor</w:t>
+      </w:r>
+      <w:proofErr w:type="spellEnd"/>
+      <w:r>
+        <w:rPr>
+          <w:szCs w:val="22"/>
+        </w:rPr>
+        <w:t xml:space="preserve">. Donec </w:t>
+      </w:r>
+      <w:proofErr w:type="spellStart"/>
+      <w:r>
+        <w:rPr>
+          <w:szCs w:val="22"/>
+        </w:rPr>
+        <w:t>laoreet</w:t>
+      </w:r>
+      <w:proofErr w:type="spellEnd"/>
+      <w:r>
+        <w:rPr>
+          <w:szCs w:val="22"/>
+        </w:rPr>
+        <w:t xml:space="preserve"> </w:t>
+      </w:r>
+      <w:proofErr w:type="spellStart"/>
+      <w:r>
+        <w:rPr>
+          <w:szCs w:val="22"/>
+        </w:rPr>
+        <w:t>nonummy</w:t>
+      </w:r>
+      <w:proofErr w:type="spellEnd"/>
+      <w:r>
+        <w:rPr>
+          <w:szCs w:val="22"/>
+        </w:rPr>
+        <w:t xml:space="preserve"> </w:t>
+      </w:r>
+      <w:proofErr w:type="spellStart"/>
+      <w:r>
+        <w:rPr>
+          <w:szCs w:val="22"/>
+        </w:rPr>
+        <w:t>augue</w:t>
+      </w:r>
+      <w:proofErr w:type="spellEnd"/>
+      <w:r>
+        <w:rPr>
+          <w:szCs w:val="22"/>
+        </w:rPr>
+        <w:t>.</w:t>
       </w:r>
     </w:p>
     <w:p>
@@ -949,7 +1561,7 @@
           <w:kern w:val="2"/>
           <w:sz w:val="24"/>
           <w:szCs w:val="24"/>
-          <w:lang w:val="de-AT" w:eastAsia="de-AT"/>
+          <w:lang w:val="de-DE"/>
           <w14:ligatures w14:val="standardContextual"/>
         </w:rPr>
       </w:pPr>
@@ -962,7 +1574,7 @@
       <w:r>
         <w:fldChar w:fldCharType="separate"/>
       </w:r>
-      <w:hyperlink w:anchor="_Toc227931164" w:history="1">
+      <w:hyperlink w:anchor="_Toc228031722" w:history="1">
         <w:r>
           <w:rPr>
             <w:rStyle w:val="Hyperlink"/>
@@ -978,7 +1590,7 @@
             <w:kern w:val="2"/>
             <w:sz w:val="24"/>
             <w:szCs w:val="24"/>
-            <w:lang w:val="de-AT" w:eastAsia="de-AT"/>
+            <w:lang w:val="de-DE"/>
             <w14:ligatures w14:val="standardContextual"/>
           </w:rPr>
           <w:tab/>
@@ -1009,7 +1621,7 @@
             <w:noProof/>
             <w:webHidden/>
           </w:rPr>
-          <w:instrText xml:space="preserve"> PAGEREF _Toc227931164 \h </w:instrText>
+          <w:instrText xml:space="preserve"> PAGEREF _Toc228031722 \h </w:instrText>
         </w:r>
         <w:r>
           <w:rPr>
@@ -1029,7 +1641,7 @@
             <w:noProof/>
             <w:webHidden/>
           </w:rPr>
-          <w:t>6</w:t>
+          <w:t>7</w:t>
         </w:r>
         <w:r>
           <w:rPr>
@@ -1054,11 +1666,11 @@
           <w:kern w:val="2"/>
           <w:sz w:val="24"/>
           <w:szCs w:val="24"/>
-          <w:lang w:val="de-AT" w:eastAsia="de-AT"/>
+          <w:lang w:val="de-DE"/>
           <w14:ligatures w14:val="standardContextual"/>
         </w:rPr>
       </w:pPr>
-      <w:hyperlink w:anchor="_Toc227931165" w:history="1">
+      <w:hyperlink w:anchor="_Toc228031723" w:history="1">
         <w:r>
           <w:rPr>
             <w:rStyle w:val="Hyperlink"/>
@@ -1074,7 +1686,7 @@
             <w:kern w:val="2"/>
             <w:sz w:val="24"/>
             <w:szCs w:val="24"/>
-            <w:lang w:val="de-AT" w:eastAsia="de-AT"/>
+            <w:lang w:val="de-DE"/>
             <w14:ligatures w14:val="standardContextual"/>
           </w:rPr>
           <w:tab/>
@@ -1105,7 +1717,7 @@
             <w:noProof/>
             <w:webHidden/>
           </w:rPr>
-          <w:instrText xml:space="preserve"> PAGEREF _Toc227931165 \h </w:instrText>
+          <w:instrText xml:space="preserve"> PAGEREF _Toc228031723 \h </w:instrText>
         </w:r>
         <w:r>
           <w:rPr>
@@ -1125,7 +1737,7 @@
             <w:noProof/>
             <w:webHidden/>
           </w:rPr>
-          <w:t>6</w:t>
+          <w:t>7</w:t>
         </w:r>
         <w:r>
           <w:rPr>
@@ -1150,11 +1762,11 @@
           <w:kern w:val="2"/>
           <w:sz w:val="24"/>
           <w:szCs w:val="24"/>
-          <w:lang w:val="de-AT" w:eastAsia="de-AT"/>
+          <w:lang w:val="de-DE"/>
           <w14:ligatures w14:val="standardContextual"/>
         </w:rPr>
       </w:pPr>
-      <w:hyperlink w:anchor="_Toc227931166" w:history="1">
+      <w:hyperlink w:anchor="_Toc228031724" w:history="1">
         <w:r>
           <w:rPr>
             <w:rStyle w:val="Hyperlink"/>
@@ -1170,7 +1782,7 @@
             <w:kern w:val="2"/>
             <w:sz w:val="24"/>
             <w:szCs w:val="24"/>
-            <w:lang w:val="de-AT" w:eastAsia="de-AT"/>
+            <w:lang w:val="de-DE"/>
             <w14:ligatures w14:val="standardContextual"/>
           </w:rPr>
           <w:tab/>
@@ -1201,7 +1813,7 @@
             <w:noProof/>
             <w:webHidden/>
           </w:rPr>
-          <w:instrText xml:space="preserve"> PAGEREF _Toc227931166 \h </w:instrText>
+          <w:instrText xml:space="preserve"> PAGEREF _Toc228031724 \h </w:instrText>
         </w:r>
         <w:r>
           <w:rPr>
@@ -1221,7 +1833,7 @@
             <w:noProof/>
             <w:webHidden/>
           </w:rPr>
-          <w:t>6</w:t>
+          <w:t>7</w:t>
         </w:r>
         <w:r>
           <w:rPr>
@@ -1246,11 +1858,11 @@
           <w:kern w:val="2"/>
           <w:sz w:val="24"/>
           <w:szCs w:val="24"/>
-          <w:lang w:val="de-AT" w:eastAsia="de-AT"/>
+          <w:lang w:val="de-DE"/>
           <w14:ligatures w14:val="standardContextual"/>
         </w:rPr>
       </w:pPr>
-      <w:hyperlink w:anchor="_Toc227931167" w:history="1">
+      <w:hyperlink w:anchor="_Toc228031725" w:history="1">
         <w:r>
           <w:rPr>
             <w:rStyle w:val="Hyperlink"/>
@@ -1266,7 +1878,7 @@
             <w:kern w:val="2"/>
             <w:sz w:val="24"/>
             <w:szCs w:val="24"/>
-            <w:lang w:val="de-AT" w:eastAsia="de-AT"/>
+            <w:lang w:val="de-DE"/>
             <w14:ligatures w14:val="standardContextual"/>
           </w:rPr>
           <w:tab/>
@@ -1297,7 +1909,7 @@
             <w:noProof/>
             <w:webHidden/>
           </w:rPr>
-          <w:instrText xml:space="preserve"> PAGEREF _Toc227931167 \h </w:instrText>
+          <w:instrText xml:space="preserve"> PAGEREF _Toc228031725 \h </w:instrText>
         </w:r>
         <w:r>
           <w:rPr>
@@ -1317,7 +1929,7 @@
             <w:noProof/>
             <w:webHidden/>
           </w:rPr>
-          <w:t>7</w:t>
+          <w:t>8</w:t>
         </w:r>
         <w:r>
           <w:rPr>
@@ -1342,11 +1954,11 @@
           <w:kern w:val="2"/>
           <w:sz w:val="24"/>
           <w:szCs w:val="24"/>
-          <w:lang w:val="de-AT" w:eastAsia="de-AT"/>
+          <w:lang w:val="de-DE"/>
           <w14:ligatures w14:val="standardContextual"/>
         </w:rPr>
       </w:pPr>
-      <w:hyperlink w:anchor="_Toc227931168" w:history="1">
+      <w:hyperlink w:anchor="_Toc228031726" w:history="1">
         <w:r>
           <w:rPr>
             <w:rStyle w:val="Hyperlink"/>
@@ -1362,7 +1974,7 @@
             <w:kern w:val="2"/>
             <w:sz w:val="24"/>
             <w:szCs w:val="24"/>
-            <w:lang w:val="de-AT" w:eastAsia="de-AT"/>
+            <w:lang w:val="de-DE"/>
             <w14:ligatures w14:val="standardContextual"/>
           </w:rPr>
           <w:tab/>
@@ -1393,7 +2005,7 @@
             <w:noProof/>
             <w:webHidden/>
           </w:rPr>
-          <w:instrText xml:space="preserve"> PAGEREF _Toc227931168 \h </w:instrText>
+          <w:instrText xml:space="preserve"> PAGEREF _Toc228031726 \h </w:instrText>
         </w:r>
         <w:r>
           <w:rPr>
@@ -1413,7 +2025,7 @@
             <w:noProof/>
             <w:webHidden/>
           </w:rPr>
-          <w:t>7</w:t>
+          <w:t>8</w:t>
         </w:r>
         <w:r>
           <w:rPr>
@@ -1434,11 +2046,11 @@
           <w:kern w:val="2"/>
           <w:sz w:val="24"/>
           <w:szCs w:val="24"/>
-          <w:lang w:val="de-AT" w:eastAsia="de-AT"/>
+          <w:lang w:val="de-DE"/>
           <w14:ligatures w14:val="standardContextual"/>
         </w:rPr>
       </w:pPr>
-      <w:hyperlink w:anchor="_Toc227931169" w:history="1">
+      <w:hyperlink w:anchor="_Toc228031727" w:history="1">
         <w:r>
           <w:rPr>
             <w:rStyle w:val="Hyperlink"/>
@@ -1454,7 +2066,7 @@
             <w:kern w:val="2"/>
             <w:sz w:val="24"/>
             <w:szCs w:val="24"/>
-            <w:lang w:val="de-AT" w:eastAsia="de-AT"/>
+            <w:lang w:val="de-DE"/>
             <w14:ligatures w14:val="standardContextual"/>
           </w:rPr>
           <w:tab/>
@@ -1485,7 +2097,7 @@
             <w:noProof/>
             <w:webHidden/>
           </w:rPr>
-          <w:instrText xml:space="preserve"> PAGEREF _Toc227931169 \h </w:instrText>
+          <w:instrText xml:space="preserve"> PAGEREF _Toc228031727 \h </w:instrText>
         </w:r>
         <w:r>
           <w:rPr>
@@ -1505,7 +2117,7 @@
             <w:noProof/>
             <w:webHidden/>
           </w:rPr>
-          <w:t>7</w:t>
+          <w:t>9</w:t>
         </w:r>
         <w:r>
           <w:rPr>
@@ -1530,11 +2142,11 @@
           <w:kern w:val="2"/>
           <w:sz w:val="24"/>
           <w:szCs w:val="24"/>
-          <w:lang w:val="de-AT" w:eastAsia="de-AT"/>
+          <w:lang w:val="de-DE"/>
           <w14:ligatures w14:val="standardContextual"/>
         </w:rPr>
       </w:pPr>
-      <w:hyperlink w:anchor="_Toc227931170" w:history="1">
+      <w:hyperlink w:anchor="_Toc228031728" w:history="1">
         <w:r>
           <w:rPr>
             <w:rStyle w:val="Hyperlink"/>
@@ -1550,7 +2162,7 @@
             <w:kern w:val="2"/>
             <w:sz w:val="24"/>
             <w:szCs w:val="24"/>
-            <w:lang w:val="de-AT" w:eastAsia="de-AT"/>
+            <w:lang w:val="de-DE"/>
             <w14:ligatures w14:val="standardContextual"/>
           </w:rPr>
           <w:tab/>
@@ -1581,7 +2193,7 @@
             <w:noProof/>
             <w:webHidden/>
           </w:rPr>
-          <w:instrText xml:space="preserve"> PAGEREF _Toc227931170 \h </w:instrText>
+          <w:instrText xml:space="preserve"> PAGEREF _Toc228031728 \h </w:instrText>
         </w:r>
         <w:r>
           <w:rPr>
@@ -1601,7 +2213,7 @@
             <w:noProof/>
             <w:webHidden/>
           </w:rPr>
-          <w:t>7</w:t>
+          <w:t>9</w:t>
         </w:r>
         <w:r>
           <w:rPr>
@@ -1626,11 +2238,11 @@
           <w:kern w:val="2"/>
           <w:sz w:val="24"/>
           <w:szCs w:val="24"/>
-          <w:lang w:val="de-AT" w:eastAsia="de-AT"/>
+          <w:lang w:val="de-DE"/>
           <w14:ligatures w14:val="standardContextual"/>
         </w:rPr>
       </w:pPr>
-      <w:hyperlink w:anchor="_Toc227931171" w:history="1">
+      <w:hyperlink w:anchor="_Toc228031729" w:history="1">
         <w:r>
           <w:rPr>
             <w:rStyle w:val="Hyperlink"/>
@@ -1646,7 +2258,7 @@
             <w:kern w:val="2"/>
             <w:sz w:val="24"/>
             <w:szCs w:val="24"/>
-            <w:lang w:val="de-AT" w:eastAsia="de-AT"/>
+            <w:lang w:val="de-DE"/>
             <w14:ligatures w14:val="standardContextual"/>
           </w:rPr>
           <w:tab/>
@@ -1677,7 +2289,7 @@
             <w:noProof/>
             <w:webHidden/>
           </w:rPr>
-          <w:instrText xml:space="preserve"> PAGEREF _Toc227931171 \h </w:instrText>
+          <w:instrText xml:space="preserve"> PAGEREF _Toc228031729 \h </w:instrText>
         </w:r>
         <w:r>
           <w:rPr>
@@ -1697,7 +2309,7 @@
             <w:noProof/>
             <w:webHidden/>
           </w:rPr>
-          <w:t>9</w:t>
+          <w:t>10</w:t>
         </w:r>
         <w:r>
           <w:rPr>
@@ -1718,11 +2330,11 @@
           <w:kern w:val="2"/>
           <w:sz w:val="24"/>
           <w:szCs w:val="24"/>
-          <w:lang w:val="de-AT" w:eastAsia="de-AT"/>
+          <w:lang w:val="de-DE"/>
           <w14:ligatures w14:val="standardContextual"/>
         </w:rPr>
       </w:pPr>
-      <w:hyperlink w:anchor="_Toc227931172" w:history="1">
+      <w:hyperlink w:anchor="_Toc228031730" w:history="1">
         <w:r>
           <w:rPr>
             <w:rStyle w:val="Hyperlink"/>
@@ -1738,7 +2350,7 @@
             <w:kern w:val="2"/>
             <w:sz w:val="24"/>
             <w:szCs w:val="24"/>
-            <w:lang w:val="de-AT" w:eastAsia="de-AT"/>
+            <w:lang w:val="de-DE"/>
             <w14:ligatures w14:val="standardContextual"/>
           </w:rPr>
           <w:tab/>
@@ -1769,7 +2381,7 @@
             <w:noProof/>
             <w:webHidden/>
           </w:rPr>
-          <w:instrText xml:space="preserve"> PAGEREF _Toc227931172 \h </w:instrText>
+          <w:instrText xml:space="preserve"> PAGEREF _Toc228031730 \h </w:instrText>
         </w:r>
         <w:r>
           <w:rPr>
@@ -1789,7 +2401,7 @@
             <w:noProof/>
             <w:webHidden/>
           </w:rPr>
-          <w:t>9</w:t>
+          <w:t>11</w:t>
         </w:r>
         <w:r>
           <w:rPr>
@@ -1813,11 +2425,11 @@
           <w:kern w:val="2"/>
           <w:sz w:val="24"/>
           <w:szCs w:val="24"/>
-          <w:lang w:val="de-AT" w:eastAsia="de-AT"/>
+          <w:lang w:val="de-DE"/>
           <w14:ligatures w14:val="standardContextual"/>
         </w:rPr>
       </w:pPr>
-      <w:hyperlink w:anchor="_Toc227931173" w:history="1">
+      <w:hyperlink w:anchor="_Toc228031731" w:history="1">
         <w:r>
           <w:rPr>
             <w:rStyle w:val="Hyperlink"/>
@@ -1832,7 +2444,7 @@
             <w:kern w:val="2"/>
             <w:sz w:val="24"/>
             <w:szCs w:val="24"/>
-            <w:lang w:val="de-AT" w:eastAsia="de-AT"/>
+            <w:lang w:val="de-DE"/>
             <w14:ligatures w14:val="standardContextual"/>
           </w:rPr>
           <w:tab/>
@@ -1863,7 +2475,7 @@
             <w:noProof/>
             <w:webHidden/>
           </w:rPr>
-          <w:instrText xml:space="preserve"> PAGEREF _Toc227931173 \h </w:instrText>
+          <w:instrText xml:space="preserve"> PAGEREF _Toc228031731 \h </w:instrText>
         </w:r>
         <w:r>
           <w:rPr>
@@ -1883,7 +2495,7 @@
             <w:noProof/>
             <w:webHidden/>
           </w:rPr>
-          <w:t>10</w:t>
+          <w:t>11</w:t>
         </w:r>
         <w:r>
           <w:rPr>
@@ -1908,11 +2520,11 @@
           <w:kern w:val="2"/>
           <w:sz w:val="24"/>
           <w:szCs w:val="24"/>
-          <w:lang w:val="de-AT" w:eastAsia="de-AT"/>
+          <w:lang w:val="de-DE"/>
           <w14:ligatures w14:val="standardContextual"/>
         </w:rPr>
       </w:pPr>
-      <w:hyperlink w:anchor="_Toc227931174" w:history="1">
+      <w:hyperlink w:anchor="_Toc228031732" w:history="1">
         <w:r>
           <w:rPr>
             <w:rStyle w:val="Hyperlink"/>
@@ -1928,7 +2540,7 @@
             <w:kern w:val="2"/>
             <w:sz w:val="24"/>
             <w:szCs w:val="24"/>
-            <w:lang w:val="de-AT" w:eastAsia="de-AT"/>
+            <w:lang w:val="de-DE"/>
             <w14:ligatures w14:val="standardContextual"/>
           </w:rPr>
           <w:tab/>
@@ -1959,7 +2571,7 @@
             <w:noProof/>
             <w:webHidden/>
           </w:rPr>
-          <w:instrText xml:space="preserve"> PAGEREF _Toc227931174 \h </w:instrText>
+          <w:instrText xml:space="preserve"> PAGEREF _Toc228031732 \h </w:instrText>
         </w:r>
         <w:r>
           <w:rPr>
@@ -1979,7 +2591,7 @@
             <w:noProof/>
             <w:webHidden/>
           </w:rPr>
-          <w:t>10</w:t>
+          <w:t>11</w:t>
         </w:r>
         <w:r>
           <w:rPr>
@@ -2003,11 +2615,11 @@
           <w:kern w:val="2"/>
           <w:sz w:val="24"/>
           <w:szCs w:val="24"/>
-          <w:lang w:val="de-AT" w:eastAsia="de-AT"/>
+          <w:lang w:val="de-DE"/>
           <w14:ligatures w14:val="standardContextual"/>
         </w:rPr>
       </w:pPr>
-      <w:hyperlink w:anchor="_Toc227931175" w:history="1">
+      <w:hyperlink w:anchor="_Toc228031733" w:history="1">
         <w:r>
           <w:rPr>
             <w:rStyle w:val="Hyperlink"/>
@@ -2022,7 +2634,7 @@
             <w:kern w:val="2"/>
             <w:sz w:val="24"/>
             <w:szCs w:val="24"/>
-            <w:lang w:val="de-AT" w:eastAsia="de-AT"/>
+            <w:lang w:val="de-DE"/>
             <w14:ligatures w14:val="standardContextual"/>
           </w:rPr>
           <w:tab/>
@@ -2053,7 +2665,7 @@
             <w:noProof/>
             <w:webHidden/>
           </w:rPr>
-          <w:instrText xml:space="preserve"> PAGEREF _Toc227931175 \h </w:instrText>
+          <w:instrText xml:space="preserve"> PAGEREF _Toc228031733 \h </w:instrText>
         </w:r>
         <w:r>
           <w:rPr>
@@ -2073,7 +2685,7 @@
             <w:noProof/>
             <w:webHidden/>
           </w:rPr>
-          <w:t>10</w:t>
+          <w:t>12</w:t>
         </w:r>
         <w:r>
           <w:rPr>
@@ -2098,11 +2710,11 @@
           <w:kern w:val="2"/>
           <w:sz w:val="24"/>
           <w:szCs w:val="24"/>
-          <w:lang w:val="de-AT" w:eastAsia="de-AT"/>
+          <w:lang w:val="de-DE"/>
           <w14:ligatures w14:val="standardContextual"/>
         </w:rPr>
       </w:pPr>
-      <w:hyperlink w:anchor="_Toc227931176" w:history="1">
+      <w:hyperlink w:anchor="_Toc228031734" w:history="1">
         <w:r>
           <w:rPr>
             <w:rStyle w:val="Hyperlink"/>
@@ -2118,7 +2730,7 @@
             <w:kern w:val="2"/>
             <w:sz w:val="24"/>
             <w:szCs w:val="24"/>
-            <w:lang w:val="de-AT" w:eastAsia="de-AT"/>
+            <w:lang w:val="de-DE"/>
             <w14:ligatures w14:val="standardContextual"/>
           </w:rPr>
           <w:tab/>
@@ -2149,7 +2761,7 @@
             <w:noProof/>
             <w:webHidden/>
           </w:rPr>
-          <w:instrText xml:space="preserve"> PAGEREF _Toc227931176 \h </w:instrText>
+          <w:instrText xml:space="preserve"> PAGEREF _Toc228031734 \h </w:instrText>
         </w:r>
         <w:r>
           <w:rPr>
@@ -2169,7 +2781,7 @@
             <w:noProof/>
             <w:webHidden/>
           </w:rPr>
-          <w:t>11</w:t>
+          <w:t>12</w:t>
         </w:r>
         <w:r>
           <w:rPr>
@@ -2190,11 +2802,11 @@
           <w:kern w:val="2"/>
           <w:sz w:val="24"/>
           <w:szCs w:val="24"/>
-          <w:lang w:val="de-AT" w:eastAsia="de-AT"/>
+          <w:lang w:val="de-DE"/>
           <w14:ligatures w14:val="standardContextual"/>
         </w:rPr>
       </w:pPr>
-      <w:hyperlink w:anchor="_Toc227931177" w:history="1">
+      <w:hyperlink w:anchor="_Toc228031735" w:history="1">
         <w:r>
           <w:rPr>
             <w:rStyle w:val="Hyperlink"/>
@@ -2210,7 +2822,7 @@
             <w:kern w:val="2"/>
             <w:sz w:val="24"/>
             <w:szCs w:val="24"/>
-            <w:lang w:val="de-AT" w:eastAsia="de-AT"/>
+            <w:lang w:val="de-DE"/>
             <w14:ligatures w14:val="standardContextual"/>
           </w:rPr>
           <w:tab/>
@@ -2241,7 +2853,7 @@
             <w:noProof/>
             <w:webHidden/>
           </w:rPr>
-          <w:instrText xml:space="preserve"> PAGEREF _Toc227931177 \h </w:instrText>
+          <w:instrText xml:space="preserve"> PAGEREF _Toc228031735 \h </w:instrText>
         </w:r>
         <w:r>
           <w:rPr>
@@ -2261,7 +2873,7 @@
             <w:noProof/>
             <w:webHidden/>
           </w:rPr>
-          <w:t>12</w:t>
+          <w:t>13</w:t>
         </w:r>
         <w:r>
           <w:rPr>
@@ -2286,11 +2898,11 @@
           <w:kern w:val="2"/>
           <w:sz w:val="24"/>
           <w:szCs w:val="24"/>
-          <w:lang w:val="de-AT" w:eastAsia="de-AT"/>
+          <w:lang w:val="de-DE"/>
           <w14:ligatures w14:val="standardContextual"/>
         </w:rPr>
       </w:pPr>
-      <w:hyperlink w:anchor="_Toc227931178" w:history="1">
+      <w:hyperlink w:anchor="_Toc228031736" w:history="1">
         <w:r>
           <w:rPr>
             <w:rStyle w:val="Hyperlink"/>
@@ -2306,7 +2918,7 @@
             <w:kern w:val="2"/>
             <w:sz w:val="24"/>
             <w:szCs w:val="24"/>
-            <w:lang w:val="de-AT" w:eastAsia="de-AT"/>
+            <w:lang w:val="de-DE"/>
             <w14:ligatures w14:val="standardContextual"/>
           </w:rPr>
           <w:tab/>
@@ -2337,7 +2949,7 @@
             <w:noProof/>
             <w:webHidden/>
           </w:rPr>
-          <w:instrText xml:space="preserve"> PAGEREF _Toc227931178 \h </w:instrText>
+          <w:instrText xml:space="preserve"> PAGEREF _Toc228031736 \h </w:instrText>
         </w:r>
         <w:r>
           <w:rPr>
@@ -2357,7 +2969,7 @@
             <w:noProof/>
             <w:webHidden/>
           </w:rPr>
-          <w:t>13</w:t>
+          <w:t>14</w:t>
         </w:r>
         <w:r>
           <w:rPr>
@@ -2382,11 +2994,11 @@
           <w:kern w:val="2"/>
           <w:sz w:val="24"/>
           <w:szCs w:val="24"/>
-          <w:lang w:val="de-AT" w:eastAsia="de-AT"/>
+          <w:lang w:val="de-DE"/>
           <w14:ligatures w14:val="standardContextual"/>
         </w:rPr>
       </w:pPr>
-      <w:hyperlink w:anchor="_Toc227931179" w:history="1">
+      <w:hyperlink w:anchor="_Toc228031737" w:history="1">
         <w:r>
           <w:rPr>
             <w:rStyle w:val="Hyperlink"/>
@@ -2402,7 +3014,7 @@
             <w:kern w:val="2"/>
             <w:sz w:val="24"/>
             <w:szCs w:val="24"/>
-            <w:lang w:val="de-AT" w:eastAsia="de-AT"/>
+            <w:lang w:val="de-DE"/>
             <w14:ligatures w14:val="standardContextual"/>
           </w:rPr>
           <w:tab/>
@@ -2433,7 +3045,7 @@
             <w:noProof/>
             <w:webHidden/>
           </w:rPr>
-          <w:instrText xml:space="preserve"> PAGEREF _Toc227931179 \h </w:instrText>
+          <w:instrText xml:space="preserve"> PAGEREF _Toc228031737 \h </w:instrText>
         </w:r>
         <w:r>
           <w:rPr>
@@ -2453,7 +3065,7 @@
             <w:noProof/>
             <w:webHidden/>
           </w:rPr>
-          <w:t>14</w:t>
+          <w:t>15</w:t>
         </w:r>
         <w:r>
           <w:rPr>
@@ -2478,11 +3090,11 @@
           <w:kern w:val="2"/>
           <w:sz w:val="24"/>
           <w:szCs w:val="24"/>
-          <w:lang w:val="de-AT" w:eastAsia="de-AT"/>
+          <w:lang w:val="de-DE"/>
           <w14:ligatures w14:val="standardContextual"/>
         </w:rPr>
       </w:pPr>
-      <w:hyperlink w:anchor="_Toc227931180" w:history="1">
+      <w:hyperlink w:anchor="_Toc228031738" w:history="1">
         <w:r>
           <w:rPr>
             <w:rStyle w:val="Hyperlink"/>
@@ -2498,7 +3110,7 @@
             <w:kern w:val="2"/>
             <w:sz w:val="24"/>
             <w:szCs w:val="24"/>
-            <w:lang w:val="de-AT" w:eastAsia="de-AT"/>
+            <w:lang w:val="de-DE"/>
             <w14:ligatures w14:val="standardContextual"/>
           </w:rPr>
           <w:tab/>
@@ -2529,7 +3141,7 @@
             <w:noProof/>
             <w:webHidden/>
           </w:rPr>
-          <w:instrText xml:space="preserve"> PAGEREF _Toc227931180 \h </w:instrText>
+          <w:instrText xml:space="preserve"> PAGEREF _Toc228031738 \h </w:instrText>
         </w:r>
         <w:r>
           <w:rPr>
@@ -2549,7 +3161,7 @@
             <w:noProof/>
             <w:webHidden/>
           </w:rPr>
-          <w:t>15</w:t>
+          <w:t>16</w:t>
         </w:r>
         <w:r>
           <w:rPr>
@@ -2570,11 +3182,11 @@
           <w:kern w:val="2"/>
           <w:sz w:val="24"/>
           <w:szCs w:val="24"/>
-          <w:lang w:val="de-AT" w:eastAsia="de-AT"/>
+          <w:lang w:val="de-DE"/>
           <w14:ligatures w14:val="standardContextual"/>
         </w:rPr>
       </w:pPr>
-      <w:hyperlink w:anchor="_Toc227931181" w:history="1">
+      <w:hyperlink w:anchor="_Toc228031739" w:history="1">
         <w:r>
           <w:rPr>
             <w:rStyle w:val="Hyperlink"/>
@@ -2590,7 +3202,7 @@
             <w:kern w:val="2"/>
             <w:sz w:val="24"/>
             <w:szCs w:val="24"/>
-            <w:lang w:val="de-AT" w:eastAsia="de-AT"/>
+            <w:lang w:val="de-DE"/>
             <w14:ligatures w14:val="standardContextual"/>
           </w:rPr>
           <w:tab/>
@@ -2621,7 +3233,7 @@
             <w:noProof/>
             <w:webHidden/>
           </w:rPr>
-          <w:instrText xml:space="preserve"> PAGEREF _Toc227931181 \h </w:instrText>
+          <w:instrText xml:space="preserve"> PAGEREF _Toc228031739 \h </w:instrText>
         </w:r>
         <w:r>
           <w:rPr>
@@ -2641,7 +3253,7 @@
             <w:noProof/>
             <w:webHidden/>
           </w:rPr>
-          <w:t>16</w:t>
+          <w:t>17</w:t>
         </w:r>
         <w:r>
           <w:rPr>
@@ -2666,11 +3278,11 @@
           <w:kern w:val="2"/>
           <w:sz w:val="24"/>
           <w:szCs w:val="24"/>
-          <w:lang w:val="de-AT" w:eastAsia="de-AT"/>
+          <w:lang w:val="de-DE"/>
           <w14:ligatures w14:val="standardContextual"/>
         </w:rPr>
       </w:pPr>
-      <w:hyperlink w:anchor="_Toc227931182" w:history="1">
+      <w:hyperlink w:anchor="_Toc228031740" w:history="1">
         <w:r>
           <w:rPr>
             <w:rStyle w:val="Hyperlink"/>
@@ -2686,7 +3298,7 @@
             <w:kern w:val="2"/>
             <w:sz w:val="24"/>
             <w:szCs w:val="24"/>
-            <w:lang w:val="de-AT" w:eastAsia="de-AT"/>
+            <w:lang w:val="de-DE"/>
             <w14:ligatures w14:val="standardContextual"/>
           </w:rPr>
           <w:tab/>
@@ -2717,7 +3329,7 @@
             <w:noProof/>
             <w:webHidden/>
           </w:rPr>
-          <w:instrText xml:space="preserve"> PAGEREF _Toc227931182 \h </w:instrText>
+          <w:instrText xml:space="preserve"> PAGEREF _Toc228031740 \h </w:instrText>
         </w:r>
         <w:r>
           <w:rPr>
@@ -2737,7 +3349,7 @@
             <w:noProof/>
             <w:webHidden/>
           </w:rPr>
-          <w:t>16</w:t>
+          <w:t>17</w:t>
         </w:r>
         <w:r>
           <w:rPr>
@@ -2762,11 +3374,11 @@
           <w:kern w:val="2"/>
           <w:sz w:val="24"/>
           <w:szCs w:val="24"/>
-          <w:lang w:val="de-AT" w:eastAsia="de-AT"/>
+          <w:lang w:val="de-DE"/>
           <w14:ligatures w14:val="standardContextual"/>
         </w:rPr>
       </w:pPr>
-      <w:hyperlink w:anchor="_Toc227931183" w:history="1">
+      <w:hyperlink w:anchor="_Toc228031741" w:history="1">
         <w:r>
           <w:rPr>
             <w:rStyle w:val="Hyperlink"/>
@@ -2782,7 +3394,7 @@
             <w:kern w:val="2"/>
             <w:sz w:val="24"/>
             <w:szCs w:val="24"/>
-            <w:lang w:val="de-AT" w:eastAsia="de-AT"/>
+            <w:lang w:val="de-DE"/>
             <w14:ligatures w14:val="standardContextual"/>
           </w:rPr>
           <w:tab/>
@@ -2813,7 +3425,7 @@
             <w:noProof/>
             <w:webHidden/>
           </w:rPr>
-          <w:instrText xml:space="preserve"> PAGEREF _Toc227931183 \h </w:instrText>
+          <w:instrText xml:space="preserve"> PAGEREF _Toc228031741 \h </w:instrText>
         </w:r>
         <w:r>
           <w:rPr>
@@ -2833,7 +3445,7 @@
             <w:noProof/>
             <w:webHidden/>
           </w:rPr>
-          <w:t>17</w:t>
+          <w:t>18</w:t>
         </w:r>
         <w:r>
           <w:rPr>
@@ -2853,11 +3465,11 @@
           <w:kern w:val="2"/>
           <w:sz w:val="24"/>
           <w:szCs w:val="24"/>
-          <w:lang w:val="de-AT" w:eastAsia="de-AT"/>
+          <w:lang w:val="de-DE"/>
           <w14:ligatures w14:val="standardContextual"/>
         </w:rPr>
       </w:pPr>
-      <w:hyperlink w:anchor="_Toc227931184" w:history="1">
+      <w:hyperlink w:anchor="_Toc228031742" w:history="1">
         <w:r>
           <w:rPr>
             <w:rStyle w:val="Hyperlink"/>
@@ -2872,7 +3484,7 @@
             <w:kern w:val="2"/>
             <w:sz w:val="24"/>
             <w:szCs w:val="24"/>
-            <w:lang w:val="de-AT" w:eastAsia="de-AT"/>
+            <w:lang w:val="de-DE"/>
             <w14:ligatures w14:val="standardContextual"/>
           </w:rPr>
           <w:tab/>
@@ -2903,7 +3515,7 @@
             <w:noProof/>
             <w:webHidden/>
           </w:rPr>
-          <w:instrText xml:space="preserve"> PAGEREF _Toc227931184 \h </w:instrText>
+          <w:instrText xml:space="preserve"> PAGEREF _Toc228031742 \h </w:instrText>
         </w:r>
         <w:r>
           <w:rPr>
@@ -2923,7 +3535,7 @@
             <w:noProof/>
             <w:webHidden/>
           </w:rPr>
-          <w:t>18</w:t>
+          <w:t>19</w:t>
         </w:r>
         <w:r>
           <w:rPr>
@@ -2943,11 +3555,11 @@
           <w:kern w:val="2"/>
           <w:sz w:val="24"/>
           <w:szCs w:val="24"/>
-          <w:lang w:val="de-AT" w:eastAsia="de-AT"/>
+          <w:lang w:val="de-DE"/>
           <w14:ligatures w14:val="standardContextual"/>
         </w:rPr>
       </w:pPr>
-      <w:hyperlink w:anchor="_Toc227931185" w:history="1">
+      <w:hyperlink w:anchor="_Toc228031743" w:history="1">
         <w:r>
           <w:rPr>
             <w:rStyle w:val="Hyperlink"/>
@@ -2962,7 +3574,7 @@
             <w:kern w:val="2"/>
             <w:sz w:val="24"/>
             <w:szCs w:val="24"/>
-            <w:lang w:val="de-AT" w:eastAsia="de-AT"/>
+            <w:lang w:val="de-DE"/>
             <w14:ligatures w14:val="standardContextual"/>
           </w:rPr>
           <w:tab/>
@@ -2993,7 +3605,7 @@
             <w:noProof/>
             <w:webHidden/>
           </w:rPr>
-          <w:instrText xml:space="preserve"> PAGEREF _Toc227931185 \h </w:instrText>
+          <w:instrText xml:space="preserve"> PAGEREF _Toc228031743 \h </w:instrText>
         </w:r>
         <w:r>
           <w:rPr>
@@ -3013,7 +3625,7 @@
             <w:noProof/>
             <w:webHidden/>
           </w:rPr>
-          <w:t>18</w:t>
+          <w:t>19</w:t>
         </w:r>
         <w:r>
           <w:rPr>
@@ -3033,11 +3645,11 @@
           <w:kern w:val="2"/>
           <w:sz w:val="24"/>
           <w:szCs w:val="24"/>
-          <w:lang w:val="de-AT" w:eastAsia="de-AT"/>
+          <w:lang w:val="de-DE"/>
           <w14:ligatures w14:val="standardContextual"/>
         </w:rPr>
       </w:pPr>
-      <w:hyperlink w:anchor="_Toc227931186" w:history="1">
+      <w:hyperlink w:anchor="_Toc228031744" w:history="1">
         <w:r>
           <w:rPr>
             <w:rStyle w:val="Hyperlink"/>
@@ -3052,7 +3664,7 @@
             <w:kern w:val="2"/>
             <w:sz w:val="24"/>
             <w:szCs w:val="24"/>
-            <w:lang w:val="de-AT" w:eastAsia="de-AT"/>
+            <w:lang w:val="de-DE"/>
             <w14:ligatures w14:val="standardContextual"/>
           </w:rPr>
           <w:tab/>
@@ -3083,7 +3695,7 @@
             <w:noProof/>
             <w:webHidden/>
           </w:rPr>
-          <w:instrText xml:space="preserve"> PAGEREF _Toc227931186 \h </w:instrText>
+          <w:instrText xml:space="preserve"> PAGEREF _Toc228031744 \h </w:instrText>
         </w:r>
         <w:r>
           <w:rPr>
@@ -3103,7 +3715,7 @@
             <w:noProof/>
             <w:webHidden/>
           </w:rPr>
-          <w:t>19</w:t>
+          <w:t>20</w:t>
         </w:r>
         <w:r>
           <w:rPr>
@@ -3123,11 +3735,11 @@
           <w:kern w:val="2"/>
           <w:sz w:val="24"/>
           <w:szCs w:val="24"/>
-          <w:lang w:val="de-AT" w:eastAsia="de-AT"/>
+          <w:lang w:val="de-DE"/>
           <w14:ligatures w14:val="standardContextual"/>
         </w:rPr>
       </w:pPr>
-      <w:hyperlink w:anchor="_Toc227931187" w:history="1">
+      <w:hyperlink w:anchor="_Toc228031745" w:history="1">
         <w:r>
           <w:rPr>
             <w:rStyle w:val="Hyperlink"/>
@@ -3142,7 +3754,7 @@
             <w:kern w:val="2"/>
             <w:sz w:val="24"/>
             <w:szCs w:val="24"/>
-            <w:lang w:val="de-AT" w:eastAsia="de-AT"/>
+            <w:lang w:val="de-DE"/>
             <w14:ligatures w14:val="standardContextual"/>
           </w:rPr>
           <w:tab/>
@@ -3173,7 +3785,7 @@
             <w:noProof/>
             <w:webHidden/>
           </w:rPr>
-          <w:instrText xml:space="preserve"> PAGEREF _Toc227931187 \h </w:instrText>
+          <w:instrText xml:space="preserve"> PAGEREF _Toc228031745 \h </w:instrText>
         </w:r>
         <w:r>
           <w:rPr>
@@ -3193,7 +3805,7 @@
             <w:noProof/>
             <w:webHidden/>
           </w:rPr>
-          <w:t>19</w:t>
+          <w:t>20</w:t>
         </w:r>
         <w:r>
           <w:rPr>
@@ -3218,11 +3830,11 @@
           <w:kern w:val="2"/>
           <w:sz w:val="24"/>
           <w:szCs w:val="24"/>
-          <w:lang w:val="de-AT" w:eastAsia="de-AT"/>
+          <w:lang w:val="de-DE"/>
           <w14:ligatures w14:val="standardContextual"/>
         </w:rPr>
       </w:pPr>
-      <w:hyperlink w:anchor="_Toc227931188" w:history="1">
+      <w:hyperlink w:anchor="_Toc228031746" w:history="1">
         <w:r>
           <w:rPr>
             <w:rStyle w:val="Hyperlink"/>
@@ -3238,7 +3850,7 @@
             <w:kern w:val="2"/>
             <w:sz w:val="24"/>
             <w:szCs w:val="24"/>
-            <w:lang w:val="de-AT" w:eastAsia="de-AT"/>
+            <w:lang w:val="de-DE"/>
             <w14:ligatures w14:val="standardContextual"/>
           </w:rPr>
           <w:tab/>
@@ -3269,7 +3881,7 @@
             <w:noProof/>
             <w:webHidden/>
           </w:rPr>
-          <w:instrText xml:space="preserve"> PAGEREF _Toc227931188 \h </w:instrText>
+          <w:instrText xml:space="preserve"> PAGEREF _Toc228031746 \h </w:instrText>
         </w:r>
         <w:r>
           <w:rPr>
@@ -3289,7 +3901,7 @@
             <w:noProof/>
             <w:webHidden/>
           </w:rPr>
-          <w:t>20</w:t>
+          <w:t>21</w:t>
         </w:r>
         <w:r>
           <w:rPr>
@@ -3313,11 +3925,11 @@
           <w:kern w:val="2"/>
           <w:sz w:val="24"/>
           <w:szCs w:val="24"/>
-          <w:lang w:val="de-AT" w:eastAsia="de-AT"/>
+          <w:lang w:val="de-DE"/>
           <w14:ligatures w14:val="standardContextual"/>
         </w:rPr>
       </w:pPr>
-      <w:hyperlink w:anchor="_Toc227931189" w:history="1">
+      <w:hyperlink w:anchor="_Toc228031747" w:history="1">
         <w:r>
           <w:rPr>
             <w:rStyle w:val="Hyperlink"/>
@@ -3332,7 +3944,7 @@
             <w:kern w:val="2"/>
             <w:sz w:val="24"/>
             <w:szCs w:val="24"/>
-            <w:lang w:val="de-AT" w:eastAsia="de-AT"/>
+            <w:lang w:val="de-DE"/>
             <w14:ligatures w14:val="standardContextual"/>
           </w:rPr>
           <w:tab/>
@@ -3363,7 +3975,7 @@
             <w:noProof/>
             <w:webHidden/>
           </w:rPr>
-          <w:instrText xml:space="preserve"> PAGEREF _Toc227931189 \h </w:instrText>
+          <w:instrText xml:space="preserve"> PAGEREF _Toc228031747 \h </w:instrText>
         </w:r>
         <w:r>
           <w:rPr>
@@ -3383,7 +3995,7 @@
             <w:noProof/>
             <w:webHidden/>
           </w:rPr>
-          <w:t>20</w:t>
+          <w:t>21</w:t>
         </w:r>
         <w:r>
           <w:rPr>
@@ -3407,11 +4019,11 @@
           <w:kern w:val="2"/>
           <w:sz w:val="24"/>
           <w:szCs w:val="24"/>
-          <w:lang w:val="de-AT" w:eastAsia="de-AT"/>
+          <w:lang w:val="de-DE"/>
           <w14:ligatures w14:val="standardContextual"/>
         </w:rPr>
       </w:pPr>
-      <w:hyperlink w:anchor="_Toc227931190" w:history="1">
+      <w:hyperlink w:anchor="_Toc228031748" w:history="1">
         <w:r>
           <w:rPr>
             <w:rStyle w:val="Hyperlink"/>
@@ -3426,7 +4038,7 @@
             <w:kern w:val="2"/>
             <w:sz w:val="24"/>
             <w:szCs w:val="24"/>
-            <w:lang w:val="de-AT" w:eastAsia="de-AT"/>
+            <w:lang w:val="de-DE"/>
             <w14:ligatures w14:val="standardContextual"/>
           </w:rPr>
           <w:tab/>
@@ -3457,7 +4069,7 @@
             <w:noProof/>
             <w:webHidden/>
           </w:rPr>
-          <w:instrText xml:space="preserve"> PAGEREF _Toc227931190 \h </w:instrText>
+          <w:instrText xml:space="preserve"> PAGEREF _Toc228031748 \h </w:instrText>
         </w:r>
         <w:r>
           <w:rPr>
@@ -3477,7 +4089,7 @@
             <w:noProof/>
             <w:webHidden/>
           </w:rPr>
-          <w:t>21</w:t>
+          <w:t>22</w:t>
         </w:r>
         <w:r>
           <w:rPr>
@@ -3501,11 +4113,11 @@
           <w:kern w:val="2"/>
           <w:sz w:val="24"/>
           <w:szCs w:val="24"/>
-          <w:lang w:val="de-AT" w:eastAsia="de-AT"/>
+          <w:lang w:val="de-DE"/>
           <w14:ligatures w14:val="standardContextual"/>
         </w:rPr>
       </w:pPr>
-      <w:hyperlink w:anchor="_Toc227931191" w:history="1">
+      <w:hyperlink w:anchor="_Toc228031749" w:history="1">
         <w:r>
           <w:rPr>
             <w:rStyle w:val="Hyperlink"/>
@@ -3520,7 +4132,7 @@
             <w:kern w:val="2"/>
             <w:sz w:val="24"/>
             <w:szCs w:val="24"/>
-            <w:lang w:val="de-AT" w:eastAsia="de-AT"/>
+            <w:lang w:val="de-DE"/>
             <w14:ligatures w14:val="standardContextual"/>
           </w:rPr>
           <w:tab/>
@@ -3551,7 +4163,7 @@
             <w:noProof/>
             <w:webHidden/>
           </w:rPr>
-          <w:instrText xml:space="preserve"> PAGEREF _Toc227931191 \h </w:instrText>
+          <w:instrText xml:space="preserve"> PAGEREF _Toc228031749 \h </w:instrText>
         </w:r>
         <w:r>
           <w:rPr>
@@ -3571,7 +4183,7 @@
             <w:noProof/>
             <w:webHidden/>
           </w:rPr>
-          <w:t>21</w:t>
+          <w:t>22</w:t>
         </w:r>
         <w:r>
           <w:rPr>
@@ -3595,11 +4207,11 @@
           <w:kern w:val="2"/>
           <w:sz w:val="24"/>
           <w:szCs w:val="24"/>
-          <w:lang w:val="de-AT" w:eastAsia="de-AT"/>
+          <w:lang w:val="de-DE"/>
           <w14:ligatures w14:val="standardContextual"/>
         </w:rPr>
       </w:pPr>
-      <w:hyperlink w:anchor="_Toc227931192" w:history="1">
+      <w:hyperlink w:anchor="_Toc228031750" w:history="1">
         <w:r>
           <w:rPr>
             <w:rStyle w:val="Hyperlink"/>
@@ -3614,7 +4226,7 @@
             <w:kern w:val="2"/>
             <w:sz w:val="24"/>
             <w:szCs w:val="24"/>
-            <w:lang w:val="de-AT" w:eastAsia="de-AT"/>
+            <w:lang w:val="de-DE"/>
             <w14:ligatures w14:val="standardContextual"/>
           </w:rPr>
           <w:tab/>
@@ -3645,7 +4257,7 @@
             <w:noProof/>
             <w:webHidden/>
           </w:rPr>
-          <w:instrText xml:space="preserve"> PAGEREF _Toc227931192 \h </w:instrText>
+          <w:instrText xml:space="preserve"> PAGEREF _Toc228031750 \h </w:instrText>
         </w:r>
         <w:r>
           <w:rPr>
@@ -3665,7 +4277,7 @@
             <w:noProof/>
             <w:webHidden/>
           </w:rPr>
-          <w:t>22</w:t>
+          <w:t>23</w:t>
         </w:r>
         <w:r>
           <w:rPr>
@@ -3686,11 +4298,11 @@
           <w:kern w:val="2"/>
           <w:sz w:val="24"/>
           <w:szCs w:val="24"/>
-          <w:lang w:val="de-AT" w:eastAsia="de-AT"/>
+          <w:lang w:val="de-DE"/>
           <w14:ligatures w14:val="standardContextual"/>
         </w:rPr>
       </w:pPr>
-      <w:hyperlink w:anchor="_Toc227931193" w:history="1">
+      <w:hyperlink w:anchor="_Toc228031751" w:history="1">
         <w:r>
           <w:rPr>
             <w:rStyle w:val="Hyperlink"/>
@@ -3706,7 +4318,7 @@
             <w:kern w:val="2"/>
             <w:sz w:val="24"/>
             <w:szCs w:val="24"/>
-            <w:lang w:val="de-AT" w:eastAsia="de-AT"/>
+            <w:lang w:val="de-DE"/>
             <w14:ligatures w14:val="standardContextual"/>
           </w:rPr>
           <w:tab/>
@@ -3737,7 +4349,7 @@
             <w:noProof/>
             <w:webHidden/>
           </w:rPr>
-          <w:instrText xml:space="preserve"> PAGEREF _Toc227931193 \h </w:instrText>
+          <w:instrText xml:space="preserve"> PAGEREF _Toc228031751 \h </w:instrText>
         </w:r>
         <w:r>
           <w:rPr>
@@ -3757,7 +4369,7 @@
             <w:noProof/>
             <w:webHidden/>
           </w:rPr>
-          <w:t>23</w:t>
+          <w:t>24</w:t>
         </w:r>
         <w:r>
           <w:rPr>
@@ -3778,11 +4390,11 @@
           <w:kern w:val="2"/>
           <w:sz w:val="24"/>
           <w:szCs w:val="24"/>
-          <w:lang w:val="de-AT" w:eastAsia="de-AT"/>
+          <w:lang w:val="de-DE"/>
           <w14:ligatures w14:val="standardContextual"/>
         </w:rPr>
       </w:pPr>
-      <w:hyperlink w:anchor="_Toc227931194" w:history="1">
+      <w:hyperlink w:anchor="_Toc228031752" w:history="1">
         <w:r>
           <w:rPr>
             <w:rStyle w:val="Hyperlink"/>
@@ -3798,7 +4410,7 @@
             <w:kern w:val="2"/>
             <w:sz w:val="24"/>
             <w:szCs w:val="24"/>
-            <w:lang w:val="de-AT" w:eastAsia="de-AT"/>
+            <w:lang w:val="de-DE"/>
             <w14:ligatures w14:val="standardContextual"/>
           </w:rPr>
           <w:tab/>
@@ -3829,7 +4441,7 @@
             <w:noProof/>
             <w:webHidden/>
           </w:rPr>
-          <w:instrText xml:space="preserve"> PAGEREF _Toc227931194 \h </w:instrText>
+          <w:instrText xml:space="preserve"> PAGEREF _Toc228031752 \h </w:instrText>
         </w:r>
         <w:r>
           <w:rPr>
@@ -3849,7 +4461,7 @@
             <w:noProof/>
             <w:webHidden/>
           </w:rPr>
-          <w:t>24</w:t>
+          <w:t>25</w:t>
         </w:r>
         <w:r>
           <w:rPr>
@@ -3874,11 +4486,11 @@
           <w:kern w:val="2"/>
           <w:sz w:val="24"/>
           <w:szCs w:val="24"/>
-          <w:lang w:val="de-AT" w:eastAsia="de-AT"/>
+          <w:lang w:val="de-DE"/>
           <w14:ligatures w14:val="standardContextual"/>
         </w:rPr>
       </w:pPr>
-      <w:hyperlink w:anchor="_Toc227931195" w:history="1">
+      <w:hyperlink w:anchor="_Toc228031753" w:history="1">
         <w:r>
           <w:rPr>
             <w:rStyle w:val="Hyperlink"/>
@@ -3894,7 +4506,7 @@
             <w:kern w:val="2"/>
             <w:sz w:val="24"/>
             <w:szCs w:val="24"/>
-            <w:lang w:val="de-AT" w:eastAsia="de-AT"/>
+            <w:lang w:val="de-DE"/>
             <w14:ligatures w14:val="standardContextual"/>
           </w:rPr>
           <w:tab/>
@@ -3925,7 +4537,7 @@
             <w:noProof/>
             <w:webHidden/>
           </w:rPr>
-          <w:instrText xml:space="preserve"> PAGEREF _Toc227931195 \h </w:instrText>
+          <w:instrText xml:space="preserve"> PAGEREF _Toc228031753 \h </w:instrText>
         </w:r>
         <w:r>
           <w:rPr>
@@ -3945,7 +4557,7 @@
             <w:noProof/>
             <w:webHidden/>
           </w:rPr>
-          <w:t>24</w:t>
+          <w:t>25</w:t>
         </w:r>
         <w:r>
           <w:rPr>
@@ -3970,11 +4582,11 @@
           <w:kern w:val="2"/>
           <w:sz w:val="24"/>
           <w:szCs w:val="24"/>
-          <w:lang w:val="de-AT" w:eastAsia="de-AT"/>
+          <w:lang w:val="de-DE"/>
           <w14:ligatures w14:val="standardContextual"/>
         </w:rPr>
       </w:pPr>
-      <w:hyperlink w:anchor="_Toc227931196" w:history="1">
+      <w:hyperlink w:anchor="_Toc228031754" w:history="1">
         <w:r>
           <w:rPr>
             <w:rStyle w:val="Hyperlink"/>
@@ -3990,7 +4602,7 @@
             <w:kern w:val="2"/>
             <w:sz w:val="24"/>
             <w:szCs w:val="24"/>
-            <w:lang w:val="de-AT" w:eastAsia="de-AT"/>
+            <w:lang w:val="de-DE"/>
             <w14:ligatures w14:val="standardContextual"/>
           </w:rPr>
           <w:tab/>
@@ -4021,7 +4633,7 @@
             <w:noProof/>
             <w:webHidden/>
           </w:rPr>
-          <w:instrText xml:space="preserve"> PAGEREF _Toc227931196 \h </w:instrText>
+          <w:instrText xml:space="preserve"> PAGEREF _Toc228031754 \h </w:instrText>
         </w:r>
         <w:r>
           <w:rPr>
@@ -4041,7 +4653,7 @@
             <w:noProof/>
             <w:webHidden/>
           </w:rPr>
-          <w:t>24</w:t>
+          <w:t>25</w:t>
         </w:r>
         <w:r>
           <w:rPr>
@@ -4061,11 +4673,11 @@
           <w:kern w:val="2"/>
           <w:sz w:val="24"/>
           <w:szCs w:val="24"/>
-          <w:lang w:val="de-AT" w:eastAsia="de-AT"/>
+          <w:lang w:val="de-DE"/>
           <w14:ligatures w14:val="standardContextual"/>
         </w:rPr>
       </w:pPr>
-      <w:hyperlink w:anchor="_Toc227931197" w:history="1">
+      <w:hyperlink w:anchor="_Toc228031755" w:history="1">
         <w:r>
           <w:rPr>
             <w:rStyle w:val="Hyperlink"/>
@@ -4081,7 +4693,7 @@
             <w:kern w:val="2"/>
             <w:sz w:val="24"/>
             <w:szCs w:val="24"/>
-            <w:lang w:val="de-AT" w:eastAsia="de-AT"/>
+            <w:lang w:val="de-DE"/>
             <w14:ligatures w14:val="standardContextual"/>
           </w:rPr>
           <w:tab/>
@@ -4113,7 +4725,7 @@
             <w:noProof/>
             <w:webHidden/>
           </w:rPr>
-          <w:instrText xml:space="preserve"> PAGEREF _Toc227931197 \h </w:instrText>
+          <w:instrText xml:space="preserve"> PAGEREF _Toc228031755 \h </w:instrText>
         </w:r>
         <w:r>
           <w:rPr>
@@ -4133,7 +4745,7 @@
             <w:noProof/>
             <w:webHidden/>
           </w:rPr>
-          <w:t>24</w:t>
+          <w:t>25</w:t>
         </w:r>
         <w:r>
           <w:rPr>
@@ -4153,11 +4765,11 @@
           <w:kern w:val="2"/>
           <w:sz w:val="24"/>
           <w:szCs w:val="24"/>
-          <w:lang w:val="de-AT" w:eastAsia="de-AT"/>
+          <w:lang w:val="de-DE"/>
           <w14:ligatures w14:val="standardContextual"/>
         </w:rPr>
       </w:pPr>
-      <w:hyperlink w:anchor="_Toc227931198" w:history="1">
+      <w:hyperlink w:anchor="_Toc228031756" w:history="1">
         <w:r>
           <w:rPr>
             <w:rStyle w:val="Hyperlink"/>
@@ -4173,7 +4785,7 @@
             <w:kern w:val="2"/>
             <w:sz w:val="24"/>
             <w:szCs w:val="24"/>
-            <w:lang w:val="de-AT" w:eastAsia="de-AT"/>
+            <w:lang w:val="de-DE"/>
             <w14:ligatures w14:val="standardContextual"/>
           </w:rPr>
           <w:tab/>
@@ -4205,7 +4817,7 @@
             <w:noProof/>
             <w:webHidden/>
           </w:rPr>
-          <w:instrText xml:space="preserve"> PAGEREF _Toc227931198 \h </w:instrText>
+          <w:instrText xml:space="preserve"> PAGEREF _Toc228031756 \h </w:instrText>
         </w:r>
         <w:r>
           <w:rPr>
@@ -4225,7 +4837,7 @@
             <w:noProof/>
             <w:webHidden/>
           </w:rPr>
-          <w:t>24</w:t>
+          <w:t>25</w:t>
         </w:r>
         <w:r>
           <w:rPr>
@@ -4250,11 +4862,11 @@
           <w:kern w:val="2"/>
           <w:sz w:val="24"/>
           <w:szCs w:val="24"/>
-          <w:lang w:val="de-AT" w:eastAsia="de-AT"/>
+          <w:lang w:val="de-DE"/>
           <w14:ligatures w14:val="standardContextual"/>
         </w:rPr>
       </w:pPr>
-      <w:hyperlink w:anchor="_Toc227931199" w:history="1">
+      <w:hyperlink w:anchor="_Toc228031757" w:history="1">
         <w:r>
           <w:rPr>
             <w:rStyle w:val="Hyperlink"/>
@@ -4270,7 +4882,7 @@
             <w:kern w:val="2"/>
             <w:sz w:val="24"/>
             <w:szCs w:val="24"/>
-            <w:lang w:val="de-AT" w:eastAsia="de-AT"/>
+            <w:lang w:val="de-DE"/>
             <w14:ligatures w14:val="standardContextual"/>
           </w:rPr>
           <w:tab/>
@@ -4301,7 +4913,7 @@
             <w:noProof/>
             <w:webHidden/>
           </w:rPr>
-          <w:instrText xml:space="preserve"> PAGEREF _Toc227931199 \h </w:instrText>
+          <w:instrText xml:space="preserve"> PAGEREF _Toc228031757 \h </w:instrText>
         </w:r>
         <w:r>
           <w:rPr>
@@ -4321,7 +4933,7 @@
             <w:noProof/>
             <w:webHidden/>
           </w:rPr>
-          <w:t>25</w:t>
+          <w:t>26</w:t>
         </w:r>
         <w:r>
           <w:rPr>
@@ -4341,11 +4953,11 @@
           <w:kern w:val="2"/>
           <w:sz w:val="24"/>
           <w:szCs w:val="24"/>
-          <w:lang w:val="de-AT" w:eastAsia="de-AT"/>
+          <w:lang w:val="de-DE"/>
           <w14:ligatures w14:val="standardContextual"/>
         </w:rPr>
       </w:pPr>
-      <w:hyperlink w:anchor="_Toc227931200" w:history="1">
+      <w:hyperlink w:anchor="_Toc228031758" w:history="1">
         <w:r>
           <w:rPr>
             <w:rStyle w:val="Hyperlink"/>
@@ -4361,7 +4973,7 @@
             <w:kern w:val="2"/>
             <w:sz w:val="24"/>
             <w:szCs w:val="24"/>
-            <w:lang w:val="de-AT" w:eastAsia="de-AT"/>
+            <w:lang w:val="de-DE"/>
             <w14:ligatures w14:val="standardContextual"/>
           </w:rPr>
           <w:tab/>
@@ -4393,7 +5005,7 @@
             <w:noProof/>
             <w:webHidden/>
           </w:rPr>
-          <w:instrText xml:space="preserve"> PAGEREF _Toc227931200 \h </w:instrText>
+          <w:instrText xml:space="preserve"> PAGEREF _Toc228031758 \h </w:instrText>
         </w:r>
         <w:r>
           <w:rPr>
@@ -4413,7 +5025,7 @@
             <w:noProof/>
             <w:webHidden/>
           </w:rPr>
-          <w:t>25</w:t>
+          <w:t>26</w:t>
         </w:r>
         <w:r>
           <w:rPr>
@@ -4433,11 +5045,11 @@
           <w:kern w:val="2"/>
           <w:sz w:val="24"/>
           <w:szCs w:val="24"/>
-          <w:lang w:val="de-AT" w:eastAsia="de-AT"/>
+          <w:lang w:val="de-DE"/>
           <w14:ligatures w14:val="standardContextual"/>
         </w:rPr>
       </w:pPr>
-      <w:hyperlink w:anchor="_Toc227931201" w:history="1">
+      <w:hyperlink w:anchor="_Toc228031759" w:history="1">
         <w:r>
           <w:rPr>
             <w:rStyle w:val="Hyperlink"/>
@@ -4453,7 +5065,7 @@
             <w:kern w:val="2"/>
             <w:sz w:val="24"/>
             <w:szCs w:val="24"/>
-            <w:lang w:val="de-AT" w:eastAsia="de-AT"/>
+            <w:lang w:val="de-DE"/>
             <w14:ligatures w14:val="standardContextual"/>
           </w:rPr>
           <w:tab/>
@@ -4485,7 +5097,7 @@
             <w:noProof/>
             <w:webHidden/>
           </w:rPr>
-          <w:instrText xml:space="preserve"> PAGEREF _Toc227931201 \h </w:instrText>
+          <w:instrText xml:space="preserve"> PAGEREF _Toc228031759 \h </w:instrText>
         </w:r>
         <w:r>
           <w:rPr>
@@ -4505,7 +5117,7 @@
             <w:noProof/>
             <w:webHidden/>
           </w:rPr>
-          <w:t>26</w:t>
+          <w:t>27</w:t>
         </w:r>
         <w:r>
           <w:rPr>
@@ -4525,11 +5137,11 @@
           <w:kern w:val="2"/>
           <w:sz w:val="24"/>
           <w:szCs w:val="24"/>
-          <w:lang w:val="de-AT" w:eastAsia="de-AT"/>
+          <w:lang w:val="de-DE"/>
           <w14:ligatures w14:val="standardContextual"/>
         </w:rPr>
       </w:pPr>
-      <w:hyperlink w:anchor="_Toc227931202" w:history="1">
+      <w:hyperlink w:anchor="_Toc228031760" w:history="1">
         <w:r>
           <w:rPr>
             <w:rStyle w:val="Hyperlink"/>
@@ -4545,7 +5157,7 @@
             <w:kern w:val="2"/>
             <w:sz w:val="24"/>
             <w:szCs w:val="24"/>
-            <w:lang w:val="de-AT" w:eastAsia="de-AT"/>
+            <w:lang w:val="de-DE"/>
             <w14:ligatures w14:val="standardContextual"/>
           </w:rPr>
           <w:tab/>
@@ -4577,7 +5189,7 @@
             <w:noProof/>
             <w:webHidden/>
           </w:rPr>
-          <w:instrText xml:space="preserve"> PAGEREF _Toc227931202 \h </w:instrText>
+          <w:instrText xml:space="preserve"> PAGEREF _Toc228031760 \h </w:instrText>
         </w:r>
         <w:r>
           <w:rPr>
@@ -4597,7 +5209,7 @@
             <w:noProof/>
             <w:webHidden/>
           </w:rPr>
-          <w:t>26</w:t>
+          <w:t>27</w:t>
         </w:r>
         <w:r>
           <w:rPr>
@@ -4617,11 +5229,11 @@
           <w:kern w:val="2"/>
           <w:sz w:val="24"/>
           <w:szCs w:val="24"/>
-          <w:lang w:val="de-AT" w:eastAsia="de-AT"/>
+          <w:lang w:val="de-DE"/>
           <w14:ligatures w14:val="standardContextual"/>
         </w:rPr>
       </w:pPr>
-      <w:hyperlink w:anchor="_Toc227931203" w:history="1">
+      <w:hyperlink w:anchor="_Toc228031761" w:history="1">
         <w:r>
           <w:rPr>
             <w:rStyle w:val="Hyperlink"/>
@@ -4637,7 +5249,7 @@
             <w:kern w:val="2"/>
             <w:sz w:val="24"/>
             <w:szCs w:val="24"/>
-            <w:lang w:val="de-AT" w:eastAsia="de-AT"/>
+            <w:lang w:val="de-DE"/>
             <w14:ligatures w14:val="standardContextual"/>
           </w:rPr>
           <w:tab/>
@@ -4669,7 +5281,7 @@
             <w:noProof/>
             <w:webHidden/>
           </w:rPr>
-          <w:instrText xml:space="preserve"> PAGEREF _Toc227931203 \h </w:instrText>
+          <w:instrText xml:space="preserve"> PAGEREF _Toc228031761 \h </w:instrText>
         </w:r>
         <w:r>
           <w:rPr>
@@ -4689,7 +5301,7 @@
             <w:noProof/>
             <w:webHidden/>
           </w:rPr>
-          <w:t>27</w:t>
+          <w:t>28</w:t>
         </w:r>
         <w:r>
           <w:rPr>
@@ -4709,11 +5321,11 @@
           <w:kern w:val="2"/>
           <w:sz w:val="24"/>
           <w:szCs w:val="24"/>
-          <w:lang w:val="de-AT" w:eastAsia="de-AT"/>
+          <w:lang w:val="de-DE"/>
           <w14:ligatures w14:val="standardContextual"/>
         </w:rPr>
       </w:pPr>
-      <w:hyperlink w:anchor="_Toc227931204" w:history="1">
+      <w:hyperlink w:anchor="_Toc228031762" w:history="1">
         <w:r>
           <w:rPr>
             <w:rStyle w:val="Hyperlink"/>
@@ -4729,7 +5341,7 @@
             <w:kern w:val="2"/>
             <w:sz w:val="24"/>
             <w:szCs w:val="24"/>
-            <w:lang w:val="de-AT" w:eastAsia="de-AT"/>
+            <w:lang w:val="de-DE"/>
             <w14:ligatures w14:val="standardContextual"/>
           </w:rPr>
           <w:tab/>
@@ -4761,7 +5373,7 @@
             <w:noProof/>
             <w:webHidden/>
           </w:rPr>
-          <w:instrText xml:space="preserve"> PAGEREF _Toc227931204 \h </w:instrText>
+          <w:instrText xml:space="preserve"> PAGEREF _Toc228031762 \h </w:instrText>
         </w:r>
         <w:r>
           <w:rPr>
@@ -4781,7 +5393,7 @@
             <w:noProof/>
             <w:webHidden/>
           </w:rPr>
-          <w:t>27</w:t>
+          <w:t>28</w:t>
         </w:r>
         <w:r>
           <w:rPr>
@@ -4806,11 +5418,11 @@
           <w:kern w:val="2"/>
           <w:sz w:val="24"/>
           <w:szCs w:val="24"/>
-          <w:lang w:val="de-AT" w:eastAsia="de-AT"/>
+          <w:lang w:val="de-DE"/>
           <w14:ligatures w14:val="standardContextual"/>
         </w:rPr>
       </w:pPr>
-      <w:hyperlink w:anchor="_Toc227931205" w:history="1">
+      <w:hyperlink w:anchor="_Toc228031763" w:history="1">
         <w:r>
           <w:rPr>
             <w:rStyle w:val="Hyperlink"/>
@@ -4826,7 +5438,7 @@
             <w:kern w:val="2"/>
             <w:sz w:val="24"/>
             <w:szCs w:val="24"/>
-            <w:lang w:val="de-AT" w:eastAsia="de-AT"/>
+            <w:lang w:val="de-DE"/>
             <w14:ligatures w14:val="standardContextual"/>
           </w:rPr>
           <w:tab/>
@@ -4857,7 +5469,7 @@
             <w:noProof/>
             <w:webHidden/>
           </w:rPr>
-          <w:instrText xml:space="preserve"> PAGEREF _Toc227931205 \h </w:instrText>
+          <w:instrText xml:space="preserve"> PAGEREF _Toc228031763 \h </w:instrText>
         </w:r>
         <w:r>
           <w:rPr>
@@ -4877,7 +5489,7 @@
             <w:noProof/>
             <w:webHidden/>
           </w:rPr>
-          <w:t>27</w:t>
+          <w:t>29</w:t>
         </w:r>
         <w:r>
           <w:rPr>
@@ -4897,11 +5509,11 @@
           <w:kern w:val="2"/>
           <w:sz w:val="24"/>
           <w:szCs w:val="24"/>
-          <w:lang w:val="de-AT" w:eastAsia="de-AT"/>
+          <w:lang w:val="de-DE"/>
           <w14:ligatures w14:val="standardContextual"/>
         </w:rPr>
       </w:pPr>
-      <w:hyperlink w:anchor="_Toc227931206" w:history="1">
+      <w:hyperlink w:anchor="_Toc228031764" w:history="1">
         <w:r>
           <w:rPr>
             <w:rStyle w:val="Hyperlink"/>
@@ -4917,7 +5529,7 @@
             <w:kern w:val="2"/>
             <w:sz w:val="24"/>
             <w:szCs w:val="24"/>
-            <w:lang w:val="de-AT" w:eastAsia="de-AT"/>
+            <w:lang w:val="de-DE"/>
             <w14:ligatures w14:val="standardContextual"/>
           </w:rPr>
           <w:tab/>
@@ -4949,7 +5561,7 @@
             <w:noProof/>
             <w:webHidden/>
           </w:rPr>
-          <w:instrText xml:space="preserve"> PAGEREF _Toc227931206 \h </w:instrText>
+          <w:instrText xml:space="preserve"> PAGEREF _Toc228031764 \h </w:instrText>
         </w:r>
         <w:r>
           <w:rPr>
@@ -4969,7 +5581,7 @@
             <w:noProof/>
             <w:webHidden/>
           </w:rPr>
-          <w:t>28</w:t>
+          <w:t>29</w:t>
         </w:r>
         <w:r>
           <w:rPr>
@@ -4989,11 +5601,11 @@
           <w:kern w:val="2"/>
           <w:sz w:val="24"/>
           <w:szCs w:val="24"/>
-          <w:lang w:val="de-AT" w:eastAsia="de-AT"/>
+          <w:lang w:val="de-DE"/>
           <w14:ligatures w14:val="standardContextual"/>
         </w:rPr>
       </w:pPr>
-      <w:hyperlink w:anchor="_Toc227931207" w:history="1">
+      <w:hyperlink w:anchor="_Toc228031765" w:history="1">
         <w:r>
           <w:rPr>
             <w:rStyle w:val="Hyperlink"/>
@@ -5004,6 +5616,26 @@
         </w:r>
         <w:r>
           <w:rPr>
+            <w:rFonts w:asciiTheme="minorHAnsi" w:eastAsiaTheme="minorEastAsia" w:hAnsiTheme="minorHAnsi" w:cstheme="minorBidi"/>
+            <w:noProof/>
+            <w:kern w:val="2"/>
+            <w:sz w:val="24"/>
+            <w:szCs w:val="24"/>
+            <w:lang w:val="de-DE"/>
+            <w14:ligatures w14:val="standardContextual"/>
+          </w:rPr>
+          <w:tab/>
+        </w:r>
+        <w:r>
+          <w:rPr>
+            <w:rStyle w:val="Hyperlink"/>
+            <w:noProof/>
+            <w:lang w:eastAsia="de-AT"/>
+          </w:rPr>
+          <w:t>Action Transformation</w:t>
+        </w:r>
+        <w:r>
+          <w:rPr>
             <w:noProof/>
             <w:webHidden/>
           </w:rPr>
@@ -5021,7 +5653,7 @@
             <w:noProof/>
             <w:webHidden/>
           </w:rPr>
-          <w:instrText xml:space="preserve"> PAGEREF _Toc227931207 \h </w:instrText>
+          <w:instrText xml:space="preserve"> PAGEREF _Toc228031765 \h </w:instrText>
         </w:r>
         <w:r>
           <w:rPr>
@@ -5041,7 +5673,7 @@
             <w:noProof/>
             <w:webHidden/>
           </w:rPr>
-          <w:t>28</w:t>
+          <w:t>30</w:t>
         </w:r>
         <w:r>
           <w:rPr>
@@ -5061,11 +5693,11 @@
           <w:kern w:val="2"/>
           <w:sz w:val="24"/>
           <w:szCs w:val="24"/>
-          <w:lang w:val="de-AT" w:eastAsia="de-AT"/>
+          <w:lang w:val="de-DE"/>
           <w14:ligatures w14:val="standardContextual"/>
         </w:rPr>
       </w:pPr>
-      <w:hyperlink w:anchor="_Toc227931208" w:history="1">
+      <w:hyperlink w:anchor="_Toc228031766" w:history="1">
         <w:r>
           <w:rPr>
             <w:rStyle w:val="Hyperlink"/>
@@ -5081,7 +5713,7 @@
             <w:kern w:val="2"/>
             <w:sz w:val="24"/>
             <w:szCs w:val="24"/>
-            <w:lang w:val="de-AT" w:eastAsia="de-AT"/>
+            <w:lang w:val="de-DE"/>
             <w14:ligatures w14:val="standardContextual"/>
           </w:rPr>
           <w:tab/>
@@ -5092,7 +5724,7 @@
             <w:noProof/>
             <w:lang w:eastAsia="de-AT"/>
           </w:rPr>
-          <w:t>Action Transformation</w:t>
+          <w:t>PreCalculator</w:t>
         </w:r>
         <w:r>
           <w:rPr>
@@ -5113,7 +5745,7 @@
             <w:noProof/>
             <w:webHidden/>
           </w:rPr>
-          <w:instrText xml:space="preserve"> PAGEREF _Toc227931208 \h </w:instrText>
+          <w:instrText xml:space="preserve"> PAGEREF _Toc228031766 \h </w:instrText>
         </w:r>
         <w:r>
           <w:rPr>
@@ -5133,7 +5765,7 @@
             <w:noProof/>
             <w:webHidden/>
           </w:rPr>
-          <w:t>28</w:t>
+          <w:t>30</w:t>
         </w:r>
         <w:r>
           <w:rPr>
@@ -5153,11 +5785,11 @@
           <w:kern w:val="2"/>
           <w:sz w:val="24"/>
           <w:szCs w:val="24"/>
-          <w:lang w:val="de-AT" w:eastAsia="de-AT"/>
+          <w:lang w:val="de-DE"/>
           <w14:ligatures w14:val="standardContextual"/>
         </w:rPr>
       </w:pPr>
-      <w:hyperlink w:anchor="_Toc227931209" w:history="1">
+      <w:hyperlink w:anchor="_Toc228031767" w:history="1">
         <w:r>
           <w:rPr>
             <w:rStyle w:val="Hyperlink"/>
@@ -5173,7 +5805,7 @@
             <w:kern w:val="2"/>
             <w:sz w:val="24"/>
             <w:szCs w:val="24"/>
-            <w:lang w:val="de-AT" w:eastAsia="de-AT"/>
+            <w:lang w:val="de-DE"/>
             <w14:ligatures w14:val="standardContextual"/>
           </w:rPr>
           <w:tab/>
@@ -5184,7 +5816,7 @@
             <w:noProof/>
             <w:lang w:eastAsia="de-AT"/>
           </w:rPr>
-          <w:t>PreCalculator and State Expansion</w:t>
+          <w:t>Parent-Child Abstraction</w:t>
         </w:r>
         <w:r>
           <w:rPr>
@@ -5205,7 +5837,7 @@
             <w:noProof/>
             <w:webHidden/>
           </w:rPr>
-          <w:instrText xml:space="preserve"> PAGEREF _Toc227931209 \h </w:instrText>
+          <w:instrText xml:space="preserve"> PAGEREF _Toc228031767 \h </w:instrText>
         </w:r>
         <w:r>
           <w:rPr>
@@ -5225,7 +5857,7 @@
             <w:noProof/>
             <w:webHidden/>
           </w:rPr>
-          <w:t>28</w:t>
+          <w:t>31</w:t>
         </w:r>
         <w:r>
           <w:rPr>
@@ -5245,11 +5877,11 @@
           <w:kern w:val="2"/>
           <w:sz w:val="24"/>
           <w:szCs w:val="24"/>
-          <w:lang w:val="de-AT" w:eastAsia="de-AT"/>
+          <w:lang w:val="de-DE"/>
           <w14:ligatures w14:val="standardContextual"/>
         </w:rPr>
       </w:pPr>
-      <w:hyperlink w:anchor="_Toc227931210" w:history="1">
+      <w:hyperlink w:anchor="_Toc228031768" w:history="1">
         <w:r>
           <w:rPr>
             <w:rStyle w:val="Hyperlink"/>
@@ -5265,7 +5897,7 @@
             <w:kern w:val="2"/>
             <w:sz w:val="24"/>
             <w:szCs w:val="24"/>
-            <w:lang w:val="de-AT" w:eastAsia="de-AT"/>
+            <w:lang w:val="de-DE"/>
             <w14:ligatures w14:val="standardContextual"/>
           </w:rPr>
           <w:tab/>
@@ -5276,7 +5908,7 @@
             <w:noProof/>
             <w:lang w:eastAsia="de-AT"/>
           </w:rPr>
-          <w:t>Parent-Child Abstraction</w:t>
+          <w:t>Reconstruction</w:t>
         </w:r>
         <w:r>
           <w:rPr>
@@ -5297,7 +5929,7 @@
             <w:noProof/>
             <w:webHidden/>
           </w:rPr>
-          <w:instrText xml:space="preserve"> PAGEREF _Toc227931210 \h </w:instrText>
+          <w:instrText xml:space="preserve"> PAGEREF _Toc228031768 \h </w:instrText>
         </w:r>
         <w:r>
           <w:rPr>
@@ -5317,99 +5949,7 @@
             <w:noProof/>
             <w:webHidden/>
           </w:rPr>
-          <w:t>28</w:t>
-        </w:r>
-        <w:r>
-          <w:rPr>
-            <w:noProof/>
-            <w:webHidden/>
-          </w:rPr>
-          <w:fldChar w:fldCharType="end"/>
-        </w:r>
-      </w:hyperlink>
-    </w:p>
-    <w:p>
-      <w:pPr>
-        <w:pStyle w:val="Verzeichnis3"/>
-        <w:rPr>
-          <w:rFonts w:asciiTheme="minorHAnsi" w:eastAsiaTheme="minorEastAsia" w:hAnsiTheme="minorHAnsi" w:cstheme="minorBidi"/>
-          <w:noProof/>
-          <w:kern w:val="2"/>
-          <w:sz w:val="24"/>
-          <w:szCs w:val="24"/>
-          <w:lang w:val="de-AT" w:eastAsia="de-AT"/>
-          <w14:ligatures w14:val="standardContextual"/>
-        </w:rPr>
-      </w:pPr>
-      <w:hyperlink w:anchor="_Toc227931211" w:history="1">
-        <w:r>
-          <w:rPr>
-            <w:rStyle w:val="Hyperlink"/>
-            <w:noProof/>
-            <w:lang w:eastAsia="de-AT"/>
-          </w:rPr>
-          <w:t>7.4.6</w:t>
-        </w:r>
-        <w:r>
-          <w:rPr>
-            <w:rFonts w:asciiTheme="minorHAnsi" w:eastAsiaTheme="minorEastAsia" w:hAnsiTheme="minorHAnsi" w:cstheme="minorBidi"/>
-            <w:noProof/>
-            <w:kern w:val="2"/>
-            <w:sz w:val="24"/>
-            <w:szCs w:val="24"/>
-            <w:lang w:val="de-AT" w:eastAsia="de-AT"/>
-            <w14:ligatures w14:val="standardContextual"/>
-          </w:rPr>
-          <w:tab/>
-        </w:r>
-        <w:r>
-          <w:rPr>
-            <w:rStyle w:val="Hyperlink"/>
-            <w:noProof/>
-            <w:lang w:eastAsia="de-AT"/>
-          </w:rPr>
-          <w:t>Reconstruction</w:t>
-        </w:r>
-        <w:r>
-          <w:rPr>
-            <w:noProof/>
-            <w:webHidden/>
-          </w:rPr>
-          <w:tab/>
-        </w:r>
-        <w:r>
-          <w:rPr>
-            <w:noProof/>
-            <w:webHidden/>
-          </w:rPr>
-          <w:fldChar w:fldCharType="begin"/>
-        </w:r>
-        <w:r>
-          <w:rPr>
-            <w:noProof/>
-            <w:webHidden/>
-          </w:rPr>
-          <w:instrText xml:space="preserve"> PAGEREF _Toc227931211 \h </w:instrText>
-        </w:r>
-        <w:r>
-          <w:rPr>
-            <w:noProof/>
-            <w:webHidden/>
-          </w:rPr>
-        </w:r>
-        <w:r>
-          <w:rPr>
-            <w:noProof/>
-            <w:webHidden/>
-          </w:rPr>
-          <w:fldChar w:fldCharType="separate"/>
-        </w:r>
-        <w:r>
-          <w:rPr>
-            <w:noProof/>
-            <w:webHidden/>
-          </w:rPr>
-          <w:t>29</w:t>
+          <w:t>31</w:t>
         </w:r>
         <w:r>
           <w:rPr>
@@ -5430,11 +5970,11 @@
           <w:kern w:val="2"/>
           <w:sz w:val="24"/>
           <w:szCs w:val="24"/>
-          <w:lang w:val="de-AT" w:eastAsia="de-AT"/>
+          <w:lang w:val="de-DE"/>
           <w14:ligatures w14:val="standardContextual"/>
         </w:rPr>
       </w:pPr>
-      <w:hyperlink w:anchor="_Toc227931212" w:history="1">
+      <w:hyperlink w:anchor="_Toc228031769" w:history="1">
         <w:r>
           <w:rPr>
             <w:rStyle w:val="Hyperlink"/>
@@ -5450,7 +5990,7 @@
             <w:kern w:val="2"/>
             <w:sz w:val="24"/>
             <w:szCs w:val="24"/>
-            <w:lang w:val="de-AT" w:eastAsia="de-AT"/>
+            <w:lang w:val="de-DE"/>
             <w14:ligatures w14:val="standardContextual"/>
           </w:rPr>
           <w:tab/>
@@ -5481,7 +6021,7 @@
             <w:noProof/>
             <w:webHidden/>
           </w:rPr>
-          <w:instrText xml:space="preserve"> PAGEREF _Toc227931212 \h </w:instrText>
+          <w:instrText xml:space="preserve"> PAGEREF _Toc228031769 \h </w:instrText>
         </w:r>
         <w:r>
           <w:rPr>
@@ -5501,7 +6041,7 @@
             <w:noProof/>
             <w:webHidden/>
           </w:rPr>
-          <w:t>29</w:t>
+          <w:t>32</w:t>
         </w:r>
         <w:r>
           <w:rPr>
@@ -5522,11 +6062,11 @@
           <w:kern w:val="2"/>
           <w:sz w:val="24"/>
           <w:szCs w:val="24"/>
-          <w:lang w:val="de-AT" w:eastAsia="de-AT"/>
+          <w:lang w:val="de-DE"/>
           <w14:ligatures w14:val="standardContextual"/>
         </w:rPr>
       </w:pPr>
-      <w:hyperlink w:anchor="_Toc227931213" w:history="1">
+      <w:hyperlink w:anchor="_Toc228031770" w:history="1">
         <w:r>
           <w:rPr>
             <w:rStyle w:val="Hyperlink"/>
@@ -5542,7 +6082,7 @@
             <w:kern w:val="2"/>
             <w:sz w:val="24"/>
             <w:szCs w:val="24"/>
-            <w:lang w:val="de-AT" w:eastAsia="de-AT"/>
+            <w:lang w:val="de-DE"/>
             <w14:ligatures w14:val="standardContextual"/>
           </w:rPr>
           <w:tab/>
@@ -5552,7 +6092,7 @@
             <w:rStyle w:val="Hyperlink"/>
             <w:noProof/>
           </w:rPr>
-          <w:t>Experiment and Results</w:t>
+          <w:t>Evaluation</w:t>
         </w:r>
         <w:r>
           <w:rPr>
@@ -5573,7 +6113,7 @@
             <w:noProof/>
             <w:webHidden/>
           </w:rPr>
-          <w:instrText xml:space="preserve"> PAGEREF _Toc227931213 \h </w:instrText>
+          <w:instrText xml:space="preserve"> PAGEREF _Toc228031770 \h </w:instrText>
         </w:r>
         <w:r>
           <w:rPr>
@@ -5593,7 +6133,7 @@
             <w:noProof/>
             <w:webHidden/>
           </w:rPr>
-          <w:t>29</w:t>
+          <w:t>32</w:t>
         </w:r>
         <w:r>
           <w:rPr>
@@ -5606,7 +6146,11 @@
     </w:p>
     <w:p>
       <w:pPr>
-        <w:pStyle w:val="Verzeichnis1"/>
+        <w:pStyle w:val="Verzeichnis2"/>
+        <w:tabs>
+          <w:tab w:val="left" w:pos="960"/>
+          <w:tab w:val="right" w:leader="dot" w:pos="9060"/>
+        </w:tabs>
         <w:rPr>
           <w:rFonts w:asciiTheme="minorHAnsi" w:eastAsiaTheme="minorEastAsia" w:hAnsiTheme="minorHAnsi" w:cstheme="minorBidi"/>
           <w:bCs w:val="0"/>
@@ -5614,18 +6158,37 @@
           <w:kern w:val="2"/>
           <w:sz w:val="24"/>
           <w:szCs w:val="24"/>
-          <w:lang w:val="de-AT" w:eastAsia="de-AT"/>
+          <w:lang w:val="de-DE"/>
           <w14:ligatures w14:val="standardContextual"/>
         </w:rPr>
       </w:pPr>
-      <w:hyperlink w:anchor="_Toc227931214" w:history="1">
+      <w:hyperlink w:anchor="_Toc228031771" w:history="1">
         <w:r>
           <w:rPr>
             <w:rStyle w:val="Hyperlink"/>
             <w:noProof/>
-            <w:lang w:bidi="en-US"/>
-          </w:rPr>
-          <w:t>Bibliography</w:t>
+          </w:rPr>
+          <w:t>9.1</w:t>
+        </w:r>
+        <w:r>
+          <w:rPr>
+            <w:rFonts w:asciiTheme="minorHAnsi" w:eastAsiaTheme="minorEastAsia" w:hAnsiTheme="minorHAnsi" w:cstheme="minorBidi"/>
+            <w:bCs w:val="0"/>
+            <w:noProof/>
+            <w:kern w:val="2"/>
+            <w:sz w:val="24"/>
+            <w:szCs w:val="24"/>
+            <w:lang w:val="de-DE"/>
+            <w14:ligatures w14:val="standardContextual"/>
+          </w:rPr>
+          <w:tab/>
+        </w:r>
+        <w:r>
+          <w:rPr>
+            <w:rStyle w:val="Hyperlink"/>
+            <w:noProof/>
+          </w:rPr>
+          <w:t>Setup</w:t>
         </w:r>
         <w:r>
           <w:rPr>
@@ -5646,7 +6209,7 @@
             <w:noProof/>
             <w:webHidden/>
           </w:rPr>
-          <w:instrText xml:space="preserve"> PAGEREF _Toc227931214 \h </w:instrText>
+          <w:instrText xml:space="preserve"> PAGEREF _Toc228031771 \h </w:instrText>
         </w:r>
         <w:r>
           <w:rPr>
@@ -5666,7 +6229,7 @@
             <w:noProof/>
             <w:webHidden/>
           </w:rPr>
-          <w:t>31</w:t>
+          <w:t>32</w:t>
         </w:r>
         <w:r>
           <w:rPr>
@@ -5679,7 +6242,11 @@
     </w:p>
     <w:p>
       <w:pPr>
-        <w:pStyle w:val="Verzeichnis1"/>
+        <w:pStyle w:val="Verzeichnis2"/>
+        <w:tabs>
+          <w:tab w:val="left" w:pos="960"/>
+          <w:tab w:val="right" w:leader="dot" w:pos="9060"/>
+        </w:tabs>
         <w:rPr>
           <w:rFonts w:asciiTheme="minorHAnsi" w:eastAsiaTheme="minorEastAsia" w:hAnsiTheme="minorHAnsi" w:cstheme="minorBidi"/>
           <w:bCs w:val="0"/>
@@ -5687,18 +6254,37 @@
           <w:kern w:val="2"/>
           <w:sz w:val="24"/>
           <w:szCs w:val="24"/>
-          <w:lang w:val="de-AT" w:eastAsia="de-AT"/>
+          <w:lang w:val="de-DE"/>
           <w14:ligatures w14:val="standardContextual"/>
         </w:rPr>
       </w:pPr>
-      <w:hyperlink w:anchor="_Toc227931215" w:history="1">
+      <w:hyperlink w:anchor="_Toc228031772" w:history="1">
         <w:r>
           <w:rPr>
             <w:rStyle w:val="Hyperlink"/>
             <w:noProof/>
-            <w:lang w:bidi="en-US"/>
-          </w:rPr>
-          <w:t>List of Figures</w:t>
+          </w:rPr>
+          <w:t>9.2</w:t>
+        </w:r>
+        <w:r>
+          <w:rPr>
+            <w:rFonts w:asciiTheme="minorHAnsi" w:eastAsiaTheme="minorEastAsia" w:hAnsiTheme="minorHAnsi" w:cstheme="minorBidi"/>
+            <w:bCs w:val="0"/>
+            <w:noProof/>
+            <w:kern w:val="2"/>
+            <w:sz w:val="24"/>
+            <w:szCs w:val="24"/>
+            <w:lang w:val="de-DE"/>
+            <w14:ligatures w14:val="standardContextual"/>
+          </w:rPr>
+          <w:tab/>
+        </w:r>
+        <w:r>
+          <w:rPr>
+            <w:rStyle w:val="Hyperlink"/>
+            <w:noProof/>
+          </w:rPr>
+          <w:t>Metrics</w:t>
         </w:r>
         <w:r>
           <w:rPr>
@@ -5719,7 +6305,7 @@
             <w:noProof/>
             <w:webHidden/>
           </w:rPr>
-          <w:instrText xml:space="preserve"> PAGEREF _Toc227931215 \h </w:instrText>
+          <w:instrText xml:space="preserve"> PAGEREF _Toc228031772 \h </w:instrText>
         </w:r>
         <w:r>
           <w:rPr>
@@ -5752,7 +6338,11 @@
     </w:p>
     <w:p>
       <w:pPr>
-        <w:pStyle w:val="Verzeichnis1"/>
+        <w:pStyle w:val="Verzeichnis2"/>
+        <w:tabs>
+          <w:tab w:val="left" w:pos="960"/>
+          <w:tab w:val="right" w:leader="dot" w:pos="9060"/>
+        </w:tabs>
         <w:rPr>
           <w:rFonts w:asciiTheme="minorHAnsi" w:eastAsiaTheme="minorEastAsia" w:hAnsiTheme="minorHAnsi" w:cstheme="minorBidi"/>
           <w:bCs w:val="0"/>
@@ -5760,18 +6350,37 @@
           <w:kern w:val="2"/>
           <w:sz w:val="24"/>
           <w:szCs w:val="24"/>
-          <w:lang w:val="de-AT" w:eastAsia="de-AT"/>
+          <w:lang w:val="de-DE"/>
           <w14:ligatures w14:val="standardContextual"/>
         </w:rPr>
       </w:pPr>
-      <w:hyperlink w:anchor="_Toc227931216" w:history="1">
+      <w:hyperlink w:anchor="_Toc228031773" w:history="1">
         <w:r>
           <w:rPr>
             <w:rStyle w:val="Hyperlink"/>
             <w:noProof/>
-            <w:lang w:bidi="en-US"/>
-          </w:rPr>
-          <w:t>List of Tables</w:t>
+          </w:rPr>
+          <w:t>9.3</w:t>
+        </w:r>
+        <w:r>
+          <w:rPr>
+            <w:rFonts w:asciiTheme="minorHAnsi" w:eastAsiaTheme="minorEastAsia" w:hAnsiTheme="minorHAnsi" w:cstheme="minorBidi"/>
+            <w:bCs w:val="0"/>
+            <w:noProof/>
+            <w:kern w:val="2"/>
+            <w:sz w:val="24"/>
+            <w:szCs w:val="24"/>
+            <w:lang w:val="de-DE"/>
+            <w14:ligatures w14:val="standardContextual"/>
+          </w:rPr>
+          <w:tab/>
+        </w:r>
+        <w:r>
+          <w:rPr>
+            <w:rStyle w:val="Hyperlink"/>
+            <w:noProof/>
+          </w:rPr>
+          <w:t>Compression Results</w:t>
         </w:r>
         <w:r>
           <w:rPr>
@@ -5792,7 +6401,7 @@
             <w:noProof/>
             <w:webHidden/>
           </w:rPr>
-          <w:instrText xml:space="preserve"> PAGEREF _Toc227931216 \h </w:instrText>
+          <w:instrText xml:space="preserve"> PAGEREF _Toc228031773 \h </w:instrText>
         </w:r>
         <w:r>
           <w:rPr>
@@ -5812,7 +6421,7 @@
             <w:noProof/>
             <w:webHidden/>
           </w:rPr>
-          <w:t>33</w:t>
+          <w:t>32</w:t>
         </w:r>
         <w:r>
           <w:rPr>
@@ -5825,7 +6434,11 @@
     </w:p>
     <w:p>
       <w:pPr>
-        <w:pStyle w:val="Verzeichnis1"/>
+        <w:pStyle w:val="Verzeichnis2"/>
+        <w:tabs>
+          <w:tab w:val="left" w:pos="960"/>
+          <w:tab w:val="right" w:leader="dot" w:pos="9060"/>
+        </w:tabs>
         <w:rPr>
           <w:rFonts w:asciiTheme="minorHAnsi" w:eastAsiaTheme="minorEastAsia" w:hAnsiTheme="minorHAnsi" w:cstheme="minorBidi"/>
           <w:bCs w:val="0"/>
@@ -5833,26 +6446,37 @@
           <w:kern w:val="2"/>
           <w:sz w:val="24"/>
           <w:szCs w:val="24"/>
-          <w:lang w:val="de-AT" w:eastAsia="de-AT"/>
+          <w:lang w:val="de-DE"/>
           <w14:ligatures w14:val="standardContextual"/>
         </w:rPr>
       </w:pPr>
-      <w:hyperlink w:anchor="_Toc227931217" w:history="1">
+      <w:hyperlink w:anchor="_Toc228031774" w:history="1">
         <w:r>
           <w:rPr>
             <w:rStyle w:val="Hyperlink"/>
             <w:noProof/>
-            <w:lang w:val="de-DE" w:bidi="en-US"/>
-          </w:rPr>
-          <w:t>Es konnten keine Einträge für ein Abbildungsverzeichnis gefunden werden.</w:t>
+          </w:rPr>
+          <w:t>9.4</w:t>
+        </w:r>
+        <w:r>
+          <w:rPr>
+            <w:rFonts w:asciiTheme="minorHAnsi" w:eastAsiaTheme="minorEastAsia" w:hAnsiTheme="minorHAnsi" w:cstheme="minorBidi"/>
+            <w:bCs w:val="0"/>
+            <w:noProof/>
+            <w:kern w:val="2"/>
+            <w:sz w:val="24"/>
+            <w:szCs w:val="24"/>
+            <w:lang w:val="de-DE"/>
+            <w14:ligatures w14:val="standardContextual"/>
+          </w:rPr>
+          <w:tab/>
         </w:r>
         <w:r>
           <w:rPr>
             <w:rStyle w:val="Hyperlink"/>
             <w:noProof/>
-            <w:lang w:bidi="en-US"/>
-          </w:rPr>
-          <w:t>List of Abbreviations</w:t>
+          </w:rPr>
+          <w:t>Reconstruction Error</w:t>
         </w:r>
         <w:r>
           <w:rPr>
@@ -5873,7 +6497,7 @@
             <w:noProof/>
             <w:webHidden/>
           </w:rPr>
-          <w:instrText xml:space="preserve"> PAGEREF _Toc227931217 \h </w:instrText>
+          <w:instrText xml:space="preserve"> PAGEREF _Toc228031774 \h </w:instrText>
         </w:r>
         <w:r>
           <w:rPr>
@@ -5893,7 +6517,7 @@
             <w:noProof/>
             <w:webHidden/>
           </w:rPr>
-          <w:t>33</w:t>
+          <w:t>32</w:t>
         </w:r>
         <w:r>
           <w:rPr>
@@ -5906,7 +6530,11 @@
     </w:p>
     <w:p>
       <w:pPr>
-        <w:pStyle w:val="Verzeichnis1"/>
+        <w:pStyle w:val="Verzeichnis2"/>
+        <w:tabs>
+          <w:tab w:val="left" w:pos="960"/>
+          <w:tab w:val="right" w:leader="dot" w:pos="9060"/>
+        </w:tabs>
         <w:rPr>
           <w:rFonts w:asciiTheme="minorHAnsi" w:eastAsiaTheme="minorEastAsia" w:hAnsiTheme="minorHAnsi" w:cstheme="minorBidi"/>
           <w:bCs w:val="0"/>
@@ -5914,18 +6542,37 @@
           <w:kern w:val="2"/>
           <w:sz w:val="24"/>
           <w:szCs w:val="24"/>
-          <w:lang w:val="de-AT" w:eastAsia="de-AT"/>
+          <w:lang w:val="de-DE"/>
           <w14:ligatures w14:val="standardContextual"/>
         </w:rPr>
       </w:pPr>
-      <w:hyperlink w:anchor="_Toc227931218" w:history="1">
+      <w:hyperlink w:anchor="_Toc228031775" w:history="1">
         <w:r>
           <w:rPr>
             <w:rStyle w:val="Hyperlink"/>
             <w:noProof/>
-            <w:lang w:bidi="en-US"/>
-          </w:rPr>
-          <w:t>Documentation table of AI-based tools</w:t>
+          </w:rPr>
+          <w:t>9.5</w:t>
+        </w:r>
+        <w:r>
+          <w:rPr>
+            <w:rFonts w:asciiTheme="minorHAnsi" w:eastAsiaTheme="minorEastAsia" w:hAnsiTheme="minorHAnsi" w:cstheme="minorBidi"/>
+            <w:bCs w:val="0"/>
+            <w:noProof/>
+            <w:kern w:val="2"/>
+            <w:sz w:val="24"/>
+            <w:szCs w:val="24"/>
+            <w:lang w:val="de-DE"/>
+            <w14:ligatures w14:val="standardContextual"/>
+          </w:rPr>
+          <w:tab/>
+        </w:r>
+        <w:r>
+          <w:rPr>
+            <w:rStyle w:val="Hyperlink"/>
+            <w:noProof/>
+          </w:rPr>
+          <w:t>Policy Accuracy</w:t>
         </w:r>
         <w:r>
           <w:rPr>
@@ -5946,7 +6593,7 @@
             <w:noProof/>
             <w:webHidden/>
           </w:rPr>
-          <w:instrText xml:space="preserve"> PAGEREF _Toc227931218 \h </w:instrText>
+          <w:instrText xml:space="preserve"> PAGEREF _Toc228031775 \h </w:instrText>
         </w:r>
         <w:r>
           <w:rPr>
@@ -5966,7 +6613,7 @@
             <w:noProof/>
             <w:webHidden/>
           </w:rPr>
-          <w:t>35</w:t>
+          <w:t>32</w:t>
         </w:r>
         <w:r>
           <w:rPr>
@@ -5979,7 +6626,11 @@
     </w:p>
     <w:p>
       <w:pPr>
-        <w:pStyle w:val="Verzeichnis1"/>
+        <w:pStyle w:val="Verzeichnis2"/>
+        <w:tabs>
+          <w:tab w:val="left" w:pos="960"/>
+          <w:tab w:val="right" w:leader="dot" w:pos="9060"/>
+        </w:tabs>
         <w:rPr>
           <w:rFonts w:asciiTheme="minorHAnsi" w:eastAsiaTheme="minorEastAsia" w:hAnsiTheme="minorHAnsi" w:cstheme="minorBidi"/>
           <w:bCs w:val="0"/>
@@ -5987,18 +6638,37 @@
           <w:kern w:val="2"/>
           <w:sz w:val="24"/>
           <w:szCs w:val="24"/>
-          <w:lang w:val="de-AT" w:eastAsia="de-AT"/>
+          <w:lang w:val="de-DE"/>
           <w14:ligatures w14:val="standardContextual"/>
         </w:rPr>
       </w:pPr>
-      <w:hyperlink w:anchor="_Toc227931219" w:history="1">
+      <w:hyperlink w:anchor="_Toc228031776" w:history="1">
         <w:r>
           <w:rPr>
             <w:rStyle w:val="Hyperlink"/>
             <w:noProof/>
-            <w:lang w:bidi="en-US"/>
-          </w:rPr>
-          <w:t>A: Heading of Appendix A</w:t>
+          </w:rPr>
+          <w:t>9.6</w:t>
+        </w:r>
+        <w:r>
+          <w:rPr>
+            <w:rFonts w:asciiTheme="minorHAnsi" w:eastAsiaTheme="minorEastAsia" w:hAnsiTheme="minorHAnsi" w:cstheme="minorBidi"/>
+            <w:bCs w:val="0"/>
+            <w:noProof/>
+            <w:kern w:val="2"/>
+            <w:sz w:val="24"/>
+            <w:szCs w:val="24"/>
+            <w:lang w:val="de-DE"/>
+            <w14:ligatures w14:val="standardContextual"/>
+          </w:rPr>
+          <w:tab/>
+        </w:r>
+        <w:r>
+          <w:rPr>
+            <w:rStyle w:val="Hyperlink"/>
+            <w:noProof/>
+          </w:rPr>
+          <w:t>Runtime and Memory Overhead</w:t>
         </w:r>
         <w:r>
           <w:rPr>
@@ -6019,7 +6689,7 @@
             <w:noProof/>
             <w:webHidden/>
           </w:rPr>
-          <w:instrText xml:space="preserve"> PAGEREF _Toc227931219 \h </w:instrText>
+          <w:instrText xml:space="preserve"> PAGEREF _Toc228031776 \h </w:instrText>
         </w:r>
         <w:r>
           <w:rPr>
@@ -6039,7 +6709,7 @@
             <w:noProof/>
             <w:webHidden/>
           </w:rPr>
-          <w:t>36</w:t>
+          <w:t>32</w:t>
         </w:r>
         <w:r>
           <w:rPr>
@@ -6060,17 +6730,482 @@
           <w:kern w:val="2"/>
           <w:sz w:val="24"/>
           <w:szCs w:val="24"/>
-          <w:lang w:val="de-AT" w:eastAsia="de-AT"/>
+          <w:lang w:val="de-DE"/>
           <w14:ligatures w14:val="standardContextual"/>
         </w:rPr>
       </w:pPr>
-      <w:hyperlink w:anchor="_Toc227931220" w:history="1">
+      <w:hyperlink w:anchor="_Toc228031777" w:history="1">
         <w:r>
           <w:rPr>
             <w:rStyle w:val="Hyperlink"/>
             <w:noProof/>
+          </w:rPr>
+          <w:t>10</w:t>
+        </w:r>
+        <w:r>
+          <w:rPr>
+            <w:rFonts w:asciiTheme="minorHAnsi" w:eastAsiaTheme="minorEastAsia" w:hAnsiTheme="minorHAnsi" w:cstheme="minorBidi"/>
+            <w:bCs w:val="0"/>
+            <w:noProof/>
+            <w:kern w:val="2"/>
+            <w:sz w:val="24"/>
+            <w:szCs w:val="24"/>
+            <w:lang w:val="de-DE"/>
+            <w14:ligatures w14:val="standardContextual"/>
+          </w:rPr>
+          <w:tab/>
+        </w:r>
+        <w:r>
+          <w:rPr>
+            <w:rStyle w:val="Hyperlink"/>
+            <w:noProof/>
+          </w:rPr>
+          <w:t>Bibliography</w:t>
+        </w:r>
+        <w:r>
+          <w:rPr>
+            <w:noProof/>
+            <w:webHidden/>
+          </w:rPr>
+          <w:tab/>
+        </w:r>
+        <w:r>
+          <w:rPr>
+            <w:noProof/>
+            <w:webHidden/>
+          </w:rPr>
+          <w:fldChar w:fldCharType="begin"/>
+        </w:r>
+        <w:r>
+          <w:rPr>
+            <w:noProof/>
+            <w:webHidden/>
+          </w:rPr>
+          <w:instrText xml:space="preserve"> PAGEREF _Toc228031777 \h </w:instrText>
+        </w:r>
+        <w:r>
+          <w:rPr>
+            <w:noProof/>
+            <w:webHidden/>
+          </w:rPr>
+        </w:r>
+        <w:r>
+          <w:rPr>
+            <w:noProof/>
+            <w:webHidden/>
+          </w:rPr>
+          <w:fldChar w:fldCharType="separate"/>
+        </w:r>
+        <w:r>
+          <w:rPr>
+            <w:noProof/>
+            <w:webHidden/>
+          </w:rPr>
+          <w:t>33</w:t>
+        </w:r>
+        <w:r>
+          <w:rPr>
+            <w:noProof/>
+            <w:webHidden/>
+          </w:rPr>
+          <w:fldChar w:fldCharType="end"/>
+        </w:r>
+      </w:hyperlink>
+    </w:p>
+    <w:p>
+      <w:pPr>
+        <w:pStyle w:val="Verzeichnis1"/>
+        <w:rPr>
+          <w:rFonts w:asciiTheme="minorHAnsi" w:eastAsiaTheme="minorEastAsia" w:hAnsiTheme="minorHAnsi" w:cstheme="minorBidi"/>
+          <w:bCs w:val="0"/>
+          <w:noProof/>
+          <w:kern w:val="2"/>
+          <w:sz w:val="24"/>
+          <w:szCs w:val="24"/>
+          <w:lang w:val="de-DE"/>
+          <w14:ligatures w14:val="standardContextual"/>
+        </w:rPr>
+      </w:pPr>
+      <w:hyperlink w:anchor="_Toc228031778" w:history="1">
+        <w:r>
+          <w:rPr>
+            <w:rStyle w:val="Hyperlink"/>
+            <w:noProof/>
             <w:lang w:bidi="en-US"/>
           </w:rPr>
+          <w:t>List of Figures</w:t>
+        </w:r>
+        <w:r>
+          <w:rPr>
+            <w:noProof/>
+            <w:webHidden/>
+          </w:rPr>
+          <w:tab/>
+        </w:r>
+        <w:r>
+          <w:rPr>
+            <w:noProof/>
+            <w:webHidden/>
+          </w:rPr>
+          <w:fldChar w:fldCharType="begin"/>
+        </w:r>
+        <w:r>
+          <w:rPr>
+            <w:noProof/>
+            <w:webHidden/>
+          </w:rPr>
+          <w:instrText xml:space="preserve"> PAGEREF _Toc228031778 \h </w:instrText>
+        </w:r>
+        <w:r>
+          <w:rPr>
+            <w:noProof/>
+            <w:webHidden/>
+          </w:rPr>
+        </w:r>
+        <w:r>
+          <w:rPr>
+            <w:noProof/>
+            <w:webHidden/>
+          </w:rPr>
+          <w:fldChar w:fldCharType="separate"/>
+        </w:r>
+        <w:r>
+          <w:rPr>
+            <w:noProof/>
+            <w:webHidden/>
+          </w:rPr>
+          <w:t>34</w:t>
+        </w:r>
+        <w:r>
+          <w:rPr>
+            <w:noProof/>
+            <w:webHidden/>
+          </w:rPr>
+          <w:fldChar w:fldCharType="end"/>
+        </w:r>
+      </w:hyperlink>
+    </w:p>
+    <w:p>
+      <w:pPr>
+        <w:pStyle w:val="Verzeichnis1"/>
+        <w:rPr>
+          <w:rFonts w:asciiTheme="minorHAnsi" w:eastAsiaTheme="minorEastAsia" w:hAnsiTheme="minorHAnsi" w:cstheme="minorBidi"/>
+          <w:bCs w:val="0"/>
+          <w:noProof/>
+          <w:kern w:val="2"/>
+          <w:sz w:val="24"/>
+          <w:szCs w:val="24"/>
+          <w:lang w:val="de-DE"/>
+          <w14:ligatures w14:val="standardContextual"/>
+        </w:rPr>
+      </w:pPr>
+      <w:hyperlink w:anchor="_Toc228031779" w:history="1">
+        <w:r>
+          <w:rPr>
+            <w:rStyle w:val="Hyperlink"/>
+            <w:noProof/>
+            <w:lang w:bidi="en-US"/>
+          </w:rPr>
+          <w:t>List of Tables</w:t>
+        </w:r>
+        <w:r>
+          <w:rPr>
+            <w:noProof/>
+            <w:webHidden/>
+          </w:rPr>
+          <w:tab/>
+        </w:r>
+        <w:r>
+          <w:rPr>
+            <w:noProof/>
+            <w:webHidden/>
+          </w:rPr>
+          <w:fldChar w:fldCharType="begin"/>
+        </w:r>
+        <w:r>
+          <w:rPr>
+            <w:noProof/>
+            <w:webHidden/>
+          </w:rPr>
+          <w:instrText xml:space="preserve"> PAGEREF _Toc228031779 \h </w:instrText>
+        </w:r>
+        <w:r>
+          <w:rPr>
+            <w:noProof/>
+            <w:webHidden/>
+          </w:rPr>
+        </w:r>
+        <w:r>
+          <w:rPr>
+            <w:noProof/>
+            <w:webHidden/>
+          </w:rPr>
+          <w:fldChar w:fldCharType="separate"/>
+        </w:r>
+        <w:r>
+          <w:rPr>
+            <w:noProof/>
+            <w:webHidden/>
+          </w:rPr>
+          <w:t>35</w:t>
+        </w:r>
+        <w:r>
+          <w:rPr>
+            <w:noProof/>
+            <w:webHidden/>
+          </w:rPr>
+          <w:fldChar w:fldCharType="end"/>
+        </w:r>
+      </w:hyperlink>
+    </w:p>
+    <w:p>
+      <w:pPr>
+        <w:pStyle w:val="Verzeichnis1"/>
+        <w:rPr>
+          <w:rFonts w:asciiTheme="minorHAnsi" w:eastAsiaTheme="minorEastAsia" w:hAnsiTheme="minorHAnsi" w:cstheme="minorBidi"/>
+          <w:bCs w:val="0"/>
+          <w:noProof/>
+          <w:kern w:val="2"/>
+          <w:sz w:val="24"/>
+          <w:szCs w:val="24"/>
+          <w:lang w:val="de-DE"/>
+          <w14:ligatures w14:val="standardContextual"/>
+        </w:rPr>
+      </w:pPr>
+      <w:hyperlink w:anchor="_Toc228031780" w:history="1">
+        <w:r>
+          <w:rPr>
+            <w:rStyle w:val="Hyperlink"/>
+            <w:noProof/>
+            <w:lang w:val="de-DE" w:bidi="en-US"/>
+          </w:rPr>
+          <w:t>Es konnten keine Einträge für ein Abbildungsverzeichnis gefunden werden.</w:t>
+        </w:r>
+        <w:r>
+          <w:rPr>
+            <w:rStyle w:val="Hyperlink"/>
+            <w:noProof/>
+            <w:lang w:bidi="en-US"/>
+          </w:rPr>
+          <w:t>List of Abbreviations</w:t>
+        </w:r>
+        <w:r>
+          <w:rPr>
+            <w:noProof/>
+            <w:webHidden/>
+          </w:rPr>
+          <w:tab/>
+        </w:r>
+        <w:r>
+          <w:rPr>
+            <w:noProof/>
+            <w:webHidden/>
+          </w:rPr>
+          <w:fldChar w:fldCharType="begin"/>
+        </w:r>
+        <w:r>
+          <w:rPr>
+            <w:noProof/>
+            <w:webHidden/>
+          </w:rPr>
+          <w:instrText xml:space="preserve"> PAGEREF _Toc228031780 \h </w:instrText>
+        </w:r>
+        <w:r>
+          <w:rPr>
+            <w:noProof/>
+            <w:webHidden/>
+          </w:rPr>
+        </w:r>
+        <w:r>
+          <w:rPr>
+            <w:noProof/>
+            <w:webHidden/>
+          </w:rPr>
+          <w:fldChar w:fldCharType="separate"/>
+        </w:r>
+        <w:r>
+          <w:rPr>
+            <w:noProof/>
+            <w:webHidden/>
+          </w:rPr>
+          <w:t>35</w:t>
+        </w:r>
+        <w:r>
+          <w:rPr>
+            <w:noProof/>
+            <w:webHidden/>
+          </w:rPr>
+          <w:fldChar w:fldCharType="end"/>
+        </w:r>
+      </w:hyperlink>
+    </w:p>
+    <w:p>
+      <w:pPr>
+        <w:pStyle w:val="Verzeichnis1"/>
+        <w:rPr>
+          <w:rFonts w:asciiTheme="minorHAnsi" w:eastAsiaTheme="minorEastAsia" w:hAnsiTheme="minorHAnsi" w:cstheme="minorBidi"/>
+          <w:bCs w:val="0"/>
+          <w:noProof/>
+          <w:kern w:val="2"/>
+          <w:sz w:val="24"/>
+          <w:szCs w:val="24"/>
+          <w:lang w:val="de-DE"/>
+          <w14:ligatures w14:val="standardContextual"/>
+        </w:rPr>
+      </w:pPr>
+      <w:hyperlink w:anchor="_Toc228031781" w:history="1">
+        <w:r>
+          <w:rPr>
+            <w:rStyle w:val="Hyperlink"/>
+            <w:noProof/>
+            <w:lang w:bidi="en-US"/>
+          </w:rPr>
+          <w:t>Documentation table of AI-based tools</w:t>
+        </w:r>
+        <w:r>
+          <w:rPr>
+            <w:noProof/>
+            <w:webHidden/>
+          </w:rPr>
+          <w:tab/>
+        </w:r>
+        <w:r>
+          <w:rPr>
+            <w:noProof/>
+            <w:webHidden/>
+          </w:rPr>
+          <w:fldChar w:fldCharType="begin"/>
+        </w:r>
+        <w:r>
+          <w:rPr>
+            <w:noProof/>
+            <w:webHidden/>
+          </w:rPr>
+          <w:instrText xml:space="preserve"> PAGEREF _Toc228031781 \h </w:instrText>
+        </w:r>
+        <w:r>
+          <w:rPr>
+            <w:noProof/>
+            <w:webHidden/>
+          </w:rPr>
+        </w:r>
+        <w:r>
+          <w:rPr>
+            <w:noProof/>
+            <w:webHidden/>
+          </w:rPr>
+          <w:fldChar w:fldCharType="separate"/>
+        </w:r>
+        <w:r>
+          <w:rPr>
+            <w:noProof/>
+            <w:webHidden/>
+          </w:rPr>
+          <w:t>37</w:t>
+        </w:r>
+        <w:r>
+          <w:rPr>
+            <w:noProof/>
+            <w:webHidden/>
+          </w:rPr>
+          <w:fldChar w:fldCharType="end"/>
+        </w:r>
+      </w:hyperlink>
+    </w:p>
+    <w:p>
+      <w:pPr>
+        <w:pStyle w:val="Verzeichnis1"/>
+        <w:rPr>
+          <w:rFonts w:asciiTheme="minorHAnsi" w:eastAsiaTheme="minorEastAsia" w:hAnsiTheme="minorHAnsi" w:cstheme="minorBidi"/>
+          <w:bCs w:val="0"/>
+          <w:noProof/>
+          <w:kern w:val="2"/>
+          <w:sz w:val="24"/>
+          <w:szCs w:val="24"/>
+          <w:lang w:val="de-DE"/>
+          <w14:ligatures w14:val="standardContextual"/>
+        </w:rPr>
+      </w:pPr>
+      <w:hyperlink w:anchor="_Toc228031782" w:history="1">
+        <w:r>
+          <w:rPr>
+            <w:rStyle w:val="Hyperlink"/>
+            <w:noProof/>
+            <w:lang w:bidi="en-US"/>
+          </w:rPr>
+          <w:t>A: Heading of Appendix A</w:t>
+        </w:r>
+        <w:r>
+          <w:rPr>
+            <w:noProof/>
+            <w:webHidden/>
+          </w:rPr>
+          <w:tab/>
+        </w:r>
+        <w:r>
+          <w:rPr>
+            <w:noProof/>
+            <w:webHidden/>
+          </w:rPr>
+          <w:fldChar w:fldCharType="begin"/>
+        </w:r>
+        <w:r>
+          <w:rPr>
+            <w:noProof/>
+            <w:webHidden/>
+          </w:rPr>
+          <w:instrText xml:space="preserve"> PAGEREF _Toc228031782 \h </w:instrText>
+        </w:r>
+        <w:r>
+          <w:rPr>
+            <w:noProof/>
+            <w:webHidden/>
+          </w:rPr>
+        </w:r>
+        <w:r>
+          <w:rPr>
+            <w:noProof/>
+            <w:webHidden/>
+          </w:rPr>
+          <w:fldChar w:fldCharType="separate"/>
+        </w:r>
+        <w:r>
+          <w:rPr>
+            <w:noProof/>
+            <w:webHidden/>
+          </w:rPr>
+          <w:t>38</w:t>
+        </w:r>
+        <w:r>
+          <w:rPr>
+            <w:noProof/>
+            <w:webHidden/>
+          </w:rPr>
+          <w:fldChar w:fldCharType="end"/>
+        </w:r>
+      </w:hyperlink>
+    </w:p>
+    <w:p>
+      <w:pPr>
+        <w:pStyle w:val="Verzeichnis1"/>
+        <w:rPr>
+          <w:rFonts w:asciiTheme="minorHAnsi" w:eastAsiaTheme="minorEastAsia" w:hAnsiTheme="minorHAnsi" w:cstheme="minorBidi"/>
+          <w:bCs w:val="0"/>
+          <w:noProof/>
+          <w:kern w:val="2"/>
+          <w:sz w:val="24"/>
+          <w:szCs w:val="24"/>
+          <w:lang w:val="de-DE"/>
+          <w14:ligatures w14:val="standardContextual"/>
+        </w:rPr>
+      </w:pPr>
+      <w:hyperlink w:anchor="_Toc228031783" w:history="1">
+        <w:r>
+          <w:rPr>
+            <w:rStyle w:val="Hyperlink"/>
+            <w:noProof/>
+            <w:lang w:bidi="en-US"/>
+          </w:rPr>
           <w:t>B: Heading of Appendix B</w:t>
         </w:r>
         <w:r>
@@ -6092,7 +7227,7 @@
             <w:noProof/>
             <w:webHidden/>
           </w:rPr>
-          <w:instrText xml:space="preserve"> PAGEREF _Toc227931220 \h </w:instrText>
+          <w:instrText xml:space="preserve"> PAGEREF _Toc228031783 \h </w:instrText>
         </w:r>
         <w:r>
           <w:rPr>
@@ -6112,7 +7247,7 @@
             <w:noProof/>
             <w:webHidden/>
           </w:rPr>
-          <w:t>37</w:t>
+          <w:t>39</w:t>
         </w:r>
         <w:r>
           <w:rPr>
@@ -6153,14 +7288,14 @@
       <w:pPr>
         <w:pStyle w:val="berschrift1"/>
       </w:pPr>
-      <w:bookmarkStart w:id="10" w:name="_Toc94629483"/>
-      <w:bookmarkStart w:id="11" w:name="_Toc94629666"/>
-      <w:bookmarkStart w:id="12" w:name="_Toc227931164"/>
+      <w:bookmarkStart w:id="10" w:name="_Toc228031722"/>
+      <w:bookmarkStart w:id="11" w:name="_Toc94629483"/>
+      <w:bookmarkStart w:id="12" w:name="_Toc94629666"/>
       <w:r>
         <w:lastRenderedPageBreak/>
         <w:t>Introduction</w:t>
       </w:r>
-      <w:bookmarkEnd w:id="12"/>
+      <w:bookmarkEnd w:id="10"/>
     </w:p>
     <w:p>
       <w:r>
@@ -6224,9 +7359,6 @@
       <w:r>
         <w:t>. One of the most fundamental methods or learning structures for RL is called Q-learning</w:t>
       </w:r>
-      <w:r>
-        <w:t>t</w:t>
-      </w:r>
       <w:sdt>
         <w:sdtPr>
           <w:id w:val="1199661927"/>
@@ -6289,7 +7421,15 @@
     <w:p/>
     <w:p>
       <w:r>
-        <w:t>This thesis focuses on the game 2048 as an example of increasing state space size due to its exponential state growth</w:t>
+        <w:t xml:space="preserve">This thesis focuses on </w:t>
+      </w:r>
+      <w:proofErr w:type="gramStart"/>
+      <w:r>
+        <w:t>the game</w:t>
+      </w:r>
+      <w:proofErr w:type="gramEnd"/>
+      <w:r>
+        <w:t xml:space="preserve"> 2048 as an example of increasing state space size due to its exponential state growth</w:t>
       </w:r>
       <w:sdt>
         <w:sdtPr>
@@ -6318,7 +7458,25 @@
         </w:sdtContent>
       </w:sdt>
       <w:r>
-        <w:t>. Even small versions of the game with a smaller grid can lead to a large number of possible states. To address this issue, this thesis introduces a abstraction approach based on a parent child concept</w:t>
+        <w:t xml:space="preserve">. Even small versions of the game with a smaller grid can lead to </w:t>
+      </w:r>
+      <w:proofErr w:type="gramStart"/>
+      <w:r>
+        <w:t>a large number of</w:t>
+      </w:r>
+      <w:proofErr w:type="gramEnd"/>
+      <w:r>
+        <w:t xml:space="preserve"> possible states. To address this issue, this thesis introduces </w:t>
+      </w:r>
+      <w:proofErr w:type="spellStart"/>
+      <w:proofErr w:type="gramStart"/>
+      <w:r>
+        <w:t>a</w:t>
+      </w:r>
+      <w:proofErr w:type="spellEnd"/>
+      <w:proofErr w:type="gramEnd"/>
+      <w:r>
+        <w:t xml:space="preserve"> abstraction approach based on a parent child concept</w:t>
       </w:r>
       <w:sdt>
         <w:sdtPr>
@@ -6347,7 +7505,15 @@
         </w:sdtContent>
       </w:sdt>
       <w:r>
-        <w:t>. The core idea is the reduction of saved space by not saving every state but only saving root or in this thesis also called parent states and their corresponding child states. Child states are determined though matrix operations such as rotation doubling and edge detection.</w:t>
+        <w:t xml:space="preserve">. The core idea is the reduction of </w:t>
+      </w:r>
+      <w:proofErr w:type="gramStart"/>
+      <w:r>
+        <w:t>saved space</w:t>
+      </w:r>
+      <w:proofErr w:type="gramEnd"/>
+      <w:r>
+        <w:t xml:space="preserve"> by not saving every state but only saving root or in this thesis also called parent states and their corresponding child states. Child states are determined though matrix operations such as rotation doubling and edge detection.</w:t>
       </w:r>
       <w:r>
         <w:t xml:space="preserve"> </w:t>
@@ -6422,7 +7588,7 @@
         <w:pStyle w:val="berschrift2"/>
       </w:pPr>
       <w:bookmarkStart w:id="13" w:name="_Toc226203025"/>
-      <w:bookmarkStart w:id="14" w:name="_Toc227931165"/>
+      <w:bookmarkStart w:id="14" w:name="_Toc228031723"/>
       <w:r>
         <w:t>Motivation</w:t>
       </w:r>
@@ -6431,7 +7597,19 @@
     </w:p>
     <w:p>
       <w:r>
-        <w:t>The Q-table is essentially the brain of the agent. It stores the connection between state and action, creating a state-action pair and directly determines the behaviour of the agent during the decision-making process. As previously stated in small environments this approach is efficient and easy to implement. But in more complex environments or non-deterministic environments this can easily lead to millions of state-action pairs with very similar states and actions. This becomes particularly problematic with scaling as a larger grid in a game like 2048 increases the state space dramatically</w:t>
+        <w:t xml:space="preserve">The Q-table is essentially the brain of the agent. It stores the connection between state and action, creating a state-action pair and directly determines the </w:t>
+      </w:r>
+      <w:r>
+        <w:t>behavior</w:t>
+      </w:r>
+      <w:r>
+        <w:t xml:space="preserve"> of the agent during the decision-making process. As previously stated in small </w:t>
+      </w:r>
+      <w:r>
+        <w:t>environments,</w:t>
+      </w:r>
+      <w:r>
+        <w:t xml:space="preserve"> this approach is efficient and easy to implement. But in more complex environments or non-deterministic environments this can easily lead to millions of state-action pairs with very similar states and actions. This becomes particularly problematic with scaling as a larger grid in a game like 2048 increases the state space dramatically</w:t>
       </w:r>
       <w:sdt>
         <w:sdtPr>
@@ -6463,7 +7641,21 @@
         <w:t>.</w:t>
       </w:r>
       <w:r>
-        <w:t xml:space="preserve"> A 4 by 4 2048 Q-table can easily exceed 10 million states (~ 1  GB). This approach would reduce the number of saved states by half</w:t>
+        <w:t xml:space="preserve"> A 4 by 4 2048 Q-table can easily exceed 10 million states (~ 1 GB). This approach </w:t>
+      </w:r>
+      <w:r>
+        <w:t>could</w:t>
+      </w:r>
+      <w:r>
+        <w:t xml:space="preserve"> reduce the number of </w:t>
+      </w:r>
+      <w:proofErr w:type="gramStart"/>
+      <w:r>
+        <w:t>saved states</w:t>
+      </w:r>
+      <w:proofErr w:type="gramEnd"/>
+      <w:r>
+        <w:t xml:space="preserve"> by half</w:t>
       </w:r>
       <w:sdt>
         <w:sdtPr>
@@ -6613,7 +7805,7 @@
         <w:pStyle w:val="berschrift2"/>
       </w:pPr>
       <w:bookmarkStart w:id="15" w:name="_Toc226203026"/>
-      <w:bookmarkStart w:id="16" w:name="_Toc227931166"/>
+      <w:bookmarkStart w:id="16" w:name="_Toc228031724"/>
       <w:r>
         <w:t>Problem Statement</w:t>
       </w:r>
@@ -6629,7 +7821,10 @@
     <w:p>
       <w:r>
         <w:lastRenderedPageBreak/>
-        <w:t>Traditional in Q-learning every state-action pair is stored separately regardless of the similarities between the pairs. This leads to redundant information being stored multiple times, increasing memory usage without adding new knowledge.</w:t>
+        <w:t>Traditionally,</w:t>
+      </w:r>
+      <w:r>
+        <w:t xml:space="preserve"> in Q-learning every state-action pair is stored separately regardless of the similarities between the pairs. This leads to redundant information being stored multiple times, increasing memory usage without adding new knowledge.</w:t>
       </w:r>
     </w:p>
     <w:p>
@@ -6643,6 +7838,7 @@
         <w:t>In particular, the problem can be formulated as follows:</w:t>
       </w:r>
     </w:p>
+    <w:p/>
     <w:p>
       <w:r>
         <w:t>How can a Q-table be compressed by identifying relationships between states, such that redundant states are represented through transformations of a smaller set of base states, without significantly degrading the learned policy?</w:t>
@@ -6653,7 +7849,7 @@
         <w:pStyle w:val="berschrift2"/>
       </w:pPr>
       <w:bookmarkStart w:id="17" w:name="_Toc226203027"/>
-      <w:bookmarkStart w:id="18" w:name="_Toc227931167"/>
+      <w:bookmarkStart w:id="18" w:name="_Toc228031725"/>
       <w:r>
         <w:t>Research Questions</w:t>
       </w:r>
@@ -6693,7 +7889,15 @@
         </w:numPr>
       </w:pPr>
       <w:r>
-        <w:t>How does this abstraction approach effect the performance of the agent?</w:t>
+        <w:t xml:space="preserve">How does this abstraction approach </w:t>
+      </w:r>
+      <w:proofErr w:type="gramStart"/>
+      <w:r>
+        <w:t>effect</w:t>
+      </w:r>
+      <w:proofErr w:type="gramEnd"/>
+      <w:r>
+        <w:t xml:space="preserve"> the performance of the agent?</w:t>
       </w:r>
     </w:p>
     <w:p>
@@ -6729,7 +7933,17 @@
         </w:numPr>
       </w:pPr>
       <w:r>
-        <w:t>What are the limitations of this approach and what can not be done?</w:t>
+        <w:t xml:space="preserve">What are the limitations of this approach and what </w:t>
+      </w:r>
+      <w:proofErr w:type="spellStart"/>
+      <w:proofErr w:type="gramStart"/>
+      <w:r>
+        <w:t>can not</w:t>
+      </w:r>
+      <w:proofErr w:type="spellEnd"/>
+      <w:proofErr w:type="gramEnd"/>
+      <w:r>
+        <w:t xml:space="preserve"> be done?</w:t>
       </w:r>
     </w:p>
     <w:p/>
@@ -6738,7 +7952,7 @@
         <w:pStyle w:val="berschrift2"/>
       </w:pPr>
       <w:bookmarkStart w:id="19" w:name="_Toc226203028"/>
-      <w:bookmarkStart w:id="20" w:name="_Toc227931168"/>
+      <w:bookmarkStart w:id="20" w:name="_Toc228031726"/>
       <w:r>
         <w:t>Structure of the Thesis</w:t>
       </w:r>
@@ -6790,18 +8004,19 @@
       <w:pPr>
         <w:pStyle w:val="berschrift1"/>
       </w:pPr>
-      <w:bookmarkStart w:id="21" w:name="_Toc226203029"/>
-      <w:bookmarkStart w:id="22" w:name="_Toc227931169"/>
-      <w:r>
+      <w:bookmarkStart w:id="21" w:name="_Toc228031727"/>
+      <w:bookmarkStart w:id="22" w:name="_Toc226203029"/>
+      <w:r>
+        <w:lastRenderedPageBreak/>
         <w:t>Notation</w:t>
       </w:r>
-      <w:bookmarkEnd w:id="22"/>
+      <w:bookmarkEnd w:id="21"/>
     </w:p>
     <w:p>
       <w:pPr>
         <w:pStyle w:val="berschrift2"/>
       </w:pPr>
-      <w:bookmarkStart w:id="23" w:name="_Toc227931170"/>
+      <w:bookmarkStart w:id="23" w:name="_Toc228031728"/>
       <w:r>
         <w:t>Reinforcement Learning Notation</w:t>
       </w:r>
@@ -6809,7 +8024,15 @@
     </w:p>
     <w:p>
       <w:r>
-        <w:t xml:space="preserve">RL often uses a standardized notation. Here, s denotes a state, a an action, and r the reward received. The policy </w:t>
+        <w:t xml:space="preserve">RL often uses a standardized notation. Here, s denotes a state, </w:t>
+      </w:r>
+      <w:proofErr w:type="gramStart"/>
+      <w:r>
+        <w:t>a an</w:t>
+      </w:r>
+      <w:proofErr w:type="gramEnd"/>
+      <w:r>
+        <w:t xml:space="preserve"> action, and r the reward received. The policy </w:t>
       </w:r>
       <m:oMath>
         <m:r>
@@ -6864,7 +8087,6 @@
             <w:rFonts w:ascii="Cambria Math" w:hAnsi="Cambria Math"/>
             <w:szCs w:val="22"/>
           </w:rPr>
-          <w:lastRenderedPageBreak/>
           <m:t>s</m:t>
         </m:r>
       </m:oMath>
@@ -8501,7 +9723,6 @@
             <w:rFonts w:ascii="Cambria Math" w:hAnsi="Cambria Math"/>
             <w:szCs w:val="22"/>
           </w:rPr>
-          <w:lastRenderedPageBreak/>
           <m:t xml:space="preserve">given action a in state s under optimal policy </m:t>
         </m:r>
         <m:sSup>
@@ -8605,7 +9826,7 @@
       <w:pPr>
         <w:pStyle w:val="berschrift2"/>
       </w:pPr>
-      <w:bookmarkStart w:id="24" w:name="_Toc227931171"/>
+      <w:bookmarkStart w:id="24" w:name="_Toc228031729"/>
       <w:r>
         <w:t>Abstraction Notation</w:t>
       </w:r>
@@ -9720,28 +10941,105 @@
       <w:pPr>
         <w:pStyle w:val="berschrift1"/>
       </w:pPr>
-      <w:bookmarkStart w:id="25" w:name="_Toc227931172"/>
-      <w:r>
+      <w:bookmarkStart w:id="25" w:name="_Toc228031730"/>
+      <w:r>
+        <w:lastRenderedPageBreak/>
         <w:t>Introduction to 2048</w:t>
       </w:r>
       <w:bookmarkEnd w:id="25"/>
     </w:p>
     <w:p>
       <w:r>
-        <w:t xml:space="preserve">The game 2048 was created by Gabriele Cirulli on march 2014. It is a single player, grid based puzzle game were the aim is to achieve the highest score possible by combining tiles with the same value into tiles of the combined value. It is played on a 4 by 4 matrix where every tile </w:t>
-      </w:r>
-      <w:r>
-        <w:lastRenderedPageBreak/>
-        <w:t xml:space="preserve">starts with the value 0. Upon starting the game two random tiles will become tiles of value 2 with a ratio of 9/10 or a tile of value 4 with a chance of 1/10. </w:t>
+        <w:t xml:space="preserve">The game 2048 was created by Gabriele Cirulli on </w:t>
+      </w:r>
+      <w:proofErr w:type="gramStart"/>
+      <w:r>
+        <w:t>march</w:t>
+      </w:r>
+      <w:proofErr w:type="gramEnd"/>
+      <w:r>
+        <w:t xml:space="preserve"> 2014. It is a single player, </w:t>
+      </w:r>
+      <w:proofErr w:type="gramStart"/>
+      <w:r>
+        <w:t>grid based</w:t>
+      </w:r>
+      <w:proofErr w:type="gramEnd"/>
+      <w:r>
+        <w:t xml:space="preserve"> puzzle game </w:t>
+      </w:r>
+      <w:proofErr w:type="gramStart"/>
+      <w:r>
+        <w:t>were</w:t>
+      </w:r>
+      <w:proofErr w:type="gramEnd"/>
+      <w:r>
+        <w:t xml:space="preserve"> the aim is to achieve the highest score possible by combining tiles with the same value into tiles of the combined value. It is played on a 4 by 4 matrix where every tile starts with the </w:t>
+      </w:r>
+      <w:proofErr w:type="gramStart"/>
+      <w:r>
+        <w:t>value</w:t>
+      </w:r>
+      <w:proofErr w:type="gramEnd"/>
+      <w:r>
+        <w:t xml:space="preserve"> 0. Upon </w:t>
+      </w:r>
+      <w:proofErr w:type="gramStart"/>
+      <w:r>
+        <w:t>starting the game</w:t>
+      </w:r>
+      <w:proofErr w:type="gramEnd"/>
+      <w:r>
+        <w:t xml:space="preserve"> two random tiles will become tiles of value 2 with a ratio of 9/10 or a tile of value 4 with a chance of 1/10. </w:t>
       </w:r>
     </w:p>
     <w:p/>
     <w:p>
       <w:r>
-        <w:t>The player has 4 actions available from the start, up, down, left and right. Upon choosing an every tile will travel to the furthest possible tile in the given direction. A tile can have the value of 0 and a multiple of 2. For example a tile can be 0, 2, 4, 8, 16, 32, etc… A tile will stop when it hits the wall or another tile with a value other than 0 and its own value. For example a tile of value 4 will travers past tiles of value 0 but will stop upon reaching a tile of value 2 or larger.</w:t>
-      </w:r>
-      <w:r>
-        <w:t xml:space="preserve"> When the tile of value 4 reaches another tile of value 4 both tiles will combine into a tile of value 8. </w:t>
+        <w:t xml:space="preserve">The player has 4 actions available from the start, up, down, left and right. Upon choosing </w:t>
+      </w:r>
+      <w:proofErr w:type="gramStart"/>
+      <w:r>
+        <w:t>an every</w:t>
+      </w:r>
+      <w:proofErr w:type="gramEnd"/>
+      <w:r>
+        <w:t xml:space="preserve"> tile will travel to the furthest possible tile in the given direction. A tile can have the value of 0 and a multiple of 2. For </w:t>
+      </w:r>
+      <w:proofErr w:type="gramStart"/>
+      <w:r>
+        <w:t>example</w:t>
+      </w:r>
+      <w:proofErr w:type="gramEnd"/>
+      <w:r>
+        <w:t xml:space="preserve"> a tile can be 0, 2, 4, 8, 16, 32, </w:t>
+      </w:r>
+      <w:proofErr w:type="spellStart"/>
+      <w:r>
+        <w:t>etc</w:t>
+      </w:r>
+      <w:proofErr w:type="spellEnd"/>
+      <w:r>
+        <w:t xml:space="preserve">… A tile will stop when it hits the wall or another tile with a value other than 0 and its own value. For </w:t>
+      </w:r>
+      <w:proofErr w:type="gramStart"/>
+      <w:r>
+        <w:t>example</w:t>
+      </w:r>
+      <w:proofErr w:type="gramEnd"/>
+      <w:r>
+        <w:t xml:space="preserve"> a tile of value 4 will travers past tiles of value 0 but will stop upon reaching a tile of value 2 or larger.</w:t>
+      </w:r>
+      <w:r>
+        <w:t xml:space="preserve"> When the tile of value 4 reaches another tile of value 4 </w:t>
+      </w:r>
+      <w:proofErr w:type="gramStart"/>
+      <w:r>
+        <w:t>both tiles</w:t>
+      </w:r>
+      <w:proofErr w:type="gramEnd"/>
+      <w:r>
+        <w:t xml:space="preserve"> will combine into a tile of value 8. </w:t>
       </w:r>
     </w:p>
     <w:p/>
@@ -9749,7 +11047,7 @@
       <w:pPr>
         <w:pStyle w:val="berschrift4"/>
       </w:pPr>
-      <w:bookmarkStart w:id="26" w:name="_Toc227931173"/>
+      <w:bookmarkStart w:id="26" w:name="_Toc228031731"/>
       <w:r>
         <w:t>Example after the player chooses to move right:</w:t>
       </w:r>
@@ -9823,7 +11121,7 @@
           <w:lang w:val="en-US"/>
         </w:rPr>
       </w:pPr>
-      <w:bookmarkStart w:id="27" w:name="_Toc227932502"/>
+      <w:bookmarkStart w:id="27" w:name="_Toc227941515"/>
       <w:r>
         <w:rPr>
           <w:lang w:val="en-US"/>
@@ -9875,7 +11173,7 @@
       <w:pPr>
         <w:pStyle w:val="berschrift2"/>
       </w:pPr>
-      <w:bookmarkStart w:id="28" w:name="_Toc227931174"/>
+      <w:bookmarkStart w:id="28" w:name="_Toc228031732"/>
       <w:r>
         <w:t>Connection to Reinforcement Learning</w:t>
       </w:r>
@@ -10079,7 +11377,19 @@
         </w:sdtContent>
       </w:sdt>
       <w:r>
-        <w:t>. As a result, storing every state and every action in a Q-table becomes memory expensive very quickly. After running an agent on the game for just one hour can produce a Q-table with millions of entries and the size of gigabyte if not terabyte</w:t>
+        <w:t xml:space="preserve">. As a result, storing every state and every action in a Q-table becomes </w:t>
+      </w:r>
+      <w:proofErr w:type="gramStart"/>
+      <w:r>
+        <w:t>memory expensive</w:t>
+      </w:r>
+      <w:proofErr w:type="gramEnd"/>
+      <w:r>
+        <w:t xml:space="preserve"> very quickly. After running an agent on the game for just </w:t>
+      </w:r>
+      <w:r>
+        <w:lastRenderedPageBreak/>
+        <w:t>one hour can produce a Q-table with millions of entries and the size of gigabyte if not terabyte</w:t>
       </w:r>
       <w:sdt>
         <w:sdtPr>
@@ -10115,7 +11425,7 @@
       <w:pPr>
         <w:pStyle w:val="berschrift4"/>
       </w:pPr>
-      <w:bookmarkStart w:id="29" w:name="_Toc227931175"/>
+      <w:bookmarkStart w:id="29" w:name="_Toc228031733"/>
       <w:r>
         <w:t>State space</w:t>
       </w:r>
@@ -10123,7 +11433,6 @@
     </w:p>
     <w:p>
       <w:r>
-        <w:lastRenderedPageBreak/>
         <w:t xml:space="preserve">The state space </w:t>
       </w:r>
       <m:oMath>
@@ -10135,7 +11444,15 @@
         </m:r>
       </m:oMath>
       <w:r>
-        <w:t xml:space="preserve"> of the game 2048 consists of all possible formations of the grid world</w:t>
+        <w:t xml:space="preserve"> of </w:t>
+      </w:r>
+      <w:proofErr w:type="gramStart"/>
+      <w:r>
+        <w:t>the game</w:t>
+      </w:r>
+      <w:proofErr w:type="gramEnd"/>
+      <w:r>
+        <w:t xml:space="preserve"> 2048 consists of all possible formations of the grid world</w:t>
       </w:r>
       <w:r>
         <w:t xml:space="preserve"> </w:t>
@@ -10318,7 +11635,15 @@
     </w:p>
     <w:p>
       <w:r>
-        <w:t>In the implementation each state is represented as a flattened matrix:</w:t>
+        <w:t xml:space="preserve">In </w:t>
+      </w:r>
+      <w:proofErr w:type="gramStart"/>
+      <w:r>
+        <w:t>the implementation</w:t>
+      </w:r>
+      <w:proofErr w:type="gramEnd"/>
+      <w:r>
+        <w:t xml:space="preserve"> each state is represented as a flattened matrix:</w:t>
       </w:r>
     </w:p>
     <w:p/>
@@ -10550,14 +11875,32 @@
     <w:p/>
     <w:p>
       <w:r>
-        <w:t xml:space="preserve">But a lot of these states can not be reached due to the game rules or structural equivalents which motivates the abstraction approach discussed in this thesis. </w:t>
+        <w:t xml:space="preserve">But a lot of these states </w:t>
+      </w:r>
+      <w:proofErr w:type="spellStart"/>
+      <w:proofErr w:type="gramStart"/>
+      <w:r>
+        <w:t>can not</w:t>
+      </w:r>
+      <w:proofErr w:type="spellEnd"/>
+      <w:proofErr w:type="gramEnd"/>
+      <w:r>
+        <w:t xml:space="preserve"> be reached due to the game rules or structural equivalents which </w:t>
+      </w:r>
+      <w:proofErr w:type="gramStart"/>
+      <w:r>
+        <w:t>motivates</w:t>
+      </w:r>
+      <w:proofErr w:type="gramEnd"/>
+      <w:r>
+        <w:t xml:space="preserve"> the abstraction approach discussed in this thesis. </w:t>
       </w:r>
     </w:p>
     <w:p>
       <w:pPr>
         <w:pStyle w:val="berschrift2"/>
       </w:pPr>
-      <w:bookmarkStart w:id="30" w:name="_Toc227931176"/>
+      <w:bookmarkStart w:id="30" w:name="_Toc228031734"/>
       <w:r>
         <w:t>Connection to Q-table Abstraction</w:t>
       </w:r>
@@ -10688,7 +12031,15 @@
         </m:r>
       </m:oMath>
       <w:r>
-        <w:t xml:space="preserve"> if operations such as rotation, mirroring, doubling of values and scaling can create a copy of either the parent state or the child state</w:t>
+        <w:t xml:space="preserve"> if operations such as rotation, mirroring, </w:t>
+      </w:r>
+      <w:proofErr w:type="gramStart"/>
+      <w:r>
+        <w:t>doubling of</w:t>
+      </w:r>
+      <w:proofErr w:type="gramEnd"/>
+      <w:r>
+        <w:t xml:space="preserve"> values and scaling can create a copy of either the parent state or the child state</w:t>
       </w:r>
       <w:sdt>
         <w:sdtPr>
@@ -10879,7 +12230,15 @@
     </w:p>
     <w:p>
       <w:r>
-        <w:t xml:space="preserve">This function maps a states </w:t>
+        <w:t xml:space="preserve">This function maps a </w:t>
+      </w:r>
+      <w:proofErr w:type="gramStart"/>
+      <w:r>
+        <w:t>states</w:t>
+      </w:r>
+      <w:proofErr w:type="gramEnd"/>
+      <w:r>
+        <w:t xml:space="preserve"> </w:t>
       </w:r>
       <m:oMath>
         <m:r>
@@ -10996,9 +12355,21 @@
     </w:p>
     <w:p/>
     <w:p>
-      <w:r>
-        <w:lastRenderedPageBreak/>
-        <w:t>The game 2048, with its grid based environment and the structured use of values that are powers of two, is particularly well suited for this approach</w:t>
+      <w:proofErr w:type="gramStart"/>
+      <w:r>
+        <w:t>The game</w:t>
+      </w:r>
+      <w:proofErr w:type="gramEnd"/>
+      <w:r>
+        <w:t xml:space="preserve"> 2048, with its </w:t>
+      </w:r>
+      <w:proofErr w:type="gramStart"/>
+      <w:r>
+        <w:t>grid based</w:t>
+      </w:r>
+      <w:proofErr w:type="gramEnd"/>
+      <w:r>
+        <w:t xml:space="preserve"> environment and the structured use of values that are powers of two, is particularly well suited for this approach</w:t>
       </w:r>
       <w:sdt>
         <w:sdtPr>
@@ -11096,29 +12467,149 @@
         <w:rPr>
           <w:lang w:eastAsia="en-US" w:bidi="en-US"/>
         </w:rPr>
-        <w:t>In this thesis the game will be simulated through 3 different game version. A 2 by 2 tile grid  version, chosen for the purpose of fast testing of ideas and operations. A 3 by 3 version designed to find the effect of scaling operations and the finale 4 by 4 grid version where both ideas will be put together. In this version the goal consists of first reaching the tile 2048 and secondly seeing how far the agent is able to go.</w:t>
+        <w:t xml:space="preserve">In this thesis the game will be simulated through 3 different game </w:t>
+      </w:r>
+      <w:proofErr w:type="gramStart"/>
+      <w:r>
+        <w:rPr>
+          <w:lang w:eastAsia="en-US" w:bidi="en-US"/>
+        </w:rPr>
+        <w:t>version</w:t>
+      </w:r>
+      <w:proofErr w:type="gramEnd"/>
+      <w:r>
+        <w:rPr>
+          <w:lang w:eastAsia="en-US" w:bidi="en-US"/>
+        </w:rPr>
+        <w:t xml:space="preserve">. A 2 by 2 tile </w:t>
+      </w:r>
+      <w:proofErr w:type="gramStart"/>
+      <w:r>
+        <w:rPr>
+          <w:lang w:eastAsia="en-US" w:bidi="en-US"/>
+        </w:rPr>
+        <w:t>grid  version</w:t>
+      </w:r>
+      <w:proofErr w:type="gramEnd"/>
+      <w:r>
+        <w:rPr>
+          <w:lang w:eastAsia="en-US" w:bidi="en-US"/>
+        </w:rPr>
+        <w:t xml:space="preserve">, chosen for the purpose of fast testing of ideas and operations. A 3 by 3 version designed to find the effect of scaling operations and the finale 4 by 4 grid version where both ideas will be put together. In this version the goal consists of first reaching the </w:t>
+      </w:r>
+      <w:proofErr w:type="gramStart"/>
+      <w:r>
+        <w:rPr>
+          <w:lang w:eastAsia="en-US" w:bidi="en-US"/>
+        </w:rPr>
+        <w:t>tile</w:t>
+      </w:r>
+      <w:proofErr w:type="gramEnd"/>
+      <w:r>
+        <w:rPr>
+          <w:lang w:eastAsia="en-US" w:bidi="en-US"/>
+        </w:rPr>
+        <w:t xml:space="preserve"> 2048 and secondly seeing how far the agent </w:t>
+      </w:r>
+      <w:proofErr w:type="gramStart"/>
+      <w:r>
+        <w:rPr>
+          <w:lang w:eastAsia="en-US" w:bidi="en-US"/>
+        </w:rPr>
+        <w:t>is able to</w:t>
+      </w:r>
+      <w:proofErr w:type="gramEnd"/>
+      <w:r>
+        <w:rPr>
+          <w:lang w:eastAsia="en-US" w:bidi="en-US"/>
+        </w:rPr>
+        <w:t xml:space="preserve"> go.</w:t>
       </w:r>
     </w:p>
     <w:p>
       <w:pPr>
         <w:pStyle w:val="berschrift1"/>
       </w:pPr>
-      <w:bookmarkStart w:id="31" w:name="_Toc227931177"/>
+      <w:bookmarkStart w:id="31" w:name="_Toc228031735"/>
       <w:r>
         <w:t>Introduction to Reinforcement Learning (RL)</w:t>
       </w:r>
-      <w:bookmarkEnd w:id="21"/>
+      <w:bookmarkEnd w:id="22"/>
       <w:bookmarkEnd w:id="31"/>
     </w:p>
     <w:p>
       <w:r>
-        <w:t xml:space="preserve">Machine Learning (ML) is a way for computers to understand data and or environment and applying specific actions given a certain input. ML divides itself into 3 sub-categories, Supervised learning where developers use labelled data to train A.I. models for predictive tasks. The data usually gets labelled by the developers themselves. The data is split into a training set and a test set and the A.I. is trained. In unsupervised learning the data is unlabelled and the A.I. is forced to find patterns or clusters in the data. The result is harder to validate and the way the A.I. found the answer can be hard for developers to understand such as in neural networks. </w:t>
+        <w:t xml:space="preserve">Machine Learning (ML) is a way for computers to understand data and </w:t>
+      </w:r>
+      <w:proofErr w:type="gramStart"/>
+      <w:r>
+        <w:t>or</w:t>
+      </w:r>
+      <w:proofErr w:type="gramEnd"/>
+      <w:r>
+        <w:t xml:space="preserve"> environment and </w:t>
+      </w:r>
+      <w:proofErr w:type="gramStart"/>
+      <w:r>
+        <w:t>applying</w:t>
+      </w:r>
+      <w:proofErr w:type="gramEnd"/>
+      <w:r>
+        <w:t xml:space="preserve"> specific actions given a certain input. ML divides itself into 3 sub-categories, Supervised learning where developers use labelled data to train A.I. models for predictive tasks. The data usually gets labelled by the developers themselves. The data is split into a training set and a test set and the A.I. is trained. In unsupervised learning the data is </w:t>
+      </w:r>
+      <w:proofErr w:type="spellStart"/>
+      <w:r>
+        <w:t>unlabelled</w:t>
+      </w:r>
+      <w:proofErr w:type="spellEnd"/>
+      <w:r>
+        <w:t xml:space="preserve"> and the A.I. is forced to find patterns or clusters in the data. The result is harder to validate and the way the A.I. found the answer can be hard for developers to </w:t>
+      </w:r>
+      <w:proofErr w:type="gramStart"/>
+      <w:r>
+        <w:t>understand</w:t>
+      </w:r>
+      <w:proofErr w:type="gramEnd"/>
+      <w:r>
+        <w:t xml:space="preserve"> such as in neural networks. </w:t>
       </w:r>
     </w:p>
     <w:p/>
     <w:p>
       <w:r>
-        <w:t>Other than in supervised learning and in unsupervised learning in reinforcement learning (RL) the A.I. or in RL often called agent learns not through data but through an environment, often simplified, through trial and error. Guided only with rewards and penalties the agent will find the best way through a maze or get the highest score in a game. It is often used in robotics or autonomous systems such as self-driving cars where agents must adapt over time. In these circumstances the agent chooses the best possible path with help of deep learning to avoid accidents on the road.</w:t>
+        <w:t>Other than in supervised learning and in unsupervised learning in reinforcement learning (RL)</w:t>
+      </w:r>
+      <w:proofErr w:type="gramStart"/>
+      <w:r>
+        <w:t xml:space="preserve"> the</w:t>
+      </w:r>
+      <w:proofErr w:type="gramEnd"/>
+      <w:r>
+        <w:t xml:space="preserve"> A.I. or in </w:t>
+      </w:r>
+      <w:proofErr w:type="gramStart"/>
+      <w:r>
+        <w:t>RL</w:t>
+      </w:r>
+      <w:proofErr w:type="gramEnd"/>
+      <w:r>
+        <w:t xml:space="preserve"> often called </w:t>
+      </w:r>
+      <w:proofErr w:type="gramStart"/>
+      <w:r>
+        <w:t>agent</w:t>
+      </w:r>
+      <w:proofErr w:type="gramEnd"/>
+      <w:r>
+        <w:t xml:space="preserve"> learns not through data but through an environment, often simplified, through trial and error. Guided only with rewards and </w:t>
+      </w:r>
+      <w:proofErr w:type="gramStart"/>
+      <w:r>
+        <w:t>penalties</w:t>
+      </w:r>
+      <w:proofErr w:type="gramEnd"/>
+      <w:r>
+        <w:t xml:space="preserve"> the agent will find the best way through a maze or get the highest score in a game. It is often used in robotics or autonomous systems such as self-driving cars where agents must adapt over time. In these circumstances the agent chooses the best possible path with help of deep learning to avoid accidents on the road.</w:t>
       </w:r>
     </w:p>
     <w:p/>
@@ -11992,7 +13483,7 @@
           <w:lang w:val="en-US"/>
         </w:rPr>
       </w:pPr>
-      <w:bookmarkStart w:id="32" w:name="_Toc227932503"/>
+      <w:bookmarkStart w:id="32" w:name="_Toc227941516"/>
       <w:r>
         <w:rPr>
           <w:lang w:val="en-US"/>
@@ -12048,7 +13539,7 @@
       <w:pPr>
         <w:pStyle w:val="berschrift2"/>
       </w:pPr>
-      <w:bookmarkStart w:id="33" w:name="_Toc227931178"/>
+      <w:bookmarkStart w:id="33" w:name="_Toc228031736"/>
       <w:r>
         <w:t>Markov Decision process</w:t>
       </w:r>
@@ -12124,7 +13615,23 @@
         </m:sSub>
       </m:oMath>
       <w:r>
-        <w:t xml:space="preserve">. In the case of the game 2048 an action can be any of the 4 cardinal directions up, down, left and right. This action is send to the environment and the environment changes based on the action. This leads to the state </w:t>
+        <w:t xml:space="preserve">. In the case of </w:t>
+      </w:r>
+      <w:proofErr w:type="gramStart"/>
+      <w:r>
+        <w:t>the game</w:t>
+      </w:r>
+      <w:proofErr w:type="gramEnd"/>
+      <w:r>
+        <w:t xml:space="preserve"> 2048 an action can be any of the 4 cardinal directions up, down, left and right. This action is </w:t>
+      </w:r>
+      <w:proofErr w:type="gramStart"/>
+      <w:r>
+        <w:t>send</w:t>
+      </w:r>
+      <w:proofErr w:type="gramEnd"/>
+      <w:r>
+        <w:t xml:space="preserve"> to the environment and the environment changes based on the action. This leads to the state </w:t>
       </w:r>
       <m:oMath>
         <m:sSub>
@@ -12614,14 +14121,30 @@
         </m:r>
       </m:oMath>
       <w:r>
-        <w:t xml:space="preserve"> is a number between of 0 to 1 (starting with 1) and ensures that the agent prioritizes exploration first and exploitation later.</w:t>
+        <w:t xml:space="preserve"> is a number </w:t>
+      </w:r>
+      <w:proofErr w:type="gramStart"/>
+      <w:r>
+        <w:t>between of</w:t>
+      </w:r>
+      <w:proofErr w:type="gramEnd"/>
+      <w:r>
+        <w:t xml:space="preserve"> 0 to 1 (starting with 1) and ensures that the agent prioritizes exploration first and </w:t>
+      </w:r>
+      <w:proofErr w:type="gramStart"/>
+      <w:r>
+        <w:t>exploitation later</w:t>
+      </w:r>
+      <w:proofErr w:type="gramEnd"/>
+      <w:r>
+        <w:t>.</w:t>
       </w:r>
     </w:p>
     <w:p>
       <w:pPr>
         <w:pStyle w:val="berschrift2"/>
       </w:pPr>
-      <w:bookmarkStart w:id="34" w:name="_Toc227931179"/>
+      <w:bookmarkStart w:id="34" w:name="_Toc228031737"/>
       <w:r>
         <w:t>Q-Learning</w:t>
       </w:r>
@@ -12678,7 +14201,15 @@
         <w:t xml:space="preserve"> </w:t>
       </w:r>
       <w:r>
-        <w:t xml:space="preserve">This function returns the maximum expected sum of rewards that can be achieved by taking action </w:t>
+        <w:t xml:space="preserve">This function returns the maximum expected sum of rewards that can be achieved by </w:t>
+      </w:r>
+      <w:proofErr w:type="gramStart"/>
+      <w:r>
+        <w:t>taking action</w:t>
+      </w:r>
+      <w:proofErr w:type="gramEnd"/>
+      <w:r>
+        <w:t xml:space="preserve"> </w:t>
       </w:r>
       <m:oMath>
         <m:r>
@@ -12731,7 +14262,15 @@
         <w:t xml:space="preserve"> from the environment. The </w:t>
       </w:r>
       <w:r>
-        <w:t>agent updates the Q-table and transitions to the next state. In code this loop is done through the step() function. The Q-table is updated iteratively using the following update rule:</w:t>
+        <w:t xml:space="preserve">agent updates the Q-table and transitions to the next state. In code this loop is done through the </w:t>
+      </w:r>
+      <w:proofErr w:type="gramStart"/>
+      <w:r>
+        <w:t>step(</w:t>
+      </w:r>
+      <w:proofErr w:type="gramEnd"/>
+      <w:r>
+        <w:t>) function. The Q-table is updated iteratively using the following update rule:</w:t>
       </w:r>
     </w:p>
     <w:p/>
@@ -12973,7 +14512,21 @@
         <w:rPr>
           <w:szCs w:val="22"/>
         </w:rPr>
-        <w:t>is the discount factor which controls the importance of future rewards. It is a value between 0 and 1 and is updated after every loop. A value of 1 results in more exploration while a value of 0 results in only exploitation. Exploitation in this case results in the agent only choosing the best action from the Q-table while exploration results in the agent choosing random paths.</w:t>
+        <w:t xml:space="preserve">is the discount factor which controls the importance of future rewards. It is a value between 0 and 1 and is updated after every loop. A value of 1 </w:t>
+      </w:r>
+      <w:proofErr w:type="gramStart"/>
+      <w:r>
+        <w:rPr>
+          <w:szCs w:val="22"/>
+        </w:rPr>
+        <w:t>results</w:t>
+      </w:r>
+      <w:proofErr w:type="gramEnd"/>
+      <w:r>
+        <w:rPr>
+          <w:szCs w:val="22"/>
+        </w:rPr>
+        <w:t xml:space="preserve"> in more exploration while a value of 0 results in only exploitation. Exploitation in this case results in the agent only choosing the best action from the Q-table while exploration results in the agent choosing random paths.</w:t>
       </w:r>
     </w:p>
     <w:p>
@@ -13017,7 +14570,21 @@
         <w:rPr>
           <w:szCs w:val="22"/>
         </w:rPr>
-        <w:t xml:space="preserve">t controls the importance of new values compared to old values. A high learning rate results in new values overriding old values and a low learning rate leads to old values being </w:t>
+        <w:t xml:space="preserve">t controls the importance of new values compared to old values. A high learning rate results in new values </w:t>
+      </w:r>
+      <w:proofErr w:type="gramStart"/>
+      <w:r>
+        <w:rPr>
+          <w:szCs w:val="22"/>
+        </w:rPr>
+        <w:t>overriding</w:t>
+      </w:r>
+      <w:proofErr w:type="gramEnd"/>
+      <w:r>
+        <w:rPr>
+          <w:szCs w:val="22"/>
+        </w:rPr>
+        <w:t xml:space="preserve"> old values and a low learning rate leads to old values being </w:t>
       </w:r>
       <w:r>
         <w:rPr>
@@ -13248,7 +14815,21 @@
           <w:szCs w:val="22"/>
         </w:rPr>
         <w:lastRenderedPageBreak/>
-        <w:t xml:space="preserve">Q-Learning is an off-policy algorithm, it learns the optimal policy independently of the agents behavior. Depending on the exploration strategies the agent follows different approaches. In an </w:t>
+        <w:t xml:space="preserve">Q-Learning is an off-policy algorithm, it learns the optimal policy independently of the </w:t>
+      </w:r>
+      <w:proofErr w:type="gramStart"/>
+      <w:r>
+        <w:rPr>
+          <w:szCs w:val="22"/>
+        </w:rPr>
+        <w:t>agents</w:t>
+      </w:r>
+      <w:proofErr w:type="gramEnd"/>
+      <w:r>
+        <w:rPr>
+          <w:szCs w:val="22"/>
+        </w:rPr>
+        <w:t xml:space="preserve"> behavior. Depending on the exploration strategies the agent follows different approaches. In an </w:t>
       </w:r>
       <m:oMath>
         <m:r>
@@ -13283,14 +14864,42 @@
         <w:rPr>
           <w:szCs w:val="22"/>
         </w:rPr>
-        <w:t xml:space="preserve">In the context of 2048 the agent receives the state as a numpy matrix. It observes the matrix and selects depending on the strategy one of the four possible actions. After each move it receives a reward based on the value of tiles merged by the chosen action. The agent updates the Q-table. By continuously updating the Q-values, the agent learns which actions lead to higher rewards and gradually improves its performance. </w:t>
+        <w:t xml:space="preserve">In the </w:t>
+      </w:r>
+      <w:proofErr w:type="gramStart"/>
+      <w:r>
+        <w:rPr>
+          <w:szCs w:val="22"/>
+        </w:rPr>
+        <w:t>context of 2048</w:t>
+      </w:r>
+      <w:proofErr w:type="gramEnd"/>
+      <w:r>
+        <w:rPr>
+          <w:szCs w:val="22"/>
+        </w:rPr>
+        <w:t xml:space="preserve"> the agent receives the state as a </w:t>
+      </w:r>
+      <w:proofErr w:type="spellStart"/>
+      <w:r>
+        <w:rPr>
+          <w:szCs w:val="22"/>
+        </w:rPr>
+        <w:t>numpy</w:t>
+      </w:r>
+      <w:proofErr w:type="spellEnd"/>
+      <w:r>
+        <w:rPr>
+          <w:szCs w:val="22"/>
+        </w:rPr>
+        <w:t xml:space="preserve"> matrix. It observes the matrix and selects depending on the strategy one of the four possible actions. After each move it receives a reward based on the value of tiles merged by the chosen action. The agent updates the Q-table. By continuously updating the Q-values, the agent learns which actions lead to higher rewards and gradually improves its performance. </w:t>
       </w:r>
     </w:p>
     <w:p>
       <w:pPr>
         <w:pStyle w:val="berschrift2"/>
       </w:pPr>
-      <w:bookmarkStart w:id="35" w:name="_Toc227931180"/>
+      <w:bookmarkStart w:id="35" w:name="_Toc228031738"/>
       <w:r>
         <w:t>Q-Table Representation</w:t>
       </w:r>
@@ -13304,7 +14913,23 @@
     <w:p/>
     <w:p>
       <w:r>
-        <w:t xml:space="preserve">In the context of 2048 a state is a flattened 4 by 4 matrix or depending on the environment a 2 by 2 or 3 by 3 matrix. The actions correspond to the possible movements up, down, left and right. </w:t>
+        <w:t xml:space="preserve">In the </w:t>
+      </w:r>
+      <w:proofErr w:type="gramStart"/>
+      <w:r>
+        <w:t>context of 2048</w:t>
+      </w:r>
+      <w:proofErr w:type="gramEnd"/>
+      <w:r>
+        <w:t xml:space="preserve"> a state is </w:t>
+      </w:r>
+      <w:proofErr w:type="gramStart"/>
+      <w:r>
+        <w:t>a flattened</w:t>
+      </w:r>
+      <w:proofErr w:type="gramEnd"/>
+      <w:r>
+        <w:t xml:space="preserve"> 4 by 4 matrix or depending on the environment a 2 by 2 or 3 by 3 matrix. The actions correspond to the possible movements up, down, left and right. </w:t>
       </w:r>
     </w:p>
     <w:p/>
@@ -13378,7 +15003,7 @@
         <w:pStyle w:val="Beschriftung"/>
         <w:jc w:val="center"/>
       </w:pPr>
-      <w:bookmarkStart w:id="36" w:name="_Toc227932504"/>
+      <w:bookmarkStart w:id="36" w:name="_Toc227941517"/>
       <w:r>
         <w:t xml:space="preserve">Figure </w:t>
       </w:r>
@@ -13391,9 +15016,22 @@
         </w:r>
       </w:fldSimple>
       <w:r>
-        <w:t>: normal Q-table representation</w:t>
+        <w:t>: normal Q-</w:t>
+      </w:r>
+      <w:proofErr w:type="spellStart"/>
+      <w:r>
+        <w:t>table</w:t>
+      </w:r>
+      <w:proofErr w:type="spellEnd"/>
+      <w:r>
+        <w:t xml:space="preserve"> </w:t>
+      </w:r>
+      <w:proofErr w:type="spellStart"/>
+      <w:r>
+        <w:t>representation</w:t>
       </w:r>
       <w:bookmarkEnd w:id="36"/>
+      <w:proofErr w:type="spellEnd"/>
     </w:p>
     <w:p>
       <w:pPr>
@@ -13406,7 +15044,7 @@
       <w:pPr>
         <w:pStyle w:val="berschrift1"/>
       </w:pPr>
-      <w:bookmarkStart w:id="37" w:name="_Toc227931181"/>
+      <w:bookmarkStart w:id="37" w:name="_Toc228031739"/>
       <w:r>
         <w:lastRenderedPageBreak/>
         <w:t>Parent / Child Theory</w:t>
@@ -13415,7 +15053,15 @@
     </w:p>
     <w:p>
       <w:r>
-        <w:t xml:space="preserve">This thesis introduces a Q-table abstraction based on a parent-child representation of states. In a normal Q-learning setup for the game 2048, the Q-table grows </w:t>
+        <w:t xml:space="preserve">This thesis introduces a Q-table abstraction based on a parent-child representation of states. In a normal Q-learning setup for the </w:t>
+      </w:r>
+      <w:proofErr w:type="gramStart"/>
+      <w:r>
+        <w:t>game 2048</w:t>
+      </w:r>
+      <w:proofErr w:type="gramEnd"/>
+      <w:r>
+        <w:t xml:space="preserve">, the Q-table grows </w:t>
       </w:r>
       <w:r>
         <w:t>exponentially</w:t>
@@ -13432,7 +15078,7 @@
       <w:pPr>
         <w:pStyle w:val="berschrift2"/>
       </w:pPr>
-      <w:bookmarkStart w:id="38" w:name="_Toc227931182"/>
+      <w:bookmarkStart w:id="38" w:name="_Toc228031740"/>
       <w:r>
         <w:t>Mathematical Definition</w:t>
       </w:r>
@@ -14168,7 +15814,7 @@
       <w:pPr>
         <w:pStyle w:val="berschrift2"/>
       </w:pPr>
-      <w:bookmarkStart w:id="39" w:name="_Toc227931183"/>
+      <w:bookmarkStart w:id="39" w:name="_Toc228031741"/>
       <w:r>
         <w:t>Transformation-Based state Equivalence</w:t>
       </w:r>
@@ -14209,7 +15855,15 @@
         </m:r>
       </m:oMath>
       <w:r>
-        <w:t xml:space="preserve"> if there exists at least one sequence of operations such that:</w:t>
+        <w:t xml:space="preserve"> if there exists at least one sequence of operations such </w:t>
+      </w:r>
+      <w:proofErr w:type="gramStart"/>
+      <w:r>
+        <w:t>that</w:t>
+      </w:r>
+      <w:proofErr w:type="gramEnd"/>
+      <w:r>
+        <w:t>:</w:t>
       </w:r>
     </w:p>
     <w:p/>
@@ -14766,15 +16420,36 @@
     </w:p>
     <w:p/>
     <w:p>
-      <w:r>
-        <w:t>In order for this to work the actions must be able to be either transformed or must have the same value if a state is scaled to not lose context for the agent.</w:t>
+      <w:proofErr w:type="gramStart"/>
+      <w:r>
+        <w:t>In order for</w:t>
+      </w:r>
+      <w:proofErr w:type="gramEnd"/>
+      <w:r>
+        <w:t xml:space="preserve"> this to work the actions must be able to be either transformed or must have the same value if a state is scaled to not lose context for the agent.</w:t>
       </w:r>
     </w:p>
     <w:p/>
     <w:p>
       <w:r>
         <w:lastRenderedPageBreak/>
-        <w:t xml:space="preserve">The actions of a state that is transformed must be of the same context for the agent to not lose information. If an action with a transformation applied reduces the context of a state for the agent the abstraction is </w:t>
+        <w:t xml:space="preserve">The actions of a state that is transformed must be of the same context for the agent </w:t>
+      </w:r>
+      <w:proofErr w:type="gramStart"/>
+      <w:r>
+        <w:t>to not</w:t>
+      </w:r>
+      <w:proofErr w:type="gramEnd"/>
+      <w:r>
+        <w:t xml:space="preserve"> lose information. If an action with a transformation applied reduces the context of a state for the </w:t>
+      </w:r>
+      <w:proofErr w:type="gramStart"/>
+      <w:r>
+        <w:t>agent</w:t>
+      </w:r>
+      <w:proofErr w:type="gramEnd"/>
+      <w:r>
+        <w:t xml:space="preserve"> the abstraction is </w:t>
       </w:r>
       <w:r>
         <w:t>a hindrance.</w:t>
@@ -14796,7 +16471,7 @@
       <w:pPr>
         <w:pStyle w:val="berschrift3"/>
       </w:pPr>
-      <w:bookmarkStart w:id="40" w:name="_Toc227931184"/>
+      <w:bookmarkStart w:id="40" w:name="_Toc228031742"/>
       <w:r>
         <w:t>Rotation (r)</w:t>
       </w:r>
@@ -14816,7 +16491,13 @@
         <w:t>atrix B are the same if you can rotate A to get to B.</w:t>
       </w:r>
       <w:r>
-        <w:t xml:space="preserve"> This operation exploits the symmetry of grid based worlds as the action up can also be rotated to the left, down or right. </w:t>
+        <w:t xml:space="preserve"> This operation exploits the symmetry of </w:t>
+      </w:r>
+      <w:r>
+        <w:t>grid-based</w:t>
+      </w:r>
+      <w:r>
+        <w:t xml:space="preserve"> worlds as the action up can also be rotated to the left, down or right. </w:t>
       </w:r>
     </w:p>
     <w:p>
@@ -14887,7 +16568,7 @@
           <w:lang w:val="en-US"/>
         </w:rPr>
       </w:pPr>
-      <w:bookmarkStart w:id="41" w:name="_Toc227932505"/>
+      <w:bookmarkStart w:id="41" w:name="_Toc227941518"/>
       <w:r>
         <w:t xml:space="preserve">Figure </w:t>
       </w:r>
@@ -14900,7 +16581,15 @@
         </w:r>
       </w:fldSimple>
       <w:r>
-        <w:t>: Transformation-Based Rotation</w:t>
+        <w:t>: Transformation-</w:t>
+      </w:r>
+      <w:proofErr w:type="spellStart"/>
+      <w:r>
+        <w:t>Based</w:t>
+      </w:r>
+      <w:proofErr w:type="spellEnd"/>
+      <w:r>
+        <w:t xml:space="preserve"> Rotation</w:t>
       </w:r>
       <w:bookmarkEnd w:id="41"/>
     </w:p>
@@ -14914,7 +16603,7 @@
       <w:pPr>
         <w:pStyle w:val="berschrift3"/>
       </w:pPr>
-      <w:bookmarkStart w:id="42" w:name="_Toc227931185"/>
+      <w:bookmarkStart w:id="42" w:name="_Toc228031743"/>
       <w:r>
         <w:t>Scaling (doubling) (d)</w:t>
       </w:r>
@@ -14932,7 +16621,13 @@
         <w:t>A to get to B.</w:t>
       </w:r>
       <w:r>
-        <w:t xml:space="preserve"> This is particulary effective in games like 2048 due to the exponential structure of the tile values. </w:t>
+        <w:t xml:space="preserve"> This is </w:t>
+      </w:r>
+      <w:r>
+        <w:t>particularly</w:t>
+      </w:r>
+      <w:r>
+        <w:t xml:space="preserve"> effective in games like 2048 due to the exponential structure of the tile values. </w:t>
       </w:r>
     </w:p>
     <w:p>
@@ -15003,7 +16698,7 @@
           <w:lang w:val="en-US"/>
         </w:rPr>
       </w:pPr>
-      <w:bookmarkStart w:id="43" w:name="_Toc227932506"/>
+      <w:bookmarkStart w:id="43" w:name="_Toc227941519"/>
       <w:r>
         <w:t xml:space="preserve">Figure </w:t>
       </w:r>
@@ -15016,15 +16711,28 @@
         </w:r>
       </w:fldSimple>
       <w:r>
-        <w:t>: Transformation-Based Scaling</w:t>
+        <w:t>: Transformation-</w:t>
+      </w:r>
+      <w:proofErr w:type="spellStart"/>
+      <w:r>
+        <w:t>Based</w:t>
+      </w:r>
+      <w:proofErr w:type="spellEnd"/>
+      <w:r>
+        <w:t xml:space="preserve"> </w:t>
+      </w:r>
+      <w:proofErr w:type="spellStart"/>
+      <w:r>
+        <w:t>Scaling</w:t>
       </w:r>
       <w:bookmarkEnd w:id="43"/>
+      <w:proofErr w:type="spellEnd"/>
     </w:p>
     <w:p>
       <w:pPr>
         <w:pStyle w:val="berschrift3"/>
       </w:pPr>
-      <w:bookmarkStart w:id="44" w:name="_Toc227931186"/>
+      <w:bookmarkStart w:id="44" w:name="_Toc228031744"/>
       <w:r>
         <w:t>Edge expansion (e)</w:t>
       </w:r>
@@ -15032,7 +16740,7 @@
     </w:p>
     <w:p>
       <w:r>
-        <w:t>States can be extended by adding empty or low-value tiles  at the borders while preserving the internal structure. This allows smaller patterns to represent larger states. M</w:t>
+        <w:t>States can be extended by adding empty or low-value tiles at the borders while preserving the internal structure. This allows smaller patterns to represent larger states. M</w:t>
       </w:r>
       <w:r>
         <w:t>atrix A and matrix B are the same if you can add an edge to A to get to B.</w:t>
@@ -15106,7 +16814,7 @@
           <w:lang w:val="en-US"/>
         </w:rPr>
       </w:pPr>
-      <w:bookmarkStart w:id="45" w:name="_Toc227932507"/>
+      <w:bookmarkStart w:id="45" w:name="_Toc227941520"/>
       <w:r>
         <w:rPr>
           <w:lang w:val="en-US"/>
@@ -15153,7 +16861,7 @@
       <w:pPr>
         <w:pStyle w:val="berschrift3"/>
       </w:pPr>
-      <w:bookmarkStart w:id="46" w:name="_Toc227931187"/>
+      <w:bookmarkStart w:id="46" w:name="_Toc228031745"/>
       <w:r>
         <w:t>Mirroring (m)</w:t>
       </w:r>
@@ -15161,7 +16869,17 @@
     </w:p>
     <w:p>
       <w:r>
-        <w:t>A state can be mirrored along horizontal or vertical axes. Two states a equivalent if one is a mirrored version of the other. M</w:t>
+        <w:t xml:space="preserve">A state can be mirrored along horizontal or vertical axes. Two states </w:t>
+      </w:r>
+      <w:proofErr w:type="spellStart"/>
+      <w:proofErr w:type="gramStart"/>
+      <w:r>
+        <w:t>a</w:t>
+      </w:r>
+      <w:proofErr w:type="spellEnd"/>
+      <w:proofErr w:type="gramEnd"/>
+      <w:r>
+        <w:t xml:space="preserve"> equivalent if one is a mirrored version of the other. M</w:t>
       </w:r>
       <w:r>
         <w:t>atrix A and matrix B are the same if you can mirror A to get to B.</w:t>
@@ -15236,7 +16954,7 @@
           <w:lang w:val="en-US"/>
         </w:rPr>
       </w:pPr>
-      <w:bookmarkStart w:id="47" w:name="_Toc227932508"/>
+      <w:bookmarkStart w:id="47" w:name="_Toc227941521"/>
       <w:r>
         <w:t xml:space="preserve">Figure </w:t>
       </w:r>
@@ -15249,9 +16967,22 @@
         </w:r>
       </w:fldSimple>
       <w:r>
-        <w:t>: Transformation-Based Mirroring</w:t>
+        <w:t>: Transformation-</w:t>
+      </w:r>
+      <w:proofErr w:type="spellStart"/>
+      <w:r>
+        <w:t>Based</w:t>
+      </w:r>
+      <w:proofErr w:type="spellEnd"/>
+      <w:r>
+        <w:t xml:space="preserve"> </w:t>
+      </w:r>
+      <w:proofErr w:type="spellStart"/>
+      <w:r>
+        <w:t>Mirroring</w:t>
       </w:r>
       <w:bookmarkEnd w:id="47"/>
+      <w:proofErr w:type="spellEnd"/>
     </w:p>
     <w:p>
       <w:pPr>
@@ -15263,7 +16994,7 @@
       <w:pPr>
         <w:pStyle w:val="berschrift2"/>
       </w:pPr>
-      <w:bookmarkStart w:id="48" w:name="_Toc227931188"/>
+      <w:bookmarkStart w:id="48" w:name="_Toc228031746"/>
       <w:r>
         <w:t>Parent-Child Representation</w:t>
       </w:r>
@@ -15355,7 +17086,15 @@
         <w:t>The index is a key that points to the original parent and the operations are a string of operations applied to the child to get to the parent.</w:t>
       </w:r>
       <w:r>
-        <w:t xml:space="preserve"> The direction property insures the agent doesn’t lose context </w:t>
+        <w:t xml:space="preserve"> The direction property </w:t>
+      </w:r>
+      <w:proofErr w:type="gramStart"/>
+      <w:r>
+        <w:t>insures</w:t>
+      </w:r>
+      <w:proofErr w:type="gramEnd"/>
+      <w:r>
+        <w:t xml:space="preserve"> the agent doesn’t lose context </w:t>
       </w:r>
       <w:r>
         <w:t>of the state.</w:t>
@@ -15395,7 +17134,15 @@
         <w:t xml:space="preserve">This </w:t>
       </w:r>
       <w:r>
-        <w:t>idea leads to 2 files the parent Q-table and the child Q-table.</w:t>
+        <w:t xml:space="preserve">idea leads to 2 </w:t>
+      </w:r>
+      <w:proofErr w:type="gramStart"/>
+      <w:r>
+        <w:t>files</w:t>
+      </w:r>
+      <w:proofErr w:type="gramEnd"/>
+      <w:r>
+        <w:t xml:space="preserve"> the parent Q-table and the child Q-table.</w:t>
       </w:r>
     </w:p>
     <w:p/>
@@ -15403,7 +17150,7 @@
       <w:pPr>
         <w:pStyle w:val="berschrift4"/>
       </w:pPr>
-      <w:bookmarkStart w:id="49" w:name="_Toc227931189"/>
+      <w:bookmarkStart w:id="49" w:name="_Toc228031747"/>
       <w:r>
         <w:t>Parent:</w:t>
       </w:r>
@@ -15467,7 +17214,7 @@
           <w:lang w:val="en-US"/>
         </w:rPr>
       </w:pPr>
-      <w:bookmarkStart w:id="50" w:name="_Toc227932509"/>
+      <w:bookmarkStart w:id="50" w:name="_Toc227941522"/>
       <w:r>
         <w:rPr>
           <w:lang w:val="en-US"/>
@@ -15513,7 +17260,7 @@
       <w:pPr>
         <w:pStyle w:val="berschrift4"/>
       </w:pPr>
-      <w:bookmarkStart w:id="51" w:name="_Toc227931190"/>
+      <w:bookmarkStart w:id="51" w:name="_Toc228031748"/>
       <w:r>
         <w:t>Child:</w:t>
       </w:r>
@@ -15573,7 +17320,7 @@
           <w:lang w:val="en-US"/>
         </w:rPr>
       </w:pPr>
-      <w:bookmarkStart w:id="52" w:name="_Toc227932510"/>
+      <w:bookmarkStart w:id="52" w:name="_Toc227941523"/>
       <w:r>
         <w:rPr>
           <w:lang w:val="en-US"/>
@@ -15627,7 +17374,21 @@
         <w:rPr>
           <w:lang w:eastAsia="en-US" w:bidi="en-US"/>
         </w:rPr>
-        <w:t xml:space="preserve">In theory the splitting of parent to child reduces the storage space needed for the Q-table. A normal Q-table often sits at around 5 GB depending on the complexity of the game and the number of possible actions and states. This idea should cut the memory usage in half. </w:t>
+        <w:t xml:space="preserve">In theory the splitting of parent to child reduces the storage space needed for the Q-table. A normal Q-table often sits at around 5 GB depending on the complexity of the game and the number of possible actions and states. This idea should cut </w:t>
+      </w:r>
+      <w:proofErr w:type="gramStart"/>
+      <w:r>
+        <w:rPr>
+          <w:lang w:eastAsia="en-US" w:bidi="en-US"/>
+        </w:rPr>
+        <w:t>the memory</w:t>
+      </w:r>
+      <w:proofErr w:type="gramEnd"/>
+      <w:r>
+        <w:rPr>
+          <w:lang w:eastAsia="en-US" w:bidi="en-US"/>
+        </w:rPr>
+        <w:t xml:space="preserve"> usage in half. </w:t>
       </w:r>
     </w:p>
     <w:p>
@@ -15640,7 +17401,15 @@
         <w:jc w:val="left"/>
       </w:pPr>
       <w:r>
-        <w:t>One issue that could arise from this approach can be the loss of information as not every state abstraction can be done to the corresponding actions.</w:t>
+        <w:t xml:space="preserve">One issue that could arise from this approach can be the loss of information as not every state abstraction can be </w:t>
+      </w:r>
+      <w:proofErr w:type="gramStart"/>
+      <w:r>
+        <w:t>done</w:t>
+      </w:r>
+      <w:proofErr w:type="gramEnd"/>
+      <w:r>
+        <w:t xml:space="preserve"> to the corresponding actions.</w:t>
       </w:r>
       <w:r>
         <w:t xml:space="preserve"> The child inherits the actions of the parent state</w:t>
@@ -15661,7 +17430,7 @@
       <w:pPr>
         <w:pStyle w:val="berschrift4"/>
       </w:pPr>
-      <w:bookmarkStart w:id="53" w:name="_Toc227931191"/>
+      <w:bookmarkStart w:id="53" w:name="_Toc228031749"/>
       <w:r>
         <w:t>Splitting</w:t>
       </w:r>
@@ -16044,8 +17813,13 @@
       </m:oMath>
       <w:r>
         <w:tab/>
-        <w:t>Q-value for parent</w:t>
-      </w:r>
+        <w:t xml:space="preserve">Q-value for </w:t>
+      </w:r>
+      <w:proofErr w:type="gramStart"/>
+      <w:r>
+        <w:t>parent</w:t>
+      </w:r>
+      <w:proofErr w:type="gramEnd"/>
     </w:p>
     <w:p>
       <w:pPr>
@@ -16205,7 +17979,15 @@
       </w:r>
       <w:r>
         <w:tab/>
-        <w:t>the saved best direction for the child state</w:t>
+        <w:t xml:space="preserve">the saved best direction for the </w:t>
+      </w:r>
+      <w:proofErr w:type="gramStart"/>
+      <w:r>
+        <w:t>child</w:t>
+      </w:r>
+      <w:proofErr w:type="gramEnd"/>
+      <w:r>
+        <w:t xml:space="preserve"> state</w:t>
       </w:r>
     </w:p>
     <w:p>
@@ -16376,7 +18158,7 @@
       <w:pPr>
         <w:pStyle w:val="berschrift4"/>
       </w:pPr>
-      <w:bookmarkStart w:id="54" w:name="_Toc227931192"/>
+      <w:bookmarkStart w:id="54" w:name="_Toc228031750"/>
       <w:r>
         <w:t>Reconstruction</w:t>
       </w:r>
@@ -16419,8 +18201,13 @@
       <w:pPr>
         <w:jc w:val="left"/>
       </w:pPr>
-      <w:r>
-        <w:t>Additionally the transformation must also be applied to the actions of the parent:</w:t>
+      <w:proofErr w:type="gramStart"/>
+      <w:r>
+        <w:t>Additionally</w:t>
+      </w:r>
+      <w:proofErr w:type="gramEnd"/>
+      <w:r>
+        <w:t xml:space="preserve"> the transformation must also be applied to the actions of the parent:</w:t>
       </w:r>
     </w:p>
     <w:p>
@@ -17141,7 +18928,7 @@
       <w:pPr>
         <w:pStyle w:val="berschrift1"/>
       </w:pPr>
-      <w:bookmarkStart w:id="55" w:name="_Toc227931193"/>
+      <w:bookmarkStart w:id="55" w:name="_Toc228031751"/>
       <w:r>
         <w:t>Environment</w:t>
       </w:r>
@@ -17152,7 +18939,39 @@
         <w:t xml:space="preserve">The environment </w:t>
       </w:r>
       <w:r>
-        <w:t xml:space="preserve">in this thesis is the game 2048. The environment consists of 3 versions. A 2 by 2 grid version a 3 by 3 version and the normal 4 by 4 version. As previously mentioned the environments where chosen to test different results and conditions. The total amount of states found in the 2 by 2 grid is 476. This was found after 10 hours of continuous running of the program. The total state space of the 3 by 3 version and the 4 by 4 version has not yet been reached and takes up to much storage space for this thesis. The current state space is 295.330 for the 3 by 3 version and 2.554.721 for the 4 by 4 version. </w:t>
+        <w:t xml:space="preserve">in this thesis is the game 2048. The environment consists of 3 versions. A 2 by 2 grid version a 3 by 3 version and the normal 4 by 4 version. As previously </w:t>
+      </w:r>
+      <w:proofErr w:type="gramStart"/>
+      <w:r>
+        <w:t>mentioned</w:t>
+      </w:r>
+      <w:proofErr w:type="gramEnd"/>
+      <w:r>
+        <w:t xml:space="preserve"> the environments </w:t>
+      </w:r>
+      <w:proofErr w:type="gramStart"/>
+      <w:r>
+        <w:t>where</w:t>
+      </w:r>
+      <w:proofErr w:type="gramEnd"/>
+      <w:r>
+        <w:t xml:space="preserve"> chosen to test different results and conditions. The total amount of states found in the 2 by 2 grid is 476. This was found after 10 hours of continuous running of the program. The total state space of the 3 by 3 version and the 4 by 4 version </w:t>
+      </w:r>
+      <w:proofErr w:type="gramStart"/>
+      <w:r>
+        <w:t>has</w:t>
+      </w:r>
+      <w:proofErr w:type="gramEnd"/>
+      <w:r>
+        <w:t xml:space="preserve"> not yet been reached and takes up </w:t>
+      </w:r>
+      <w:proofErr w:type="gramStart"/>
+      <w:r>
+        <w:t>to</w:t>
+      </w:r>
+      <w:proofErr w:type="gramEnd"/>
+      <w:r>
+        <w:t xml:space="preserve"> much storage space for this thesis. The current state space is 295.330 for the 3 by 3 version and 2.554.721 for the 4 by 4 version. </w:t>
       </w:r>
     </w:p>
     <w:p/>
@@ -17161,20 +18980,68 @@
         <w:t>The idea behind the different environment versions is to make it easier to test code and find anomalies or issues. The choice of 2048 as the environment makes this particularly suitable for this thesis.</w:t>
       </w:r>
       <w:r>
-        <w:t xml:space="preserve"> The idea is to split the total number of states into child and parent states but as this would take a lot of compute power and RAM the states are counted in batches. The batch size determines the number of states compared with each other. A batch count of 10.000 would compare 10.000 states with each other to determine similarities. A problem arises though if the states are not sorted though. Therefore before the splitting of parent and child states can occure the list of states is sorted from smallest total value to highest total value where a state with a lot of zeros has a smaller value than a state with no zero. After the list is sorted the batch processing can occur. </w:t>
+        <w:t xml:space="preserve"> The idea is to split the total number of states into </w:t>
+      </w:r>
+      <w:proofErr w:type="gramStart"/>
+      <w:r>
+        <w:t>child</w:t>
+      </w:r>
+      <w:proofErr w:type="gramEnd"/>
+      <w:r>
+        <w:t xml:space="preserve"> and parent states but as this would take a lot of </w:t>
+      </w:r>
+      <w:proofErr w:type="gramStart"/>
+      <w:r>
+        <w:t>compute</w:t>
+      </w:r>
+      <w:proofErr w:type="gramEnd"/>
+      <w:r>
+        <w:t xml:space="preserve"> power and RAM the states are counted in batches. The batch size determines the number of states compared with each other. A batch count of 10.000 would compare 10.000 states with each other to determine similarities. A problem arises though if the states are not sorted though. </w:t>
+      </w:r>
+      <w:proofErr w:type="gramStart"/>
+      <w:r>
+        <w:t>Therefore</w:t>
+      </w:r>
+      <w:proofErr w:type="gramEnd"/>
+      <w:r>
+        <w:t xml:space="preserve"> before the splitting of parent and child states can </w:t>
+      </w:r>
+      <w:proofErr w:type="spellStart"/>
+      <w:r>
+        <w:t>occure</w:t>
+      </w:r>
+      <w:proofErr w:type="spellEnd"/>
+      <w:r>
+        <w:t xml:space="preserve"> the list of states is sorted from smallest total value to highest total value where a state with a lot of zeros has a smaller value than a state with no zero. After the list is sorted the batch processing can occur. </w:t>
       </w:r>
     </w:p>
     <w:p/>
     <w:p>
       <w:r>
-        <w:t>The size of the processed children and parents can be found in the child or parent Q-table. For the 2 by 2 version of the environment the total number of child states is 120 and the total number of parent states the total number is 357.</w:t>
+        <w:t xml:space="preserve">The size of the processed children and parents can be found in the child or parent Q-table. For the 2 by 2 </w:t>
+      </w:r>
+      <w:proofErr w:type="gramStart"/>
+      <w:r>
+        <w:t>version</w:t>
+      </w:r>
+      <w:proofErr w:type="gramEnd"/>
+      <w:r>
+        <w:t xml:space="preserve"> of the environment the total number of child states is 120 and the total number of </w:t>
+      </w:r>
+      <w:proofErr w:type="gramStart"/>
+      <w:r>
+        <w:t>parent</w:t>
+      </w:r>
+      <w:proofErr w:type="gramEnd"/>
+      <w:r>
+        <w:t xml:space="preserve"> states the total number is 357.</w:t>
       </w:r>
     </w:p>
     <w:p>
       <w:pPr>
         <w:pStyle w:val="berschrift1"/>
       </w:pPr>
-      <w:bookmarkStart w:id="56" w:name="_Toc227931194"/>
+      <w:bookmarkStart w:id="56" w:name="_Toc228031752"/>
       <w:r>
         <w:lastRenderedPageBreak/>
         <w:t>Python Implementation</w:t>
@@ -17185,7 +19052,7 @@
       <w:pPr>
         <w:pStyle w:val="berschrift2"/>
       </w:pPr>
-      <w:bookmarkStart w:id="57" w:name="_Toc227931195"/>
+      <w:bookmarkStart w:id="57" w:name="_Toc228031753"/>
       <w:r>
         <w:t>Main</w:t>
       </w:r>
@@ -17196,14 +19063,30 @@
         <w:t xml:space="preserve">The main module is the entry point </w:t>
       </w:r>
       <w:r>
-        <w:t>of the application. It coordinates the interaction between the agent the environment and the play function. The user can determine what kind of agent they want and what size the environment should have. Later after the agent trained the user can call the play module to play with the provided child and parent Q-tabels. The play mode also provides evaluation.</w:t>
+        <w:t xml:space="preserve">of the application. It coordinates the interaction between the </w:t>
+      </w:r>
+      <w:proofErr w:type="gramStart"/>
+      <w:r>
+        <w:t>agent</w:t>
+      </w:r>
+      <w:proofErr w:type="gramEnd"/>
+      <w:r>
+        <w:t xml:space="preserve"> the environment and the play function. The user can determine what kind of agent they want and what size the environment should have. Later after the agent trained the user can call the play module to play with the provided child and parent Q-</w:t>
+      </w:r>
+      <w:proofErr w:type="spellStart"/>
+      <w:r>
+        <w:t>tabels</w:t>
+      </w:r>
+      <w:proofErr w:type="spellEnd"/>
+      <w:r>
+        <w:t>. The play mode also provides evaluation.</w:t>
       </w:r>
     </w:p>
     <w:p>
       <w:pPr>
         <w:pStyle w:val="berschrift2"/>
       </w:pPr>
-      <w:bookmarkStart w:id="58" w:name="_Toc227931196"/>
+      <w:bookmarkStart w:id="58" w:name="_Toc228031754"/>
       <w:r>
         <w:t>Environment</w:t>
       </w:r>
@@ -17221,7 +19104,15 @@
     </w:p>
     <w:p>
       <w:r>
-        <w:t>The Grid is initialized with zeros and two tiles are spawned at the beginning of the game followed with 1 tile after every legal action.</w:t>
+        <w:t xml:space="preserve">The Grid is initialized with </w:t>
+      </w:r>
+      <w:proofErr w:type="gramStart"/>
+      <w:r>
+        <w:t>zeros</w:t>
+      </w:r>
+      <w:proofErr w:type="gramEnd"/>
+      <w:r>
+        <w:t xml:space="preserve"> and two tiles are spawned at the beginning of the game followed with 1 tile after every legal action.</w:t>
       </w:r>
     </w:p>
     <w:p>
@@ -17232,7 +19123,7 @@
           <w:lang w:eastAsia="de-AT"/>
         </w:rPr>
       </w:pPr>
-      <w:bookmarkStart w:id="59" w:name="_Toc227931197"/>
+      <w:bookmarkStart w:id="59" w:name="_Toc228031755"/>
       <w:r>
         <w:rPr>
           <w:color w:val="000000" w:themeColor="text1"/>
@@ -17252,7 +19143,37 @@
         <w:rPr>
           <w:lang w:eastAsia="de-AT"/>
         </w:rPr>
-        <w:t xml:space="preserve">The main function of the environment is to give the agent the next state the reward and a terminal condition. This is done via the step() function. It receives as an argument from the agent a action </w:t>
+        <w:t xml:space="preserve">The main function of the environment is to give the agent the next state the reward and a terminal condition. This is done via the </w:t>
+      </w:r>
+      <w:proofErr w:type="gramStart"/>
+      <w:r>
+        <w:rPr>
+          <w:lang w:eastAsia="de-AT"/>
+        </w:rPr>
+        <w:t>step(</w:t>
+      </w:r>
+      <w:proofErr w:type="gramEnd"/>
+      <w:r>
+        <w:rPr>
+          <w:lang w:eastAsia="de-AT"/>
+        </w:rPr>
+        <w:t xml:space="preserve">) function. It receives as an argument from the agent </w:t>
+      </w:r>
+      <w:proofErr w:type="spellStart"/>
+      <w:proofErr w:type="gramStart"/>
+      <w:r>
+        <w:rPr>
+          <w:lang w:eastAsia="de-AT"/>
+        </w:rPr>
+        <w:t>a</w:t>
+      </w:r>
+      <w:proofErr w:type="spellEnd"/>
+      <w:proofErr w:type="gramEnd"/>
+      <w:r>
+        <w:rPr>
+          <w:lang w:eastAsia="de-AT"/>
+        </w:rPr>
+        <w:t xml:space="preserve"> action </w:t>
       </w:r>
       <m:oMath>
         <m:r>
@@ -17286,20 +19207,62 @@
         <w:rPr>
           <w:lang w:eastAsia="de-AT"/>
         </w:rPr>
-        <w:t>The legal actions are determined via the function find_available_actions() which checks all tiles to see if a given direction is allowed or not.</w:t>
-      </w:r>
-    </w:p>
-    <w:p>
-      <w:pPr>
+        <w:t xml:space="preserve">The legal actions are determined via the function </w:t>
+      </w:r>
+      <w:proofErr w:type="spellStart"/>
+      <w:r>
         <w:rPr>
           <w:lang w:eastAsia="de-AT"/>
         </w:rPr>
-      </w:pPr>
+        <w:t>find_available_</w:t>
+      </w:r>
+      <w:proofErr w:type="gramStart"/>
       <w:r>
         <w:rPr>
           <w:lang w:eastAsia="de-AT"/>
         </w:rPr>
-        <w:t xml:space="preserve">If a move was valid the step() function creates a new random tile at a random position and returns the state to the agent together with the reward gained from the chosen action. </w:t>
+        <w:t>actions</w:t>
+      </w:r>
+      <w:proofErr w:type="spellEnd"/>
+      <w:r>
+        <w:rPr>
+          <w:lang w:eastAsia="de-AT"/>
+        </w:rPr>
+        <w:t>(</w:t>
+      </w:r>
+      <w:proofErr w:type="gramEnd"/>
+      <w:r>
+        <w:rPr>
+          <w:lang w:eastAsia="de-AT"/>
+        </w:rPr>
+        <w:t>) which checks all tiles to see if a given direction is allowed or not.</w:t>
+      </w:r>
+    </w:p>
+    <w:p>
+      <w:pPr>
+        <w:rPr>
+          <w:lang w:eastAsia="de-AT"/>
+        </w:rPr>
+      </w:pPr>
+      <w:r>
+        <w:rPr>
+          <w:lang w:eastAsia="de-AT"/>
+        </w:rPr>
+        <w:t xml:space="preserve">If a move was valid the </w:t>
+      </w:r>
+      <w:proofErr w:type="gramStart"/>
+      <w:r>
+        <w:rPr>
+          <w:lang w:eastAsia="de-AT"/>
+        </w:rPr>
+        <w:t>step(</w:t>
+      </w:r>
+      <w:proofErr w:type="gramEnd"/>
+      <w:r>
+        <w:rPr>
+          <w:lang w:eastAsia="de-AT"/>
+        </w:rPr>
+        <w:t xml:space="preserve">) function creates a new random tile at a random position and returns the state to the agent together with the reward gained from the chosen action. </w:t>
       </w:r>
     </w:p>
     <w:p>
@@ -17310,7 +19273,7 @@
           <w:lang w:eastAsia="de-AT"/>
         </w:rPr>
       </w:pPr>
-      <w:bookmarkStart w:id="60" w:name="_Toc227931198"/>
+      <w:bookmarkStart w:id="60" w:name="_Toc228031756"/>
       <w:r>
         <w:rPr>
           <w:color w:val="000000" w:themeColor="text1"/>
@@ -17417,21 +19380,49 @@
         <w:rPr>
           <w:lang w:eastAsia="de-AT"/>
         </w:rPr>
-        <w:t xml:space="preserve">The new empty tiles are counted as a bonus as this encourages open board states which makes it easier for the parent child splitting to occur. </w:t>
-      </w:r>
-    </w:p>
-    <w:p>
-      <w:pPr>
+        <w:t xml:space="preserve">The new empty tiles are counted as a bonus as this encourages open board states which makes it easier for the parent </w:t>
+      </w:r>
+      <w:proofErr w:type="gramStart"/>
+      <w:r>
         <w:rPr>
           <w:lang w:eastAsia="de-AT"/>
         </w:rPr>
+        <w:t>child splitting</w:t>
+      </w:r>
+      <w:proofErr w:type="gramEnd"/>
+      <w:r>
+        <w:rPr>
+          <w:lang w:eastAsia="de-AT"/>
+        </w:rPr>
+        <w:t xml:space="preserve"> to </w:t>
+      </w:r>
+      <w:proofErr w:type="gramStart"/>
+      <w:r>
+        <w:rPr>
+          <w:lang w:eastAsia="de-AT"/>
+        </w:rPr>
+        <w:t>occur</w:t>
+      </w:r>
+      <w:proofErr w:type="gramEnd"/>
+      <w:r>
+        <w:rPr>
+          <w:lang w:eastAsia="de-AT"/>
+        </w:rPr>
+        <w:t xml:space="preserve">. </w:t>
+      </w:r>
+    </w:p>
+    <w:p>
+      <w:pPr>
+        <w:rPr>
+          <w:lang w:eastAsia="de-AT"/>
+        </w:rPr>
       </w:pPr>
     </w:p>
     <w:p>
       <w:pPr>
         <w:pStyle w:val="berschrift2"/>
       </w:pPr>
-      <w:bookmarkStart w:id="61" w:name="_Toc227931199"/>
+      <w:bookmarkStart w:id="61" w:name="_Toc228031757"/>
       <w:r>
         <w:t>Agent</w:t>
       </w:r>
@@ -17463,7 +19454,39 @@
         <w:t xml:space="preserve"> set of valid actions, selects one of these actions according to its exploration strategy, and updates its stored action values based on the reward returned by the environment.</w:t>
       </w:r>
       <w:r>
-        <w:t xml:space="preserve"> After a certain amount of states determined by a user chosen batch size the singular Q-table is split into child and parent state. To determine if a child state is a child of a parent state the agent looks through every state and compares them with each other. </w:t>
+        <w:t xml:space="preserve"> After a certain </w:t>
+      </w:r>
+      <w:proofErr w:type="gramStart"/>
+      <w:r>
+        <w:t>amount</w:t>
+      </w:r>
+      <w:proofErr w:type="gramEnd"/>
+      <w:r>
+        <w:t xml:space="preserve"> of states determined by a user chosen batch size the singular Q-table is split into child and parent state. To determine if a </w:t>
+      </w:r>
+      <w:proofErr w:type="gramStart"/>
+      <w:r>
+        <w:t>child</w:t>
+      </w:r>
+      <w:proofErr w:type="gramEnd"/>
+      <w:r>
+        <w:t xml:space="preserve"> state is a child of a </w:t>
+      </w:r>
+      <w:proofErr w:type="gramStart"/>
+      <w:r>
+        <w:t>parent</w:t>
+      </w:r>
+      <w:proofErr w:type="gramEnd"/>
+      <w:r>
+        <w:t xml:space="preserve"> </w:t>
+      </w:r>
+      <w:proofErr w:type="gramStart"/>
+      <w:r>
+        <w:t>state</w:t>
+      </w:r>
+      <w:proofErr w:type="gramEnd"/>
+      <w:r>
+        <w:t xml:space="preserve"> the agent looks through every state and compares them with each other. </w:t>
       </w:r>
       <w:r>
         <w:t>If two states are equivalent under the allowed matrix operations, one state can be stored explicitly as a parent while the other is represented as a child together with the transformation path and the saved best direction.</w:t>
@@ -17472,7 +19495,15 @@
     <w:p/>
     <w:p>
       <w:r>
-        <w:t>The agent therefore has two roles. It acts as the learning component of the reinforcement learning loop and manages the abstraction pipeline. It provides the functionality to load  and save the child and parent Q-tables divide the Q-table used for the learning path of the agent and reconstructs the children and parent states to a singular reconstructed Q-table for continued training.</w:t>
+        <w:t xml:space="preserve">The agent therefore has two roles. It acts as the learning component of the reinforcement learning loop and manages the abstraction pipeline. It provides the functionality to </w:t>
+      </w:r>
+      <w:proofErr w:type="gramStart"/>
+      <w:r>
+        <w:t>load  and</w:t>
+      </w:r>
+      <w:proofErr w:type="gramEnd"/>
+      <w:r>
+        <w:t xml:space="preserve"> save the child and parent Q-tables divide the Q-table used for the learning path of the agent and reconstructs the children and parent states to a singular reconstructed Q-table for continued training.</w:t>
       </w:r>
     </w:p>
     <w:p>
@@ -17483,7 +19514,7 @@
           <w:lang w:eastAsia="de-AT"/>
         </w:rPr>
       </w:pPr>
-      <w:bookmarkStart w:id="62" w:name="_Toc227931200"/>
+      <w:bookmarkStart w:id="62" w:name="_Toc228031758"/>
       <w:r>
         <w:rPr>
           <w:color w:val="000000" w:themeColor="text1"/>
@@ -17503,13 +19534,41 @@
         <w:rPr>
           <w:lang w:eastAsia="de-AT"/>
         </w:rPr>
-        <w:t>The Q-table is implemented as a normal dictionary to save time. The lookup time of a python dictionary is O(1) which helps in the finding of children.</w:t>
-      </w:r>
+        <w:t xml:space="preserve">The Q-table is implemented as a normal dictionary to save time. The lookup time of a python dictionary is </w:t>
+      </w:r>
+      <w:proofErr w:type="gramStart"/>
       <w:r>
         <w:rPr>
           <w:lang w:eastAsia="de-AT"/>
         </w:rPr>
-        <w:t xml:space="preserve"> Since every step requires the agent to read and write action value pairs for a given state the fast lookup is essential for the training efficiency.</w:t>
+        <w:t>O(</w:t>
+      </w:r>
+      <w:proofErr w:type="gramEnd"/>
+      <w:r>
+        <w:rPr>
+          <w:lang w:eastAsia="de-AT"/>
+        </w:rPr>
+        <w:t>1) which helps in the finding of children.</w:t>
+      </w:r>
+      <w:r>
+        <w:rPr>
+          <w:lang w:eastAsia="de-AT"/>
+        </w:rPr>
+        <w:t xml:space="preserve"> Since every step requires the agent to read and write action value pairs for a given state the fast lookup is essential for </w:t>
+      </w:r>
+      <w:proofErr w:type="gramStart"/>
+      <w:r>
+        <w:rPr>
+          <w:lang w:eastAsia="de-AT"/>
+        </w:rPr>
+        <w:t>the training</w:t>
+      </w:r>
+      <w:proofErr w:type="gramEnd"/>
+      <w:r>
+        <w:rPr>
+          <w:lang w:eastAsia="de-AT"/>
+        </w:rPr>
+        <w:t xml:space="preserve"> efficiency.</w:t>
       </w:r>
       <w:r>
         <w:rPr>
@@ -17643,7 +19702,21 @@
         <w:rPr>
           <w:lang w:eastAsia="de-AT"/>
         </w:rPr>
-        <w:t>The reason the states are saved as tuple is so they can be directly used as keys in python and tuples reduce the number of storage space needed.</w:t>
+        <w:t xml:space="preserve">The reason the states are saved as </w:t>
+      </w:r>
+      <w:proofErr w:type="gramStart"/>
+      <w:r>
+        <w:rPr>
+          <w:lang w:eastAsia="de-AT"/>
+        </w:rPr>
+        <w:t>tuple</w:t>
+      </w:r>
+      <w:proofErr w:type="gramEnd"/>
+      <w:r>
+        <w:rPr>
+          <w:lang w:eastAsia="de-AT"/>
+        </w:rPr>
+        <w:t xml:space="preserve"> is so they can be directly used as keys in python and tuples reduce the number of storage space needed.</w:t>
       </w:r>
     </w:p>
     <w:p>
@@ -17690,12 +19763,76 @@
         <w:rPr>
           <w:lang w:eastAsia="de-AT"/>
         </w:rPr>
-        <w:t>In addition the agent also works with 2 additional Q-tables the parent Q-table which is a smaller version of the original Q-table and a child Q-table which only saves the connection to the parent</w:t>
-      </w:r>
+        <w:t xml:space="preserve">In </w:t>
+      </w:r>
+      <w:proofErr w:type="gramStart"/>
       <w:r>
         <w:rPr>
           <w:lang w:eastAsia="de-AT"/>
         </w:rPr>
+        <w:t>addition</w:t>
+      </w:r>
+      <w:proofErr w:type="gramEnd"/>
+      <w:r>
+        <w:rPr>
+          <w:lang w:eastAsia="de-AT"/>
+        </w:rPr>
+        <w:t xml:space="preserve"> the agent also works with 2 additional Q-</w:t>
+      </w:r>
+      <w:proofErr w:type="gramStart"/>
+      <w:r>
+        <w:rPr>
+          <w:lang w:eastAsia="de-AT"/>
+        </w:rPr>
+        <w:t>tables</w:t>
+      </w:r>
+      <w:proofErr w:type="gramEnd"/>
+      <w:r>
+        <w:rPr>
+          <w:lang w:eastAsia="de-AT"/>
+        </w:rPr>
+        <w:t xml:space="preserve"> the parent Q-</w:t>
+      </w:r>
+      <w:proofErr w:type="gramStart"/>
+      <w:r>
+        <w:rPr>
+          <w:lang w:eastAsia="de-AT"/>
+        </w:rPr>
+        <w:t>table</w:t>
+      </w:r>
+      <w:proofErr w:type="gramEnd"/>
+      <w:r>
+        <w:rPr>
+          <w:lang w:eastAsia="de-AT"/>
+        </w:rPr>
+        <w:t xml:space="preserve"> which is a smaller version of the original Q-</w:t>
+      </w:r>
+      <w:proofErr w:type="gramStart"/>
+      <w:r>
+        <w:rPr>
+          <w:lang w:eastAsia="de-AT"/>
+        </w:rPr>
+        <w:t>table</w:t>
+      </w:r>
+      <w:proofErr w:type="gramEnd"/>
+      <w:r>
+        <w:rPr>
+          <w:lang w:eastAsia="de-AT"/>
+        </w:rPr>
+        <w:t xml:space="preserve"> and a child Q-table which only saves the connection to the </w:t>
+      </w:r>
+      <w:proofErr w:type="gramStart"/>
+      <w:r>
+        <w:rPr>
+          <w:lang w:eastAsia="de-AT"/>
+        </w:rPr>
+        <w:t>parent</w:t>
+      </w:r>
+      <w:proofErr w:type="gramEnd"/>
+      <w:r>
+        <w:rPr>
+          <w:lang w:eastAsia="de-AT"/>
+        </w:rPr>
         <w:t xml:space="preserve"> the best direction and the operations to be applied to the parent</w:t>
       </w:r>
       <w:r>
@@ -17712,7 +19849,7 @@
           <w:lang w:eastAsia="de-AT"/>
         </w:rPr>
       </w:pPr>
-      <w:bookmarkStart w:id="63" w:name="_Toc227931201"/>
+      <w:bookmarkStart w:id="63" w:name="_Toc228031759"/>
       <w:r>
         <w:rPr>
           <w:lang w:eastAsia="de-AT"/>
@@ -17768,7 +19905,39 @@
           <w:color w:val="000000" w:themeColor="text1"/>
           <w:lang w:eastAsia="de-AT"/>
         </w:rPr>
-        <w:t>Action selection is limited by the number of allowed actions provided by the environment. Through find_available_actions() the agent is limited to only possible actions which reduces decision wasting time and ensures compatibility between the learning process and the game.</w:t>
+        <w:t xml:space="preserve">Action selection is limited by the number of allowed actions provided by the environment. Through </w:t>
+      </w:r>
+      <w:proofErr w:type="spellStart"/>
+      <w:r>
+        <w:rPr>
+          <w:color w:val="000000" w:themeColor="text1"/>
+          <w:lang w:eastAsia="de-AT"/>
+        </w:rPr>
+        <w:t>find_available_</w:t>
+      </w:r>
+      <w:proofErr w:type="gramStart"/>
+      <w:r>
+        <w:rPr>
+          <w:color w:val="000000" w:themeColor="text1"/>
+          <w:lang w:eastAsia="de-AT"/>
+        </w:rPr>
+        <w:t>actions</w:t>
+      </w:r>
+      <w:proofErr w:type="spellEnd"/>
+      <w:r>
+        <w:rPr>
+          <w:color w:val="000000" w:themeColor="text1"/>
+          <w:lang w:eastAsia="de-AT"/>
+        </w:rPr>
+        <w:t>(</w:t>
+      </w:r>
+      <w:proofErr w:type="gramEnd"/>
+      <w:r>
+        <w:rPr>
+          <w:color w:val="000000" w:themeColor="text1"/>
+          <w:lang w:eastAsia="de-AT"/>
+        </w:rPr>
+        <w:t>) the agent is limited to only possible actions which reduces decision wasting time and ensures compatibility between the learning process and the game.</w:t>
       </w:r>
     </w:p>
     <w:p>
@@ -17832,14 +20001,62 @@
           <w:color w:val="000000" w:themeColor="text1"/>
           <w:lang w:eastAsia="de-AT"/>
         </w:rPr>
-        <w:t xml:space="preserve">If the agent is in exploitation mode the agent searches through the Q-table until finding the matching </w:t>
-      </w:r>
+        <w:t xml:space="preserve">If the agent is in exploitation </w:t>
+      </w:r>
+      <w:proofErr w:type="gramStart"/>
       <w:r>
         <w:rPr>
           <w:color w:val="000000" w:themeColor="text1"/>
           <w:lang w:eastAsia="de-AT"/>
         </w:rPr>
-        <w:t>states and compares their action-values. It chooses the highest value and performs the action. If the state is not yet stored it falls back to a random action-value.</w:t>
+        <w:t>mode</w:t>
+      </w:r>
+      <w:proofErr w:type="gramEnd"/>
+      <w:r>
+        <w:rPr>
+          <w:color w:val="000000" w:themeColor="text1"/>
+          <w:lang w:eastAsia="de-AT"/>
+        </w:rPr>
+        <w:t xml:space="preserve"> the agent searches through the Q-table until finding the matching </w:t>
+      </w:r>
+      <w:r>
+        <w:rPr>
+          <w:color w:val="000000" w:themeColor="text1"/>
+          <w:lang w:eastAsia="de-AT"/>
+        </w:rPr>
+        <w:t xml:space="preserve">states and </w:t>
+      </w:r>
+      <w:proofErr w:type="gramStart"/>
+      <w:r>
+        <w:rPr>
+          <w:color w:val="000000" w:themeColor="text1"/>
+          <w:lang w:eastAsia="de-AT"/>
+        </w:rPr>
+        <w:t>compares</w:t>
+      </w:r>
+      <w:proofErr w:type="gramEnd"/>
+      <w:r>
+        <w:rPr>
+          <w:color w:val="000000" w:themeColor="text1"/>
+          <w:lang w:eastAsia="de-AT"/>
+        </w:rPr>
+        <w:t xml:space="preserve"> their </w:t>
+      </w:r>
+      <w:proofErr w:type="gramStart"/>
+      <w:r>
+        <w:rPr>
+          <w:color w:val="000000" w:themeColor="text1"/>
+          <w:lang w:eastAsia="de-AT"/>
+        </w:rPr>
+        <w:t>action-values</w:t>
+      </w:r>
+      <w:proofErr w:type="gramEnd"/>
+      <w:r>
+        <w:rPr>
+          <w:color w:val="000000" w:themeColor="text1"/>
+          <w:lang w:eastAsia="de-AT"/>
+        </w:rPr>
+        <w:t>. It chooses the highest value and performs the action. If the state is not yet stored it falls back to a random action-value.</w:t>
       </w:r>
     </w:p>
     <w:p>
@@ -17876,11 +20093,19 @@
           <w:lang w:eastAsia="de-AT"/>
         </w:rPr>
       </w:pPr>
+      <w:proofErr w:type="gramStart"/>
       <w:r>
         <w:rPr>
           <w:lang w:eastAsia="de-AT"/>
         </w:rPr>
-        <w:t xml:space="preserve">with probability </w:t>
+        <w:t>with</w:t>
+      </w:r>
+      <w:proofErr w:type="gramEnd"/>
+      <w:r>
+        <w:rPr>
+          <w:lang w:eastAsia="de-AT"/>
+        </w:rPr>
+        <w:t xml:space="preserve"> probability </w:t>
       </w:r>
       <m:oMath>
         <m:r>
@@ -17910,11 +20135,19 @@
           <w:lang w:eastAsia="de-AT"/>
         </w:rPr>
       </w:pPr>
+      <w:proofErr w:type="gramStart"/>
       <w:r>
         <w:rPr>
           <w:lang w:eastAsia="de-AT"/>
         </w:rPr>
-        <w:t xml:space="preserve">with probability </w:t>
+        <w:t>with</w:t>
+      </w:r>
+      <w:proofErr w:type="gramEnd"/>
+      <w:r>
+        <w:rPr>
+          <w:lang w:eastAsia="de-AT"/>
+        </w:rPr>
+        <w:t xml:space="preserve"> probability </w:t>
       </w:r>
       <m:oMath>
         <m:r>
@@ -17951,11 +20184,19 @@
           <w:lang w:eastAsia="de-AT"/>
         </w:rPr>
       </w:pPr>
+      <w:proofErr w:type="gramStart"/>
       <w:r>
         <w:rPr>
           <w:lang w:eastAsia="de-AT"/>
         </w:rPr>
-        <w:t xml:space="preserve">if the state is unknown, choose a random valid action </w:t>
+        <w:t>if</w:t>
+      </w:r>
+      <w:proofErr w:type="gramEnd"/>
+      <w:r>
+        <w:rPr>
+          <w:lang w:eastAsia="de-AT"/>
+        </w:rPr>
+        <w:t xml:space="preserve"> the state is unknown, choose a random valid action </w:t>
       </w:r>
     </w:p>
     <w:p>
@@ -17991,7 +20232,7 @@
           <w:lang w:eastAsia="de-AT"/>
         </w:rPr>
       </w:pPr>
-      <w:bookmarkStart w:id="64" w:name="_Toc227931202"/>
+      <w:bookmarkStart w:id="64" w:name="_Toc228031760"/>
       <w:r>
         <w:rPr>
           <w:lang w:eastAsia="de-AT"/>
@@ -18465,7 +20706,35 @@
         <w:rPr>
           <w:lang w:eastAsia="de-AT"/>
         </w:rPr>
-        <w:t>This means that the value of the next state is added without additional discounting. As result the future rewards are treated the same as immediate rewards. Before the update is done the program ensures that both states, the current and the next state exist in the Q-table. If not the agent initializes the action-values as 0.0.</w:t>
+        <w:t xml:space="preserve">This means that the value of the next state is added without additional </w:t>
+      </w:r>
+      <w:proofErr w:type="gramStart"/>
+      <w:r>
+        <w:rPr>
+          <w:lang w:eastAsia="de-AT"/>
+        </w:rPr>
+        <w:t>discounting</w:t>
+      </w:r>
+      <w:proofErr w:type="gramEnd"/>
+      <w:r>
+        <w:rPr>
+          <w:lang w:eastAsia="de-AT"/>
+        </w:rPr>
+        <w:t xml:space="preserve">. As result the future rewards are treated the same as immediate rewards. Before the update is done the program ensures that both states, the current and the next state exist in the Q-table. If </w:t>
+      </w:r>
+      <w:proofErr w:type="gramStart"/>
+      <w:r>
+        <w:rPr>
+          <w:lang w:eastAsia="de-AT"/>
+        </w:rPr>
+        <w:t>not</w:t>
+      </w:r>
+      <w:proofErr w:type="gramEnd"/>
+      <w:r>
+        <w:rPr>
+          <w:lang w:eastAsia="de-AT"/>
+        </w:rPr>
+        <w:t xml:space="preserve"> the agent initializes the action-values as 0.0.</w:t>
       </w:r>
     </w:p>
     <w:p>
@@ -18485,7 +20754,7 @@
           <w:lang w:eastAsia="de-AT"/>
         </w:rPr>
       </w:pPr>
-      <w:bookmarkStart w:id="65" w:name="_Toc227931203"/>
+      <w:bookmarkStart w:id="65" w:name="_Toc228031761"/>
       <w:r>
         <w:rPr>
           <w:sz w:val="27"/>
@@ -18512,26 +20781,40 @@
         <w:rPr>
           <w:lang w:eastAsia="de-AT"/>
         </w:rPr>
-        <w:t xml:space="preserve">It is used to gradually improve the agents Q-values. </w:t>
-      </w:r>
-    </w:p>
-    <w:p>
-      <w:pPr>
+        <w:t xml:space="preserve">It is used to gradually improve the </w:t>
+      </w:r>
+      <w:proofErr w:type="gramStart"/>
+      <w:r>
         <w:rPr>
           <w:lang w:eastAsia="de-AT"/>
         </w:rPr>
-      </w:pPr>
-    </w:p>
-    <w:p>
-      <w:pPr>
+        <w:t>agents</w:t>
+      </w:r>
+      <w:proofErr w:type="gramEnd"/>
+      <w:r>
         <w:rPr>
           <w:lang w:eastAsia="de-AT"/>
         </w:rPr>
-      </w:pPr>
-      <w:r>
+        <w:t xml:space="preserve"> Q-values. </w:t>
+      </w:r>
+    </w:p>
+    <w:p>
+      <w:pPr>
         <w:rPr>
           <w:lang w:eastAsia="de-AT"/>
         </w:rPr>
+      </w:pPr>
+    </w:p>
+    <w:p>
+      <w:pPr>
+        <w:rPr>
+          <w:lang w:eastAsia="de-AT"/>
+        </w:rPr>
+      </w:pPr>
+      <w:r>
+        <w:rPr>
+          <w:lang w:eastAsia="de-AT"/>
+        </w:rPr>
         <w:t xml:space="preserve">At the beginning of each new episode the agent resets the environment with </w:t>
       </w:r>
       <w:r>
@@ -18540,12 +20823,14 @@
         </w:rPr>
         <w:t xml:space="preserve">the environment function </w:t>
       </w:r>
+      <w:proofErr w:type="gramStart"/>
       <w:r>
         <w:rPr>
           <w:lang w:eastAsia="de-AT"/>
         </w:rPr>
         <w:t>reset()</w:t>
       </w:r>
+      <w:proofErr w:type="gramEnd"/>
       <w:r>
         <w:rPr>
           <w:lang w:eastAsia="de-AT"/>
@@ -18565,27 +20850,69 @@
         <w:rPr>
           <w:lang w:eastAsia="de-AT"/>
         </w:rPr>
-        <w:t xml:space="preserve"> – greedy strategy. The agent interacts with the environment via the step() function in which it provides the selected action and the environment returns the next state and the reward given that action.</w:t>
-      </w:r>
-    </w:p>
-    <w:p>
-      <w:pPr>
+        <w:t xml:space="preserve"> – greedy strategy. The agent interacts with the environment via the </w:t>
+      </w:r>
+      <w:proofErr w:type="gramStart"/>
+      <w:r>
         <w:rPr>
           <w:lang w:eastAsia="de-AT"/>
         </w:rPr>
-      </w:pPr>
-    </w:p>
-    <w:p>
-      <w:pPr>
+        <w:t>step(</w:t>
+      </w:r>
+      <w:proofErr w:type="gramEnd"/>
+      <w:r>
         <w:rPr>
           <w:lang w:eastAsia="de-AT"/>
         </w:rPr>
-      </w:pPr>
+        <w:t xml:space="preserve">) function in which it provides the selected </w:t>
+      </w:r>
+      <w:proofErr w:type="gramStart"/>
       <w:r>
         <w:rPr>
           <w:lang w:eastAsia="de-AT"/>
         </w:rPr>
-        <w:t xml:space="preserve">The agent then updates its Q-table via the previously discussed learning process. After a from the user decided amount of episodes the Q-table can be saved periodically to ensure no data loss during outages. The exploration rate </w:t>
+        <w:t>action</w:t>
+      </w:r>
+      <w:proofErr w:type="gramEnd"/>
+      <w:r>
+        <w:rPr>
+          <w:lang w:eastAsia="de-AT"/>
+        </w:rPr>
+        <w:t xml:space="preserve"> and the environment returns the next state and the reward given that action.</w:t>
+      </w:r>
+    </w:p>
+    <w:p>
+      <w:pPr>
+        <w:rPr>
+          <w:lang w:eastAsia="de-AT"/>
+        </w:rPr>
+      </w:pPr>
+    </w:p>
+    <w:p>
+      <w:pPr>
+        <w:rPr>
+          <w:lang w:eastAsia="de-AT"/>
+        </w:rPr>
+      </w:pPr>
+      <w:r>
+        <w:rPr>
+          <w:lang w:eastAsia="de-AT"/>
+        </w:rPr>
+        <w:t xml:space="preserve">The agent then updates its Q-table via the previously discussed learning process. After a from the user decided </w:t>
+      </w:r>
+      <w:proofErr w:type="gramStart"/>
+      <w:r>
+        <w:rPr>
+          <w:lang w:eastAsia="de-AT"/>
+        </w:rPr>
+        <w:t>amount</w:t>
+      </w:r>
+      <w:proofErr w:type="gramEnd"/>
+      <w:r>
+        <w:rPr>
+          <w:lang w:eastAsia="de-AT"/>
+        </w:rPr>
+        <w:t xml:space="preserve"> of episodes the Q-table can be saved periodically to ensure no data loss during outages. The exploration rate </w:t>
       </w:r>
       <m:oMath>
         <m:r>
@@ -18624,7 +20951,7 @@
           <w:lang w:eastAsia="de-AT"/>
         </w:rPr>
       </w:pPr>
-      <w:bookmarkStart w:id="66" w:name="_Toc227931204"/>
+      <w:bookmarkStart w:id="66" w:name="_Toc228031762"/>
       <w:r>
         <w:rPr>
           <w:lang w:eastAsia="de-AT"/>
@@ -18643,53 +20970,167 @@
         <w:rPr>
           <w:lang w:eastAsia="de-AT"/>
         </w:rPr>
-        <w:t>This thesis supports the idea of splitting the existing Q-table into two to save storage space and make transfer of data easier for bigger projects. In a normal RL context the Q-table is a singular model file most often a python pickle file or a csv file in which the Q-table is saved as a state-action pair. As previously mentioned in the context of the game 2048 this would be a tuple for the state and a list filled with the weight of each possible actions.</w:t>
-      </w:r>
-    </w:p>
-    <w:p>
-      <w:pPr>
+        <w:t xml:space="preserve">This thesis supports the idea of splitting the existing Q-table into two to save storage space and make transfer of data easier for bigger projects. In a normal RL </w:t>
+      </w:r>
+      <w:proofErr w:type="gramStart"/>
+      <w:r>
         <w:rPr>
           <w:lang w:eastAsia="de-AT"/>
         </w:rPr>
-      </w:pPr>
-    </w:p>
-    <w:p>
-      <w:pPr>
+        <w:t>context</w:t>
+      </w:r>
+      <w:proofErr w:type="gramEnd"/>
+      <w:r>
         <w:rPr>
           <w:lang w:eastAsia="de-AT"/>
         </w:rPr>
-      </w:pPr>
+        <w:t xml:space="preserve"> the Q-table is a singular model </w:t>
+      </w:r>
+      <w:proofErr w:type="gramStart"/>
       <w:r>
         <w:rPr>
           <w:lang w:eastAsia="de-AT"/>
         </w:rPr>
+        <w:t>file</w:t>
+      </w:r>
+      <w:proofErr w:type="gramEnd"/>
+      <w:r>
+        <w:rPr>
+          <w:lang w:eastAsia="de-AT"/>
+        </w:rPr>
+        <w:t xml:space="preserve"> most often a python pickle file or a csv file in which the Q-table is saved as a state-action pair. As previously mentioned in the context of </w:t>
+      </w:r>
+      <w:proofErr w:type="gramStart"/>
+      <w:r>
+        <w:rPr>
+          <w:lang w:eastAsia="de-AT"/>
+        </w:rPr>
+        <w:t>the game</w:t>
+      </w:r>
+      <w:proofErr w:type="gramEnd"/>
+      <w:r>
+        <w:rPr>
+          <w:lang w:eastAsia="de-AT"/>
+        </w:rPr>
+        <w:t xml:space="preserve"> 2048 this would be a tuple for the state and a list filled with the weight of each possible </w:t>
+      </w:r>
+      <w:proofErr w:type="gramStart"/>
+      <w:r>
+        <w:rPr>
+          <w:lang w:eastAsia="de-AT"/>
+        </w:rPr>
+        <w:t>actions</w:t>
+      </w:r>
+      <w:proofErr w:type="gramEnd"/>
+      <w:r>
+        <w:rPr>
+          <w:lang w:eastAsia="de-AT"/>
+        </w:rPr>
+        <w:t>.</w:t>
+      </w:r>
+    </w:p>
+    <w:p>
+      <w:pPr>
+        <w:rPr>
+          <w:lang w:eastAsia="de-AT"/>
+        </w:rPr>
+      </w:pPr>
+    </w:p>
+    <w:p>
+      <w:pPr>
+        <w:rPr>
+          <w:lang w:eastAsia="de-AT"/>
+        </w:rPr>
+      </w:pPr>
+      <w:r>
+        <w:rPr>
+          <w:lang w:eastAsia="de-AT"/>
+        </w:rPr>
         <w:lastRenderedPageBreak/>
-        <w:t>The idea of this thesis is as already mentioned the concept of saving this large singular Q-table as a combination of two Q-tables. The parent Q-table is a representation of all states. It consists of root states, actions and the index of the state. A root state is simply the state from which the children states can be build from. In theory this cuts the total numbers of states saved in half has most states should be children of root states.</w:t>
-      </w:r>
-    </w:p>
-    <w:p>
-      <w:pPr>
+        <w:t xml:space="preserve">The idea of this thesis is as already mentioned the concept of saving this large singular Q-table as a combination of two Q-tables. The parent Q-table is a representation of all states. It consists of root states, actions and the index of the state. A root state is simply the state from which the </w:t>
+      </w:r>
+      <w:proofErr w:type="gramStart"/>
+      <w:r>
         <w:rPr>
           <w:lang w:eastAsia="de-AT"/>
         </w:rPr>
-      </w:pPr>
-    </w:p>
-    <w:p>
-      <w:pPr>
+        <w:t>children</w:t>
+      </w:r>
+      <w:proofErr w:type="gramEnd"/>
+      <w:r>
         <w:rPr>
           <w:lang w:eastAsia="de-AT"/>
         </w:rPr>
-      </w:pPr>
+        <w:t xml:space="preserve"> states can be </w:t>
+      </w:r>
+      <w:proofErr w:type="spellStart"/>
+      <w:proofErr w:type="gramStart"/>
       <w:r>
         <w:rPr>
           <w:lang w:eastAsia="de-AT"/>
         </w:rPr>
-        <w:t>The child Q-table stores the transformation mappings that need to be applied to the parent in order to achieve the original Q-table. It consists of parent id</w:t>
-      </w:r>
+        <w:t>build</w:t>
+      </w:r>
+      <w:proofErr w:type="spellEnd"/>
+      <w:proofErr w:type="gramEnd"/>
       <w:r>
         <w:rPr>
           <w:lang w:eastAsia="de-AT"/>
         </w:rPr>
+        <w:t xml:space="preserve"> from. In theory this cuts the total numbers of states saved in half </w:t>
+      </w:r>
+      <w:proofErr w:type="gramStart"/>
+      <w:r>
+        <w:rPr>
+          <w:lang w:eastAsia="de-AT"/>
+        </w:rPr>
+        <w:t>has</w:t>
+      </w:r>
+      <w:proofErr w:type="gramEnd"/>
+      <w:r>
+        <w:rPr>
+          <w:lang w:eastAsia="de-AT"/>
+        </w:rPr>
+        <w:t xml:space="preserve"> most states should be children of root states.</w:t>
+      </w:r>
+    </w:p>
+    <w:p>
+      <w:pPr>
+        <w:rPr>
+          <w:lang w:eastAsia="de-AT"/>
+        </w:rPr>
+      </w:pPr>
+    </w:p>
+    <w:p>
+      <w:pPr>
+        <w:rPr>
+          <w:lang w:eastAsia="de-AT"/>
+        </w:rPr>
+      </w:pPr>
+      <w:r>
+        <w:rPr>
+          <w:lang w:eastAsia="de-AT"/>
+        </w:rPr>
+        <w:t xml:space="preserve">The child Q-table stores the transformation mappings that need to be applied to the parent </w:t>
+      </w:r>
+      <w:proofErr w:type="gramStart"/>
+      <w:r>
+        <w:rPr>
+          <w:lang w:eastAsia="de-AT"/>
+        </w:rPr>
+        <w:t>in order to</w:t>
+      </w:r>
+      <w:proofErr w:type="gramEnd"/>
+      <w:r>
+        <w:rPr>
+          <w:lang w:eastAsia="de-AT"/>
+        </w:rPr>
+        <w:t xml:space="preserve"> achieve the original Q-table. It consists of parent id</w:t>
+      </w:r>
+      <w:r>
+        <w:rPr>
+          <w:lang w:eastAsia="de-AT"/>
+        </w:rPr>
         <w:t>, operations and best direction.</w:t>
       </w:r>
     </w:p>
@@ -18716,14 +21157,28 @@
         <w:rPr>
           <w:lang w:eastAsia="de-AT"/>
         </w:rPr>
-        <w:t xml:space="preserve">table in this program is the testing table or reconstructed table. Was the name already implies it is the original Q-table reconstructed from the parent and child table. In theory the reconstructed Q-table and the original Q-table should be the same. This can only happen if the loss of information is not large enough to cause problems. </w:t>
+        <w:t xml:space="preserve">table in this program is the testing table or reconstructed table. Was the name already </w:t>
+      </w:r>
+      <w:proofErr w:type="gramStart"/>
+      <w:r>
+        <w:rPr>
+          <w:lang w:eastAsia="de-AT"/>
+        </w:rPr>
+        <w:t>implies</w:t>
+      </w:r>
+      <w:proofErr w:type="gramEnd"/>
+      <w:r>
+        <w:rPr>
+          <w:lang w:eastAsia="de-AT"/>
+        </w:rPr>
+        <w:t xml:space="preserve"> it is the original Q-table reconstructed from the parent and child table. In theory the reconstructed Q-table and the original Q-table should be the same. This can only happen if the loss of information is not large enough to cause problems. </w:t>
       </w:r>
     </w:p>
     <w:p>
       <w:pPr>
         <w:pStyle w:val="berschrift2"/>
       </w:pPr>
-      <w:bookmarkStart w:id="67" w:name="_Toc227931205"/>
+      <w:bookmarkStart w:id="67" w:name="_Toc228031763"/>
       <w:r>
         <w:t>Operations</w:t>
       </w:r>
@@ -18733,6 +21188,51 @@
       <w:r>
         <w:t>The core contribution of this thesis is the abstraction of states using transformation operations. These operations exploit structural similarities between states such as scaling of values or rotation of states.</w:t>
       </w:r>
+      <w:r>
+        <w:t xml:space="preserve"> This </w:t>
+      </w:r>
+      <w:proofErr w:type="gramStart"/>
+      <w:r>
+        <w:t>results</w:t>
+      </w:r>
+      <w:proofErr w:type="gramEnd"/>
+      <w:r>
+        <w:t xml:space="preserve"> one representative parent state and many child states. In context of this thesis </w:t>
+      </w:r>
+      <w:proofErr w:type="spellStart"/>
+      <w:proofErr w:type="gramStart"/>
+      <w:r>
+        <w:t>a</w:t>
+      </w:r>
+      <w:proofErr w:type="spellEnd"/>
+      <w:proofErr w:type="gramEnd"/>
+      <w:r>
+        <w:t xml:space="preserve"> operation must not only be able to modify the state but also the action values of the state. </w:t>
+      </w:r>
+      <w:proofErr w:type="gramStart"/>
+      <w:r>
+        <w:t>Therefore</w:t>
+      </w:r>
+      <w:proofErr w:type="gramEnd"/>
+      <w:r>
+        <w:t xml:space="preserve"> each operation consists of two linked parts. State transformation which uses simple matrix operations to transform an existing state to another </w:t>
+      </w:r>
+      <w:proofErr w:type="gramStart"/>
+      <w:r>
+        <w:t>state and</w:t>
+      </w:r>
+      <w:proofErr w:type="gramEnd"/>
+      <w:r>
+        <w:t xml:space="preserve"> </w:t>
+      </w:r>
+      <w:proofErr w:type="spellStart"/>
+      <w:r>
+        <w:t>and</w:t>
+      </w:r>
+      <w:proofErr w:type="spellEnd"/>
+      <w:r>
+        <w:t xml:space="preserve"> a corresponding action transformation which reorders the action values.</w:t>
+      </w:r>
     </w:p>
     <w:p>
       <w:pPr>
@@ -18741,7 +21241,7 @@
           <w:lang w:eastAsia="de-AT"/>
         </w:rPr>
       </w:pPr>
-      <w:bookmarkStart w:id="68" w:name="_Toc227931206"/>
+      <w:bookmarkStart w:id="68" w:name="_Toc228031764"/>
       <w:r>
         <w:rPr>
           <w:lang w:eastAsia="de-AT"/>
@@ -18753,82 +21253,257 @@
     <w:p>
       <w:pPr>
         <w:rPr>
-          <w:color w:val="EE0000"/>
           <w:lang w:eastAsia="de-AT"/>
         </w:rPr>
       </w:pPr>
       <w:r>
         <w:rPr>
-          <w:color w:val="EE0000"/>
           <w:lang w:eastAsia="de-AT"/>
         </w:rPr>
-        <w:t>The implementation includes the following operations :</w:t>
-      </w:r>
-    </w:p>
-    <w:p>
-      <w:pPr>
-        <w:rPr>
-          <w:color w:val="EE0000"/>
+        <w:t xml:space="preserve">The implementation defines </w:t>
+      </w:r>
+      <w:r>
+        <w:rPr>
           <w:lang w:eastAsia="de-AT"/>
         </w:rPr>
-      </w:pPr>
-      <w:r>
-        <w:rPr>
-          <w:b/>
-          <w:bCs/>
-          <w:color w:val="EE0000"/>
+        <w:t>a set of 4</w:t>
+      </w:r>
+      <w:r>
+        <w:rPr>
           <w:lang w:eastAsia="de-AT"/>
         </w:rPr>
-        <w:t>Rotation (r)</w:t>
-      </w:r>
-      <w:r>
-        <w:rPr>
-          <w:color w:val="EE0000"/>
+        <w:t xml:space="preserve"> transformation operations but can be </w:t>
+      </w:r>
+      <w:r>
+        <w:rPr>
           <w:lang w:eastAsia="de-AT"/>
         </w:rPr>
-        <w:t xml:space="preserve">: rotates the grid by 90° </w:t>
-      </w:r>
-    </w:p>
-    <w:p>
-      <w:pPr>
-        <w:rPr>
-          <w:color w:val="EE0000"/>
+        <w:t xml:space="preserve">increased to also include the previously mentioned operations in </w:t>
+      </w:r>
+      <w:proofErr w:type="gramStart"/>
+      <w:r>
+        <w:rPr>
           <w:lang w:eastAsia="de-AT"/>
         </w:rPr>
-      </w:pPr>
-      <w:r>
-        <w:rPr>
-          <w:b/>
-          <w:bCs/>
-          <w:color w:val="EE0000"/>
+        <w:t>5.2 .</w:t>
+      </w:r>
+      <w:proofErr w:type="gramEnd"/>
+      <w:r>
+        <w:rPr>
           <w:lang w:eastAsia="de-AT"/>
         </w:rPr>
-        <w:t>Doubling (d)</w:t>
-      </w:r>
-      <w:r>
-        <w:rPr>
-          <w:color w:val="EE0000"/>
+        <w:t xml:space="preserve"> These operations are stored in the </w:t>
+      </w:r>
+      <w:proofErr w:type="spellStart"/>
+      <w:r>
+        <w:rPr>
           <w:lang w:eastAsia="de-AT"/>
         </w:rPr>
-        <w:t xml:space="preserve">: scales all tile values by a factor of 2 </w:t>
-      </w:r>
-    </w:p>
-    <w:p>
-      <w:pPr>
-        <w:rPr>
-          <w:color w:val="EE0000"/>
+        <w:t>PreCalculator</w:t>
+      </w:r>
+      <w:proofErr w:type="spellEnd"/>
+      <w:r>
+        <w:rPr>
           <w:lang w:eastAsia="de-AT"/>
         </w:rPr>
-      </w:pPr>
-      <w:r>
-        <w:rPr>
-          <w:color w:val="EE0000"/>
+        <w:t xml:space="preserve"> as a mapping between state transformation and the corresponding action transformation. The currently active implementation includes:</w:t>
+      </w:r>
+    </w:p>
+    <w:p>
+      <w:pPr>
+        <w:rPr>
           <w:lang w:eastAsia="de-AT"/>
         </w:rPr>
-        <w:t>These operations allow the transformation of one state into another structurally equivalent state.</w:t>
-      </w:r>
-      <w:bookmarkStart w:id="69" w:name="_Toc227931207"/>
-      <w:bookmarkEnd w:id="69"/>
+      </w:pPr>
+    </w:p>
+    <w:p>
+      <w:pPr>
+        <w:rPr>
+          <w:lang w:eastAsia="de-AT"/>
+        </w:rPr>
+      </w:pPr>
+      <w:r>
+        <w:rPr>
+          <w:lang w:eastAsia="de-AT"/>
+        </w:rPr>
+        <w:t>Rotation (r):</w:t>
+      </w:r>
+    </w:p>
+    <w:p>
+      <w:pPr>
+        <w:rPr>
+          <w:lang w:eastAsia="de-AT"/>
+        </w:rPr>
+      </w:pPr>
+      <w:r>
+        <w:rPr>
+          <w:lang w:eastAsia="de-AT"/>
+        </w:rPr>
+        <w:t xml:space="preserve">The rotation operation applies 90 degrees counterclockwise rotation to the state matrix. This is possible due to the </w:t>
+      </w:r>
+      <w:proofErr w:type="gramStart"/>
+      <w:r>
+        <w:rPr>
+          <w:lang w:eastAsia="de-AT"/>
+        </w:rPr>
+        <w:t>grid based</w:t>
+      </w:r>
+      <w:proofErr w:type="gramEnd"/>
+      <w:r>
+        <w:rPr>
+          <w:lang w:eastAsia="de-AT"/>
+        </w:rPr>
+        <w:t xml:space="preserve"> environment of </w:t>
+      </w:r>
+      <w:proofErr w:type="gramStart"/>
+      <w:r>
+        <w:rPr>
+          <w:lang w:eastAsia="de-AT"/>
+        </w:rPr>
+        <w:t>the game</w:t>
+      </w:r>
+      <w:proofErr w:type="gramEnd"/>
+      <w:r>
+        <w:rPr>
+          <w:lang w:eastAsia="de-AT"/>
+        </w:rPr>
+        <w:t xml:space="preserve"> 2048. Rotation exploits geometrical symmetries in the game board.</w:t>
+      </w:r>
+    </w:p>
+    <w:p>
+      <w:pPr>
+        <w:rPr>
+          <w:lang w:eastAsia="de-AT"/>
+        </w:rPr>
+      </w:pPr>
+    </w:p>
+    <w:p>
+      <w:pPr>
+        <w:rPr>
+          <w:lang w:eastAsia="de-AT"/>
+        </w:rPr>
+      </w:pPr>
+      <w:r>
+        <w:rPr>
+          <w:lang w:eastAsia="de-AT"/>
+        </w:rPr>
+        <w:t>Doubling (d):</w:t>
+      </w:r>
+    </w:p>
+    <w:p>
+      <w:pPr>
+        <w:rPr>
+          <w:lang w:eastAsia="de-AT"/>
+        </w:rPr>
+      </w:pPr>
+      <w:r>
+        <w:rPr>
+          <w:lang w:eastAsia="de-AT"/>
+        </w:rPr>
+        <w:t xml:space="preserve">The doubling operation multiplies all tile values of the state by a factor of two. A board containing values such as 2, 4 or 8 is therefore structurally </w:t>
+      </w:r>
+      <w:proofErr w:type="gramStart"/>
+      <w:r>
+        <w:rPr>
+          <w:lang w:eastAsia="de-AT"/>
+        </w:rPr>
+        <w:t>similar to</w:t>
+      </w:r>
+      <w:proofErr w:type="gramEnd"/>
+      <w:r>
+        <w:rPr>
+          <w:lang w:eastAsia="de-AT"/>
+        </w:rPr>
+        <w:t xml:space="preserve"> a board containing 4, 8 and 16.</w:t>
+      </w:r>
+    </w:p>
+    <w:p>
+      <w:pPr>
+        <w:rPr>
+          <w:lang w:eastAsia="de-AT"/>
+        </w:rPr>
+      </w:pPr>
+    </w:p>
+    <w:p>
+      <w:pPr>
+        <w:rPr>
+          <w:lang w:eastAsia="de-AT"/>
+        </w:rPr>
+      </w:pPr>
+      <w:r>
+        <w:rPr>
+          <w:lang w:eastAsia="de-AT"/>
+        </w:rPr>
+        <w:t>Mirroring horizontally (</w:t>
+      </w:r>
+      <w:proofErr w:type="spellStart"/>
+      <w:r>
+        <w:rPr>
+          <w:lang w:eastAsia="de-AT"/>
+        </w:rPr>
+        <w:t>mh</w:t>
+      </w:r>
+      <w:proofErr w:type="spellEnd"/>
+      <w:r>
+        <w:rPr>
+          <w:lang w:eastAsia="de-AT"/>
+        </w:rPr>
+        <w:t>):</w:t>
+      </w:r>
+    </w:p>
+    <w:p>
+      <w:pPr>
+        <w:rPr>
+          <w:lang w:eastAsia="de-AT"/>
+        </w:rPr>
+      </w:pPr>
+      <w:r>
+        <w:rPr>
+          <w:lang w:eastAsia="de-AT"/>
+        </w:rPr>
+        <w:lastRenderedPageBreak/>
+        <w:t xml:space="preserve">The horizontal mirror operation swaps the left and right sides of the grid. </w:t>
+      </w:r>
+    </w:p>
+    <w:p>
+      <w:pPr>
+        <w:rPr>
+          <w:lang w:eastAsia="de-AT"/>
+        </w:rPr>
+      </w:pPr>
+    </w:p>
+    <w:p>
+      <w:pPr>
+        <w:rPr>
+          <w:lang w:eastAsia="de-AT"/>
+        </w:rPr>
+      </w:pPr>
+      <w:r>
+        <w:rPr>
+          <w:lang w:eastAsia="de-AT"/>
+        </w:rPr>
+        <w:t>Mirroring vertically (mv):</w:t>
+      </w:r>
+    </w:p>
+    <w:p>
+      <w:pPr>
+        <w:rPr>
+          <w:lang w:eastAsia="de-AT"/>
+        </w:rPr>
+      </w:pPr>
+      <w:r>
+        <w:rPr>
+          <w:lang w:eastAsia="de-AT"/>
+        </w:rPr>
+        <w:t>The vertical mirror operation swaps the upper and lower sides of the grid.</w:t>
+      </w:r>
+    </w:p>
+    <w:p>
+      <w:pPr>
+        <w:rPr>
+          <w:lang w:eastAsia="de-AT"/>
+        </w:rPr>
+      </w:pPr>
     </w:p>
     <w:p>
       <w:pPr>
@@ -18839,7 +21514,7 @@
           <w:lang w:eastAsia="de-AT"/>
         </w:rPr>
       </w:pPr>
-      <w:bookmarkStart w:id="70" w:name="_Toc227931208"/>
+      <w:bookmarkStart w:id="69" w:name="_Toc228031765"/>
       <w:r>
         <w:rPr>
           <w:sz w:val="27"/>
@@ -18848,7 +21523,230 @@
         </w:rPr>
         <w:t>Action Transformation</w:t>
       </w:r>
-      <w:bookmarkEnd w:id="70"/>
+      <w:bookmarkEnd w:id="69"/>
+    </w:p>
+    <w:p>
+      <w:pPr>
+        <w:rPr>
+          <w:lang w:eastAsia="de-AT"/>
+        </w:rPr>
+      </w:pPr>
+      <w:r>
+        <w:rPr>
+          <w:lang w:eastAsia="de-AT"/>
+        </w:rPr>
+        <w:t xml:space="preserve">When a state is transformed the action values corresponding to that state must also be transformed </w:t>
+      </w:r>
+      <w:proofErr w:type="gramStart"/>
+      <w:r>
+        <w:rPr>
+          <w:lang w:eastAsia="de-AT"/>
+        </w:rPr>
+        <w:t>in order to</w:t>
+      </w:r>
+      <w:proofErr w:type="gramEnd"/>
+      <w:r>
+        <w:rPr>
+          <w:lang w:eastAsia="de-AT"/>
+        </w:rPr>
+        <w:t xml:space="preserve"> not </w:t>
+      </w:r>
+      <w:proofErr w:type="gramStart"/>
+      <w:r>
+        <w:rPr>
+          <w:lang w:eastAsia="de-AT"/>
+        </w:rPr>
+        <w:t>loss</w:t>
+      </w:r>
+      <w:proofErr w:type="gramEnd"/>
+      <w:r>
+        <w:rPr>
+          <w:lang w:eastAsia="de-AT"/>
+        </w:rPr>
+        <w:t xml:space="preserve"> information. If the state is rotated or mirrored the direction associated with each action must be transformed as well. </w:t>
+      </w:r>
+      <w:proofErr w:type="gramStart"/>
+      <w:r>
+        <w:rPr>
+          <w:lang w:eastAsia="de-AT"/>
+        </w:rPr>
+        <w:t>Otherwise</w:t>
+      </w:r>
+      <w:proofErr w:type="gramEnd"/>
+      <w:r>
+        <w:rPr>
+          <w:lang w:eastAsia="de-AT"/>
+        </w:rPr>
+        <w:t xml:space="preserve"> the reconstructed child would inherit the incorrect action preferences from its parent. </w:t>
+      </w:r>
+    </w:p>
+    <w:p>
+      <w:pPr>
+        <w:rPr>
+          <w:lang w:eastAsia="de-AT"/>
+        </w:rPr>
+      </w:pPr>
+    </w:p>
+    <w:p>
+      <w:pPr>
+        <w:rPr>
+          <w:lang w:eastAsia="de-AT"/>
+        </w:rPr>
+      </w:pPr>
+      <w:r>
+        <w:rPr>
+          <w:lang w:eastAsia="de-AT"/>
+        </w:rPr>
+        <w:t xml:space="preserve">For this </w:t>
+      </w:r>
+      <w:proofErr w:type="gramStart"/>
+      <w:r>
+        <w:rPr>
+          <w:lang w:eastAsia="de-AT"/>
+        </w:rPr>
+        <w:t>reason</w:t>
+      </w:r>
+      <w:proofErr w:type="gramEnd"/>
+      <w:r>
+        <w:rPr>
+          <w:lang w:eastAsia="de-AT"/>
+        </w:rPr>
+        <w:t xml:space="preserve"> every state transformation in the implementation is paired with </w:t>
+      </w:r>
+      <w:proofErr w:type="spellStart"/>
+      <w:proofErr w:type="gramStart"/>
+      <w:r>
+        <w:rPr>
+          <w:lang w:eastAsia="de-AT"/>
+        </w:rPr>
+        <w:t>a</w:t>
+      </w:r>
+      <w:proofErr w:type="spellEnd"/>
+      <w:proofErr w:type="gramEnd"/>
+      <w:r>
+        <w:rPr>
+          <w:lang w:eastAsia="de-AT"/>
+        </w:rPr>
+        <w:t xml:space="preserve"> action transformation. </w:t>
+      </w:r>
+    </w:p>
+    <w:p>
+      <w:pPr>
+        <w:rPr>
+          <w:lang w:eastAsia="de-AT"/>
+        </w:rPr>
+      </w:pPr>
+      <w:r>
+        <w:rPr>
+          <w:lang w:eastAsia="de-AT"/>
+        </w:rPr>
+        <w:t xml:space="preserve">For </w:t>
+      </w:r>
+      <w:r>
+        <w:rPr>
+          <w:lang w:eastAsia="de-AT"/>
+        </w:rPr>
+        <w:t>example,</w:t>
+      </w:r>
+      <w:r>
+        <w:rPr>
+          <w:lang w:eastAsia="de-AT"/>
+        </w:rPr>
+        <w:t xml:space="preserve"> in a 90 degrees rotation the action transformation is so that the action </w:t>
+      </w:r>
+      <w:proofErr w:type="gramStart"/>
+      <w:r>
+        <w:rPr>
+          <w:lang w:eastAsia="de-AT"/>
+        </w:rPr>
+        <w:t>rotate</w:t>
+      </w:r>
+      <w:proofErr w:type="gramEnd"/>
+      <w:r>
+        <w:rPr>
+          <w:lang w:eastAsia="de-AT"/>
+        </w:rPr>
+        <w:t xml:space="preserve"> in the same way:</w:t>
+      </w:r>
+    </w:p>
+    <w:p>
+      <w:pPr>
+        <w:pStyle w:val="Listenabsatz"/>
+        <w:numPr>
+          <w:ilvl w:val="0"/>
+          <w:numId w:val="9"/>
+        </w:numPr>
+        <w:rPr>
+          <w:lang w:eastAsia="de-AT"/>
+        </w:rPr>
+      </w:pPr>
+      <w:r>
+        <w:rPr>
+          <w:lang w:eastAsia="de-AT"/>
+        </w:rPr>
+        <w:t>new up = old right</w:t>
+      </w:r>
+    </w:p>
+    <w:p>
+      <w:pPr>
+        <w:pStyle w:val="Listenabsatz"/>
+        <w:numPr>
+          <w:ilvl w:val="0"/>
+          <w:numId w:val="9"/>
+        </w:numPr>
+        <w:rPr>
+          <w:lang w:eastAsia="de-AT"/>
+        </w:rPr>
+      </w:pPr>
+      <w:r>
+        <w:rPr>
+          <w:lang w:eastAsia="de-AT"/>
+        </w:rPr>
+        <w:t>new down = old left</w:t>
+      </w:r>
+    </w:p>
+    <w:p>
+      <w:pPr>
+        <w:pStyle w:val="Listenabsatz"/>
+        <w:numPr>
+          <w:ilvl w:val="0"/>
+          <w:numId w:val="9"/>
+        </w:numPr>
+        <w:rPr>
+          <w:lang w:eastAsia="de-AT"/>
+        </w:rPr>
+      </w:pPr>
+      <w:r>
+        <w:rPr>
+          <w:lang w:eastAsia="de-AT"/>
+        </w:rPr>
+        <w:t>new left = old up</w:t>
+      </w:r>
+    </w:p>
+    <w:p>
+      <w:pPr>
+        <w:pStyle w:val="Listenabsatz"/>
+        <w:numPr>
+          <w:ilvl w:val="0"/>
+          <w:numId w:val="9"/>
+        </w:numPr>
+        <w:rPr>
+          <w:lang w:eastAsia="de-AT"/>
+        </w:rPr>
+      </w:pPr>
+      <w:r>
+        <w:rPr>
+          <w:lang w:eastAsia="de-AT"/>
+        </w:rPr>
+        <w:t>new right = old down</w:t>
+      </w:r>
+    </w:p>
+    <w:p>
+      <w:pPr>
+        <w:rPr>
+          <w:lang w:eastAsia="de-AT"/>
+        </w:rPr>
+      </w:pPr>
     </w:p>
     <w:p>
       <w:pPr>
@@ -18859,94 +21757,471 @@
       </w:pPr>
       <w:r>
         <w:rPr>
+          <w:lang w:eastAsia="de-AT"/>
+        </w:rPr>
+        <w:t>For a mirroring on the horizontal axis the left and right actions are exchanged and for a mirroring on the vertical axis the up and down actions are exchanged. Scaling or doubling does not change the structure of the grid and must therefore not be applied to the actions.</w:t>
+      </w:r>
+    </w:p>
+    <w:p>
+      <w:pPr>
+        <w:pStyle w:val="berschrift3"/>
+        <w:rPr>
+          <w:lang w:eastAsia="de-AT"/>
+        </w:rPr>
+      </w:pPr>
+      <w:bookmarkStart w:id="70" w:name="_Toc228031766"/>
+      <w:proofErr w:type="spellStart"/>
+      <w:r>
+        <w:rPr>
+          <w:lang w:eastAsia="de-AT"/>
+        </w:rPr>
+        <w:t>PreCalculator</w:t>
+      </w:r>
+      <w:bookmarkEnd w:id="70"/>
+      <w:proofErr w:type="spellEnd"/>
+    </w:p>
+    <w:p>
+      <w:pPr>
+        <w:rPr>
+          <w:lang w:eastAsia="de-AT"/>
+        </w:rPr>
+      </w:pPr>
+      <w:r>
+        <w:rPr>
+          <w:lang w:eastAsia="de-AT"/>
+        </w:rPr>
+        <w:t xml:space="preserve">The </w:t>
+      </w:r>
+      <w:proofErr w:type="spellStart"/>
+      <w:r>
+        <w:rPr>
+          <w:lang w:eastAsia="de-AT"/>
+        </w:rPr>
+        <w:t>PreCalculator</w:t>
+      </w:r>
+      <w:proofErr w:type="spellEnd"/>
+      <w:r>
+        <w:rPr>
+          <w:lang w:eastAsia="de-AT"/>
+        </w:rPr>
+        <w:t xml:space="preserve"> is the python script that includes the previously mentioned operations. It is called </w:t>
+      </w:r>
+      <w:proofErr w:type="gramStart"/>
+      <w:r>
+        <w:rPr>
+          <w:lang w:eastAsia="de-AT"/>
+        </w:rPr>
+        <w:t>in order to</w:t>
+      </w:r>
+      <w:proofErr w:type="gramEnd"/>
+      <w:r>
+        <w:rPr>
+          <w:lang w:eastAsia="de-AT"/>
+        </w:rPr>
+        <w:t xml:space="preserve"> split an existing Q-table into child and parent. The </w:t>
+      </w:r>
+      <w:proofErr w:type="spellStart"/>
+      <w:r>
+        <w:rPr>
+          <w:lang w:eastAsia="de-AT"/>
+        </w:rPr>
+        <w:t>PreCalculator</w:t>
+      </w:r>
+      <w:proofErr w:type="spellEnd"/>
+      <w:r>
+        <w:rPr>
+          <w:lang w:eastAsia="de-AT"/>
+        </w:rPr>
+        <w:t xml:space="preserve"> is responsible for exploring the transformation space of a given parent state. It is given a parent state and determines all possible reachable child states. It then saves all operations and child states in a list for later comparison. If a state </w:t>
+      </w:r>
+      <w:proofErr w:type="gramStart"/>
+      <w:r>
+        <w:rPr>
+          <w:lang w:eastAsia="de-AT"/>
+        </w:rPr>
+        <w:t>matches with</w:t>
+      </w:r>
+      <w:proofErr w:type="gramEnd"/>
+      <w:r>
+        <w:rPr>
+          <w:lang w:eastAsia="de-AT"/>
+        </w:rPr>
+        <w:t xml:space="preserve"> one of these calculated </w:t>
+      </w:r>
+      <w:proofErr w:type="gramStart"/>
+      <w:r>
+        <w:rPr>
+          <w:lang w:eastAsia="de-AT"/>
+        </w:rPr>
+        <w:t>child</w:t>
+      </w:r>
+      <w:proofErr w:type="gramEnd"/>
+      <w:r>
+        <w:rPr>
+          <w:lang w:eastAsia="de-AT"/>
+        </w:rPr>
+        <w:t xml:space="preserve"> </w:t>
+      </w:r>
+      <w:proofErr w:type="gramStart"/>
+      <w:r>
+        <w:rPr>
+          <w:lang w:eastAsia="de-AT"/>
+        </w:rPr>
+        <w:t>states</w:t>
+      </w:r>
+      <w:proofErr w:type="gramEnd"/>
+      <w:r>
+        <w:rPr>
+          <w:lang w:eastAsia="de-AT"/>
+        </w:rPr>
+        <w:t xml:space="preserve"> the operations are saved to that child state and the child is recognized as a child of the parent. If a given state is not a possible child of a parent state the state becomes a parent itself and the </w:t>
+      </w:r>
+      <w:proofErr w:type="spellStart"/>
+      <w:r>
+        <w:rPr>
+          <w:lang w:eastAsia="de-AT"/>
+        </w:rPr>
+        <w:t>PreCalculator</w:t>
+      </w:r>
+      <w:proofErr w:type="spellEnd"/>
+      <w:r>
+        <w:rPr>
+          <w:lang w:eastAsia="de-AT"/>
+        </w:rPr>
+        <w:t xml:space="preserve"> is called again. The new calculated states are appended to the existing list of reachable states.</w:t>
+      </w:r>
+    </w:p>
+    <w:p>
+      <w:pPr>
+        <w:rPr>
+          <w:lang w:eastAsia="de-AT"/>
+        </w:rPr>
+      </w:pPr>
+    </w:p>
+    <w:p>
+      <w:pPr>
+        <w:rPr>
+          <w:lang w:eastAsia="de-AT"/>
+        </w:rPr>
+      </w:pPr>
+      <w:r>
+        <w:rPr>
+          <w:lang w:eastAsia="de-AT"/>
+        </w:rPr>
+        <w:t xml:space="preserve">This implementation is made with a breadth-first search strategy. The search begins with the original parent state at depth 0 and an empty operation path. After each visited node the </w:t>
+      </w:r>
+      <w:proofErr w:type="spellStart"/>
+      <w:r>
+        <w:rPr>
+          <w:lang w:eastAsia="de-AT"/>
+        </w:rPr>
+        <w:t>PreCalculator</w:t>
+      </w:r>
+      <w:proofErr w:type="spellEnd"/>
+      <w:r>
+        <w:rPr>
+          <w:lang w:eastAsia="de-AT"/>
+        </w:rPr>
+        <w:t xml:space="preserve"> applies the available operations and inserts the resulting states into the search </w:t>
+      </w:r>
+      <w:r>
+        <w:rPr>
+          <w:lang w:eastAsia="de-AT"/>
+        </w:rPr>
+        <w:lastRenderedPageBreak/>
+        <w:t>queue for the next state to check against. The process continues until the maximum depth is reached.</w:t>
+      </w:r>
+    </w:p>
+    <w:p>
+      <w:pPr>
+        <w:rPr>
+          <w:lang w:eastAsia="de-AT"/>
+        </w:rPr>
+      </w:pPr>
+    </w:p>
+    <w:p>
+      <w:pPr>
+        <w:rPr>
+          <w:lang w:eastAsia="de-AT"/>
+        </w:rPr>
+      </w:pPr>
+      <w:r>
+        <w:rPr>
+          <w:lang w:eastAsia="de-AT"/>
+        </w:rPr>
+        <w:t>Each generated result contains the following:</w:t>
+      </w:r>
+    </w:p>
+    <w:p>
+      <w:pPr>
+        <w:pStyle w:val="Listenabsatz"/>
+        <w:numPr>
+          <w:ilvl w:val="0"/>
+          <w:numId w:val="10"/>
+        </w:numPr>
+        <w:rPr>
+          <w:lang w:eastAsia="de-AT"/>
+        </w:rPr>
+      </w:pPr>
+      <w:r>
+        <w:rPr>
+          <w:lang w:eastAsia="de-AT"/>
+        </w:rPr>
+        <w:t>The transformed state</w:t>
+      </w:r>
+    </w:p>
+    <w:p>
+      <w:pPr>
+        <w:pStyle w:val="Listenabsatz"/>
+        <w:numPr>
+          <w:ilvl w:val="0"/>
+          <w:numId w:val="10"/>
+        </w:numPr>
+        <w:rPr>
+          <w:lang w:eastAsia="de-AT"/>
+        </w:rPr>
+      </w:pPr>
+      <w:r>
+        <w:rPr>
+          <w:lang w:eastAsia="de-AT"/>
+        </w:rPr>
+        <w:t>The transformed action values</w:t>
+      </w:r>
+    </w:p>
+    <w:p>
+      <w:pPr>
+        <w:pStyle w:val="Listenabsatz"/>
+        <w:numPr>
+          <w:ilvl w:val="0"/>
+          <w:numId w:val="10"/>
+        </w:numPr>
+        <w:rPr>
+          <w:lang w:eastAsia="de-AT"/>
+        </w:rPr>
+      </w:pPr>
+      <w:r>
+        <w:rPr>
+          <w:lang w:eastAsia="de-AT"/>
+        </w:rPr>
+        <w:t>The sequence of operations used to reach that state</w:t>
+      </w:r>
+    </w:p>
+    <w:p>
+      <w:pPr>
+        <w:rPr>
           <w:color w:val="EE0000"/>
           <w:lang w:eastAsia="de-AT"/>
         </w:rPr>
-        <w:t>When a state is transformed, the corresponding actions must also be transformed. For example, after a rotation:</w:t>
-      </w:r>
-    </w:p>
-    <w:p>
-      <w:pPr>
-        <w:rPr>
-          <w:color w:val="EE0000"/>
+      </w:pPr>
+    </w:p>
+    <w:p>
+      <w:pPr>
+        <w:pStyle w:val="berschrift3"/>
+        <w:rPr>
           <w:lang w:eastAsia="de-AT"/>
         </w:rPr>
       </w:pPr>
-      <w:r>
-        <w:rPr>
-          <w:color w:val="EE0000"/>
+      <w:bookmarkStart w:id="71" w:name="_Toc228031767"/>
+      <w:r>
+        <w:rPr>
           <w:lang w:eastAsia="de-AT"/>
         </w:rPr>
-        <w:t xml:space="preserve">up → left </w:t>
-      </w:r>
-    </w:p>
-    <w:p>
-      <w:pPr>
-        <w:rPr>
-          <w:color w:val="EE0000"/>
+        <w:t>Parent-Child Abstraction</w:t>
+      </w:r>
+      <w:bookmarkEnd w:id="71"/>
+    </w:p>
+    <w:p>
+      <w:pPr>
+        <w:rPr>
           <w:lang w:eastAsia="de-AT"/>
         </w:rPr>
       </w:pPr>
       <w:r>
         <w:rPr>
-          <w:color w:val="EE0000"/>
           <w:lang w:eastAsia="de-AT"/>
         </w:rPr>
-        <w:t xml:space="preserve">left → down </w:t>
-      </w:r>
-    </w:p>
-    <w:p>
-      <w:pPr>
-        <w:rPr>
-          <w:color w:val="EE0000"/>
+        <w:t xml:space="preserve">The parent child abstraction is the practical application of the operations described above. Its purpose is to split the original Q-table into the parent and the child table. </w:t>
+      </w:r>
+    </w:p>
+    <w:p>
+      <w:pPr>
+        <w:rPr>
           <w:lang w:eastAsia="de-AT"/>
         </w:rPr>
       </w:pPr>
-      <w:r>
-        <w:rPr>
-          <w:color w:val="EE0000"/>
+    </w:p>
+    <w:p>
+      <w:pPr>
+        <w:rPr>
           <w:lang w:eastAsia="de-AT"/>
         </w:rPr>
-        <w:t xml:space="preserve">down → right </w:t>
-      </w:r>
-    </w:p>
-    <w:p>
-      <w:pPr>
-        <w:rPr>
-          <w:color w:val="EE0000"/>
+      </w:pPr>
+      <w:r>
+        <w:rPr>
           <w:lang w:eastAsia="de-AT"/>
         </w:rPr>
-      </w:pPr>
-      <w:r>
-        <w:rPr>
-          <w:color w:val="EE0000"/>
+        <w:t xml:space="preserve">During this process the original Q-table is read and for each state the program checks whether </w:t>
+      </w:r>
+      <w:proofErr w:type="gramStart"/>
+      <w:r>
+        <w:rPr>
           <w:lang w:eastAsia="de-AT"/>
         </w:rPr>
-        <w:t xml:space="preserve">right → up </w:t>
-      </w:r>
-    </w:p>
-    <w:p>
-      <w:pPr>
-        <w:rPr>
-          <w:color w:val="EE0000"/>
+        <w:t>its</w:t>
+      </w:r>
+      <w:proofErr w:type="gramEnd"/>
+      <w:r>
+        <w:rPr>
           <w:lang w:eastAsia="de-AT"/>
         </w:rPr>
-      </w:pPr>
-      <w:r>
-        <w:rPr>
-          <w:color w:val="EE0000"/>
+        <w:t xml:space="preserve"> already in the reachable list calculated by the </w:t>
+      </w:r>
+      <w:proofErr w:type="spellStart"/>
+      <w:r>
+        <w:rPr>
           <w:lang w:eastAsia="de-AT"/>
         </w:rPr>
-        <w:t>This ensures that the learned policy remains consistent across transformed states.</w:t>
-      </w:r>
-    </w:p>
-    <w:p>
-      <w:pPr>
-        <w:rPr>
-          <w:color w:val="EE0000"/>
+        <w:t>PreCalculator</w:t>
+      </w:r>
+      <w:proofErr w:type="spellEnd"/>
+      <w:r>
+        <w:rPr>
           <w:lang w:eastAsia="de-AT"/>
         </w:rPr>
-      </w:pPr>
+        <w:t xml:space="preserve"> or if it’s a parent. This lookup is supported by a SQLite based index </w:t>
+      </w:r>
+      <w:proofErr w:type="gramStart"/>
+      <w:r>
+        <w:rPr>
+          <w:lang w:eastAsia="de-AT"/>
+        </w:rPr>
+        <w:t>in order to</w:t>
+      </w:r>
+      <w:proofErr w:type="gramEnd"/>
+      <w:r>
+        <w:rPr>
+          <w:lang w:eastAsia="de-AT"/>
+        </w:rPr>
+        <w:t xml:space="preserve"> reduce memory usage during this process as without it the program can run through 64GB of RAM </w:t>
+      </w:r>
+      <w:proofErr w:type="gramStart"/>
+      <w:r>
+        <w:rPr>
+          <w:lang w:eastAsia="de-AT"/>
+        </w:rPr>
+        <w:t>really quickly</w:t>
+      </w:r>
+      <w:proofErr w:type="gramEnd"/>
+      <w:r>
+        <w:rPr>
+          <w:lang w:eastAsia="de-AT"/>
+        </w:rPr>
+        <w:t>.</w:t>
+      </w:r>
+    </w:p>
+    <w:p>
+      <w:pPr>
+        <w:rPr>
+          <w:lang w:eastAsia="de-AT"/>
+        </w:rPr>
+      </w:pPr>
+    </w:p>
+    <w:p>
+      <w:pPr>
+        <w:rPr>
+          <w:lang w:eastAsia="de-AT"/>
+        </w:rPr>
+      </w:pPr>
+      <w:r>
+        <w:rPr>
+          <w:lang w:eastAsia="de-AT"/>
+        </w:rPr>
+        <w:t xml:space="preserve">If the state is found in the reachable index it becomes a child. It inherits the index of the </w:t>
+      </w:r>
+      <w:proofErr w:type="gramStart"/>
+      <w:r>
+        <w:rPr>
+          <w:lang w:eastAsia="de-AT"/>
+        </w:rPr>
+        <w:t>parent</w:t>
+      </w:r>
+      <w:proofErr w:type="gramEnd"/>
+      <w:r>
+        <w:rPr>
+          <w:lang w:eastAsia="de-AT"/>
+        </w:rPr>
+        <w:t xml:space="preserve"> the sequence of operations and the best direction of the original child. The best direction is simply the highest action in the original action values of the child.</w:t>
+      </w:r>
+    </w:p>
+    <w:p>
+      <w:pPr>
+        <w:rPr>
+          <w:lang w:eastAsia="de-AT"/>
+        </w:rPr>
+      </w:pPr>
+    </w:p>
+    <w:p>
+      <w:pPr>
+        <w:rPr>
+          <w:lang w:eastAsia="de-AT"/>
+        </w:rPr>
+      </w:pPr>
+      <w:r>
+        <w:rPr>
+          <w:lang w:eastAsia="de-AT"/>
+        </w:rPr>
+        <w:t xml:space="preserve">If the state is not found in the reachable </w:t>
+      </w:r>
+      <w:proofErr w:type="gramStart"/>
+      <w:r>
+        <w:rPr>
+          <w:lang w:eastAsia="de-AT"/>
+        </w:rPr>
+        <w:t>list</w:t>
+      </w:r>
+      <w:proofErr w:type="gramEnd"/>
+      <w:r>
+        <w:rPr>
+          <w:lang w:eastAsia="de-AT"/>
+        </w:rPr>
+        <w:t xml:space="preserve"> it becomes a new parent and the </w:t>
+      </w:r>
+      <w:proofErr w:type="spellStart"/>
+      <w:r>
+        <w:rPr>
+          <w:lang w:eastAsia="de-AT"/>
+        </w:rPr>
+        <w:t>PreCalculator</w:t>
+      </w:r>
+      <w:proofErr w:type="spellEnd"/>
+      <w:r>
+        <w:rPr>
+          <w:lang w:eastAsia="de-AT"/>
+        </w:rPr>
+        <w:t xml:space="preserve"> is calculating new child states reachable from the parent. </w:t>
+      </w:r>
+      <w:r>
+        <w:rPr>
+          <w:lang w:eastAsia="de-AT"/>
+        </w:rPr>
+        <w:t xml:space="preserve">This procedure allows the abstraction </w:t>
+      </w:r>
+      <w:proofErr w:type="spellStart"/>
+      <w:proofErr w:type="gramStart"/>
+      <w:r>
+        <w:rPr>
+          <w:lang w:eastAsia="de-AT"/>
+        </w:rPr>
+        <w:t>processto</w:t>
+      </w:r>
+      <w:proofErr w:type="spellEnd"/>
+      <w:proofErr w:type="gramEnd"/>
+      <w:r>
+        <w:rPr>
+          <w:lang w:eastAsia="de-AT"/>
+        </w:rPr>
+        <w:t xml:space="preserve"> replace many state action entries. Instead of storing full Q-values for every state only root actions are stored. This results in less total storage requirements for the learned Q-table.</w:t>
+      </w:r>
     </w:p>
     <w:p>
       <w:pPr>
@@ -18955,1188 +22230,213 @@
           <w:lang w:eastAsia="de-AT"/>
         </w:rPr>
       </w:pPr>
-      <w:bookmarkStart w:id="71" w:name="_Toc227931209"/>
+      <w:bookmarkStart w:id="72" w:name="_Toc228031768"/>
       <w:r>
         <w:rPr>
           <w:lang w:eastAsia="de-AT"/>
         </w:rPr>
+        <w:t>Reconstruction</w:t>
+      </w:r>
+      <w:bookmarkEnd w:id="72"/>
+    </w:p>
+    <w:p>
+      <w:pPr>
+        <w:rPr>
+          <w:lang w:eastAsia="de-AT"/>
+        </w:rPr>
+      </w:pPr>
+      <w:r>
+        <w:rPr>
+          <w:lang w:eastAsia="de-AT"/>
+        </w:rPr>
+        <w:t xml:space="preserve">To evaluate the abstraction the parent and child tables are merged back into one reconstructed Q-table. This table is then compared to the original Q-table. The reconstruction begins with the table of parent states. It is loaded into memory as the parent states already contain full state-action information. Then the program runs through each child state and applies the operations </w:t>
+      </w:r>
+      <w:proofErr w:type="gramStart"/>
+      <w:r>
+        <w:rPr>
+          <w:lang w:eastAsia="de-AT"/>
+        </w:rPr>
+        <w:t>in order to</w:t>
+      </w:r>
+      <w:proofErr w:type="gramEnd"/>
+      <w:r>
+        <w:rPr>
+          <w:lang w:eastAsia="de-AT"/>
+        </w:rPr>
+        <w:t xml:space="preserve"> return the children to complete states. For each child the parent state is loaded and the operations are applied. Then the actions of the parent are applied to the </w:t>
+      </w:r>
+      <w:proofErr w:type="gramStart"/>
+      <w:r>
+        <w:rPr>
+          <w:lang w:eastAsia="de-AT"/>
+        </w:rPr>
+        <w:t>child</w:t>
+      </w:r>
+      <w:proofErr w:type="gramEnd"/>
+      <w:r>
+        <w:rPr>
+          <w:lang w:eastAsia="de-AT"/>
+        </w:rPr>
+        <w:t xml:space="preserve"> and the action transformation takes place. If the best direction stored in the child does not </w:t>
+      </w:r>
+      <w:proofErr w:type="gramStart"/>
+      <w:r>
+        <w:rPr>
+          <w:lang w:eastAsia="de-AT"/>
+        </w:rPr>
+        <w:t>match with</w:t>
+      </w:r>
+      <w:proofErr w:type="gramEnd"/>
+      <w:r>
+        <w:rPr>
+          <w:lang w:eastAsia="de-AT"/>
+        </w:rPr>
+        <w:t xml:space="preserve"> the actions of the </w:t>
+      </w:r>
+      <w:proofErr w:type="gramStart"/>
+      <w:r>
+        <w:rPr>
+          <w:lang w:eastAsia="de-AT"/>
+        </w:rPr>
+        <w:t>parents</w:t>
+      </w:r>
+      <w:proofErr w:type="gramEnd"/>
+      <w:r>
+        <w:rPr>
+          <w:lang w:eastAsia="de-AT"/>
+        </w:rPr>
+        <w:t xml:space="preserve"> the actions will be minimally adjusted until the best direction of the child matches. This is done via small value offsets ensuring that the original action structure is changed as little as possible.</w:t>
+      </w:r>
+    </w:p>
+    <w:p>
+      <w:pPr>
+        <w:rPr>
+          <w:lang w:eastAsia="de-AT"/>
+        </w:rPr>
+      </w:pPr>
+      <w:r>
+        <w:rPr>
+          <w:lang w:eastAsia="de-AT"/>
+        </w:rPr>
         <w:lastRenderedPageBreak/>
-        <w:t>PreCalculator and State Expansion</w:t>
-      </w:r>
-      <w:bookmarkEnd w:id="71"/>
-    </w:p>
-    <w:p>
-      <w:pPr>
-        <w:rPr>
-          <w:color w:val="EE0000"/>
-          <w:lang w:eastAsia="de-AT"/>
-        </w:rPr>
-      </w:pPr>
-      <w:r>
-        <w:rPr>
-          <w:color w:val="EE0000"/>
-          <w:lang w:eastAsia="de-AT"/>
-        </w:rPr>
-        <w:t>The PreCalculator explores all reachable states from a given parent state using a breadth-first search approach.</w:t>
-      </w:r>
-    </w:p>
-    <w:p>
-      <w:pPr>
-        <w:rPr>
-          <w:color w:val="EE0000"/>
-          <w:lang w:eastAsia="de-AT"/>
-        </w:rPr>
-      </w:pPr>
-      <w:r>
-        <w:rPr>
-          <w:color w:val="EE0000"/>
-          <w:lang w:eastAsia="de-AT"/>
-        </w:rPr>
-        <w:t>For each parent state, it generates:</w:t>
-      </w:r>
-    </w:p>
-    <w:p>
-      <w:pPr>
-        <w:rPr>
-          <w:color w:val="EE0000"/>
-          <w:lang w:eastAsia="de-AT"/>
-        </w:rPr>
-      </w:pPr>
-      <w:r>
-        <w:rPr>
-          <w:color w:val="EE0000"/>
-          <w:lang w:eastAsia="de-AT"/>
-        </w:rPr>
-        <w:t xml:space="preserve">All reachable child states </w:t>
-      </w:r>
-    </w:p>
-    <w:p>
-      <w:pPr>
-        <w:rPr>
-          <w:color w:val="EE0000"/>
-          <w:lang w:eastAsia="de-AT"/>
-        </w:rPr>
-      </w:pPr>
-      <w:r>
-        <w:rPr>
-          <w:color w:val="EE0000"/>
-          <w:lang w:eastAsia="de-AT"/>
-        </w:rPr>
-        <w:t xml:space="preserve">The sequence of operations required </w:t>
-      </w:r>
-    </w:p>
-    <w:p>
-      <w:pPr>
-        <w:rPr>
-          <w:color w:val="EE0000"/>
-          <w:lang w:eastAsia="de-AT"/>
-        </w:rPr>
-      </w:pPr>
-      <w:r>
-        <w:rPr>
-          <w:color w:val="EE0000"/>
-          <w:lang w:eastAsia="de-AT"/>
-        </w:rPr>
-        <w:t xml:space="preserve">The transformed action values </w:t>
-      </w:r>
-    </w:p>
-    <w:p>
-      <w:pPr>
-        <w:rPr>
-          <w:color w:val="EE0000"/>
-          <w:lang w:eastAsia="de-AT"/>
-        </w:rPr>
-      </w:pPr>
-      <w:r>
-        <w:rPr>
-          <w:color w:val="EE0000"/>
-          <w:lang w:eastAsia="de-AT"/>
-        </w:rPr>
-        <w:t>Each result contains:</w:t>
-      </w:r>
-    </w:p>
-    <w:p>
-      <w:pPr>
-        <w:rPr>
-          <w:color w:val="EE0000"/>
-          <w:lang w:eastAsia="de-AT"/>
-        </w:rPr>
-      </w:pPr>
-      <w:r>
-        <w:rPr>
-          <w:color w:val="EE0000"/>
-          <w:lang w:eastAsia="de-AT"/>
-        </w:rPr>
-        <w:t xml:space="preserve">State </w:t>
-      </w:r>
-    </w:p>
-    <w:p>
-      <w:pPr>
-        <w:rPr>
-          <w:color w:val="EE0000"/>
-          <w:lang w:eastAsia="de-AT"/>
-        </w:rPr>
-      </w:pPr>
-      <w:r>
-        <w:rPr>
-          <w:color w:val="EE0000"/>
-          <w:lang w:eastAsia="de-AT"/>
-        </w:rPr>
-        <w:t xml:space="preserve">Action values </w:t>
-      </w:r>
-    </w:p>
-    <w:p>
-      <w:pPr>
-        <w:rPr>
-          <w:color w:val="EE0000"/>
-          <w:lang w:eastAsia="de-AT"/>
-        </w:rPr>
-      </w:pPr>
-      <w:r>
-        <w:rPr>
-          <w:color w:val="EE0000"/>
-          <w:lang w:eastAsia="de-AT"/>
-        </w:rPr>
-        <w:t xml:space="preserve">Depth </w:t>
-      </w:r>
-    </w:p>
-    <w:p>
-      <w:pPr>
-        <w:rPr>
-          <w:color w:val="EE0000"/>
-          <w:lang w:eastAsia="de-AT"/>
-        </w:rPr>
-      </w:pPr>
-      <w:r>
-        <w:rPr>
-          <w:color w:val="EE0000"/>
-          <w:lang w:eastAsia="de-AT"/>
-        </w:rPr>
-        <w:t xml:space="preserve">Operation path </w:t>
-      </w:r>
-    </w:p>
-    <w:p>
-      <w:pPr>
-        <w:rPr>
-          <w:color w:val="EE0000"/>
-          <w:lang w:eastAsia="de-AT"/>
-        </w:rPr>
-      </w:pPr>
-      <w:r>
-        <w:rPr>
-          <w:color w:val="EE0000"/>
-          <w:lang w:eastAsia="de-AT"/>
-        </w:rPr>
-        <w:t>This allows the construction of a mapping between parent and child states.</w:t>
-      </w:r>
-    </w:p>
-    <w:p>
-      <w:pPr>
-        <w:rPr>
-          <w:color w:val="EE0000"/>
-          <w:lang w:eastAsia="de-AT"/>
-        </w:rPr>
-      </w:pPr>
-    </w:p>
-    <w:p>
-      <w:pPr>
-        <w:pStyle w:val="berschrift3"/>
-        <w:rPr>
-          <w:lang w:eastAsia="de-AT"/>
-        </w:rPr>
-      </w:pPr>
-      <w:bookmarkStart w:id="72" w:name="_Toc227931210"/>
-      <w:r>
-        <w:rPr>
-          <w:lang w:eastAsia="de-AT"/>
-        </w:rPr>
-        <w:t>Parent-Child Abstraction</w:t>
-      </w:r>
-      <w:bookmarkEnd w:id="72"/>
-    </w:p>
-    <w:p>
-      <w:pPr>
-        <w:rPr>
-          <w:color w:val="EE0000"/>
-          <w:lang w:eastAsia="de-AT"/>
-        </w:rPr>
-      </w:pPr>
-      <w:r>
-        <w:rPr>
-          <w:color w:val="EE0000"/>
-          <w:lang w:eastAsia="de-AT"/>
-        </w:rPr>
-        <w:t>The Q-table is divided into:</w:t>
-      </w:r>
-    </w:p>
-    <w:p>
-      <w:pPr>
-        <w:rPr>
-          <w:color w:val="EE0000"/>
-          <w:lang w:eastAsia="de-AT"/>
-        </w:rPr>
-      </w:pPr>
-      <w:r>
-        <w:rPr>
-          <w:b/>
-          <w:bCs/>
-          <w:color w:val="EE0000"/>
-          <w:lang w:eastAsia="de-AT"/>
-        </w:rPr>
-        <w:t>Parent states</w:t>
-      </w:r>
-      <w:r>
-        <w:rPr>
-          <w:color w:val="EE0000"/>
-          <w:lang w:eastAsia="de-AT"/>
-        </w:rPr>
-        <w:t xml:space="preserve">: explicitly stored states </w:t>
-      </w:r>
-    </w:p>
-    <w:p>
-      <w:pPr>
-        <w:rPr>
-          <w:color w:val="EE0000"/>
-          <w:lang w:eastAsia="de-AT"/>
-        </w:rPr>
-      </w:pPr>
-      <w:r>
-        <w:rPr>
-          <w:b/>
-          <w:bCs/>
-          <w:color w:val="EE0000"/>
-          <w:lang w:eastAsia="de-AT"/>
-        </w:rPr>
-        <w:t>Child states</w:t>
-      </w:r>
-      <w:r>
-        <w:rPr>
-          <w:color w:val="EE0000"/>
-          <w:lang w:eastAsia="de-AT"/>
-        </w:rPr>
-        <w:t xml:space="preserve">: derived via transformation operations </w:t>
-      </w:r>
-    </w:p>
-    <w:p>
-      <w:pPr>
-        <w:rPr>
-          <w:color w:val="EE0000"/>
-          <w:lang w:eastAsia="de-AT"/>
-        </w:rPr>
-      </w:pPr>
-      <w:r>
-        <w:rPr>
-          <w:color w:val="EE0000"/>
-          <w:lang w:eastAsia="de-AT"/>
-        </w:rPr>
-        <w:t>If a state can be generated from an existing parent, it is stored as a child instead of a new parent. This significantly reduces storage requirements.</w:t>
-      </w:r>
-    </w:p>
-    <w:p>
-      <w:pPr>
-        <w:rPr>
-          <w:color w:val="EE0000"/>
-          <w:lang w:eastAsia="de-AT"/>
-        </w:rPr>
-      </w:pPr>
-    </w:p>
-    <w:p>
-      <w:pPr>
-        <w:pStyle w:val="berschrift3"/>
-        <w:rPr>
-          <w:lang w:eastAsia="de-AT"/>
-        </w:rPr>
-      </w:pPr>
-      <w:bookmarkStart w:id="73" w:name="_Toc227931211"/>
-      <w:r>
-        <w:rPr>
-          <w:lang w:eastAsia="de-AT"/>
-        </w:rPr>
-        <w:t>Reconstruction</w:t>
+        <w:t>The reconstructed Q-table is then saved for later comparison.</w:t>
+      </w:r>
+    </w:p>
+    <w:p>
+      <w:pPr>
+        <w:pStyle w:val="berschrift1"/>
+      </w:pPr>
+      <w:bookmarkStart w:id="73" w:name="_Toc228031769"/>
+      <w:r>
+        <w:t>Concept</w:t>
       </w:r>
       <w:bookmarkEnd w:id="73"/>
     </w:p>
-    <w:p>
-      <w:pPr>
-        <w:rPr>
-          <w:color w:val="EE0000"/>
-          <w:lang w:eastAsia="de-AT"/>
-        </w:rPr>
-      </w:pPr>
-      <w:r>
-        <w:rPr>
-          <w:color w:val="EE0000"/>
-          <w:lang w:eastAsia="de-AT"/>
-        </w:rPr>
-        <w:t>To evaluate the abstraction, a full Q-table is reconstructed:</w:t>
-      </w:r>
-    </w:p>
-    <w:p>
-      <w:pPr>
-        <w:rPr>
-          <w:color w:val="EE0000"/>
-          <w:lang w:eastAsia="de-AT"/>
-        </w:rPr>
-      </w:pPr>
-      <w:r>
-        <w:rPr>
-          <w:color w:val="EE0000"/>
-          <w:lang w:eastAsia="de-AT"/>
-        </w:rPr>
-        <w:t xml:space="preserve">Parent states are copied directly </w:t>
-      </w:r>
-    </w:p>
-    <w:p>
-      <w:pPr>
-        <w:rPr>
-          <w:color w:val="EE0000"/>
-          <w:lang w:eastAsia="de-AT"/>
-        </w:rPr>
-      </w:pPr>
-      <w:r>
-        <w:rPr>
-          <w:color w:val="EE0000"/>
-          <w:lang w:eastAsia="de-AT"/>
-        </w:rPr>
-        <w:t xml:space="preserve">Child states are generated using stored operations </w:t>
-      </w:r>
-    </w:p>
-    <w:p>
-      <w:pPr>
-        <w:rPr>
-          <w:color w:val="EE0000"/>
-          <w:lang w:eastAsia="de-AT"/>
-        </w:rPr>
-      </w:pPr>
-      <w:r>
-        <w:rPr>
-          <w:color w:val="EE0000"/>
-          <w:lang w:eastAsia="de-AT"/>
-        </w:rPr>
-        <w:t xml:space="preserve">Action values are transformed accordingly </w:t>
-      </w:r>
-    </w:p>
-    <w:p>
-      <w:pPr>
-        <w:rPr>
-          <w:color w:val="EE0000"/>
-          <w:lang w:eastAsia="de-AT"/>
-        </w:rPr>
-      </w:pPr>
-      <w:r>
-        <w:rPr>
-          <w:color w:val="EE0000"/>
-          <w:lang w:eastAsia="de-AT"/>
-        </w:rPr>
-        <w:t>If the reconstructed best action differs from the stored one, the action values are minimally adjusted to preserve the original policy.</w:t>
-      </w:r>
-    </w:p>
     <w:p/>
+    <w:bookmarkEnd w:id="11"/>
+    <w:bookmarkEnd w:id="12"/>
     <w:p>
       <w:pPr>
         <w:pStyle w:val="berschrift1"/>
       </w:pPr>
-      <w:bookmarkStart w:id="74" w:name="_Toc227931212"/>
-      <w:r>
-        <w:t>Concept</w:t>
+      <w:r>
+        <w:t xml:space="preserve"> </w:t>
+      </w:r>
+      <w:bookmarkStart w:id="74" w:name="_Toc228031770"/>
+      <w:r>
+        <w:t>E</w:t>
+      </w:r>
+      <w:r>
+        <w:t>valuation</w:t>
       </w:r>
       <w:bookmarkEnd w:id="74"/>
     </w:p>
-    <w:p/>
-    <w:bookmarkEnd w:id="10"/>
-    <w:bookmarkEnd w:id="11"/>
+    <w:p>
+      <w:pPr>
+        <w:pStyle w:val="berschrift2"/>
+      </w:pPr>
+      <w:bookmarkStart w:id="75" w:name="_Toc228031771"/>
+      <w:r>
+        <w:t>Setup</w:t>
+      </w:r>
+      <w:bookmarkEnd w:id="75"/>
+    </w:p>
+    <w:p>
+      <w:pPr>
+        <w:pStyle w:val="berschrift2"/>
+      </w:pPr>
+      <w:bookmarkStart w:id="76" w:name="_Toc228031772"/>
+      <w:r>
+        <w:t>Metrics</w:t>
+      </w:r>
+      <w:bookmarkEnd w:id="76"/>
+    </w:p>
+    <w:p>
+      <w:pPr>
+        <w:pStyle w:val="berschrift2"/>
+      </w:pPr>
+      <w:bookmarkStart w:id="77" w:name="_Toc228031773"/>
+      <w:r>
+        <w:t>Compression Results</w:t>
+      </w:r>
+      <w:bookmarkEnd w:id="77"/>
+    </w:p>
+    <w:p>
+      <w:pPr>
+        <w:pStyle w:val="berschrift2"/>
+      </w:pPr>
+      <w:bookmarkStart w:id="78" w:name="_Toc228031774"/>
+      <w:r>
+        <w:t>Reconstruction Error</w:t>
+      </w:r>
+      <w:bookmarkEnd w:id="78"/>
+    </w:p>
+    <w:p>
+      <w:pPr>
+        <w:pStyle w:val="berschrift2"/>
+      </w:pPr>
+      <w:bookmarkStart w:id="79" w:name="_Toc228031775"/>
+      <w:r>
+        <w:t>Policy Accuracy</w:t>
+      </w:r>
+      <w:bookmarkEnd w:id="79"/>
+    </w:p>
+    <w:p>
+      <w:pPr>
+        <w:pStyle w:val="berschrift2"/>
+      </w:pPr>
+      <w:bookmarkStart w:id="80" w:name="_Toc228031776"/>
+      <w:r>
+        <w:t>Runtime and Memory Overhead</w:t>
+      </w:r>
+      <w:bookmarkEnd w:id="80"/>
+    </w:p>
     <w:p>
       <w:pPr>
         <w:pStyle w:val="berschrift1"/>
       </w:pPr>
+      <w:r>
+        <w:t xml:space="preserve"> Discussion</w:t>
+      </w:r>
+    </w:p>
+    <w:p>
+      <w:pPr>
+        <w:pStyle w:val="berschrift1"/>
+      </w:pPr>
+      <w:r>
+        <w:br w:type="page"/>
+      </w:r>
+      <w:bookmarkStart w:id="81" w:name="_Toc94629489"/>
+      <w:bookmarkStart w:id="82" w:name="_Toc228031777"/>
       <w:r>
         <w:lastRenderedPageBreak/>
         <w:t xml:space="preserve"> </w:t>
       </w:r>
-      <w:bookmarkStart w:id="75" w:name="_Toc227931213"/>
-      <w:r>
-        <w:t>Experiment and Results</w:t>
-      </w:r>
-      <w:bookmarkEnd w:id="75"/>
-    </w:p>
-    <w:p/>
-    <w:p>
-      <w:pPr>
-        <w:rPr>
-          <w:szCs w:val="22"/>
-        </w:rPr>
-      </w:pPr>
-      <w:bookmarkStart w:id="76" w:name="_Toc94629486"/>
-      <w:bookmarkStart w:id="77" w:name="_Toc94629669"/>
-    </w:p>
-    <w:bookmarkEnd w:id="76"/>
-    <w:bookmarkEnd w:id="77"/>
-    <w:p>
-      <w:r>
-        <w:t xml:space="preserve">Cross-references should be generated automatically in order to make updating easy. This example shows a cross-reference to </w:t>
-      </w:r>
-      <w:r>
-        <w:fldChar w:fldCharType="begin"/>
-      </w:r>
-      <w:r>
-        <w:instrText xml:space="preserve"> REF _Ref129710389 \h </w:instrText>
-      </w:r>
-      <w:r>
-        <w:fldChar w:fldCharType="separate"/>
-      </w:r>
-      <w:r>
-        <w:t>Figure 1</w:t>
-      </w:r>
-      <w:r>
-        <w:fldChar w:fldCharType="end"/>
-      </w:r>
-      <w:r>
-        <w:fldChar w:fldCharType="begin"/>
-      </w:r>
-      <w:r>
-        <w:instrText xml:space="preserve"> REF _Ref210875356 \h  \* MERGEFORMAT </w:instrText>
-      </w:r>
-      <w:r>
-        <w:fldChar w:fldCharType="separate"/>
-      </w:r>
-      <w:r>
-        <w:fldChar w:fldCharType="end"/>
-      </w:r>
-      <w:r>
-        <w:t xml:space="preserve">. </w:t>
-      </w:r>
-    </w:p>
-    <w:p>
-      <w:pPr>
-        <w:keepNext/>
-        <w:spacing w:before="120" w:after="120"/>
-        <w:jc w:val="center"/>
-      </w:pPr>
-      <w:r>
-        <w:rPr>
-          <w:noProof/>
-          <w:lang w:eastAsia="en-US"/>
-        </w:rPr>
-        <w:drawing>
-          <wp:inline distT="0" distB="0" distL="0" distR="0" wp14:anchorId="31205FB9" wp14:editId="42051140">
-            <wp:extent cx="2964180" cy="350520"/>
-            <wp:effectExtent l="0" t="0" r="7620" b="0"/>
-            <wp:docPr id="8" name="Picture 0" descr="Text: Einstein Albert 2008"/>
-            <wp:cNvGraphicFramePr>
-              <a:graphicFrameLocks xmlns:a="http://schemas.openxmlformats.org/drawingml/2006/main" noChangeAspect="1"/>
-            </wp:cNvGraphicFramePr>
-            <a:graphic xmlns:a="http://schemas.openxmlformats.org/drawingml/2006/main">
-              <a:graphicData uri="http://schemas.openxmlformats.org/drawingml/2006/picture">
-                <pic:pic xmlns:pic="http://schemas.openxmlformats.org/drawingml/2006/picture">
-                  <pic:nvPicPr>
-                    <pic:cNvPr id="1" name="Picture 0" descr="Text: Einstein Albert 2008"/>
-                    <pic:cNvPicPr>
-                      <a:picLocks noChangeAspect="1"/>
-                    </pic:cNvPicPr>
-                  </pic:nvPicPr>
-                  <pic:blipFill>
-                    <a:blip r:embed="rId33"/>
-                    <a:stretch/>
-                  </pic:blipFill>
-                  <pic:spPr bwMode="auto">
-                    <a:xfrm>
-                      <a:off x="0" y="0"/>
-                      <a:ext cx="2964180" cy="350520"/>
-                    </a:xfrm>
-                    <a:prstGeom prst="rect">
-                      <a:avLst/>
-                    </a:prstGeom>
-                    <a:noFill/>
-                    <a:ln>
-                      <a:noFill/>
-                    </a:ln>
-                  </pic:spPr>
-                </pic:pic>
-              </a:graphicData>
-            </a:graphic>
-          </wp:inline>
-        </w:drawing>
-      </w:r>
-    </w:p>
-    <w:p>
-      <w:pPr>
-        <w:pStyle w:val="Beschriftung"/>
-        <w:jc w:val="center"/>
-        <w:rPr>
-          <w:lang w:val="en-US"/>
-        </w:rPr>
-      </w:pPr>
-      <w:bookmarkStart w:id="78" w:name="_Ref129710389"/>
-      <w:bookmarkStart w:id="79" w:name="_Toc227932511"/>
-      <w:r>
-        <w:rPr>
-          <w:lang w:val="en-US"/>
-        </w:rPr>
-        <w:t xml:space="preserve">Figure </w:t>
-      </w:r>
-      <w:r>
-        <w:rPr>
-          <w:lang w:val="en-US"/>
-        </w:rPr>
-        <w:fldChar w:fldCharType="begin"/>
-      </w:r>
-      <w:r>
-        <w:rPr>
-          <w:lang w:val="en-US"/>
-        </w:rPr>
-        <w:instrText xml:space="preserve"> SEQ Figure \* ARABIC </w:instrText>
-      </w:r>
-      <w:r>
-        <w:rPr>
-          <w:lang w:val="en-US"/>
-        </w:rPr>
-        <w:fldChar w:fldCharType="separate"/>
-      </w:r>
-      <w:r>
-        <w:rPr>
-          <w:noProof/>
-          <w:lang w:val="en-US"/>
-        </w:rPr>
-        <w:t>10</w:t>
-      </w:r>
-      <w:r>
-        <w:rPr>
-          <w:lang w:val="en-US"/>
-        </w:rPr>
-        <w:fldChar w:fldCharType="end"/>
-      </w:r>
-      <w:bookmarkEnd w:id="78"/>
-      <w:r>
-        <w:rPr>
-          <w:lang w:val="en-US"/>
-        </w:rPr>
-        <w:t>: Example of name and year printed on spine</w:t>
-      </w:r>
-      <w:r>
-        <w:rPr>
-          <w:lang w:val="en-US"/>
-        </w:rPr>
-        <w:t xml:space="preserve"> (Source)</w:t>
-      </w:r>
-      <w:r>
-        <w:rPr>
-          <w:lang w:val="en-US"/>
-        </w:rPr>
-        <w:t>.</w:t>
-      </w:r>
-      <w:bookmarkEnd w:id="79"/>
-    </w:p>
-    <w:p>
-      <w:r>
-        <w:t xml:space="preserve">Below there is a cross-reference to </w:t>
-      </w:r>
-      <w:r>
-        <w:fldChar w:fldCharType="begin"/>
-      </w:r>
-      <w:r>
-        <w:instrText xml:space="preserve"> REF _Ref129710418 \h </w:instrText>
-      </w:r>
-      <w:r>
-        <w:fldChar w:fldCharType="separate"/>
-      </w:r>
-      <w:r>
-        <w:t>Table 1</w:t>
-      </w:r>
-      <w:r>
-        <w:fldChar w:fldCharType="end"/>
-      </w:r>
-      <w:r>
-        <w:t xml:space="preserve">. The table format shown here serves as an example only. Tables may be formatted individually. </w:t>
-      </w:r>
-    </w:p>
-    <w:p>
-      <w:pPr>
-        <w:rPr>
-          <w:sz w:val="10"/>
-          <w:szCs w:val="10"/>
-        </w:rPr>
-      </w:pPr>
-    </w:p>
-    <w:p>
-      <w:pPr>
-        <w:pStyle w:val="Beschriftung"/>
-        <w:keepNext/>
-        <w:jc w:val="center"/>
-        <w:rPr>
-          <w:lang w:val="en-US"/>
-        </w:rPr>
-      </w:pPr>
-      <w:r>
-        <w:rPr>
-          <w:lang w:val="en-US"/>
-        </w:rPr>
-        <w:t xml:space="preserve">Tabelle </w:t>
-      </w:r>
-      <w:r>
-        <w:rPr>
-          <w:lang w:val="en-US"/>
-        </w:rPr>
-        <w:fldChar w:fldCharType="begin"/>
-      </w:r>
-      <w:r>
-        <w:rPr>
-          <w:lang w:val="en-US"/>
-        </w:rPr>
-        <w:instrText xml:space="preserve"> SEQ Tabelle \* ARABIC </w:instrText>
-      </w:r>
-      <w:r>
-        <w:rPr>
-          <w:lang w:val="en-US"/>
-        </w:rPr>
-        <w:fldChar w:fldCharType="separate"/>
-      </w:r>
-      <w:r>
-        <w:rPr>
-          <w:lang w:val="en-US"/>
-        </w:rPr>
-        <w:t>1</w:t>
-      </w:r>
-      <w:r>
-        <w:rPr>
-          <w:lang w:val="en-US"/>
-        </w:rPr>
-        <w:fldChar w:fldCharType="end"/>
-      </w:r>
-      <w:r>
-        <w:rPr>
-          <w:lang w:val="en-US"/>
-        </w:rPr>
-        <w:t>: Schedule for “Applied Mathematics”</w:t>
-      </w:r>
-      <w:r>
-        <w:rPr>
-          <w:lang w:val="en-US"/>
-        </w:rPr>
-        <w:t xml:space="preserve"> (Quelle)</w:t>
-      </w:r>
-      <w:r>
-        <w:rPr>
-          <w:lang w:val="en-US"/>
-        </w:rPr>
-        <w:t>.</w:t>
-      </w:r>
-    </w:p>
-    <w:tbl>
-      <w:tblPr>
-        <w:tblW w:w="0" w:type="auto"/>
-        <w:tblBorders>
-          <w:top w:val="single" w:sz="6" w:space="0" w:color="000000"/>
-          <w:left w:val="single" w:sz="6" w:space="0" w:color="000000"/>
-          <w:bottom w:val="single" w:sz="6" w:space="0" w:color="000000"/>
-          <w:right w:val="single" w:sz="6" w:space="0" w:color="000000"/>
-          <w:insideH w:val="single" w:sz="6" w:space="0" w:color="000000"/>
-          <w:insideV w:val="single" w:sz="6" w:space="0" w:color="000000"/>
-        </w:tblBorders>
-        <w:tblLook w:val="0020" w:firstRow="1" w:lastRow="0" w:firstColumn="0" w:lastColumn="0" w:noHBand="0" w:noVBand="0"/>
-      </w:tblPr>
-      <w:tblGrid>
-        <w:gridCol w:w="3015"/>
-        <w:gridCol w:w="3019"/>
-        <w:gridCol w:w="3020"/>
-      </w:tblGrid>
-      <w:tr>
-        <w:tc>
-          <w:tcPr>
-            <w:tcW w:w="3015" w:type="dxa"/>
-            <w:shd w:val="clear" w:color="000000" w:fill="A6A6A6"/>
-          </w:tcPr>
-          <w:p>
-            <w:pPr>
-              <w:rPr>
-                <w:b/>
-              </w:rPr>
-            </w:pPr>
-            <w:bookmarkStart w:id="80" w:name="_Ref210875665"/>
-            <w:bookmarkStart w:id="81" w:name="_Ref210875652"/>
-            <w:r>
-              <w:rPr>
-                <w:b/>
-              </w:rPr>
-              <w:t>Date</w:t>
-            </w:r>
-          </w:p>
-        </w:tc>
-        <w:tc>
-          <w:tcPr>
-            <w:tcW w:w="3019" w:type="dxa"/>
-            <w:shd w:val="clear" w:color="000000" w:fill="A6A6A6"/>
-          </w:tcPr>
-          <w:p>
-            <w:pPr>
-              <w:rPr>
-                <w:b/>
-              </w:rPr>
-            </w:pPr>
-            <w:r>
-              <w:rPr>
-                <w:b/>
-              </w:rPr>
-              <w:t>Subject</w:t>
-            </w:r>
-          </w:p>
-        </w:tc>
-        <w:tc>
-          <w:tcPr>
-            <w:tcW w:w="3020" w:type="dxa"/>
-            <w:shd w:val="clear" w:color="000000" w:fill="A6A6A6"/>
-          </w:tcPr>
-          <w:p>
-            <w:pPr>
-              <w:rPr>
-                <w:b/>
-              </w:rPr>
-            </w:pPr>
-            <w:r>
-              <w:rPr>
-                <w:b/>
-              </w:rPr>
-              <w:t>Room</w:t>
-            </w:r>
-          </w:p>
-        </w:tc>
-      </w:tr>
-      <w:tr>
-        <w:tc>
-          <w:tcPr>
-            <w:tcW w:w="3015" w:type="dxa"/>
-          </w:tcPr>
-          <w:p>
-            <w:pPr>
-              <w:rPr>
-                <w:b/>
-                <w:bCs/>
-              </w:rPr>
-            </w:pPr>
-            <w:r>
-              <w:rPr>
-                <w:b/>
-                <w:bCs/>
-              </w:rPr>
-              <w:t>20. 08. 2008</w:t>
-            </w:r>
-          </w:p>
-        </w:tc>
-        <w:tc>
-          <w:tcPr>
-            <w:tcW w:w="3019" w:type="dxa"/>
-          </w:tcPr>
-          <w:p>
-            <w:r>
-              <w:t>Graph Theory</w:t>
-            </w:r>
-          </w:p>
-        </w:tc>
-        <w:tc>
-          <w:tcPr>
-            <w:tcW w:w="3020" w:type="dxa"/>
-          </w:tcPr>
-          <w:p>
-            <w:r>
-              <w:t>HS 3.13</w:t>
-            </w:r>
-          </w:p>
-        </w:tc>
-      </w:tr>
-      <w:tr>
-        <w:tc>
-          <w:tcPr>
-            <w:tcW w:w="3015" w:type="dxa"/>
-          </w:tcPr>
-          <w:p>
-            <w:pPr>
-              <w:rPr>
-                <w:b/>
-                <w:bCs/>
-              </w:rPr>
-            </w:pPr>
-            <w:r>
-              <w:rPr>
-                <w:b/>
-                <w:bCs/>
-              </w:rPr>
-              <w:t>01. 10. 2008</w:t>
-            </w:r>
-          </w:p>
-        </w:tc>
-        <w:tc>
-          <w:tcPr>
-            <w:tcW w:w="3019" w:type="dxa"/>
-          </w:tcPr>
-          <w:p>
-            <w:r>
-              <w:t>Biomathematics</w:t>
-            </w:r>
-          </w:p>
-        </w:tc>
-        <w:tc>
-          <w:tcPr>
-            <w:tcW w:w="3020" w:type="dxa"/>
-          </w:tcPr>
-          <w:p>
-            <w:pPr>
-              <w:keepNext/>
-            </w:pPr>
-            <w:r>
-              <w:t>HS 1.05</w:t>
-            </w:r>
-          </w:p>
-        </w:tc>
-      </w:tr>
-      <w:bookmarkEnd w:id="80"/>
+      <w:r>
+        <w:t>Bibliography</w:t>
+      </w:r>
       <w:bookmarkEnd w:id="81"/>
-    </w:tbl>
-    <w:p/>
-    <w:p>
-      <w:r>
-        <w:t xml:space="preserve">This is a cross-reference to Equation </w:t>
-      </w:r>
-      <w:r>
-        <w:fldChar w:fldCharType="begin"/>
-      </w:r>
-      <w:r>
-        <w:instrText xml:space="preserve"> REF _Ref211054459 \h </w:instrText>
-      </w:r>
-      <w:r>
-        <w:fldChar w:fldCharType="separate"/>
-      </w:r>
-      <w:r>
-        <w:t>(1)</w:t>
-      </w:r>
-      <w:r>
-        <w:fldChar w:fldCharType="end"/>
-      </w:r>
-      <w:r>
-        <w:t>:</w:t>
-      </w:r>
-    </w:p>
-    <w:tbl>
-      <w:tblPr>
-        <w:tblW w:w="0" w:type="auto"/>
-        <w:tblLayout w:type="fixed"/>
-        <w:tblLook w:val="0000" w:firstRow="0" w:lastRow="0" w:firstColumn="0" w:lastColumn="0" w:noHBand="0" w:noVBand="0"/>
-      </w:tblPr>
-      <w:tblGrid>
-        <w:gridCol w:w="4605"/>
-        <w:gridCol w:w="4606"/>
-      </w:tblGrid>
-      <w:tr>
-        <w:tc>
-          <w:tcPr>
-            <w:tcW w:w="4605" w:type="dxa"/>
-          </w:tcPr>
-          <w:p>
-            <w:pPr>
-              <w:jc w:val="center"/>
-            </w:pPr>
-            <m:oMathPara>
-              <m:oMathParaPr>
-                <m:jc m:val="center"/>
-              </m:oMathParaPr>
-              <m:oMath>
-                <m:r>
-                  <w:rPr>
-                    <w:rFonts w:ascii="Cambria Math" w:hAnsi="Cambria Math"/>
-                  </w:rPr>
-                  <m:t>x</m:t>
-                </m:r>
-                <m:r>
-                  <m:rPr>
-                    <m:sty m:val="p"/>
-                  </m:rPr>
-                  <w:rPr>
-                    <w:rFonts w:ascii="Cambria Math" w:hAnsi="Cambria Math"/>
-                  </w:rPr>
-                  <m:t>=-</m:t>
-                </m:r>
-                <m:f>
-                  <m:fPr>
-                    <m:ctrlPr>
-                      <w:rPr>
-                        <w:rFonts w:ascii="Cambria Math" w:hAnsi="Cambria Math"/>
-                      </w:rPr>
-                    </m:ctrlPr>
-                  </m:fPr>
-                  <m:num>
-                    <m:r>
-                      <w:rPr>
-                        <w:rFonts w:ascii="Cambria Math" w:hAnsi="Cambria Math"/>
-                      </w:rPr>
-                      <m:t>p</m:t>
-                    </m:r>
-                  </m:num>
-                  <m:den>
-                    <m:r>
-                      <m:rPr>
-                        <m:sty m:val="p"/>
-                      </m:rPr>
-                      <w:rPr>
-                        <w:rFonts w:ascii="Cambria Math" w:hAnsi="Cambria Math"/>
-                      </w:rPr>
-                      <m:t>2</m:t>
-                    </m:r>
-                  </m:den>
-                </m:f>
-                <m:r>
-                  <m:rPr>
-                    <m:sty m:val="p"/>
-                  </m:rPr>
-                  <w:rPr>
-                    <w:rFonts w:ascii="Cambria Math" w:hAnsi="Cambria Math"/>
-                  </w:rPr>
-                  <m:t>±</m:t>
-                </m:r>
-                <m:rad>
-                  <m:radPr>
-                    <m:degHide m:val="1"/>
-                    <m:ctrlPr>
-                      <w:rPr>
-                        <w:rFonts w:ascii="Cambria Math" w:hAnsi="Cambria Math"/>
-                      </w:rPr>
-                    </m:ctrlPr>
-                  </m:radPr>
-                  <m:deg/>
-                  <m:e>
-                    <m:sSup>
-                      <m:sSupPr>
-                        <m:ctrlPr>
-                          <w:rPr>
-                            <w:rFonts w:ascii="Cambria Math" w:hAnsi="Cambria Math"/>
-                          </w:rPr>
-                        </m:ctrlPr>
-                      </m:sSupPr>
-                      <m:e>
-                        <m:d>
-                          <m:dPr>
-                            <m:ctrlPr>
-                              <w:rPr>
-                                <w:rFonts w:ascii="Cambria Math" w:hAnsi="Cambria Math"/>
-                              </w:rPr>
-                            </m:ctrlPr>
-                          </m:dPr>
-                          <m:e>
-                            <m:f>
-                              <m:fPr>
-                                <m:ctrlPr>
-                                  <w:rPr>
-                                    <w:rFonts w:ascii="Cambria Math" w:hAnsi="Cambria Math"/>
-                                  </w:rPr>
-                                </m:ctrlPr>
-                              </m:fPr>
-                              <m:num>
-                                <m:r>
-                                  <w:rPr>
-                                    <w:rFonts w:ascii="Cambria Math" w:hAnsi="Cambria Math"/>
-                                  </w:rPr>
-                                  <m:t>p</m:t>
-                                </m:r>
-                              </m:num>
-                              <m:den>
-                                <m:r>
-                                  <m:rPr>
-                                    <m:sty m:val="p"/>
-                                  </m:rPr>
-                                  <w:rPr>
-                                    <w:rFonts w:ascii="Cambria Math" w:hAnsi="Cambria Math"/>
-                                  </w:rPr>
-                                  <m:t>2</m:t>
-                                </m:r>
-                              </m:den>
-                            </m:f>
-                          </m:e>
-                        </m:d>
-                      </m:e>
-                      <m:sup>
-                        <m:r>
-                          <m:rPr>
-                            <m:sty m:val="p"/>
-                          </m:rPr>
-                          <w:rPr>
-                            <w:rFonts w:ascii="Cambria Math" w:hAnsi="Cambria Math"/>
-                          </w:rPr>
-                          <m:t>2</m:t>
-                        </m:r>
-                      </m:sup>
-                    </m:sSup>
-                    <m:r>
-                      <m:rPr>
-                        <m:sty m:val="p"/>
-                      </m:rPr>
-                      <w:rPr>
-                        <w:rFonts w:ascii="Cambria Math" w:hAnsi="Cambria Math"/>
-                      </w:rPr>
-                      <m:t>-</m:t>
-                    </m:r>
-                    <m:r>
-                      <w:rPr>
-                        <w:rFonts w:ascii="Cambria Math" w:hAnsi="Cambria Math"/>
-                      </w:rPr>
-                      <m:t>q</m:t>
-                    </m:r>
-                  </m:e>
-                </m:rad>
-              </m:oMath>
-            </m:oMathPara>
-          </w:p>
-        </w:tc>
-        <w:tc>
-          <w:tcPr>
-            <w:tcW w:w="4606" w:type="dxa"/>
-            <w:vAlign w:val="center"/>
-          </w:tcPr>
-          <w:p>
-            <w:pPr>
-              <w:pStyle w:val="Beschriftung1"/>
-              <w:jc w:val="right"/>
-              <w:rPr>
-                <w:lang w:val="en-US"/>
-              </w:rPr>
-            </w:pPr>
-            <w:bookmarkStart w:id="82" w:name="_Ref210955552"/>
-            <w:bookmarkStart w:id="83" w:name="_Ref211054459"/>
-            <w:r>
-              <w:rPr>
-                <w:lang w:val="en-US"/>
-              </w:rPr>
-              <w:t>(</w:t>
-            </w:r>
-            <w:r>
-              <w:rPr>
-                <w:lang w:val="en-US"/>
-              </w:rPr>
-              <w:fldChar w:fldCharType="begin"/>
-            </w:r>
-            <w:r>
-              <w:rPr>
-                <w:lang w:val="en-US"/>
-              </w:rPr>
-              <w:instrText xml:space="preserve">SEQ Formel \*Arabic </w:instrText>
-            </w:r>
-            <w:r>
-              <w:rPr>
-                <w:lang w:val="en-US"/>
-              </w:rPr>
-              <w:fldChar w:fldCharType="separate"/>
-            </w:r>
-            <w:r>
-              <w:rPr>
-                <w:lang w:val="en-US"/>
-              </w:rPr>
-              <w:t>1</w:t>
-            </w:r>
-            <w:r>
-              <w:rPr>
-                <w:lang w:val="en-US"/>
-              </w:rPr>
-              <w:fldChar w:fldCharType="end"/>
-            </w:r>
-            <w:bookmarkStart w:id="84" w:name="_Ref211054544"/>
-            <w:bookmarkStart w:id="85" w:name="_Ref211054451"/>
-            <w:bookmarkEnd w:id="82"/>
-            <w:r>
-              <w:rPr>
-                <w:lang w:val="en-US"/>
-              </w:rPr>
-              <w:t>)</w:t>
-            </w:r>
-            <w:bookmarkEnd w:id="83"/>
-            <w:bookmarkEnd w:id="84"/>
-            <w:bookmarkEnd w:id="85"/>
-          </w:p>
-        </w:tc>
-      </w:tr>
-    </w:tbl>
-    <w:p/>
-    <w:p>
-      <w:r>
-        <w:t xml:space="preserve">Bibliography references should be automated especially when there is a long list of books. This is a sample reference to sources </w:t>
-      </w:r>
-      <w:sdt>
-        <w:sdtPr>
-          <w:id w:val="-1913613546"/>
-        </w:sdtPr>
-        <w:sdtContent>
-          <w:r>
-            <w:fldChar w:fldCharType="begin"/>
-          </w:r>
-          <w:r>
-            <w:instrText xml:space="preserve">CITATION Platzhalter2 \l 3079 </w:instrText>
-          </w:r>
-          <w:r>
-            <w:fldChar w:fldCharType="separate"/>
-          </w:r>
-          <w:r>
-            <w:rPr>
-              <w:noProof/>
-            </w:rPr>
-            <w:t>[7]</w:t>
-          </w:r>
-          <w:r>
-            <w:fldChar w:fldCharType="end"/>
-          </w:r>
-        </w:sdtContent>
-      </w:sdt>
-      <w:r>
-        <w:t xml:space="preserve"> and </w:t>
-      </w:r>
-      <w:sdt>
-        <w:sdtPr>
-          <w:id w:val="1138231529"/>
-        </w:sdtPr>
-        <w:sdtContent>
-          <w:r>
-            <w:fldChar w:fldCharType="begin"/>
-          </w:r>
-          <w:r>
-            <w:instrText xml:space="preserve">CITATION Mnih1 \l 3079 </w:instrText>
-          </w:r>
-          <w:r>
-            <w:fldChar w:fldCharType="separate"/>
-          </w:r>
-          <w:r>
-            <w:rPr>
-              <w:noProof/>
-            </w:rPr>
-            <w:t>[7]</w:t>
-          </w:r>
-          <w:r>
-            <w:fldChar w:fldCharType="end"/>
-          </w:r>
-        </w:sdtContent>
-      </w:sdt>
-      <w:r>
-        <w:t>. The style of citation and the Bibliography format used here is one of several possible ways, depending on the discipline and the functionality of the word processor.</w:t>
-      </w:r>
-    </w:p>
-    <w:p/>
-    <w:p>
-      <w:pPr>
-        <w:pStyle w:val="Startberschrift"/>
-        <w:rPr>
-          <w:lang w:val="en-US"/>
-        </w:rPr>
-      </w:pPr>
-      <w:r>
-        <w:rPr>
-          <w:lang w:val="en-US"/>
-        </w:rPr>
-        <w:br w:type="page" w:clear="all"/>
-      </w:r>
-      <w:bookmarkStart w:id="86" w:name="_Toc94629489"/>
-      <w:bookmarkStart w:id="87" w:name="_Toc227931214"/>
-      <w:r>
-        <w:rPr>
-          <w:lang w:val="en-US"/>
-        </w:rPr>
-        <w:lastRenderedPageBreak/>
-        <w:t>Bibliography</w:t>
-      </w:r>
-      <w:bookmarkEnd w:id="86"/>
-      <w:bookmarkEnd w:id="87"/>
+      <w:bookmarkEnd w:id="82"/>
     </w:p>
     <w:p>
       <w:pPr>
@@ -20752,8 +23052,8 @@
         </w:rPr>
         <w:br w:type="page" w:clear="all"/>
       </w:r>
-      <w:bookmarkStart w:id="88" w:name="_Toc94629490"/>
-      <w:bookmarkStart w:id="89" w:name="_Toc227931215"/>
+      <w:bookmarkStart w:id="83" w:name="_Toc94629490"/>
+      <w:bookmarkStart w:id="84" w:name="_Toc228031778"/>
       <w:r>
         <w:rPr>
           <w:lang w:val="en-US"/>
@@ -20761,8 +23061,8 @@
         <w:lastRenderedPageBreak/>
         <w:t>List of Figures</w:t>
       </w:r>
-      <w:bookmarkEnd w:id="88"/>
-      <w:bookmarkEnd w:id="89"/>
+      <w:bookmarkEnd w:id="83"/>
+      <w:bookmarkEnd w:id="84"/>
     </w:p>
     <w:p>
       <w:pPr>
@@ -20776,7 +23076,7 @@
           <w:kern w:val="2"/>
           <w:sz w:val="24"/>
           <w:szCs w:val="24"/>
-          <w:lang w:eastAsia="de-AT" w:bidi="ar-SA"/>
+          <w:lang w:val="de-DE" w:eastAsia="de-DE" w:bidi="ar-SA"/>
           <w14:ligatures w14:val="standardContextual"/>
         </w:rPr>
       </w:pPr>
@@ -20798,7 +23098,7 @@
         </w:rPr>
         <w:fldChar w:fldCharType="separate"/>
       </w:r>
-      <w:hyperlink w:anchor="_Toc227932502" w:history="1">
+      <w:hyperlink w:anchor="_Toc227941515" w:history="1">
         <w:r>
           <w:rPr>
             <w:rStyle w:val="Hyperlink"/>
@@ -20826,7 +23126,7 @@
             <w:noProof/>
             <w:webHidden/>
           </w:rPr>
-          <w:instrText xml:space="preserve"> PAGEREF _Toc227932502 \h </w:instrText>
+          <w:instrText xml:space="preserve"> PAGEREF _Toc227941515 \h </w:instrText>
         </w:r>
         <w:r>
           <w:rPr>
@@ -20869,11 +23169,11 @@
           <w:kern w:val="2"/>
           <w:sz w:val="24"/>
           <w:szCs w:val="24"/>
-          <w:lang w:eastAsia="de-AT" w:bidi="ar-SA"/>
+          <w:lang w:val="de-DE" w:eastAsia="de-DE" w:bidi="ar-SA"/>
           <w14:ligatures w14:val="standardContextual"/>
         </w:rPr>
       </w:pPr>
-      <w:hyperlink w:anchor="_Toc227932503" w:history="1">
+      <w:hyperlink w:anchor="_Toc227941516" w:history="1">
         <w:r>
           <w:rPr>
             <w:rStyle w:val="Hyperlink"/>
@@ -20901,7 +23201,7 @@
             <w:noProof/>
             <w:webHidden/>
           </w:rPr>
-          <w:instrText xml:space="preserve"> PAGEREF _Toc227932503 \h </w:instrText>
+          <w:instrText xml:space="preserve"> PAGEREF _Toc227941516 \h </w:instrText>
         </w:r>
         <w:r>
           <w:rPr>
@@ -20944,11 +23244,11 @@
           <w:kern w:val="2"/>
           <w:sz w:val="24"/>
           <w:szCs w:val="24"/>
-          <w:lang w:eastAsia="de-AT" w:bidi="ar-SA"/>
+          <w:lang w:val="de-DE" w:eastAsia="de-DE" w:bidi="ar-SA"/>
           <w14:ligatures w14:val="standardContextual"/>
         </w:rPr>
       </w:pPr>
-      <w:hyperlink w:anchor="_Toc227932504" w:history="1">
+      <w:hyperlink w:anchor="_Toc227941517" w:history="1">
         <w:r>
           <w:rPr>
             <w:rStyle w:val="Hyperlink"/>
@@ -20975,7 +23275,7 @@
             <w:noProof/>
             <w:webHidden/>
           </w:rPr>
-          <w:instrText xml:space="preserve"> PAGEREF _Toc227932504 \h </w:instrText>
+          <w:instrText xml:space="preserve"> PAGEREF _Toc227941517 \h </w:instrText>
         </w:r>
         <w:r>
           <w:rPr>
@@ -21018,11 +23318,11 @@
           <w:kern w:val="2"/>
           <w:sz w:val="24"/>
           <w:szCs w:val="24"/>
-          <w:lang w:eastAsia="de-AT" w:bidi="ar-SA"/>
+          <w:lang w:val="de-DE" w:eastAsia="de-DE" w:bidi="ar-SA"/>
           <w14:ligatures w14:val="standardContextual"/>
         </w:rPr>
       </w:pPr>
-      <w:hyperlink w:anchor="_Toc227932505" w:history="1">
+      <w:hyperlink w:anchor="_Toc227941518" w:history="1">
         <w:r>
           <w:rPr>
             <w:rStyle w:val="Hyperlink"/>
@@ -21049,7 +23349,7 @@
             <w:noProof/>
             <w:webHidden/>
           </w:rPr>
-          <w:instrText xml:space="preserve"> PAGEREF _Toc227932505 \h </w:instrText>
+          <w:instrText xml:space="preserve"> PAGEREF _Toc227941518 \h </w:instrText>
         </w:r>
         <w:r>
           <w:rPr>
@@ -21092,11 +23392,11 @@
           <w:kern w:val="2"/>
           <w:sz w:val="24"/>
           <w:szCs w:val="24"/>
-          <w:lang w:eastAsia="de-AT" w:bidi="ar-SA"/>
+          <w:lang w:val="de-DE" w:eastAsia="de-DE" w:bidi="ar-SA"/>
           <w14:ligatures w14:val="standardContextual"/>
         </w:rPr>
       </w:pPr>
-      <w:hyperlink w:anchor="_Toc227932506" w:history="1">
+      <w:hyperlink w:anchor="_Toc227941519" w:history="1">
         <w:r>
           <w:rPr>
             <w:rStyle w:val="Hyperlink"/>
@@ -21123,7 +23423,7 @@
             <w:noProof/>
             <w:webHidden/>
           </w:rPr>
-          <w:instrText xml:space="preserve"> PAGEREF _Toc227932506 \h </w:instrText>
+          <w:instrText xml:space="preserve"> PAGEREF _Toc227941519 \h </w:instrText>
         </w:r>
         <w:r>
           <w:rPr>
@@ -21166,11 +23466,11 @@
           <w:kern w:val="2"/>
           <w:sz w:val="24"/>
           <w:szCs w:val="24"/>
-          <w:lang w:eastAsia="de-AT" w:bidi="ar-SA"/>
+          <w:lang w:val="de-DE" w:eastAsia="de-DE" w:bidi="ar-SA"/>
           <w14:ligatures w14:val="standardContextual"/>
         </w:rPr>
       </w:pPr>
-      <w:hyperlink w:anchor="_Toc227932507" w:history="1">
+      <w:hyperlink w:anchor="_Toc227941520" w:history="1">
         <w:r>
           <w:rPr>
             <w:rStyle w:val="Hyperlink"/>
@@ -21198,7 +23498,7 @@
             <w:noProof/>
             <w:webHidden/>
           </w:rPr>
-          <w:instrText xml:space="preserve"> PAGEREF _Toc227932507 \h </w:instrText>
+          <w:instrText xml:space="preserve"> PAGEREF _Toc227941520 \h </w:instrText>
         </w:r>
         <w:r>
           <w:rPr>
@@ -21241,11 +23541,11 @@
           <w:kern w:val="2"/>
           <w:sz w:val="24"/>
           <w:szCs w:val="24"/>
-          <w:lang w:eastAsia="de-AT" w:bidi="ar-SA"/>
+          <w:lang w:val="de-DE" w:eastAsia="de-DE" w:bidi="ar-SA"/>
           <w14:ligatures w14:val="standardContextual"/>
         </w:rPr>
       </w:pPr>
-      <w:hyperlink w:anchor="_Toc227932508" w:history="1">
+      <w:hyperlink w:anchor="_Toc227941521" w:history="1">
         <w:r>
           <w:rPr>
             <w:rStyle w:val="Hyperlink"/>
@@ -21272,7 +23572,7 @@
             <w:noProof/>
             <w:webHidden/>
           </w:rPr>
-          <w:instrText xml:space="preserve"> PAGEREF _Toc227932508 \h </w:instrText>
+          <w:instrText xml:space="preserve"> PAGEREF _Toc227941521 \h </w:instrText>
         </w:r>
         <w:r>
           <w:rPr>
@@ -21315,11 +23615,11 @@
           <w:kern w:val="2"/>
           <w:sz w:val="24"/>
           <w:szCs w:val="24"/>
-          <w:lang w:eastAsia="de-AT" w:bidi="ar-SA"/>
+          <w:lang w:val="de-DE" w:eastAsia="de-DE" w:bidi="ar-SA"/>
           <w14:ligatures w14:val="standardContextual"/>
         </w:rPr>
       </w:pPr>
-      <w:hyperlink w:anchor="_Toc227932509" w:history="1">
+      <w:hyperlink w:anchor="_Toc227941522" w:history="1">
         <w:r>
           <w:rPr>
             <w:rStyle w:val="Hyperlink"/>
@@ -21347,7 +23647,7 @@
             <w:noProof/>
             <w:webHidden/>
           </w:rPr>
-          <w:instrText xml:space="preserve"> PAGEREF _Toc227932509 \h </w:instrText>
+          <w:instrText xml:space="preserve"> PAGEREF _Toc227941522 \h </w:instrText>
         </w:r>
         <w:r>
           <w:rPr>
@@ -21390,11 +23690,11 @@
           <w:kern w:val="2"/>
           <w:sz w:val="24"/>
           <w:szCs w:val="24"/>
-          <w:lang w:eastAsia="de-AT" w:bidi="ar-SA"/>
+          <w:lang w:val="de-DE" w:eastAsia="de-DE" w:bidi="ar-SA"/>
           <w14:ligatures w14:val="standardContextual"/>
         </w:rPr>
       </w:pPr>
-      <w:hyperlink w:anchor="_Toc227932510" w:history="1">
+      <w:hyperlink w:anchor="_Toc227941523" w:history="1">
         <w:r>
           <w:rPr>
             <w:rStyle w:val="Hyperlink"/>
@@ -21422,7 +23722,7 @@
             <w:noProof/>
             <w:webHidden/>
           </w:rPr>
-          <w:instrText xml:space="preserve"> PAGEREF _Toc227932510 \h </w:instrText>
+          <w:instrText xml:space="preserve"> PAGEREF _Toc227941523 \h </w:instrText>
         </w:r>
         <w:r>
           <w:rPr>
@@ -21443,81 +23743,6 @@
             <w:webHidden/>
           </w:rPr>
           <w:t>21</w:t>
-        </w:r>
-        <w:r>
-          <w:rPr>
-            <w:noProof/>
-            <w:webHidden/>
-          </w:rPr>
-          <w:fldChar w:fldCharType="end"/>
-        </w:r>
-      </w:hyperlink>
-    </w:p>
-    <w:p>
-      <w:pPr>
-        <w:pStyle w:val="Abbildungsverzeichnis"/>
-        <w:tabs>
-          <w:tab w:val="right" w:leader="dot" w:pos="9060"/>
-        </w:tabs>
-        <w:rPr>
-          <w:rFonts w:asciiTheme="minorHAnsi" w:eastAsiaTheme="minorEastAsia" w:hAnsiTheme="minorHAnsi" w:cstheme="minorBidi"/>
-          <w:noProof/>
-          <w:kern w:val="2"/>
-          <w:sz w:val="24"/>
-          <w:szCs w:val="24"/>
-          <w:lang w:eastAsia="de-AT" w:bidi="ar-SA"/>
-          <w14:ligatures w14:val="standardContextual"/>
-        </w:rPr>
-      </w:pPr>
-      <w:hyperlink w:anchor="_Toc227932511" w:history="1">
-        <w:r>
-          <w:rPr>
-            <w:rStyle w:val="Hyperlink"/>
-            <w:noProof/>
-            <w:lang w:val="en-US"/>
-          </w:rPr>
-          <w:t>Figure 10: Example of name and year printed on spine (Source).</w:t>
-        </w:r>
-        <w:r>
-          <w:rPr>
-            <w:noProof/>
-            <w:webHidden/>
-          </w:rPr>
-          <w:tab/>
-        </w:r>
-        <w:r>
-          <w:rPr>
-            <w:noProof/>
-            <w:webHidden/>
-          </w:rPr>
-          <w:fldChar w:fldCharType="begin"/>
-        </w:r>
-        <w:r>
-          <w:rPr>
-            <w:noProof/>
-            <w:webHidden/>
-          </w:rPr>
-          <w:instrText xml:space="preserve"> PAGEREF _Toc227932511 \h </w:instrText>
-        </w:r>
-        <w:r>
-          <w:rPr>
-            <w:noProof/>
-            <w:webHidden/>
-          </w:rPr>
-        </w:r>
-        <w:r>
-          <w:rPr>
-            <w:noProof/>
-            <w:webHidden/>
-          </w:rPr>
-          <w:fldChar w:fldCharType="separate"/>
-        </w:r>
-        <w:r>
-          <w:rPr>
-            <w:noProof/>
-            <w:webHidden/>
-          </w:rPr>
-          <w:t>30</w:t>
         </w:r>
         <w:r>
           <w:rPr>
@@ -21542,21 +23767,26 @@
       <w:r>
         <w:br w:type="page" w:clear="all"/>
       </w:r>
-      <w:bookmarkStart w:id="90" w:name="_Toc94629491"/>
-      <w:bookmarkStart w:id="91" w:name="_Toc227931216"/>
+      <w:bookmarkStart w:id="85" w:name="_Toc94629491"/>
+      <w:bookmarkStart w:id="86" w:name="_Toc228031779"/>
       <w:r>
         <w:lastRenderedPageBreak/>
-        <w:t>List of Tables</w:t>
-      </w:r>
-      <w:bookmarkEnd w:id="90"/>
-      <w:bookmarkEnd w:id="91"/>
+        <w:t xml:space="preserve">List </w:t>
+      </w:r>
+      <w:proofErr w:type="spellStart"/>
+      <w:r>
+        <w:t>of</w:t>
+      </w:r>
+      <w:proofErr w:type="spellEnd"/>
+      <w:r>
+        <w:t xml:space="preserve"> Tables</w:t>
+      </w:r>
+      <w:bookmarkEnd w:id="85"/>
+      <w:bookmarkEnd w:id="86"/>
     </w:p>
     <w:p>
       <w:pPr>
         <w:pStyle w:val="Startberschrift"/>
-        <w:rPr>
-          <w:lang w:val="en-US"/>
-        </w:rPr>
       </w:pPr>
       <w:r>
         <w:rPr>
@@ -21577,7 +23807,7 @@
         </w:rPr>
         <w:fldChar w:fldCharType="separate"/>
       </w:r>
-      <w:bookmarkStart w:id="92" w:name="_Toc227931217"/>
+      <w:bookmarkStart w:id="87" w:name="_Toc228031780"/>
       <w:r>
         <w:rPr>
           <w:bCs/>
@@ -21597,16 +23827,38 @@
       <w:r>
         <w:br w:type="page" w:clear="all"/>
       </w:r>
-      <w:bookmarkStart w:id="93" w:name="_Toc94629492"/>
-      <w:r>
-        <w:rPr>
-          <w:lang w:val="en-US"/>
+      <w:bookmarkStart w:id="88" w:name="_Toc94629492"/>
+      <w:r>
+        <w:rPr>
+          <w:lang w:val="de-DE"/>
         </w:rPr>
         <w:lastRenderedPageBreak/>
-        <w:t>List of Abbreviations</w:t>
-      </w:r>
-      <w:bookmarkEnd w:id="92"/>
-      <w:bookmarkEnd w:id="93"/>
+        <w:t xml:space="preserve">List </w:t>
+      </w:r>
+      <w:proofErr w:type="spellStart"/>
+      <w:r>
+        <w:rPr>
+          <w:lang w:val="de-DE"/>
+        </w:rPr>
+        <w:t>of</w:t>
+      </w:r>
+      <w:proofErr w:type="spellEnd"/>
+      <w:r>
+        <w:rPr>
+          <w:lang w:val="de-DE"/>
+        </w:rPr>
+        <w:t xml:space="preserve"> </w:t>
+      </w:r>
+      <w:proofErr w:type="spellStart"/>
+      <w:r>
+        <w:rPr>
+          <w:lang w:val="de-DE"/>
+        </w:rPr>
+        <w:t>Abbreviations</w:t>
+      </w:r>
+      <w:bookmarkEnd w:id="87"/>
+      <w:bookmarkEnd w:id="88"/>
+      <w:proofErr w:type="spellEnd"/>
     </w:p>
     <w:tbl>
       <w:tblPr>
@@ -21793,10 +24045,10 @@
           <w:lang w:val="en-US"/>
         </w:rPr>
       </w:pPr>
-      <w:bookmarkStart w:id="94" w:name="_Toc179447972"/>
-      <w:bookmarkStart w:id="95" w:name="_Toc179448536"/>
-      <w:bookmarkStart w:id="96" w:name="_Toc179459013"/>
-      <w:bookmarkStart w:id="97" w:name="_Toc227931218"/>
+      <w:bookmarkStart w:id="89" w:name="_Toc179447972"/>
+      <w:bookmarkStart w:id="90" w:name="_Toc179448536"/>
+      <w:bookmarkStart w:id="91" w:name="_Toc179459013"/>
+      <w:bookmarkStart w:id="92" w:name="_Toc228031781"/>
       <w:r>
         <w:rPr>
           <w:lang w:val="en-US"/>
@@ -21804,16 +24056,16 @@
         <w:lastRenderedPageBreak/>
         <w:t xml:space="preserve">Documentation table </w:t>
       </w:r>
-      <w:bookmarkEnd w:id="94"/>
-      <w:bookmarkEnd w:id="95"/>
+      <w:bookmarkEnd w:id="89"/>
+      <w:bookmarkEnd w:id="90"/>
       <w:r>
         <w:rPr>
           <w:lang w:val="en-US"/>
         </w:rPr>
         <w:t>of AI-based tools</w:t>
       </w:r>
-      <w:bookmarkEnd w:id="96"/>
-      <w:bookmarkEnd w:id="97"/>
+      <w:bookmarkEnd w:id="91"/>
+      <w:bookmarkEnd w:id="92"/>
     </w:p>
     <w:tbl>
       <w:tblPr>
@@ -21913,12 +24165,21 @@
                 <w:bCs/>
               </w:rPr>
             </w:pPr>
+            <w:proofErr w:type="spellStart"/>
             <w:r>
               <w:rPr>
                 <w:b/>
                 <w:bCs/>
               </w:rPr>
-              <w:t>DeepL Translate</w:t>
+              <w:t>DeepL</w:t>
+            </w:r>
+            <w:proofErr w:type="spellEnd"/>
+            <w:r>
+              <w:rPr>
+                <w:b/>
+                <w:bCs/>
+              </w:rPr>
+              <w:t xml:space="preserve"> Translate</w:t>
             </w:r>
           </w:p>
         </w:tc>
@@ -22026,8 +24287,8 @@
         </w:rPr>
         <w:br w:type="page" w:clear="all"/>
       </w:r>
-      <w:bookmarkStart w:id="98" w:name="_Toc94629493"/>
-      <w:bookmarkStart w:id="99" w:name="_Toc227931219"/>
+      <w:bookmarkStart w:id="93" w:name="_Toc94629493"/>
+      <w:bookmarkStart w:id="94" w:name="_Toc228031782"/>
       <w:r>
         <w:rPr>
           <w:lang w:val="en-US"/>
@@ -22035,8 +24296,8 @@
         <w:lastRenderedPageBreak/>
         <w:t>A: Heading of Appendix A</w:t>
       </w:r>
-      <w:bookmarkEnd w:id="98"/>
-      <w:bookmarkEnd w:id="99"/>
+      <w:bookmarkEnd w:id="93"/>
+      <w:bookmarkEnd w:id="94"/>
     </w:p>
     <w:p>
       <w:pPr>
@@ -22051,8 +24312,8 @@
         </w:rPr>
         <w:br w:type="page" w:clear="all"/>
       </w:r>
-      <w:bookmarkStart w:id="100" w:name="_Toc94629494"/>
-      <w:bookmarkStart w:id="101" w:name="_Toc227931220"/>
+      <w:bookmarkStart w:id="95" w:name="_Toc94629494"/>
+      <w:bookmarkStart w:id="96" w:name="_Toc228031783"/>
       <w:r>
         <w:rPr>
           <w:lang w:val="en-US"/>
@@ -22060,8 +24321,8 @@
         <w:lastRenderedPageBreak/>
         <w:t>B: Heading of Appendix B</w:t>
       </w:r>
-      <w:bookmarkEnd w:id="100"/>
-      <w:bookmarkEnd w:id="101"/>
+      <w:bookmarkEnd w:id="95"/>
+      <w:bookmarkEnd w:id="96"/>
     </w:p>
     <w:sectPr>
       <w:pgSz w:w="11906" w:h="16838"/>
@@ -22715,6 +24976,119 @@
     </w:lvl>
   </w:abstractNum>
   <w:abstractNum w:abstractNumId="1" w15:restartNumberingAfterBreak="0">
+    <w:nsid w:val="060C3A91"/>
+    <w:multiLevelType w:val="hybridMultilevel"/>
+    <w:tmpl w:val="F67464F2"/>
+    <w:lvl w:ilvl="0" w:tplc="04070001">
+      <w:start w:val="1"/>
+      <w:numFmt w:val="bullet"/>
+      <w:lvlText w:val=""/>
+      <w:lvlJc w:val="left"/>
+      <w:pPr>
+        <w:ind w:left="720" w:hanging="360"/>
+      </w:pPr>
+      <w:rPr>
+        <w:rFonts w:ascii="Symbol" w:hAnsi="Symbol" w:hint="default"/>
+      </w:rPr>
+    </w:lvl>
+    <w:lvl w:ilvl="1" w:tplc="04070003" w:tentative="1">
+      <w:start w:val="1"/>
+      <w:numFmt w:val="bullet"/>
+      <w:lvlText w:val="o"/>
+      <w:lvlJc w:val="left"/>
+      <w:pPr>
+        <w:ind w:left="1440" w:hanging="360"/>
+      </w:pPr>
+      <w:rPr>
+        <w:rFonts w:ascii="Courier New" w:hAnsi="Courier New" w:cs="Courier New" w:hint="default"/>
+      </w:rPr>
+    </w:lvl>
+    <w:lvl w:ilvl="2" w:tplc="04070005" w:tentative="1">
+      <w:start w:val="1"/>
+      <w:numFmt w:val="bullet"/>
+      <w:lvlText w:val=""/>
+      <w:lvlJc w:val="left"/>
+      <w:pPr>
+        <w:ind w:left="2160" w:hanging="360"/>
+      </w:pPr>
+      <w:rPr>
+        <w:rFonts w:ascii="Wingdings" w:hAnsi="Wingdings" w:hint="default"/>
+      </w:rPr>
+    </w:lvl>
+    <w:lvl w:ilvl="3" w:tplc="04070001" w:tentative="1">
+      <w:start w:val="1"/>
+      <w:numFmt w:val="bullet"/>
+      <w:lvlText w:val=""/>
+      <w:lvlJc w:val="left"/>
+      <w:pPr>
+        <w:ind w:left="2880" w:hanging="360"/>
+      </w:pPr>
+      <w:rPr>
+        <w:rFonts w:ascii="Symbol" w:hAnsi="Symbol" w:hint="default"/>
+      </w:rPr>
+    </w:lvl>
+    <w:lvl w:ilvl="4" w:tplc="04070003" w:tentative="1">
+      <w:start w:val="1"/>
+      <w:numFmt w:val="bullet"/>
+      <w:lvlText w:val="o"/>
+      <w:lvlJc w:val="left"/>
+      <w:pPr>
+        <w:ind w:left="3600" w:hanging="360"/>
+      </w:pPr>
+      <w:rPr>
+        <w:rFonts w:ascii="Courier New" w:hAnsi="Courier New" w:cs="Courier New" w:hint="default"/>
+      </w:rPr>
+    </w:lvl>
+    <w:lvl w:ilvl="5" w:tplc="04070005" w:tentative="1">
+      <w:start w:val="1"/>
+      <w:numFmt w:val="bullet"/>
+      <w:lvlText w:val=""/>
+      <w:lvlJc w:val="left"/>
+      <w:pPr>
+        <w:ind w:left="4320" w:hanging="360"/>
+      </w:pPr>
+      <w:rPr>
+        <w:rFonts w:ascii="Wingdings" w:hAnsi="Wingdings" w:hint="default"/>
+      </w:rPr>
+    </w:lvl>
+    <w:lvl w:ilvl="6" w:tplc="04070001" w:tentative="1">
+      <w:start w:val="1"/>
+      <w:numFmt w:val="bullet"/>
+      <w:lvlText w:val=""/>
+      <w:lvlJc w:val="left"/>
+      <w:pPr>
+        <w:ind w:left="5040" w:hanging="360"/>
+      </w:pPr>
+      <w:rPr>
+        <w:rFonts w:ascii="Symbol" w:hAnsi="Symbol" w:hint="default"/>
+      </w:rPr>
+    </w:lvl>
+    <w:lvl w:ilvl="7" w:tplc="04070003" w:tentative="1">
+      <w:start w:val="1"/>
+      <w:numFmt w:val="bullet"/>
+      <w:lvlText w:val="o"/>
+      <w:lvlJc w:val="left"/>
+      <w:pPr>
+        <w:ind w:left="5760" w:hanging="360"/>
+      </w:pPr>
+      <w:rPr>
+        <w:rFonts w:ascii="Courier New" w:hAnsi="Courier New" w:cs="Courier New" w:hint="default"/>
+      </w:rPr>
+    </w:lvl>
+    <w:lvl w:ilvl="8" w:tplc="04070005" w:tentative="1">
+      <w:start w:val="1"/>
+      <w:numFmt w:val="bullet"/>
+      <w:lvlText w:val=""/>
+      <w:lvlJc w:val="left"/>
+      <w:pPr>
+        <w:ind w:left="6480" w:hanging="360"/>
+      </w:pPr>
+      <w:rPr>
+        <w:rFonts w:ascii="Wingdings" w:hAnsi="Wingdings" w:hint="default"/>
+      </w:rPr>
+    </w:lvl>
+  </w:abstractNum>
+  <w:abstractNum w:abstractNumId="2" w15:restartNumberingAfterBreak="0">
     <w:nsid w:val="09B17EE1"/>
     <w:multiLevelType w:val="hybridMultilevel"/>
     <w:tmpl w:val="7BD64996"/>
@@ -22800,7 +25174,7 @@
       </w:pPr>
     </w:lvl>
   </w:abstractNum>
-  <w:abstractNum w:abstractNumId="2" w15:restartNumberingAfterBreak="0">
+  <w:abstractNum w:abstractNumId="3" w15:restartNumberingAfterBreak="0">
     <w:nsid w:val="0E633085"/>
     <w:multiLevelType w:val="hybridMultilevel"/>
     <w:tmpl w:val="2C10BE1C"/>
@@ -22961,7 +25335,7 @@
       </w:rPr>
     </w:lvl>
   </w:abstractNum>
-  <w:abstractNum w:abstractNumId="3" w15:restartNumberingAfterBreak="0">
+  <w:abstractNum w:abstractNumId="4" w15:restartNumberingAfterBreak="0">
     <w:nsid w:val="38AB32F4"/>
     <w:multiLevelType w:val="hybridMultilevel"/>
     <w:tmpl w:val="31E8DD62"/>
@@ -23074,7 +25448,7 @@
       </w:rPr>
     </w:lvl>
   </w:abstractNum>
-  <w:abstractNum w:abstractNumId="4" w15:restartNumberingAfterBreak="0">
+  <w:abstractNum w:abstractNumId="5" w15:restartNumberingAfterBreak="0">
     <w:nsid w:val="3E8A0763"/>
     <w:multiLevelType w:val="hybridMultilevel"/>
     <w:tmpl w:val="1794D48A"/>
@@ -23225,7 +25599,7 @@
       </w:rPr>
     </w:lvl>
   </w:abstractNum>
-  <w:abstractNum w:abstractNumId="5" w15:restartNumberingAfterBreak="0">
+  <w:abstractNum w:abstractNumId="6" w15:restartNumberingAfterBreak="0">
     <w:nsid w:val="3EB96FF6"/>
     <w:multiLevelType w:val="hybridMultilevel"/>
     <w:tmpl w:val="EBC0DCFE"/>
@@ -23314,7 +25688,7 @@
       </w:pPr>
     </w:lvl>
   </w:abstractNum>
-  <w:abstractNum w:abstractNumId="6" w15:restartNumberingAfterBreak="0">
+  <w:abstractNum w:abstractNumId="7" w15:restartNumberingAfterBreak="0">
     <w:nsid w:val="4783416F"/>
     <w:multiLevelType w:val="hybridMultilevel"/>
     <w:tmpl w:val="E1A40384"/>
@@ -23465,7 +25839,120 @@
       </w:rPr>
     </w:lvl>
   </w:abstractNum>
-  <w:abstractNum w:abstractNumId="7" w15:restartNumberingAfterBreak="0">
+  <w:abstractNum w:abstractNumId="8" w15:restartNumberingAfterBreak="0">
+    <w:nsid w:val="4A457317"/>
+    <w:multiLevelType w:val="hybridMultilevel"/>
+    <w:tmpl w:val="1AAEC5A0"/>
+    <w:lvl w:ilvl="0" w:tplc="04070001">
+      <w:start w:val="1"/>
+      <w:numFmt w:val="bullet"/>
+      <w:lvlText w:val=""/>
+      <w:lvlJc w:val="left"/>
+      <w:pPr>
+        <w:ind w:left="720" w:hanging="360"/>
+      </w:pPr>
+      <w:rPr>
+        <w:rFonts w:ascii="Symbol" w:hAnsi="Symbol" w:hint="default"/>
+      </w:rPr>
+    </w:lvl>
+    <w:lvl w:ilvl="1" w:tplc="04070003" w:tentative="1">
+      <w:start w:val="1"/>
+      <w:numFmt w:val="bullet"/>
+      <w:lvlText w:val="o"/>
+      <w:lvlJc w:val="left"/>
+      <w:pPr>
+        <w:ind w:left="1440" w:hanging="360"/>
+      </w:pPr>
+      <w:rPr>
+        <w:rFonts w:ascii="Courier New" w:hAnsi="Courier New" w:cs="Courier New" w:hint="default"/>
+      </w:rPr>
+    </w:lvl>
+    <w:lvl w:ilvl="2" w:tplc="04070005" w:tentative="1">
+      <w:start w:val="1"/>
+      <w:numFmt w:val="bullet"/>
+      <w:lvlText w:val=""/>
+      <w:lvlJc w:val="left"/>
+      <w:pPr>
+        <w:ind w:left="2160" w:hanging="360"/>
+      </w:pPr>
+      <w:rPr>
+        <w:rFonts w:ascii="Wingdings" w:hAnsi="Wingdings" w:hint="default"/>
+      </w:rPr>
+    </w:lvl>
+    <w:lvl w:ilvl="3" w:tplc="04070001" w:tentative="1">
+      <w:start w:val="1"/>
+      <w:numFmt w:val="bullet"/>
+      <w:lvlText w:val=""/>
+      <w:lvlJc w:val="left"/>
+      <w:pPr>
+        <w:ind w:left="2880" w:hanging="360"/>
+      </w:pPr>
+      <w:rPr>
+        <w:rFonts w:ascii="Symbol" w:hAnsi="Symbol" w:hint="default"/>
+      </w:rPr>
+    </w:lvl>
+    <w:lvl w:ilvl="4" w:tplc="04070003" w:tentative="1">
+      <w:start w:val="1"/>
+      <w:numFmt w:val="bullet"/>
+      <w:lvlText w:val="o"/>
+      <w:lvlJc w:val="left"/>
+      <w:pPr>
+        <w:ind w:left="3600" w:hanging="360"/>
+      </w:pPr>
+      <w:rPr>
+        <w:rFonts w:ascii="Courier New" w:hAnsi="Courier New" w:cs="Courier New" w:hint="default"/>
+      </w:rPr>
+    </w:lvl>
+    <w:lvl w:ilvl="5" w:tplc="04070005" w:tentative="1">
+      <w:start w:val="1"/>
+      <w:numFmt w:val="bullet"/>
+      <w:lvlText w:val=""/>
+      <w:lvlJc w:val="left"/>
+      <w:pPr>
+        <w:ind w:left="4320" w:hanging="360"/>
+      </w:pPr>
+      <w:rPr>
+        <w:rFonts w:ascii="Wingdings" w:hAnsi="Wingdings" w:hint="default"/>
+      </w:rPr>
+    </w:lvl>
+    <w:lvl w:ilvl="6" w:tplc="04070001" w:tentative="1">
+      <w:start w:val="1"/>
+      <w:numFmt w:val="bullet"/>
+      <w:lvlText w:val=""/>
+      <w:lvlJc w:val="left"/>
+      <w:pPr>
+        <w:ind w:left="5040" w:hanging="360"/>
+      </w:pPr>
+      <w:rPr>
+        <w:rFonts w:ascii="Symbol" w:hAnsi="Symbol" w:hint="default"/>
+      </w:rPr>
+    </w:lvl>
+    <w:lvl w:ilvl="7" w:tplc="04070003" w:tentative="1">
+      <w:start w:val="1"/>
+      <w:numFmt w:val="bullet"/>
+      <w:lvlText w:val="o"/>
+      <w:lvlJc w:val="left"/>
+      <w:pPr>
+        <w:ind w:left="5760" w:hanging="360"/>
+      </w:pPr>
+      <w:rPr>
+        <w:rFonts w:ascii="Courier New" w:hAnsi="Courier New" w:cs="Courier New" w:hint="default"/>
+      </w:rPr>
+    </w:lvl>
+    <w:lvl w:ilvl="8" w:tplc="04070005" w:tentative="1">
+      <w:start w:val="1"/>
+      <w:numFmt w:val="bullet"/>
+      <w:lvlText w:val=""/>
+      <w:lvlJc w:val="left"/>
+      <w:pPr>
+        <w:ind w:left="6480" w:hanging="360"/>
+      </w:pPr>
+      <w:rPr>
+        <w:rFonts w:ascii="Wingdings" w:hAnsi="Wingdings" w:hint="default"/>
+      </w:rPr>
+    </w:lvl>
+  </w:abstractNum>
+  <w:abstractNum w:abstractNumId="9" w15:restartNumberingAfterBreak="0">
     <w:nsid w:val="6C0710F7"/>
     <w:multiLevelType w:val="multilevel"/>
     <w:tmpl w:val="302093E6"/>
@@ -23616,28 +26103,34 @@
     </w:lvl>
   </w:abstractNum>
   <w:num w:numId="1" w16cid:durableId="1533421957">
+    <w:abstractNumId w:val="9"/>
+  </w:num>
+  <w:num w:numId="2" w16cid:durableId="471096848">
     <w:abstractNumId w:val="7"/>
   </w:num>
-  <w:num w:numId="2" w16cid:durableId="471096848">
+  <w:num w:numId="3" w16cid:durableId="1114666802">
+    <w:abstractNumId w:val="3"/>
+  </w:num>
+  <w:num w:numId="4" w16cid:durableId="541946711">
+    <w:abstractNumId w:val="5"/>
+  </w:num>
+  <w:num w:numId="5" w16cid:durableId="447815207">
     <w:abstractNumId w:val="6"/>
   </w:num>
-  <w:num w:numId="3" w16cid:durableId="1114666802">
-    <w:abstractNumId w:val="2"/>
-  </w:num>
-  <w:num w:numId="4" w16cid:durableId="541946711">
+  <w:num w:numId="6" w16cid:durableId="812218005">
     <w:abstractNumId w:val="4"/>
-  </w:num>
-  <w:num w:numId="5" w16cid:durableId="447815207">
-    <w:abstractNumId w:val="5"/>
-  </w:num>
-  <w:num w:numId="6" w16cid:durableId="812218005">
-    <w:abstractNumId w:val="3"/>
   </w:num>
   <w:num w:numId="7" w16cid:durableId="1107970688">
     <w:abstractNumId w:val="0"/>
   </w:num>
   <w:num w:numId="8" w16cid:durableId="1871530889">
+    <w:abstractNumId w:val="2"/>
+  </w:num>
+  <w:num w:numId="9" w16cid:durableId="1454981661">
     <w:abstractNumId w:val="1"/>
+  </w:num>
+  <w:num w:numId="10" w16cid:durableId="395015087">
+    <w:abstractNumId w:val="8"/>
   </w:num>
   <w:numIdMacAtCleanup w:val="7"/>
 </w:numbering>
@@ -35789,6 +38282,13 @@
     <w:pitch w:val="variable"/>
     <w:sig w:usb0="E0002EFF" w:usb1="C000785B" w:usb2="00000009" w:usb3="00000000" w:csb0="000001FF" w:csb1="00000000"/>
   </w:font>
+  <w:font w:name="Courier New">
+    <w:panose1 w:val="02070309020205020404"/>
+    <w:charset w:val="00"/>
+    <w:family w:val="modern"/>
+    <w:pitch w:val="fixed"/>
+    <w:sig w:usb0="E0002EFF" w:usb1="C0007843" w:usb2="00000009" w:usb3="00000000" w:csb0="000001FF" w:csb1="00000000"/>
+  </w:font>
   <w:font w:name="Wingdings">
     <w:panose1 w:val="05000000000000000000"/>
     <w:charset w:val="02"/>
@@ -35802,13 +38302,6 @@
     <w:family w:val="swiss"/>
     <w:pitch w:val="variable"/>
     <w:sig w:usb0="E0002EFF" w:usb1="C000785B" w:usb2="00000009" w:usb3="00000000" w:csb0="000001FF" w:csb1="00000000"/>
-  </w:font>
-  <w:font w:name="Courier New">
-    <w:panose1 w:val="02070309020205020404"/>
-    <w:charset w:val="00"/>
-    <w:family w:val="modern"/>
-    <w:pitch w:val="fixed"/>
-    <w:sig w:usb0="E0002EFF" w:usb1="C0007843" w:usb2="00000009" w:usb3="00000000" w:csb0="000001FF" w:csb1="00000000"/>
   </w:font>
   <w:font w:name="Arial">
     <w:panose1 w:val="020B0604020202020204"/>
@@ -35925,6 +38418,7 @@
     <w:rsid w:val="00033B92"/>
     <w:rsid w:val="0005758D"/>
     <w:rsid w:val="000C35EA"/>
+    <w:rsid w:val="00106AD4"/>
     <w:rsid w:val="00190F0B"/>
     <w:rsid w:val="00195C57"/>
     <w:rsid w:val="001D0FBE"/>
@@ -35938,14 +38432,18 @@
     <w:rsid w:val="002E48DD"/>
     <w:rsid w:val="00346AA0"/>
     <w:rsid w:val="004239F2"/>
+    <w:rsid w:val="00447261"/>
     <w:rsid w:val="00491EE0"/>
+    <w:rsid w:val="005169B9"/>
     <w:rsid w:val="00517E02"/>
     <w:rsid w:val="00555A51"/>
+    <w:rsid w:val="00557C92"/>
     <w:rsid w:val="005D5378"/>
     <w:rsid w:val="0069248E"/>
     <w:rsid w:val="00775426"/>
     <w:rsid w:val="007F0432"/>
     <w:rsid w:val="007F0858"/>
+    <w:rsid w:val="007F3664"/>
     <w:rsid w:val="00885498"/>
     <w:rsid w:val="008D6FD6"/>
     <w:rsid w:val="009A15FE"/>
@@ -35956,12 +38454,15 @@
     <w:rsid w:val="00B16928"/>
     <w:rsid w:val="00B70760"/>
     <w:rsid w:val="00B95B84"/>
+    <w:rsid w:val="00BA6F58"/>
+    <w:rsid w:val="00BC059D"/>
     <w:rsid w:val="00BC60DB"/>
     <w:rsid w:val="00BE29D7"/>
     <w:rsid w:val="00C05AFA"/>
     <w:rsid w:val="00C325CA"/>
     <w:rsid w:val="00CB09C3"/>
     <w:rsid w:val="00D65839"/>
+    <w:rsid w:val="00E05A80"/>
     <w:rsid w:val="00E26F40"/>
     <w:rsid w:val="00F5189A"/>
     <w:rsid w:val="00F943DF"/>

--- a/Thesis/BachelorThesisStefanWerner.docx
+++ b/Thesis/BachelorThesisStefanWerner.docx
@@ -12547,29 +12547,23 @@
       </w:r>
       <w:proofErr w:type="gramEnd"/>
       <w:r>
-        <w:t xml:space="preserve"> environment and </w:t>
-      </w:r>
-      <w:proofErr w:type="gramStart"/>
-      <w:r>
-        <w:t>applying</w:t>
-      </w:r>
-      <w:proofErr w:type="gramEnd"/>
-      <w:r>
-        <w:t xml:space="preserve"> specific actions given a certain input. ML divides itself into 3 sub-categories, Supervised learning where developers use labelled data to train A.I. models for predictive tasks. The data usually gets labelled by the developers themselves. The data is split into a training set and a test set and the A.I. is trained. In unsupervised learning the data is </w:t>
-      </w:r>
-      <w:proofErr w:type="spellStart"/>
-      <w:r>
-        <w:t>unlabelled</w:t>
-      </w:r>
-      <w:proofErr w:type="spellEnd"/>
+        <w:t xml:space="preserve"> environment</w:t>
+      </w:r>
+      <w:r>
+        <w:t>s</w:t>
+      </w:r>
+      <w:r>
+        <w:t xml:space="preserve"> and apply specific actions given a certain input. ML divides itself into 3 sub-categories, Supervised learning where developers use labelled data to train A.I. models for predictive tasks. The data is split into a training set and a test set and the A.I. is trained. In unsupervised learning the data is </w:t>
+      </w:r>
+      <w:r>
+        <w:t>unlabeled</w:t>
+      </w:r>
       <w:r>
         <w:t xml:space="preserve"> and the A.I. is forced to find patterns or clusters in the data. The result is harder to validate and the way the A.I. found the answer can be hard for developers to </w:t>
       </w:r>
-      <w:proofErr w:type="gramStart"/>
-      <w:r>
-        <w:t>understand</w:t>
-      </w:r>
-      <w:proofErr w:type="gramEnd"/>
+      <w:r>
+        <w:t>understand,</w:t>
+      </w:r>
       <w:r>
         <w:t xml:space="preserve"> such as in neural networks. </w:t>
       </w:r>
@@ -18949,11 +18943,9 @@
       <w:r>
         <w:t xml:space="preserve"> the environments </w:t>
       </w:r>
-      <w:proofErr w:type="gramStart"/>
-      <w:r>
-        <w:t>where</w:t>
-      </w:r>
-      <w:proofErr w:type="gramEnd"/>
+      <w:r>
+        <w:t>were</w:t>
+      </w:r>
       <w:r>
         <w:t xml:space="preserve"> chosen to test different results and conditions. The total amount of states found in the 2 by 2 grid is 476. This was found after 10 hours of continuous running of the program. The total state space of the 3 by 3 version and the 4 by 4 version </w:t>
       </w:r>
@@ -38447,17 +38439,21 @@
     <w:rsid w:val="00885498"/>
     <w:rsid w:val="008D6FD6"/>
     <w:rsid w:val="009A15FE"/>
+    <w:rsid w:val="00A4248F"/>
     <w:rsid w:val="00A758E3"/>
     <w:rsid w:val="00AA26DC"/>
     <w:rsid w:val="00AE40E4"/>
     <w:rsid w:val="00B01071"/>
     <w:rsid w:val="00B16928"/>
     <w:rsid w:val="00B70760"/>
+    <w:rsid w:val="00B9417C"/>
     <w:rsid w:val="00B95B84"/>
     <w:rsid w:val="00BA6F58"/>
     <w:rsid w:val="00BC059D"/>
     <w:rsid w:val="00BC60DB"/>
+    <w:rsid w:val="00BD41CD"/>
     <w:rsid w:val="00BE29D7"/>
+    <w:rsid w:val="00C01645"/>
     <w:rsid w:val="00C05AFA"/>
     <w:rsid w:val="00C325CA"/>
     <w:rsid w:val="00CB09C3"/>
